--- a/convert_source_description/QB_Op7_B_conv.docx
+++ b/convert_source_description/QB_Op7_B_conv.docx
@@ -283,7 +283,27 @@
           <w:szCs w:val="20"/>
           <w:lang w:val="de-DE"/>
         </w:rPr>
-        <w:t xml:space="preserve"> Blätter (Bl. 1–</w:t>
+        <w:t xml:space="preserve"> Blätter (</w:t>
+      </w:r>
+      <w:proofErr w:type="spellStart"/>
+      <w:r>
+        <w:rPr>
+          <w:rFonts w:ascii="Times New Roman" w:hAnsi="Times New Roman" w:cs="Times New Roman"/>
+          <w:sz w:val="20"/>
+          <w:szCs w:val="20"/>
+          <w:lang w:val="de-DE"/>
+        </w:rPr>
+        <w:t>Bl</w:t>
+      </w:r>
+      <w:proofErr w:type="spellEnd"/>
+      <w:r>
+        <w:rPr>
+          <w:rFonts w:ascii="Times New Roman" w:hAnsi="Times New Roman" w:cs="Times New Roman"/>
+          <w:sz w:val="20"/>
+          <w:szCs w:val="20"/>
+          <w:lang w:val="de-DE"/>
+        </w:rPr>
+        <w:t>. 1–</w:t>
       </w:r>
       <w:r>
         <w:rPr>
@@ -301,44 +321,103 @@
           <w:szCs w:val="20"/>
           <w:lang w:val="de-DE"/>
         </w:rPr>
-        <w:t xml:space="preserve">): </w:t>
-      </w:r>
-      <w:r>
-        <w:rPr>
-          <w:rFonts w:ascii="Times New Roman" w:hAnsi="Times New Roman" w:cs="Times New Roman"/>
-          <w:sz w:val="20"/>
-          <w:szCs w:val="20"/>
-          <w:highlight w:val="red"/>
-          <w:lang w:val="de-DE"/>
-        </w:rPr>
-        <w:t>##</w:t>
-      </w:r>
-      <w:r>
-        <w:rPr>
-          <w:rFonts w:ascii="Times New Roman" w:hAnsi="Times New Roman" w:cs="Times New Roman"/>
-          <w:sz w:val="20"/>
-          <w:szCs w:val="20"/>
-          <w:lang w:val="de-DE"/>
-        </w:rPr>
-        <w:t xml:space="preserve">4 Blätter (B. 1–4), </w:t>
-      </w:r>
-      <w:r>
-        <w:rPr>
-          <w:rFonts w:ascii="Times New Roman" w:hAnsi="Times New Roman" w:cs="Times New Roman"/>
-          <w:sz w:val="20"/>
-          <w:szCs w:val="20"/>
-          <w:lang w:val="de-DE"/>
-        </w:rPr>
-        <w:t xml:space="preserve">1 Bogen (Bl. </w:t>
-      </w:r>
-      <w:r>
-        <w:rPr>
-          <w:rFonts w:ascii="Times New Roman" w:hAnsi="Times New Roman" w:cs="Times New Roman"/>
-          <w:sz w:val="20"/>
-          <w:szCs w:val="20"/>
-          <w:lang w:val="de-DE"/>
-        </w:rPr>
-        <w:t>5</w:t>
+        <w:t>):</w:t>
+      </w:r>
+      <w:r>
+        <w:rPr>
+          <w:rFonts w:ascii="Times New Roman" w:hAnsi="Times New Roman" w:cs="Times New Roman"/>
+          <w:sz w:val="20"/>
+          <w:szCs w:val="20"/>
+          <w:lang w:val="de-DE"/>
+        </w:rPr>
+        <w:t xml:space="preserve"> 1 Blatt (</w:t>
+      </w:r>
+      <w:proofErr w:type="spellStart"/>
+      <w:r>
+        <w:rPr>
+          <w:rFonts w:ascii="Times New Roman" w:hAnsi="Times New Roman" w:cs="Times New Roman"/>
+          <w:sz w:val="20"/>
+          <w:szCs w:val="20"/>
+          <w:lang w:val="de-DE"/>
+        </w:rPr>
+        <w:t>Bl</w:t>
+      </w:r>
+      <w:proofErr w:type="spellEnd"/>
+      <w:r>
+        <w:rPr>
+          <w:rFonts w:ascii="Times New Roman" w:hAnsi="Times New Roman" w:cs="Times New Roman"/>
+          <w:sz w:val="20"/>
+          <w:szCs w:val="20"/>
+          <w:lang w:val="de-DE"/>
+        </w:rPr>
+        <w:t>. 1), 2 ineinander gelegte Bögen (</w:t>
+      </w:r>
+      <w:proofErr w:type="spellStart"/>
+      <w:r>
+        <w:rPr>
+          <w:rFonts w:ascii="Times New Roman" w:hAnsi="Times New Roman" w:cs="Times New Roman"/>
+          <w:sz w:val="20"/>
+          <w:szCs w:val="20"/>
+          <w:lang w:val="de-DE"/>
+        </w:rPr>
+        <w:t>Bl</w:t>
+      </w:r>
+      <w:proofErr w:type="spellEnd"/>
+      <w:r>
+        <w:rPr>
+          <w:rFonts w:ascii="Times New Roman" w:hAnsi="Times New Roman" w:cs="Times New Roman"/>
+          <w:sz w:val="20"/>
+          <w:szCs w:val="20"/>
+          <w:lang w:val="de-DE"/>
+        </w:rPr>
+        <w:t>. 2/5, 3/4</w:t>
+      </w:r>
+      <w:r>
+        <w:rPr>
+          <w:rFonts w:ascii="Times New Roman" w:hAnsi="Times New Roman" w:cs="Times New Roman"/>
+          <w:sz w:val="20"/>
+          <w:szCs w:val="20"/>
+          <w:lang w:val="de-DE"/>
+        </w:rPr>
+        <w:t xml:space="preserve">), </w:t>
+      </w:r>
+      <w:r>
+        <w:rPr>
+          <w:rFonts w:ascii="Times New Roman" w:hAnsi="Times New Roman" w:cs="Times New Roman"/>
+          <w:sz w:val="20"/>
+          <w:szCs w:val="20"/>
+          <w:lang w:val="de-DE"/>
+        </w:rPr>
+        <w:t>1 Bogen (</w:t>
+      </w:r>
+      <w:proofErr w:type="spellStart"/>
+      <w:r>
+        <w:rPr>
+          <w:rFonts w:ascii="Times New Roman" w:hAnsi="Times New Roman" w:cs="Times New Roman"/>
+          <w:sz w:val="20"/>
+          <w:szCs w:val="20"/>
+          <w:lang w:val="de-DE"/>
+        </w:rPr>
+        <w:t>Bl</w:t>
+      </w:r>
+      <w:proofErr w:type="spellEnd"/>
+      <w:r>
+        <w:rPr>
+          <w:rFonts w:ascii="Times New Roman" w:hAnsi="Times New Roman" w:cs="Times New Roman"/>
+          <w:sz w:val="20"/>
+          <w:szCs w:val="20"/>
+          <w:lang w:val="de-DE"/>
+        </w:rPr>
+        <w:t xml:space="preserve">. </w:t>
+      </w:r>
+      <w:r>
+        <w:rPr>
+          <w:rFonts w:ascii="Times New Roman" w:hAnsi="Times New Roman" w:cs="Times New Roman"/>
+          <w:sz w:val="20"/>
+          <w:szCs w:val="20"/>
+          <w:lang w:val="de-DE"/>
+        </w:rPr>
+        <w:t>6</w:t>
       </w:r>
       <w:r>
         <w:rPr>
@@ -356,7 +435,7 @@
           <w:szCs w:val="20"/>
           <w:lang w:val="de-DE"/>
         </w:rPr>
-        <w:t>6</w:t>
+        <w:t>7</w:t>
       </w:r>
       <w:r>
         <w:rPr>
@@ -374,34 +453,63 @@
           <w:szCs w:val="20"/>
           <w:lang w:val="de-DE"/>
         </w:rPr>
-        <w:t>, 1 Blatt (Bl. 7), 1 Bogen (Bl. 8/9) und 2 Blätter (Bl. 10–11)</w:t>
-      </w:r>
-      <w:r>
-        <w:rPr>
-          <w:rFonts w:ascii="Times New Roman" w:hAnsi="Times New Roman" w:cs="Times New Roman"/>
-          <w:sz w:val="20"/>
-          <w:szCs w:val="20"/>
-          <w:lang w:val="de-DE"/>
-        </w:rPr>
-        <w:t>.</w:t>
-      </w:r>
-      <w:r>
-        <w:rPr>
-          <w:rFonts w:ascii="Times New Roman" w:hAnsi="Times New Roman" w:cs="Times New Roman"/>
-          <w:sz w:val="20"/>
-          <w:szCs w:val="20"/>
-          <w:lang w:val="de-DE"/>
-        </w:rPr>
-        <w:t>##</w:t>
-      </w:r>
-      <w:r>
-        <w:rPr>
-          <w:rFonts w:ascii="Times New Roman" w:hAnsi="Times New Roman" w:cs="Times New Roman"/>
-          <w:sz w:val="20"/>
-          <w:szCs w:val="20"/>
-          <w:lang w:val="de-DE"/>
-        </w:rPr>
-        <w:t xml:space="preserve"> Archivalisch mit Bleistift paginiert von </w:t>
+        <w:t xml:space="preserve"> und</w:t>
+      </w:r>
+      <w:r>
+        <w:rPr>
+          <w:rFonts w:ascii="Times New Roman" w:hAnsi="Times New Roman" w:cs="Times New Roman"/>
+          <w:sz w:val="20"/>
+          <w:szCs w:val="20"/>
+          <w:lang w:val="de-DE"/>
+        </w:rPr>
+        <w:t xml:space="preserve"> 1 Blatt (</w:t>
+      </w:r>
+      <w:proofErr w:type="spellStart"/>
+      <w:r>
+        <w:rPr>
+          <w:rFonts w:ascii="Times New Roman" w:hAnsi="Times New Roman" w:cs="Times New Roman"/>
+          <w:sz w:val="20"/>
+          <w:szCs w:val="20"/>
+          <w:lang w:val="de-DE"/>
+        </w:rPr>
+        <w:t>Bl</w:t>
+      </w:r>
+      <w:proofErr w:type="spellEnd"/>
+      <w:r>
+        <w:rPr>
+          <w:rFonts w:ascii="Times New Roman" w:hAnsi="Times New Roman" w:cs="Times New Roman"/>
+          <w:sz w:val="20"/>
+          <w:szCs w:val="20"/>
+          <w:lang w:val="de-DE"/>
+        </w:rPr>
+        <w:t xml:space="preserve">. </w:t>
+      </w:r>
+      <w:r>
+        <w:rPr>
+          <w:rFonts w:ascii="Times New Roman" w:hAnsi="Times New Roman" w:cs="Times New Roman"/>
+          <w:sz w:val="20"/>
+          <w:szCs w:val="20"/>
+          <w:lang w:val="de-DE"/>
+        </w:rPr>
+        <w:t>8</w:t>
+      </w:r>
+      <w:r>
+        <w:rPr>
+          <w:rFonts w:ascii="Times New Roman" w:hAnsi="Times New Roman" w:cs="Times New Roman"/>
+          <w:sz w:val="20"/>
+          <w:szCs w:val="20"/>
+          <w:lang w:val="de-DE"/>
+        </w:rPr>
+        <w:t>)</w:t>
+      </w:r>
+      <w:r>
+        <w:rPr>
+          <w:rFonts w:ascii="Times New Roman" w:hAnsi="Times New Roman" w:cs="Times New Roman"/>
+          <w:sz w:val="20"/>
+          <w:szCs w:val="20"/>
+          <w:lang w:val="de-DE"/>
+        </w:rPr>
+        <w:t xml:space="preserve">. Archivalisch mit Bleistift paginiert von </w:t>
       </w:r>
       <w:r>
         <w:rPr>
@@ -459,7 +567,67 @@
           <w:szCs w:val="20"/>
           <w:lang w:val="de-DE"/>
         </w:rPr>
-        <w:t xml:space="preserve"> unten links (recto) oder rechts (verso). Bl. 1</w:t>
+        <w:t xml:space="preserve"> unten links (</w:t>
+      </w:r>
+      <w:proofErr w:type="spellStart"/>
+      <w:r>
+        <w:rPr>
+          <w:rFonts w:ascii="Times New Roman" w:hAnsi="Times New Roman" w:cs="Times New Roman"/>
+          <w:sz w:val="20"/>
+          <w:szCs w:val="20"/>
+          <w:lang w:val="de-DE"/>
+        </w:rPr>
+        <w:t>recto</w:t>
+      </w:r>
+      <w:proofErr w:type="spellEnd"/>
+      <w:r>
+        <w:rPr>
+          <w:rFonts w:ascii="Times New Roman" w:hAnsi="Times New Roman" w:cs="Times New Roman"/>
+          <w:sz w:val="20"/>
+          <w:szCs w:val="20"/>
+          <w:lang w:val="de-DE"/>
+        </w:rPr>
+        <w:t>) oder rechts (</w:t>
+      </w:r>
+      <w:proofErr w:type="spellStart"/>
+      <w:r>
+        <w:rPr>
+          <w:rFonts w:ascii="Times New Roman" w:hAnsi="Times New Roman" w:cs="Times New Roman"/>
+          <w:sz w:val="20"/>
+          <w:szCs w:val="20"/>
+          <w:lang w:val="de-DE"/>
+        </w:rPr>
+        <w:t>verso</w:t>
+      </w:r>
+      <w:proofErr w:type="spellEnd"/>
+      <w:r>
+        <w:rPr>
+          <w:rFonts w:ascii="Times New Roman" w:hAnsi="Times New Roman" w:cs="Times New Roman"/>
+          <w:sz w:val="20"/>
+          <w:szCs w:val="20"/>
+          <w:lang w:val="de-DE"/>
+        </w:rPr>
+        <w:t xml:space="preserve">). </w:t>
+      </w:r>
+      <w:proofErr w:type="spellStart"/>
+      <w:r>
+        <w:rPr>
+          <w:rFonts w:ascii="Times New Roman" w:hAnsi="Times New Roman" w:cs="Times New Roman"/>
+          <w:sz w:val="20"/>
+          <w:szCs w:val="20"/>
+          <w:lang w:val="de-DE"/>
+        </w:rPr>
+        <w:t>Bl</w:t>
+      </w:r>
+      <w:proofErr w:type="spellEnd"/>
+      <w:r>
+        <w:rPr>
+          <w:rFonts w:ascii="Times New Roman" w:hAnsi="Times New Roman" w:cs="Times New Roman"/>
+          <w:sz w:val="20"/>
+          <w:szCs w:val="20"/>
+          <w:lang w:val="de-DE"/>
+        </w:rPr>
+        <w:t>. 1</w:t>
       </w:r>
       <w:r>
         <w:rPr>
@@ -581,35 +749,56 @@
           <w:szCs w:val="20"/>
           <w:lang w:val="de-DE"/>
         </w:rPr>
-        <w:t xml:space="preserve">, bis auf die archivalische Paginierung unbeschriftet. </w:t>
-      </w:r>
-      <w:r>
-        <w:rPr>
-          <w:rFonts w:ascii="Times New Roman" w:hAnsi="Times New Roman" w:cs="Times New Roman"/>
-          <w:sz w:val="20"/>
-          <w:szCs w:val="20"/>
-          <w:highlight w:val="red"/>
-          <w:lang w:val="de-DE"/>
-        </w:rPr>
-        <w:t>##</w:t>
-      </w:r>
-      <w:r>
-        <w:rPr>
-          <w:rFonts w:ascii="Times New Roman" w:hAnsi="Times New Roman" w:cs="Times New Roman"/>
-          <w:sz w:val="20"/>
-          <w:szCs w:val="20"/>
-          <w:lang w:val="de-DE"/>
-        </w:rPr>
-        <w:t>Rissspuren am linken (recto) Rand von Bl. 1</w:t>
-      </w:r>
-      <w:r>
-        <w:rPr>
-          <w:rFonts w:ascii="Times New Roman" w:hAnsi="Times New Roman" w:cs="Times New Roman"/>
-          <w:sz w:val="20"/>
-          <w:szCs w:val="20"/>
-          <w:lang w:val="de-DE"/>
-        </w:rPr>
-        <w:t>–4, 7 und 10–11</w:t>
+        <w:t>, bis auf die archivalische Paginierung unbeschriftet. Rissspuren am linken (</w:t>
+      </w:r>
+      <w:proofErr w:type="spellStart"/>
+      <w:r>
+        <w:rPr>
+          <w:rFonts w:ascii="Times New Roman" w:hAnsi="Times New Roman" w:cs="Times New Roman"/>
+          <w:sz w:val="20"/>
+          <w:szCs w:val="20"/>
+          <w:lang w:val="de-DE"/>
+        </w:rPr>
+        <w:t>recto</w:t>
+      </w:r>
+      <w:proofErr w:type="spellEnd"/>
+      <w:r>
+        <w:rPr>
+          <w:rFonts w:ascii="Times New Roman" w:hAnsi="Times New Roman" w:cs="Times New Roman"/>
+          <w:sz w:val="20"/>
+          <w:szCs w:val="20"/>
+          <w:lang w:val="de-DE"/>
+        </w:rPr>
+        <w:t xml:space="preserve">) Rand von </w:t>
+      </w:r>
+      <w:proofErr w:type="spellStart"/>
+      <w:r>
+        <w:rPr>
+          <w:rFonts w:ascii="Times New Roman" w:hAnsi="Times New Roman" w:cs="Times New Roman"/>
+          <w:sz w:val="20"/>
+          <w:szCs w:val="20"/>
+          <w:lang w:val="de-DE"/>
+        </w:rPr>
+        <w:t>Bl</w:t>
+      </w:r>
+      <w:proofErr w:type="spellEnd"/>
+      <w:r>
+        <w:rPr>
+          <w:rFonts w:ascii="Times New Roman" w:hAnsi="Times New Roman" w:cs="Times New Roman"/>
+          <w:sz w:val="20"/>
+          <w:szCs w:val="20"/>
+          <w:lang w:val="de-DE"/>
+        </w:rPr>
+        <w:t>. 1</w:t>
+      </w:r>
+      <w:r>
+        <w:rPr>
+          <w:rFonts w:ascii="Times New Roman" w:hAnsi="Times New Roman" w:cs="Times New Roman"/>
+          <w:sz w:val="20"/>
+          <w:szCs w:val="20"/>
+          <w:lang w:val="de-DE"/>
+        </w:rPr>
+        <w:t xml:space="preserve"> und 8</w:t>
       </w:r>
       <w:r>
         <w:rPr>
@@ -692,19 +881,18 @@
           <w:rFonts w:ascii="Times New Roman" w:hAnsi="Times New Roman" w:cs="Times New Roman"/>
           <w:sz w:val="20"/>
           <w:szCs w:val="20"/>
-          <w:highlight w:val="red"/>
-          <w:lang w:val="de-DE"/>
-        </w:rPr>
-        <w:t>##</w:t>
-      </w:r>
-      <w:r>
-        <w:rPr>
-          <w:rFonts w:ascii="Times New Roman" w:hAnsi="Times New Roman" w:cs="Times New Roman"/>
-          <w:sz w:val="20"/>
-          <w:szCs w:val="20"/>
-          <w:lang w:val="de-DE"/>
-        </w:rPr>
-        <w:t>343</w:t>
+          <w:lang w:val="de-DE"/>
+        </w:rPr>
+        <w:t>34</w:t>
+      </w:r>
+      <w:r>
+        <w:rPr>
+          <w:rFonts w:ascii="Times New Roman" w:hAnsi="Times New Roman" w:cs="Times New Roman"/>
+          <w:sz w:val="20"/>
+          <w:szCs w:val="20"/>
+          <w:lang w:val="de-DE"/>
+        </w:rPr>
+        <w:t>2</w:t>
       </w:r>
       <w:r>
         <w:rPr>
@@ -722,27 +910,80 @@
           <w:szCs w:val="20"/>
           <w:lang w:val="de-DE"/>
         </w:rPr>
+        <w:t>2</w:t>
+      </w:r>
+      <w:r>
+        <w:rPr>
+          <w:rFonts w:ascii="Times New Roman" w:hAnsi="Times New Roman" w:cs="Times New Roman"/>
+          <w:sz w:val="20"/>
+          <w:szCs w:val="20"/>
+          <w:lang w:val="de-DE"/>
+        </w:rPr>
+        <w:t xml:space="preserve"> mm, Firmenzeichen: [JE] | </w:t>
+      </w:r>
+      <w:proofErr w:type="spellStart"/>
+      <w:r>
+        <w:rPr>
+          <w:rFonts w:ascii="Times New Roman" w:hAnsi="Times New Roman" w:cs="Times New Roman"/>
+          <w:i/>
+          <w:sz w:val="20"/>
+          <w:szCs w:val="20"/>
+          <w:lang w:val="de-DE"/>
+        </w:rPr>
+        <w:t>No</w:t>
+      </w:r>
+      <w:proofErr w:type="spellEnd"/>
+      <w:r>
+        <w:rPr>
+          <w:rFonts w:ascii="Times New Roman" w:hAnsi="Times New Roman" w:cs="Times New Roman"/>
+          <w:i/>
+          <w:sz w:val="20"/>
+          <w:szCs w:val="20"/>
+          <w:lang w:val="de-DE"/>
+        </w:rPr>
+        <w:t xml:space="preserve">. </w:t>
+      </w:r>
+      <w:r>
+        <w:rPr>
+          <w:rFonts w:ascii="Times New Roman" w:hAnsi="Times New Roman" w:cs="Times New Roman"/>
+          <w:i/>
+          <w:sz w:val="20"/>
+          <w:szCs w:val="20"/>
+          <w:lang w:val="de-DE"/>
+        </w:rPr>
+        <w:t>8</w:t>
+      </w:r>
+      <w:r>
+        <w:rPr>
+          <w:rFonts w:ascii="Times New Roman" w:hAnsi="Times New Roman" w:cs="Times New Roman"/>
+          <w:i/>
+          <w:sz w:val="20"/>
+          <w:szCs w:val="20"/>
+          <w:lang w:val="de-DE"/>
+        </w:rPr>
+        <w:t xml:space="preserve"> | 2</w:t>
+      </w:r>
+      <w:r>
+        <w:rPr>
+          <w:rFonts w:ascii="Times New Roman" w:hAnsi="Times New Roman" w:cs="Times New Roman"/>
+          <w:i/>
+          <w:sz w:val="20"/>
+          <w:szCs w:val="20"/>
+          <w:lang w:val="de-DE"/>
+        </w:rPr>
         <w:t>4</w:t>
       </w:r>
       <w:r>
         <w:rPr>
           <w:rFonts w:ascii="Times New Roman" w:hAnsi="Times New Roman" w:cs="Times New Roman"/>
-          <w:sz w:val="20"/>
-          <w:szCs w:val="20"/>
-          <w:lang w:val="de-DE"/>
-        </w:rPr>
-        <w:t xml:space="preserve"> mm, Firmenzeichen: [JE] | </w:t>
-      </w:r>
-      <w:r>
-        <w:rPr>
-          <w:rFonts w:ascii="Times New Roman" w:hAnsi="Times New Roman" w:cs="Times New Roman"/>
           <w:i/>
           <w:sz w:val="20"/>
           <w:szCs w:val="20"/>
           <w:lang w:val="de-DE"/>
         </w:rPr>
-        <w:t xml:space="preserve">No. </w:t>
-      </w:r>
+        <w:t xml:space="preserve"> </w:t>
+      </w:r>
+      <w:proofErr w:type="spellStart"/>
       <w:r>
         <w:rPr>
           <w:rFonts w:ascii="Times New Roman" w:hAnsi="Times New Roman" w:cs="Times New Roman"/>
@@ -751,65 +992,85 @@
           <w:szCs w:val="20"/>
           <w:lang w:val="de-DE"/>
         </w:rPr>
+        <w:t>linig</w:t>
+      </w:r>
+      <w:proofErr w:type="spellEnd"/>
+      <w:r>
+        <w:rPr>
+          <w:rFonts w:ascii="Times New Roman" w:hAnsi="Times New Roman" w:cs="Times New Roman"/>
+          <w:i/>
+          <w:sz w:val="20"/>
+          <w:szCs w:val="20"/>
+          <w:lang w:val="de-DE"/>
+        </w:rPr>
+        <w:t>.</w:t>
+      </w:r>
+      <w:r>
+        <w:rPr>
+          <w:rFonts w:ascii="Times New Roman" w:hAnsi="Times New Roman" w:cs="Times New Roman"/>
+          <w:sz w:val="20"/>
+          <w:szCs w:val="20"/>
+          <w:lang w:val="de-DE"/>
+        </w:rPr>
+        <w:t xml:space="preserve"> </w:t>
+      </w:r>
+      <w:proofErr w:type="spellStart"/>
+      <w:r>
+        <w:rPr>
+          <w:rFonts w:ascii="Times New Roman" w:hAnsi="Times New Roman" w:cs="Times New Roman"/>
+          <w:sz w:val="20"/>
+          <w:szCs w:val="20"/>
+          <w:lang w:val="de-DE"/>
+        </w:rPr>
+        <w:t>recto</w:t>
+      </w:r>
+      <w:proofErr w:type="spellEnd"/>
+      <w:r>
+        <w:rPr>
+          <w:rFonts w:ascii="Times New Roman" w:hAnsi="Times New Roman" w:cs="Times New Roman"/>
+          <w:sz w:val="20"/>
+          <w:szCs w:val="20"/>
+          <w:lang w:val="de-DE"/>
+        </w:rPr>
+        <w:t xml:space="preserve"> unten links (</w:t>
+      </w:r>
+      <w:proofErr w:type="spellStart"/>
+      <w:r>
+        <w:rPr>
+          <w:rFonts w:ascii="Times New Roman" w:hAnsi="Times New Roman" w:cs="Times New Roman"/>
+          <w:sz w:val="20"/>
+          <w:szCs w:val="20"/>
+          <w:lang w:val="de-DE"/>
+        </w:rPr>
+        <w:t>Bl</w:t>
+      </w:r>
+      <w:proofErr w:type="spellEnd"/>
+      <w:r>
+        <w:rPr>
+          <w:rFonts w:ascii="Times New Roman" w:hAnsi="Times New Roman" w:cs="Times New Roman"/>
+          <w:sz w:val="20"/>
+          <w:szCs w:val="20"/>
+          <w:lang w:val="de-DE"/>
+        </w:rPr>
+        <w:t>. 1</w:t>
+      </w:r>
+      <w:r>
+        <w:rPr>
+          <w:rFonts w:ascii="Times New Roman" w:hAnsi="Times New Roman" w:cs="Times New Roman"/>
+          <w:sz w:val="20"/>
+          <w:szCs w:val="20"/>
+          <w:lang w:val="de-DE"/>
+        </w:rPr>
+        <w:t xml:space="preserve"> und </w:t>
+      </w:r>
+      <w:r>
+        <w:rPr>
+          <w:rFonts w:ascii="Times New Roman" w:hAnsi="Times New Roman" w:cs="Times New Roman"/>
+          <w:sz w:val="20"/>
+          <w:szCs w:val="20"/>
+          <w:lang w:val="de-DE"/>
+        </w:rPr>
         <w:t>8</w:t>
-      </w:r>
-      <w:r>
-        <w:rPr>
-          <w:rFonts w:ascii="Times New Roman" w:hAnsi="Times New Roman" w:cs="Times New Roman"/>
-          <w:i/>
-          <w:sz w:val="20"/>
-          <w:szCs w:val="20"/>
-          <w:lang w:val="de-DE"/>
-        </w:rPr>
-        <w:t xml:space="preserve"> | 2</w:t>
-      </w:r>
-      <w:r>
-        <w:rPr>
-          <w:rFonts w:ascii="Times New Roman" w:hAnsi="Times New Roman" w:cs="Times New Roman"/>
-          <w:i/>
-          <w:sz w:val="20"/>
-          <w:szCs w:val="20"/>
-          <w:lang w:val="de-DE"/>
-        </w:rPr>
-        <w:t>4</w:t>
-      </w:r>
-      <w:r>
-        <w:rPr>
-          <w:rFonts w:ascii="Times New Roman" w:hAnsi="Times New Roman" w:cs="Times New Roman"/>
-          <w:i/>
-          <w:sz w:val="20"/>
-          <w:szCs w:val="20"/>
-          <w:lang w:val="de-DE"/>
-        </w:rPr>
-        <w:t xml:space="preserve"> linig.</w:t>
-      </w:r>
-      <w:r>
-        <w:rPr>
-          <w:rFonts w:ascii="Times New Roman" w:hAnsi="Times New Roman" w:cs="Times New Roman"/>
-          <w:sz w:val="20"/>
-          <w:szCs w:val="20"/>
-          <w:lang w:val="de-DE"/>
-        </w:rPr>
-        <w:t xml:space="preserve"> recto unten links (Bl. 1</w:t>
-      </w:r>
-      <w:r>
-        <w:rPr>
-          <w:rFonts w:ascii="Times New Roman" w:hAnsi="Times New Roman" w:cs="Times New Roman"/>
-          <w:sz w:val="20"/>
-          <w:szCs w:val="20"/>
-          <w:highlight w:val="red"/>
-          <w:lang w:val="de-DE"/>
-        </w:rPr>
-        <w:t>#</w:t>
-      </w:r>
-      <w:r>
-        <w:rPr>
-          <w:rFonts w:ascii="Times New Roman" w:hAnsi="Times New Roman" w:cs="Times New Roman"/>
-          <w:sz w:val="20"/>
-          <w:szCs w:val="20"/>
-          <w:lang w:val="de-DE"/>
-        </w:rPr>
-        <w:t>/8</w:t>
       </w:r>
       <w:r>
         <w:rPr>
@@ -857,26 +1118,7 @@
           <w:szCs w:val="20"/>
           <w:lang w:val="de-DE"/>
         </w:rPr>
-        <w:t xml:space="preserve"> Systeme, Format: hoch </w:t>
-      </w:r>
-      <w:r>
-        <w:rPr>
-          <w:rFonts w:ascii="Times New Roman" w:hAnsi="Times New Roman" w:cs="Times New Roman"/>
-          <w:sz w:val="20"/>
-          <w:szCs w:val="20"/>
-          <w:highlight w:val="red"/>
-          <w:lang w:val="de-DE"/>
-        </w:rPr>
-        <w:t>##</w:t>
-      </w:r>
-      <w:r>
-        <w:rPr>
-          <w:rFonts w:ascii="Times New Roman" w:hAnsi="Times New Roman" w:cs="Times New Roman"/>
-          <w:sz w:val="20"/>
-          <w:szCs w:val="20"/>
-          <w:lang w:val="de-DE"/>
-        </w:rPr>
-        <w:t>34</w:t>
+        <w:t xml:space="preserve"> Systeme, Format: hoch 34</w:t>
       </w:r>
       <w:r>
         <w:rPr>
@@ -896,6 +1138,7 @@
         </w:rPr>
         <w:t xml:space="preserve"> × 265 mm, Firmenzeichen: [JE] | </w:t>
       </w:r>
+      <w:proofErr w:type="spellStart"/>
       <w:r>
         <w:rPr>
           <w:rFonts w:ascii="Times New Roman" w:hAnsi="Times New Roman" w:cs="Times New Roman"/>
@@ -904,8 +1147,9 @@
           <w:szCs w:val="20"/>
           <w:lang w:val="de-DE"/>
         </w:rPr>
-        <w:t xml:space="preserve">No. </w:t>
-      </w:r>
+        <w:t>No</w:t>
+      </w:r>
+      <w:proofErr w:type="spellEnd"/>
       <w:r>
         <w:rPr>
           <w:rFonts w:ascii="Times New Roman" w:hAnsi="Times New Roman" w:cs="Times New Roman"/>
@@ -914,6 +1158,16 @@
           <w:szCs w:val="20"/>
           <w:lang w:val="de-DE"/>
         </w:rPr>
+        <w:t xml:space="preserve">. </w:t>
+      </w:r>
+      <w:r>
+        <w:rPr>
+          <w:rFonts w:ascii="Times New Roman" w:hAnsi="Times New Roman" w:cs="Times New Roman"/>
+          <w:i/>
+          <w:sz w:val="20"/>
+          <w:szCs w:val="20"/>
+          <w:lang w:val="de-DE"/>
+        </w:rPr>
         <w:t>1</w:t>
       </w:r>
       <w:r>
@@ -944,35 +1198,96 @@
           <w:szCs w:val="20"/>
           <w:lang w:val="de-DE"/>
         </w:rPr>
-        <w:t xml:space="preserve"> linig.</w:t>
-      </w:r>
-      <w:r>
-        <w:rPr>
-          <w:rFonts w:ascii="Times New Roman" w:hAnsi="Times New Roman" w:cs="Times New Roman"/>
-          <w:sz w:val="20"/>
-          <w:szCs w:val="20"/>
-          <w:lang w:val="de-DE"/>
-        </w:rPr>
-        <w:t xml:space="preserve"> recto unten links (Bl. </w:t>
-      </w:r>
-      <w:r>
-        <w:rPr>
-          <w:rFonts w:ascii="Times New Roman" w:hAnsi="Times New Roman" w:cs="Times New Roman"/>
-          <w:sz w:val="20"/>
-          <w:szCs w:val="20"/>
-          <w:highlight w:val="red"/>
-          <w:lang w:val="de-DE"/>
-        </w:rPr>
-        <w:t>#</w:t>
-      </w:r>
-      <w:r>
-        <w:rPr>
-          <w:rFonts w:ascii="Times New Roman" w:hAnsi="Times New Roman" w:cs="Times New Roman"/>
-          <w:sz w:val="20"/>
-          <w:szCs w:val="20"/>
-          <w:lang w:val="de-DE"/>
-        </w:rPr>
-        <w:t>2–</w:t>
+        <w:t xml:space="preserve"> </w:t>
+      </w:r>
+      <w:proofErr w:type="spellStart"/>
+      <w:r>
+        <w:rPr>
+          <w:rFonts w:ascii="Times New Roman" w:hAnsi="Times New Roman" w:cs="Times New Roman"/>
+          <w:i/>
+          <w:sz w:val="20"/>
+          <w:szCs w:val="20"/>
+          <w:lang w:val="de-DE"/>
+        </w:rPr>
+        <w:t>linig</w:t>
+      </w:r>
+      <w:proofErr w:type="spellEnd"/>
+      <w:r>
+        <w:rPr>
+          <w:rFonts w:ascii="Times New Roman" w:hAnsi="Times New Roman" w:cs="Times New Roman"/>
+          <w:i/>
+          <w:sz w:val="20"/>
+          <w:szCs w:val="20"/>
+          <w:lang w:val="de-DE"/>
+        </w:rPr>
+        <w:t>.</w:t>
+      </w:r>
+      <w:r>
+        <w:rPr>
+          <w:rFonts w:ascii="Times New Roman" w:hAnsi="Times New Roman" w:cs="Times New Roman"/>
+          <w:sz w:val="20"/>
+          <w:szCs w:val="20"/>
+          <w:lang w:val="de-DE"/>
+        </w:rPr>
+        <w:t xml:space="preserve"> </w:t>
+      </w:r>
+      <w:proofErr w:type="spellStart"/>
+      <w:r>
+        <w:rPr>
+          <w:rFonts w:ascii="Times New Roman" w:hAnsi="Times New Roman" w:cs="Times New Roman"/>
+          <w:sz w:val="20"/>
+          <w:szCs w:val="20"/>
+          <w:lang w:val="de-DE"/>
+        </w:rPr>
+        <w:t>recto</w:t>
+      </w:r>
+      <w:proofErr w:type="spellEnd"/>
+      <w:r>
+        <w:rPr>
+          <w:rFonts w:ascii="Times New Roman" w:hAnsi="Times New Roman" w:cs="Times New Roman"/>
+          <w:sz w:val="20"/>
+          <w:szCs w:val="20"/>
+          <w:lang w:val="de-DE"/>
+        </w:rPr>
+        <w:t xml:space="preserve"> unten links (</w:t>
+      </w:r>
+      <w:proofErr w:type="spellStart"/>
+      <w:r>
+        <w:rPr>
+          <w:rFonts w:ascii="Times New Roman" w:hAnsi="Times New Roman" w:cs="Times New Roman"/>
+          <w:sz w:val="20"/>
+          <w:szCs w:val="20"/>
+          <w:lang w:val="de-DE"/>
+        </w:rPr>
+        <w:t>Bl</w:t>
+      </w:r>
+      <w:proofErr w:type="spellEnd"/>
+      <w:r>
+        <w:rPr>
+          <w:rFonts w:ascii="Times New Roman" w:hAnsi="Times New Roman" w:cs="Times New Roman"/>
+          <w:sz w:val="20"/>
+          <w:szCs w:val="20"/>
+          <w:lang w:val="de-DE"/>
+        </w:rPr>
+        <w:t xml:space="preserve">. </w:t>
+      </w:r>
+      <w:r>
+        <w:rPr>
+          <w:rFonts w:ascii="Times New Roman" w:hAnsi="Times New Roman" w:cs="Times New Roman"/>
+          <w:sz w:val="20"/>
+          <w:szCs w:val="20"/>
+          <w:lang w:val="de-DE"/>
+        </w:rPr>
+        <w:t>2</w:t>
+      </w:r>
+      <w:r>
+        <w:rPr>
+          <w:rFonts w:ascii="Times New Roman" w:hAnsi="Times New Roman" w:cs="Times New Roman"/>
+          <w:sz w:val="20"/>
+          <w:szCs w:val="20"/>
+          <w:lang w:val="de-DE"/>
+        </w:rPr>
+        <w:t>–</w:t>
       </w:r>
       <w:r>
         <w:rPr>
@@ -1021,16 +1336,6 @@
           <w:rFonts w:ascii="Times New Roman" w:hAnsi="Times New Roman" w:cs="Times New Roman"/>
           <w:sz w:val="20"/>
           <w:szCs w:val="20"/>
-          <w:highlight w:val="red"/>
-          <w:lang w:val="de-DE"/>
-        </w:rPr>
-        <w:t>##</w:t>
-      </w:r>
-      <w:r>
-        <w:rPr>
-          <w:rFonts w:ascii="Times New Roman" w:hAnsi="Times New Roman" w:cs="Times New Roman"/>
-          <w:sz w:val="20"/>
-          <w:szCs w:val="20"/>
           <w:lang w:val="de-DE"/>
         </w:rPr>
         <w:t xml:space="preserve">Schreibstoff: schwarze Tinte; Bleistift, </w:t>
@@ -1211,7 +1516,18 @@
           <w:szCs w:val="20"/>
           <w:lang w:val="de-DE"/>
         </w:rPr>
-        <w:t xml:space="preserve"> N</w:t>
+        <w:t xml:space="preserve"> </w:t>
+      </w:r>
+      <w:proofErr w:type="spellStart"/>
+      <w:r>
+        <w:rPr>
+          <w:rFonts w:ascii="Times New Roman" w:hAnsi="Times New Roman" w:cs="Times New Roman"/>
+          <w:i/>
+          <w:sz w:val="20"/>
+          <w:szCs w:val="20"/>
+          <w:lang w:val="de-DE"/>
+        </w:rPr>
+        <w:t>N</w:t>
       </w:r>
       <w:r>
         <w:rPr>
@@ -1225,6 +1541,7 @@
         </w:rPr>
         <w:t>o</w:t>
       </w:r>
+      <w:proofErr w:type="spellEnd"/>
       <w:r>
         <w:rPr>
           <w:rFonts w:ascii="Times New Roman" w:hAnsi="Times New Roman" w:cs="Times New Roman"/>
@@ -1285,6 +1602,7 @@
         </w:rPr>
         <w:t>&lt;</w:t>
       </w:r>
+      <w:proofErr w:type="spellStart"/>
       <w:r>
         <w:rPr>
           <w:rFonts w:ascii="Times New Roman" w:hAnsi="Times New Roman" w:cs="Times New Roman"/>
@@ -1293,7 +1611,18 @@
           <w:szCs w:val="20"/>
           <w:lang w:val="de-DE"/>
         </w:rPr>
-        <w:t xml:space="preserve">op[.] </w:t>
+        <w:t>op</w:t>
+      </w:r>
+      <w:proofErr w:type="spellEnd"/>
+      <w:r>
+        <w:rPr>
+          <w:rFonts w:ascii="Times New Roman" w:hAnsi="Times New Roman" w:cs="Times New Roman"/>
+          <w:i/>
+          <w:sz w:val="20"/>
+          <w:szCs w:val="20"/>
+          <w:lang w:val="de-DE"/>
+        </w:rPr>
+        <w:t xml:space="preserve">[.] </w:t>
       </w:r>
       <w:r>
         <w:rPr>
@@ -1418,6 +1747,7 @@
         </w:rPr>
         <w:t xml:space="preserve"> | &lt;</w:t>
       </w:r>
+      <w:proofErr w:type="spellStart"/>
       <w:r>
         <w:rPr>
           <w:rFonts w:ascii="Times New Roman" w:hAnsi="Times New Roman" w:cs="Times New Roman"/>
@@ -1427,8 +1757,21 @@
           <w:u w:val="single"/>
           <w:lang w:val="de-DE"/>
         </w:rPr>
-        <w:t>endgiltige Fassung So</w:t>
-      </w:r>
+        <w:t>endgiltige</w:t>
+      </w:r>
+      <w:proofErr w:type="spellEnd"/>
+      <w:r>
+        <w:rPr>
+          <w:rFonts w:ascii="Times New Roman" w:hAnsi="Times New Roman" w:cs="Times New Roman"/>
+          <w:i/>
+          <w:sz w:val="20"/>
+          <w:szCs w:val="20"/>
+          <w:u w:val="single"/>
+          <w:lang w:val="de-DE"/>
+        </w:rPr>
+        <w:t xml:space="preserve"> Fassung So</w:t>
+      </w:r>
+      <w:proofErr w:type="spellStart"/>
       <w:r>
         <w:rPr>
           <w:rFonts w:ascii="Times New Roman" w:hAnsi="Times New Roman" w:cs="Times New Roman"/>
@@ -1451,6 +1794,7 @@
         </w:rPr>
         <w:t>e</w:t>
       </w:r>
+      <w:proofErr w:type="spellEnd"/>
       <w:r>
         <w:rPr>
           <w:rFonts w:ascii="Times New Roman" w:hAnsi="Times New Roman" w:cs="Times New Roman"/>
@@ -1497,7 +1841,27 @@
           <w:szCs w:val="20"/>
           <w:lang w:val="de-DE"/>
         </w:rPr>
-        <w:t>auf Bl. 1</w:t>
+        <w:t xml:space="preserve">auf </w:t>
+      </w:r>
+      <w:proofErr w:type="spellStart"/>
+      <w:r>
+        <w:rPr>
+          <w:rFonts w:ascii="Times New Roman" w:hAnsi="Times New Roman" w:cs="Times New Roman"/>
+          <w:sz w:val="20"/>
+          <w:szCs w:val="20"/>
+          <w:lang w:val="de-DE"/>
+        </w:rPr>
+        <w:t>Bl</w:t>
+      </w:r>
+      <w:proofErr w:type="spellEnd"/>
+      <w:r>
+        <w:rPr>
+          <w:rFonts w:ascii="Times New Roman" w:hAnsi="Times New Roman" w:cs="Times New Roman"/>
+          <w:sz w:val="20"/>
+          <w:szCs w:val="20"/>
+          <w:lang w:val="de-DE"/>
+        </w:rPr>
+        <w:t>. 1</w:t>
       </w:r>
       <w:r>
         <w:rPr>
@@ -1611,7 +1975,27 @@
           <w:szCs w:val="20"/>
           <w:lang w:val="de-DE"/>
         </w:rPr>
-        <w:t xml:space="preserve"> auf Bl. </w:t>
+        <w:t xml:space="preserve"> auf </w:t>
+      </w:r>
+      <w:proofErr w:type="spellStart"/>
+      <w:r>
+        <w:rPr>
+          <w:rFonts w:ascii="Times New Roman" w:hAnsi="Times New Roman" w:cs="Times New Roman"/>
+          <w:sz w:val="20"/>
+          <w:szCs w:val="20"/>
+          <w:lang w:val="de-DE"/>
+        </w:rPr>
+        <w:t>Bl</w:t>
+      </w:r>
+      <w:proofErr w:type="spellEnd"/>
+      <w:r>
+        <w:rPr>
+          <w:rFonts w:ascii="Times New Roman" w:hAnsi="Times New Roman" w:cs="Times New Roman"/>
+          <w:sz w:val="20"/>
+          <w:szCs w:val="20"/>
+          <w:lang w:val="de-DE"/>
+        </w:rPr>
+        <w:t xml:space="preserve">. </w:t>
       </w:r>
       <w:r>
         <w:rPr>
@@ -1711,7 +2095,27 @@
           <w:szCs w:val="20"/>
           <w:lang w:val="de-DE"/>
         </w:rPr>
-        <w:t xml:space="preserve"> auf Bl. </w:t>
+        <w:t xml:space="preserve"> auf </w:t>
+      </w:r>
+      <w:proofErr w:type="spellStart"/>
+      <w:r>
+        <w:rPr>
+          <w:rFonts w:ascii="Times New Roman" w:hAnsi="Times New Roman" w:cs="Times New Roman"/>
+          <w:sz w:val="20"/>
+          <w:szCs w:val="20"/>
+          <w:lang w:val="de-DE"/>
+        </w:rPr>
+        <w:t>Bl</w:t>
+      </w:r>
+      <w:proofErr w:type="spellEnd"/>
+      <w:r>
+        <w:rPr>
+          <w:rFonts w:ascii="Times New Roman" w:hAnsi="Times New Roman" w:cs="Times New Roman"/>
+          <w:sz w:val="20"/>
+          <w:szCs w:val="20"/>
+          <w:lang w:val="de-DE"/>
+        </w:rPr>
+        <w:t xml:space="preserve">. </w:t>
       </w:r>
       <w:r>
         <w:rPr>
@@ -1793,7 +2197,27 @@
           <w:szCs w:val="20"/>
           <w:lang w:val="de-DE"/>
         </w:rPr>
-        <w:t xml:space="preserve"> auf Bl. </w:t>
+        <w:t xml:space="preserve"> auf </w:t>
+      </w:r>
+      <w:proofErr w:type="spellStart"/>
+      <w:r>
+        <w:rPr>
+          <w:rFonts w:ascii="Times New Roman" w:hAnsi="Times New Roman" w:cs="Times New Roman"/>
+          <w:sz w:val="20"/>
+          <w:szCs w:val="20"/>
+          <w:lang w:val="de-DE"/>
+        </w:rPr>
+        <w:t>Bl</w:t>
+      </w:r>
+      <w:proofErr w:type="spellEnd"/>
+      <w:r>
+        <w:rPr>
+          <w:rFonts w:ascii="Times New Roman" w:hAnsi="Times New Roman" w:cs="Times New Roman"/>
+          <w:sz w:val="20"/>
+          <w:szCs w:val="20"/>
+          <w:lang w:val="de-DE"/>
+        </w:rPr>
+        <w:t xml:space="preserve">. </w:t>
       </w:r>
       <w:r>
         <w:rPr>
@@ -1875,7 +2299,27 @@
           <w:szCs w:val="20"/>
           <w:lang w:val="de-DE"/>
         </w:rPr>
-        <w:t xml:space="preserve"> auf Bl. </w:t>
+        <w:t xml:space="preserve"> auf </w:t>
+      </w:r>
+      <w:proofErr w:type="spellStart"/>
+      <w:r>
+        <w:rPr>
+          <w:rFonts w:ascii="Times New Roman" w:hAnsi="Times New Roman" w:cs="Times New Roman"/>
+          <w:sz w:val="20"/>
+          <w:szCs w:val="20"/>
+          <w:lang w:val="de-DE"/>
+        </w:rPr>
+        <w:t>Bl</w:t>
+      </w:r>
+      <w:proofErr w:type="spellEnd"/>
+      <w:r>
+        <w:rPr>
+          <w:rFonts w:ascii="Times New Roman" w:hAnsi="Times New Roman" w:cs="Times New Roman"/>
+          <w:sz w:val="20"/>
+          <w:szCs w:val="20"/>
+          <w:lang w:val="de-DE"/>
+        </w:rPr>
+        <w:t xml:space="preserve">. </w:t>
       </w:r>
       <w:r>
         <w:rPr>
@@ -2093,7 +2537,27 @@
           <w:szCs w:val="20"/>
           <w:lang w:val="de-DE"/>
         </w:rPr>
-        <w:t xml:space="preserve">auf Bl. </w:t>
+        <w:t xml:space="preserve">auf </w:t>
+      </w:r>
+      <w:proofErr w:type="spellStart"/>
+      <w:r>
+        <w:rPr>
+          <w:rFonts w:ascii="Times New Roman" w:hAnsi="Times New Roman" w:cs="Times New Roman"/>
+          <w:sz w:val="20"/>
+          <w:szCs w:val="20"/>
+          <w:lang w:val="de-DE"/>
+        </w:rPr>
+        <w:t>Bl</w:t>
+      </w:r>
+      <w:proofErr w:type="spellEnd"/>
+      <w:r>
+        <w:rPr>
+          <w:rFonts w:ascii="Times New Roman" w:hAnsi="Times New Roman" w:cs="Times New Roman"/>
+          <w:sz w:val="20"/>
+          <w:szCs w:val="20"/>
+          <w:lang w:val="de-DE"/>
+        </w:rPr>
+        <w:t xml:space="preserve">. </w:t>
       </w:r>
       <w:r>
         <w:rPr>
@@ -2158,7 +2622,27 @@
           <w:szCs w:val="20"/>
           <w:lang w:val="de-DE"/>
         </w:rPr>
-        <w:t>und Bl. 7</w:t>
+        <w:t xml:space="preserve">und </w:t>
+      </w:r>
+      <w:proofErr w:type="spellStart"/>
+      <w:r>
+        <w:rPr>
+          <w:rFonts w:ascii="Times New Roman" w:hAnsi="Times New Roman" w:cs="Times New Roman"/>
+          <w:sz w:val="20"/>
+          <w:szCs w:val="20"/>
+          <w:lang w:val="de-DE"/>
+        </w:rPr>
+        <w:t>Bl</w:t>
+      </w:r>
+      <w:proofErr w:type="spellEnd"/>
+      <w:r>
+        <w:rPr>
+          <w:rFonts w:ascii="Times New Roman" w:hAnsi="Times New Roman" w:cs="Times New Roman"/>
+          <w:sz w:val="20"/>
+          <w:szCs w:val="20"/>
+          <w:lang w:val="de-DE"/>
+        </w:rPr>
+        <w:t>. 7</w:t>
       </w:r>
       <w:r>
         <w:rPr>
@@ -2256,16 +2740,52 @@
           <w:szCs w:val="20"/>
           <w:lang w:val="de-DE"/>
         </w:rPr>
-        <w:t>- oder Dispositions</w:t>
-      </w:r>
-      <w:r>
-        <w:rPr>
-          <w:rFonts w:ascii="Times New Roman" w:hAnsi="Times New Roman" w:cs="Times New Roman"/>
-          <w:sz w:val="20"/>
-          <w:szCs w:val="20"/>
-          <w:lang w:val="de-DE"/>
-        </w:rPr>
-        <w:t xml:space="preserve">ziffern </w:t>
+        <w:t>ziffern (</w:t>
+      </w:r>
+      <w:r>
+        <w:rPr>
+          <w:rFonts w:ascii="Times New Roman" w:hAnsi="Times New Roman" w:cs="Times New Roman"/>
+          <w:sz w:val="20"/>
+          <w:szCs w:val="20"/>
+          <w:lang w:val="de-DE"/>
+        </w:rPr>
+        <w:t>oder Dispositions</w:t>
+      </w:r>
+      <w:r>
+        <w:rPr>
+          <w:rFonts w:ascii="Times New Roman" w:hAnsi="Times New Roman" w:cs="Times New Roman"/>
+          <w:sz w:val="20"/>
+          <w:szCs w:val="20"/>
+          <w:lang w:val="de-DE"/>
+        </w:rPr>
+        <w:t>ziffern</w:t>
+      </w:r>
+      <w:r>
+        <w:rPr>
+          <w:rFonts w:ascii="Times New Roman" w:hAnsi="Times New Roman" w:cs="Times New Roman"/>
+          <w:sz w:val="20"/>
+          <w:szCs w:val="20"/>
+          <w:lang w:val="de-DE"/>
+        </w:rPr>
+        <w:t xml:space="preserve">?) in </w:t>
+      </w:r>
+      <w:r>
+        <w:rPr>
+          <w:rFonts w:ascii="Times New Roman" w:hAnsi="Times New Roman" w:cs="Times New Roman"/>
+          <w:sz w:val="20"/>
+          <w:szCs w:val="20"/>
+          <w:lang w:val="de-DE"/>
+        </w:rPr>
+        <w:t xml:space="preserve">I T. 6 </w:t>
+      </w:r>
+      <w:r>
+        <w:rPr>
+          <w:rFonts w:ascii="Times New Roman" w:hAnsi="Times New Roman" w:cs="Times New Roman"/>
+          <w:sz w:val="20"/>
+          <w:szCs w:val="20"/>
+          <w:lang w:val="de-DE"/>
+        </w:rPr>
+        <w:t>(</w:t>
       </w:r>
       <w:r>
         <w:rPr>
@@ -2285,7 +2805,16 @@
           <w:szCs w:val="20"/>
           <w:lang w:val="de-DE"/>
         </w:rPr>
-        <w:t xml:space="preserve"> in I T. 6 mit blauem Buntstift</w:t>
+        <w:t xml:space="preserve">) </w:t>
+      </w:r>
+      <w:r>
+        <w:rPr>
+          <w:rFonts w:ascii="Times New Roman" w:hAnsi="Times New Roman" w:cs="Times New Roman"/>
+          <w:sz w:val="20"/>
+          <w:szCs w:val="20"/>
+          <w:lang w:val="de-DE"/>
+        </w:rPr>
+        <w:t>mit blauem Buntstift</w:t>
       </w:r>
       <w:r>
         <w:rPr>
@@ -2315,6 +2844,33 @@
           <w:szCs w:val="20"/>
           <w:lang w:val="de-DE"/>
         </w:rPr>
+        <w:t xml:space="preserve">in </w:t>
+      </w:r>
+      <w:r>
+        <w:rPr>
+          <w:rFonts w:ascii="Times New Roman" w:hAnsi="Times New Roman" w:cs="Times New Roman"/>
+          <w:sz w:val="20"/>
+          <w:szCs w:val="20"/>
+          <w:lang w:val="de-DE"/>
+        </w:rPr>
+        <w:t>II T. 6</w:t>
+      </w:r>
+      <w:r>
+        <w:rPr>
+          <w:rFonts w:ascii="Times New Roman" w:hAnsi="Times New Roman" w:cs="Times New Roman"/>
+          <w:sz w:val="20"/>
+          <w:szCs w:val="20"/>
+          <w:lang w:val="de-DE"/>
+        </w:rPr>
+        <w:t xml:space="preserve"> (</w:t>
+      </w:r>
+      <w:r>
+        <w:rPr>
+          <w:rFonts w:ascii="Times New Roman" w:hAnsi="Times New Roman" w:cs="Times New Roman"/>
+          <w:sz w:val="20"/>
+          <w:szCs w:val="20"/>
+          <w:lang w:val="de-DE"/>
+        </w:rPr>
         <w:t>[</w:t>
       </w:r>
       <w:r>
@@ -2389,7 +2945,34 @@
           <w:szCs w:val="20"/>
           <w:lang w:val="de-DE"/>
         </w:rPr>
+        <w:t xml:space="preserve"> 1</w:t>
+      </w:r>
+      <w:r>
+        <w:rPr>
+          <w:rFonts w:ascii="Times New Roman" w:hAnsi="Times New Roman" w:cs="Times New Roman"/>
+          <w:sz w:val="20"/>
+          <w:szCs w:val="20"/>
+          <w:lang w:val="de-DE"/>
+        </w:rPr>
         <w:t xml:space="preserve"> </w:t>
+      </w:r>
+      <w:r>
+        <w:rPr>
+          <w:rFonts w:ascii="Times New Roman" w:hAnsi="Times New Roman" w:cs="Times New Roman"/>
+          <w:sz w:val="20"/>
+          <w:szCs w:val="20"/>
+          <w:lang w:val="de-DE"/>
+        </w:rPr>
+        <w:t>[roter Buntstift, eingekreist mit rotem Buntstift]</w:t>
+      </w:r>
+      <w:r>
+        <w:rPr>
+          <w:rFonts w:ascii="Times New Roman" w:hAnsi="Times New Roman" w:cs="Times New Roman"/>
+          <w:sz w:val="20"/>
+          <w:szCs w:val="20"/>
+          <w:lang w:val="de-DE"/>
+        </w:rPr>
+        <w:t>, 10 (</w:t>
       </w:r>
       <w:r>
         <w:rPr>
@@ -2400,7 +2983,101 @@
           <w:szCs w:val="20"/>
           <w:lang w:val="de-DE"/>
         </w:rPr>
-        <w:t>1</w:t>
+        <w:t>2</w:t>
+      </w:r>
+      <w:r>
+        <w:rPr>
+          <w:rFonts w:ascii="Times New Roman" w:hAnsi="Times New Roman" w:cs="Times New Roman"/>
+          <w:sz w:val="20"/>
+          <w:szCs w:val="20"/>
+          <w:lang w:val="de-DE"/>
+        </w:rPr>
+        <w:t xml:space="preserve"> [</w:t>
+      </w:r>
+      <w:r>
+        <w:rPr>
+          <w:rFonts w:ascii="Times New Roman" w:hAnsi="Times New Roman" w:cs="Times New Roman"/>
+          <w:sz w:val="20"/>
+          <w:szCs w:val="20"/>
+          <w:lang w:val="de-DE"/>
+        </w:rPr>
+        <w:t xml:space="preserve">blauer Buntstift, </w:t>
+      </w:r>
+      <w:r>
+        <w:rPr>
+          <w:rFonts w:ascii="Times New Roman" w:hAnsi="Times New Roman" w:cs="Times New Roman"/>
+          <w:sz w:val="20"/>
+          <w:szCs w:val="20"/>
+          <w:lang w:val="de-DE"/>
+        </w:rPr>
+        <w:t>eingekreist mit rotem Buntstift]</w:t>
+      </w:r>
+      <w:r>
+        <w:rPr>
+          <w:rFonts w:ascii="Times New Roman" w:hAnsi="Times New Roman" w:cs="Times New Roman"/>
+          <w:sz w:val="20"/>
+          <w:szCs w:val="20"/>
+          <w:lang w:val="de-DE"/>
+        </w:rPr>
+        <w:t>), 14 (</w:t>
+      </w:r>
+      <w:r>
+        <w:rPr>
+          <w:rFonts w:ascii="Times New Roman" w:hAnsi="Times New Roman" w:cs="Times New Roman"/>
+          <w:i/>
+          <w:iCs/>
+          <w:sz w:val="20"/>
+          <w:szCs w:val="20"/>
+          <w:lang w:val="de-DE"/>
+        </w:rPr>
+        <w:t>3</w:t>
+      </w:r>
+      <w:r>
+        <w:rPr>
+          <w:rFonts w:ascii="Times New Roman" w:hAnsi="Times New Roman" w:cs="Times New Roman"/>
+          <w:sz w:val="20"/>
+          <w:szCs w:val="20"/>
+          <w:lang w:val="de-DE"/>
+        </w:rPr>
+        <w:t xml:space="preserve"> [</w:t>
+      </w:r>
+      <w:r>
+        <w:rPr>
+          <w:rFonts w:ascii="Times New Roman" w:hAnsi="Times New Roman" w:cs="Times New Roman"/>
+          <w:sz w:val="20"/>
+          <w:szCs w:val="20"/>
+          <w:lang w:val="de-DE"/>
+        </w:rPr>
+        <w:t xml:space="preserve">blauer Buntstift, </w:t>
+      </w:r>
+      <w:r>
+        <w:rPr>
+          <w:rFonts w:ascii="Times New Roman" w:hAnsi="Times New Roman" w:cs="Times New Roman"/>
+          <w:sz w:val="20"/>
+          <w:szCs w:val="20"/>
+          <w:lang w:val="de-DE"/>
+        </w:rPr>
+        <w:t>eingekreist mit rotem Buntstift]</w:t>
+      </w:r>
+      <w:r>
+        <w:rPr>
+          <w:rFonts w:ascii="Times New Roman" w:hAnsi="Times New Roman" w:cs="Times New Roman"/>
+          <w:sz w:val="20"/>
+          <w:szCs w:val="20"/>
+          <w:lang w:val="de-DE"/>
+        </w:rPr>
+        <w:t>, 18 (</w:t>
+      </w:r>
+      <w:r>
+        <w:rPr>
+          <w:rFonts w:ascii="Times New Roman" w:hAnsi="Times New Roman" w:cs="Times New Roman"/>
+          <w:i/>
+          <w:iCs/>
+          <w:sz w:val="20"/>
+          <w:szCs w:val="20"/>
+          <w:lang w:val="de-DE"/>
+        </w:rPr>
+        <w:t>4</w:t>
       </w:r>
       <w:r>
         <w:rPr>
@@ -2418,7 +3095,81 @@
           <w:szCs w:val="20"/>
           <w:lang w:val="de-DE"/>
         </w:rPr>
-        <w:t xml:space="preserve">[roter Buntstift, eingekreist mit rotem Buntstift] in II T. 6; </w:t>
+        <w:t>[</w:t>
+      </w:r>
+      <w:r>
+        <w:rPr>
+          <w:rFonts w:ascii="Times New Roman" w:hAnsi="Times New Roman" w:cs="Times New Roman"/>
+          <w:sz w:val="20"/>
+          <w:szCs w:val="20"/>
+          <w:lang w:val="de-DE"/>
+        </w:rPr>
+        <w:t>blaue</w:t>
+      </w:r>
+      <w:r>
+        <w:rPr>
+          <w:rFonts w:ascii="Times New Roman" w:hAnsi="Times New Roman" w:cs="Times New Roman"/>
+          <w:sz w:val="20"/>
+          <w:szCs w:val="20"/>
+          <w:lang w:val="de-DE"/>
+        </w:rPr>
+        <w:t>r</w:t>
+      </w:r>
+      <w:r>
+        <w:rPr>
+          <w:rFonts w:ascii="Times New Roman" w:hAnsi="Times New Roman" w:cs="Times New Roman"/>
+          <w:sz w:val="20"/>
+          <w:szCs w:val="20"/>
+          <w:lang w:val="de-DE"/>
+        </w:rPr>
+        <w:t xml:space="preserve"> Buntstift</w:t>
+      </w:r>
+      <w:r>
+        <w:rPr>
+          <w:rFonts w:ascii="Times New Roman" w:hAnsi="Times New Roman" w:cs="Times New Roman"/>
+          <w:sz w:val="20"/>
+          <w:szCs w:val="20"/>
+          <w:lang w:val="de-DE"/>
+        </w:rPr>
+        <w:t>] und 21 (</w:t>
+      </w:r>
+      <w:r>
+        <w:rPr>
+          <w:rFonts w:ascii="Times New Roman" w:hAnsi="Times New Roman" w:cs="Times New Roman"/>
+          <w:i/>
+          <w:iCs/>
+          <w:sz w:val="20"/>
+          <w:szCs w:val="20"/>
+          <w:lang w:val="de-DE"/>
+        </w:rPr>
+        <w:t>5</w:t>
+      </w:r>
+      <w:r>
+        <w:rPr>
+          <w:rFonts w:ascii="Times New Roman" w:hAnsi="Times New Roman" w:cs="Times New Roman"/>
+          <w:sz w:val="20"/>
+          <w:szCs w:val="20"/>
+          <w:lang w:val="de-DE"/>
+        </w:rPr>
+        <w:t xml:space="preserve"> [</w:t>
+      </w:r>
+      <w:r>
+        <w:rPr>
+          <w:rFonts w:ascii="Times New Roman" w:hAnsi="Times New Roman" w:cs="Times New Roman"/>
+          <w:sz w:val="20"/>
+          <w:szCs w:val="20"/>
+          <w:lang w:val="de-DE"/>
+        </w:rPr>
+        <w:t xml:space="preserve">blauer Buntstift, </w:t>
+      </w:r>
+      <w:r>
+        <w:rPr>
+          <w:rFonts w:ascii="Times New Roman" w:hAnsi="Times New Roman" w:cs="Times New Roman"/>
+          <w:sz w:val="20"/>
+          <w:szCs w:val="20"/>
+          <w:lang w:val="de-DE"/>
+        </w:rPr>
+        <w:t xml:space="preserve">eingekreist mit rotem Buntstift]; </w:t>
       </w:r>
     </w:p>
     <w:p>
@@ -2435,67 +3186,31 @@
       <w:r>
         <w:rPr>
           <w:rFonts w:ascii="Times New Roman" w:hAnsi="Times New Roman" w:cs="Times New Roman"/>
+          <w:sz w:val="20"/>
+          <w:szCs w:val="20"/>
+          <w:lang w:val="de-DE"/>
+        </w:rPr>
+        <w:t>in III T. 7 (</w:t>
+      </w:r>
+      <w:r>
+        <w:rPr>
+          <w:rFonts w:ascii="Times New Roman" w:hAnsi="Times New Roman" w:cs="Times New Roman"/>
           <w:i/>
           <w:iCs/>
           <w:sz w:val="20"/>
           <w:szCs w:val="20"/>
           <w:lang w:val="de-DE"/>
         </w:rPr>
-        <w:t>2</w:t>
-      </w:r>
-      <w:r>
-        <w:rPr>
-          <w:rFonts w:ascii="Times New Roman" w:hAnsi="Times New Roman" w:cs="Times New Roman"/>
-          <w:sz w:val="20"/>
-          <w:szCs w:val="20"/>
-          <w:lang w:val="de-DE"/>
-        </w:rPr>
-        <w:t xml:space="preserve"> </w:t>
-      </w:r>
-      <w:r>
-        <w:rPr>
-          <w:rFonts w:ascii="Times New Roman" w:hAnsi="Times New Roman" w:cs="Times New Roman"/>
-          <w:sz w:val="20"/>
-          <w:szCs w:val="20"/>
-          <w:lang w:val="de-DE"/>
-        </w:rPr>
-        <w:t xml:space="preserve">[eingekreist mit rotem Buntstift] </w:t>
-      </w:r>
-      <w:r>
-        <w:rPr>
-          <w:rFonts w:ascii="Times New Roman" w:hAnsi="Times New Roman" w:cs="Times New Roman"/>
-          <w:sz w:val="20"/>
-          <w:szCs w:val="20"/>
-          <w:lang w:val="de-DE"/>
-        </w:rPr>
-        <w:t>in I</w:t>
-      </w:r>
-      <w:r>
-        <w:rPr>
-          <w:rFonts w:ascii="Times New Roman" w:hAnsi="Times New Roman" w:cs="Times New Roman"/>
-          <w:sz w:val="20"/>
-          <w:szCs w:val="20"/>
-          <w:lang w:val="de-DE"/>
-        </w:rPr>
-        <w:t>I</w:t>
-      </w:r>
-      <w:r>
-        <w:rPr>
-          <w:rFonts w:ascii="Times New Roman" w:hAnsi="Times New Roman" w:cs="Times New Roman"/>
-          <w:sz w:val="20"/>
-          <w:szCs w:val="20"/>
-          <w:lang w:val="de-DE"/>
-        </w:rPr>
-        <w:t xml:space="preserve"> T. </w:t>
-      </w:r>
-      <w:r>
-        <w:rPr>
-          <w:rFonts w:ascii="Times New Roman" w:hAnsi="Times New Roman" w:cs="Times New Roman"/>
-          <w:sz w:val="20"/>
-          <w:szCs w:val="20"/>
-          <w:lang w:val="de-DE"/>
-        </w:rPr>
-        <w:t>10</w:t>
+        <w:t>1</w:t>
+      </w:r>
+      <w:r>
+        <w:rPr>
+          <w:rFonts w:ascii="Times New Roman" w:hAnsi="Times New Roman" w:cs="Times New Roman"/>
+          <w:sz w:val="20"/>
+          <w:szCs w:val="20"/>
+          <w:lang w:val="de-DE"/>
+        </w:rPr>
+        <w:t>)</w:t>
       </w:r>
       <w:r>
         <w:rPr>
@@ -2530,40 +3245,69 @@
       <w:r>
         <w:rPr>
           <w:rFonts w:ascii="Times New Roman" w:hAnsi="Times New Roman" w:cs="Times New Roman"/>
+          <w:sz w:val="20"/>
+          <w:szCs w:val="20"/>
+          <w:lang w:val="de-DE"/>
+        </w:rPr>
+        <w:t>in IV T. 7 (</w:t>
+      </w:r>
+      <w:r>
+        <w:rPr>
+          <w:rFonts w:ascii="Times New Roman" w:hAnsi="Times New Roman" w:cs="Times New Roman"/>
           <w:i/>
           <w:iCs/>
           <w:sz w:val="20"/>
           <w:szCs w:val="20"/>
           <w:lang w:val="de-DE"/>
         </w:rPr>
-        <w:t>3</w:t>
-      </w:r>
-      <w:r>
-        <w:rPr>
-          <w:rFonts w:ascii="Times New Roman" w:hAnsi="Times New Roman" w:cs="Times New Roman"/>
-          <w:sz w:val="20"/>
-          <w:szCs w:val="20"/>
-          <w:lang w:val="de-DE"/>
-        </w:rPr>
-        <w:t xml:space="preserve"> [eingekreist mit rotem Buntstift] in II T. 1</w:t>
-      </w:r>
-      <w:r>
-        <w:rPr>
-          <w:rFonts w:ascii="Times New Roman" w:hAnsi="Times New Roman" w:cs="Times New Roman"/>
-          <w:sz w:val="20"/>
-          <w:szCs w:val="20"/>
-          <w:lang w:val="de-DE"/>
-        </w:rPr>
-        <w:t>4</w:t>
-      </w:r>
-      <w:r>
-        <w:rPr>
-          <w:rFonts w:ascii="Times New Roman" w:hAnsi="Times New Roman" w:cs="Times New Roman"/>
-          <w:sz w:val="20"/>
-          <w:szCs w:val="20"/>
-          <w:lang w:val="de-DE"/>
-        </w:rPr>
-        <w:t xml:space="preserve"> mit blauem Buntstift; </w:t>
+        <w:t>1</w:t>
+      </w:r>
+      <w:r>
+        <w:rPr>
+          <w:rFonts w:ascii="Times New Roman" w:hAnsi="Times New Roman" w:cs="Times New Roman"/>
+          <w:sz w:val="20"/>
+          <w:szCs w:val="20"/>
+          <w:lang w:val="de-DE"/>
+        </w:rPr>
+        <w:t>) und 11 (</w:t>
+      </w:r>
+      <w:r>
+        <w:rPr>
+          <w:rFonts w:ascii="Times New Roman" w:hAnsi="Times New Roman" w:cs="Times New Roman"/>
+          <w:i/>
+          <w:iCs/>
+          <w:sz w:val="20"/>
+          <w:szCs w:val="20"/>
+          <w:lang w:val="de-DE"/>
+        </w:rPr>
+        <w:t>2</w:t>
+      </w:r>
+      <w:r>
+        <w:rPr>
+          <w:rFonts w:ascii="Times New Roman" w:hAnsi="Times New Roman" w:cs="Times New Roman"/>
+          <w:sz w:val="20"/>
+          <w:szCs w:val="20"/>
+          <w:lang w:val="de-DE"/>
+        </w:rPr>
+        <w:t xml:space="preserve"> [eingekreist]</w:t>
+      </w:r>
+      <w:r>
+        <w:rPr>
+          <w:rFonts w:ascii="Times New Roman" w:hAnsi="Times New Roman" w:cs="Times New Roman"/>
+          <w:sz w:val="20"/>
+          <w:szCs w:val="20"/>
+          <w:lang w:val="de-DE"/>
+        </w:rPr>
+        <w:t>)</w:t>
+      </w:r>
+      <w:r>
+        <w:rPr>
+          <w:rFonts w:ascii="Times New Roman" w:hAnsi="Times New Roman" w:cs="Times New Roman"/>
+          <w:sz w:val="20"/>
+          <w:szCs w:val="20"/>
+          <w:lang w:val="de-DE"/>
+        </w:rPr>
+        <w:t xml:space="preserve"> mit blauem Buntstift.</w:t>
       </w:r>
     </w:p>
     <w:p>
@@ -2580,40 +3324,11 @@
       <w:r>
         <w:rPr>
           <w:rFonts w:ascii="Times New Roman" w:hAnsi="Times New Roman" w:cs="Times New Roman"/>
-          <w:i/>
-          <w:iCs/>
-          <w:sz w:val="20"/>
-          <w:szCs w:val="20"/>
-          <w:lang w:val="de-DE"/>
-        </w:rPr>
-        <w:t>4</w:t>
-      </w:r>
-      <w:r>
-        <w:rPr>
-          <w:rFonts w:ascii="Times New Roman" w:hAnsi="Times New Roman" w:cs="Times New Roman"/>
-          <w:sz w:val="20"/>
-          <w:szCs w:val="20"/>
-          <w:lang w:val="de-DE"/>
-        </w:rPr>
-        <w:t xml:space="preserve"> in II T. 1</w:t>
-      </w:r>
-      <w:r>
-        <w:rPr>
-          <w:rFonts w:ascii="Times New Roman" w:hAnsi="Times New Roman" w:cs="Times New Roman"/>
-          <w:sz w:val="20"/>
-          <w:szCs w:val="20"/>
-          <w:lang w:val="de-DE"/>
-        </w:rPr>
-        <w:t>8</w:t>
-      </w:r>
-      <w:r>
-        <w:rPr>
-          <w:rFonts w:ascii="Times New Roman" w:hAnsi="Times New Roman" w:cs="Times New Roman"/>
-          <w:sz w:val="20"/>
-          <w:szCs w:val="20"/>
-          <w:lang w:val="de-DE"/>
-        </w:rPr>
-        <w:t xml:space="preserve"> mit blauem Buntstift; </w:t>
+          <w:sz w:val="20"/>
+          <w:szCs w:val="20"/>
+          <w:lang w:val="de-DE"/>
+        </w:rPr>
+        <w:t xml:space="preserve">Inhalt: </w:t>
       </w:r>
     </w:p>
     <w:p>
@@ -2627,43 +3342,54 @@
           <w:lang w:val="de-DE"/>
         </w:rPr>
       </w:pPr>
-      <w:r>
-        <w:rPr>
-          <w:rFonts w:ascii="Times New Roman" w:hAnsi="Times New Roman" w:cs="Times New Roman"/>
-          <w:i/>
-          <w:iCs/>
-          <w:sz w:val="20"/>
-          <w:szCs w:val="20"/>
-          <w:lang w:val="de-DE"/>
-        </w:rPr>
-        <w:t>5</w:t>
-      </w:r>
-      <w:r>
-        <w:rPr>
-          <w:rFonts w:ascii="Times New Roman" w:hAnsi="Times New Roman" w:cs="Times New Roman"/>
-          <w:sz w:val="20"/>
-          <w:szCs w:val="20"/>
-          <w:lang w:val="de-DE"/>
-        </w:rPr>
-        <w:t xml:space="preserve"> [eingekreist mit rotem Buntstift] in II T. </w:t>
-      </w:r>
-      <w:r>
-        <w:rPr>
-          <w:rFonts w:ascii="Times New Roman" w:hAnsi="Times New Roman" w:cs="Times New Roman"/>
-          <w:sz w:val="20"/>
-          <w:szCs w:val="20"/>
-          <w:lang w:val="de-DE"/>
-        </w:rPr>
-        <w:t>21</w:t>
-      </w:r>
-      <w:r>
-        <w:rPr>
-          <w:rFonts w:ascii="Times New Roman" w:hAnsi="Times New Roman" w:cs="Times New Roman"/>
-          <w:sz w:val="20"/>
-          <w:szCs w:val="20"/>
-          <w:lang w:val="de-DE"/>
-        </w:rPr>
-        <w:t xml:space="preserve"> mit blauem Buntstift; </w:t>
+      <w:proofErr w:type="spellStart"/>
+      <w:r>
+        <w:rPr>
+          <w:rFonts w:ascii="Times New Roman" w:hAnsi="Times New Roman" w:cs="Times New Roman"/>
+          <w:sz w:val="20"/>
+          <w:szCs w:val="20"/>
+          <w:lang w:val="de-DE"/>
+        </w:rPr>
+        <w:t>Bl</w:t>
+      </w:r>
+      <w:proofErr w:type="spellEnd"/>
+      <w:r>
+        <w:rPr>
+          <w:rFonts w:ascii="Times New Roman" w:hAnsi="Times New Roman" w:cs="Times New Roman"/>
+          <w:sz w:val="20"/>
+          <w:szCs w:val="20"/>
+          <w:lang w:val="de-DE"/>
+        </w:rPr>
+        <w:t>. 1</w:t>
+      </w:r>
+      <w:r>
+        <w:rPr>
+          <w:rFonts w:ascii="Times New Roman" w:hAnsi="Times New Roman" w:cs="Times New Roman"/>
+          <w:sz w:val="20"/>
+          <w:szCs w:val="20"/>
+          <w:vertAlign w:val="superscript"/>
+          <w:lang w:val="de-DE"/>
+        </w:rPr>
+        <w:t>r</w:t>
+      </w:r>
+      <w:r>
+        <w:rPr>
+          <w:rFonts w:ascii="Times New Roman" w:hAnsi="Times New Roman" w:cs="Times New Roman"/>
+          <w:sz w:val="20"/>
+          <w:szCs w:val="20"/>
+          <w:lang w:val="de-DE"/>
+        </w:rPr>
+        <w:t xml:space="preserve">: </w:t>
+      </w:r>
+      <w:r>
+        <w:rPr>
+          <w:rFonts w:ascii="Times New Roman" w:hAnsi="Times New Roman" w:cs="Times New Roman"/>
+          <w:sz w:val="20"/>
+          <w:szCs w:val="20"/>
+          <w:lang w:val="de-DE"/>
+        </w:rPr>
+        <w:tab/>
+        <w:t>Titelseite.</w:t>
       </w:r>
     </w:p>
     <w:p>
@@ -2680,58 +3406,83 @@
       <w:r>
         <w:rPr>
           <w:rFonts w:ascii="Times New Roman" w:hAnsi="Times New Roman" w:cs="Times New Roman"/>
-          <w:i/>
-          <w:iCs/>
-          <w:sz w:val="20"/>
-          <w:szCs w:val="20"/>
-          <w:lang w:val="de-DE"/>
-        </w:rPr>
-        <w:t>1</w:t>
-      </w:r>
-      <w:r>
-        <w:rPr>
-          <w:rFonts w:ascii="Times New Roman" w:hAnsi="Times New Roman" w:cs="Times New Roman"/>
-          <w:sz w:val="20"/>
-          <w:szCs w:val="20"/>
-          <w:lang w:val="de-DE"/>
-        </w:rPr>
-        <w:t xml:space="preserve"> in I</w:t>
-      </w:r>
-      <w:r>
-        <w:rPr>
-          <w:rFonts w:ascii="Times New Roman" w:hAnsi="Times New Roman" w:cs="Times New Roman"/>
-          <w:sz w:val="20"/>
-          <w:szCs w:val="20"/>
-          <w:lang w:val="de-DE"/>
-        </w:rPr>
-        <w:t>II</w:t>
-      </w:r>
-      <w:r>
-        <w:rPr>
-          <w:rFonts w:ascii="Times New Roman" w:hAnsi="Times New Roman" w:cs="Times New Roman"/>
-          <w:sz w:val="20"/>
-          <w:szCs w:val="20"/>
-          <w:lang w:val="de-DE"/>
-        </w:rPr>
-        <w:t xml:space="preserve"> T. </w:t>
-      </w:r>
-      <w:r>
-        <w:rPr>
-          <w:rFonts w:ascii="Times New Roman" w:hAnsi="Times New Roman" w:cs="Times New Roman"/>
-          <w:sz w:val="20"/>
-          <w:szCs w:val="20"/>
-          <w:lang w:val="de-DE"/>
-        </w:rPr>
-        <w:t>7</w:t>
-      </w:r>
-      <w:r>
-        <w:rPr>
-          <w:rFonts w:ascii="Times New Roman" w:hAnsi="Times New Roman" w:cs="Times New Roman"/>
-          <w:sz w:val="20"/>
-          <w:szCs w:val="20"/>
-          <w:lang w:val="de-DE"/>
-        </w:rPr>
-        <w:t xml:space="preserve"> mit blauem Buntstift;</w:t>
+          <w:sz w:val="20"/>
+          <w:szCs w:val="20"/>
+          <w:lang w:val="de-DE"/>
+        </w:rPr>
+        <w:t xml:space="preserve">Autograph von </w:t>
+      </w:r>
+      <w:r>
+        <w:rPr>
+          <w:rFonts w:ascii="Times New Roman" w:hAnsi="Times New Roman" w:cs="Times New Roman"/>
+          <w:sz w:val="20"/>
+          <w:szCs w:val="20"/>
+          <w:lang w:val="de-DE"/>
+        </w:rPr>
+        <w:t>I</w:t>
+      </w:r>
+      <w:r>
+        <w:rPr>
+          <w:rFonts w:ascii="Times New Roman" w:hAnsi="Times New Roman" w:cs="Times New Roman"/>
+          <w:sz w:val="20"/>
+          <w:szCs w:val="20"/>
+          <w:lang w:val="de-DE"/>
+        </w:rPr>
+        <w:t xml:space="preserve"> </w:t>
+      </w:r>
+      <w:r>
+        <w:rPr>
+          <w:rFonts w:ascii="Times New Roman" w:hAnsi="Times New Roman" w:cs="Times New Roman"/>
+          <w:sz w:val="20"/>
+          <w:szCs w:val="20"/>
+          <w:lang w:val="de-DE"/>
+        </w:rPr>
+        <w:t>(</w:t>
+      </w:r>
+      <w:r>
+        <w:rPr>
+          <w:rFonts w:ascii="Times New Roman" w:hAnsi="Times New Roman" w:cs="Times New Roman"/>
+          <w:sz w:val="20"/>
+          <w:szCs w:val="20"/>
+          <w:lang w:val="de-DE"/>
+        </w:rPr>
+        <w:t>M 1</w:t>
+      </w:r>
+      <w:r>
+        <w:rPr>
+          <w:rFonts w:ascii="Times New Roman" w:hAnsi="Times New Roman" w:cs="Times New Roman"/>
+          <w:sz w:val="20"/>
+          <w:szCs w:val="20"/>
+          <w:lang w:val="de-DE"/>
+        </w:rPr>
+        <w:t>61</w:t>
+      </w:r>
+      <w:r>
+        <w:rPr>
+          <w:rFonts w:ascii="Times New Roman" w:hAnsi="Times New Roman" w:cs="Times New Roman"/>
+          <w:sz w:val="20"/>
+          <w:szCs w:val="20"/>
+          <w:lang w:val="de-DE"/>
+        </w:rPr>
+        <w:t xml:space="preserve"> Textfassung 1</w:t>
+      </w:r>
+      <w:r>
+        <w:rPr>
+          <w:rFonts w:ascii="Times New Roman" w:hAnsi="Times New Roman" w:cs="Times New Roman"/>
+          <w:sz w:val="20"/>
+          <w:szCs w:val="20"/>
+          <w:lang w:val="de-DE"/>
+        </w:rPr>
+        <w:t>)</w:t>
+      </w:r>
+      <w:r>
+        <w:rPr>
+          <w:rFonts w:ascii="Times New Roman" w:hAnsi="Times New Roman" w:cs="Times New Roman"/>
+          <w:sz w:val="20"/>
+          <w:szCs w:val="20"/>
+          <w:lang w:val="de-DE"/>
+        </w:rPr>
+        <w:t xml:space="preserve">: </w:t>
       </w:r>
     </w:p>
     <w:p>
@@ -2745,61 +3496,118 @@
           <w:lang w:val="de-DE"/>
         </w:rPr>
       </w:pPr>
-      <w:r>
-        <w:rPr>
-          <w:rFonts w:ascii="Times New Roman" w:hAnsi="Times New Roman" w:cs="Times New Roman"/>
-          <w:i/>
-          <w:iCs/>
-          <w:sz w:val="20"/>
-          <w:szCs w:val="20"/>
-          <w:lang w:val="de-DE"/>
-        </w:rPr>
-        <w:t>1</w:t>
-      </w:r>
-      <w:r>
-        <w:rPr>
-          <w:rFonts w:ascii="Times New Roman" w:hAnsi="Times New Roman" w:cs="Times New Roman"/>
-          <w:sz w:val="20"/>
-          <w:szCs w:val="20"/>
-          <w:lang w:val="de-DE"/>
-        </w:rPr>
-        <w:t xml:space="preserve"> in I</w:t>
-      </w:r>
-      <w:r>
-        <w:rPr>
-          <w:rFonts w:ascii="Times New Roman" w:hAnsi="Times New Roman" w:cs="Times New Roman"/>
-          <w:sz w:val="20"/>
-          <w:szCs w:val="20"/>
-          <w:lang w:val="de-DE"/>
-        </w:rPr>
-        <w:t>V</w:t>
-      </w:r>
-      <w:r>
-        <w:rPr>
-          <w:rFonts w:ascii="Times New Roman" w:hAnsi="Times New Roman" w:cs="Times New Roman"/>
-          <w:sz w:val="20"/>
-          <w:szCs w:val="20"/>
-          <w:lang w:val="de-DE"/>
-        </w:rPr>
-        <w:t xml:space="preserve"> T. </w:t>
-      </w:r>
-      <w:r>
-        <w:rPr>
-          <w:rFonts w:ascii="Times New Roman" w:hAnsi="Times New Roman" w:cs="Times New Roman"/>
-          <w:sz w:val="20"/>
-          <w:szCs w:val="20"/>
-          <w:lang w:val="de-DE"/>
-        </w:rPr>
-        <w:t>7</w:t>
-      </w:r>
-      <w:r>
-        <w:rPr>
-          <w:rFonts w:ascii="Times New Roman" w:hAnsi="Times New Roman" w:cs="Times New Roman"/>
-          <w:sz w:val="20"/>
-          <w:szCs w:val="20"/>
-          <w:lang w:val="de-DE"/>
-        </w:rPr>
-        <w:t xml:space="preserve"> mit blauem Buntstift;</w:t>
+      <w:proofErr w:type="spellStart"/>
+      <w:r>
+        <w:rPr>
+          <w:rFonts w:ascii="Times New Roman" w:hAnsi="Times New Roman" w:cs="Times New Roman"/>
+          <w:sz w:val="20"/>
+          <w:szCs w:val="20"/>
+          <w:lang w:val="de-DE"/>
+        </w:rPr>
+        <w:lastRenderedPageBreak/>
+        <w:t>Bl</w:t>
+      </w:r>
+      <w:proofErr w:type="spellEnd"/>
+      <w:r>
+        <w:rPr>
+          <w:rFonts w:ascii="Times New Roman" w:hAnsi="Times New Roman" w:cs="Times New Roman"/>
+          <w:sz w:val="20"/>
+          <w:szCs w:val="20"/>
+          <w:lang w:val="de-DE"/>
+        </w:rPr>
+        <w:t xml:space="preserve">. </w:t>
+      </w:r>
+      <w:r>
+        <w:rPr>
+          <w:rFonts w:ascii="Times New Roman" w:hAnsi="Times New Roman" w:cs="Times New Roman"/>
+          <w:sz w:val="20"/>
+          <w:szCs w:val="20"/>
+          <w:lang w:val="de-DE"/>
+        </w:rPr>
+        <w:t>3</w:t>
+      </w:r>
+      <w:r>
+        <w:rPr>
+          <w:rFonts w:ascii="Times New Roman" w:hAnsi="Times New Roman" w:cs="Times New Roman"/>
+          <w:sz w:val="20"/>
+          <w:szCs w:val="20"/>
+          <w:vertAlign w:val="superscript"/>
+          <w:lang w:val="de-DE"/>
+        </w:rPr>
+        <w:t>r</w:t>
+      </w:r>
+      <w:r>
+        <w:rPr>
+          <w:rFonts w:ascii="Times New Roman" w:hAnsi="Times New Roman" w:cs="Times New Roman"/>
+          <w:sz w:val="20"/>
+          <w:szCs w:val="20"/>
+          <w:lang w:val="de-DE"/>
+        </w:rPr>
+        <w:t xml:space="preserve"> </w:t>
+      </w:r>
+      <w:r>
+        <w:rPr>
+          <w:rFonts w:ascii="Times New Roman" w:hAnsi="Times New Roman" w:cs="Times New Roman"/>
+          <w:sz w:val="20"/>
+          <w:szCs w:val="20"/>
+          <w:lang w:val="de-DE"/>
+        </w:rPr>
+        <w:tab/>
+        <w:t xml:space="preserve">System </w:t>
+      </w:r>
+      <w:r>
+        <w:rPr>
+          <w:rFonts w:ascii="Times New Roman" w:hAnsi="Times New Roman" w:cs="Times New Roman"/>
+          <w:sz w:val="20"/>
+          <w:szCs w:val="20"/>
+          <w:lang w:val="de-DE"/>
+        </w:rPr>
+        <w:t>2</w:t>
+      </w:r>
+      <w:r>
+        <w:rPr>
+          <w:rFonts w:ascii="Times New Roman" w:hAnsi="Times New Roman" w:cs="Times New Roman"/>
+          <w:sz w:val="20"/>
+          <w:szCs w:val="20"/>
+          <w:lang w:val="de-DE"/>
+        </w:rPr>
+        <w:t>–</w:t>
+      </w:r>
+      <w:r>
+        <w:rPr>
+          <w:rFonts w:ascii="Times New Roman" w:hAnsi="Times New Roman" w:cs="Times New Roman"/>
+          <w:sz w:val="20"/>
+          <w:szCs w:val="20"/>
+          <w:lang w:val="de-DE"/>
+        </w:rPr>
+        <w:t>4</w:t>
+      </w:r>
+      <w:r>
+        <w:rPr>
+          <w:rFonts w:ascii="Times New Roman" w:hAnsi="Times New Roman" w:cs="Times New Roman"/>
+          <w:sz w:val="20"/>
+          <w:szCs w:val="20"/>
+          <w:lang w:val="de-DE"/>
+        </w:rPr>
+        <w:t>: T. 1–</w:t>
+      </w:r>
+      <w:r>
+        <w:rPr>
+          <w:rFonts w:ascii="Times New Roman" w:hAnsi="Times New Roman" w:cs="Times New Roman"/>
+          <w:sz w:val="20"/>
+          <w:szCs w:val="20"/>
+          <w:lang w:val="de-DE"/>
+        </w:rPr>
+        <w:t>4</w:t>
+      </w:r>
+      <w:r>
+        <w:rPr>
+          <w:rFonts w:ascii="Times New Roman" w:hAnsi="Times New Roman" w:cs="Times New Roman"/>
+          <w:sz w:val="20"/>
+          <w:szCs w:val="20"/>
+          <w:lang w:val="de-DE"/>
+        </w:rPr>
+        <w:t xml:space="preserve">; </w:t>
       </w:r>
     </w:p>
     <w:p>
@@ -2816,85 +3624,84 @@
       <w:r>
         <w:rPr>
           <w:rFonts w:ascii="Times New Roman" w:hAnsi="Times New Roman" w:cs="Times New Roman"/>
-          <w:i/>
-          <w:iCs/>
-          <w:sz w:val="20"/>
-          <w:szCs w:val="20"/>
-          <w:lang w:val="de-DE"/>
-        </w:rPr>
-        <w:t>2</w:t>
-      </w:r>
-      <w:r>
-        <w:rPr>
-          <w:rFonts w:ascii="Times New Roman" w:hAnsi="Times New Roman" w:cs="Times New Roman"/>
-          <w:sz w:val="20"/>
-          <w:szCs w:val="20"/>
-          <w:lang w:val="de-DE"/>
-        </w:rPr>
-        <w:t xml:space="preserve"> </w:t>
-      </w:r>
-      <w:r>
-        <w:rPr>
-          <w:rFonts w:ascii="Times New Roman" w:hAnsi="Times New Roman" w:cs="Times New Roman"/>
-          <w:sz w:val="20"/>
-          <w:szCs w:val="20"/>
-          <w:lang w:val="de-DE"/>
-        </w:rPr>
-        <w:t xml:space="preserve">[eingekreist] </w:t>
-      </w:r>
-      <w:r>
-        <w:rPr>
-          <w:rFonts w:ascii="Times New Roman" w:hAnsi="Times New Roman" w:cs="Times New Roman"/>
-          <w:sz w:val="20"/>
-          <w:szCs w:val="20"/>
-          <w:lang w:val="de-DE"/>
-        </w:rPr>
-        <w:t>in I</w:t>
-      </w:r>
-      <w:r>
-        <w:rPr>
-          <w:rFonts w:ascii="Times New Roman" w:hAnsi="Times New Roman" w:cs="Times New Roman"/>
-          <w:sz w:val="20"/>
-          <w:szCs w:val="20"/>
-          <w:lang w:val="de-DE"/>
-        </w:rPr>
-        <w:t>V</w:t>
-      </w:r>
-      <w:r>
-        <w:rPr>
-          <w:rFonts w:ascii="Times New Roman" w:hAnsi="Times New Roman" w:cs="Times New Roman"/>
-          <w:sz w:val="20"/>
-          <w:szCs w:val="20"/>
-          <w:lang w:val="de-DE"/>
-        </w:rPr>
-        <w:t xml:space="preserve"> T. </w:t>
-      </w:r>
-      <w:r>
-        <w:rPr>
-          <w:rFonts w:ascii="Times New Roman" w:hAnsi="Times New Roman" w:cs="Times New Roman"/>
-          <w:sz w:val="20"/>
-          <w:szCs w:val="20"/>
-          <w:lang w:val="de-DE"/>
-        </w:rPr>
-        <w:t>11</w:t>
-      </w:r>
-      <w:r>
-        <w:rPr>
-          <w:rFonts w:ascii="Times New Roman" w:hAnsi="Times New Roman" w:cs="Times New Roman"/>
-          <w:sz w:val="20"/>
-          <w:szCs w:val="20"/>
-          <w:lang w:val="de-DE"/>
-        </w:rPr>
-        <w:t xml:space="preserve"> mit blauem Buntstift</w:t>
-      </w:r>
-      <w:r>
-        <w:rPr>
-          <w:rFonts w:ascii="Times New Roman" w:hAnsi="Times New Roman" w:cs="Times New Roman"/>
-          <w:sz w:val="20"/>
-          <w:szCs w:val="20"/>
-          <w:lang w:val="de-DE"/>
-        </w:rPr>
-        <w:t>.</w:t>
+          <w:sz w:val="20"/>
+          <w:szCs w:val="20"/>
+          <w:lang w:val="de-DE"/>
+        </w:rPr>
+        <w:tab/>
+        <w:t xml:space="preserve">System </w:t>
+      </w:r>
+      <w:r>
+        <w:rPr>
+          <w:rFonts w:ascii="Times New Roman" w:hAnsi="Times New Roman" w:cs="Times New Roman"/>
+          <w:sz w:val="20"/>
+          <w:szCs w:val="20"/>
+          <w:lang w:val="de-DE"/>
+        </w:rPr>
+        <w:t>6</w:t>
+      </w:r>
+      <w:r>
+        <w:rPr>
+          <w:rFonts w:ascii="Times New Roman" w:hAnsi="Times New Roman" w:cs="Times New Roman"/>
+          <w:sz w:val="20"/>
+          <w:szCs w:val="20"/>
+          <w:lang w:val="de-DE"/>
+        </w:rPr>
+        <w:t>–</w:t>
+      </w:r>
+      <w:r>
+        <w:rPr>
+          <w:rFonts w:ascii="Times New Roman" w:hAnsi="Times New Roman" w:cs="Times New Roman"/>
+          <w:sz w:val="20"/>
+          <w:szCs w:val="20"/>
+          <w:lang w:val="de-DE"/>
+        </w:rPr>
+        <w:t>8</w:t>
+      </w:r>
+      <w:r>
+        <w:rPr>
+          <w:rFonts w:ascii="Times New Roman" w:hAnsi="Times New Roman" w:cs="Times New Roman"/>
+          <w:sz w:val="20"/>
+          <w:szCs w:val="20"/>
+          <w:lang w:val="de-DE"/>
+        </w:rPr>
+        <w:t xml:space="preserve">: T. </w:t>
+      </w:r>
+      <w:r>
+        <w:rPr>
+          <w:rFonts w:ascii="Times New Roman" w:hAnsi="Times New Roman" w:cs="Times New Roman"/>
+          <w:sz w:val="20"/>
+          <w:szCs w:val="20"/>
+          <w:lang w:val="de-DE"/>
+        </w:rPr>
+        <w:t>5</w:t>
+      </w:r>
+      <w:r>
+        <w:rPr>
+          <w:rFonts w:ascii="Times New Roman" w:hAnsi="Times New Roman" w:cs="Times New Roman"/>
+          <w:sz w:val="20"/>
+          <w:szCs w:val="20"/>
+          <w:lang w:val="de-DE"/>
+        </w:rPr>
+        <w:t>–</w:t>
+      </w:r>
+      <w:r>
+        <w:rPr>
+          <w:rFonts w:ascii="Times New Roman" w:hAnsi="Times New Roman" w:cs="Times New Roman"/>
+          <w:sz w:val="20"/>
+          <w:szCs w:val="20"/>
+          <w:lang w:val="de-DE"/>
+        </w:rPr>
+        <w:t>7</w:t>
+      </w:r>
+      <w:r>
+        <w:rPr>
+          <w:rFonts w:ascii="Times New Roman" w:hAnsi="Times New Roman" w:cs="Times New Roman"/>
+          <w:sz w:val="20"/>
+          <w:szCs w:val="20"/>
+          <w:lang w:val="de-DE"/>
+        </w:rPr>
+        <w:t>;</w:t>
       </w:r>
     </w:p>
     <w:p>
@@ -2908,25 +3715,108 @@
           <w:lang w:val="de-DE"/>
         </w:rPr>
       </w:pPr>
-      <w:r>
-        <w:rPr>
-          <w:rFonts w:ascii="Times New Roman" w:hAnsi="Times New Roman" w:cs="Times New Roman"/>
-          <w:sz w:val="20"/>
-          <w:szCs w:val="20"/>
-          <w:highlight w:val="red"/>
-          <w:lang w:val="de-DE"/>
-        </w:rPr>
-        <w:lastRenderedPageBreak/>
-        <w:t>##</w:t>
-      </w:r>
-      <w:r>
-        <w:rPr>
-          <w:rFonts w:ascii="Times New Roman" w:hAnsi="Times New Roman" w:cs="Times New Roman"/>
-          <w:sz w:val="20"/>
-          <w:szCs w:val="20"/>
-          <w:lang w:val="de-DE"/>
-        </w:rPr>
-        <w:t xml:space="preserve">Inhalt: </w:t>
+      <w:proofErr w:type="spellStart"/>
+      <w:r>
+        <w:rPr>
+          <w:rFonts w:ascii="Times New Roman" w:hAnsi="Times New Roman" w:cs="Times New Roman"/>
+          <w:sz w:val="20"/>
+          <w:szCs w:val="20"/>
+          <w:lang w:val="de-DE"/>
+        </w:rPr>
+        <w:t>Bl</w:t>
+      </w:r>
+      <w:proofErr w:type="spellEnd"/>
+      <w:r>
+        <w:rPr>
+          <w:rFonts w:ascii="Times New Roman" w:hAnsi="Times New Roman" w:cs="Times New Roman"/>
+          <w:sz w:val="20"/>
+          <w:szCs w:val="20"/>
+          <w:lang w:val="de-DE"/>
+        </w:rPr>
+        <w:t xml:space="preserve">. </w:t>
+      </w:r>
+      <w:r>
+        <w:rPr>
+          <w:rFonts w:ascii="Times New Roman" w:hAnsi="Times New Roman" w:cs="Times New Roman"/>
+          <w:sz w:val="20"/>
+          <w:szCs w:val="20"/>
+          <w:lang w:val="de-DE"/>
+        </w:rPr>
+        <w:t>3</w:t>
+      </w:r>
+      <w:r>
+        <w:rPr>
+          <w:rFonts w:ascii="Times New Roman" w:hAnsi="Times New Roman" w:cs="Times New Roman"/>
+          <w:sz w:val="20"/>
+          <w:szCs w:val="20"/>
+          <w:vertAlign w:val="superscript"/>
+          <w:lang w:val="de-DE"/>
+        </w:rPr>
+        <w:t>v</w:t>
+      </w:r>
+      <w:r>
+        <w:rPr>
+          <w:rFonts w:ascii="Times New Roman" w:hAnsi="Times New Roman" w:cs="Times New Roman"/>
+          <w:sz w:val="20"/>
+          <w:szCs w:val="20"/>
+          <w:lang w:val="de-DE"/>
+        </w:rPr>
+        <w:t xml:space="preserve"> </w:t>
+      </w:r>
+      <w:r>
+        <w:rPr>
+          <w:rFonts w:ascii="Times New Roman" w:hAnsi="Times New Roman" w:cs="Times New Roman"/>
+          <w:sz w:val="20"/>
+          <w:szCs w:val="20"/>
+          <w:lang w:val="de-DE"/>
+        </w:rPr>
+        <w:tab/>
+        <w:t>System 1–</w:t>
+      </w:r>
+      <w:r>
+        <w:rPr>
+          <w:rFonts w:ascii="Times New Roman" w:hAnsi="Times New Roman" w:cs="Times New Roman"/>
+          <w:sz w:val="20"/>
+          <w:szCs w:val="20"/>
+          <w:lang w:val="de-DE"/>
+        </w:rPr>
+        <w:t>3</w:t>
+      </w:r>
+      <w:r>
+        <w:rPr>
+          <w:rFonts w:ascii="Times New Roman" w:hAnsi="Times New Roman" w:cs="Times New Roman"/>
+          <w:sz w:val="20"/>
+          <w:szCs w:val="20"/>
+          <w:lang w:val="de-DE"/>
+        </w:rPr>
+        <w:t xml:space="preserve">: T. </w:t>
+      </w:r>
+      <w:r>
+        <w:rPr>
+          <w:rFonts w:ascii="Times New Roman" w:hAnsi="Times New Roman" w:cs="Times New Roman"/>
+          <w:sz w:val="20"/>
+          <w:szCs w:val="20"/>
+          <w:lang w:val="de-DE"/>
+        </w:rPr>
+        <w:t>8</w:t>
+      </w:r>
+      <w:r>
+        <w:rPr>
+          <w:rFonts w:ascii="Times New Roman" w:hAnsi="Times New Roman" w:cs="Times New Roman"/>
+          <w:sz w:val="20"/>
+          <w:szCs w:val="20"/>
+          <w:lang w:val="de-DE"/>
+        </w:rPr>
+        <w:t>–</w:t>
+      </w:r>
+      <w:r>
+        <w:rPr>
+          <w:rFonts w:ascii="Times New Roman" w:hAnsi="Times New Roman" w:cs="Times New Roman"/>
+          <w:sz w:val="20"/>
+          <w:szCs w:val="20"/>
+          <w:lang w:val="de-DE"/>
+        </w:rPr>
+        <w:t>9.</w:t>
       </w:r>
     </w:p>
     <w:p>
@@ -2947,36 +3837,70 @@
           <w:szCs w:val="20"/>
           <w:lang w:val="de-DE"/>
         </w:rPr>
-        <w:t>Bl. 1</w:t>
-      </w:r>
-      <w:r>
-        <w:rPr>
-          <w:rFonts w:ascii="Times New Roman" w:hAnsi="Times New Roman" w:cs="Times New Roman"/>
-          <w:sz w:val="20"/>
-          <w:szCs w:val="20"/>
-          <w:vertAlign w:val="superscript"/>
-          <w:lang w:val="de-DE"/>
-        </w:rPr>
-        <w:t>r</w:t>
-      </w:r>
-      <w:r>
-        <w:rPr>
-          <w:rFonts w:ascii="Times New Roman" w:hAnsi="Times New Roman" w:cs="Times New Roman"/>
-          <w:sz w:val="20"/>
-          <w:szCs w:val="20"/>
-          <w:lang w:val="de-DE"/>
-        </w:rPr>
-        <w:t xml:space="preserve">: </w:t>
-      </w:r>
-      <w:r>
-        <w:rPr>
-          <w:rFonts w:ascii="Times New Roman" w:hAnsi="Times New Roman" w:cs="Times New Roman"/>
-          <w:sz w:val="20"/>
-          <w:szCs w:val="20"/>
-          <w:lang w:val="de-DE"/>
-        </w:rPr>
-        <w:tab/>
-        <w:t>Titelseite.</w:t>
+        <w:t xml:space="preserve">Autograph von </w:t>
+      </w:r>
+      <w:r>
+        <w:rPr>
+          <w:rFonts w:ascii="Times New Roman" w:hAnsi="Times New Roman" w:cs="Times New Roman"/>
+          <w:sz w:val="20"/>
+          <w:szCs w:val="20"/>
+          <w:lang w:val="de-DE"/>
+        </w:rPr>
+        <w:t>I</w:t>
+      </w:r>
+      <w:r>
+        <w:rPr>
+          <w:rFonts w:ascii="Times New Roman" w:hAnsi="Times New Roman" w:cs="Times New Roman"/>
+          <w:sz w:val="20"/>
+          <w:szCs w:val="20"/>
+          <w:lang w:val="de-DE"/>
+        </w:rPr>
+        <w:t>I (</w:t>
+      </w:r>
+      <w:r>
+        <w:rPr>
+          <w:rFonts w:ascii="Times New Roman" w:hAnsi="Times New Roman" w:cs="Times New Roman"/>
+          <w:sz w:val="20"/>
+          <w:szCs w:val="20"/>
+          <w:lang w:val="de-DE"/>
+        </w:rPr>
+        <w:t>M 1</w:t>
+      </w:r>
+      <w:r>
+        <w:rPr>
+          <w:rFonts w:ascii="Times New Roman" w:hAnsi="Times New Roman" w:cs="Times New Roman"/>
+          <w:sz w:val="20"/>
+          <w:szCs w:val="20"/>
+          <w:lang w:val="de-DE"/>
+        </w:rPr>
+        <w:t>62</w:t>
+      </w:r>
+      <w:r>
+        <w:rPr>
+          <w:rFonts w:ascii="Times New Roman" w:hAnsi="Times New Roman" w:cs="Times New Roman"/>
+          <w:sz w:val="20"/>
+          <w:szCs w:val="20"/>
+          <w:lang w:val="de-DE"/>
+        </w:rPr>
+        <w:t xml:space="preserve"> Textfassung 1</w:t>
+      </w:r>
+      <w:r>
+        <w:rPr>
+          <w:rFonts w:ascii="Times New Roman" w:hAnsi="Times New Roman" w:cs="Times New Roman"/>
+          <w:sz w:val="20"/>
+          <w:szCs w:val="20"/>
+          <w:lang w:val="de-DE"/>
+        </w:rPr>
+        <w:t>)</w:t>
+      </w:r>
+      <w:r>
+        <w:rPr>
+          <w:rFonts w:ascii="Times New Roman" w:hAnsi="Times New Roman" w:cs="Times New Roman"/>
+          <w:sz w:val="20"/>
+          <w:szCs w:val="20"/>
+          <w:lang w:val="de-DE"/>
+        </w:rPr>
+        <w:t>:</w:t>
       </w:r>
     </w:p>
     <w:p>
@@ -2990,23 +3914,44 @@
           <w:lang w:val="de-DE"/>
         </w:rPr>
       </w:pPr>
-      <w:r>
-        <w:rPr>
-          <w:rFonts w:ascii="Times New Roman" w:hAnsi="Times New Roman" w:cs="Times New Roman"/>
-          <w:sz w:val="20"/>
-          <w:szCs w:val="20"/>
-          <w:lang w:val="de-DE"/>
-        </w:rPr>
-        <w:t xml:space="preserve">Autograph von </w:t>
-      </w:r>
-      <w:r>
-        <w:rPr>
-          <w:rFonts w:ascii="Times New Roman" w:hAnsi="Times New Roman" w:cs="Times New Roman"/>
-          <w:sz w:val="20"/>
-          <w:szCs w:val="20"/>
-          <w:lang w:val="de-DE"/>
-        </w:rPr>
-        <w:t>I</w:t>
+      <w:proofErr w:type="spellStart"/>
+      <w:r>
+        <w:rPr>
+          <w:rFonts w:ascii="Times New Roman" w:hAnsi="Times New Roman" w:cs="Times New Roman"/>
+          <w:sz w:val="20"/>
+          <w:szCs w:val="20"/>
+          <w:lang w:val="de-DE"/>
+        </w:rPr>
+        <w:t>Bl</w:t>
+      </w:r>
+      <w:proofErr w:type="spellEnd"/>
+      <w:r>
+        <w:rPr>
+          <w:rFonts w:ascii="Times New Roman" w:hAnsi="Times New Roman" w:cs="Times New Roman"/>
+          <w:sz w:val="20"/>
+          <w:szCs w:val="20"/>
+          <w:lang w:val="de-DE"/>
+        </w:rPr>
+        <w:t xml:space="preserve">. </w:t>
+      </w:r>
+      <w:r>
+        <w:rPr>
+          <w:rFonts w:ascii="Times New Roman" w:hAnsi="Times New Roman" w:cs="Times New Roman"/>
+          <w:sz w:val="20"/>
+          <w:szCs w:val="20"/>
+          <w:lang w:val="de-DE"/>
+        </w:rPr>
+        <w:t>4</w:t>
+      </w:r>
+      <w:r>
+        <w:rPr>
+          <w:rFonts w:ascii="Times New Roman" w:hAnsi="Times New Roman" w:cs="Times New Roman"/>
+          <w:sz w:val="20"/>
+          <w:szCs w:val="20"/>
+          <w:vertAlign w:val="superscript"/>
+          <w:lang w:val="de-DE"/>
+        </w:rPr>
+        <w:t>r</w:t>
       </w:r>
       <w:r>
         <w:rPr>
@@ -3024,52 +3969,62 @@
           <w:szCs w:val="20"/>
           <w:lang w:val="de-DE"/>
         </w:rPr>
-        <w:t>(</w:t>
-      </w:r>
-      <w:r>
-        <w:rPr>
-          <w:rFonts w:ascii="Times New Roman" w:hAnsi="Times New Roman" w:cs="Times New Roman"/>
-          <w:sz w:val="20"/>
-          <w:szCs w:val="20"/>
-          <w:lang w:val="de-DE"/>
-        </w:rPr>
-        <w:t>M 1</w:t>
-      </w:r>
-      <w:r>
-        <w:rPr>
-          <w:rFonts w:ascii="Times New Roman" w:hAnsi="Times New Roman" w:cs="Times New Roman"/>
-          <w:sz w:val="20"/>
-          <w:szCs w:val="20"/>
-          <w:lang w:val="de-DE"/>
-        </w:rPr>
-        <w:t>61</w:t>
-      </w:r>
-      <w:r>
-        <w:rPr>
-          <w:rFonts w:ascii="Times New Roman" w:hAnsi="Times New Roman" w:cs="Times New Roman"/>
-          <w:sz w:val="20"/>
-          <w:szCs w:val="20"/>
-          <w:lang w:val="de-DE"/>
-        </w:rPr>
-        <w:t xml:space="preserve"> Textfassung 1</w:t>
-      </w:r>
-      <w:r>
-        <w:rPr>
-          <w:rFonts w:ascii="Times New Roman" w:hAnsi="Times New Roman" w:cs="Times New Roman"/>
-          <w:sz w:val="20"/>
-          <w:szCs w:val="20"/>
-          <w:lang w:val="de-DE"/>
-        </w:rPr>
-        <w:t>)</w:t>
-      </w:r>
-      <w:r>
-        <w:rPr>
-          <w:rFonts w:ascii="Times New Roman" w:hAnsi="Times New Roman" w:cs="Times New Roman"/>
-          <w:sz w:val="20"/>
-          <w:szCs w:val="20"/>
-          <w:lang w:val="de-DE"/>
-        </w:rPr>
-        <w:t xml:space="preserve">: </w:t>
+        <w:tab/>
+        <w:t xml:space="preserve">System </w:t>
+      </w:r>
+      <w:r>
+        <w:rPr>
+          <w:rFonts w:ascii="Times New Roman" w:hAnsi="Times New Roman" w:cs="Times New Roman"/>
+          <w:sz w:val="20"/>
+          <w:szCs w:val="20"/>
+          <w:lang w:val="de-DE"/>
+        </w:rPr>
+        <w:t>2</w:t>
+      </w:r>
+      <w:r>
+        <w:rPr>
+          <w:rFonts w:ascii="Times New Roman" w:hAnsi="Times New Roman" w:cs="Times New Roman"/>
+          <w:sz w:val="20"/>
+          <w:szCs w:val="20"/>
+          <w:lang w:val="de-DE"/>
+        </w:rPr>
+        <w:t>–</w:t>
+      </w:r>
+      <w:r>
+        <w:rPr>
+          <w:rFonts w:ascii="Times New Roman" w:hAnsi="Times New Roman" w:cs="Times New Roman"/>
+          <w:sz w:val="20"/>
+          <w:szCs w:val="20"/>
+          <w:lang w:val="de-DE"/>
+        </w:rPr>
+        <w:t>4</w:t>
+      </w:r>
+      <w:r>
+        <w:rPr>
+          <w:rFonts w:ascii="Times New Roman" w:hAnsi="Times New Roman" w:cs="Times New Roman"/>
+          <w:sz w:val="20"/>
+          <w:szCs w:val="20"/>
+          <w:lang w:val="de-DE"/>
+        </w:rPr>
+        <w:t>: T. 1–</w:t>
+      </w:r>
+      <w:r>
+        <w:rPr>
+          <w:rFonts w:ascii="Times New Roman" w:hAnsi="Times New Roman" w:cs="Times New Roman"/>
+          <w:sz w:val="20"/>
+          <w:szCs w:val="20"/>
+          <w:lang w:val="de-DE"/>
+        </w:rPr>
+        <w:t>2</w:t>
+      </w:r>
+      <w:r>
+        <w:rPr>
+          <w:rFonts w:ascii="Times New Roman" w:hAnsi="Times New Roman" w:cs="Times New Roman"/>
+          <w:sz w:val="20"/>
+          <w:szCs w:val="20"/>
+          <w:lang w:val="de-DE"/>
+        </w:rPr>
+        <w:t>;</w:t>
       </w:r>
     </w:p>
     <w:p>
@@ -3090,43 +4045,6 @@
           <w:szCs w:val="20"/>
           <w:lang w:val="de-DE"/>
         </w:rPr>
-        <w:t xml:space="preserve">Bl. </w:t>
-      </w:r>
-      <w:r>
-        <w:rPr>
-          <w:rFonts w:ascii="Times New Roman" w:hAnsi="Times New Roman" w:cs="Times New Roman"/>
-          <w:sz w:val="20"/>
-          <w:szCs w:val="20"/>
-          <w:lang w:val="de-DE"/>
-        </w:rPr>
-        <w:t>3</w:t>
-      </w:r>
-      <w:r>
-        <w:rPr>
-          <w:rFonts w:ascii="Times New Roman" w:hAnsi="Times New Roman" w:cs="Times New Roman"/>
-          <w:sz w:val="20"/>
-          <w:szCs w:val="20"/>
-          <w:vertAlign w:val="superscript"/>
-          <w:lang w:val="de-DE"/>
-        </w:rPr>
-        <w:t>r</w:t>
-      </w:r>
-      <w:r>
-        <w:rPr>
-          <w:rFonts w:ascii="Times New Roman" w:hAnsi="Times New Roman" w:cs="Times New Roman"/>
-          <w:sz w:val="20"/>
-          <w:szCs w:val="20"/>
-          <w:lang w:val="de-DE"/>
-        </w:rPr>
-        <w:t xml:space="preserve"> </w:t>
-      </w:r>
-      <w:r>
-        <w:rPr>
-          <w:rFonts w:ascii="Times New Roman" w:hAnsi="Times New Roman" w:cs="Times New Roman"/>
-          <w:sz w:val="20"/>
-          <w:szCs w:val="20"/>
-          <w:lang w:val="de-DE"/>
-        </w:rPr>
         <w:tab/>
         <w:t xml:space="preserve">System </w:t>
       </w:r>
@@ -3137,7 +4055,7 @@
           <w:szCs w:val="20"/>
           <w:lang w:val="de-DE"/>
         </w:rPr>
-        <w:t>2</w:t>
+        <w:t>5</w:t>
       </w:r>
       <w:r>
         <w:rPr>
@@ -3155,34 +4073,16 @@
           <w:szCs w:val="20"/>
           <w:lang w:val="de-DE"/>
         </w:rPr>
-        <w:t>4</w:t>
-      </w:r>
-      <w:r>
-        <w:rPr>
-          <w:rFonts w:ascii="Times New Roman" w:hAnsi="Times New Roman" w:cs="Times New Roman"/>
-          <w:sz w:val="20"/>
-          <w:szCs w:val="20"/>
-          <w:lang w:val="de-DE"/>
-        </w:rPr>
-        <w:t>: T. 1–</w:t>
-      </w:r>
-      <w:r>
-        <w:rPr>
-          <w:rFonts w:ascii="Times New Roman" w:hAnsi="Times New Roman" w:cs="Times New Roman"/>
-          <w:sz w:val="20"/>
-          <w:szCs w:val="20"/>
-          <w:lang w:val="de-DE"/>
-        </w:rPr>
-        <w:t>4</w:t>
-      </w:r>
-      <w:r>
-        <w:rPr>
-          <w:rFonts w:ascii="Times New Roman" w:hAnsi="Times New Roman" w:cs="Times New Roman"/>
-          <w:sz w:val="20"/>
-          <w:szCs w:val="20"/>
-          <w:lang w:val="de-DE"/>
-        </w:rPr>
-        <w:t xml:space="preserve">; </w:t>
+        <w:t>7</w:t>
+      </w:r>
+      <w:r>
+        <w:rPr>
+          <w:rFonts w:ascii="Times New Roman" w:hAnsi="Times New Roman" w:cs="Times New Roman"/>
+          <w:sz w:val="20"/>
+          <w:szCs w:val="20"/>
+          <w:lang w:val="de-DE"/>
+        </w:rPr>
+        <w:t>: T. 3;</w:t>
       </w:r>
     </w:p>
     <w:p>
@@ -3213,7 +4113,7 @@
           <w:szCs w:val="20"/>
           <w:lang w:val="de-DE"/>
         </w:rPr>
-        <w:t>6</w:t>
+        <w:t>8</w:t>
       </w:r>
       <w:r>
         <w:rPr>
@@ -3231,7 +4131,7 @@
           <w:szCs w:val="20"/>
           <w:lang w:val="de-DE"/>
         </w:rPr>
-        <w:t>8</w:t>
+        <w:t>10</w:t>
       </w:r>
       <w:r>
         <w:rPr>
@@ -3249,6 +4149,24 @@
           <w:szCs w:val="20"/>
           <w:lang w:val="de-DE"/>
         </w:rPr>
+        <w:t>4</w:t>
+      </w:r>
+      <w:r>
+        <w:rPr>
+          <w:rFonts w:ascii="Times New Roman" w:hAnsi="Times New Roman" w:cs="Times New Roman"/>
+          <w:sz w:val="20"/>
+          <w:szCs w:val="20"/>
+          <w:lang w:val="de-DE"/>
+        </w:rPr>
+        <w:t>–</w:t>
+      </w:r>
+      <w:r>
+        <w:rPr>
+          <w:rFonts w:ascii="Times New Roman" w:hAnsi="Times New Roman" w:cs="Times New Roman"/>
+          <w:sz w:val="20"/>
+          <w:szCs w:val="20"/>
+          <w:lang w:val="de-DE"/>
+        </w:rPr>
         <w:t>5</w:t>
       </w:r>
       <w:r>
@@ -3258,25 +4176,7 @@
           <w:szCs w:val="20"/>
           <w:lang w:val="de-DE"/>
         </w:rPr>
-        <w:t>–</w:t>
-      </w:r>
-      <w:r>
-        <w:rPr>
-          <w:rFonts w:ascii="Times New Roman" w:hAnsi="Times New Roman" w:cs="Times New Roman"/>
-          <w:sz w:val="20"/>
-          <w:szCs w:val="20"/>
-          <w:lang w:val="de-DE"/>
-        </w:rPr>
-        <w:t>7</w:t>
-      </w:r>
-      <w:r>
-        <w:rPr>
-          <w:rFonts w:ascii="Times New Roman" w:hAnsi="Times New Roman" w:cs="Times New Roman"/>
-          <w:sz w:val="20"/>
-          <w:szCs w:val="20"/>
-          <w:lang w:val="de-DE"/>
-        </w:rPr>
-        <w:t>;</w:t>
+        <w:t xml:space="preserve">; </w:t>
       </w:r>
     </w:p>
     <w:p>
@@ -3290,14 +4190,81 @@
           <w:lang w:val="de-DE"/>
         </w:rPr>
       </w:pPr>
-      <w:r>
-        <w:rPr>
-          <w:rFonts w:ascii="Times New Roman" w:hAnsi="Times New Roman" w:cs="Times New Roman"/>
-          <w:sz w:val="20"/>
-          <w:szCs w:val="20"/>
-          <w:lang w:val="de-DE"/>
-        </w:rPr>
-        <w:t xml:space="preserve">Bl. </w:t>
+      <w:proofErr w:type="spellStart"/>
+      <w:r>
+        <w:rPr>
+          <w:rFonts w:ascii="Times New Roman" w:hAnsi="Times New Roman" w:cs="Times New Roman"/>
+          <w:sz w:val="20"/>
+          <w:szCs w:val="20"/>
+          <w:lang w:val="de-DE"/>
+        </w:rPr>
+        <w:t>Bl</w:t>
+      </w:r>
+      <w:proofErr w:type="spellEnd"/>
+      <w:r>
+        <w:rPr>
+          <w:rFonts w:ascii="Times New Roman" w:hAnsi="Times New Roman" w:cs="Times New Roman"/>
+          <w:sz w:val="20"/>
+          <w:szCs w:val="20"/>
+          <w:lang w:val="de-DE"/>
+        </w:rPr>
+        <w:t xml:space="preserve">. </w:t>
+      </w:r>
+      <w:r>
+        <w:rPr>
+          <w:rFonts w:ascii="Times New Roman" w:hAnsi="Times New Roman" w:cs="Times New Roman"/>
+          <w:sz w:val="20"/>
+          <w:szCs w:val="20"/>
+          <w:lang w:val="de-DE"/>
+        </w:rPr>
+        <w:t>4</w:t>
+      </w:r>
+      <w:r>
+        <w:rPr>
+          <w:rFonts w:ascii="Times New Roman" w:hAnsi="Times New Roman" w:cs="Times New Roman"/>
+          <w:sz w:val="20"/>
+          <w:szCs w:val="20"/>
+          <w:vertAlign w:val="superscript"/>
+          <w:lang w:val="de-DE"/>
+        </w:rPr>
+        <w:t>v</w:t>
+      </w:r>
+      <w:r>
+        <w:rPr>
+          <w:rFonts w:ascii="Times New Roman" w:hAnsi="Times New Roman" w:cs="Times New Roman"/>
+          <w:sz w:val="20"/>
+          <w:szCs w:val="20"/>
+          <w:lang w:val="de-DE"/>
+        </w:rPr>
+        <w:t xml:space="preserve"> </w:t>
+      </w:r>
+      <w:r>
+        <w:rPr>
+          <w:rFonts w:ascii="Times New Roman" w:hAnsi="Times New Roman" w:cs="Times New Roman"/>
+          <w:sz w:val="20"/>
+          <w:szCs w:val="20"/>
+          <w:lang w:val="de-DE"/>
+        </w:rPr>
+        <w:tab/>
+        <w:t xml:space="preserve">System </w:t>
+      </w:r>
+      <w:r>
+        <w:rPr>
+          <w:rFonts w:ascii="Times New Roman" w:hAnsi="Times New Roman" w:cs="Times New Roman"/>
+          <w:sz w:val="20"/>
+          <w:szCs w:val="20"/>
+          <w:lang w:val="de-DE"/>
+        </w:rPr>
+        <w:t>1</w:t>
+      </w:r>
+      <w:r>
+        <w:rPr>
+          <w:rFonts w:ascii="Times New Roman" w:hAnsi="Times New Roman" w:cs="Times New Roman"/>
+          <w:sz w:val="20"/>
+          <w:szCs w:val="20"/>
+          <w:lang w:val="de-DE"/>
+        </w:rPr>
+        <w:t>–</w:t>
       </w:r>
       <w:r>
         <w:rPr>
@@ -3313,44 +4280,6 @@
           <w:rFonts w:ascii="Times New Roman" w:hAnsi="Times New Roman" w:cs="Times New Roman"/>
           <w:sz w:val="20"/>
           <w:szCs w:val="20"/>
-          <w:vertAlign w:val="superscript"/>
-          <w:lang w:val="de-DE"/>
-        </w:rPr>
-        <w:t>v</w:t>
-      </w:r>
-      <w:r>
-        <w:rPr>
-          <w:rFonts w:ascii="Times New Roman" w:hAnsi="Times New Roman" w:cs="Times New Roman"/>
-          <w:sz w:val="20"/>
-          <w:szCs w:val="20"/>
-          <w:lang w:val="de-DE"/>
-        </w:rPr>
-        <w:t xml:space="preserve"> </w:t>
-      </w:r>
-      <w:r>
-        <w:rPr>
-          <w:rFonts w:ascii="Times New Roman" w:hAnsi="Times New Roman" w:cs="Times New Roman"/>
-          <w:sz w:val="20"/>
-          <w:szCs w:val="20"/>
-          <w:lang w:val="de-DE"/>
-        </w:rPr>
-        <w:tab/>
-        <w:t>System 1–</w:t>
-      </w:r>
-      <w:r>
-        <w:rPr>
-          <w:rFonts w:ascii="Times New Roman" w:hAnsi="Times New Roman" w:cs="Times New Roman"/>
-          <w:sz w:val="20"/>
-          <w:szCs w:val="20"/>
-          <w:lang w:val="de-DE"/>
-        </w:rPr>
-        <w:t>3</w:t>
-      </w:r>
-      <w:r>
-        <w:rPr>
-          <w:rFonts w:ascii="Times New Roman" w:hAnsi="Times New Roman" w:cs="Times New Roman"/>
-          <w:sz w:val="20"/>
-          <w:szCs w:val="20"/>
           <w:lang w:val="de-DE"/>
         </w:rPr>
         <w:t xml:space="preserve">: T. </w:t>
@@ -3362,7 +4291,7 @@
           <w:szCs w:val="20"/>
           <w:lang w:val="de-DE"/>
         </w:rPr>
-        <w:t>8</w:t>
+        <w:t>6</w:t>
       </w:r>
       <w:r>
         <w:rPr>
@@ -3380,7 +4309,16 @@
           <w:szCs w:val="20"/>
           <w:lang w:val="de-DE"/>
         </w:rPr>
-        <w:t>9.</w:t>
+        <w:t>7</w:t>
+      </w:r>
+      <w:r>
+        <w:rPr>
+          <w:rFonts w:ascii="Times New Roman" w:hAnsi="Times New Roman" w:cs="Times New Roman"/>
+          <w:sz w:val="20"/>
+          <w:szCs w:val="20"/>
+          <w:lang w:val="de-DE"/>
+        </w:rPr>
+        <w:t>;</w:t>
       </w:r>
     </w:p>
     <w:p>
@@ -3401,70 +4339,71 @@
           <w:szCs w:val="20"/>
           <w:lang w:val="de-DE"/>
         </w:rPr>
-        <w:t xml:space="preserve">Autograph von </w:t>
-      </w:r>
-      <w:r>
-        <w:rPr>
-          <w:rFonts w:ascii="Times New Roman" w:hAnsi="Times New Roman" w:cs="Times New Roman"/>
-          <w:sz w:val="20"/>
-          <w:szCs w:val="20"/>
-          <w:lang w:val="de-DE"/>
-        </w:rPr>
-        <w:t>I</w:t>
-      </w:r>
-      <w:r>
-        <w:rPr>
-          <w:rFonts w:ascii="Times New Roman" w:hAnsi="Times New Roman" w:cs="Times New Roman"/>
-          <w:sz w:val="20"/>
-          <w:szCs w:val="20"/>
-          <w:lang w:val="de-DE"/>
-        </w:rPr>
-        <w:t>I (</w:t>
-      </w:r>
-      <w:r>
-        <w:rPr>
-          <w:rFonts w:ascii="Times New Roman" w:hAnsi="Times New Roman" w:cs="Times New Roman"/>
-          <w:sz w:val="20"/>
-          <w:szCs w:val="20"/>
-          <w:lang w:val="de-DE"/>
-        </w:rPr>
-        <w:t>M 1</w:t>
-      </w:r>
-      <w:r>
-        <w:rPr>
-          <w:rFonts w:ascii="Times New Roman" w:hAnsi="Times New Roman" w:cs="Times New Roman"/>
-          <w:sz w:val="20"/>
-          <w:szCs w:val="20"/>
-          <w:lang w:val="de-DE"/>
-        </w:rPr>
-        <w:t>62</w:t>
-      </w:r>
-      <w:r>
-        <w:rPr>
-          <w:rFonts w:ascii="Times New Roman" w:hAnsi="Times New Roman" w:cs="Times New Roman"/>
-          <w:sz w:val="20"/>
-          <w:szCs w:val="20"/>
-          <w:lang w:val="de-DE"/>
-        </w:rPr>
-        <w:t xml:space="preserve"> Textfassung 1</w:t>
-      </w:r>
-      <w:r>
-        <w:rPr>
-          <w:rFonts w:ascii="Times New Roman" w:hAnsi="Times New Roman" w:cs="Times New Roman"/>
-          <w:sz w:val="20"/>
-          <w:szCs w:val="20"/>
-          <w:lang w:val="de-DE"/>
-        </w:rPr>
-        <w:t>)</w:t>
-      </w:r>
-      <w:r>
-        <w:rPr>
-          <w:rFonts w:ascii="Times New Roman" w:hAnsi="Times New Roman" w:cs="Times New Roman"/>
-          <w:sz w:val="20"/>
-          <w:szCs w:val="20"/>
-          <w:lang w:val="de-DE"/>
-        </w:rPr>
-        <w:t>:</w:t>
+        <w:tab/>
+        <w:t xml:space="preserve">System </w:t>
+      </w:r>
+      <w:r>
+        <w:rPr>
+          <w:rFonts w:ascii="Times New Roman" w:hAnsi="Times New Roman" w:cs="Times New Roman"/>
+          <w:sz w:val="20"/>
+          <w:szCs w:val="20"/>
+          <w:lang w:val="de-DE"/>
+        </w:rPr>
+        <w:t>4</w:t>
+      </w:r>
+      <w:r>
+        <w:rPr>
+          <w:rFonts w:ascii="Times New Roman" w:hAnsi="Times New Roman" w:cs="Times New Roman"/>
+          <w:sz w:val="20"/>
+          <w:szCs w:val="20"/>
+          <w:lang w:val="de-DE"/>
+        </w:rPr>
+        <w:t>–</w:t>
+      </w:r>
+      <w:r>
+        <w:rPr>
+          <w:rFonts w:ascii="Times New Roman" w:hAnsi="Times New Roman" w:cs="Times New Roman"/>
+          <w:sz w:val="20"/>
+          <w:szCs w:val="20"/>
+          <w:lang w:val="de-DE"/>
+        </w:rPr>
+        <w:t>6</w:t>
+      </w:r>
+      <w:r>
+        <w:rPr>
+          <w:rFonts w:ascii="Times New Roman" w:hAnsi="Times New Roman" w:cs="Times New Roman"/>
+          <w:sz w:val="20"/>
+          <w:szCs w:val="20"/>
+          <w:lang w:val="de-DE"/>
+        </w:rPr>
+        <w:t xml:space="preserve">: T. </w:t>
+      </w:r>
+      <w:r>
+        <w:rPr>
+          <w:rFonts w:ascii="Times New Roman" w:hAnsi="Times New Roman" w:cs="Times New Roman"/>
+          <w:sz w:val="20"/>
+          <w:szCs w:val="20"/>
+          <w:lang w:val="de-DE"/>
+        </w:rPr>
+        <w:t>8</w:t>
+      </w:r>
+      <w:r>
+        <w:rPr>
+          <w:rFonts w:ascii="Times New Roman" w:hAnsi="Times New Roman" w:cs="Times New Roman"/>
+          <w:sz w:val="20"/>
+          <w:szCs w:val="20"/>
+          <w:lang w:val="de-DE"/>
+        </w:rPr>
+        <w:t>–</w:t>
+      </w:r>
+      <w:r>
+        <w:rPr>
+          <w:rFonts w:ascii="Times New Roman" w:hAnsi="Times New Roman" w:cs="Times New Roman"/>
+          <w:sz w:val="20"/>
+          <w:szCs w:val="20"/>
+          <w:lang w:val="de-DE"/>
+        </w:rPr>
+        <w:t xml:space="preserve">9; </w:t>
       </w:r>
     </w:p>
     <w:p>
@@ -3485,43 +4424,6 @@
           <w:szCs w:val="20"/>
           <w:lang w:val="de-DE"/>
         </w:rPr>
-        <w:t xml:space="preserve">Bl. </w:t>
-      </w:r>
-      <w:r>
-        <w:rPr>
-          <w:rFonts w:ascii="Times New Roman" w:hAnsi="Times New Roman" w:cs="Times New Roman"/>
-          <w:sz w:val="20"/>
-          <w:szCs w:val="20"/>
-          <w:lang w:val="de-DE"/>
-        </w:rPr>
-        <w:t>4</w:t>
-      </w:r>
-      <w:r>
-        <w:rPr>
-          <w:rFonts w:ascii="Times New Roman" w:hAnsi="Times New Roman" w:cs="Times New Roman"/>
-          <w:sz w:val="20"/>
-          <w:szCs w:val="20"/>
-          <w:vertAlign w:val="superscript"/>
-          <w:lang w:val="de-DE"/>
-        </w:rPr>
-        <w:t>r</w:t>
-      </w:r>
-      <w:r>
-        <w:rPr>
-          <w:rFonts w:ascii="Times New Roman" w:hAnsi="Times New Roman" w:cs="Times New Roman"/>
-          <w:sz w:val="20"/>
-          <w:szCs w:val="20"/>
-          <w:lang w:val="de-DE"/>
-        </w:rPr>
-        <w:t xml:space="preserve"> </w:t>
-      </w:r>
-      <w:r>
-        <w:rPr>
-          <w:rFonts w:ascii="Times New Roman" w:hAnsi="Times New Roman" w:cs="Times New Roman"/>
-          <w:sz w:val="20"/>
-          <w:szCs w:val="20"/>
-          <w:lang w:val="de-DE"/>
-        </w:rPr>
         <w:tab/>
         <w:t xml:space="preserve">System </w:t>
       </w:r>
@@ -3532,7 +4434,7 @@
           <w:szCs w:val="20"/>
           <w:lang w:val="de-DE"/>
         </w:rPr>
-        <w:t>2</w:t>
+        <w:t>8</w:t>
       </w:r>
       <w:r>
         <w:rPr>
@@ -3550,34 +4452,43 @@
           <w:szCs w:val="20"/>
           <w:lang w:val="de-DE"/>
         </w:rPr>
-        <w:t>4</w:t>
-      </w:r>
-      <w:r>
-        <w:rPr>
-          <w:rFonts w:ascii="Times New Roman" w:hAnsi="Times New Roman" w:cs="Times New Roman"/>
-          <w:sz w:val="20"/>
-          <w:szCs w:val="20"/>
-          <w:lang w:val="de-DE"/>
-        </w:rPr>
-        <w:t>: T. 1–</w:t>
-      </w:r>
-      <w:r>
-        <w:rPr>
-          <w:rFonts w:ascii="Times New Roman" w:hAnsi="Times New Roman" w:cs="Times New Roman"/>
-          <w:sz w:val="20"/>
-          <w:szCs w:val="20"/>
-          <w:lang w:val="de-DE"/>
-        </w:rPr>
-        <w:t>2</w:t>
-      </w:r>
-      <w:r>
-        <w:rPr>
-          <w:rFonts w:ascii="Times New Roman" w:hAnsi="Times New Roman" w:cs="Times New Roman"/>
-          <w:sz w:val="20"/>
-          <w:szCs w:val="20"/>
-          <w:lang w:val="de-DE"/>
-        </w:rPr>
-        <w:t>;</w:t>
+        <w:t>10</w:t>
+      </w:r>
+      <w:r>
+        <w:rPr>
+          <w:rFonts w:ascii="Times New Roman" w:hAnsi="Times New Roman" w:cs="Times New Roman"/>
+          <w:sz w:val="20"/>
+          <w:szCs w:val="20"/>
+          <w:lang w:val="de-DE"/>
+        </w:rPr>
+        <w:t xml:space="preserve">: T. </w:t>
+      </w:r>
+      <w:r>
+        <w:rPr>
+          <w:rFonts w:ascii="Times New Roman" w:hAnsi="Times New Roman" w:cs="Times New Roman"/>
+          <w:sz w:val="20"/>
+          <w:szCs w:val="20"/>
+          <w:lang w:val="de-DE"/>
+        </w:rPr>
+        <w:t>10</w:t>
+      </w:r>
+      <w:r>
+        <w:rPr>
+          <w:rFonts w:ascii="Times New Roman" w:hAnsi="Times New Roman" w:cs="Times New Roman"/>
+          <w:sz w:val="20"/>
+          <w:szCs w:val="20"/>
+          <w:lang w:val="de-DE"/>
+        </w:rPr>
+        <w:t>–1</w:t>
+      </w:r>
+      <w:r>
+        <w:rPr>
+          <w:rFonts w:ascii="Times New Roman" w:hAnsi="Times New Roman" w:cs="Times New Roman"/>
+          <w:sz w:val="20"/>
+          <w:szCs w:val="20"/>
+          <w:lang w:val="de-DE"/>
+        </w:rPr>
+        <w:t>2;</w:t>
       </w:r>
     </w:p>
     <w:p>
@@ -3591,6 +4502,54 @@
           <w:lang w:val="de-DE"/>
         </w:rPr>
       </w:pPr>
+      <w:proofErr w:type="spellStart"/>
+      <w:r>
+        <w:rPr>
+          <w:rFonts w:ascii="Times New Roman" w:hAnsi="Times New Roman" w:cs="Times New Roman"/>
+          <w:sz w:val="20"/>
+          <w:szCs w:val="20"/>
+          <w:lang w:val="de-DE"/>
+        </w:rPr>
+        <w:t>Bl</w:t>
+      </w:r>
+      <w:proofErr w:type="spellEnd"/>
+      <w:r>
+        <w:rPr>
+          <w:rFonts w:ascii="Times New Roman" w:hAnsi="Times New Roman" w:cs="Times New Roman"/>
+          <w:sz w:val="20"/>
+          <w:szCs w:val="20"/>
+          <w:lang w:val="de-DE"/>
+        </w:rPr>
+        <w:t xml:space="preserve">. </w:t>
+      </w:r>
+      <w:r>
+        <w:rPr>
+          <w:rFonts w:ascii="Times New Roman" w:hAnsi="Times New Roman" w:cs="Times New Roman"/>
+          <w:sz w:val="20"/>
+          <w:szCs w:val="20"/>
+          <w:lang w:val="de-DE"/>
+        </w:rPr>
+        <w:t>5</w:t>
+      </w:r>
+      <w:r>
+        <w:rPr>
+          <w:rFonts w:ascii="Times New Roman" w:hAnsi="Times New Roman" w:cs="Times New Roman"/>
+          <w:sz w:val="20"/>
+          <w:szCs w:val="20"/>
+          <w:vertAlign w:val="superscript"/>
+          <w:lang w:val="de-DE"/>
+        </w:rPr>
+        <w:t>r</w:t>
+      </w:r>
+      <w:r>
+        <w:rPr>
+          <w:rFonts w:ascii="Times New Roman" w:hAnsi="Times New Roman" w:cs="Times New Roman"/>
+          <w:sz w:val="20"/>
+          <w:szCs w:val="20"/>
+          <w:lang w:val="de-DE"/>
+        </w:rPr>
+        <w:t xml:space="preserve"> </w:t>
+      </w:r>
       <w:r>
         <w:rPr>
           <w:rFonts w:ascii="Times New Roman" w:hAnsi="Times New Roman" w:cs="Times New Roman"/>
@@ -3608,7 +4567,7 @@
           <w:szCs w:val="20"/>
           <w:lang w:val="de-DE"/>
         </w:rPr>
-        <w:t>5</w:t>
+        <w:t>1</w:t>
       </w:r>
       <w:r>
         <w:rPr>
@@ -3626,16 +4585,52 @@
           <w:szCs w:val="20"/>
           <w:lang w:val="de-DE"/>
         </w:rPr>
-        <w:t>7</w:t>
-      </w:r>
-      <w:r>
-        <w:rPr>
-          <w:rFonts w:ascii="Times New Roman" w:hAnsi="Times New Roman" w:cs="Times New Roman"/>
-          <w:sz w:val="20"/>
-          <w:szCs w:val="20"/>
-          <w:lang w:val="de-DE"/>
-        </w:rPr>
-        <w:t>: T. 3;</w:t>
+        <w:t>3</w:t>
+      </w:r>
+      <w:r>
+        <w:rPr>
+          <w:rFonts w:ascii="Times New Roman" w:hAnsi="Times New Roman" w:cs="Times New Roman"/>
+          <w:sz w:val="20"/>
+          <w:szCs w:val="20"/>
+          <w:lang w:val="de-DE"/>
+        </w:rPr>
+        <w:t>: T. 1</w:t>
+      </w:r>
+      <w:r>
+        <w:rPr>
+          <w:rFonts w:ascii="Times New Roman" w:hAnsi="Times New Roman" w:cs="Times New Roman"/>
+          <w:sz w:val="20"/>
+          <w:szCs w:val="20"/>
+          <w:lang w:val="de-DE"/>
+        </w:rPr>
+        <w:t>3</w:t>
+      </w:r>
+      <w:r>
+        <w:rPr>
+          <w:rFonts w:ascii="Times New Roman" w:hAnsi="Times New Roman" w:cs="Times New Roman"/>
+          <w:sz w:val="20"/>
+          <w:szCs w:val="20"/>
+          <w:lang w:val="de-DE"/>
+        </w:rPr>
+        <w:t>–</w:t>
+      </w:r>
+      <w:r>
+        <w:rPr>
+          <w:rFonts w:ascii="Times New Roman" w:hAnsi="Times New Roman" w:cs="Times New Roman"/>
+          <w:sz w:val="20"/>
+          <w:szCs w:val="20"/>
+          <w:lang w:val="de-DE"/>
+        </w:rPr>
+        <w:t>14</w:t>
+      </w:r>
+      <w:r>
+        <w:rPr>
+          <w:rFonts w:ascii="Times New Roman" w:hAnsi="Times New Roman" w:cs="Times New Roman"/>
+          <w:sz w:val="20"/>
+          <w:szCs w:val="20"/>
+          <w:lang w:val="de-DE"/>
+        </w:rPr>
+        <w:t>;</w:t>
       </w:r>
     </w:p>
     <w:p>
@@ -3666,7 +4661,7 @@
           <w:szCs w:val="20"/>
           <w:lang w:val="de-DE"/>
         </w:rPr>
-        <w:t>8</w:t>
+        <w:t>5</w:t>
       </w:r>
       <w:r>
         <w:rPr>
@@ -3684,7 +4679,7 @@
           <w:szCs w:val="20"/>
           <w:lang w:val="de-DE"/>
         </w:rPr>
-        <w:t>10</w:t>
+        <w:t>7</w:t>
       </w:r>
       <w:r>
         <w:rPr>
@@ -3702,34 +4697,16 @@
           <w:szCs w:val="20"/>
           <w:lang w:val="de-DE"/>
         </w:rPr>
-        <w:t>4</w:t>
-      </w:r>
-      <w:r>
-        <w:rPr>
-          <w:rFonts w:ascii="Times New Roman" w:hAnsi="Times New Roman" w:cs="Times New Roman"/>
-          <w:sz w:val="20"/>
-          <w:szCs w:val="20"/>
-          <w:lang w:val="de-DE"/>
-        </w:rPr>
-        <w:t>–</w:t>
-      </w:r>
-      <w:r>
-        <w:rPr>
-          <w:rFonts w:ascii="Times New Roman" w:hAnsi="Times New Roman" w:cs="Times New Roman"/>
-          <w:sz w:val="20"/>
-          <w:szCs w:val="20"/>
-          <w:lang w:val="de-DE"/>
-        </w:rPr>
-        <w:t>5</w:t>
-      </w:r>
-      <w:r>
-        <w:rPr>
-          <w:rFonts w:ascii="Times New Roman" w:hAnsi="Times New Roman" w:cs="Times New Roman"/>
-          <w:sz w:val="20"/>
-          <w:szCs w:val="20"/>
-          <w:lang w:val="de-DE"/>
-        </w:rPr>
-        <w:t xml:space="preserve">; </w:t>
+        <w:t>15–17</w:t>
+      </w:r>
+      <w:r>
+        <w:rPr>
+          <w:rFonts w:ascii="Times New Roman" w:hAnsi="Times New Roman" w:cs="Times New Roman"/>
+          <w:sz w:val="20"/>
+          <w:szCs w:val="20"/>
+          <w:lang w:val="de-DE"/>
+        </w:rPr>
+        <w:t>;</w:t>
       </w:r>
     </w:p>
     <w:p>
@@ -3750,43 +4727,6 @@
           <w:szCs w:val="20"/>
           <w:lang w:val="de-DE"/>
         </w:rPr>
-        <w:t xml:space="preserve">Bl. </w:t>
-      </w:r>
-      <w:r>
-        <w:rPr>
-          <w:rFonts w:ascii="Times New Roman" w:hAnsi="Times New Roman" w:cs="Times New Roman"/>
-          <w:sz w:val="20"/>
-          <w:szCs w:val="20"/>
-          <w:lang w:val="de-DE"/>
-        </w:rPr>
-        <w:t>4</w:t>
-      </w:r>
-      <w:r>
-        <w:rPr>
-          <w:rFonts w:ascii="Times New Roman" w:hAnsi="Times New Roman" w:cs="Times New Roman"/>
-          <w:sz w:val="20"/>
-          <w:szCs w:val="20"/>
-          <w:vertAlign w:val="superscript"/>
-          <w:lang w:val="de-DE"/>
-        </w:rPr>
-        <w:t>v</w:t>
-      </w:r>
-      <w:r>
-        <w:rPr>
-          <w:rFonts w:ascii="Times New Roman" w:hAnsi="Times New Roman" w:cs="Times New Roman"/>
-          <w:sz w:val="20"/>
-          <w:szCs w:val="20"/>
-          <w:lang w:val="de-DE"/>
-        </w:rPr>
-        <w:t xml:space="preserve"> </w:t>
-      </w:r>
-      <w:r>
-        <w:rPr>
-          <w:rFonts w:ascii="Times New Roman" w:hAnsi="Times New Roman" w:cs="Times New Roman"/>
-          <w:sz w:val="20"/>
-          <w:szCs w:val="20"/>
-          <w:lang w:val="de-DE"/>
-        </w:rPr>
         <w:tab/>
         <w:t xml:space="preserve">System </w:t>
       </w:r>
@@ -3797,7 +4737,7 @@
           <w:szCs w:val="20"/>
           <w:lang w:val="de-DE"/>
         </w:rPr>
-        <w:t>1</w:t>
+        <w:t>8</w:t>
       </w:r>
       <w:r>
         <w:rPr>
@@ -3815,7 +4755,7 @@
           <w:szCs w:val="20"/>
           <w:lang w:val="de-DE"/>
         </w:rPr>
-        <w:t>3</w:t>
+        <w:t>10</w:t>
       </w:r>
       <w:r>
         <w:rPr>
@@ -3833,7 +4773,7 @@
           <w:szCs w:val="20"/>
           <w:lang w:val="de-DE"/>
         </w:rPr>
-        <w:t>6</w:t>
+        <w:t>18</w:t>
       </w:r>
       <w:r>
         <w:rPr>
@@ -3851,16 +4791,16 @@
           <w:szCs w:val="20"/>
           <w:lang w:val="de-DE"/>
         </w:rPr>
-        <w:t>7</w:t>
-      </w:r>
-      <w:r>
-        <w:rPr>
-          <w:rFonts w:ascii="Times New Roman" w:hAnsi="Times New Roman" w:cs="Times New Roman"/>
-          <w:sz w:val="20"/>
-          <w:szCs w:val="20"/>
-          <w:lang w:val="de-DE"/>
-        </w:rPr>
-        <w:t>;</w:t>
+        <w:t>19</w:t>
+      </w:r>
+      <w:r>
+        <w:rPr>
+          <w:rFonts w:ascii="Times New Roman" w:hAnsi="Times New Roman" w:cs="Times New Roman"/>
+          <w:sz w:val="20"/>
+          <w:szCs w:val="20"/>
+          <w:lang w:val="de-DE"/>
+        </w:rPr>
+        <w:t xml:space="preserve">; </w:t>
       </w:r>
     </w:p>
     <w:p>
@@ -3874,6 +4814,54 @@
           <w:lang w:val="de-DE"/>
         </w:rPr>
       </w:pPr>
+      <w:proofErr w:type="spellStart"/>
+      <w:r>
+        <w:rPr>
+          <w:rFonts w:ascii="Times New Roman" w:hAnsi="Times New Roman" w:cs="Times New Roman"/>
+          <w:sz w:val="20"/>
+          <w:szCs w:val="20"/>
+          <w:lang w:val="de-DE"/>
+        </w:rPr>
+        <w:t>Bl</w:t>
+      </w:r>
+      <w:proofErr w:type="spellEnd"/>
+      <w:r>
+        <w:rPr>
+          <w:rFonts w:ascii="Times New Roman" w:hAnsi="Times New Roman" w:cs="Times New Roman"/>
+          <w:sz w:val="20"/>
+          <w:szCs w:val="20"/>
+          <w:lang w:val="de-DE"/>
+        </w:rPr>
+        <w:t xml:space="preserve">. </w:t>
+      </w:r>
+      <w:r>
+        <w:rPr>
+          <w:rFonts w:ascii="Times New Roman" w:hAnsi="Times New Roman" w:cs="Times New Roman"/>
+          <w:sz w:val="20"/>
+          <w:szCs w:val="20"/>
+          <w:lang w:val="de-DE"/>
+        </w:rPr>
+        <w:t>5</w:t>
+      </w:r>
+      <w:r>
+        <w:rPr>
+          <w:rFonts w:ascii="Times New Roman" w:hAnsi="Times New Roman" w:cs="Times New Roman"/>
+          <w:sz w:val="20"/>
+          <w:szCs w:val="20"/>
+          <w:vertAlign w:val="superscript"/>
+          <w:lang w:val="de-DE"/>
+        </w:rPr>
+        <w:t>v</w:t>
+      </w:r>
+      <w:r>
+        <w:rPr>
+          <w:rFonts w:ascii="Times New Roman" w:hAnsi="Times New Roman" w:cs="Times New Roman"/>
+          <w:sz w:val="20"/>
+          <w:szCs w:val="20"/>
+          <w:lang w:val="de-DE"/>
+        </w:rPr>
+        <w:t xml:space="preserve"> </w:t>
+      </w:r>
       <w:r>
         <w:rPr>
           <w:rFonts w:ascii="Times New Roman" w:hAnsi="Times New Roman" w:cs="Times New Roman"/>
@@ -3891,7 +4879,7 @@
           <w:szCs w:val="20"/>
           <w:lang w:val="de-DE"/>
         </w:rPr>
-        <w:t>4</w:t>
+        <w:t>1</w:t>
       </w:r>
       <w:r>
         <w:rPr>
@@ -3909,7 +4897,7 @@
           <w:szCs w:val="20"/>
           <w:lang w:val="de-DE"/>
         </w:rPr>
-        <w:t>6</w:t>
+        <w:t>3</w:t>
       </w:r>
       <w:r>
         <w:rPr>
@@ -3927,7 +4915,7 @@
           <w:szCs w:val="20"/>
           <w:lang w:val="de-DE"/>
         </w:rPr>
-        <w:t>8</w:t>
+        <w:t>20</w:t>
       </w:r>
       <w:r>
         <w:rPr>
@@ -3945,7 +4933,16 @@
           <w:szCs w:val="20"/>
           <w:lang w:val="de-DE"/>
         </w:rPr>
-        <w:t xml:space="preserve">9; </w:t>
+        <w:t>22</w:t>
+      </w:r>
+      <w:r>
+        <w:rPr>
+          <w:rFonts w:ascii="Times New Roman" w:hAnsi="Times New Roman" w:cs="Times New Roman"/>
+          <w:sz w:val="20"/>
+          <w:szCs w:val="20"/>
+          <w:lang w:val="de-DE"/>
+        </w:rPr>
+        <w:t>;</w:t>
       </w:r>
     </w:p>
     <w:p>
@@ -3976,7 +4973,7 @@
           <w:szCs w:val="20"/>
           <w:lang w:val="de-DE"/>
         </w:rPr>
-        <w:t>8</w:t>
+        <w:t>4</w:t>
       </w:r>
       <w:r>
         <w:rPr>
@@ -3994,7 +4991,7 @@
           <w:szCs w:val="20"/>
           <w:lang w:val="de-DE"/>
         </w:rPr>
-        <w:t>10</w:t>
+        <w:t>6</w:t>
       </w:r>
       <w:r>
         <w:rPr>
@@ -4012,25 +5009,25 @@
           <w:szCs w:val="20"/>
           <w:lang w:val="de-DE"/>
         </w:rPr>
-        <w:t>10</w:t>
-      </w:r>
-      <w:r>
-        <w:rPr>
-          <w:rFonts w:ascii="Times New Roman" w:hAnsi="Times New Roman" w:cs="Times New Roman"/>
-          <w:sz w:val="20"/>
-          <w:szCs w:val="20"/>
-          <w:lang w:val="de-DE"/>
-        </w:rPr>
-        <w:t>–1</w:t>
-      </w:r>
-      <w:r>
-        <w:rPr>
-          <w:rFonts w:ascii="Times New Roman" w:hAnsi="Times New Roman" w:cs="Times New Roman"/>
-          <w:sz w:val="20"/>
-          <w:szCs w:val="20"/>
-          <w:lang w:val="de-DE"/>
-        </w:rPr>
-        <w:t>2;</w:t>
+        <w:t>23</w:t>
+      </w:r>
+      <w:r>
+        <w:rPr>
+          <w:rFonts w:ascii="Times New Roman" w:hAnsi="Times New Roman" w:cs="Times New Roman"/>
+          <w:sz w:val="20"/>
+          <w:szCs w:val="20"/>
+          <w:lang w:val="de-DE"/>
+        </w:rPr>
+        <w:t>–</w:t>
+      </w:r>
+      <w:r>
+        <w:rPr>
+          <w:rFonts w:ascii="Times New Roman" w:hAnsi="Times New Roman" w:cs="Times New Roman"/>
+          <w:sz w:val="20"/>
+          <w:szCs w:val="20"/>
+          <w:lang w:val="de-DE"/>
+        </w:rPr>
+        <w:t>24.</w:t>
       </w:r>
     </w:p>
     <w:p>
@@ -4051,117 +5048,70 @@
           <w:szCs w:val="20"/>
           <w:lang w:val="de-DE"/>
         </w:rPr>
-        <w:t xml:space="preserve">Bl. </w:t>
-      </w:r>
-      <w:r>
-        <w:rPr>
-          <w:rFonts w:ascii="Times New Roman" w:hAnsi="Times New Roman" w:cs="Times New Roman"/>
-          <w:sz w:val="20"/>
-          <w:szCs w:val="20"/>
-          <w:lang w:val="de-DE"/>
-        </w:rPr>
-        <w:t>5</w:t>
-      </w:r>
-      <w:r>
-        <w:rPr>
-          <w:rFonts w:ascii="Times New Roman" w:hAnsi="Times New Roman" w:cs="Times New Roman"/>
-          <w:sz w:val="20"/>
-          <w:szCs w:val="20"/>
-          <w:vertAlign w:val="superscript"/>
-          <w:lang w:val="de-DE"/>
-        </w:rPr>
-        <w:t>r</w:t>
-      </w:r>
-      <w:r>
-        <w:rPr>
-          <w:rFonts w:ascii="Times New Roman" w:hAnsi="Times New Roman" w:cs="Times New Roman"/>
-          <w:sz w:val="20"/>
-          <w:szCs w:val="20"/>
-          <w:lang w:val="de-DE"/>
-        </w:rPr>
-        <w:t xml:space="preserve"> </w:t>
-      </w:r>
-      <w:r>
-        <w:rPr>
-          <w:rFonts w:ascii="Times New Roman" w:hAnsi="Times New Roman" w:cs="Times New Roman"/>
-          <w:sz w:val="20"/>
-          <w:szCs w:val="20"/>
-          <w:lang w:val="de-DE"/>
-        </w:rPr>
-        <w:tab/>
-        <w:t xml:space="preserve">System </w:t>
-      </w:r>
-      <w:r>
-        <w:rPr>
-          <w:rFonts w:ascii="Times New Roman" w:hAnsi="Times New Roman" w:cs="Times New Roman"/>
-          <w:sz w:val="20"/>
-          <w:szCs w:val="20"/>
-          <w:lang w:val="de-DE"/>
-        </w:rPr>
-        <w:t>1</w:t>
-      </w:r>
-      <w:r>
-        <w:rPr>
-          <w:rFonts w:ascii="Times New Roman" w:hAnsi="Times New Roman" w:cs="Times New Roman"/>
-          <w:sz w:val="20"/>
-          <w:szCs w:val="20"/>
-          <w:lang w:val="de-DE"/>
-        </w:rPr>
-        <w:t>–</w:t>
-      </w:r>
-      <w:r>
-        <w:rPr>
-          <w:rFonts w:ascii="Times New Roman" w:hAnsi="Times New Roman" w:cs="Times New Roman"/>
-          <w:sz w:val="20"/>
-          <w:szCs w:val="20"/>
-          <w:lang w:val="de-DE"/>
-        </w:rPr>
-        <w:t>3</w:t>
-      </w:r>
-      <w:r>
-        <w:rPr>
-          <w:rFonts w:ascii="Times New Roman" w:hAnsi="Times New Roman" w:cs="Times New Roman"/>
-          <w:sz w:val="20"/>
-          <w:szCs w:val="20"/>
-          <w:lang w:val="de-DE"/>
-        </w:rPr>
-        <w:t>: T. 1</w:t>
-      </w:r>
-      <w:r>
-        <w:rPr>
-          <w:rFonts w:ascii="Times New Roman" w:hAnsi="Times New Roman" w:cs="Times New Roman"/>
-          <w:sz w:val="20"/>
-          <w:szCs w:val="20"/>
-          <w:lang w:val="de-DE"/>
-        </w:rPr>
-        <w:t>3</w:t>
-      </w:r>
-      <w:r>
-        <w:rPr>
-          <w:rFonts w:ascii="Times New Roman" w:hAnsi="Times New Roman" w:cs="Times New Roman"/>
-          <w:sz w:val="20"/>
-          <w:szCs w:val="20"/>
-          <w:lang w:val="de-DE"/>
-        </w:rPr>
-        <w:t>–</w:t>
-      </w:r>
-      <w:r>
-        <w:rPr>
-          <w:rFonts w:ascii="Times New Roman" w:hAnsi="Times New Roman" w:cs="Times New Roman"/>
-          <w:sz w:val="20"/>
-          <w:szCs w:val="20"/>
-          <w:lang w:val="de-DE"/>
-        </w:rPr>
-        <w:t>14</w:t>
-      </w:r>
-      <w:r>
-        <w:rPr>
-          <w:rFonts w:ascii="Times New Roman" w:hAnsi="Times New Roman" w:cs="Times New Roman"/>
-          <w:sz w:val="20"/>
-          <w:szCs w:val="20"/>
-          <w:lang w:val="de-DE"/>
-        </w:rPr>
-        <w:t>;</w:t>
+        <w:t xml:space="preserve">Autograph von </w:t>
+      </w:r>
+      <w:r>
+        <w:rPr>
+          <w:rFonts w:ascii="Times New Roman" w:hAnsi="Times New Roman" w:cs="Times New Roman"/>
+          <w:sz w:val="20"/>
+          <w:szCs w:val="20"/>
+          <w:lang w:val="de-DE"/>
+        </w:rPr>
+        <w:t>I</w:t>
+      </w:r>
+      <w:r>
+        <w:rPr>
+          <w:rFonts w:ascii="Times New Roman" w:hAnsi="Times New Roman" w:cs="Times New Roman"/>
+          <w:sz w:val="20"/>
+          <w:szCs w:val="20"/>
+          <w:lang w:val="de-DE"/>
+        </w:rPr>
+        <w:t>II (</w:t>
+      </w:r>
+      <w:r>
+        <w:rPr>
+          <w:rFonts w:ascii="Times New Roman" w:hAnsi="Times New Roman" w:cs="Times New Roman"/>
+          <w:sz w:val="20"/>
+          <w:szCs w:val="20"/>
+          <w:lang w:val="de-DE"/>
+        </w:rPr>
+        <w:t>M 1</w:t>
+      </w:r>
+      <w:r>
+        <w:rPr>
+          <w:rFonts w:ascii="Times New Roman" w:hAnsi="Times New Roman" w:cs="Times New Roman"/>
+          <w:sz w:val="20"/>
+          <w:szCs w:val="20"/>
+          <w:lang w:val="de-DE"/>
+        </w:rPr>
+        <w:t>63</w:t>
+      </w:r>
+      <w:r>
+        <w:rPr>
+          <w:rFonts w:ascii="Times New Roman" w:hAnsi="Times New Roman" w:cs="Times New Roman"/>
+          <w:sz w:val="20"/>
+          <w:szCs w:val="20"/>
+          <w:lang w:val="de-DE"/>
+        </w:rPr>
+        <w:t xml:space="preserve"> Textfassung 1</w:t>
+      </w:r>
+      <w:r>
+        <w:rPr>
+          <w:rFonts w:ascii="Times New Roman" w:hAnsi="Times New Roman" w:cs="Times New Roman"/>
+          <w:sz w:val="20"/>
+          <w:szCs w:val="20"/>
+          <w:lang w:val="de-DE"/>
+        </w:rPr>
+        <w:t>)</w:t>
+      </w:r>
+      <w:r>
+        <w:rPr>
+          <w:rFonts w:ascii="Times New Roman" w:hAnsi="Times New Roman" w:cs="Times New Roman"/>
+          <w:sz w:val="20"/>
+          <w:szCs w:val="20"/>
+          <w:lang w:val="de-DE"/>
+        </w:rPr>
+        <w:t xml:space="preserve">: </w:t>
       </w:r>
     </w:p>
     <w:p>
@@ -4175,6 +5125,54 @@
           <w:lang w:val="de-DE"/>
         </w:rPr>
       </w:pPr>
+      <w:proofErr w:type="spellStart"/>
+      <w:r>
+        <w:rPr>
+          <w:rFonts w:ascii="Times New Roman" w:hAnsi="Times New Roman" w:cs="Times New Roman"/>
+          <w:sz w:val="20"/>
+          <w:szCs w:val="20"/>
+          <w:lang w:val="de-DE"/>
+        </w:rPr>
+        <w:t>Bl</w:t>
+      </w:r>
+      <w:proofErr w:type="spellEnd"/>
+      <w:r>
+        <w:rPr>
+          <w:rFonts w:ascii="Times New Roman" w:hAnsi="Times New Roman" w:cs="Times New Roman"/>
+          <w:sz w:val="20"/>
+          <w:szCs w:val="20"/>
+          <w:lang w:val="de-DE"/>
+        </w:rPr>
+        <w:t xml:space="preserve">. </w:t>
+      </w:r>
+      <w:r>
+        <w:rPr>
+          <w:rFonts w:ascii="Times New Roman" w:hAnsi="Times New Roman" w:cs="Times New Roman"/>
+          <w:sz w:val="20"/>
+          <w:szCs w:val="20"/>
+          <w:lang w:val="de-DE"/>
+        </w:rPr>
+        <w:t>6</w:t>
+      </w:r>
+      <w:r>
+        <w:rPr>
+          <w:rFonts w:ascii="Times New Roman" w:hAnsi="Times New Roman" w:cs="Times New Roman"/>
+          <w:sz w:val="20"/>
+          <w:szCs w:val="20"/>
+          <w:vertAlign w:val="superscript"/>
+          <w:lang w:val="de-DE"/>
+        </w:rPr>
+        <w:t>r</w:t>
+      </w:r>
+      <w:r>
+        <w:rPr>
+          <w:rFonts w:ascii="Times New Roman" w:hAnsi="Times New Roman" w:cs="Times New Roman"/>
+          <w:sz w:val="20"/>
+          <w:szCs w:val="20"/>
+          <w:lang w:val="de-DE"/>
+        </w:rPr>
+        <w:t xml:space="preserve"> </w:t>
+      </w:r>
       <w:r>
         <w:rPr>
           <w:rFonts w:ascii="Times New Roman" w:hAnsi="Times New Roman" w:cs="Times New Roman"/>
@@ -4192,7 +5190,7 @@
           <w:szCs w:val="20"/>
           <w:lang w:val="de-DE"/>
         </w:rPr>
-        <w:t>5</w:t>
+        <w:t>2</w:t>
       </w:r>
       <w:r>
         <w:rPr>
@@ -4210,25 +5208,25 @@
           <w:szCs w:val="20"/>
           <w:lang w:val="de-DE"/>
         </w:rPr>
-        <w:t>7</w:t>
-      </w:r>
-      <w:r>
-        <w:rPr>
-          <w:rFonts w:ascii="Times New Roman" w:hAnsi="Times New Roman" w:cs="Times New Roman"/>
-          <w:sz w:val="20"/>
-          <w:szCs w:val="20"/>
-          <w:lang w:val="de-DE"/>
-        </w:rPr>
-        <w:t xml:space="preserve">: T. </w:t>
-      </w:r>
-      <w:r>
-        <w:rPr>
-          <w:rFonts w:ascii="Times New Roman" w:hAnsi="Times New Roman" w:cs="Times New Roman"/>
-          <w:sz w:val="20"/>
-          <w:szCs w:val="20"/>
-          <w:lang w:val="de-DE"/>
-        </w:rPr>
-        <w:t>15–17</w:t>
+        <w:t>4</w:t>
+      </w:r>
+      <w:r>
+        <w:rPr>
+          <w:rFonts w:ascii="Times New Roman" w:hAnsi="Times New Roman" w:cs="Times New Roman"/>
+          <w:sz w:val="20"/>
+          <w:szCs w:val="20"/>
+          <w:lang w:val="de-DE"/>
+        </w:rPr>
+        <w:t>: T. 1–</w:t>
+      </w:r>
+      <w:r>
+        <w:rPr>
+          <w:rFonts w:ascii="Times New Roman" w:hAnsi="Times New Roman" w:cs="Times New Roman"/>
+          <w:sz w:val="20"/>
+          <w:szCs w:val="20"/>
+          <w:lang w:val="de-DE"/>
+        </w:rPr>
+        <w:t>4</w:t>
       </w:r>
       <w:r>
         <w:rPr>
@@ -4268,6 +5266,60 @@
           <w:szCs w:val="20"/>
           <w:lang w:val="de-DE"/>
         </w:rPr>
+        <w:t>5</w:t>
+      </w:r>
+      <w:r>
+        <w:rPr>
+          <w:rFonts w:ascii="Times New Roman" w:hAnsi="Times New Roman" w:cs="Times New Roman"/>
+          <w:sz w:val="20"/>
+          <w:szCs w:val="20"/>
+          <w:lang w:val="de-DE"/>
+        </w:rPr>
+        <w:t>–</w:t>
+      </w:r>
+      <w:r>
+        <w:rPr>
+          <w:rFonts w:ascii="Times New Roman" w:hAnsi="Times New Roman" w:cs="Times New Roman"/>
+          <w:sz w:val="20"/>
+          <w:szCs w:val="20"/>
+          <w:lang w:val="de-DE"/>
+        </w:rPr>
+        <w:t>7</w:t>
+      </w:r>
+      <w:r>
+        <w:rPr>
+          <w:rFonts w:ascii="Times New Roman" w:hAnsi="Times New Roman" w:cs="Times New Roman"/>
+          <w:sz w:val="20"/>
+          <w:szCs w:val="20"/>
+          <w:lang w:val="de-DE"/>
+        </w:rPr>
+        <w:t xml:space="preserve">: T. </w:t>
+      </w:r>
+      <w:r>
+        <w:rPr>
+          <w:rFonts w:ascii="Times New Roman" w:hAnsi="Times New Roman" w:cs="Times New Roman"/>
+          <w:sz w:val="20"/>
+          <w:szCs w:val="20"/>
+          <w:lang w:val="de-DE"/>
+        </w:rPr>
+        <w:t>5</w:t>
+      </w:r>
+      <w:r>
+        <w:rPr>
+          <w:rFonts w:ascii="Times New Roman" w:hAnsi="Times New Roman" w:cs="Times New Roman"/>
+          <w:sz w:val="20"/>
+          <w:szCs w:val="20"/>
+          <w:lang w:val="de-DE"/>
+        </w:rPr>
+        <w:t>–</w:t>
+      </w:r>
+      <w:r>
+        <w:rPr>
+          <w:rFonts w:ascii="Times New Roman" w:hAnsi="Times New Roman" w:cs="Times New Roman"/>
+          <w:sz w:val="20"/>
+          <w:szCs w:val="20"/>
+          <w:lang w:val="de-DE"/>
+        </w:rPr>
         <w:t>8</w:t>
       </w:r>
       <w:r>
@@ -4277,61 +5329,7 @@
           <w:szCs w:val="20"/>
           <w:lang w:val="de-DE"/>
         </w:rPr>
-        <w:t>–</w:t>
-      </w:r>
-      <w:r>
-        <w:rPr>
-          <w:rFonts w:ascii="Times New Roman" w:hAnsi="Times New Roman" w:cs="Times New Roman"/>
-          <w:sz w:val="20"/>
-          <w:szCs w:val="20"/>
-          <w:lang w:val="de-DE"/>
-        </w:rPr>
-        <w:t>10</w:t>
-      </w:r>
-      <w:r>
-        <w:rPr>
-          <w:rFonts w:ascii="Times New Roman" w:hAnsi="Times New Roman" w:cs="Times New Roman"/>
-          <w:sz w:val="20"/>
-          <w:szCs w:val="20"/>
-          <w:lang w:val="de-DE"/>
-        </w:rPr>
-        <w:t xml:space="preserve">: T. </w:t>
-      </w:r>
-      <w:r>
-        <w:rPr>
-          <w:rFonts w:ascii="Times New Roman" w:hAnsi="Times New Roman" w:cs="Times New Roman"/>
-          <w:sz w:val="20"/>
-          <w:szCs w:val="20"/>
-          <w:lang w:val="de-DE"/>
-        </w:rPr>
-        <w:t>18</w:t>
-      </w:r>
-      <w:r>
-        <w:rPr>
-          <w:rFonts w:ascii="Times New Roman" w:hAnsi="Times New Roman" w:cs="Times New Roman"/>
-          <w:sz w:val="20"/>
-          <w:szCs w:val="20"/>
-          <w:lang w:val="de-DE"/>
-        </w:rPr>
-        <w:t>–</w:t>
-      </w:r>
-      <w:r>
-        <w:rPr>
-          <w:rFonts w:ascii="Times New Roman" w:hAnsi="Times New Roman" w:cs="Times New Roman"/>
-          <w:sz w:val="20"/>
-          <w:szCs w:val="20"/>
-          <w:lang w:val="de-DE"/>
-        </w:rPr>
-        <w:t>19</w:t>
-      </w:r>
-      <w:r>
-        <w:rPr>
-          <w:rFonts w:ascii="Times New Roman" w:hAnsi="Times New Roman" w:cs="Times New Roman"/>
-          <w:sz w:val="20"/>
-          <w:szCs w:val="20"/>
-          <w:lang w:val="de-DE"/>
-        </w:rPr>
-        <w:t xml:space="preserve">; </w:t>
+        <w:t>;</w:t>
       </w:r>
     </w:p>
     <w:p>
@@ -4352,43 +5350,6 @@
           <w:szCs w:val="20"/>
           <w:lang w:val="de-DE"/>
         </w:rPr>
-        <w:t xml:space="preserve">Bl. </w:t>
-      </w:r>
-      <w:r>
-        <w:rPr>
-          <w:rFonts w:ascii="Times New Roman" w:hAnsi="Times New Roman" w:cs="Times New Roman"/>
-          <w:sz w:val="20"/>
-          <w:szCs w:val="20"/>
-          <w:lang w:val="de-DE"/>
-        </w:rPr>
-        <w:t>5</w:t>
-      </w:r>
-      <w:r>
-        <w:rPr>
-          <w:rFonts w:ascii="Times New Roman" w:hAnsi="Times New Roman" w:cs="Times New Roman"/>
-          <w:sz w:val="20"/>
-          <w:szCs w:val="20"/>
-          <w:vertAlign w:val="superscript"/>
-          <w:lang w:val="de-DE"/>
-        </w:rPr>
-        <w:t>v</w:t>
-      </w:r>
-      <w:r>
-        <w:rPr>
-          <w:rFonts w:ascii="Times New Roman" w:hAnsi="Times New Roman" w:cs="Times New Roman"/>
-          <w:sz w:val="20"/>
-          <w:szCs w:val="20"/>
-          <w:lang w:val="de-DE"/>
-        </w:rPr>
-        <w:t xml:space="preserve"> </w:t>
-      </w:r>
-      <w:r>
-        <w:rPr>
-          <w:rFonts w:ascii="Times New Roman" w:hAnsi="Times New Roman" w:cs="Times New Roman"/>
-          <w:sz w:val="20"/>
-          <w:szCs w:val="20"/>
-          <w:lang w:val="de-DE"/>
-        </w:rPr>
         <w:tab/>
         <w:t xml:space="preserve">System </w:t>
       </w:r>
@@ -4399,7 +5360,7 @@
           <w:szCs w:val="20"/>
           <w:lang w:val="de-DE"/>
         </w:rPr>
-        <w:t>1</w:t>
+        <w:t>8</w:t>
       </w:r>
       <w:r>
         <w:rPr>
@@ -4417,7 +5378,7 @@
           <w:szCs w:val="20"/>
           <w:lang w:val="de-DE"/>
         </w:rPr>
-        <w:t>3</w:t>
+        <w:t>10</w:t>
       </w:r>
       <w:r>
         <w:rPr>
@@ -4435,7 +5396,7 @@
           <w:szCs w:val="20"/>
           <w:lang w:val="de-DE"/>
         </w:rPr>
-        <w:t>20</w:t>
+        <w:t>9</w:t>
       </w:r>
       <w:r>
         <w:rPr>
@@ -4453,16 +5414,16 @@
           <w:szCs w:val="20"/>
           <w:lang w:val="de-DE"/>
         </w:rPr>
-        <w:t>22</w:t>
-      </w:r>
-      <w:r>
-        <w:rPr>
-          <w:rFonts w:ascii="Times New Roman" w:hAnsi="Times New Roman" w:cs="Times New Roman"/>
-          <w:sz w:val="20"/>
-          <w:szCs w:val="20"/>
-          <w:lang w:val="de-DE"/>
-        </w:rPr>
-        <w:t>;</w:t>
+        <w:t>15</w:t>
+      </w:r>
+      <w:r>
+        <w:rPr>
+          <w:rFonts w:ascii="Times New Roman" w:hAnsi="Times New Roman" w:cs="Times New Roman"/>
+          <w:sz w:val="20"/>
+          <w:szCs w:val="20"/>
+          <w:lang w:val="de-DE"/>
+        </w:rPr>
+        <w:t>.</w:t>
       </w:r>
     </w:p>
     <w:p>
@@ -4483,71 +5444,70 @@
           <w:szCs w:val="20"/>
           <w:lang w:val="de-DE"/>
         </w:rPr>
-        <w:tab/>
-        <w:t xml:space="preserve">System </w:t>
-      </w:r>
-      <w:r>
-        <w:rPr>
-          <w:rFonts w:ascii="Times New Roman" w:hAnsi="Times New Roman" w:cs="Times New Roman"/>
-          <w:sz w:val="20"/>
-          <w:szCs w:val="20"/>
-          <w:lang w:val="de-DE"/>
-        </w:rPr>
-        <w:t>4</w:t>
-      </w:r>
-      <w:r>
-        <w:rPr>
-          <w:rFonts w:ascii="Times New Roman" w:hAnsi="Times New Roman" w:cs="Times New Roman"/>
-          <w:sz w:val="20"/>
-          <w:szCs w:val="20"/>
-          <w:lang w:val="de-DE"/>
-        </w:rPr>
-        <w:t>–</w:t>
-      </w:r>
-      <w:r>
-        <w:rPr>
-          <w:rFonts w:ascii="Times New Roman" w:hAnsi="Times New Roman" w:cs="Times New Roman"/>
-          <w:sz w:val="20"/>
-          <w:szCs w:val="20"/>
-          <w:lang w:val="de-DE"/>
-        </w:rPr>
-        <w:t>6</w:t>
-      </w:r>
-      <w:r>
-        <w:rPr>
-          <w:rFonts w:ascii="Times New Roman" w:hAnsi="Times New Roman" w:cs="Times New Roman"/>
-          <w:sz w:val="20"/>
-          <w:szCs w:val="20"/>
-          <w:lang w:val="de-DE"/>
-        </w:rPr>
-        <w:t xml:space="preserve">: T. </w:t>
-      </w:r>
-      <w:r>
-        <w:rPr>
-          <w:rFonts w:ascii="Times New Roman" w:hAnsi="Times New Roman" w:cs="Times New Roman"/>
-          <w:sz w:val="20"/>
-          <w:szCs w:val="20"/>
-          <w:lang w:val="de-DE"/>
-        </w:rPr>
-        <w:t>23</w:t>
-      </w:r>
-      <w:r>
-        <w:rPr>
-          <w:rFonts w:ascii="Times New Roman" w:hAnsi="Times New Roman" w:cs="Times New Roman"/>
-          <w:sz w:val="20"/>
-          <w:szCs w:val="20"/>
-          <w:lang w:val="de-DE"/>
-        </w:rPr>
-        <w:t>–</w:t>
-      </w:r>
-      <w:r>
-        <w:rPr>
-          <w:rFonts w:ascii="Times New Roman" w:hAnsi="Times New Roman" w:cs="Times New Roman"/>
-          <w:sz w:val="20"/>
-          <w:szCs w:val="20"/>
-          <w:lang w:val="de-DE"/>
-        </w:rPr>
-        <w:t>24.</w:t>
+        <w:t xml:space="preserve">Autograph von </w:t>
+      </w:r>
+      <w:r>
+        <w:rPr>
+          <w:rFonts w:ascii="Times New Roman" w:hAnsi="Times New Roman" w:cs="Times New Roman"/>
+          <w:sz w:val="20"/>
+          <w:szCs w:val="20"/>
+          <w:lang w:val="de-DE"/>
+        </w:rPr>
+        <w:t>I</w:t>
+      </w:r>
+      <w:r>
+        <w:rPr>
+          <w:rFonts w:ascii="Times New Roman" w:hAnsi="Times New Roman" w:cs="Times New Roman"/>
+          <w:sz w:val="20"/>
+          <w:szCs w:val="20"/>
+          <w:lang w:val="de-DE"/>
+        </w:rPr>
+        <w:t>V (</w:t>
+      </w:r>
+      <w:r>
+        <w:rPr>
+          <w:rFonts w:ascii="Times New Roman" w:hAnsi="Times New Roman" w:cs="Times New Roman"/>
+          <w:sz w:val="20"/>
+          <w:szCs w:val="20"/>
+          <w:lang w:val="de-DE"/>
+        </w:rPr>
+        <w:t>M 1</w:t>
+      </w:r>
+      <w:r>
+        <w:rPr>
+          <w:rFonts w:ascii="Times New Roman" w:hAnsi="Times New Roman" w:cs="Times New Roman"/>
+          <w:sz w:val="20"/>
+          <w:szCs w:val="20"/>
+          <w:lang w:val="de-DE"/>
+        </w:rPr>
+        <w:t>64</w:t>
+      </w:r>
+      <w:r>
+        <w:rPr>
+          <w:rFonts w:ascii="Times New Roman" w:hAnsi="Times New Roman" w:cs="Times New Roman"/>
+          <w:sz w:val="20"/>
+          <w:szCs w:val="20"/>
+          <w:lang w:val="de-DE"/>
+        </w:rPr>
+        <w:t xml:space="preserve"> Textfassung 1</w:t>
+      </w:r>
+      <w:r>
+        <w:rPr>
+          <w:rFonts w:ascii="Times New Roman" w:hAnsi="Times New Roman" w:cs="Times New Roman"/>
+          <w:sz w:val="20"/>
+          <w:szCs w:val="20"/>
+          <w:lang w:val="de-DE"/>
+        </w:rPr>
+        <w:t>)</w:t>
+      </w:r>
+      <w:r>
+        <w:rPr>
+          <w:rFonts w:ascii="Times New Roman" w:hAnsi="Times New Roman" w:cs="Times New Roman"/>
+          <w:sz w:val="20"/>
+          <w:szCs w:val="20"/>
+          <w:lang w:val="de-DE"/>
+        </w:rPr>
+        <w:t>:</w:t>
       </w:r>
     </w:p>
     <w:p>
@@ -4561,77 +5521,135 @@
           <w:lang w:val="de-DE"/>
         </w:rPr>
       </w:pPr>
-      <w:r>
-        <w:rPr>
-          <w:rFonts w:ascii="Times New Roman" w:hAnsi="Times New Roman" w:cs="Times New Roman"/>
-          <w:sz w:val="20"/>
-          <w:szCs w:val="20"/>
-          <w:lang w:val="de-DE"/>
-        </w:rPr>
-        <w:t xml:space="preserve">Autograph von </w:t>
-      </w:r>
-      <w:r>
-        <w:rPr>
-          <w:rFonts w:ascii="Times New Roman" w:hAnsi="Times New Roman" w:cs="Times New Roman"/>
-          <w:sz w:val="20"/>
-          <w:szCs w:val="20"/>
-          <w:lang w:val="de-DE"/>
-        </w:rPr>
-        <w:t>I</w:t>
-      </w:r>
-      <w:r>
-        <w:rPr>
-          <w:rFonts w:ascii="Times New Roman" w:hAnsi="Times New Roman" w:cs="Times New Roman"/>
-          <w:sz w:val="20"/>
-          <w:szCs w:val="20"/>
-          <w:lang w:val="de-DE"/>
-        </w:rPr>
-        <w:t>II (</w:t>
-      </w:r>
-      <w:r>
-        <w:rPr>
-          <w:rFonts w:ascii="Times New Roman" w:hAnsi="Times New Roman" w:cs="Times New Roman"/>
-          <w:sz w:val="20"/>
-          <w:szCs w:val="20"/>
-          <w:lang w:val="de-DE"/>
-        </w:rPr>
-        <w:t>M 1</w:t>
-      </w:r>
-      <w:r>
-        <w:rPr>
-          <w:rFonts w:ascii="Times New Roman" w:hAnsi="Times New Roman" w:cs="Times New Roman"/>
-          <w:sz w:val="20"/>
-          <w:szCs w:val="20"/>
-          <w:lang w:val="de-DE"/>
-        </w:rPr>
-        <w:t>63</w:t>
-      </w:r>
-      <w:r>
-        <w:rPr>
-          <w:rFonts w:ascii="Times New Roman" w:hAnsi="Times New Roman" w:cs="Times New Roman"/>
-          <w:sz w:val="20"/>
-          <w:szCs w:val="20"/>
-          <w:lang w:val="de-DE"/>
-        </w:rPr>
-        <w:t xml:space="preserve"> Textfassung 1</w:t>
-      </w:r>
-      <w:r>
-        <w:rPr>
-          <w:rFonts w:ascii="Times New Roman" w:hAnsi="Times New Roman" w:cs="Times New Roman"/>
-          <w:sz w:val="20"/>
-          <w:szCs w:val="20"/>
-          <w:lang w:val="de-DE"/>
-        </w:rPr>
-        <w:t>)</w:t>
-      </w:r>
-      <w:r>
-        <w:rPr>
-          <w:rFonts w:ascii="Times New Roman" w:hAnsi="Times New Roman" w:cs="Times New Roman"/>
-          <w:sz w:val="20"/>
-          <w:szCs w:val="20"/>
-          <w:lang w:val="de-DE"/>
-        </w:rPr>
-        <w:t xml:space="preserve">: </w:t>
+      <w:proofErr w:type="spellStart"/>
+      <w:r>
+        <w:rPr>
+          <w:rFonts w:ascii="Times New Roman" w:hAnsi="Times New Roman" w:cs="Times New Roman"/>
+          <w:sz w:val="20"/>
+          <w:szCs w:val="20"/>
+          <w:lang w:val="de-DE"/>
+        </w:rPr>
+        <w:t>Bl</w:t>
+      </w:r>
+      <w:proofErr w:type="spellEnd"/>
+      <w:r>
+        <w:rPr>
+          <w:rFonts w:ascii="Times New Roman" w:hAnsi="Times New Roman" w:cs="Times New Roman"/>
+          <w:sz w:val="20"/>
+          <w:szCs w:val="20"/>
+          <w:lang w:val="de-DE"/>
+        </w:rPr>
+        <w:t xml:space="preserve">. </w:t>
+      </w:r>
+      <w:r>
+        <w:rPr>
+          <w:rFonts w:ascii="Times New Roman" w:hAnsi="Times New Roman" w:cs="Times New Roman"/>
+          <w:sz w:val="20"/>
+          <w:szCs w:val="20"/>
+          <w:lang w:val="de-DE"/>
+        </w:rPr>
+        <w:t>7</w:t>
+      </w:r>
+      <w:r>
+        <w:rPr>
+          <w:rFonts w:ascii="Times New Roman" w:hAnsi="Times New Roman" w:cs="Times New Roman"/>
+          <w:sz w:val="20"/>
+          <w:szCs w:val="20"/>
+          <w:vertAlign w:val="superscript"/>
+          <w:lang w:val="de-DE"/>
+        </w:rPr>
+        <w:t>r</w:t>
+      </w:r>
+      <w:r>
+        <w:rPr>
+          <w:rFonts w:ascii="Times New Roman" w:hAnsi="Times New Roman" w:cs="Times New Roman"/>
+          <w:sz w:val="20"/>
+          <w:szCs w:val="20"/>
+          <w:lang w:val="de-DE"/>
+        </w:rPr>
+        <w:t xml:space="preserve"> </w:t>
+      </w:r>
+      <w:r>
+        <w:rPr>
+          <w:rFonts w:ascii="Times New Roman" w:hAnsi="Times New Roman" w:cs="Times New Roman"/>
+          <w:sz w:val="20"/>
+          <w:szCs w:val="20"/>
+          <w:lang w:val="de-DE"/>
+        </w:rPr>
+        <w:tab/>
+        <w:t xml:space="preserve">System </w:t>
+      </w:r>
+      <w:r>
+        <w:rPr>
+          <w:rFonts w:ascii="Times New Roman" w:hAnsi="Times New Roman" w:cs="Times New Roman"/>
+          <w:sz w:val="20"/>
+          <w:szCs w:val="20"/>
+          <w:lang w:val="de-DE"/>
+        </w:rPr>
+        <w:t>2</w:t>
+      </w:r>
+      <w:r>
+        <w:rPr>
+          <w:rFonts w:ascii="Times New Roman" w:hAnsi="Times New Roman" w:cs="Times New Roman"/>
+          <w:sz w:val="20"/>
+          <w:szCs w:val="20"/>
+          <w:lang w:val="de-DE"/>
+        </w:rPr>
+        <w:t>–</w:t>
+      </w:r>
+      <w:r>
+        <w:rPr>
+          <w:rFonts w:ascii="Times New Roman" w:hAnsi="Times New Roman" w:cs="Times New Roman"/>
+          <w:sz w:val="20"/>
+          <w:szCs w:val="20"/>
+          <w:lang w:val="de-DE"/>
+        </w:rPr>
+        <w:t>4</w:t>
+      </w:r>
+      <w:r>
+        <w:rPr>
+          <w:rFonts w:ascii="Times New Roman" w:hAnsi="Times New Roman" w:cs="Times New Roman"/>
+          <w:sz w:val="20"/>
+          <w:szCs w:val="20"/>
+          <w:lang w:val="de-DE"/>
+        </w:rPr>
+        <w:t xml:space="preserve">: T. </w:t>
+      </w:r>
+      <w:r>
+        <w:rPr>
+          <w:rFonts w:ascii="Times New Roman" w:hAnsi="Times New Roman" w:cs="Times New Roman"/>
+          <w:sz w:val="20"/>
+          <w:szCs w:val="20"/>
+          <w:lang w:val="de-DE"/>
+        </w:rPr>
+        <w:t>1</w:t>
+      </w:r>
+      <w:r>
+        <w:rPr>
+          <w:rFonts w:ascii="Times New Roman" w:hAnsi="Times New Roman" w:cs="Times New Roman"/>
+          <w:sz w:val="20"/>
+          <w:szCs w:val="20"/>
+          <w:lang w:val="de-DE"/>
+        </w:rPr>
+        <w:t>–</w:t>
+      </w:r>
+      <w:r>
+        <w:rPr>
+          <w:rFonts w:ascii="Times New Roman" w:hAnsi="Times New Roman" w:cs="Times New Roman"/>
+          <w:sz w:val="20"/>
+          <w:szCs w:val="20"/>
+          <w:lang w:val="de-DE"/>
+        </w:rPr>
+        <w:t>3</w:t>
+      </w:r>
+      <w:r>
+        <w:rPr>
+          <w:rFonts w:ascii="Times New Roman" w:hAnsi="Times New Roman" w:cs="Times New Roman"/>
+          <w:sz w:val="20"/>
+          <w:szCs w:val="20"/>
+          <w:lang w:val="de-DE"/>
+        </w:rPr>
+        <w:t>;</w:t>
       </w:r>
     </w:p>
     <w:p>
@@ -4652,43 +5670,6 @@
           <w:szCs w:val="20"/>
           <w:lang w:val="de-DE"/>
         </w:rPr>
-        <w:t xml:space="preserve">Bl. </w:t>
-      </w:r>
-      <w:r>
-        <w:rPr>
-          <w:rFonts w:ascii="Times New Roman" w:hAnsi="Times New Roman" w:cs="Times New Roman"/>
-          <w:sz w:val="20"/>
-          <w:szCs w:val="20"/>
-          <w:lang w:val="de-DE"/>
-        </w:rPr>
-        <w:t>6</w:t>
-      </w:r>
-      <w:r>
-        <w:rPr>
-          <w:rFonts w:ascii="Times New Roman" w:hAnsi="Times New Roman" w:cs="Times New Roman"/>
-          <w:sz w:val="20"/>
-          <w:szCs w:val="20"/>
-          <w:vertAlign w:val="superscript"/>
-          <w:lang w:val="de-DE"/>
-        </w:rPr>
-        <w:t>r</w:t>
-      </w:r>
-      <w:r>
-        <w:rPr>
-          <w:rFonts w:ascii="Times New Roman" w:hAnsi="Times New Roman" w:cs="Times New Roman"/>
-          <w:sz w:val="20"/>
-          <w:szCs w:val="20"/>
-          <w:lang w:val="de-DE"/>
-        </w:rPr>
-        <w:t xml:space="preserve"> </w:t>
-      </w:r>
-      <w:r>
-        <w:rPr>
-          <w:rFonts w:ascii="Times New Roman" w:hAnsi="Times New Roman" w:cs="Times New Roman"/>
-          <w:sz w:val="20"/>
-          <w:szCs w:val="20"/>
-          <w:lang w:val="de-DE"/>
-        </w:rPr>
         <w:tab/>
         <w:t xml:space="preserve">System </w:t>
       </w:r>
@@ -4699,7 +5680,7 @@
           <w:szCs w:val="20"/>
           <w:lang w:val="de-DE"/>
         </w:rPr>
-        <w:t>2</w:t>
+        <w:t>5</w:t>
       </w:r>
       <w:r>
         <w:rPr>
@@ -4717,6 +5698,24 @@
           <w:szCs w:val="20"/>
           <w:lang w:val="de-DE"/>
         </w:rPr>
+        <w:t>7</w:t>
+      </w:r>
+      <w:r>
+        <w:rPr>
+          <w:rFonts w:ascii="Times New Roman" w:hAnsi="Times New Roman" w:cs="Times New Roman"/>
+          <w:sz w:val="20"/>
+          <w:szCs w:val="20"/>
+          <w:lang w:val="de-DE"/>
+        </w:rPr>
+        <w:t xml:space="preserve">: T. </w:t>
+      </w:r>
+      <w:r>
+        <w:rPr>
+          <w:rFonts w:ascii="Times New Roman" w:hAnsi="Times New Roman" w:cs="Times New Roman"/>
+          <w:sz w:val="20"/>
+          <w:szCs w:val="20"/>
+          <w:lang w:val="de-DE"/>
+        </w:rPr>
         <w:t>4</w:t>
       </w:r>
       <w:r>
@@ -4726,16 +5725,16 @@
           <w:szCs w:val="20"/>
           <w:lang w:val="de-DE"/>
         </w:rPr>
-        <w:t>: T. 1–</w:t>
-      </w:r>
-      <w:r>
-        <w:rPr>
-          <w:rFonts w:ascii="Times New Roman" w:hAnsi="Times New Roman" w:cs="Times New Roman"/>
-          <w:sz w:val="20"/>
-          <w:szCs w:val="20"/>
-          <w:lang w:val="de-DE"/>
-        </w:rPr>
-        <w:t>4</w:t>
+        <w:t>–</w:t>
+      </w:r>
+      <w:r>
+        <w:rPr>
+          <w:rFonts w:ascii="Times New Roman" w:hAnsi="Times New Roman" w:cs="Times New Roman"/>
+          <w:sz w:val="20"/>
+          <w:szCs w:val="20"/>
+          <w:lang w:val="de-DE"/>
+        </w:rPr>
+        <w:t>6</w:t>
       </w:r>
       <w:r>
         <w:rPr>
@@ -4775,7 +5774,7 @@
           <w:szCs w:val="20"/>
           <w:lang w:val="de-DE"/>
         </w:rPr>
-        <w:t>5</w:t>
+        <w:t>8</w:t>
       </w:r>
       <w:r>
         <w:rPr>
@@ -4793,6 +5792,24 @@
           <w:szCs w:val="20"/>
           <w:lang w:val="de-DE"/>
         </w:rPr>
+        <w:t>10</w:t>
+      </w:r>
+      <w:r>
+        <w:rPr>
+          <w:rFonts w:ascii="Times New Roman" w:hAnsi="Times New Roman" w:cs="Times New Roman"/>
+          <w:sz w:val="20"/>
+          <w:szCs w:val="20"/>
+          <w:lang w:val="de-DE"/>
+        </w:rPr>
+        <w:t xml:space="preserve">: T. </w:t>
+      </w:r>
+      <w:r>
+        <w:rPr>
+          <w:rFonts w:ascii="Times New Roman" w:hAnsi="Times New Roman" w:cs="Times New Roman"/>
+          <w:sz w:val="20"/>
+          <w:szCs w:val="20"/>
+          <w:lang w:val="de-DE"/>
+        </w:rPr>
         <w:t>7</w:t>
       </w:r>
       <w:r>
@@ -4802,24 +5819,6 @@
           <w:szCs w:val="20"/>
           <w:lang w:val="de-DE"/>
         </w:rPr>
-        <w:t xml:space="preserve">: T. </w:t>
-      </w:r>
-      <w:r>
-        <w:rPr>
-          <w:rFonts w:ascii="Times New Roman" w:hAnsi="Times New Roman" w:cs="Times New Roman"/>
-          <w:sz w:val="20"/>
-          <w:szCs w:val="20"/>
-          <w:lang w:val="de-DE"/>
-        </w:rPr>
-        <w:t>5</w:t>
-      </w:r>
-      <w:r>
-        <w:rPr>
-          <w:rFonts w:ascii="Times New Roman" w:hAnsi="Times New Roman" w:cs="Times New Roman"/>
-          <w:sz w:val="20"/>
-          <w:szCs w:val="20"/>
-          <w:lang w:val="de-DE"/>
-        </w:rPr>
         <w:t>–</w:t>
       </w:r>
       <w:r>
@@ -4829,7 +5828,7 @@
           <w:szCs w:val="20"/>
           <w:lang w:val="de-DE"/>
         </w:rPr>
-        <w:t>8</w:t>
+        <w:t>9</w:t>
       </w:r>
       <w:r>
         <w:rPr>
@@ -4852,511 +5851,25 @@
           <w:lang w:val="de-DE"/>
         </w:rPr>
       </w:pPr>
-      <w:r>
-        <w:rPr>
-          <w:rFonts w:ascii="Times New Roman" w:hAnsi="Times New Roman" w:cs="Times New Roman"/>
-          <w:sz w:val="20"/>
-          <w:szCs w:val="20"/>
-          <w:lang w:val="de-DE"/>
-        </w:rPr>
-        <w:tab/>
-        <w:t xml:space="preserve">System </w:t>
-      </w:r>
-      <w:r>
-        <w:rPr>
-          <w:rFonts w:ascii="Times New Roman" w:hAnsi="Times New Roman" w:cs="Times New Roman"/>
-          <w:sz w:val="20"/>
-          <w:szCs w:val="20"/>
-          <w:lang w:val="de-DE"/>
-        </w:rPr>
-        <w:t>8</w:t>
-      </w:r>
-      <w:r>
-        <w:rPr>
-          <w:rFonts w:ascii="Times New Roman" w:hAnsi="Times New Roman" w:cs="Times New Roman"/>
-          <w:sz w:val="20"/>
-          <w:szCs w:val="20"/>
-          <w:lang w:val="de-DE"/>
-        </w:rPr>
-        <w:t>–</w:t>
-      </w:r>
-      <w:r>
-        <w:rPr>
-          <w:rFonts w:ascii="Times New Roman" w:hAnsi="Times New Roman" w:cs="Times New Roman"/>
-          <w:sz w:val="20"/>
-          <w:szCs w:val="20"/>
-          <w:lang w:val="de-DE"/>
-        </w:rPr>
-        <w:t>10</w:t>
-      </w:r>
-      <w:r>
-        <w:rPr>
-          <w:rFonts w:ascii="Times New Roman" w:hAnsi="Times New Roman" w:cs="Times New Roman"/>
-          <w:sz w:val="20"/>
-          <w:szCs w:val="20"/>
-          <w:lang w:val="de-DE"/>
-        </w:rPr>
-        <w:t xml:space="preserve">: T. </w:t>
-      </w:r>
-      <w:r>
-        <w:rPr>
-          <w:rFonts w:ascii="Times New Roman" w:hAnsi="Times New Roman" w:cs="Times New Roman"/>
-          <w:sz w:val="20"/>
-          <w:szCs w:val="20"/>
-          <w:lang w:val="de-DE"/>
-        </w:rPr>
-        <w:t>9</w:t>
-      </w:r>
-      <w:r>
-        <w:rPr>
-          <w:rFonts w:ascii="Times New Roman" w:hAnsi="Times New Roman" w:cs="Times New Roman"/>
-          <w:sz w:val="20"/>
-          <w:szCs w:val="20"/>
-          <w:lang w:val="de-DE"/>
-        </w:rPr>
-        <w:t>–</w:t>
-      </w:r>
-      <w:r>
-        <w:rPr>
-          <w:rFonts w:ascii="Times New Roman" w:hAnsi="Times New Roman" w:cs="Times New Roman"/>
-          <w:sz w:val="20"/>
-          <w:szCs w:val="20"/>
-          <w:lang w:val="de-DE"/>
-        </w:rPr>
-        <w:t>15</w:t>
-      </w:r>
-      <w:r>
-        <w:rPr>
-          <w:rFonts w:ascii="Times New Roman" w:hAnsi="Times New Roman" w:cs="Times New Roman"/>
-          <w:sz w:val="20"/>
-          <w:szCs w:val="20"/>
-          <w:lang w:val="de-DE"/>
-        </w:rPr>
-        <w:t>.</w:t>
-      </w:r>
-    </w:p>
-    <w:p>
-      <w:pPr>
-        <w:spacing w:after="0" w:line="360" w:lineRule="auto"/>
-        <w:outlineLvl w:val="0"/>
-        <w:rPr>
-          <w:rFonts w:ascii="Times New Roman" w:hAnsi="Times New Roman" w:cs="Times New Roman"/>
-          <w:sz w:val="20"/>
-          <w:szCs w:val="20"/>
-          <w:lang w:val="de-DE"/>
-        </w:rPr>
-      </w:pPr>
-      <w:r>
-        <w:rPr>
-          <w:rFonts w:ascii="Times New Roman" w:hAnsi="Times New Roman" w:cs="Times New Roman"/>
-          <w:sz w:val="20"/>
-          <w:szCs w:val="20"/>
-          <w:lang w:val="de-DE"/>
-        </w:rPr>
-        <w:t xml:space="preserve">Autograph von </w:t>
-      </w:r>
-      <w:r>
-        <w:rPr>
-          <w:rFonts w:ascii="Times New Roman" w:hAnsi="Times New Roman" w:cs="Times New Roman"/>
-          <w:sz w:val="20"/>
-          <w:szCs w:val="20"/>
-          <w:lang w:val="de-DE"/>
-        </w:rPr>
-        <w:t>I</w:t>
-      </w:r>
-      <w:r>
-        <w:rPr>
-          <w:rFonts w:ascii="Times New Roman" w:hAnsi="Times New Roman" w:cs="Times New Roman"/>
-          <w:sz w:val="20"/>
-          <w:szCs w:val="20"/>
-          <w:lang w:val="de-DE"/>
-        </w:rPr>
-        <w:t>V (</w:t>
-      </w:r>
-      <w:r>
-        <w:rPr>
-          <w:rFonts w:ascii="Times New Roman" w:hAnsi="Times New Roman" w:cs="Times New Roman"/>
-          <w:sz w:val="20"/>
-          <w:szCs w:val="20"/>
-          <w:lang w:val="de-DE"/>
-        </w:rPr>
-        <w:t>M 1</w:t>
-      </w:r>
-      <w:r>
-        <w:rPr>
-          <w:rFonts w:ascii="Times New Roman" w:hAnsi="Times New Roman" w:cs="Times New Roman"/>
-          <w:sz w:val="20"/>
-          <w:szCs w:val="20"/>
-          <w:lang w:val="de-DE"/>
-        </w:rPr>
-        <w:t>64</w:t>
-      </w:r>
-      <w:r>
-        <w:rPr>
-          <w:rFonts w:ascii="Times New Roman" w:hAnsi="Times New Roman" w:cs="Times New Roman"/>
-          <w:sz w:val="20"/>
-          <w:szCs w:val="20"/>
-          <w:lang w:val="de-DE"/>
-        </w:rPr>
-        <w:t xml:space="preserve"> Textfassung 1</w:t>
-      </w:r>
-      <w:r>
-        <w:rPr>
-          <w:rFonts w:ascii="Times New Roman" w:hAnsi="Times New Roman" w:cs="Times New Roman"/>
-          <w:sz w:val="20"/>
-          <w:szCs w:val="20"/>
-          <w:lang w:val="de-DE"/>
-        </w:rPr>
-        <w:t>)</w:t>
-      </w:r>
-      <w:r>
-        <w:rPr>
-          <w:rFonts w:ascii="Times New Roman" w:hAnsi="Times New Roman" w:cs="Times New Roman"/>
-          <w:sz w:val="20"/>
-          <w:szCs w:val="20"/>
-          <w:lang w:val="de-DE"/>
-        </w:rPr>
-        <w:t>:</w:t>
-      </w:r>
-    </w:p>
-    <w:p>
-      <w:pPr>
-        <w:spacing w:after="0" w:line="360" w:lineRule="auto"/>
-        <w:outlineLvl w:val="0"/>
-        <w:rPr>
-          <w:rFonts w:ascii="Times New Roman" w:hAnsi="Times New Roman" w:cs="Times New Roman"/>
-          <w:sz w:val="20"/>
-          <w:szCs w:val="20"/>
-          <w:lang w:val="de-DE"/>
-        </w:rPr>
-      </w:pPr>
-      <w:r>
-        <w:rPr>
-          <w:rFonts w:ascii="Times New Roman" w:hAnsi="Times New Roman" w:cs="Times New Roman"/>
-          <w:sz w:val="20"/>
-          <w:szCs w:val="20"/>
-          <w:lang w:val="de-DE"/>
-        </w:rPr>
-        <w:t xml:space="preserve">Bl. </w:t>
-      </w:r>
-      <w:r>
-        <w:rPr>
-          <w:rFonts w:ascii="Times New Roman" w:hAnsi="Times New Roman" w:cs="Times New Roman"/>
-          <w:sz w:val="20"/>
-          <w:szCs w:val="20"/>
-          <w:lang w:val="de-DE"/>
-        </w:rPr>
-        <w:t>7</w:t>
-      </w:r>
-      <w:r>
-        <w:rPr>
-          <w:rFonts w:ascii="Times New Roman" w:hAnsi="Times New Roman" w:cs="Times New Roman"/>
-          <w:sz w:val="20"/>
-          <w:szCs w:val="20"/>
-          <w:vertAlign w:val="superscript"/>
-          <w:lang w:val="de-DE"/>
-        </w:rPr>
-        <w:t>r</w:t>
-      </w:r>
-      <w:r>
-        <w:rPr>
-          <w:rFonts w:ascii="Times New Roman" w:hAnsi="Times New Roman" w:cs="Times New Roman"/>
-          <w:sz w:val="20"/>
-          <w:szCs w:val="20"/>
-          <w:lang w:val="de-DE"/>
-        </w:rPr>
-        <w:t xml:space="preserve"> </w:t>
-      </w:r>
-      <w:r>
-        <w:rPr>
-          <w:rFonts w:ascii="Times New Roman" w:hAnsi="Times New Roman" w:cs="Times New Roman"/>
-          <w:sz w:val="20"/>
-          <w:szCs w:val="20"/>
-          <w:lang w:val="de-DE"/>
-        </w:rPr>
-        <w:tab/>
-        <w:t xml:space="preserve">System </w:t>
-      </w:r>
-      <w:r>
-        <w:rPr>
-          <w:rFonts w:ascii="Times New Roman" w:hAnsi="Times New Roman" w:cs="Times New Roman"/>
-          <w:sz w:val="20"/>
-          <w:szCs w:val="20"/>
-          <w:lang w:val="de-DE"/>
-        </w:rPr>
-        <w:t>2</w:t>
-      </w:r>
-      <w:r>
-        <w:rPr>
-          <w:rFonts w:ascii="Times New Roman" w:hAnsi="Times New Roman" w:cs="Times New Roman"/>
-          <w:sz w:val="20"/>
-          <w:szCs w:val="20"/>
-          <w:lang w:val="de-DE"/>
-        </w:rPr>
-        <w:t>–</w:t>
-      </w:r>
-      <w:r>
-        <w:rPr>
-          <w:rFonts w:ascii="Times New Roman" w:hAnsi="Times New Roman" w:cs="Times New Roman"/>
-          <w:sz w:val="20"/>
-          <w:szCs w:val="20"/>
-          <w:lang w:val="de-DE"/>
-        </w:rPr>
-        <w:t>4</w:t>
-      </w:r>
-      <w:r>
-        <w:rPr>
-          <w:rFonts w:ascii="Times New Roman" w:hAnsi="Times New Roman" w:cs="Times New Roman"/>
-          <w:sz w:val="20"/>
-          <w:szCs w:val="20"/>
-          <w:lang w:val="de-DE"/>
-        </w:rPr>
-        <w:t xml:space="preserve">: T. </w:t>
-      </w:r>
-      <w:r>
-        <w:rPr>
-          <w:rFonts w:ascii="Times New Roman" w:hAnsi="Times New Roman" w:cs="Times New Roman"/>
-          <w:sz w:val="20"/>
-          <w:szCs w:val="20"/>
-          <w:lang w:val="de-DE"/>
-        </w:rPr>
-        <w:t>1</w:t>
-      </w:r>
-      <w:r>
-        <w:rPr>
-          <w:rFonts w:ascii="Times New Roman" w:hAnsi="Times New Roman" w:cs="Times New Roman"/>
-          <w:sz w:val="20"/>
-          <w:szCs w:val="20"/>
-          <w:lang w:val="de-DE"/>
-        </w:rPr>
-        <w:t>–</w:t>
-      </w:r>
-      <w:r>
-        <w:rPr>
-          <w:rFonts w:ascii="Times New Roman" w:hAnsi="Times New Roman" w:cs="Times New Roman"/>
-          <w:sz w:val="20"/>
-          <w:szCs w:val="20"/>
-          <w:lang w:val="de-DE"/>
-        </w:rPr>
-        <w:t>3</w:t>
-      </w:r>
-      <w:r>
-        <w:rPr>
-          <w:rFonts w:ascii="Times New Roman" w:hAnsi="Times New Roman" w:cs="Times New Roman"/>
-          <w:sz w:val="20"/>
-          <w:szCs w:val="20"/>
-          <w:lang w:val="de-DE"/>
-        </w:rPr>
-        <w:t>;</w:t>
-      </w:r>
-    </w:p>
-    <w:p>
-      <w:pPr>
-        <w:spacing w:after="0" w:line="360" w:lineRule="auto"/>
-        <w:outlineLvl w:val="0"/>
-        <w:rPr>
-          <w:rFonts w:ascii="Times New Roman" w:hAnsi="Times New Roman" w:cs="Times New Roman"/>
-          <w:sz w:val="20"/>
-          <w:szCs w:val="20"/>
-          <w:lang w:val="de-DE"/>
-        </w:rPr>
-      </w:pPr>
-      <w:r>
-        <w:rPr>
-          <w:rFonts w:ascii="Times New Roman" w:hAnsi="Times New Roman" w:cs="Times New Roman"/>
-          <w:sz w:val="20"/>
-          <w:szCs w:val="20"/>
-          <w:lang w:val="de-DE"/>
-        </w:rPr>
-        <w:tab/>
-        <w:t xml:space="preserve">System </w:t>
-      </w:r>
-      <w:r>
-        <w:rPr>
-          <w:rFonts w:ascii="Times New Roman" w:hAnsi="Times New Roman" w:cs="Times New Roman"/>
-          <w:sz w:val="20"/>
-          <w:szCs w:val="20"/>
-          <w:lang w:val="de-DE"/>
-        </w:rPr>
-        <w:t>5</w:t>
-      </w:r>
-      <w:r>
-        <w:rPr>
-          <w:rFonts w:ascii="Times New Roman" w:hAnsi="Times New Roman" w:cs="Times New Roman"/>
-          <w:sz w:val="20"/>
-          <w:szCs w:val="20"/>
-          <w:lang w:val="de-DE"/>
-        </w:rPr>
-        <w:t>–</w:t>
-      </w:r>
-      <w:r>
-        <w:rPr>
-          <w:rFonts w:ascii="Times New Roman" w:hAnsi="Times New Roman" w:cs="Times New Roman"/>
-          <w:sz w:val="20"/>
-          <w:szCs w:val="20"/>
-          <w:lang w:val="de-DE"/>
-        </w:rPr>
-        <w:t>7</w:t>
-      </w:r>
-      <w:r>
-        <w:rPr>
-          <w:rFonts w:ascii="Times New Roman" w:hAnsi="Times New Roman" w:cs="Times New Roman"/>
-          <w:sz w:val="20"/>
-          <w:szCs w:val="20"/>
-          <w:lang w:val="de-DE"/>
-        </w:rPr>
-        <w:t xml:space="preserve">: T. </w:t>
-      </w:r>
-      <w:r>
-        <w:rPr>
-          <w:rFonts w:ascii="Times New Roman" w:hAnsi="Times New Roman" w:cs="Times New Roman"/>
-          <w:sz w:val="20"/>
-          <w:szCs w:val="20"/>
-          <w:lang w:val="de-DE"/>
-        </w:rPr>
-        <w:t>4</w:t>
-      </w:r>
-      <w:r>
-        <w:rPr>
-          <w:rFonts w:ascii="Times New Roman" w:hAnsi="Times New Roman" w:cs="Times New Roman"/>
-          <w:sz w:val="20"/>
-          <w:szCs w:val="20"/>
-          <w:lang w:val="de-DE"/>
-        </w:rPr>
-        <w:t>–</w:t>
-      </w:r>
-      <w:r>
-        <w:rPr>
-          <w:rFonts w:ascii="Times New Roman" w:hAnsi="Times New Roman" w:cs="Times New Roman"/>
-          <w:sz w:val="20"/>
-          <w:szCs w:val="20"/>
-          <w:lang w:val="de-DE"/>
-        </w:rPr>
-        <w:t>6</w:t>
-      </w:r>
-      <w:r>
-        <w:rPr>
-          <w:rFonts w:ascii="Times New Roman" w:hAnsi="Times New Roman" w:cs="Times New Roman"/>
-          <w:sz w:val="20"/>
-          <w:szCs w:val="20"/>
-          <w:lang w:val="de-DE"/>
-        </w:rPr>
-        <w:t>;</w:t>
-      </w:r>
-    </w:p>
-    <w:p>
-      <w:pPr>
-        <w:spacing w:after="0" w:line="360" w:lineRule="auto"/>
-        <w:outlineLvl w:val="0"/>
-        <w:rPr>
-          <w:rFonts w:ascii="Times New Roman" w:hAnsi="Times New Roman" w:cs="Times New Roman"/>
-          <w:sz w:val="20"/>
-          <w:szCs w:val="20"/>
-          <w:lang w:val="de-DE"/>
-        </w:rPr>
-      </w:pPr>
-      <w:r>
-        <w:rPr>
-          <w:rFonts w:ascii="Times New Roman" w:hAnsi="Times New Roman" w:cs="Times New Roman"/>
-          <w:sz w:val="20"/>
-          <w:szCs w:val="20"/>
-          <w:lang w:val="de-DE"/>
-        </w:rPr>
-        <w:tab/>
-        <w:t xml:space="preserve">System </w:t>
-      </w:r>
-      <w:r>
-        <w:rPr>
-          <w:rFonts w:ascii="Times New Roman" w:hAnsi="Times New Roman" w:cs="Times New Roman"/>
-          <w:sz w:val="20"/>
-          <w:szCs w:val="20"/>
-          <w:lang w:val="de-DE"/>
-        </w:rPr>
-        <w:t>8</w:t>
-      </w:r>
-      <w:r>
-        <w:rPr>
-          <w:rFonts w:ascii="Times New Roman" w:hAnsi="Times New Roman" w:cs="Times New Roman"/>
-          <w:sz w:val="20"/>
-          <w:szCs w:val="20"/>
-          <w:lang w:val="de-DE"/>
-        </w:rPr>
-        <w:t>–</w:t>
-      </w:r>
-      <w:r>
-        <w:rPr>
-          <w:rFonts w:ascii="Times New Roman" w:hAnsi="Times New Roman" w:cs="Times New Roman"/>
-          <w:sz w:val="20"/>
-          <w:szCs w:val="20"/>
-          <w:lang w:val="de-DE"/>
-        </w:rPr>
-        <w:t>10</w:t>
-      </w:r>
-      <w:r>
-        <w:rPr>
-          <w:rFonts w:ascii="Times New Roman" w:hAnsi="Times New Roman" w:cs="Times New Roman"/>
-          <w:sz w:val="20"/>
-          <w:szCs w:val="20"/>
-          <w:lang w:val="de-DE"/>
-        </w:rPr>
-        <w:t xml:space="preserve">: T. </w:t>
-      </w:r>
-      <w:r>
-        <w:rPr>
-          <w:rFonts w:ascii="Times New Roman" w:hAnsi="Times New Roman" w:cs="Times New Roman"/>
-          <w:sz w:val="20"/>
-          <w:szCs w:val="20"/>
-          <w:lang w:val="de-DE"/>
-        </w:rPr>
-        <w:t>7</w:t>
-      </w:r>
-      <w:r>
-        <w:rPr>
-          <w:rFonts w:ascii="Times New Roman" w:hAnsi="Times New Roman" w:cs="Times New Roman"/>
-          <w:sz w:val="20"/>
-          <w:szCs w:val="20"/>
-          <w:lang w:val="de-DE"/>
-        </w:rPr>
-        <w:t>–</w:t>
-      </w:r>
-      <w:r>
-        <w:rPr>
-          <w:rFonts w:ascii="Times New Roman" w:hAnsi="Times New Roman" w:cs="Times New Roman"/>
-          <w:sz w:val="20"/>
-          <w:szCs w:val="20"/>
-          <w:lang w:val="de-DE"/>
-        </w:rPr>
-        <w:t>9</w:t>
-      </w:r>
-      <w:r>
-        <w:rPr>
-          <w:rFonts w:ascii="Times New Roman" w:hAnsi="Times New Roman" w:cs="Times New Roman"/>
-          <w:sz w:val="20"/>
-          <w:szCs w:val="20"/>
-          <w:lang w:val="de-DE"/>
-        </w:rPr>
-        <w:t>;</w:t>
-      </w:r>
-    </w:p>
-    <w:p>
-      <w:pPr>
-        <w:spacing w:after="0" w:line="360" w:lineRule="auto"/>
-        <w:outlineLvl w:val="0"/>
-        <w:rPr>
-          <w:rFonts w:ascii="Times New Roman" w:hAnsi="Times New Roman" w:cs="Times New Roman"/>
-          <w:sz w:val="20"/>
-          <w:szCs w:val="20"/>
-          <w:lang w:val="de-DE"/>
-        </w:rPr>
-      </w:pPr>
-      <w:r>
-        <w:rPr>
-          <w:rFonts w:ascii="Times New Roman" w:hAnsi="Times New Roman" w:cs="Times New Roman"/>
-          <w:sz w:val="20"/>
-          <w:szCs w:val="20"/>
-          <w:lang w:val="de-DE"/>
-        </w:rPr>
-        <w:t xml:space="preserve">Bl. </w:t>
+      <w:proofErr w:type="spellStart"/>
+      <w:r>
+        <w:rPr>
+          <w:rFonts w:ascii="Times New Roman" w:hAnsi="Times New Roman" w:cs="Times New Roman"/>
+          <w:sz w:val="20"/>
+          <w:szCs w:val="20"/>
+          <w:lang w:val="de-DE"/>
+        </w:rPr>
+        <w:t>Bl</w:t>
+      </w:r>
+      <w:proofErr w:type="spellEnd"/>
+      <w:r>
+        <w:rPr>
+          <w:rFonts w:ascii="Times New Roman" w:hAnsi="Times New Roman" w:cs="Times New Roman"/>
+          <w:sz w:val="20"/>
+          <w:szCs w:val="20"/>
+          <w:lang w:val="de-DE"/>
+        </w:rPr>
+        <w:t xml:space="preserve">. </w:t>
       </w:r>
       <w:r>
         <w:rPr>
@@ -6020,7 +6533,7 @@
                 <w:szCs w:val="20"/>
                 <w:lang w:val="de-DE"/>
               </w:rPr>
-              <w:t>###</w:t>
+              <w:t>3</w:t>
             </w:r>
           </w:p>
         </w:tc>
@@ -6045,6 +6558,15 @@
                 <w:lang w:val="de-DE"/>
               </w:rPr>
             </w:pPr>
+            <w:r>
+              <w:rPr>
+                <w:rFonts w:ascii="Times New Roman" w:hAnsi="Times New Roman" w:cs="Times New Roman"/>
+                <w:sz w:val="20"/>
+                <w:szCs w:val="20"/>
+                <w:lang w:val="de-DE"/>
+              </w:rPr>
+              <w:t>Gg.</w:t>
+            </w:r>
           </w:p>
         </w:tc>
         <w:tc>
@@ -6068,6 +6590,15 @@
                 <w:lang w:val="de-DE"/>
               </w:rPr>
             </w:pPr>
+            <w:r>
+              <w:rPr>
+                <w:rFonts w:ascii="Times New Roman" w:hAnsi="Times New Roman" w:cs="Times New Roman"/>
+                <w:sz w:val="20"/>
+                <w:szCs w:val="20"/>
+                <w:lang w:val="de-DE"/>
+              </w:rPr>
+              <w:t>2. Pause</w:t>
+            </w:r>
           </w:p>
         </w:tc>
         <w:tc>
@@ -6091,6 +6622,35 @@
                 <w:lang w:val="de-DE"/>
               </w:rPr>
             </w:pPr>
+            <w:r>
+              <w:rPr>
+                <w:rFonts w:ascii="Times New Roman" w:hAnsi="Times New Roman" w:cs="Times New Roman"/>
+                <w:sz w:val="20"/>
+                <w:szCs w:val="20"/>
+                <w:lang w:val="de-DE"/>
+              </w:rPr>
+              <w:t>(</w:t>
+            </w:r>
+            <w:proofErr w:type="spellStart"/>
+            <w:r>
+              <w:rPr>
+                <w:rFonts w:ascii="Times New Roman" w:hAnsi="Times New Roman" w:cs="Times New Roman"/>
+                <w:sz w:val="20"/>
+                <w:szCs w:val="20"/>
+                <w:lang w:val="de-DE"/>
+              </w:rPr>
+              <w:t>Triolische</w:t>
+            </w:r>
+            <w:proofErr w:type="spellEnd"/>
+            <w:r>
+              <w:rPr>
+                <w:rFonts w:ascii="Times New Roman" w:hAnsi="Times New Roman" w:cs="Times New Roman"/>
+                <w:sz w:val="20"/>
+                <w:szCs w:val="20"/>
+                <w:lang w:val="de-DE"/>
+              </w:rPr>
+              <w:t>) Achtelpause überschreibt Viertelpause.</w:t>
+            </w:r>
           </w:p>
         </w:tc>
       </w:tr>
@@ -6119,6 +6679,15 @@
                 <w:lang w:val="de-DE"/>
               </w:rPr>
             </w:pPr>
+            <w:r>
+              <w:rPr>
+                <w:rFonts w:ascii="Times New Roman" w:hAnsi="Times New Roman" w:cs="Times New Roman"/>
+                <w:sz w:val="20"/>
+                <w:szCs w:val="20"/>
+                <w:lang w:val="de-DE"/>
+              </w:rPr>
+              <w:t>4</w:t>
+            </w:r>
           </w:p>
         </w:tc>
         <w:tc>
@@ -6142,6 +6711,15 @@
                 <w:lang w:val="de-DE"/>
               </w:rPr>
             </w:pPr>
+            <w:r>
+              <w:rPr>
+                <w:rFonts w:ascii="Times New Roman" w:hAnsi="Times New Roman" w:cs="Times New Roman"/>
+                <w:sz w:val="20"/>
+                <w:szCs w:val="20"/>
+                <w:lang w:val="de-DE"/>
+              </w:rPr>
+              <w:t>Gg.</w:t>
+            </w:r>
           </w:p>
         </w:tc>
         <w:tc>
@@ -6165,6 +6743,15 @@
                 <w:lang w:val="de-DE"/>
               </w:rPr>
             </w:pPr>
+            <w:r>
+              <w:rPr>
+                <w:rFonts w:ascii="Times New Roman" w:hAnsi="Times New Roman" w:cs="Times New Roman"/>
+                <w:sz w:val="20"/>
+                <w:szCs w:val="20"/>
+                <w:lang w:val="de-DE"/>
+              </w:rPr>
+              <w:t>2.–3. Note</w:t>
+            </w:r>
           </w:p>
         </w:tc>
         <w:tc>
@@ -6188,6 +6775,34 @@
                 <w:lang w:val="de-DE"/>
               </w:rPr>
             </w:pPr>
+            <w:r>
+              <w:rPr>
+                <w:rFonts w:ascii="Times New Roman" w:hAnsi="Times New Roman" w:cs="Times New Roman"/>
+                <w:sz w:val="20"/>
+                <w:szCs w:val="20"/>
+                <w:lang w:val="de-DE"/>
+              </w:rPr>
+              <w:t xml:space="preserve">Auf Tektur. Unter Tektur: </w:t>
+            </w:r>
+            <w:r>
+              <w:rPr>
+                <w:rFonts w:ascii="Times New Roman" w:hAnsi="Times New Roman" w:cs="Times New Roman"/>
+                <w:sz w:val="20"/>
+                <w:szCs w:val="20"/>
+                <w:highlight w:val="red"/>
+                <w:lang w:val="de-DE"/>
+              </w:rPr>
+              <w:t>###</w:t>
+            </w:r>
+            <w:r>
+              <w:rPr>
+                <w:rFonts w:ascii="Times New Roman" w:hAnsi="Times New Roman" w:cs="Times New Roman"/>
+                <w:sz w:val="20"/>
+                <w:szCs w:val="20"/>
+                <w:lang w:val="de-DE"/>
+              </w:rPr>
+              <w:t xml:space="preserve">. </w:t>
+            </w:r>
           </w:p>
         </w:tc>
       </w:tr>
@@ -6216,6 +6831,15 @@
                 <w:lang w:val="de-DE"/>
               </w:rPr>
             </w:pPr>
+            <w:r>
+              <w:rPr>
+                <w:rFonts w:ascii="Times New Roman" w:hAnsi="Times New Roman" w:cs="Times New Roman"/>
+                <w:sz w:val="20"/>
+                <w:szCs w:val="20"/>
+                <w:lang w:val="de-DE"/>
+              </w:rPr>
+              <w:t>4</w:t>
+            </w:r>
           </w:p>
         </w:tc>
         <w:tc>
@@ -6239,6 +6863,15 @@
                 <w:lang w:val="de-DE"/>
               </w:rPr>
             </w:pPr>
+            <w:r>
+              <w:rPr>
+                <w:rFonts w:ascii="Times New Roman" w:hAnsi="Times New Roman" w:cs="Times New Roman"/>
+                <w:sz w:val="20"/>
+                <w:szCs w:val="20"/>
+                <w:lang w:val="de-DE"/>
+              </w:rPr>
+              <w:t>Klav. o.</w:t>
+            </w:r>
           </w:p>
         </w:tc>
         <w:tc>
@@ -6262,6 +6895,15 @@
                 <w:lang w:val="de-DE"/>
               </w:rPr>
             </w:pPr>
+            <w:r>
+              <w:rPr>
+                <w:rFonts w:ascii="Times New Roman" w:hAnsi="Times New Roman" w:cs="Times New Roman"/>
+                <w:sz w:val="20"/>
+                <w:szCs w:val="20"/>
+                <w:lang w:val="de-DE"/>
+              </w:rPr>
+              <w:t>letzte Note</w:t>
+            </w:r>
           </w:p>
         </w:tc>
         <w:tc>
@@ -6285,6 +6927,72 @@
                 <w:lang w:val="de-DE"/>
               </w:rPr>
             </w:pPr>
+            <w:r>
+              <w:rPr>
+                <w:rFonts w:ascii="Times New Roman" w:hAnsi="Times New Roman" w:cs="Times New Roman"/>
+                <w:sz w:val="20"/>
+                <w:szCs w:val="20"/>
+                <w:lang w:val="de-DE"/>
+              </w:rPr>
+              <w:t>Auf Tektur. Unter Tektur: Halbe Note (sic) c</w:t>
+            </w:r>
+            <w:r>
+              <w:rPr>
+                <w:rFonts w:ascii="Times New Roman" w:hAnsi="Times New Roman" w:cs="Times New Roman"/>
+                <w:sz w:val="20"/>
+                <w:szCs w:val="20"/>
+                <w:vertAlign w:val="superscript"/>
+                <w:lang w:val="de-DE"/>
+              </w:rPr>
+              <w:t>1</w:t>
+            </w:r>
+            <w:r>
+              <w:rPr>
+                <w:rFonts w:ascii="Times New Roman" w:hAnsi="Times New Roman" w:cs="Times New Roman"/>
+                <w:sz w:val="20"/>
+                <w:szCs w:val="20"/>
+                <w:lang w:val="de-DE"/>
+              </w:rPr>
+              <w:t>/e</w:t>
+            </w:r>
+            <w:r>
+              <w:rPr>
+                <w:rFonts w:ascii="Times New Roman" w:hAnsi="Times New Roman" w:cs="Times New Roman"/>
+                <w:sz w:val="20"/>
+                <w:szCs w:val="20"/>
+                <w:vertAlign w:val="superscript"/>
+                <w:lang w:val="de-DE"/>
+              </w:rPr>
+              <w:t>1</w:t>
+            </w:r>
+            <w:r>
+              <w:rPr>
+                <w:rFonts w:ascii="Times New Roman" w:hAnsi="Times New Roman" w:cs="Times New Roman"/>
+                <w:sz w:val="20"/>
+                <w:szCs w:val="20"/>
+                <w:lang w:val="de-DE"/>
+              </w:rPr>
+              <w:t>/h</w:t>
+            </w:r>
+            <w:r>
+              <w:rPr>
+                <w:rFonts w:ascii="Times New Roman" w:hAnsi="Times New Roman" w:cs="Times New Roman"/>
+                <w:sz w:val="20"/>
+                <w:szCs w:val="20"/>
+                <w:vertAlign w:val="superscript"/>
+                <w:lang w:val="de-DE"/>
+              </w:rPr>
+              <w:t>1</w:t>
+            </w:r>
+            <w:r>
+              <w:rPr>
+                <w:rFonts w:ascii="Times New Roman" w:hAnsi="Times New Roman" w:cs="Times New Roman"/>
+                <w:sz w:val="20"/>
+                <w:szCs w:val="20"/>
+                <w:lang w:val="de-DE"/>
+              </w:rPr>
+              <w:t>.</w:t>
+            </w:r>
           </w:p>
         </w:tc>
       </w:tr>
@@ -6313,6 +7021,15 @@
                 <w:lang w:val="de-DE"/>
               </w:rPr>
             </w:pPr>
+            <w:r>
+              <w:rPr>
+                <w:rFonts w:ascii="Times New Roman" w:hAnsi="Times New Roman" w:cs="Times New Roman"/>
+                <w:sz w:val="20"/>
+                <w:szCs w:val="20"/>
+                <w:lang w:val="de-DE"/>
+              </w:rPr>
+              <w:t>5</w:t>
+            </w:r>
           </w:p>
         </w:tc>
         <w:tc>
@@ -6336,6 +7053,15 @@
                 <w:lang w:val="de-DE"/>
               </w:rPr>
             </w:pPr>
+            <w:r>
+              <w:rPr>
+                <w:rFonts w:ascii="Times New Roman" w:hAnsi="Times New Roman" w:cs="Times New Roman"/>
+                <w:sz w:val="20"/>
+                <w:szCs w:val="20"/>
+                <w:lang w:val="de-DE"/>
+              </w:rPr>
+              <w:t>Gg.</w:t>
+            </w:r>
           </w:p>
         </w:tc>
         <w:tc>
@@ -6359,6 +7085,15 @@
                 <w:lang w:val="de-DE"/>
               </w:rPr>
             </w:pPr>
+            <w:r>
+              <w:rPr>
+                <w:rFonts w:ascii="Times New Roman" w:hAnsi="Times New Roman" w:cs="Times New Roman"/>
+                <w:sz w:val="20"/>
+                <w:szCs w:val="20"/>
+                <w:lang w:val="de-DE"/>
+              </w:rPr>
+              <w:t xml:space="preserve">1–2/8 </w:t>
+            </w:r>
           </w:p>
         </w:tc>
         <w:tc>
@@ -6382,6 +7117,53 @@
                 <w:lang w:val="de-DE"/>
               </w:rPr>
             </w:pPr>
+            <w:r>
+              <w:rPr>
+                <w:rFonts w:ascii="Times New Roman" w:hAnsi="Times New Roman" w:cs="Times New Roman"/>
+                <w:sz w:val="20"/>
+                <w:szCs w:val="20"/>
+                <w:lang w:val="de-DE"/>
+              </w:rPr>
+              <w:t>Auf Tektur. Unter Tektur: a</w:t>
+            </w:r>
+            <w:r>
+              <w:rPr>
+                <w:rFonts w:ascii="Times New Roman" w:hAnsi="Times New Roman" w:cs="Times New Roman"/>
+                <w:sz w:val="20"/>
+                <w:szCs w:val="20"/>
+                <w:vertAlign w:val="superscript"/>
+                <w:lang w:val="de-DE"/>
+              </w:rPr>
+              <w:t>2</w:t>
+            </w:r>
+            <w:r>
+              <w:rPr>
+                <w:rFonts w:ascii="Times New Roman" w:hAnsi="Times New Roman" w:cs="Times New Roman"/>
+                <w:sz w:val="20"/>
+                <w:szCs w:val="20"/>
+                <w:lang w:val="de-DE"/>
+              </w:rPr>
+              <w:t>–f</w:t>
+            </w:r>
+            <w:r>
+              <w:rPr>
+                <w:rFonts w:ascii="Times New Roman" w:hAnsi="Times New Roman" w:cs="Times New Roman"/>
+                <w:sz w:val="20"/>
+                <w:szCs w:val="20"/>
+                <w:vertAlign w:val="superscript"/>
+                <w:lang w:val="de-DE"/>
+              </w:rPr>
+              <w:t>2</w:t>
+            </w:r>
+            <w:r>
+              <w:rPr>
+                <w:rFonts w:ascii="Times New Roman" w:hAnsi="Times New Roman" w:cs="Times New Roman"/>
+                <w:sz w:val="20"/>
+                <w:szCs w:val="20"/>
+                <w:lang w:val="de-DE"/>
+              </w:rPr>
+              <w:t xml:space="preserve">. </w:t>
+            </w:r>
           </w:p>
         </w:tc>
       </w:tr>
@@ -6410,6 +7192,15 @@
                 <w:lang w:val="de-DE"/>
               </w:rPr>
             </w:pPr>
+            <w:r>
+              <w:rPr>
+                <w:rFonts w:ascii="Times New Roman" w:hAnsi="Times New Roman" w:cs="Times New Roman"/>
+                <w:sz w:val="20"/>
+                <w:szCs w:val="20"/>
+                <w:lang w:val="de-DE"/>
+              </w:rPr>
+              <w:t>6</w:t>
+            </w:r>
           </w:p>
         </w:tc>
         <w:tc>
@@ -6433,6 +7224,15 @@
                 <w:lang w:val="de-DE"/>
               </w:rPr>
             </w:pPr>
+            <w:r>
+              <w:rPr>
+                <w:rFonts w:ascii="Times New Roman" w:hAnsi="Times New Roman" w:cs="Times New Roman"/>
+                <w:sz w:val="20"/>
+                <w:szCs w:val="20"/>
+                <w:lang w:val="de-DE"/>
+              </w:rPr>
+              <w:t>Klav. o.</w:t>
+            </w:r>
           </w:p>
         </w:tc>
         <w:tc>
@@ -6456,6 +7256,15 @@
                 <w:lang w:val="de-DE"/>
               </w:rPr>
             </w:pPr>
+            <w:r>
+              <w:rPr>
+                <w:rFonts w:ascii="Times New Roman" w:hAnsi="Times New Roman" w:cs="Times New Roman"/>
+                <w:sz w:val="20"/>
+                <w:szCs w:val="20"/>
+                <w:lang w:val="de-DE"/>
+              </w:rPr>
+              <w:t>2.–3. Note</w:t>
+            </w:r>
           </w:p>
         </w:tc>
         <w:tc>
@@ -6476,9 +7285,169 @@
                 <w:rFonts w:ascii="Times New Roman" w:hAnsi="Times New Roman" w:cs="Times New Roman"/>
                 <w:sz w:val="20"/>
                 <w:szCs w:val="20"/>
-                <w:lang w:val="de-DE"/>
-              </w:rPr>
-            </w:pPr>
+              </w:rPr>
+            </w:pPr>
+            <w:r>
+              <w:rPr>
+                <w:rFonts w:ascii="Times New Roman" w:hAnsi="Times New Roman" w:cs="Times New Roman"/>
+                <w:sz w:val="20"/>
+                <w:szCs w:val="20"/>
+                <w:lang w:val="de-DE"/>
+              </w:rPr>
+              <w:t xml:space="preserve">Auf Tektur. </w:t>
+            </w:r>
+            <w:r>
+              <w:rPr>
+                <w:rFonts w:ascii="Times New Roman" w:hAnsi="Times New Roman" w:cs="Times New Roman"/>
+                <w:sz w:val="20"/>
+                <w:szCs w:val="20"/>
+              </w:rPr>
+              <w:t>Unter Tektur: a[?]/d</w:t>
+            </w:r>
+            <w:r>
+              <w:rPr>
+                <w:rFonts w:ascii="Times New Roman" w:hAnsi="Times New Roman" w:cs="Times New Roman"/>
+                <w:sz w:val="20"/>
+                <w:szCs w:val="20"/>
+                <w:vertAlign w:val="superscript"/>
+              </w:rPr>
+              <w:t>1</w:t>
+            </w:r>
+            <w:r>
+              <w:rPr>
+                <w:rFonts w:ascii="Times New Roman" w:hAnsi="Times New Roman" w:cs="Times New Roman"/>
+                <w:sz w:val="20"/>
+                <w:szCs w:val="20"/>
+              </w:rPr>
+              <w:t>/h</w:t>
+            </w:r>
+            <w:r>
+              <w:rPr>
+                <w:rFonts w:ascii="Times New Roman" w:hAnsi="Times New Roman" w:cs="Times New Roman"/>
+                <w:sz w:val="20"/>
+                <w:szCs w:val="20"/>
+                <w:vertAlign w:val="superscript"/>
+              </w:rPr>
+              <w:t>1</w:t>
+            </w:r>
+            <w:r>
+              <w:rPr>
+                <w:rFonts w:ascii="Times New Roman" w:hAnsi="Times New Roman" w:cs="Times New Roman"/>
+                <w:sz w:val="20"/>
+                <w:szCs w:val="20"/>
+              </w:rPr>
+              <w:t>[lies: b</w:t>
+            </w:r>
+            <w:r>
+              <w:rPr>
+                <w:rFonts w:ascii="Times New Roman" w:hAnsi="Times New Roman" w:cs="Times New Roman"/>
+                <w:sz w:val="20"/>
+                <w:szCs w:val="20"/>
+                <w:vertAlign w:val="superscript"/>
+              </w:rPr>
+              <w:t>1</w:t>
+            </w:r>
+            <w:r>
+              <w:rPr>
+                <w:rFonts w:ascii="Times New Roman" w:hAnsi="Times New Roman" w:cs="Times New Roman"/>
+                <w:sz w:val="20"/>
+                <w:szCs w:val="20"/>
+              </w:rPr>
+              <w:t>?]–a</w:t>
+            </w:r>
+            <w:r>
+              <w:rPr>
+                <w:rFonts w:ascii="Times New Roman" w:hAnsi="Times New Roman" w:cs="Times New Roman"/>
+                <w:sz w:val="20"/>
+                <w:szCs w:val="20"/>
+              </w:rPr>
+              <w:t>[?]</w:t>
+            </w:r>
+            <w:r>
+              <w:rPr>
+                <w:rFonts w:ascii="Times New Roman" w:hAnsi="Times New Roman" w:cs="Times New Roman"/>
+                <w:sz w:val="20"/>
+                <w:szCs w:val="20"/>
+              </w:rPr>
+              <w:t>/d</w:t>
+            </w:r>
+            <w:r>
+              <w:rPr>
+                <w:rFonts w:ascii="Times New Roman" w:hAnsi="Times New Roman" w:cs="Times New Roman"/>
+                <w:sz w:val="20"/>
+                <w:szCs w:val="20"/>
+                <w:vertAlign w:val="superscript"/>
+              </w:rPr>
+              <w:t>1</w:t>
+            </w:r>
+            <w:r>
+              <w:rPr>
+                <w:rFonts w:ascii="Times New Roman" w:hAnsi="Times New Roman" w:cs="Times New Roman"/>
+                <w:sz w:val="20"/>
+                <w:szCs w:val="20"/>
+              </w:rPr>
+              <w:t>/fis</w:t>
+            </w:r>
+            <w:r>
+              <w:rPr>
+                <w:rFonts w:ascii="Times New Roman" w:hAnsi="Times New Roman" w:cs="Times New Roman"/>
+                <w:sz w:val="20"/>
+                <w:szCs w:val="20"/>
+                <w:vertAlign w:val="superscript"/>
+              </w:rPr>
+              <w:t>1</w:t>
+            </w:r>
+            <w:r>
+              <w:rPr>
+                <w:rFonts w:ascii="Times New Roman" w:hAnsi="Times New Roman" w:cs="Times New Roman"/>
+                <w:sz w:val="20"/>
+                <w:szCs w:val="20"/>
+              </w:rPr>
+              <w:t xml:space="preserve"> mit </w:t>
+            </w:r>
+            <w:proofErr w:type="spellStart"/>
+            <w:r>
+              <w:rPr>
+                <w:rFonts w:ascii="Times New Roman" w:hAnsi="Times New Roman" w:cs="Times New Roman"/>
+                <w:sz w:val="20"/>
+                <w:szCs w:val="20"/>
+              </w:rPr>
+              <w:t>Ligaturbögen</w:t>
+            </w:r>
+            <w:proofErr w:type="spellEnd"/>
+            <w:r>
+              <w:rPr>
+                <w:rFonts w:ascii="Times New Roman" w:hAnsi="Times New Roman" w:cs="Times New Roman"/>
+                <w:sz w:val="20"/>
+                <w:szCs w:val="20"/>
+              </w:rPr>
+              <w:t xml:space="preserve"> zu a[?]/d</w:t>
+            </w:r>
+            <w:r>
+              <w:rPr>
+                <w:rFonts w:ascii="Times New Roman" w:hAnsi="Times New Roman" w:cs="Times New Roman"/>
+                <w:sz w:val="20"/>
+                <w:szCs w:val="20"/>
+                <w:vertAlign w:val="superscript"/>
+              </w:rPr>
+              <w:t>1</w:t>
+            </w:r>
+            <w:r>
+              <w:rPr>
+                <w:rFonts w:ascii="Times New Roman" w:hAnsi="Times New Roman" w:cs="Times New Roman"/>
+                <w:sz w:val="20"/>
+                <w:szCs w:val="20"/>
+              </w:rPr>
+              <w:t xml:space="preserve">. </w:t>
+            </w:r>
+            <w:r>
+              <w:rPr>
+                <w:rFonts w:ascii="Times New Roman" w:hAnsi="Times New Roman" w:cs="Times New Roman"/>
+                <w:sz w:val="20"/>
+                <w:szCs w:val="20"/>
+              </w:rPr>
+              <w:t xml:space="preserve"> </w:t>
+            </w:r>
           </w:p>
         </w:tc>
       </w:tr>
@@ -6504,9 +7473,16 @@
                 <w:rFonts w:ascii="Times New Roman" w:hAnsi="Times New Roman" w:cs="Times New Roman"/>
                 <w:sz w:val="20"/>
                 <w:szCs w:val="20"/>
-                <w:lang w:val="de-DE"/>
-              </w:rPr>
-            </w:pPr>
+              </w:rPr>
+            </w:pPr>
+            <w:r>
+              <w:rPr>
+                <w:rFonts w:ascii="Times New Roman" w:hAnsi="Times New Roman" w:cs="Times New Roman"/>
+                <w:sz w:val="20"/>
+                <w:szCs w:val="20"/>
+              </w:rPr>
+              <w:t>8</w:t>
+            </w:r>
           </w:p>
         </w:tc>
         <w:tc>
@@ -6527,9 +7503,16 @@
                 <w:rFonts w:ascii="Times New Roman" w:hAnsi="Times New Roman" w:cs="Times New Roman"/>
                 <w:sz w:val="20"/>
                 <w:szCs w:val="20"/>
-                <w:lang w:val="de-DE"/>
-              </w:rPr>
-            </w:pPr>
+              </w:rPr>
+            </w:pPr>
+            <w:r>
+              <w:rPr>
+                <w:rFonts w:ascii="Times New Roman" w:hAnsi="Times New Roman" w:cs="Times New Roman"/>
+                <w:sz w:val="20"/>
+                <w:szCs w:val="20"/>
+              </w:rPr>
+              <w:t>Gg.</w:t>
+            </w:r>
           </w:p>
         </w:tc>
         <w:tc>
@@ -6550,9 +7533,16 @@
                 <w:rFonts w:ascii="Times New Roman" w:hAnsi="Times New Roman" w:cs="Times New Roman"/>
                 <w:sz w:val="20"/>
                 <w:szCs w:val="20"/>
-                <w:lang w:val="de-DE"/>
-              </w:rPr>
-            </w:pPr>
+              </w:rPr>
+            </w:pPr>
+            <w:r>
+              <w:rPr>
+                <w:rFonts w:ascii="Times New Roman" w:hAnsi="Times New Roman" w:cs="Times New Roman"/>
+                <w:sz w:val="20"/>
+                <w:szCs w:val="20"/>
+              </w:rPr>
+              <w:t>3. Note</w:t>
+            </w:r>
           </w:p>
         </w:tc>
         <w:tc>
@@ -6573,9 +7563,16 @@
                 <w:rFonts w:ascii="Times New Roman" w:hAnsi="Times New Roman" w:cs="Times New Roman"/>
                 <w:sz w:val="20"/>
                 <w:szCs w:val="20"/>
-                <w:lang w:val="de-DE"/>
-              </w:rPr>
-            </w:pPr>
+              </w:rPr>
+            </w:pPr>
+            <w:r>
+              <w:rPr>
+                <w:rFonts w:ascii="Times New Roman" w:hAnsi="Times New Roman" w:cs="Times New Roman"/>
+                <w:sz w:val="20"/>
+                <w:szCs w:val="20"/>
+              </w:rPr>
+              <w:t xml:space="preserve">Auf Rasur. </w:t>
+            </w:r>
           </w:p>
         </w:tc>
       </w:tr>
@@ -6601,9 +7598,35 @@
                 <w:rFonts w:ascii="Times New Roman" w:hAnsi="Times New Roman" w:cs="Times New Roman"/>
                 <w:sz w:val="20"/>
                 <w:szCs w:val="20"/>
-                <w:lang w:val="de-DE"/>
-              </w:rPr>
-            </w:pPr>
+              </w:rPr>
+            </w:pPr>
+            <w:r>
+              <w:rPr>
+                <w:rFonts w:ascii="Times New Roman" w:hAnsi="Times New Roman" w:cs="Times New Roman"/>
+                <w:sz w:val="20"/>
+                <w:szCs w:val="20"/>
+              </w:rPr>
+              <w:t>8</w:t>
+            </w:r>
+          </w:p>
+          <w:p>
+            <w:pPr>
+              <w:spacing w:after="0" w:line="360" w:lineRule="auto"/>
+              <w:outlineLvl w:val="0"/>
+              <w:rPr>
+                <w:rFonts w:ascii="Times New Roman" w:hAnsi="Times New Roman" w:cs="Times New Roman"/>
+                <w:sz w:val="20"/>
+                <w:szCs w:val="20"/>
+              </w:rPr>
+            </w:pPr>
+            <w:r>
+              <w:rPr>
+                <w:rFonts w:ascii="Times New Roman" w:hAnsi="Times New Roman" w:cs="Times New Roman"/>
+                <w:sz w:val="20"/>
+                <w:szCs w:val="20"/>
+              </w:rPr>
+              <w:t>bis 9</w:t>
+            </w:r>
           </w:p>
         </w:tc>
         <w:tc>
@@ -6624,9 +7647,16 @@
                 <w:rFonts w:ascii="Times New Roman" w:hAnsi="Times New Roman" w:cs="Times New Roman"/>
                 <w:sz w:val="20"/>
                 <w:szCs w:val="20"/>
-                <w:lang w:val="de-DE"/>
-              </w:rPr>
-            </w:pPr>
+              </w:rPr>
+            </w:pPr>
+            <w:r>
+              <w:rPr>
+                <w:rFonts w:ascii="Times New Roman" w:hAnsi="Times New Roman" w:cs="Times New Roman"/>
+                <w:sz w:val="20"/>
+                <w:szCs w:val="20"/>
+              </w:rPr>
+              <w:t>Gg.</w:t>
+            </w:r>
           </w:p>
         </w:tc>
         <w:tc>
@@ -6647,9 +7677,16 @@
                 <w:rFonts w:ascii="Times New Roman" w:hAnsi="Times New Roman" w:cs="Times New Roman"/>
                 <w:sz w:val="20"/>
                 <w:szCs w:val="20"/>
-                <w:lang w:val="de-DE"/>
-              </w:rPr>
-            </w:pPr>
+              </w:rPr>
+            </w:pPr>
+            <w:r>
+              <w:rPr>
+                <w:rFonts w:ascii="Times New Roman" w:hAnsi="Times New Roman" w:cs="Times New Roman"/>
+                <w:sz w:val="20"/>
+                <w:szCs w:val="20"/>
+              </w:rPr>
+              <w:t>4. Note</w:t>
+            </w:r>
           </w:p>
         </w:tc>
         <w:tc>
@@ -6670,9 +7707,33 @@
                 <w:rFonts w:ascii="Times New Roman" w:hAnsi="Times New Roman" w:cs="Times New Roman"/>
                 <w:sz w:val="20"/>
                 <w:szCs w:val="20"/>
-                <w:lang w:val="de-DE"/>
-              </w:rPr>
-            </w:pPr>
+              </w:rPr>
+            </w:pPr>
+            <w:r>
+              <w:rPr>
+                <w:rFonts w:ascii="Times New Roman" w:hAnsi="Times New Roman" w:cs="Times New Roman"/>
+                <w:sz w:val="20"/>
+                <w:szCs w:val="20"/>
+              </w:rPr>
+              <w:t xml:space="preserve">Auf Tektur. Unter Tektur: </w:t>
+            </w:r>
+            <w:r>
+              <w:rPr>
+                <w:rFonts w:ascii="Times New Roman" w:hAnsi="Times New Roman" w:cs="Times New Roman"/>
+                <w:sz w:val="20"/>
+                <w:szCs w:val="20"/>
+                <w:highlight w:val="red"/>
+              </w:rPr>
+              <w:t>###</w:t>
+            </w:r>
+            <w:r>
+              <w:rPr>
+                <w:rFonts w:ascii="Times New Roman" w:hAnsi="Times New Roman" w:cs="Times New Roman"/>
+                <w:sz w:val="20"/>
+                <w:szCs w:val="20"/>
+              </w:rPr>
+              <w:t xml:space="preserve">. </w:t>
+            </w:r>
           </w:p>
         </w:tc>
       </w:tr>
@@ -6698,9 +7759,16 @@
                 <w:rFonts w:ascii="Times New Roman" w:hAnsi="Times New Roman" w:cs="Times New Roman"/>
                 <w:sz w:val="20"/>
                 <w:szCs w:val="20"/>
-                <w:lang w:val="de-DE"/>
-              </w:rPr>
-            </w:pPr>
+              </w:rPr>
+            </w:pPr>
+            <w:r>
+              <w:rPr>
+                <w:rFonts w:ascii="Times New Roman" w:hAnsi="Times New Roman" w:cs="Times New Roman"/>
+                <w:sz w:val="20"/>
+                <w:szCs w:val="20"/>
+              </w:rPr>
+              <w:t>9</w:t>
+            </w:r>
           </w:p>
         </w:tc>
         <w:tc>
@@ -6721,9 +7789,16 @@
                 <w:rFonts w:ascii="Times New Roman" w:hAnsi="Times New Roman" w:cs="Times New Roman"/>
                 <w:sz w:val="20"/>
                 <w:szCs w:val="20"/>
-                <w:lang w:val="de-DE"/>
-              </w:rPr>
-            </w:pPr>
+              </w:rPr>
+            </w:pPr>
+            <w:r>
+              <w:rPr>
+                <w:rFonts w:ascii="Times New Roman" w:hAnsi="Times New Roman" w:cs="Times New Roman"/>
+                <w:sz w:val="20"/>
+                <w:szCs w:val="20"/>
+              </w:rPr>
+              <w:t>Klav. o</w:t>
+            </w:r>
           </w:p>
         </w:tc>
         <w:tc>
@@ -6744,9 +7819,16 @@
                 <w:rFonts w:ascii="Times New Roman" w:hAnsi="Times New Roman" w:cs="Times New Roman"/>
                 <w:sz w:val="20"/>
                 <w:szCs w:val="20"/>
-                <w:lang w:val="de-DE"/>
-              </w:rPr>
-            </w:pPr>
+              </w:rPr>
+            </w:pPr>
+            <w:r>
+              <w:rPr>
+                <w:rFonts w:ascii="Times New Roman" w:hAnsi="Times New Roman" w:cs="Times New Roman"/>
+                <w:sz w:val="20"/>
+                <w:szCs w:val="20"/>
+              </w:rPr>
+              <w:t>2/8</w:t>
+            </w:r>
           </w:p>
         </w:tc>
         <w:tc>
@@ -6767,9 +7849,16 @@
                 <w:rFonts w:ascii="Times New Roman" w:hAnsi="Times New Roman" w:cs="Times New Roman"/>
                 <w:sz w:val="20"/>
                 <w:szCs w:val="20"/>
-                <w:lang w:val="de-DE"/>
-              </w:rPr>
-            </w:pPr>
+              </w:rPr>
+            </w:pPr>
+            <w:r>
+              <w:rPr>
+                <w:rFonts w:ascii="Times New Roman" w:hAnsi="Times New Roman" w:cs="Times New Roman"/>
+                <w:sz w:val="20"/>
+                <w:szCs w:val="20"/>
+              </w:rPr>
+              <w:t xml:space="preserve">[b] zu b überschreibt [a] zu h. </w:t>
+            </w:r>
           </w:p>
         </w:tc>
       </w:tr>
@@ -6779,94 +7868,89 @@
         </w:trPr>
         <w:tc>
           <w:tcPr>
-            <w:tcW w:w="920" w:type="dxa"/>
-            <w:tcBorders>
-              <w:top w:val="single" w:sz="4" w:space="0" w:color="auto"/>
-              <w:left w:val="single" w:sz="4" w:space="0" w:color="auto"/>
-              <w:bottom w:val="single" w:sz="4" w:space="0" w:color="auto"/>
-              <w:right w:val="single" w:sz="4" w:space="0" w:color="auto"/>
-            </w:tcBorders>
-          </w:tcPr>
-          <w:p>
-            <w:pPr>
-              <w:spacing w:after="0" w:line="360" w:lineRule="auto"/>
-              <w:outlineLvl w:val="0"/>
-              <w:rPr>
-                <w:rFonts w:ascii="Times New Roman" w:hAnsi="Times New Roman" w:cs="Times New Roman"/>
-                <w:sz w:val="20"/>
-                <w:szCs w:val="20"/>
-                <w:lang w:val="de-DE"/>
-              </w:rPr>
-            </w:pPr>
-          </w:p>
-        </w:tc>
-        <w:tc>
-          <w:tcPr>
-            <w:tcW w:w="1134" w:type="dxa"/>
-            <w:tcBorders>
-              <w:top w:val="single" w:sz="4" w:space="0" w:color="auto"/>
-              <w:left w:val="single" w:sz="4" w:space="0" w:color="auto"/>
-              <w:bottom w:val="single" w:sz="4" w:space="0" w:color="auto"/>
-              <w:right w:val="single" w:sz="4" w:space="0" w:color="auto"/>
-            </w:tcBorders>
-          </w:tcPr>
-          <w:p>
-            <w:pPr>
-              <w:spacing w:after="0" w:line="360" w:lineRule="auto"/>
-              <w:outlineLvl w:val="0"/>
-              <w:rPr>
-                <w:rFonts w:ascii="Times New Roman" w:hAnsi="Times New Roman" w:cs="Times New Roman"/>
-                <w:sz w:val="20"/>
-                <w:szCs w:val="20"/>
-                <w:lang w:val="de-DE"/>
-              </w:rPr>
-            </w:pPr>
-          </w:p>
-        </w:tc>
-        <w:tc>
-          <w:tcPr>
-            <w:tcW w:w="1278" w:type="dxa"/>
-            <w:tcBorders>
-              <w:top w:val="single" w:sz="4" w:space="0" w:color="auto"/>
-              <w:left w:val="single" w:sz="4" w:space="0" w:color="auto"/>
-              <w:bottom w:val="single" w:sz="4" w:space="0" w:color="auto"/>
-              <w:right w:val="single" w:sz="4" w:space="0" w:color="auto"/>
-            </w:tcBorders>
-          </w:tcPr>
-          <w:p>
-            <w:pPr>
-              <w:spacing w:after="0" w:line="360" w:lineRule="auto"/>
-              <w:outlineLvl w:val="0"/>
-              <w:rPr>
-                <w:rFonts w:ascii="Times New Roman" w:hAnsi="Times New Roman" w:cs="Times New Roman"/>
-                <w:sz w:val="20"/>
-                <w:szCs w:val="20"/>
-                <w:lang w:val="de-DE"/>
-              </w:rPr>
-            </w:pPr>
-          </w:p>
-        </w:tc>
-        <w:tc>
-          <w:tcPr>
-            <w:tcW w:w="5880" w:type="dxa"/>
-            <w:tcBorders>
-              <w:top w:val="single" w:sz="4" w:space="0" w:color="auto"/>
-              <w:left w:val="single" w:sz="4" w:space="0" w:color="auto"/>
-              <w:bottom w:val="single" w:sz="4" w:space="0" w:color="auto"/>
-              <w:right w:val="single" w:sz="4" w:space="0" w:color="auto"/>
-            </w:tcBorders>
-          </w:tcPr>
-          <w:p>
-            <w:pPr>
-              <w:spacing w:after="0" w:line="360" w:lineRule="auto"/>
-              <w:outlineLvl w:val="0"/>
-              <w:rPr>
-                <w:rFonts w:ascii="Times New Roman" w:hAnsi="Times New Roman" w:cs="Times New Roman"/>
-                <w:sz w:val="20"/>
-                <w:szCs w:val="20"/>
-                <w:lang w:val="de-DE"/>
-              </w:rPr>
-            </w:pPr>
+            <w:tcW w:w="9212" w:type="dxa"/>
+            <w:gridSpan w:val="4"/>
+            <w:tcBorders>
+              <w:top w:val="single" w:sz="4" w:space="0" w:color="auto"/>
+              <w:left w:val="single" w:sz="4" w:space="0" w:color="auto"/>
+              <w:bottom w:val="single" w:sz="4" w:space="0" w:color="auto"/>
+              <w:right w:val="single" w:sz="4" w:space="0" w:color="auto"/>
+            </w:tcBorders>
+          </w:tcPr>
+          <w:p>
+            <w:pPr>
+              <w:spacing w:after="0" w:line="360" w:lineRule="auto"/>
+              <w:outlineLvl w:val="0"/>
+              <w:rPr>
+                <w:rFonts w:ascii="Times New Roman" w:hAnsi="Times New Roman" w:cs="Times New Roman"/>
+                <w:sz w:val="20"/>
+                <w:szCs w:val="20"/>
+              </w:rPr>
+            </w:pPr>
+            <w:r>
+              <w:rPr>
+                <w:rFonts w:ascii="Times New Roman" w:hAnsi="Times New Roman" w:cs="Times New Roman"/>
+                <w:sz w:val="20"/>
+                <w:szCs w:val="20"/>
+                <w:lang w:val="de-DE"/>
+              </w:rPr>
+              <w:t>I</w:t>
+            </w:r>
+            <w:r>
+              <w:rPr>
+                <w:rFonts w:ascii="Times New Roman" w:hAnsi="Times New Roman" w:cs="Times New Roman"/>
+                <w:sz w:val="20"/>
+                <w:szCs w:val="20"/>
+                <w:lang w:val="de-DE"/>
+              </w:rPr>
+              <w:t>I</w:t>
+            </w:r>
+            <w:r>
+              <w:rPr>
+                <w:rFonts w:ascii="Times New Roman" w:hAnsi="Times New Roman" w:cs="Times New Roman"/>
+                <w:sz w:val="20"/>
+                <w:szCs w:val="20"/>
+                <w:lang w:val="de-DE"/>
+              </w:rPr>
+              <w:t xml:space="preserve"> </w:t>
+            </w:r>
+            <w:r>
+              <w:rPr>
+                <w:rFonts w:ascii="Times New Roman" w:hAnsi="Times New Roman" w:cs="Times New Roman"/>
+                <w:sz w:val="20"/>
+                <w:szCs w:val="20"/>
+                <w:highlight w:val="red"/>
+                <w:lang w:val="de-DE"/>
+              </w:rPr>
+              <w:t>###</w:t>
+            </w:r>
+            <w:r>
+              <w:rPr>
+                <w:rFonts w:ascii="Times New Roman" w:hAnsi="Times New Roman" w:cs="Times New Roman"/>
+                <w:sz w:val="20"/>
+                <w:szCs w:val="20"/>
+                <w:lang w:val="de-DE"/>
+              </w:rPr>
+              <w:t>(M 16</w:t>
+            </w:r>
+            <w:r>
+              <w:rPr>
+                <w:rFonts w:ascii="Times New Roman" w:hAnsi="Times New Roman" w:cs="Times New Roman"/>
+                <w:sz w:val="20"/>
+                <w:szCs w:val="20"/>
+                <w:lang w:val="de-DE"/>
+              </w:rPr>
+              <w:t>2</w:t>
+            </w:r>
+            <w:r>
+              <w:rPr>
+                <w:rFonts w:ascii="Times New Roman" w:hAnsi="Times New Roman" w:cs="Times New Roman"/>
+                <w:sz w:val="20"/>
+                <w:szCs w:val="20"/>
+                <w:lang w:val="de-DE"/>
+              </w:rPr>
+              <w:t>: Textfassung 1)</w:t>
+            </w:r>
           </w:p>
         </w:tc>
       </w:tr>
@@ -6892,9 +7976,17 @@
                 <w:rFonts w:ascii="Times New Roman" w:hAnsi="Times New Roman" w:cs="Times New Roman"/>
                 <w:sz w:val="20"/>
                 <w:szCs w:val="20"/>
-                <w:lang w:val="de-DE"/>
-              </w:rPr>
-            </w:pPr>
+              </w:rPr>
+            </w:pPr>
+            <w:r>
+              <w:rPr>
+                <w:rFonts w:ascii="Times New Roman" w:hAnsi="Times New Roman" w:cs="Times New Roman"/>
+                <w:sz w:val="20"/>
+                <w:szCs w:val="20"/>
+              </w:rPr>
+              <w:lastRenderedPageBreak/>
+              <w:t>###</w:t>
+            </w:r>
           </w:p>
         </w:tc>
         <w:tc>
@@ -6915,7 +8007,6 @@
                 <w:rFonts w:ascii="Times New Roman" w:hAnsi="Times New Roman" w:cs="Times New Roman"/>
                 <w:sz w:val="20"/>
                 <w:szCs w:val="20"/>
-                <w:lang w:val="de-DE"/>
               </w:rPr>
             </w:pPr>
           </w:p>
@@ -6938,7 +8029,6 @@
                 <w:rFonts w:ascii="Times New Roman" w:hAnsi="Times New Roman" w:cs="Times New Roman"/>
                 <w:sz w:val="20"/>
                 <w:szCs w:val="20"/>
-                <w:lang w:val="de-DE"/>
               </w:rPr>
             </w:pPr>
           </w:p>
@@ -6961,7 +8051,6 @@
                 <w:rFonts w:ascii="Times New Roman" w:hAnsi="Times New Roman" w:cs="Times New Roman"/>
                 <w:sz w:val="20"/>
                 <w:szCs w:val="20"/>
-                <w:lang w:val="de-DE"/>
               </w:rPr>
             </w:pPr>
           </w:p>
@@ -6989,7 +8078,6 @@
                 <w:rFonts w:ascii="Times New Roman" w:hAnsi="Times New Roman" w:cs="Times New Roman"/>
                 <w:sz w:val="20"/>
                 <w:szCs w:val="20"/>
-                <w:lang w:val="de-DE"/>
               </w:rPr>
             </w:pPr>
           </w:p>
@@ -7012,7 +8100,6 @@
                 <w:rFonts w:ascii="Times New Roman" w:hAnsi="Times New Roman" w:cs="Times New Roman"/>
                 <w:sz w:val="20"/>
                 <w:szCs w:val="20"/>
-                <w:lang w:val="de-DE"/>
               </w:rPr>
             </w:pPr>
           </w:p>
@@ -7035,7 +8122,6 @@
                 <w:rFonts w:ascii="Times New Roman" w:hAnsi="Times New Roman" w:cs="Times New Roman"/>
                 <w:sz w:val="20"/>
                 <w:szCs w:val="20"/>
-                <w:lang w:val="de-DE"/>
               </w:rPr>
             </w:pPr>
           </w:p>
@@ -7058,7 +8144,6 @@
                 <w:rFonts w:ascii="Times New Roman" w:hAnsi="Times New Roman" w:cs="Times New Roman"/>
                 <w:sz w:val="20"/>
                 <w:szCs w:val="20"/>
-                <w:lang w:val="de-DE"/>
               </w:rPr>
             </w:pPr>
           </w:p>
@@ -7086,7 +8171,6 @@
                 <w:rFonts w:ascii="Times New Roman" w:hAnsi="Times New Roman" w:cs="Times New Roman"/>
                 <w:sz w:val="20"/>
                 <w:szCs w:val="20"/>
-                <w:lang w:val="de-DE"/>
               </w:rPr>
             </w:pPr>
           </w:p>
@@ -7109,7 +8193,6 @@
                 <w:rFonts w:ascii="Times New Roman" w:hAnsi="Times New Roman" w:cs="Times New Roman"/>
                 <w:sz w:val="20"/>
                 <w:szCs w:val="20"/>
-                <w:lang w:val="de-DE"/>
               </w:rPr>
             </w:pPr>
           </w:p>
@@ -7132,7 +8215,6 @@
                 <w:rFonts w:ascii="Times New Roman" w:hAnsi="Times New Roman" w:cs="Times New Roman"/>
                 <w:sz w:val="20"/>
                 <w:szCs w:val="20"/>
-                <w:lang w:val="de-DE"/>
               </w:rPr>
             </w:pPr>
           </w:p>
@@ -7155,7 +8237,6 @@
                 <w:rFonts w:ascii="Times New Roman" w:hAnsi="Times New Roman" w:cs="Times New Roman"/>
                 <w:sz w:val="20"/>
                 <w:szCs w:val="20"/>
-                <w:lang w:val="de-DE"/>
               </w:rPr>
             </w:pPr>
           </w:p>
@@ -7183,7 +8264,6 @@
                 <w:rFonts w:ascii="Times New Roman" w:hAnsi="Times New Roman" w:cs="Times New Roman"/>
                 <w:sz w:val="20"/>
                 <w:szCs w:val="20"/>
-                <w:lang w:val="de-DE"/>
               </w:rPr>
             </w:pPr>
           </w:p>
@@ -7206,7 +8286,6 @@
                 <w:rFonts w:ascii="Times New Roman" w:hAnsi="Times New Roman" w:cs="Times New Roman"/>
                 <w:sz w:val="20"/>
                 <w:szCs w:val="20"/>
-                <w:lang w:val="de-DE"/>
               </w:rPr>
             </w:pPr>
           </w:p>
@@ -7229,7 +8308,6 @@
                 <w:rFonts w:ascii="Times New Roman" w:hAnsi="Times New Roman" w:cs="Times New Roman"/>
                 <w:sz w:val="20"/>
                 <w:szCs w:val="20"/>
-                <w:lang w:val="de-DE"/>
               </w:rPr>
             </w:pPr>
           </w:p>
@@ -7252,7 +8330,6 @@
                 <w:rFonts w:ascii="Times New Roman" w:hAnsi="Times New Roman" w:cs="Times New Roman"/>
                 <w:sz w:val="20"/>
                 <w:szCs w:val="20"/>
-                <w:lang w:val="de-DE"/>
               </w:rPr>
             </w:pPr>
           </w:p>
@@ -7280,7 +8357,6 @@
                 <w:rFonts w:ascii="Times New Roman" w:hAnsi="Times New Roman" w:cs="Times New Roman"/>
                 <w:sz w:val="20"/>
                 <w:szCs w:val="20"/>
-                <w:lang w:val="de-DE"/>
               </w:rPr>
             </w:pPr>
           </w:p>
@@ -7303,7 +8379,6 @@
                 <w:rFonts w:ascii="Times New Roman" w:hAnsi="Times New Roman" w:cs="Times New Roman"/>
                 <w:sz w:val="20"/>
                 <w:szCs w:val="20"/>
-                <w:lang w:val="de-DE"/>
               </w:rPr>
             </w:pPr>
           </w:p>
@@ -7326,7 +8401,6 @@
                 <w:rFonts w:ascii="Times New Roman" w:hAnsi="Times New Roman" w:cs="Times New Roman"/>
                 <w:sz w:val="20"/>
                 <w:szCs w:val="20"/>
-                <w:lang w:val="de-DE"/>
               </w:rPr>
             </w:pPr>
           </w:p>
@@ -7349,7 +8423,6 @@
                 <w:rFonts w:ascii="Times New Roman" w:hAnsi="Times New Roman" w:cs="Times New Roman"/>
                 <w:sz w:val="20"/>
                 <w:szCs w:val="20"/>
-                <w:lang w:val="de-DE"/>
               </w:rPr>
             </w:pPr>
           </w:p>
@@ -7377,7 +8450,6 @@
                 <w:rFonts w:ascii="Times New Roman" w:hAnsi="Times New Roman" w:cs="Times New Roman"/>
                 <w:sz w:val="20"/>
                 <w:szCs w:val="20"/>
-                <w:lang w:val="de-DE"/>
               </w:rPr>
             </w:pPr>
           </w:p>
@@ -7400,7 +8472,6 @@
                 <w:rFonts w:ascii="Times New Roman" w:hAnsi="Times New Roman" w:cs="Times New Roman"/>
                 <w:sz w:val="20"/>
                 <w:szCs w:val="20"/>
-                <w:lang w:val="de-DE"/>
               </w:rPr>
             </w:pPr>
           </w:p>
@@ -7423,7 +8494,6 @@
                 <w:rFonts w:ascii="Times New Roman" w:hAnsi="Times New Roman" w:cs="Times New Roman"/>
                 <w:sz w:val="20"/>
                 <w:szCs w:val="20"/>
-                <w:lang w:val="de-DE"/>
               </w:rPr>
             </w:pPr>
           </w:p>
@@ -7446,7 +8516,6 @@
                 <w:rFonts w:ascii="Times New Roman" w:hAnsi="Times New Roman" w:cs="Times New Roman"/>
                 <w:sz w:val="20"/>
                 <w:szCs w:val="20"/>
-                <w:lang w:val="de-DE"/>
               </w:rPr>
             </w:pPr>
           </w:p>
@@ -7474,7 +8543,6 @@
                 <w:rFonts w:ascii="Times New Roman" w:hAnsi="Times New Roman" w:cs="Times New Roman"/>
                 <w:sz w:val="20"/>
                 <w:szCs w:val="20"/>
-                <w:lang w:val="de-DE"/>
               </w:rPr>
             </w:pPr>
           </w:p>
@@ -7497,7 +8565,6 @@
                 <w:rFonts w:ascii="Times New Roman" w:hAnsi="Times New Roman" w:cs="Times New Roman"/>
                 <w:sz w:val="20"/>
                 <w:szCs w:val="20"/>
-                <w:lang w:val="de-DE"/>
               </w:rPr>
             </w:pPr>
           </w:p>
@@ -7520,7 +8587,6 @@
                 <w:rFonts w:ascii="Times New Roman" w:hAnsi="Times New Roman" w:cs="Times New Roman"/>
                 <w:sz w:val="20"/>
                 <w:szCs w:val="20"/>
-                <w:lang w:val="de-DE"/>
               </w:rPr>
             </w:pPr>
           </w:p>
@@ -7543,7 +8609,6 @@
                 <w:rFonts w:ascii="Times New Roman" w:hAnsi="Times New Roman" w:cs="Times New Roman"/>
                 <w:sz w:val="20"/>
                 <w:szCs w:val="20"/>
-                <w:lang w:val="de-DE"/>
               </w:rPr>
             </w:pPr>
           </w:p>
@@ -7571,7 +8636,6 @@
                 <w:rFonts w:ascii="Times New Roman" w:hAnsi="Times New Roman" w:cs="Times New Roman"/>
                 <w:sz w:val="20"/>
                 <w:szCs w:val="20"/>
-                <w:lang w:val="de-DE"/>
               </w:rPr>
             </w:pPr>
           </w:p>
@@ -7594,7 +8658,6 @@
                 <w:rFonts w:ascii="Times New Roman" w:hAnsi="Times New Roman" w:cs="Times New Roman"/>
                 <w:sz w:val="20"/>
                 <w:szCs w:val="20"/>
-                <w:lang w:val="de-DE"/>
               </w:rPr>
             </w:pPr>
           </w:p>
@@ -7617,7 +8680,6 @@
                 <w:rFonts w:ascii="Times New Roman" w:hAnsi="Times New Roman" w:cs="Times New Roman"/>
                 <w:sz w:val="20"/>
                 <w:szCs w:val="20"/>
-                <w:lang w:val="de-DE"/>
               </w:rPr>
             </w:pPr>
           </w:p>
@@ -7667,7 +8729,6 @@
                 <w:rFonts w:ascii="Times New Roman" w:hAnsi="Times New Roman" w:cs="Times New Roman"/>
                 <w:sz w:val="20"/>
                 <w:szCs w:val="20"/>
-                <w:lang w:val="de-DE"/>
               </w:rPr>
             </w:pPr>
           </w:p>
@@ -7690,7 +8751,6 @@
                 <w:rFonts w:ascii="Times New Roman" w:hAnsi="Times New Roman" w:cs="Times New Roman"/>
                 <w:sz w:val="20"/>
                 <w:szCs w:val="20"/>
-                <w:lang w:val="de-DE"/>
               </w:rPr>
             </w:pPr>
           </w:p>
@@ -7713,7 +8773,6 @@
                 <w:rFonts w:ascii="Times New Roman" w:hAnsi="Times New Roman" w:cs="Times New Roman"/>
                 <w:sz w:val="20"/>
                 <w:szCs w:val="20"/>
-                <w:lang w:val="de-DE"/>
               </w:rPr>
             </w:pPr>
           </w:p>
@@ -7736,7 +8795,6 @@
                 <w:rFonts w:ascii="Times New Roman" w:hAnsi="Times New Roman" w:cs="Times New Roman"/>
                 <w:sz w:val="20"/>
                 <w:szCs w:val="20"/>
-                <w:lang w:val="de-DE"/>
               </w:rPr>
             </w:pPr>
           </w:p>
@@ -7764,7 +8822,6 @@
                 <w:rFonts w:ascii="Times New Roman" w:hAnsi="Times New Roman" w:cs="Times New Roman"/>
                 <w:sz w:val="20"/>
                 <w:szCs w:val="20"/>
-                <w:lang w:val="de-DE"/>
               </w:rPr>
             </w:pPr>
           </w:p>
@@ -7787,7 +8844,6 @@
                 <w:rFonts w:ascii="Times New Roman" w:hAnsi="Times New Roman" w:cs="Times New Roman"/>
                 <w:sz w:val="20"/>
                 <w:szCs w:val="20"/>
-                <w:lang w:val="de-DE"/>
               </w:rPr>
             </w:pPr>
           </w:p>
@@ -7810,7 +8866,6 @@
                 <w:rFonts w:ascii="Times New Roman" w:hAnsi="Times New Roman" w:cs="Times New Roman"/>
                 <w:sz w:val="20"/>
                 <w:szCs w:val="20"/>
-                <w:lang w:val="de-DE"/>
               </w:rPr>
             </w:pPr>
           </w:p>
@@ -7833,7 +8888,6 @@
                 <w:rFonts w:ascii="Times New Roman" w:hAnsi="Times New Roman" w:cs="Times New Roman"/>
                 <w:sz w:val="20"/>
                 <w:szCs w:val="20"/>
-                <w:lang w:val="de-DE"/>
               </w:rPr>
             </w:pPr>
           </w:p>
@@ -7861,7 +8915,6 @@
                 <w:rFonts w:ascii="Times New Roman" w:hAnsi="Times New Roman" w:cs="Times New Roman"/>
                 <w:sz w:val="20"/>
                 <w:szCs w:val="20"/>
-                <w:lang w:val="de-DE"/>
               </w:rPr>
             </w:pPr>
           </w:p>
@@ -7884,7 +8937,6 @@
                 <w:rFonts w:ascii="Times New Roman" w:hAnsi="Times New Roman" w:cs="Times New Roman"/>
                 <w:sz w:val="20"/>
                 <w:szCs w:val="20"/>
-                <w:lang w:val="de-DE"/>
               </w:rPr>
             </w:pPr>
           </w:p>
@@ -7907,7 +8959,6 @@
                 <w:rFonts w:ascii="Times New Roman" w:hAnsi="Times New Roman" w:cs="Times New Roman"/>
                 <w:sz w:val="20"/>
                 <w:szCs w:val="20"/>
-                <w:lang w:val="de-DE"/>
               </w:rPr>
             </w:pPr>
           </w:p>
@@ -7930,7 +8981,6 @@
                 <w:rFonts w:ascii="Times New Roman" w:hAnsi="Times New Roman" w:cs="Times New Roman"/>
                 <w:sz w:val="20"/>
                 <w:szCs w:val="20"/>
-                <w:lang w:val="de-DE"/>
               </w:rPr>
             </w:pPr>
           </w:p>
@@ -7958,7 +9008,6 @@
                 <w:rFonts w:ascii="Times New Roman" w:hAnsi="Times New Roman" w:cs="Times New Roman"/>
                 <w:sz w:val="20"/>
                 <w:szCs w:val="20"/>
-                <w:lang w:val="de-DE"/>
               </w:rPr>
             </w:pPr>
           </w:p>
@@ -7981,7 +9030,6 @@
                 <w:rFonts w:ascii="Times New Roman" w:hAnsi="Times New Roman" w:cs="Times New Roman"/>
                 <w:sz w:val="20"/>
                 <w:szCs w:val="20"/>
-                <w:lang w:val="de-DE"/>
               </w:rPr>
             </w:pPr>
           </w:p>
@@ -8004,7 +9052,6 @@
                 <w:rFonts w:ascii="Times New Roman" w:hAnsi="Times New Roman" w:cs="Times New Roman"/>
                 <w:sz w:val="20"/>
                 <w:szCs w:val="20"/>
-                <w:lang w:val="de-DE"/>
               </w:rPr>
             </w:pPr>
           </w:p>
@@ -8027,7 +9074,6 @@
                 <w:rFonts w:ascii="Times New Roman" w:hAnsi="Times New Roman" w:cs="Times New Roman"/>
                 <w:sz w:val="20"/>
                 <w:szCs w:val="20"/>
-                <w:lang w:val="de-DE"/>
               </w:rPr>
             </w:pPr>
           </w:p>
@@ -8055,7 +9101,6 @@
                 <w:rFonts w:ascii="Times New Roman" w:hAnsi="Times New Roman" w:cs="Times New Roman"/>
                 <w:sz w:val="20"/>
                 <w:szCs w:val="20"/>
-                <w:lang w:val="de-DE"/>
               </w:rPr>
             </w:pPr>
           </w:p>
@@ -8078,7 +9123,6 @@
                 <w:rFonts w:ascii="Times New Roman" w:hAnsi="Times New Roman" w:cs="Times New Roman"/>
                 <w:sz w:val="20"/>
                 <w:szCs w:val="20"/>
-                <w:lang w:val="de-DE"/>
               </w:rPr>
             </w:pPr>
           </w:p>
@@ -8101,7 +9145,99 @@
                 <w:rFonts w:ascii="Times New Roman" w:hAnsi="Times New Roman" w:cs="Times New Roman"/>
                 <w:sz w:val="20"/>
                 <w:szCs w:val="20"/>
-                <w:lang w:val="de-DE"/>
+              </w:rPr>
+            </w:pPr>
+          </w:p>
+        </w:tc>
+        <w:tc>
+          <w:tcPr>
+            <w:tcW w:w="5880" w:type="dxa"/>
+            <w:tcBorders>
+              <w:top w:val="single" w:sz="4" w:space="0" w:color="auto"/>
+              <w:left w:val="single" w:sz="4" w:space="0" w:color="auto"/>
+              <w:bottom w:val="single" w:sz="4" w:space="0" w:color="auto"/>
+              <w:right w:val="single" w:sz="4" w:space="0" w:color="auto"/>
+            </w:tcBorders>
+          </w:tcPr>
+          <w:p>
+            <w:pPr>
+              <w:spacing w:after="0" w:line="360" w:lineRule="auto"/>
+              <w:outlineLvl w:val="0"/>
+              <w:rPr>
+                <w:rFonts w:ascii="Times New Roman" w:hAnsi="Times New Roman" w:cs="Times New Roman"/>
+                <w:sz w:val="20"/>
+                <w:szCs w:val="20"/>
+              </w:rPr>
+            </w:pPr>
+          </w:p>
+        </w:tc>
+      </w:tr>
+      <w:tr>
+        <w:trPr>
+          <w:cantSplit/>
+        </w:trPr>
+        <w:tc>
+          <w:tcPr>
+            <w:tcW w:w="920" w:type="dxa"/>
+            <w:tcBorders>
+              <w:top w:val="single" w:sz="4" w:space="0" w:color="auto"/>
+              <w:left w:val="single" w:sz="4" w:space="0" w:color="auto"/>
+              <w:bottom w:val="single" w:sz="4" w:space="0" w:color="auto"/>
+              <w:right w:val="single" w:sz="4" w:space="0" w:color="auto"/>
+            </w:tcBorders>
+          </w:tcPr>
+          <w:p>
+            <w:pPr>
+              <w:spacing w:after="0" w:line="360" w:lineRule="auto"/>
+              <w:outlineLvl w:val="0"/>
+              <w:rPr>
+                <w:rFonts w:ascii="Times New Roman" w:hAnsi="Times New Roman" w:cs="Times New Roman"/>
+                <w:sz w:val="20"/>
+                <w:szCs w:val="20"/>
+              </w:rPr>
+            </w:pPr>
+          </w:p>
+        </w:tc>
+        <w:tc>
+          <w:tcPr>
+            <w:tcW w:w="1134" w:type="dxa"/>
+            <w:tcBorders>
+              <w:top w:val="single" w:sz="4" w:space="0" w:color="auto"/>
+              <w:left w:val="single" w:sz="4" w:space="0" w:color="auto"/>
+              <w:bottom w:val="single" w:sz="4" w:space="0" w:color="auto"/>
+              <w:right w:val="single" w:sz="4" w:space="0" w:color="auto"/>
+            </w:tcBorders>
+          </w:tcPr>
+          <w:p>
+            <w:pPr>
+              <w:spacing w:after="0" w:line="360" w:lineRule="auto"/>
+              <w:outlineLvl w:val="0"/>
+              <w:rPr>
+                <w:rFonts w:ascii="Times New Roman" w:hAnsi="Times New Roman" w:cs="Times New Roman"/>
+                <w:sz w:val="20"/>
+                <w:szCs w:val="20"/>
+              </w:rPr>
+            </w:pPr>
+          </w:p>
+        </w:tc>
+        <w:tc>
+          <w:tcPr>
+            <w:tcW w:w="1278" w:type="dxa"/>
+            <w:tcBorders>
+              <w:top w:val="single" w:sz="4" w:space="0" w:color="auto"/>
+              <w:left w:val="single" w:sz="4" w:space="0" w:color="auto"/>
+              <w:bottom w:val="single" w:sz="4" w:space="0" w:color="auto"/>
+              <w:right w:val="single" w:sz="4" w:space="0" w:color="auto"/>
+            </w:tcBorders>
+          </w:tcPr>
+          <w:p>
+            <w:pPr>
+              <w:spacing w:after="0" w:line="360" w:lineRule="auto"/>
+              <w:outlineLvl w:val="0"/>
+              <w:rPr>
+                <w:rFonts w:ascii="Times New Roman" w:hAnsi="Times New Roman" w:cs="Times New Roman"/>
+                <w:sz w:val="20"/>
+                <w:szCs w:val="20"/>
               </w:rPr>
             </w:pPr>
           </w:p>
@@ -11632,94 +12768,53 @@
         </w:trPr>
         <w:tc>
           <w:tcPr>
-            <w:tcW w:w="920" w:type="dxa"/>
-            <w:tcBorders>
-              <w:top w:val="single" w:sz="4" w:space="0" w:color="auto"/>
-              <w:left w:val="single" w:sz="4" w:space="0" w:color="auto"/>
-              <w:bottom w:val="single" w:sz="4" w:space="0" w:color="auto"/>
-              <w:right w:val="single" w:sz="4" w:space="0" w:color="auto"/>
-            </w:tcBorders>
-          </w:tcPr>
-          <w:p>
-            <w:pPr>
-              <w:spacing w:after="0" w:line="360" w:lineRule="auto"/>
-              <w:outlineLvl w:val="0"/>
-              <w:rPr>
-                <w:rFonts w:ascii="Times New Roman" w:hAnsi="Times New Roman" w:cs="Times New Roman"/>
-                <w:sz w:val="20"/>
-                <w:szCs w:val="20"/>
-                <w:lang w:val="de-DE"/>
-              </w:rPr>
-            </w:pPr>
-          </w:p>
-        </w:tc>
-        <w:tc>
-          <w:tcPr>
-            <w:tcW w:w="1134" w:type="dxa"/>
-            <w:tcBorders>
-              <w:top w:val="single" w:sz="4" w:space="0" w:color="auto"/>
-              <w:left w:val="single" w:sz="4" w:space="0" w:color="auto"/>
-              <w:bottom w:val="single" w:sz="4" w:space="0" w:color="auto"/>
-              <w:right w:val="single" w:sz="4" w:space="0" w:color="auto"/>
-            </w:tcBorders>
-          </w:tcPr>
-          <w:p>
-            <w:pPr>
-              <w:spacing w:after="0" w:line="360" w:lineRule="auto"/>
-              <w:outlineLvl w:val="0"/>
-              <w:rPr>
-                <w:rFonts w:ascii="Times New Roman" w:hAnsi="Times New Roman" w:cs="Times New Roman"/>
-                <w:sz w:val="20"/>
-                <w:szCs w:val="20"/>
-                <w:lang w:val="de-DE"/>
-              </w:rPr>
-            </w:pPr>
-          </w:p>
-        </w:tc>
-        <w:tc>
-          <w:tcPr>
-            <w:tcW w:w="1278" w:type="dxa"/>
-            <w:tcBorders>
-              <w:top w:val="single" w:sz="4" w:space="0" w:color="auto"/>
-              <w:left w:val="single" w:sz="4" w:space="0" w:color="auto"/>
-              <w:bottom w:val="single" w:sz="4" w:space="0" w:color="auto"/>
-              <w:right w:val="single" w:sz="4" w:space="0" w:color="auto"/>
-            </w:tcBorders>
-          </w:tcPr>
-          <w:p>
-            <w:pPr>
-              <w:spacing w:after="0" w:line="360" w:lineRule="auto"/>
-              <w:outlineLvl w:val="0"/>
-              <w:rPr>
-                <w:rFonts w:ascii="Times New Roman" w:hAnsi="Times New Roman" w:cs="Times New Roman"/>
-                <w:sz w:val="20"/>
-                <w:szCs w:val="20"/>
-                <w:lang w:val="de-DE"/>
-              </w:rPr>
-            </w:pPr>
-          </w:p>
-        </w:tc>
-        <w:tc>
-          <w:tcPr>
-            <w:tcW w:w="5880" w:type="dxa"/>
-            <w:tcBorders>
-              <w:top w:val="single" w:sz="4" w:space="0" w:color="auto"/>
-              <w:left w:val="single" w:sz="4" w:space="0" w:color="auto"/>
-              <w:bottom w:val="single" w:sz="4" w:space="0" w:color="auto"/>
-              <w:right w:val="single" w:sz="4" w:space="0" w:color="auto"/>
-            </w:tcBorders>
-          </w:tcPr>
-          <w:p>
-            <w:pPr>
-              <w:spacing w:after="0" w:line="360" w:lineRule="auto"/>
-              <w:outlineLvl w:val="0"/>
-              <w:rPr>
-                <w:rFonts w:ascii="Times New Roman" w:hAnsi="Times New Roman" w:cs="Times New Roman"/>
-                <w:sz w:val="20"/>
-                <w:szCs w:val="20"/>
-                <w:lang w:val="de-DE"/>
-              </w:rPr>
-            </w:pPr>
+            <w:tcW w:w="9212" w:type="dxa"/>
+            <w:gridSpan w:val="4"/>
+            <w:tcBorders>
+              <w:top w:val="single" w:sz="4" w:space="0" w:color="auto"/>
+              <w:left w:val="single" w:sz="4" w:space="0" w:color="auto"/>
+              <w:bottom w:val="single" w:sz="4" w:space="0" w:color="auto"/>
+              <w:right w:val="single" w:sz="4" w:space="0" w:color="auto"/>
+            </w:tcBorders>
+          </w:tcPr>
+          <w:p>
+            <w:pPr>
+              <w:spacing w:after="0" w:line="360" w:lineRule="auto"/>
+              <w:outlineLvl w:val="0"/>
+              <w:rPr>
+                <w:rFonts w:ascii="Times New Roman" w:hAnsi="Times New Roman" w:cs="Times New Roman"/>
+                <w:sz w:val="20"/>
+                <w:szCs w:val="20"/>
+              </w:rPr>
+            </w:pPr>
+            <w:r>
+              <w:rPr>
+                <w:rFonts w:ascii="Times New Roman" w:hAnsi="Times New Roman" w:cs="Times New Roman"/>
+                <w:sz w:val="20"/>
+                <w:szCs w:val="20"/>
+                <w:lang w:val="de-DE"/>
+              </w:rPr>
+              <w:t xml:space="preserve">II </w:t>
+            </w:r>
+            <w:r>
+              <w:rPr>
+                <w:rFonts w:ascii="Times New Roman" w:hAnsi="Times New Roman" w:cs="Times New Roman"/>
+                <w:sz w:val="20"/>
+                <w:szCs w:val="20"/>
+                <w:highlight w:val="red"/>
+                <w:lang w:val="de-DE"/>
+              </w:rPr>
+              <w:t>###</w:t>
+            </w:r>
+            <w:r>
+              <w:rPr>
+                <w:rFonts w:ascii="Times New Roman" w:hAnsi="Times New Roman" w:cs="Times New Roman"/>
+                <w:sz w:val="20"/>
+                <w:szCs w:val="20"/>
+                <w:lang w:val="de-DE"/>
+              </w:rPr>
+              <w:t>(M 162: Textfassung 1)</w:t>
+            </w:r>
           </w:p>
         </w:tc>
       </w:tr>
@@ -11748,6 +12843,15 @@
                 <w:lang w:val="de-DE"/>
               </w:rPr>
             </w:pPr>
+            <w:r>
+              <w:rPr>
+                <w:rFonts w:ascii="Times New Roman" w:hAnsi="Times New Roman" w:cs="Times New Roman"/>
+                <w:sz w:val="20"/>
+                <w:szCs w:val="20"/>
+                <w:lang w:val="de-DE"/>
+              </w:rPr>
+              <w:t>1</w:t>
+            </w:r>
           </w:p>
         </w:tc>
         <w:tc>
@@ -11794,6 +12898,15 @@
                 <w:lang w:val="de-DE"/>
               </w:rPr>
             </w:pPr>
+            <w:r>
+              <w:rPr>
+                <w:rFonts w:ascii="Times New Roman" w:hAnsi="Times New Roman" w:cs="Times New Roman"/>
+                <w:sz w:val="20"/>
+                <w:szCs w:val="20"/>
+                <w:lang w:val="de-DE"/>
+              </w:rPr>
+              <w:t>Taktanfang</w:t>
+            </w:r>
           </w:p>
         </w:tc>
         <w:tc>
@@ -11817,6 +12930,27 @@
                 <w:lang w:val="de-DE"/>
               </w:rPr>
             </w:pPr>
+            <w:r>
+              <w:rPr>
+                <w:rFonts w:ascii="Times New Roman" w:hAnsi="Times New Roman" w:cs="Times New Roman"/>
+                <w:i/>
+                <w:iCs/>
+                <w:sz w:val="20"/>
+                <w:szCs w:val="20"/>
+                <w:u w:val="single"/>
+                <w:lang w:val="de-DE"/>
+              </w:rPr>
+              <w:t>Rasch</w:t>
+            </w:r>
+            <w:r>
+              <w:rPr>
+                <w:rFonts w:ascii="Times New Roman" w:hAnsi="Times New Roman" w:cs="Times New Roman"/>
+                <w:sz w:val="20"/>
+                <w:szCs w:val="20"/>
+                <w:lang w:val="de-DE"/>
+              </w:rPr>
+              <w:t xml:space="preserve"> (wie Textfassung 3) hinzugefügt mit Bleistift.</w:t>
+            </w:r>
           </w:p>
         </w:tc>
       </w:tr>
@@ -11845,6 +12979,25 @@
                 <w:lang w:val="de-DE"/>
               </w:rPr>
             </w:pPr>
+            <w:r>
+              <w:rPr>
+                <w:rFonts w:ascii="Times New Roman" w:hAnsi="Times New Roman" w:cs="Times New Roman"/>
+                <w:sz w:val="20"/>
+                <w:szCs w:val="20"/>
+                <w:highlight w:val="red"/>
+                <w:lang w:val="de-DE"/>
+              </w:rPr>
+              <w:t>##</w:t>
+            </w:r>
+            <w:r>
+              <w:rPr>
+                <w:rFonts w:ascii="Times New Roman" w:hAnsi="Times New Roman" w:cs="Times New Roman"/>
+                <w:sz w:val="20"/>
+                <w:szCs w:val="20"/>
+                <w:lang w:val="de-DE"/>
+              </w:rPr>
+              <w:t>1</w:t>
+            </w:r>
           </w:p>
         </w:tc>
         <w:tc>
@@ -11868,6 +13021,15 @@
                 <w:lang w:val="de-DE"/>
               </w:rPr>
             </w:pPr>
+            <w:r>
+              <w:rPr>
+                <w:rFonts w:ascii="Times New Roman" w:hAnsi="Times New Roman" w:cs="Times New Roman"/>
+                <w:sz w:val="20"/>
+                <w:szCs w:val="20"/>
+                <w:lang w:val="de-DE"/>
+              </w:rPr>
+              <w:t>Klav. o.</w:t>
+            </w:r>
           </w:p>
         </w:tc>
         <w:tc>
@@ -11914,6 +13076,15 @@
                 <w:lang w:val="de-DE"/>
               </w:rPr>
             </w:pPr>
+            <w:r>
+              <w:rPr>
+                <w:rFonts w:ascii="Times New Roman" w:hAnsi="Times New Roman" w:cs="Times New Roman"/>
+                <w:sz w:val="20"/>
+                <w:szCs w:val="20"/>
+                <w:lang w:val="de-DE"/>
+              </w:rPr>
+              <w:t>##Hals</w:t>
+            </w:r>
           </w:p>
         </w:tc>
       </w:tr>
@@ -11940,6 +13111,328 @@
                 <w:sz w:val="20"/>
                 <w:szCs w:val="20"/>
                 <w:lang w:val="de-DE"/>
+              </w:rPr>
+            </w:pPr>
+            <w:r>
+              <w:rPr>
+                <w:rFonts w:ascii="Times New Roman" w:hAnsi="Times New Roman" w:cs="Times New Roman"/>
+                <w:sz w:val="20"/>
+                <w:szCs w:val="20"/>
+                <w:lang w:val="de-DE"/>
+              </w:rPr>
+              <w:t>2</w:t>
+            </w:r>
+          </w:p>
+        </w:tc>
+        <w:tc>
+          <w:tcPr>
+            <w:tcW w:w="1134" w:type="dxa"/>
+            <w:tcBorders>
+              <w:top w:val="single" w:sz="4" w:space="0" w:color="auto"/>
+              <w:left w:val="single" w:sz="4" w:space="0" w:color="auto"/>
+              <w:bottom w:val="single" w:sz="4" w:space="0" w:color="auto"/>
+              <w:right w:val="single" w:sz="4" w:space="0" w:color="auto"/>
+            </w:tcBorders>
+          </w:tcPr>
+          <w:p>
+            <w:pPr>
+              <w:spacing w:after="0" w:line="360" w:lineRule="auto"/>
+              <w:outlineLvl w:val="0"/>
+              <w:rPr>
+                <w:rFonts w:ascii="Times New Roman" w:hAnsi="Times New Roman" w:cs="Times New Roman"/>
+                <w:sz w:val="20"/>
+                <w:szCs w:val="20"/>
+                <w:lang w:val="de-DE"/>
+              </w:rPr>
+            </w:pPr>
+            <w:r>
+              <w:rPr>
+                <w:rFonts w:ascii="Times New Roman" w:hAnsi="Times New Roman" w:cs="Times New Roman"/>
+                <w:sz w:val="20"/>
+                <w:szCs w:val="20"/>
+                <w:lang w:val="de-DE"/>
+              </w:rPr>
+              <w:t>Klav. o.</w:t>
+            </w:r>
+          </w:p>
+        </w:tc>
+        <w:tc>
+          <w:tcPr>
+            <w:tcW w:w="1278" w:type="dxa"/>
+            <w:tcBorders>
+              <w:top w:val="single" w:sz="4" w:space="0" w:color="auto"/>
+              <w:left w:val="single" w:sz="4" w:space="0" w:color="auto"/>
+              <w:bottom w:val="single" w:sz="4" w:space="0" w:color="auto"/>
+              <w:right w:val="single" w:sz="4" w:space="0" w:color="auto"/>
+            </w:tcBorders>
+          </w:tcPr>
+          <w:p>
+            <w:pPr>
+              <w:spacing w:after="0" w:line="360" w:lineRule="auto"/>
+              <w:outlineLvl w:val="0"/>
+              <w:rPr>
+                <w:rFonts w:ascii="Times New Roman" w:hAnsi="Times New Roman" w:cs="Times New Roman"/>
+                <w:sz w:val="20"/>
+                <w:szCs w:val="20"/>
+                <w:lang w:val="de-DE"/>
+              </w:rPr>
+            </w:pPr>
+            <w:r>
+              <w:rPr>
+                <w:rFonts w:ascii="Times New Roman" w:hAnsi="Times New Roman" w:cs="Times New Roman"/>
+                <w:sz w:val="20"/>
+                <w:szCs w:val="20"/>
+                <w:lang w:val="de-DE"/>
+              </w:rPr>
+              <w:t>5/8</w:t>
+            </w:r>
+          </w:p>
+        </w:tc>
+        <w:tc>
+          <w:tcPr>
+            <w:tcW w:w="5880" w:type="dxa"/>
+            <w:tcBorders>
+              <w:top w:val="single" w:sz="4" w:space="0" w:color="auto"/>
+              <w:left w:val="single" w:sz="4" w:space="0" w:color="auto"/>
+              <w:bottom w:val="single" w:sz="4" w:space="0" w:color="auto"/>
+              <w:right w:val="single" w:sz="4" w:space="0" w:color="auto"/>
+            </w:tcBorders>
+          </w:tcPr>
+          <w:p>
+            <w:pPr>
+              <w:spacing w:after="0" w:line="360" w:lineRule="auto"/>
+              <w:outlineLvl w:val="0"/>
+              <w:rPr>
+                <w:rFonts w:ascii="Times New Roman" w:hAnsi="Times New Roman" w:cs="Times New Roman"/>
+                <w:sz w:val="20"/>
+                <w:szCs w:val="20"/>
+                <w:lang w:val="de-DE"/>
+              </w:rPr>
+            </w:pPr>
+            <w:r>
+              <w:rPr>
+                <w:rFonts w:ascii="Times New Roman" w:hAnsi="Times New Roman" w:cs="Times New Roman"/>
+                <w:i/>
+                <w:iCs/>
+                <w:sz w:val="20"/>
+                <w:szCs w:val="20"/>
+                <w:lang w:val="de-DE"/>
+              </w:rPr>
+              <w:t>l. H.</w:t>
+            </w:r>
+            <w:r>
+              <w:rPr>
+                <w:rFonts w:ascii="Times New Roman" w:hAnsi="Times New Roman" w:cs="Times New Roman"/>
+                <w:sz w:val="20"/>
+                <w:szCs w:val="20"/>
+                <w:lang w:val="de-DE"/>
+              </w:rPr>
+              <w:t xml:space="preserve"> (siehe Textfassung 3) hinzugefügt mit rotem Buntstift.</w:t>
+            </w:r>
+          </w:p>
+        </w:tc>
+      </w:tr>
+      <w:tr>
+        <w:trPr>
+          <w:cantSplit/>
+        </w:trPr>
+        <w:tc>
+          <w:tcPr>
+            <w:tcW w:w="920" w:type="dxa"/>
+            <w:tcBorders>
+              <w:top w:val="single" w:sz="4" w:space="0" w:color="auto"/>
+              <w:left w:val="single" w:sz="4" w:space="0" w:color="auto"/>
+              <w:bottom w:val="single" w:sz="4" w:space="0" w:color="auto"/>
+              <w:right w:val="single" w:sz="4" w:space="0" w:color="auto"/>
+            </w:tcBorders>
+          </w:tcPr>
+          <w:p>
+            <w:pPr>
+              <w:spacing w:after="0" w:line="360" w:lineRule="auto"/>
+              <w:outlineLvl w:val="0"/>
+              <w:rPr>
+                <w:rFonts w:ascii="Times New Roman" w:hAnsi="Times New Roman" w:cs="Times New Roman"/>
+                <w:sz w:val="20"/>
+                <w:szCs w:val="20"/>
+                <w:lang w:val="de-DE"/>
+              </w:rPr>
+            </w:pPr>
+            <w:r>
+              <w:rPr>
+                <w:rFonts w:ascii="Times New Roman" w:hAnsi="Times New Roman" w:cs="Times New Roman"/>
+                <w:sz w:val="20"/>
+                <w:szCs w:val="20"/>
+                <w:lang w:val="de-DE"/>
+              </w:rPr>
+              <w:t>2</w:t>
+            </w:r>
+          </w:p>
+        </w:tc>
+        <w:tc>
+          <w:tcPr>
+            <w:tcW w:w="1134" w:type="dxa"/>
+            <w:tcBorders>
+              <w:top w:val="single" w:sz="4" w:space="0" w:color="auto"/>
+              <w:left w:val="single" w:sz="4" w:space="0" w:color="auto"/>
+              <w:bottom w:val="single" w:sz="4" w:space="0" w:color="auto"/>
+              <w:right w:val="single" w:sz="4" w:space="0" w:color="auto"/>
+            </w:tcBorders>
+          </w:tcPr>
+          <w:p>
+            <w:pPr>
+              <w:spacing w:after="0" w:line="360" w:lineRule="auto"/>
+              <w:outlineLvl w:val="0"/>
+              <w:rPr>
+                <w:rFonts w:ascii="Times New Roman" w:hAnsi="Times New Roman" w:cs="Times New Roman"/>
+                <w:sz w:val="20"/>
+                <w:szCs w:val="20"/>
+                <w:lang w:val="de-DE"/>
+              </w:rPr>
+            </w:pPr>
+            <w:r>
+              <w:rPr>
+                <w:rFonts w:ascii="Times New Roman" w:hAnsi="Times New Roman" w:cs="Times New Roman"/>
+                <w:sz w:val="20"/>
+                <w:szCs w:val="20"/>
+                <w:lang w:val="de-DE"/>
+              </w:rPr>
+              <w:t xml:space="preserve">Klav. </w:t>
+            </w:r>
+            <w:r>
+              <w:rPr>
+                <w:rFonts w:ascii="Times New Roman" w:hAnsi="Times New Roman" w:cs="Times New Roman"/>
+                <w:sz w:val="20"/>
+                <w:szCs w:val="20"/>
+                <w:lang w:val="de-DE"/>
+              </w:rPr>
+              <w:t>u</w:t>
+            </w:r>
+            <w:r>
+              <w:rPr>
+                <w:rFonts w:ascii="Times New Roman" w:hAnsi="Times New Roman" w:cs="Times New Roman"/>
+                <w:sz w:val="20"/>
+                <w:szCs w:val="20"/>
+                <w:lang w:val="de-DE"/>
+              </w:rPr>
+              <w:t>.</w:t>
+            </w:r>
+          </w:p>
+        </w:tc>
+        <w:tc>
+          <w:tcPr>
+            <w:tcW w:w="1278" w:type="dxa"/>
+            <w:tcBorders>
+              <w:top w:val="single" w:sz="4" w:space="0" w:color="auto"/>
+              <w:left w:val="single" w:sz="4" w:space="0" w:color="auto"/>
+              <w:bottom w:val="single" w:sz="4" w:space="0" w:color="auto"/>
+              <w:right w:val="single" w:sz="4" w:space="0" w:color="auto"/>
+            </w:tcBorders>
+          </w:tcPr>
+          <w:p>
+            <w:pPr>
+              <w:spacing w:after="0" w:line="360" w:lineRule="auto"/>
+              <w:outlineLvl w:val="0"/>
+              <w:rPr>
+                <w:rFonts w:ascii="Times New Roman" w:hAnsi="Times New Roman" w:cs="Times New Roman"/>
+                <w:sz w:val="20"/>
+                <w:szCs w:val="20"/>
+                <w:lang w:val="de-DE"/>
+              </w:rPr>
+            </w:pPr>
+            <w:r>
+              <w:rPr>
+                <w:rFonts w:ascii="Times New Roman" w:hAnsi="Times New Roman" w:cs="Times New Roman"/>
+                <w:sz w:val="20"/>
+                <w:szCs w:val="20"/>
+                <w:lang w:val="de-DE"/>
+              </w:rPr>
+              <w:t>(4/4)</w:t>
+            </w:r>
+          </w:p>
+        </w:tc>
+        <w:tc>
+          <w:tcPr>
+            <w:tcW w:w="5880" w:type="dxa"/>
+            <w:tcBorders>
+              <w:top w:val="single" w:sz="4" w:space="0" w:color="auto"/>
+              <w:left w:val="single" w:sz="4" w:space="0" w:color="auto"/>
+              <w:bottom w:val="single" w:sz="4" w:space="0" w:color="auto"/>
+              <w:right w:val="single" w:sz="4" w:space="0" w:color="auto"/>
+            </w:tcBorders>
+          </w:tcPr>
+          <w:p>
+            <w:pPr>
+              <w:spacing w:after="0" w:line="360" w:lineRule="auto"/>
+              <w:outlineLvl w:val="0"/>
+              <w:rPr>
+                <w:rFonts w:ascii="Times New Roman" w:hAnsi="Times New Roman" w:cs="Times New Roman"/>
+                <w:sz w:val="20"/>
+                <w:szCs w:val="20"/>
+                <w:lang w:val="de-DE"/>
+              </w:rPr>
+            </w:pPr>
+            <w:r>
+              <w:rPr>
+                <w:rFonts w:ascii="Times New Roman" w:hAnsi="Times New Roman" w:cs="Times New Roman"/>
+                <w:sz w:val="20"/>
+                <w:szCs w:val="20"/>
+                <w:highlight w:val="red"/>
+                <w:lang w:val="de-DE"/>
+              </w:rPr>
+              <w:t>###</w:t>
+            </w:r>
+            <w:r>
+              <w:rPr>
+                <w:rFonts w:ascii="Times New Roman" w:hAnsi="Times New Roman" w:cs="Times New Roman"/>
+                <w:sz w:val="20"/>
+                <w:szCs w:val="20"/>
+                <w:lang w:val="de-DE"/>
+              </w:rPr>
+              <w:t xml:space="preserve"> geändert zu </w:t>
+            </w:r>
+            <w:r>
+              <w:rPr>
+                <w:rFonts w:ascii="Times New Roman" w:hAnsi="Times New Roman" w:cs="Times New Roman"/>
+                <w:sz w:val="20"/>
+                <w:szCs w:val="20"/>
+                <w:lang w:val="de-DE"/>
+              </w:rPr>
+              <w:t>Achtelpause, Achtelnote E (wie Textfassung 3) mit [mf]</w:t>
+            </w:r>
+            <w:r>
+              <w:rPr>
+                <w:rFonts w:ascii="Times New Roman" w:hAnsi="Times New Roman" w:cs="Times New Roman"/>
+                <w:sz w:val="20"/>
+                <w:szCs w:val="20"/>
+                <w:lang w:val="de-DE"/>
+              </w:rPr>
+              <w:t xml:space="preserve"> mit rotem Buntstift.</w:t>
+            </w:r>
+          </w:p>
+        </w:tc>
+      </w:tr>
+      <w:tr>
+        <w:trPr>
+          <w:cantSplit/>
+        </w:trPr>
+        <w:tc>
+          <w:tcPr>
+            <w:tcW w:w="920" w:type="dxa"/>
+            <w:tcBorders>
+              <w:top w:val="single" w:sz="4" w:space="0" w:color="auto"/>
+              <w:left w:val="single" w:sz="4" w:space="0" w:color="auto"/>
+              <w:bottom w:val="single" w:sz="4" w:space="0" w:color="auto"/>
+              <w:right w:val="single" w:sz="4" w:space="0" w:color="auto"/>
+            </w:tcBorders>
+          </w:tcPr>
+          <w:p>
+            <w:pPr>
+              <w:spacing w:after="0" w:line="360" w:lineRule="auto"/>
+              <w:outlineLvl w:val="0"/>
+              <w:rPr>
+                <w:rFonts w:ascii="Times New Roman" w:hAnsi="Times New Roman" w:cs="Times New Roman"/>
+                <w:sz w:val="20"/>
+                <w:szCs w:val="20"/>
               </w:rPr>
             </w:pPr>
           </w:p>
@@ -12837,6 +14330,7 @@
   <w:style w:type="character" w:default="1" w:styleId="Absatz-Standardschriftart">
     <w:name w:val="Default Paragraph Font"/>
     <w:uiPriority w:val="1"/>
+    <w:semiHidden/>
     <w:unhideWhenUsed/>
   </w:style>
   <w:style w:type="table" w:default="1" w:styleId="NormaleTabelle">

--- a/convert_source_description/QB_Op7_B_conv.docx
+++ b/convert_source_description/QB_Op7_B_conv.docx
@@ -100,14 +100,25 @@
           <w:lang w:val="de-DE"/>
         </w:rPr>
       </w:pPr>
-      <w:r>
-        <w:rPr>
-          <w:rFonts w:ascii="Times New Roman" w:hAnsi="Times New Roman" w:cs="Times New Roman"/>
-          <w:sz w:val="20"/>
-          <w:szCs w:val="20"/>
-          <w:lang w:val="de-DE"/>
-        </w:rPr>
-        <w:t xml:space="preserve">Autographe </w:t>
+      <w:proofErr w:type="gramStart"/>
+      <w:r>
+        <w:rPr>
+          <w:rFonts w:ascii="Times New Roman" w:hAnsi="Times New Roman" w:cs="Times New Roman"/>
+          <w:sz w:val="20"/>
+          <w:szCs w:val="20"/>
+          <w:lang w:val="de-DE"/>
+        </w:rPr>
+        <w:t>Autographe</w:t>
+      </w:r>
+      <w:proofErr w:type="gramEnd"/>
+      <w:r>
+        <w:rPr>
+          <w:rFonts w:ascii="Times New Roman" w:hAnsi="Times New Roman" w:cs="Times New Roman"/>
+          <w:sz w:val="20"/>
+          <w:szCs w:val="20"/>
+          <w:lang w:val="de-DE"/>
+        </w:rPr>
+        <w:t xml:space="preserve"> </w:t>
       </w:r>
       <w:r>
         <w:rPr>
@@ -607,7 +618,84 @@
           <w:szCs w:val="20"/>
           <w:lang w:val="de-DE"/>
         </w:rPr>
-        <w:t xml:space="preserve">). </w:t>
+        <w:t>)</w:t>
+      </w:r>
+      <w:r>
+        <w:rPr>
+          <w:rFonts w:ascii="Times New Roman" w:hAnsi="Times New Roman" w:cs="Times New Roman"/>
+          <w:sz w:val="20"/>
+          <w:szCs w:val="20"/>
+          <w:lang w:val="de-DE"/>
+        </w:rPr>
+        <w:t xml:space="preserve"> sowie </w:t>
+      </w:r>
+      <w:r>
+        <w:rPr>
+          <w:rFonts w:ascii="Times New Roman" w:hAnsi="Times New Roman" w:cs="Times New Roman"/>
+          <w:i/>
+          <w:iCs/>
+          <w:sz w:val="20"/>
+          <w:szCs w:val="20"/>
+          <w:lang w:val="de-DE"/>
+        </w:rPr>
+        <w:t>[8a]</w:t>
+      </w:r>
+      <w:r>
+        <w:rPr>
+          <w:rFonts w:ascii="Times New Roman" w:hAnsi="Times New Roman" w:cs="Times New Roman"/>
+          <w:sz w:val="20"/>
+          <w:szCs w:val="20"/>
+          <w:lang w:val="de-DE"/>
+        </w:rPr>
+        <w:t xml:space="preserve"> auf </w:t>
+      </w:r>
+      <w:proofErr w:type="spellStart"/>
+      <w:r>
+        <w:rPr>
+          <w:rFonts w:ascii="Times New Roman" w:hAnsi="Times New Roman" w:cs="Times New Roman"/>
+          <w:sz w:val="20"/>
+          <w:szCs w:val="20"/>
+          <w:lang w:val="de-DE"/>
+        </w:rPr>
+        <w:t>Bl</w:t>
+      </w:r>
+      <w:proofErr w:type="spellEnd"/>
+      <w:r>
+        <w:rPr>
+          <w:rFonts w:ascii="Times New Roman" w:hAnsi="Times New Roman" w:cs="Times New Roman"/>
+          <w:sz w:val="20"/>
+          <w:szCs w:val="20"/>
+          <w:lang w:val="de-DE"/>
+        </w:rPr>
+        <w:t>. 4</w:t>
+      </w:r>
+      <w:r>
+        <w:rPr>
+          <w:rFonts w:ascii="Times New Roman" w:hAnsi="Times New Roman" w:cs="Times New Roman"/>
+          <w:sz w:val="20"/>
+          <w:szCs w:val="20"/>
+          <w:vertAlign w:val="superscript"/>
+          <w:lang w:val="de-DE"/>
+        </w:rPr>
+        <w:t>v</w:t>
+      </w:r>
+      <w:r>
+        <w:rPr>
+          <w:rFonts w:ascii="Times New Roman" w:hAnsi="Times New Roman" w:cs="Times New Roman"/>
+          <w:sz w:val="20"/>
+          <w:szCs w:val="20"/>
+          <w:lang w:val="de-DE"/>
+        </w:rPr>
+        <w:t xml:space="preserve"> unten rechts unter großflächiger Tektur</w:t>
+      </w:r>
+      <w:r>
+        <w:rPr>
+          <w:rFonts w:ascii="Times New Roman" w:hAnsi="Times New Roman" w:cs="Times New Roman"/>
+          <w:sz w:val="20"/>
+          <w:szCs w:val="20"/>
+          <w:lang w:val="de-DE"/>
+        </w:rPr>
+        <w:t xml:space="preserve">. </w:t>
       </w:r>
       <w:proofErr w:type="spellStart"/>
       <w:r>
@@ -2844,25 +2932,7 @@
           <w:szCs w:val="20"/>
           <w:lang w:val="de-DE"/>
         </w:rPr>
-        <w:t xml:space="preserve">in </w:t>
-      </w:r>
-      <w:r>
-        <w:rPr>
-          <w:rFonts w:ascii="Times New Roman" w:hAnsi="Times New Roman" w:cs="Times New Roman"/>
-          <w:sz w:val="20"/>
-          <w:szCs w:val="20"/>
-          <w:lang w:val="de-DE"/>
-        </w:rPr>
-        <w:t>II T. 6</w:t>
-      </w:r>
-      <w:r>
-        <w:rPr>
-          <w:rFonts w:ascii="Times New Roman" w:hAnsi="Times New Roman" w:cs="Times New Roman"/>
-          <w:sz w:val="20"/>
-          <w:szCs w:val="20"/>
-          <w:lang w:val="de-DE"/>
-        </w:rPr>
-        <w:t xml:space="preserve"> (</w:t>
+        <w:t>in II T. 6 (</w:t>
       </w:r>
       <w:r>
         <w:rPr>
@@ -3403,14 +3473,25 @@
           <w:lang w:val="de-DE"/>
         </w:rPr>
       </w:pPr>
-      <w:r>
-        <w:rPr>
-          <w:rFonts w:ascii="Times New Roman" w:hAnsi="Times New Roman" w:cs="Times New Roman"/>
-          <w:sz w:val="20"/>
-          <w:szCs w:val="20"/>
-          <w:lang w:val="de-DE"/>
-        </w:rPr>
-        <w:t xml:space="preserve">Autograph von </w:t>
+      <w:proofErr w:type="gramStart"/>
+      <w:r>
+        <w:rPr>
+          <w:rFonts w:ascii="Times New Roman" w:hAnsi="Times New Roman" w:cs="Times New Roman"/>
+          <w:sz w:val="20"/>
+          <w:szCs w:val="20"/>
+          <w:lang w:val="de-DE"/>
+        </w:rPr>
+        <w:t>Autograph</w:t>
+      </w:r>
+      <w:proofErr w:type="gramEnd"/>
+      <w:r>
+        <w:rPr>
+          <w:rFonts w:ascii="Times New Roman" w:hAnsi="Times New Roman" w:cs="Times New Roman"/>
+          <w:sz w:val="20"/>
+          <w:szCs w:val="20"/>
+          <w:lang w:val="de-DE"/>
+        </w:rPr>
+        <w:t xml:space="preserve"> von </w:t>
       </w:r>
       <w:r>
         <w:rPr>
@@ -3830,14 +3911,25 @@
           <w:lang w:val="de-DE"/>
         </w:rPr>
       </w:pPr>
-      <w:r>
-        <w:rPr>
-          <w:rFonts w:ascii="Times New Roman" w:hAnsi="Times New Roman" w:cs="Times New Roman"/>
-          <w:sz w:val="20"/>
-          <w:szCs w:val="20"/>
-          <w:lang w:val="de-DE"/>
-        </w:rPr>
-        <w:t xml:space="preserve">Autograph von </w:t>
+      <w:proofErr w:type="gramStart"/>
+      <w:r>
+        <w:rPr>
+          <w:rFonts w:ascii="Times New Roman" w:hAnsi="Times New Roman" w:cs="Times New Roman"/>
+          <w:sz w:val="20"/>
+          <w:szCs w:val="20"/>
+          <w:lang w:val="de-DE"/>
+        </w:rPr>
+        <w:t>Autograph</w:t>
+      </w:r>
+      <w:proofErr w:type="gramEnd"/>
+      <w:r>
+        <w:rPr>
+          <w:rFonts w:ascii="Times New Roman" w:hAnsi="Times New Roman" w:cs="Times New Roman"/>
+          <w:sz w:val="20"/>
+          <w:szCs w:val="20"/>
+          <w:lang w:val="de-DE"/>
+        </w:rPr>
+        <w:t xml:space="preserve"> von </w:t>
       </w:r>
       <w:r>
         <w:rPr>
@@ -5041,14 +5133,25 @@
           <w:lang w:val="de-DE"/>
         </w:rPr>
       </w:pPr>
-      <w:r>
-        <w:rPr>
-          <w:rFonts w:ascii="Times New Roman" w:hAnsi="Times New Roman" w:cs="Times New Roman"/>
-          <w:sz w:val="20"/>
-          <w:szCs w:val="20"/>
-          <w:lang w:val="de-DE"/>
-        </w:rPr>
-        <w:t xml:space="preserve">Autograph von </w:t>
+      <w:proofErr w:type="gramStart"/>
+      <w:r>
+        <w:rPr>
+          <w:rFonts w:ascii="Times New Roman" w:hAnsi="Times New Roman" w:cs="Times New Roman"/>
+          <w:sz w:val="20"/>
+          <w:szCs w:val="20"/>
+          <w:lang w:val="de-DE"/>
+        </w:rPr>
+        <w:t>Autograph</w:t>
+      </w:r>
+      <w:proofErr w:type="gramEnd"/>
+      <w:r>
+        <w:rPr>
+          <w:rFonts w:ascii="Times New Roman" w:hAnsi="Times New Roman" w:cs="Times New Roman"/>
+          <w:sz w:val="20"/>
+          <w:szCs w:val="20"/>
+          <w:lang w:val="de-DE"/>
+        </w:rPr>
+        <w:t xml:space="preserve"> von </w:t>
       </w:r>
       <w:r>
         <w:rPr>
@@ -5437,14 +5540,25 @@
           <w:lang w:val="de-DE"/>
         </w:rPr>
       </w:pPr>
-      <w:r>
-        <w:rPr>
-          <w:rFonts w:ascii="Times New Roman" w:hAnsi="Times New Roman" w:cs="Times New Roman"/>
-          <w:sz w:val="20"/>
-          <w:szCs w:val="20"/>
-          <w:lang w:val="de-DE"/>
-        </w:rPr>
-        <w:t xml:space="preserve">Autograph von </w:t>
+      <w:proofErr w:type="gramStart"/>
+      <w:r>
+        <w:rPr>
+          <w:rFonts w:ascii="Times New Roman" w:hAnsi="Times New Roman" w:cs="Times New Roman"/>
+          <w:sz w:val="20"/>
+          <w:szCs w:val="20"/>
+          <w:lang w:val="de-DE"/>
+        </w:rPr>
+        <w:t>Autograph</w:t>
+      </w:r>
+      <w:proofErr w:type="gramEnd"/>
+      <w:r>
+        <w:rPr>
+          <w:rFonts w:ascii="Times New Roman" w:hAnsi="Times New Roman" w:cs="Times New Roman"/>
+          <w:sz w:val="20"/>
+          <w:szCs w:val="20"/>
+          <w:lang w:val="de-DE"/>
+        </w:rPr>
+        <w:t xml:space="preserve"> von </w:t>
       </w:r>
       <w:r>
         <w:rPr>
@@ -6469,16 +6583,37 @@
                 <w:highlight w:val="red"/>
                 <w:lang w:val="de-DE"/>
               </w:rPr>
-              <w:t>###</w:t>
-            </w:r>
-            <w:r>
-              <w:rPr>
-                <w:rFonts w:ascii="Times New Roman" w:hAnsi="Times New Roman" w:cs="Times New Roman"/>
-                <w:sz w:val="20"/>
-                <w:szCs w:val="20"/>
-                <w:lang w:val="de-DE"/>
-              </w:rPr>
-              <w:t>(M 1</w:t>
+              <w:t>##</w:t>
+            </w:r>
+            <w:proofErr w:type="gramStart"/>
+            <w:r>
+              <w:rPr>
+                <w:rFonts w:ascii="Times New Roman" w:hAnsi="Times New Roman" w:cs="Times New Roman"/>
+                <w:sz w:val="20"/>
+                <w:szCs w:val="20"/>
+                <w:highlight w:val="red"/>
+                <w:lang w:val="de-DE"/>
+              </w:rPr>
+              <w:t>#</w:t>
+            </w:r>
+            <w:r>
+              <w:rPr>
+                <w:rFonts w:ascii="Times New Roman" w:hAnsi="Times New Roman" w:cs="Times New Roman"/>
+                <w:sz w:val="20"/>
+                <w:szCs w:val="20"/>
+                <w:lang w:val="de-DE"/>
+              </w:rPr>
+              <w:t>(</w:t>
+            </w:r>
+            <w:proofErr w:type="gramEnd"/>
+            <w:r>
+              <w:rPr>
+                <w:rFonts w:ascii="Times New Roman" w:hAnsi="Times New Roman" w:cs="Times New Roman"/>
+                <w:sz w:val="20"/>
+                <w:szCs w:val="20"/>
+                <w:lang w:val="de-DE"/>
+              </w:rPr>
+              <w:t>M 1</w:t>
             </w:r>
             <w:r>
               <w:rPr>
@@ -7199,7 +7334,7 @@
                 <w:szCs w:val="20"/>
                 <w:lang w:val="de-DE"/>
               </w:rPr>
-              <w:t>6</w:t>
+              <w:t>5</w:t>
             </w:r>
           </w:p>
         </w:tc>
@@ -7231,7 +7366,7 @@
                 <w:szCs w:val="20"/>
                 <w:lang w:val="de-DE"/>
               </w:rPr>
-              <w:t>Klav. o.</w:t>
+              <w:t>Klav. u.</w:t>
             </w:r>
           </w:p>
         </w:tc>
@@ -7263,7 +7398,7 @@
                 <w:szCs w:val="20"/>
                 <w:lang w:val="de-DE"/>
               </w:rPr>
-              <w:t>2.–3. Note</w:t>
+              <w:t>1/4</w:t>
             </w:r>
           </w:p>
         </w:tc>
@@ -7285,125 +7420,17 @@
                 <w:rFonts w:ascii="Times New Roman" w:hAnsi="Times New Roman" w:cs="Times New Roman"/>
                 <w:sz w:val="20"/>
                 <w:szCs w:val="20"/>
-              </w:rPr>
-            </w:pPr>
-            <w:r>
-              <w:rPr>
-                <w:rFonts w:ascii="Times New Roman" w:hAnsi="Times New Roman" w:cs="Times New Roman"/>
-                <w:sz w:val="20"/>
-                <w:szCs w:val="20"/>
-                <w:lang w:val="de-DE"/>
-              </w:rPr>
-              <w:t xml:space="preserve">Auf Tektur. </w:t>
-            </w:r>
-            <w:r>
-              <w:rPr>
-                <w:rFonts w:ascii="Times New Roman" w:hAnsi="Times New Roman" w:cs="Times New Roman"/>
-                <w:sz w:val="20"/>
-                <w:szCs w:val="20"/>
-              </w:rPr>
-              <w:t>Unter Tektur: a[?]/d</w:t>
-            </w:r>
-            <w:r>
-              <w:rPr>
-                <w:rFonts w:ascii="Times New Roman" w:hAnsi="Times New Roman" w:cs="Times New Roman"/>
-                <w:sz w:val="20"/>
-                <w:szCs w:val="20"/>
-                <w:vertAlign w:val="superscript"/>
-              </w:rPr>
-              <w:t>1</w:t>
-            </w:r>
-            <w:r>
-              <w:rPr>
-                <w:rFonts w:ascii="Times New Roman" w:hAnsi="Times New Roman" w:cs="Times New Roman"/>
-                <w:sz w:val="20"/>
-                <w:szCs w:val="20"/>
-              </w:rPr>
-              <w:t>/h</w:t>
-            </w:r>
-            <w:r>
-              <w:rPr>
-                <w:rFonts w:ascii="Times New Roman" w:hAnsi="Times New Roman" w:cs="Times New Roman"/>
-                <w:sz w:val="20"/>
-                <w:szCs w:val="20"/>
-                <w:vertAlign w:val="superscript"/>
-              </w:rPr>
-              <w:t>1</w:t>
-            </w:r>
-            <w:r>
-              <w:rPr>
-                <w:rFonts w:ascii="Times New Roman" w:hAnsi="Times New Roman" w:cs="Times New Roman"/>
-                <w:sz w:val="20"/>
-                <w:szCs w:val="20"/>
-              </w:rPr>
-              <w:t>[lies: b</w:t>
-            </w:r>
-            <w:r>
-              <w:rPr>
-                <w:rFonts w:ascii="Times New Roman" w:hAnsi="Times New Roman" w:cs="Times New Roman"/>
-                <w:sz w:val="20"/>
-                <w:szCs w:val="20"/>
-                <w:vertAlign w:val="superscript"/>
-              </w:rPr>
-              <w:t>1</w:t>
-            </w:r>
-            <w:r>
-              <w:rPr>
-                <w:rFonts w:ascii="Times New Roman" w:hAnsi="Times New Roman" w:cs="Times New Roman"/>
-                <w:sz w:val="20"/>
-                <w:szCs w:val="20"/>
-              </w:rPr>
-              <w:t>?]–a</w:t>
-            </w:r>
-            <w:r>
-              <w:rPr>
-                <w:rFonts w:ascii="Times New Roman" w:hAnsi="Times New Roman" w:cs="Times New Roman"/>
-                <w:sz w:val="20"/>
-                <w:szCs w:val="20"/>
-              </w:rPr>
-              <w:t>[?]</w:t>
-            </w:r>
-            <w:r>
-              <w:rPr>
-                <w:rFonts w:ascii="Times New Roman" w:hAnsi="Times New Roman" w:cs="Times New Roman"/>
-                <w:sz w:val="20"/>
-                <w:szCs w:val="20"/>
-              </w:rPr>
-              <w:t>/d</w:t>
-            </w:r>
-            <w:r>
-              <w:rPr>
-                <w:rFonts w:ascii="Times New Roman" w:hAnsi="Times New Roman" w:cs="Times New Roman"/>
-                <w:sz w:val="20"/>
-                <w:szCs w:val="20"/>
-                <w:vertAlign w:val="superscript"/>
-              </w:rPr>
-              <w:t>1</w:t>
-            </w:r>
-            <w:r>
-              <w:rPr>
-                <w:rFonts w:ascii="Times New Roman" w:hAnsi="Times New Roman" w:cs="Times New Roman"/>
-                <w:sz w:val="20"/>
-                <w:szCs w:val="20"/>
-              </w:rPr>
-              <w:t>/fis</w:t>
-            </w:r>
-            <w:r>
-              <w:rPr>
-                <w:rFonts w:ascii="Times New Roman" w:hAnsi="Times New Roman" w:cs="Times New Roman"/>
-                <w:sz w:val="20"/>
-                <w:szCs w:val="20"/>
-                <w:vertAlign w:val="superscript"/>
-              </w:rPr>
-              <w:t>1</w:t>
-            </w:r>
-            <w:r>
-              <w:rPr>
-                <w:rFonts w:ascii="Times New Roman" w:hAnsi="Times New Roman" w:cs="Times New Roman"/>
-                <w:sz w:val="20"/>
-                <w:szCs w:val="20"/>
-              </w:rPr>
-              <w:t xml:space="preserve"> mit </w:t>
+                <w:lang w:val="de-DE"/>
+              </w:rPr>
+            </w:pPr>
+            <w:r>
+              <w:rPr>
+                <w:rFonts w:ascii="Times New Roman" w:hAnsi="Times New Roman" w:cs="Times New Roman"/>
+                <w:sz w:val="20"/>
+                <w:szCs w:val="20"/>
+                <w:lang w:val="de-DE"/>
+              </w:rPr>
+              <w:t xml:space="preserve">Auf Rasur. Ante </w:t>
             </w:r>
             <w:proofErr w:type="spellStart"/>
             <w:r>
@@ -7411,8 +7438,9 @@
                 <w:rFonts w:ascii="Times New Roman" w:hAnsi="Times New Roman" w:cs="Times New Roman"/>
                 <w:sz w:val="20"/>
                 <w:szCs w:val="20"/>
-              </w:rPr>
-              <w:t>Ligaturbögen</w:t>
+                <w:lang w:val="de-DE"/>
+              </w:rPr>
+              <w:t>correcturam</w:t>
             </w:r>
             <w:proofErr w:type="spellEnd"/>
             <w:r>
@@ -7420,33 +7448,9 @@
                 <w:rFonts w:ascii="Times New Roman" w:hAnsi="Times New Roman" w:cs="Times New Roman"/>
                 <w:sz w:val="20"/>
                 <w:szCs w:val="20"/>
-              </w:rPr>
-              <w:t xml:space="preserve"> zu a[?]/d</w:t>
-            </w:r>
-            <w:r>
-              <w:rPr>
-                <w:rFonts w:ascii="Times New Roman" w:hAnsi="Times New Roman" w:cs="Times New Roman"/>
-                <w:sz w:val="20"/>
-                <w:szCs w:val="20"/>
-                <w:vertAlign w:val="superscript"/>
-              </w:rPr>
-              <w:t>1</w:t>
-            </w:r>
-            <w:r>
-              <w:rPr>
-                <w:rFonts w:ascii="Times New Roman" w:hAnsi="Times New Roman" w:cs="Times New Roman"/>
-                <w:sz w:val="20"/>
-                <w:szCs w:val="20"/>
-              </w:rPr>
-              <w:t xml:space="preserve">. </w:t>
-            </w:r>
-            <w:r>
-              <w:rPr>
-                <w:rFonts w:ascii="Times New Roman" w:hAnsi="Times New Roman" w:cs="Times New Roman"/>
-                <w:sz w:val="20"/>
-                <w:szCs w:val="20"/>
-              </w:rPr>
-              <w:t xml:space="preserve"> </w:t>
+                <w:lang w:val="de-DE"/>
+              </w:rPr>
+              <w:t xml:space="preserve">: e. </w:t>
             </w:r>
           </w:p>
         </w:tc>
@@ -7473,15 +7477,17 @@
                 <w:rFonts w:ascii="Times New Roman" w:hAnsi="Times New Roman" w:cs="Times New Roman"/>
                 <w:sz w:val="20"/>
                 <w:szCs w:val="20"/>
-              </w:rPr>
-            </w:pPr>
-            <w:r>
-              <w:rPr>
-                <w:rFonts w:ascii="Times New Roman" w:hAnsi="Times New Roman" w:cs="Times New Roman"/>
-                <w:sz w:val="20"/>
-                <w:szCs w:val="20"/>
-              </w:rPr>
-              <w:t>8</w:t>
+                <w:lang w:val="de-DE"/>
+              </w:rPr>
+            </w:pPr>
+            <w:r>
+              <w:rPr>
+                <w:rFonts w:ascii="Times New Roman" w:hAnsi="Times New Roman" w:cs="Times New Roman"/>
+                <w:sz w:val="20"/>
+                <w:szCs w:val="20"/>
+                <w:lang w:val="de-DE"/>
+              </w:rPr>
+              <w:t>6</w:t>
             </w:r>
           </w:p>
         </w:tc>
@@ -7503,15 +7509,17 @@
                 <w:rFonts w:ascii="Times New Roman" w:hAnsi="Times New Roman" w:cs="Times New Roman"/>
                 <w:sz w:val="20"/>
                 <w:szCs w:val="20"/>
-              </w:rPr>
-            </w:pPr>
-            <w:r>
-              <w:rPr>
-                <w:rFonts w:ascii="Times New Roman" w:hAnsi="Times New Roman" w:cs="Times New Roman"/>
-                <w:sz w:val="20"/>
-                <w:szCs w:val="20"/>
-              </w:rPr>
-              <w:t>Gg.</w:t>
+                <w:lang w:val="de-DE"/>
+              </w:rPr>
+            </w:pPr>
+            <w:r>
+              <w:rPr>
+                <w:rFonts w:ascii="Times New Roman" w:hAnsi="Times New Roman" w:cs="Times New Roman"/>
+                <w:sz w:val="20"/>
+                <w:szCs w:val="20"/>
+                <w:lang w:val="de-DE"/>
+              </w:rPr>
+              <w:t>Klav. o.</w:t>
             </w:r>
           </w:p>
         </w:tc>
@@ -7533,15 +7541,17 @@
                 <w:rFonts w:ascii="Times New Roman" w:hAnsi="Times New Roman" w:cs="Times New Roman"/>
                 <w:sz w:val="20"/>
                 <w:szCs w:val="20"/>
-              </w:rPr>
-            </w:pPr>
-            <w:r>
-              <w:rPr>
-                <w:rFonts w:ascii="Times New Roman" w:hAnsi="Times New Roman" w:cs="Times New Roman"/>
-                <w:sz w:val="20"/>
-                <w:szCs w:val="20"/>
-              </w:rPr>
-              <w:t>3. Note</w:t>
+                <w:lang w:val="de-DE"/>
+              </w:rPr>
+            </w:pPr>
+            <w:r>
+              <w:rPr>
+                <w:rFonts w:ascii="Times New Roman" w:hAnsi="Times New Roman" w:cs="Times New Roman"/>
+                <w:sz w:val="20"/>
+                <w:szCs w:val="20"/>
+                <w:lang w:val="de-DE"/>
+              </w:rPr>
+              <w:t>2.–3. Note</w:t>
             </w:r>
           </w:p>
         </w:tc>
@@ -7570,8 +7580,171 @@
                 <w:rFonts w:ascii="Times New Roman" w:hAnsi="Times New Roman" w:cs="Times New Roman"/>
                 <w:sz w:val="20"/>
                 <w:szCs w:val="20"/>
-              </w:rPr>
-              <w:t xml:space="preserve">Auf Rasur. </w:t>
+                <w:lang w:val="de-DE"/>
+              </w:rPr>
+              <w:t xml:space="preserve">Auf Tektur. </w:t>
+            </w:r>
+            <w:r>
+              <w:rPr>
+                <w:rFonts w:ascii="Times New Roman" w:hAnsi="Times New Roman" w:cs="Times New Roman"/>
+                <w:sz w:val="20"/>
+                <w:szCs w:val="20"/>
+              </w:rPr>
+              <w:t>Unter Tektur: a[?]/d</w:t>
+            </w:r>
+            <w:r>
+              <w:rPr>
+                <w:rFonts w:ascii="Times New Roman" w:hAnsi="Times New Roman" w:cs="Times New Roman"/>
+                <w:sz w:val="20"/>
+                <w:szCs w:val="20"/>
+                <w:vertAlign w:val="superscript"/>
+              </w:rPr>
+              <w:t>1</w:t>
+            </w:r>
+            <w:r>
+              <w:rPr>
+                <w:rFonts w:ascii="Times New Roman" w:hAnsi="Times New Roman" w:cs="Times New Roman"/>
+                <w:sz w:val="20"/>
+                <w:szCs w:val="20"/>
+              </w:rPr>
+              <w:t>/h</w:t>
+            </w:r>
+            <w:r>
+              <w:rPr>
+                <w:rFonts w:ascii="Times New Roman" w:hAnsi="Times New Roman" w:cs="Times New Roman"/>
+                <w:sz w:val="20"/>
+                <w:szCs w:val="20"/>
+                <w:vertAlign w:val="superscript"/>
+              </w:rPr>
+              <w:t>1</w:t>
+            </w:r>
+            <w:r>
+              <w:rPr>
+                <w:rFonts w:ascii="Times New Roman" w:hAnsi="Times New Roman" w:cs="Times New Roman"/>
+                <w:sz w:val="20"/>
+                <w:szCs w:val="20"/>
+              </w:rPr>
+              <w:t>[lies: b</w:t>
+            </w:r>
+            <w:r>
+              <w:rPr>
+                <w:rFonts w:ascii="Times New Roman" w:hAnsi="Times New Roman" w:cs="Times New Roman"/>
+                <w:sz w:val="20"/>
+                <w:szCs w:val="20"/>
+                <w:vertAlign w:val="superscript"/>
+              </w:rPr>
+              <w:t>1</w:t>
+            </w:r>
+            <w:proofErr w:type="gramStart"/>
+            <w:r>
+              <w:rPr>
+                <w:rFonts w:ascii="Times New Roman" w:hAnsi="Times New Roman" w:cs="Times New Roman"/>
+                <w:sz w:val="20"/>
+                <w:szCs w:val="20"/>
+              </w:rPr>
+              <w:t>?]–</w:t>
+            </w:r>
+            <w:proofErr w:type="gramEnd"/>
+            <w:r>
+              <w:rPr>
+                <w:rFonts w:ascii="Times New Roman" w:hAnsi="Times New Roman" w:cs="Times New Roman"/>
+                <w:sz w:val="20"/>
+                <w:szCs w:val="20"/>
+              </w:rPr>
+              <w:t>a</w:t>
+            </w:r>
+            <w:r>
+              <w:rPr>
+                <w:rFonts w:ascii="Times New Roman" w:hAnsi="Times New Roman" w:cs="Times New Roman"/>
+                <w:sz w:val="20"/>
+                <w:szCs w:val="20"/>
+              </w:rPr>
+              <w:t>[?]</w:t>
+            </w:r>
+            <w:r>
+              <w:rPr>
+                <w:rFonts w:ascii="Times New Roman" w:hAnsi="Times New Roman" w:cs="Times New Roman"/>
+                <w:sz w:val="20"/>
+                <w:szCs w:val="20"/>
+              </w:rPr>
+              <w:t>/d</w:t>
+            </w:r>
+            <w:r>
+              <w:rPr>
+                <w:rFonts w:ascii="Times New Roman" w:hAnsi="Times New Roman" w:cs="Times New Roman"/>
+                <w:sz w:val="20"/>
+                <w:szCs w:val="20"/>
+                <w:vertAlign w:val="superscript"/>
+              </w:rPr>
+              <w:t>1</w:t>
+            </w:r>
+            <w:r>
+              <w:rPr>
+                <w:rFonts w:ascii="Times New Roman" w:hAnsi="Times New Roman" w:cs="Times New Roman"/>
+                <w:sz w:val="20"/>
+                <w:szCs w:val="20"/>
+              </w:rPr>
+              <w:t>/fis</w:t>
+            </w:r>
+            <w:r>
+              <w:rPr>
+                <w:rFonts w:ascii="Times New Roman" w:hAnsi="Times New Roman" w:cs="Times New Roman"/>
+                <w:sz w:val="20"/>
+                <w:szCs w:val="20"/>
+                <w:vertAlign w:val="superscript"/>
+              </w:rPr>
+              <w:t>1</w:t>
+            </w:r>
+            <w:r>
+              <w:rPr>
+                <w:rFonts w:ascii="Times New Roman" w:hAnsi="Times New Roman" w:cs="Times New Roman"/>
+                <w:sz w:val="20"/>
+                <w:szCs w:val="20"/>
+              </w:rPr>
+              <w:t xml:space="preserve"> mit </w:t>
+            </w:r>
+            <w:proofErr w:type="spellStart"/>
+            <w:r>
+              <w:rPr>
+                <w:rFonts w:ascii="Times New Roman" w:hAnsi="Times New Roman" w:cs="Times New Roman"/>
+                <w:sz w:val="20"/>
+                <w:szCs w:val="20"/>
+              </w:rPr>
+              <w:t>Ligaturbögen</w:t>
+            </w:r>
+            <w:proofErr w:type="spellEnd"/>
+            <w:r>
+              <w:rPr>
+                <w:rFonts w:ascii="Times New Roman" w:hAnsi="Times New Roman" w:cs="Times New Roman"/>
+                <w:sz w:val="20"/>
+                <w:szCs w:val="20"/>
+              </w:rPr>
+              <w:t xml:space="preserve"> zu a[?]/d</w:t>
+            </w:r>
+            <w:r>
+              <w:rPr>
+                <w:rFonts w:ascii="Times New Roman" w:hAnsi="Times New Roman" w:cs="Times New Roman"/>
+                <w:sz w:val="20"/>
+                <w:szCs w:val="20"/>
+                <w:vertAlign w:val="superscript"/>
+              </w:rPr>
+              <w:t>1</w:t>
+            </w:r>
+            <w:r>
+              <w:rPr>
+                <w:rFonts w:ascii="Times New Roman" w:hAnsi="Times New Roman" w:cs="Times New Roman"/>
+                <w:sz w:val="20"/>
+                <w:szCs w:val="20"/>
+              </w:rPr>
+              <w:t xml:space="preserve">. </w:t>
+            </w:r>
+            <w:r>
+              <w:rPr>
+                <w:rFonts w:ascii="Times New Roman" w:hAnsi="Times New Roman" w:cs="Times New Roman"/>
+                <w:sz w:val="20"/>
+                <w:szCs w:val="20"/>
+              </w:rPr>
+              <w:t xml:space="preserve"> </w:t>
             </w:r>
           </w:p>
         </w:tc>
@@ -7606,26 +7779,7 @@
                 <w:sz w:val="20"/>
                 <w:szCs w:val="20"/>
               </w:rPr>
-              <w:t>8</w:t>
-            </w:r>
-          </w:p>
-          <w:p>
-            <w:pPr>
-              <w:spacing w:after="0" w:line="360" w:lineRule="auto"/>
-              <w:outlineLvl w:val="0"/>
-              <w:rPr>
-                <w:rFonts w:ascii="Times New Roman" w:hAnsi="Times New Roman" w:cs="Times New Roman"/>
-                <w:sz w:val="20"/>
-                <w:szCs w:val="20"/>
-              </w:rPr>
-            </w:pPr>
-            <w:r>
-              <w:rPr>
-                <w:rFonts w:ascii="Times New Roman" w:hAnsi="Times New Roman" w:cs="Times New Roman"/>
-                <w:sz w:val="20"/>
-                <w:szCs w:val="20"/>
-              </w:rPr>
-              <w:t>bis 9</w:t>
+              <w:t>7</w:t>
             </w:r>
           </w:p>
         </w:tc>
@@ -7655,7 +7809,7 @@
                 <w:sz w:val="20"/>
                 <w:szCs w:val="20"/>
               </w:rPr>
-              <w:t>Gg.</w:t>
+              <w:t>Klav. o.</w:t>
             </w:r>
           </w:p>
         </w:tc>
@@ -7685,7 +7839,7 @@
                 <w:sz w:val="20"/>
                 <w:szCs w:val="20"/>
               </w:rPr>
-              <w:t>4. Note</w:t>
+              <w:t>3. Note</w:t>
             </w:r>
           </w:p>
         </w:tc>
@@ -7715,24 +7869,7 @@
                 <w:sz w:val="20"/>
                 <w:szCs w:val="20"/>
               </w:rPr>
-              <w:t xml:space="preserve">Auf Tektur. Unter Tektur: </w:t>
-            </w:r>
-            <w:r>
-              <w:rPr>
-                <w:rFonts w:ascii="Times New Roman" w:hAnsi="Times New Roman" w:cs="Times New Roman"/>
-                <w:sz w:val="20"/>
-                <w:szCs w:val="20"/>
-                <w:highlight w:val="red"/>
-              </w:rPr>
-              <w:t>###</w:t>
-            </w:r>
-            <w:r>
-              <w:rPr>
-                <w:rFonts w:ascii="Times New Roman" w:hAnsi="Times New Roman" w:cs="Times New Roman"/>
-                <w:sz w:val="20"/>
-                <w:szCs w:val="20"/>
-              </w:rPr>
-              <w:t xml:space="preserve">. </w:t>
+              <w:t>Auf Rasur.</w:t>
             </w:r>
           </w:p>
         </w:tc>
@@ -7767,7 +7904,7 @@
                 <w:sz w:val="20"/>
                 <w:szCs w:val="20"/>
               </w:rPr>
-              <w:t>9</w:t>
+              <w:t>8</w:t>
             </w:r>
           </w:p>
         </w:tc>
@@ -7797,7 +7934,7 @@
                 <w:sz w:val="20"/>
                 <w:szCs w:val="20"/>
               </w:rPr>
-              <w:t>Klav. o</w:t>
+              <w:t>Gg.</w:t>
             </w:r>
           </w:p>
         </w:tc>
@@ -7827,7 +7964,7 @@
                 <w:sz w:val="20"/>
                 <w:szCs w:val="20"/>
               </w:rPr>
-              <w:t>2/8</w:t>
+              <w:t>3. Note</w:t>
             </w:r>
           </w:p>
         </w:tc>
@@ -7857,7 +7994,7 @@
                 <w:sz w:val="20"/>
                 <w:szCs w:val="20"/>
               </w:rPr>
-              <w:t xml:space="preserve">[b] zu b überschreibt [a] zu h. </w:t>
+              <w:t xml:space="preserve">Auf Rasur. </w:t>
             </w:r>
           </w:p>
         </w:tc>
@@ -7868,51 +8005,140 @@
         </w:trPr>
         <w:tc>
           <w:tcPr>
-            <w:tcW w:w="9212" w:type="dxa"/>
-            <w:gridSpan w:val="4"/>
-            <w:tcBorders>
-              <w:top w:val="single" w:sz="4" w:space="0" w:color="auto"/>
-              <w:left w:val="single" w:sz="4" w:space="0" w:color="auto"/>
-              <w:bottom w:val="single" w:sz="4" w:space="0" w:color="auto"/>
-              <w:right w:val="single" w:sz="4" w:space="0" w:color="auto"/>
-            </w:tcBorders>
-          </w:tcPr>
-          <w:p>
-            <w:pPr>
-              <w:spacing w:after="0" w:line="360" w:lineRule="auto"/>
-              <w:outlineLvl w:val="0"/>
-              <w:rPr>
-                <w:rFonts w:ascii="Times New Roman" w:hAnsi="Times New Roman" w:cs="Times New Roman"/>
-                <w:sz w:val="20"/>
-                <w:szCs w:val="20"/>
-              </w:rPr>
-            </w:pPr>
-            <w:r>
-              <w:rPr>
-                <w:rFonts w:ascii="Times New Roman" w:hAnsi="Times New Roman" w:cs="Times New Roman"/>
-                <w:sz w:val="20"/>
-                <w:szCs w:val="20"/>
-                <w:lang w:val="de-DE"/>
-              </w:rPr>
-              <w:t>I</w:t>
-            </w:r>
-            <w:r>
-              <w:rPr>
-                <w:rFonts w:ascii="Times New Roman" w:hAnsi="Times New Roman" w:cs="Times New Roman"/>
-                <w:sz w:val="20"/>
-                <w:szCs w:val="20"/>
-                <w:lang w:val="de-DE"/>
-              </w:rPr>
-              <w:t>I</w:t>
-            </w:r>
-            <w:r>
-              <w:rPr>
-                <w:rFonts w:ascii="Times New Roman" w:hAnsi="Times New Roman" w:cs="Times New Roman"/>
-                <w:sz w:val="20"/>
-                <w:szCs w:val="20"/>
-                <w:lang w:val="de-DE"/>
-              </w:rPr>
-              <w:t xml:space="preserve"> </w:t>
+            <w:tcW w:w="920" w:type="dxa"/>
+            <w:tcBorders>
+              <w:top w:val="single" w:sz="4" w:space="0" w:color="auto"/>
+              <w:left w:val="single" w:sz="4" w:space="0" w:color="auto"/>
+              <w:bottom w:val="single" w:sz="4" w:space="0" w:color="auto"/>
+              <w:right w:val="single" w:sz="4" w:space="0" w:color="auto"/>
+            </w:tcBorders>
+          </w:tcPr>
+          <w:p>
+            <w:pPr>
+              <w:spacing w:after="0" w:line="360" w:lineRule="auto"/>
+              <w:outlineLvl w:val="0"/>
+              <w:rPr>
+                <w:rFonts w:ascii="Times New Roman" w:hAnsi="Times New Roman" w:cs="Times New Roman"/>
+                <w:sz w:val="20"/>
+                <w:szCs w:val="20"/>
+              </w:rPr>
+            </w:pPr>
+            <w:r>
+              <w:rPr>
+                <w:rFonts w:ascii="Times New Roman" w:hAnsi="Times New Roman" w:cs="Times New Roman"/>
+                <w:sz w:val="20"/>
+                <w:szCs w:val="20"/>
+              </w:rPr>
+              <w:t>8</w:t>
+            </w:r>
+          </w:p>
+          <w:p>
+            <w:pPr>
+              <w:spacing w:after="0" w:line="360" w:lineRule="auto"/>
+              <w:outlineLvl w:val="0"/>
+              <w:rPr>
+                <w:rFonts w:ascii="Times New Roman" w:hAnsi="Times New Roman" w:cs="Times New Roman"/>
+                <w:sz w:val="20"/>
+                <w:szCs w:val="20"/>
+              </w:rPr>
+            </w:pPr>
+            <w:r>
+              <w:rPr>
+                <w:rFonts w:ascii="Times New Roman" w:hAnsi="Times New Roman" w:cs="Times New Roman"/>
+                <w:sz w:val="20"/>
+                <w:szCs w:val="20"/>
+              </w:rPr>
+              <w:t>bis 9</w:t>
+            </w:r>
+          </w:p>
+        </w:tc>
+        <w:tc>
+          <w:tcPr>
+            <w:tcW w:w="1134" w:type="dxa"/>
+            <w:tcBorders>
+              <w:top w:val="single" w:sz="4" w:space="0" w:color="auto"/>
+              <w:left w:val="single" w:sz="4" w:space="0" w:color="auto"/>
+              <w:bottom w:val="single" w:sz="4" w:space="0" w:color="auto"/>
+              <w:right w:val="single" w:sz="4" w:space="0" w:color="auto"/>
+            </w:tcBorders>
+          </w:tcPr>
+          <w:p>
+            <w:pPr>
+              <w:spacing w:after="0" w:line="360" w:lineRule="auto"/>
+              <w:outlineLvl w:val="0"/>
+              <w:rPr>
+                <w:rFonts w:ascii="Times New Roman" w:hAnsi="Times New Roman" w:cs="Times New Roman"/>
+                <w:sz w:val="20"/>
+                <w:szCs w:val="20"/>
+              </w:rPr>
+            </w:pPr>
+            <w:r>
+              <w:rPr>
+                <w:rFonts w:ascii="Times New Roman" w:hAnsi="Times New Roman" w:cs="Times New Roman"/>
+                <w:sz w:val="20"/>
+                <w:szCs w:val="20"/>
+              </w:rPr>
+              <w:t>Gg.</w:t>
+            </w:r>
+          </w:p>
+        </w:tc>
+        <w:tc>
+          <w:tcPr>
+            <w:tcW w:w="1278" w:type="dxa"/>
+            <w:tcBorders>
+              <w:top w:val="single" w:sz="4" w:space="0" w:color="auto"/>
+              <w:left w:val="single" w:sz="4" w:space="0" w:color="auto"/>
+              <w:bottom w:val="single" w:sz="4" w:space="0" w:color="auto"/>
+              <w:right w:val="single" w:sz="4" w:space="0" w:color="auto"/>
+            </w:tcBorders>
+          </w:tcPr>
+          <w:p>
+            <w:pPr>
+              <w:spacing w:after="0" w:line="360" w:lineRule="auto"/>
+              <w:outlineLvl w:val="0"/>
+              <w:rPr>
+                <w:rFonts w:ascii="Times New Roman" w:hAnsi="Times New Roman" w:cs="Times New Roman"/>
+                <w:sz w:val="20"/>
+                <w:szCs w:val="20"/>
+              </w:rPr>
+            </w:pPr>
+            <w:r>
+              <w:rPr>
+                <w:rFonts w:ascii="Times New Roman" w:hAnsi="Times New Roman" w:cs="Times New Roman"/>
+                <w:sz w:val="20"/>
+                <w:szCs w:val="20"/>
+              </w:rPr>
+              <w:t>4. Note</w:t>
+            </w:r>
+          </w:p>
+        </w:tc>
+        <w:tc>
+          <w:tcPr>
+            <w:tcW w:w="5880" w:type="dxa"/>
+            <w:tcBorders>
+              <w:top w:val="single" w:sz="4" w:space="0" w:color="auto"/>
+              <w:left w:val="single" w:sz="4" w:space="0" w:color="auto"/>
+              <w:bottom w:val="single" w:sz="4" w:space="0" w:color="auto"/>
+              <w:right w:val="single" w:sz="4" w:space="0" w:color="auto"/>
+            </w:tcBorders>
+          </w:tcPr>
+          <w:p>
+            <w:pPr>
+              <w:spacing w:after="0" w:line="360" w:lineRule="auto"/>
+              <w:outlineLvl w:val="0"/>
+              <w:rPr>
+                <w:rFonts w:ascii="Times New Roman" w:hAnsi="Times New Roman" w:cs="Times New Roman"/>
+                <w:sz w:val="20"/>
+                <w:szCs w:val="20"/>
+              </w:rPr>
+            </w:pPr>
+            <w:r>
+              <w:rPr>
+                <w:rFonts w:ascii="Times New Roman" w:hAnsi="Times New Roman" w:cs="Times New Roman"/>
+                <w:sz w:val="20"/>
+                <w:szCs w:val="20"/>
+              </w:rPr>
+              <w:t xml:space="preserve">Auf Tektur. Unter Tektur: </w:t>
             </w:r>
             <w:r>
               <w:rPr>
@@ -7920,7 +8146,6 @@
                 <w:sz w:val="20"/>
                 <w:szCs w:val="20"/>
                 <w:highlight w:val="red"/>
-                <w:lang w:val="de-DE"/>
               </w:rPr>
               <w:t>###</w:t>
             </w:r>
@@ -7929,27 +8154,8 @@
                 <w:rFonts w:ascii="Times New Roman" w:hAnsi="Times New Roman" w:cs="Times New Roman"/>
                 <w:sz w:val="20"/>
                 <w:szCs w:val="20"/>
-                <w:lang w:val="de-DE"/>
-              </w:rPr>
-              <w:t>(M 16</w:t>
-            </w:r>
-            <w:r>
-              <w:rPr>
-                <w:rFonts w:ascii="Times New Roman" w:hAnsi="Times New Roman" w:cs="Times New Roman"/>
-                <w:sz w:val="20"/>
-                <w:szCs w:val="20"/>
-                <w:lang w:val="de-DE"/>
-              </w:rPr>
-              <w:t>2</w:t>
-            </w:r>
-            <w:r>
-              <w:rPr>
-                <w:rFonts w:ascii="Times New Roman" w:hAnsi="Times New Roman" w:cs="Times New Roman"/>
-                <w:sz w:val="20"/>
-                <w:szCs w:val="20"/>
-                <w:lang w:val="de-DE"/>
-              </w:rPr>
-              <w:t>: Textfassung 1)</w:t>
+              </w:rPr>
+              <w:t xml:space="preserve">. </w:t>
             </w:r>
           </w:p>
         </w:tc>
@@ -7985,7 +8191,7 @@
                 <w:szCs w:val="20"/>
               </w:rPr>
               <w:lastRenderedPageBreak/>
-              <w:t>###</w:t>
+              <w:t>9</w:t>
             </w:r>
           </w:p>
         </w:tc>
@@ -8009,6 +8215,14 @@
                 <w:szCs w:val="20"/>
               </w:rPr>
             </w:pPr>
+            <w:r>
+              <w:rPr>
+                <w:rFonts w:ascii="Times New Roman" w:hAnsi="Times New Roman" w:cs="Times New Roman"/>
+                <w:sz w:val="20"/>
+                <w:szCs w:val="20"/>
+              </w:rPr>
+              <w:t>Klav. o</w:t>
+            </w:r>
           </w:p>
         </w:tc>
         <w:tc>
@@ -8031,6 +8245,14 @@
                 <w:szCs w:val="20"/>
               </w:rPr>
             </w:pPr>
+            <w:r>
+              <w:rPr>
+                <w:rFonts w:ascii="Times New Roman" w:hAnsi="Times New Roman" w:cs="Times New Roman"/>
+                <w:sz w:val="20"/>
+                <w:szCs w:val="20"/>
+              </w:rPr>
+              <w:t>2/8</w:t>
+            </w:r>
           </w:p>
         </w:tc>
         <w:tc>
@@ -8053,6 +8275,14 @@
                 <w:szCs w:val="20"/>
               </w:rPr>
             </w:pPr>
+            <w:r>
+              <w:rPr>
+                <w:rFonts w:ascii="Times New Roman" w:hAnsi="Times New Roman" w:cs="Times New Roman"/>
+                <w:sz w:val="20"/>
+                <w:szCs w:val="20"/>
+              </w:rPr>
+              <w:t xml:space="preserve">[b] zu b überschreibt [a] zu h. </w:t>
+            </w:r>
           </w:p>
         </w:tc>
       </w:tr>
@@ -8062,90 +8292,74 @@
         </w:trPr>
         <w:tc>
           <w:tcPr>
-            <w:tcW w:w="920" w:type="dxa"/>
-            <w:tcBorders>
-              <w:top w:val="single" w:sz="4" w:space="0" w:color="auto"/>
-              <w:left w:val="single" w:sz="4" w:space="0" w:color="auto"/>
-              <w:bottom w:val="single" w:sz="4" w:space="0" w:color="auto"/>
-              <w:right w:val="single" w:sz="4" w:space="0" w:color="auto"/>
-            </w:tcBorders>
-          </w:tcPr>
-          <w:p>
-            <w:pPr>
-              <w:spacing w:after="0" w:line="360" w:lineRule="auto"/>
-              <w:outlineLvl w:val="0"/>
-              <w:rPr>
-                <w:rFonts w:ascii="Times New Roman" w:hAnsi="Times New Roman" w:cs="Times New Roman"/>
-                <w:sz w:val="20"/>
-                <w:szCs w:val="20"/>
-              </w:rPr>
-            </w:pPr>
-          </w:p>
-        </w:tc>
-        <w:tc>
-          <w:tcPr>
-            <w:tcW w:w="1134" w:type="dxa"/>
-            <w:tcBorders>
-              <w:top w:val="single" w:sz="4" w:space="0" w:color="auto"/>
-              <w:left w:val="single" w:sz="4" w:space="0" w:color="auto"/>
-              <w:bottom w:val="single" w:sz="4" w:space="0" w:color="auto"/>
-              <w:right w:val="single" w:sz="4" w:space="0" w:color="auto"/>
-            </w:tcBorders>
-          </w:tcPr>
-          <w:p>
-            <w:pPr>
-              <w:spacing w:after="0" w:line="360" w:lineRule="auto"/>
-              <w:outlineLvl w:val="0"/>
-              <w:rPr>
-                <w:rFonts w:ascii="Times New Roman" w:hAnsi="Times New Roman" w:cs="Times New Roman"/>
-                <w:sz w:val="20"/>
-                <w:szCs w:val="20"/>
-              </w:rPr>
-            </w:pPr>
-          </w:p>
-        </w:tc>
-        <w:tc>
-          <w:tcPr>
-            <w:tcW w:w="1278" w:type="dxa"/>
-            <w:tcBorders>
-              <w:top w:val="single" w:sz="4" w:space="0" w:color="auto"/>
-              <w:left w:val="single" w:sz="4" w:space="0" w:color="auto"/>
-              <w:bottom w:val="single" w:sz="4" w:space="0" w:color="auto"/>
-              <w:right w:val="single" w:sz="4" w:space="0" w:color="auto"/>
-            </w:tcBorders>
-          </w:tcPr>
-          <w:p>
-            <w:pPr>
-              <w:spacing w:after="0" w:line="360" w:lineRule="auto"/>
-              <w:outlineLvl w:val="0"/>
-              <w:rPr>
-                <w:rFonts w:ascii="Times New Roman" w:hAnsi="Times New Roman" w:cs="Times New Roman"/>
-                <w:sz w:val="20"/>
-                <w:szCs w:val="20"/>
-              </w:rPr>
-            </w:pPr>
-          </w:p>
-        </w:tc>
-        <w:tc>
-          <w:tcPr>
-            <w:tcW w:w="5880" w:type="dxa"/>
-            <w:tcBorders>
-              <w:top w:val="single" w:sz="4" w:space="0" w:color="auto"/>
-              <w:left w:val="single" w:sz="4" w:space="0" w:color="auto"/>
-              <w:bottom w:val="single" w:sz="4" w:space="0" w:color="auto"/>
-              <w:right w:val="single" w:sz="4" w:space="0" w:color="auto"/>
-            </w:tcBorders>
-          </w:tcPr>
-          <w:p>
-            <w:pPr>
-              <w:spacing w:after="0" w:line="360" w:lineRule="auto"/>
-              <w:outlineLvl w:val="0"/>
-              <w:rPr>
-                <w:rFonts w:ascii="Times New Roman" w:hAnsi="Times New Roman" w:cs="Times New Roman"/>
-                <w:sz w:val="20"/>
-                <w:szCs w:val="20"/>
-              </w:rPr>
-            </w:pPr>
+            <w:tcW w:w="9212" w:type="dxa"/>
+            <w:gridSpan w:val="4"/>
+            <w:tcBorders>
+              <w:top w:val="single" w:sz="4" w:space="0" w:color="auto"/>
+              <w:left w:val="single" w:sz="4" w:space="0" w:color="auto"/>
+              <w:bottom w:val="single" w:sz="4" w:space="0" w:color="auto"/>
+              <w:right w:val="single" w:sz="4" w:space="0" w:color="auto"/>
+            </w:tcBorders>
+          </w:tcPr>
+          <w:p>
+            <w:pPr>
+              <w:spacing w:after="0" w:line="360" w:lineRule="auto"/>
+              <w:outlineLvl w:val="0"/>
+              <w:rPr>
+                <w:rFonts w:ascii="Times New Roman" w:hAnsi="Times New Roman" w:cs="Times New Roman"/>
+                <w:sz w:val="20"/>
+                <w:szCs w:val="20"/>
+              </w:rPr>
+            </w:pPr>
+            <w:r>
+              <w:rPr>
+                <w:rFonts w:ascii="Times New Roman" w:hAnsi="Times New Roman" w:cs="Times New Roman"/>
+                <w:sz w:val="20"/>
+                <w:szCs w:val="20"/>
+                <w:lang w:val="de-DE"/>
+              </w:rPr>
+              <w:t xml:space="preserve">II </w:t>
+            </w:r>
+            <w:r>
+              <w:rPr>
+                <w:rFonts w:ascii="Times New Roman" w:hAnsi="Times New Roman" w:cs="Times New Roman"/>
+                <w:sz w:val="20"/>
+                <w:szCs w:val="20"/>
+                <w:highlight w:val="red"/>
+                <w:lang w:val="de-DE"/>
+              </w:rPr>
+              <w:t>##</w:t>
+            </w:r>
+            <w:proofErr w:type="gramStart"/>
+            <w:r>
+              <w:rPr>
+                <w:rFonts w:ascii="Times New Roman" w:hAnsi="Times New Roman" w:cs="Times New Roman"/>
+                <w:sz w:val="20"/>
+                <w:szCs w:val="20"/>
+                <w:highlight w:val="red"/>
+                <w:lang w:val="de-DE"/>
+              </w:rPr>
+              <w:t>#</w:t>
+            </w:r>
+            <w:r>
+              <w:rPr>
+                <w:rFonts w:ascii="Times New Roman" w:hAnsi="Times New Roman" w:cs="Times New Roman"/>
+                <w:sz w:val="20"/>
+                <w:szCs w:val="20"/>
+                <w:lang w:val="de-DE"/>
+              </w:rPr>
+              <w:t>(</w:t>
+            </w:r>
+            <w:proofErr w:type="gramEnd"/>
+            <w:r>
+              <w:rPr>
+                <w:rFonts w:ascii="Times New Roman" w:hAnsi="Times New Roman" w:cs="Times New Roman"/>
+                <w:sz w:val="20"/>
+                <w:szCs w:val="20"/>
+                <w:lang w:val="de-DE"/>
+              </w:rPr>
+              <w:t>M 162: Textfassung 1)</w:t>
+            </w:r>
           </w:p>
         </w:tc>
       </w:tr>
@@ -8173,6 +8387,14 @@
                 <w:szCs w:val="20"/>
               </w:rPr>
             </w:pPr>
+            <w:r>
+              <w:rPr>
+                <w:rFonts w:ascii="Times New Roman" w:hAnsi="Times New Roman" w:cs="Times New Roman"/>
+                <w:sz w:val="20"/>
+                <w:szCs w:val="20"/>
+              </w:rPr>
+              <w:t xml:space="preserve">8–12 </w:t>
+            </w:r>
           </w:p>
         </w:tc>
         <w:tc>
@@ -8239,6 +8461,39 @@
                 <w:szCs w:val="20"/>
               </w:rPr>
             </w:pPr>
+            <w:r>
+              <w:rPr>
+                <w:rFonts w:ascii="Times New Roman" w:hAnsi="Times New Roman" w:cs="Times New Roman"/>
+                <w:sz w:val="20"/>
+                <w:szCs w:val="20"/>
+              </w:rPr>
+              <w:t>Auf Tektur. Unter Tektur: leere Systeme. (Klav. u.: Die Triolenklammern aus T. 6 sowie die Notenköpfe und [pp] von Es</w:t>
+            </w:r>
+            <w:r>
+              <w:rPr>
+                <w:rFonts w:ascii="Times New Roman" w:hAnsi="Times New Roman" w:cs="Times New Roman"/>
+                <w:sz w:val="20"/>
+                <w:szCs w:val="20"/>
+                <w:vertAlign w:val="subscript"/>
+              </w:rPr>
+              <w:t>1</w:t>
+            </w:r>
+            <w:r>
+              <w:rPr>
+                <w:rFonts w:ascii="Times New Roman" w:hAnsi="Times New Roman" w:cs="Times New Roman"/>
+                <w:sz w:val="20"/>
+                <w:szCs w:val="20"/>
+              </w:rPr>
+              <w:t xml:space="preserve"> in T. 7 sind ebenfalls auf dieser Tektur neu geschrieben. Unter der Tektur </w:t>
+            </w:r>
+            <w:r>
+              <w:rPr>
+                <w:rFonts w:ascii="Times New Roman" w:hAnsi="Times New Roman" w:cs="Times New Roman"/>
+                <w:sz w:val="20"/>
+                <w:szCs w:val="20"/>
+              </w:rPr>
+              <w:t>durch Klebstoffreste keine Spuren erkennbar.)</w:t>
+            </w:r>
           </w:p>
         </w:tc>
       </w:tr>
@@ -8266,6 +8521,14 @@
                 <w:szCs w:val="20"/>
               </w:rPr>
             </w:pPr>
+            <w:r>
+              <w:rPr>
+                <w:rFonts w:ascii="Times New Roman" w:hAnsi="Times New Roman" w:cs="Times New Roman"/>
+                <w:sz w:val="20"/>
+                <w:szCs w:val="20"/>
+              </w:rPr>
+              <w:t>12</w:t>
+            </w:r>
           </w:p>
         </w:tc>
         <w:tc>
@@ -8288,6 +8551,14 @@
                 <w:szCs w:val="20"/>
               </w:rPr>
             </w:pPr>
+            <w:r>
+              <w:rPr>
+                <w:rFonts w:ascii="Times New Roman" w:hAnsi="Times New Roman" w:cs="Times New Roman"/>
+                <w:sz w:val="20"/>
+                <w:szCs w:val="20"/>
+              </w:rPr>
+              <w:t>Gg.</w:t>
+            </w:r>
           </w:p>
         </w:tc>
         <w:tc>
@@ -8310,6 +8581,14 @@
                 <w:szCs w:val="20"/>
               </w:rPr>
             </w:pPr>
+            <w:r>
+              <w:rPr>
+                <w:rFonts w:ascii="Times New Roman" w:hAnsi="Times New Roman" w:cs="Times New Roman"/>
+                <w:sz w:val="20"/>
+                <w:szCs w:val="20"/>
+              </w:rPr>
+              <w:t xml:space="preserve">3/8–4/4 </w:t>
+            </w:r>
           </w:p>
         </w:tc>
         <w:tc>
@@ -8332,6 +8611,50 @@
                 <w:szCs w:val="20"/>
               </w:rPr>
             </w:pPr>
+            <w:r>
+              <w:rPr>
+                <w:rFonts w:ascii="Times New Roman" w:hAnsi="Times New Roman" w:cs="Times New Roman"/>
+                <w:sz w:val="20"/>
+                <w:szCs w:val="20"/>
+              </w:rPr>
+              <w:t xml:space="preserve">Auf Tektur. Unter Tektur: </w:t>
+            </w:r>
+            <w:r>
+              <w:rPr>
+                <w:rFonts w:ascii="Times New Roman" w:hAnsi="Times New Roman" w:cs="Times New Roman"/>
+                <w:sz w:val="20"/>
+                <w:szCs w:val="20"/>
+                <w:highlight w:val="red"/>
+              </w:rPr>
+              <w:t>###</w:t>
+            </w:r>
+            <w:r>
+              <w:rPr>
+                <w:rFonts w:ascii="Times New Roman" w:hAnsi="Times New Roman" w:cs="Times New Roman"/>
+                <w:sz w:val="20"/>
+                <w:szCs w:val="20"/>
+              </w:rPr>
+              <w:t xml:space="preserve">. </w:t>
+            </w:r>
+          </w:p>
+          <w:p>
+            <w:pPr>
+              <w:spacing w:after="0" w:line="360" w:lineRule="auto"/>
+              <w:outlineLvl w:val="0"/>
+              <w:rPr>
+                <w:rFonts w:ascii="Times New Roman" w:hAnsi="Times New Roman" w:cs="Times New Roman"/>
+                <w:sz w:val="20"/>
+                <w:szCs w:val="20"/>
+              </w:rPr>
+            </w:pPr>
+            <w:r>
+              <w:rPr>
+                <w:rFonts w:ascii="Times New Roman" w:hAnsi="Times New Roman" w:cs="Times New Roman"/>
+                <w:sz w:val="20"/>
+                <w:szCs w:val="20"/>
+              </w:rPr>
+              <w:t xml:space="preserve">Siehe Korrektur T. 8–12: Tektur auf Tektur. </w:t>
+            </w:r>
           </w:p>
         </w:tc>
       </w:tr>
@@ -8359,6 +8682,14 @@
                 <w:szCs w:val="20"/>
               </w:rPr>
             </w:pPr>
+            <w:r>
+              <w:rPr>
+                <w:rFonts w:ascii="Times New Roman" w:hAnsi="Times New Roman" w:cs="Times New Roman"/>
+                <w:sz w:val="20"/>
+                <w:szCs w:val="20"/>
+              </w:rPr>
+              <w:t>12</w:t>
+            </w:r>
           </w:p>
         </w:tc>
         <w:tc>
@@ -8381,6 +8712,30 @@
                 <w:szCs w:val="20"/>
               </w:rPr>
             </w:pPr>
+            <w:r>
+              <w:rPr>
+                <w:rFonts w:ascii="Times New Roman" w:hAnsi="Times New Roman" w:cs="Times New Roman"/>
+                <w:sz w:val="20"/>
+                <w:szCs w:val="20"/>
+              </w:rPr>
+              <w:t>Klav</w:t>
+            </w:r>
+            <w:r>
+              <w:rPr>
+                <w:rFonts w:ascii="Times New Roman" w:hAnsi="Times New Roman" w:cs="Times New Roman"/>
+                <w:sz w:val="20"/>
+                <w:szCs w:val="20"/>
+              </w:rPr>
+              <w:t>.</w:t>
+            </w:r>
+            <w:r>
+              <w:rPr>
+                <w:rFonts w:ascii="Times New Roman" w:hAnsi="Times New Roman" w:cs="Times New Roman"/>
+                <w:sz w:val="20"/>
+                <w:szCs w:val="20"/>
+              </w:rPr>
+              <w:t xml:space="preserve"> u.</w:t>
+            </w:r>
           </w:p>
         </w:tc>
         <w:tc>
@@ -8403,6 +8758,38 @@
                 <w:szCs w:val="20"/>
               </w:rPr>
             </w:pPr>
+            <w:r>
+              <w:rPr>
+                <w:rFonts w:ascii="Times New Roman" w:hAnsi="Times New Roman" w:cs="Times New Roman"/>
+                <w:sz w:val="20"/>
+                <w:szCs w:val="20"/>
+              </w:rPr>
+              <w:t>2.</w:t>
+            </w:r>
+            <w:r>
+              <w:rPr>
+                <w:rFonts w:ascii="Times New Roman" w:hAnsi="Times New Roman" w:cs="Times New Roman"/>
+                <w:sz w:val="20"/>
+                <w:szCs w:val="20"/>
+              </w:rPr>
+              <w:t>–4</w:t>
+            </w:r>
+            <w:r>
+              <w:rPr>
+                <w:rFonts w:ascii="Times New Roman" w:hAnsi="Times New Roman" w:cs="Times New Roman"/>
+                <w:sz w:val="20"/>
+                <w:szCs w:val="20"/>
+              </w:rPr>
+              <w:t>. Note</w:t>
+            </w:r>
+            <w:r>
+              <w:rPr>
+                <w:rFonts w:ascii="Times New Roman" w:hAnsi="Times New Roman" w:cs="Times New Roman"/>
+                <w:sz w:val="20"/>
+                <w:szCs w:val="20"/>
+              </w:rPr>
+              <w:t xml:space="preserve"> </w:t>
+            </w:r>
           </w:p>
         </w:tc>
         <w:tc>
@@ -8425,6 +8812,50 @@
                 <w:szCs w:val="20"/>
               </w:rPr>
             </w:pPr>
+            <w:r>
+              <w:rPr>
+                <w:rFonts w:ascii="Times New Roman" w:hAnsi="Times New Roman" w:cs="Times New Roman"/>
+                <w:sz w:val="20"/>
+                <w:szCs w:val="20"/>
+              </w:rPr>
+              <w:t xml:space="preserve">Auf Tektur. Unter Tektur: </w:t>
+            </w:r>
+            <w:r>
+              <w:rPr>
+                <w:rFonts w:ascii="Times New Roman" w:hAnsi="Times New Roman" w:cs="Times New Roman"/>
+                <w:sz w:val="20"/>
+                <w:szCs w:val="20"/>
+                <w:highlight w:val="red"/>
+              </w:rPr>
+              <w:t>###</w:t>
+            </w:r>
+            <w:r>
+              <w:rPr>
+                <w:rFonts w:ascii="Times New Roman" w:hAnsi="Times New Roman" w:cs="Times New Roman"/>
+                <w:sz w:val="20"/>
+                <w:szCs w:val="20"/>
+              </w:rPr>
+              <w:t xml:space="preserve">. </w:t>
+            </w:r>
+          </w:p>
+          <w:p>
+            <w:pPr>
+              <w:spacing w:after="0" w:line="360" w:lineRule="auto"/>
+              <w:outlineLvl w:val="0"/>
+              <w:rPr>
+                <w:rFonts w:ascii="Times New Roman" w:hAnsi="Times New Roman" w:cs="Times New Roman"/>
+                <w:sz w:val="20"/>
+                <w:szCs w:val="20"/>
+              </w:rPr>
+            </w:pPr>
+            <w:r>
+              <w:rPr>
+                <w:rFonts w:ascii="Times New Roman" w:hAnsi="Times New Roman" w:cs="Times New Roman"/>
+                <w:sz w:val="20"/>
+                <w:szCs w:val="20"/>
+              </w:rPr>
+              <w:t xml:space="preserve">Siehe Korrektur T. 8–12: Tektur auf Tektur. </w:t>
+            </w:r>
           </w:p>
         </w:tc>
       </w:tr>
@@ -8452,6 +8883,14 @@
                 <w:szCs w:val="20"/>
               </w:rPr>
             </w:pPr>
+            <w:r>
+              <w:rPr>
+                <w:rFonts w:ascii="Times New Roman" w:hAnsi="Times New Roman" w:cs="Times New Roman"/>
+                <w:sz w:val="20"/>
+                <w:szCs w:val="20"/>
+              </w:rPr>
+              <w:t>13</w:t>
+            </w:r>
           </w:p>
         </w:tc>
         <w:tc>
@@ -8474,6 +8913,14 @@
                 <w:szCs w:val="20"/>
               </w:rPr>
             </w:pPr>
+            <w:r>
+              <w:rPr>
+                <w:rFonts w:ascii="Times New Roman" w:hAnsi="Times New Roman" w:cs="Times New Roman"/>
+                <w:sz w:val="20"/>
+                <w:szCs w:val="20"/>
+              </w:rPr>
+              <w:t>Klav. o.</w:t>
+            </w:r>
           </w:p>
         </w:tc>
         <w:tc>
@@ -8496,6 +8943,14 @@
                 <w:szCs w:val="20"/>
               </w:rPr>
             </w:pPr>
+            <w:r>
+              <w:rPr>
+                <w:rFonts w:ascii="Times New Roman" w:hAnsi="Times New Roman" w:cs="Times New Roman"/>
+                <w:sz w:val="20"/>
+                <w:szCs w:val="20"/>
+              </w:rPr>
+              <w:t>(2/4)</w:t>
+            </w:r>
           </w:p>
         </w:tc>
         <w:tc>
@@ -8518,6 +8973,31 @@
                 <w:szCs w:val="20"/>
               </w:rPr>
             </w:pPr>
+            <w:r>
+              <w:rPr>
+                <w:rFonts w:ascii="Times New Roman" w:hAnsi="Times New Roman" w:cs="Times New Roman"/>
+                <w:sz w:val="20"/>
+                <w:szCs w:val="20"/>
+              </w:rPr>
+              <w:t xml:space="preserve">Auf Tektur. Unter Tektur: </w:t>
+            </w:r>
+            <w:r>
+              <w:rPr>
+                <w:rFonts w:ascii="Times New Roman" w:hAnsi="Times New Roman" w:cs="Times New Roman"/>
+                <w:sz w:val="20"/>
+                <w:szCs w:val="20"/>
+                <w:highlight w:val="red"/>
+              </w:rPr>
+              <w:t>###</w:t>
+            </w:r>
+            <w:r>
+              <w:rPr>
+                <w:rFonts w:ascii="Times New Roman" w:hAnsi="Times New Roman" w:cs="Times New Roman"/>
+                <w:sz w:val="20"/>
+                <w:szCs w:val="20"/>
+              </w:rPr>
+              <w:t xml:space="preserve">. </w:t>
+            </w:r>
           </w:p>
         </w:tc>
       </w:tr>
@@ -8545,6 +9025,14 @@
                 <w:szCs w:val="20"/>
               </w:rPr>
             </w:pPr>
+            <w:r>
+              <w:rPr>
+                <w:rFonts w:ascii="Times New Roman" w:hAnsi="Times New Roman" w:cs="Times New Roman"/>
+                <w:sz w:val="20"/>
+                <w:szCs w:val="20"/>
+              </w:rPr>
+              <w:t>15</w:t>
+            </w:r>
           </w:p>
         </w:tc>
         <w:tc>
@@ -8567,6 +9055,14 @@
                 <w:szCs w:val="20"/>
               </w:rPr>
             </w:pPr>
+            <w:r>
+              <w:rPr>
+                <w:rFonts w:ascii="Times New Roman" w:hAnsi="Times New Roman" w:cs="Times New Roman"/>
+                <w:sz w:val="20"/>
+                <w:szCs w:val="20"/>
+              </w:rPr>
+              <w:t>Klav. o.</w:t>
+            </w:r>
           </w:p>
         </w:tc>
         <w:tc>
@@ -8589,6 +9085,14 @@
                 <w:szCs w:val="20"/>
               </w:rPr>
             </w:pPr>
+            <w:r>
+              <w:rPr>
+                <w:rFonts w:ascii="Times New Roman" w:hAnsi="Times New Roman" w:cs="Times New Roman"/>
+                <w:sz w:val="20"/>
+                <w:szCs w:val="20"/>
+              </w:rPr>
+              <w:t>3/8</w:t>
+            </w:r>
           </w:p>
         </w:tc>
         <w:tc>
@@ -8611,6 +9115,31 @@
                 <w:szCs w:val="20"/>
               </w:rPr>
             </w:pPr>
+            <w:r>
+              <w:rPr>
+                <w:rFonts w:ascii="Times New Roman" w:hAnsi="Times New Roman" w:cs="Times New Roman"/>
+                <w:sz w:val="20"/>
+                <w:szCs w:val="20"/>
+              </w:rPr>
+              <w:t>b</w:t>
+            </w:r>
+            <w:r>
+              <w:rPr>
+                <w:rFonts w:ascii="Times New Roman" w:hAnsi="Times New Roman" w:cs="Times New Roman"/>
+                <w:sz w:val="20"/>
+                <w:szCs w:val="20"/>
+                <w:vertAlign w:val="superscript"/>
+              </w:rPr>
+              <w:t>1</w:t>
+            </w:r>
+            <w:r>
+              <w:rPr>
+                <w:rFonts w:ascii="Times New Roman" w:hAnsi="Times New Roman" w:cs="Times New Roman"/>
+                <w:sz w:val="20"/>
+                <w:szCs w:val="20"/>
+              </w:rPr>
+              <w:t xml:space="preserve"> auf Rasur. </w:t>
+            </w:r>
           </w:p>
         </w:tc>
       </w:tr>
@@ -8638,6 +9167,14 @@
                 <w:szCs w:val="20"/>
               </w:rPr>
             </w:pPr>
+            <w:r>
+              <w:rPr>
+                <w:rFonts w:ascii="Times New Roman" w:hAnsi="Times New Roman" w:cs="Times New Roman"/>
+                <w:sz w:val="20"/>
+                <w:szCs w:val="20"/>
+              </w:rPr>
+              <w:t>16</w:t>
+            </w:r>
           </w:p>
         </w:tc>
         <w:tc>
@@ -8660,6 +9197,14 @@
                 <w:szCs w:val="20"/>
               </w:rPr>
             </w:pPr>
+            <w:r>
+              <w:rPr>
+                <w:rFonts w:ascii="Times New Roman" w:hAnsi="Times New Roman" w:cs="Times New Roman"/>
+                <w:sz w:val="20"/>
+                <w:szCs w:val="20"/>
+              </w:rPr>
+              <w:t>Klav. o.</w:t>
+            </w:r>
           </w:p>
         </w:tc>
         <w:tc>
@@ -8682,6 +9227,14 @@
                 <w:szCs w:val="20"/>
               </w:rPr>
             </w:pPr>
+            <w:r>
+              <w:rPr>
+                <w:rFonts w:ascii="Times New Roman" w:hAnsi="Times New Roman" w:cs="Times New Roman"/>
+                <w:sz w:val="20"/>
+                <w:szCs w:val="20"/>
+              </w:rPr>
+              <w:t>2–4/8</w:t>
+            </w:r>
           </w:p>
         </w:tc>
         <w:tc>
@@ -8704,6 +9257,14 @@
                 <w:szCs w:val="20"/>
               </w:rPr>
             </w:pPr>
+            <w:r>
+              <w:rPr>
+                <w:rFonts w:ascii="Times New Roman" w:hAnsi="Times New Roman" w:cs="Times New Roman"/>
+                <w:sz w:val="20"/>
+                <w:szCs w:val="20"/>
+              </w:rPr>
+              <w:t xml:space="preserve">Achtelbalken auf Rasur. </w:t>
+            </w:r>
           </w:p>
         </w:tc>
       </w:tr>
@@ -8731,6 +9292,14 @@
                 <w:szCs w:val="20"/>
               </w:rPr>
             </w:pPr>
+            <w:r>
+              <w:rPr>
+                <w:rFonts w:ascii="Times New Roman" w:hAnsi="Times New Roman" w:cs="Times New Roman"/>
+                <w:sz w:val="20"/>
+                <w:szCs w:val="20"/>
+              </w:rPr>
+              <w:t>17</w:t>
+            </w:r>
           </w:p>
         </w:tc>
         <w:tc>
@@ -8775,6 +9344,14 @@
                 <w:szCs w:val="20"/>
               </w:rPr>
             </w:pPr>
+            <w:r>
+              <w:rPr>
+                <w:rFonts w:ascii="Times New Roman" w:hAnsi="Times New Roman" w:cs="Times New Roman"/>
+                <w:sz w:val="20"/>
+                <w:szCs w:val="20"/>
+              </w:rPr>
+              <w:t>Taktanfang</w:t>
+            </w:r>
           </w:p>
         </w:tc>
         <w:tc>
@@ -8797,6 +9374,32 @@
                 <w:szCs w:val="20"/>
               </w:rPr>
             </w:pPr>
+            <w:r>
+              <w:rPr>
+                <w:rFonts w:ascii="Times New Roman" w:hAnsi="Times New Roman" w:cs="Times New Roman"/>
+                <w:sz w:val="20"/>
+                <w:szCs w:val="20"/>
+              </w:rPr>
+              <w:t xml:space="preserve">Taktvorzeichnung </w:t>
+            </w:r>
+            <w:r>
+              <w:rPr>
+                <w:rFonts w:ascii="Times New Roman" w:hAnsi="Times New Roman" w:cs="Times New Roman"/>
+                <w:i/>
+                <w:iCs/>
+                <w:sz w:val="20"/>
+                <w:szCs w:val="20"/>
+              </w:rPr>
+              <w:t>3/4</w:t>
+            </w:r>
+            <w:r>
+              <w:rPr>
+                <w:rFonts w:ascii="Times New Roman" w:hAnsi="Times New Roman" w:cs="Times New Roman"/>
+                <w:sz w:val="20"/>
+                <w:szCs w:val="20"/>
+              </w:rPr>
+              <w:t xml:space="preserve"> gestrichen mit schwarzer Tinte.</w:t>
+            </w:r>
           </w:p>
         </w:tc>
       </w:tr>
@@ -8824,6 +9427,14 @@
                 <w:szCs w:val="20"/>
               </w:rPr>
             </w:pPr>
+            <w:r>
+              <w:rPr>
+                <w:rFonts w:ascii="Times New Roman" w:hAnsi="Times New Roman" w:cs="Times New Roman"/>
+                <w:sz w:val="20"/>
+                <w:szCs w:val="20"/>
+              </w:rPr>
+              <w:t xml:space="preserve">18–19 </w:t>
+            </w:r>
           </w:p>
         </w:tc>
         <w:tc>
@@ -8890,6 +9501,31 @@
                 <w:szCs w:val="20"/>
               </w:rPr>
             </w:pPr>
+            <w:r>
+              <w:rPr>
+                <w:rFonts w:ascii="Times New Roman" w:hAnsi="Times New Roman" w:cs="Times New Roman"/>
+                <w:sz w:val="20"/>
+                <w:szCs w:val="20"/>
+              </w:rPr>
+              <w:t xml:space="preserve">Auf Tektur. Unter Tektur: </w:t>
+            </w:r>
+            <w:r>
+              <w:rPr>
+                <w:rFonts w:ascii="Times New Roman" w:hAnsi="Times New Roman" w:cs="Times New Roman"/>
+                <w:sz w:val="20"/>
+                <w:szCs w:val="20"/>
+                <w:highlight w:val="red"/>
+              </w:rPr>
+              <w:t>###</w:t>
+            </w:r>
+            <w:r>
+              <w:rPr>
+                <w:rFonts w:ascii="Times New Roman" w:hAnsi="Times New Roman" w:cs="Times New Roman"/>
+                <w:sz w:val="20"/>
+                <w:szCs w:val="20"/>
+              </w:rPr>
+              <w:t>.</w:t>
+            </w:r>
           </w:p>
         </w:tc>
       </w:tr>
@@ -8917,6 +9553,14 @@
                 <w:szCs w:val="20"/>
               </w:rPr>
             </w:pPr>
+            <w:r>
+              <w:rPr>
+                <w:rFonts w:ascii="Times New Roman" w:hAnsi="Times New Roman" w:cs="Times New Roman"/>
+                <w:sz w:val="20"/>
+                <w:szCs w:val="20"/>
+              </w:rPr>
+              <w:t xml:space="preserve">20–24 </w:t>
+            </w:r>
           </w:p>
         </w:tc>
         <w:tc>
@@ -8983,6 +9627,38 @@
                 <w:szCs w:val="20"/>
               </w:rPr>
             </w:pPr>
+            <w:r>
+              <w:rPr>
+                <w:rFonts w:ascii="Times New Roman" w:hAnsi="Times New Roman" w:cs="Times New Roman"/>
+                <w:sz w:val="20"/>
+                <w:szCs w:val="20"/>
+              </w:rPr>
+              <w:t>Teilweise auf Tektur</w:t>
+            </w:r>
+            <w:r>
+              <w:rPr>
+                <w:rFonts w:ascii="Times New Roman" w:hAnsi="Times New Roman" w:cs="Times New Roman"/>
+                <w:sz w:val="20"/>
+                <w:szCs w:val="20"/>
+              </w:rPr>
+              <w:t xml:space="preserve"> (</w:t>
+            </w:r>
+            <w:r>
+              <w:rPr>
+                <w:rFonts w:ascii="Times New Roman" w:hAnsi="Times New Roman" w:cs="Times New Roman"/>
+                <w:sz w:val="20"/>
+                <w:szCs w:val="20"/>
+              </w:rPr>
+              <w:t>T. 20</w:t>
+            </w:r>
+            <w:r>
+              <w:rPr>
+                <w:rFonts w:ascii="Times New Roman" w:hAnsi="Times New Roman" w:cs="Times New Roman"/>
+                <w:sz w:val="20"/>
+                <w:szCs w:val="20"/>
+              </w:rPr>
+              <w:t xml:space="preserve">–22: nur Klav., T. 23–24: Gg. und Klav.). Unter Tektur: leere Systeme.  </w:t>
+            </w:r>
           </w:p>
         </w:tc>
       </w:tr>
@@ -9010,6 +9686,14 @@
                 <w:szCs w:val="20"/>
               </w:rPr>
             </w:pPr>
+            <w:r>
+              <w:rPr>
+                <w:rFonts w:ascii="Times New Roman" w:hAnsi="Times New Roman" w:cs="Times New Roman"/>
+                <w:sz w:val="20"/>
+                <w:szCs w:val="20"/>
+              </w:rPr>
+              <w:t>24</w:t>
+            </w:r>
           </w:p>
         </w:tc>
         <w:tc>
@@ -9032,6 +9716,14 @@
                 <w:szCs w:val="20"/>
               </w:rPr>
             </w:pPr>
+            <w:r>
+              <w:rPr>
+                <w:rFonts w:ascii="Times New Roman" w:hAnsi="Times New Roman" w:cs="Times New Roman"/>
+                <w:sz w:val="20"/>
+                <w:szCs w:val="20"/>
+              </w:rPr>
+              <w:t>Klav. u.</w:t>
+            </w:r>
           </w:p>
         </w:tc>
         <w:tc>
@@ -9054,6 +9746,14 @@
                 <w:szCs w:val="20"/>
               </w:rPr>
             </w:pPr>
+            <w:r>
+              <w:rPr>
+                <w:rFonts w:ascii="Times New Roman" w:hAnsi="Times New Roman" w:cs="Times New Roman"/>
+                <w:sz w:val="20"/>
+                <w:szCs w:val="20"/>
+              </w:rPr>
+              <w:t>2/16, 5/16</w:t>
+            </w:r>
           </w:p>
         </w:tc>
         <w:tc>
@@ -9076,6 +9776,65 @@
                 <w:szCs w:val="20"/>
               </w:rPr>
             </w:pPr>
+            <w:r>
+              <w:rPr>
+                <w:rFonts w:ascii="Times New Roman" w:hAnsi="Times New Roman" w:cs="Times New Roman"/>
+                <w:sz w:val="20"/>
+                <w:szCs w:val="20"/>
+              </w:rPr>
+              <w:t xml:space="preserve">H rasiert. </w:t>
+            </w:r>
+            <w:r>
+              <w:rPr>
+                <w:rFonts w:ascii="Times New Roman" w:hAnsi="Times New Roman" w:cs="Times New Roman"/>
+                <w:sz w:val="20"/>
+                <w:szCs w:val="20"/>
+                <w:highlight w:val="red"/>
+              </w:rPr>
+              <w:t>##</w:t>
+            </w:r>
+            <w:r>
+              <w:rPr>
+                <w:rFonts w:ascii="Times New Roman" w:hAnsi="Times New Roman" w:cs="Times New Roman"/>
+                <w:sz w:val="20"/>
+                <w:szCs w:val="20"/>
+              </w:rPr>
+              <w:t xml:space="preserve">Ante </w:t>
+            </w:r>
+            <w:proofErr w:type="spellStart"/>
+            <w:r>
+              <w:rPr>
+                <w:rFonts w:ascii="Times New Roman" w:hAnsi="Times New Roman" w:cs="Times New Roman"/>
+                <w:sz w:val="20"/>
+                <w:szCs w:val="20"/>
+              </w:rPr>
+              <w:t>correcturam</w:t>
+            </w:r>
+            <w:proofErr w:type="spellEnd"/>
+            <w:r>
+              <w:rPr>
+                <w:rFonts w:ascii="Times New Roman" w:hAnsi="Times New Roman" w:cs="Times New Roman"/>
+                <w:sz w:val="20"/>
+                <w:szCs w:val="20"/>
+              </w:rPr>
+              <w:t xml:space="preserve">: [b]Es/H/[a]e/[a]g oder </w:t>
+            </w:r>
+            <w:r>
+              <w:rPr>
+                <w:rFonts w:ascii="Times New Roman" w:hAnsi="Times New Roman" w:cs="Times New Roman"/>
+                <w:sz w:val="20"/>
+                <w:szCs w:val="20"/>
+              </w:rPr>
+              <w:t>H/[a]e/[a]g</w:t>
+            </w:r>
+            <w:r>
+              <w:rPr>
+                <w:rFonts w:ascii="Times New Roman" w:hAnsi="Times New Roman" w:cs="Times New Roman"/>
+                <w:sz w:val="20"/>
+                <w:szCs w:val="20"/>
+              </w:rPr>
+              <w:t>?</w:t>
+            </w:r>
           </w:p>
         </w:tc>
       </w:tr>
@@ -9085,90 +9844,110 @@
         </w:trPr>
         <w:tc>
           <w:tcPr>
-            <w:tcW w:w="920" w:type="dxa"/>
-            <w:tcBorders>
-              <w:top w:val="single" w:sz="4" w:space="0" w:color="auto"/>
-              <w:left w:val="single" w:sz="4" w:space="0" w:color="auto"/>
-              <w:bottom w:val="single" w:sz="4" w:space="0" w:color="auto"/>
-              <w:right w:val="single" w:sz="4" w:space="0" w:color="auto"/>
-            </w:tcBorders>
-          </w:tcPr>
-          <w:p>
-            <w:pPr>
-              <w:spacing w:after="0" w:line="360" w:lineRule="auto"/>
-              <w:outlineLvl w:val="0"/>
-              <w:rPr>
-                <w:rFonts w:ascii="Times New Roman" w:hAnsi="Times New Roman" w:cs="Times New Roman"/>
-                <w:sz w:val="20"/>
-                <w:szCs w:val="20"/>
-              </w:rPr>
-            </w:pPr>
-          </w:p>
-        </w:tc>
-        <w:tc>
-          <w:tcPr>
-            <w:tcW w:w="1134" w:type="dxa"/>
-            <w:tcBorders>
-              <w:top w:val="single" w:sz="4" w:space="0" w:color="auto"/>
-              <w:left w:val="single" w:sz="4" w:space="0" w:color="auto"/>
-              <w:bottom w:val="single" w:sz="4" w:space="0" w:color="auto"/>
-              <w:right w:val="single" w:sz="4" w:space="0" w:color="auto"/>
-            </w:tcBorders>
-          </w:tcPr>
-          <w:p>
-            <w:pPr>
-              <w:spacing w:after="0" w:line="360" w:lineRule="auto"/>
-              <w:outlineLvl w:val="0"/>
-              <w:rPr>
-                <w:rFonts w:ascii="Times New Roman" w:hAnsi="Times New Roman" w:cs="Times New Roman"/>
-                <w:sz w:val="20"/>
-                <w:szCs w:val="20"/>
-              </w:rPr>
-            </w:pPr>
-          </w:p>
-        </w:tc>
-        <w:tc>
-          <w:tcPr>
-            <w:tcW w:w="1278" w:type="dxa"/>
-            <w:tcBorders>
-              <w:top w:val="single" w:sz="4" w:space="0" w:color="auto"/>
-              <w:left w:val="single" w:sz="4" w:space="0" w:color="auto"/>
-              <w:bottom w:val="single" w:sz="4" w:space="0" w:color="auto"/>
-              <w:right w:val="single" w:sz="4" w:space="0" w:color="auto"/>
-            </w:tcBorders>
-          </w:tcPr>
-          <w:p>
-            <w:pPr>
-              <w:spacing w:after="0" w:line="360" w:lineRule="auto"/>
-              <w:outlineLvl w:val="0"/>
-              <w:rPr>
-                <w:rFonts w:ascii="Times New Roman" w:hAnsi="Times New Roman" w:cs="Times New Roman"/>
-                <w:sz w:val="20"/>
-                <w:szCs w:val="20"/>
-              </w:rPr>
-            </w:pPr>
-          </w:p>
-        </w:tc>
-        <w:tc>
-          <w:tcPr>
-            <w:tcW w:w="5880" w:type="dxa"/>
-            <w:tcBorders>
-              <w:top w:val="single" w:sz="4" w:space="0" w:color="auto"/>
-              <w:left w:val="single" w:sz="4" w:space="0" w:color="auto"/>
-              <w:bottom w:val="single" w:sz="4" w:space="0" w:color="auto"/>
-              <w:right w:val="single" w:sz="4" w:space="0" w:color="auto"/>
-            </w:tcBorders>
-          </w:tcPr>
-          <w:p>
-            <w:pPr>
-              <w:spacing w:after="0" w:line="360" w:lineRule="auto"/>
-              <w:outlineLvl w:val="0"/>
-              <w:rPr>
-                <w:rFonts w:ascii="Times New Roman" w:hAnsi="Times New Roman" w:cs="Times New Roman"/>
-                <w:sz w:val="20"/>
-                <w:szCs w:val="20"/>
-              </w:rPr>
-            </w:pPr>
+            <w:tcW w:w="9212" w:type="dxa"/>
+            <w:gridSpan w:val="4"/>
+            <w:tcBorders>
+              <w:top w:val="single" w:sz="4" w:space="0" w:color="auto"/>
+              <w:left w:val="single" w:sz="4" w:space="0" w:color="auto"/>
+              <w:bottom w:val="single" w:sz="4" w:space="0" w:color="auto"/>
+              <w:right w:val="single" w:sz="4" w:space="0" w:color="auto"/>
+            </w:tcBorders>
+          </w:tcPr>
+          <w:p>
+            <w:pPr>
+              <w:spacing w:after="0" w:line="360" w:lineRule="auto"/>
+              <w:outlineLvl w:val="0"/>
+              <w:rPr>
+                <w:rFonts w:ascii="Times New Roman" w:hAnsi="Times New Roman" w:cs="Times New Roman"/>
+                <w:sz w:val="20"/>
+                <w:szCs w:val="20"/>
+              </w:rPr>
+            </w:pPr>
+            <w:r>
+              <w:rPr>
+                <w:rFonts w:ascii="Times New Roman" w:hAnsi="Times New Roman" w:cs="Times New Roman"/>
+                <w:sz w:val="20"/>
+                <w:szCs w:val="20"/>
+                <w:lang w:val="de-DE"/>
+              </w:rPr>
+              <w:t>I</w:t>
+            </w:r>
+            <w:r>
+              <w:rPr>
+                <w:rFonts w:ascii="Times New Roman" w:hAnsi="Times New Roman" w:cs="Times New Roman"/>
+                <w:sz w:val="20"/>
+                <w:szCs w:val="20"/>
+                <w:lang w:val="de-DE"/>
+              </w:rPr>
+              <w:t>I</w:t>
+            </w:r>
+            <w:r>
+              <w:rPr>
+                <w:rFonts w:ascii="Times New Roman" w:hAnsi="Times New Roman" w:cs="Times New Roman"/>
+                <w:sz w:val="20"/>
+                <w:szCs w:val="20"/>
+                <w:lang w:val="de-DE"/>
+              </w:rPr>
+              <w:t xml:space="preserve">I </w:t>
+            </w:r>
+            <w:r>
+              <w:rPr>
+                <w:rFonts w:ascii="Times New Roman" w:hAnsi="Times New Roman" w:cs="Times New Roman"/>
+                <w:sz w:val="20"/>
+                <w:szCs w:val="20"/>
+                <w:highlight w:val="red"/>
+                <w:lang w:val="de-DE"/>
+              </w:rPr>
+              <w:t>##</w:t>
+            </w:r>
+            <w:proofErr w:type="gramStart"/>
+            <w:r>
+              <w:rPr>
+                <w:rFonts w:ascii="Times New Roman" w:hAnsi="Times New Roman" w:cs="Times New Roman"/>
+                <w:sz w:val="20"/>
+                <w:szCs w:val="20"/>
+                <w:highlight w:val="red"/>
+                <w:lang w:val="de-DE"/>
+              </w:rPr>
+              <w:t>#</w:t>
+            </w:r>
+            <w:r>
+              <w:rPr>
+                <w:rFonts w:ascii="Times New Roman" w:hAnsi="Times New Roman" w:cs="Times New Roman"/>
+                <w:sz w:val="20"/>
+                <w:szCs w:val="20"/>
+                <w:lang w:val="de-DE"/>
+              </w:rPr>
+              <w:t>(</w:t>
+            </w:r>
+            <w:proofErr w:type="gramEnd"/>
+            <w:r>
+              <w:rPr>
+                <w:rFonts w:ascii="Times New Roman" w:hAnsi="Times New Roman" w:cs="Times New Roman"/>
+                <w:sz w:val="20"/>
+                <w:szCs w:val="20"/>
+                <w:lang w:val="de-DE"/>
+              </w:rPr>
+              <w:t>M 16</w:t>
+            </w:r>
+            <w:r>
+              <w:rPr>
+                <w:rFonts w:ascii="Times New Roman" w:hAnsi="Times New Roman" w:cs="Times New Roman"/>
+                <w:sz w:val="20"/>
+                <w:szCs w:val="20"/>
+                <w:lang w:val="de-DE"/>
+              </w:rPr>
+              <w:t>3</w:t>
+            </w:r>
+            <w:r>
+              <w:rPr>
+                <w:rFonts w:ascii="Times New Roman" w:hAnsi="Times New Roman" w:cs="Times New Roman"/>
+                <w:sz w:val="20"/>
+                <w:szCs w:val="20"/>
+                <w:lang w:val="de-DE"/>
+              </w:rPr>
+              <w:t>: Textfassung 1)</w:t>
+            </w:r>
           </w:p>
         </w:tc>
       </w:tr>
@@ -9196,6 +9975,14 @@
                 <w:szCs w:val="20"/>
               </w:rPr>
             </w:pPr>
+            <w:r>
+              <w:rPr>
+                <w:rFonts w:ascii="Times New Roman" w:hAnsi="Times New Roman" w:cs="Times New Roman"/>
+                <w:sz w:val="20"/>
+                <w:szCs w:val="20"/>
+              </w:rPr>
+              <w:t>4</w:t>
+            </w:r>
           </w:p>
         </w:tc>
         <w:tc>
@@ -9218,6 +10005,14 @@
                 <w:szCs w:val="20"/>
               </w:rPr>
             </w:pPr>
+            <w:r>
+              <w:rPr>
+                <w:rFonts w:ascii="Times New Roman" w:hAnsi="Times New Roman" w:cs="Times New Roman"/>
+                <w:sz w:val="20"/>
+                <w:szCs w:val="20"/>
+              </w:rPr>
+              <w:t>Gg.</w:t>
+            </w:r>
           </w:p>
         </w:tc>
         <w:tc>
@@ -9240,6 +10035,14 @@
                 <w:szCs w:val="20"/>
               </w:rPr>
             </w:pPr>
+            <w:r>
+              <w:rPr>
+                <w:rFonts w:ascii="Times New Roman" w:hAnsi="Times New Roman" w:cs="Times New Roman"/>
+                <w:sz w:val="20"/>
+                <w:szCs w:val="20"/>
+              </w:rPr>
+              <w:t>1.–5. Note</w:t>
+            </w:r>
           </w:p>
         </w:tc>
         <w:tc>
@@ -9262,6 +10065,31 @@
                 <w:szCs w:val="20"/>
               </w:rPr>
             </w:pPr>
+            <w:r>
+              <w:rPr>
+                <w:rFonts w:ascii="Times New Roman" w:hAnsi="Times New Roman" w:cs="Times New Roman"/>
+                <w:sz w:val="20"/>
+                <w:szCs w:val="20"/>
+              </w:rPr>
+              <w:t xml:space="preserve">Auf Tektur. Unter Tektur: </w:t>
+            </w:r>
+            <w:r>
+              <w:rPr>
+                <w:rFonts w:ascii="Times New Roman" w:hAnsi="Times New Roman" w:cs="Times New Roman"/>
+                <w:sz w:val="20"/>
+                <w:szCs w:val="20"/>
+                <w:highlight w:val="red"/>
+              </w:rPr>
+              <w:t>###</w:t>
+            </w:r>
+            <w:r>
+              <w:rPr>
+                <w:rFonts w:ascii="Times New Roman" w:hAnsi="Times New Roman" w:cs="Times New Roman"/>
+                <w:sz w:val="20"/>
+                <w:szCs w:val="20"/>
+              </w:rPr>
+              <w:t xml:space="preserve">. </w:t>
+            </w:r>
           </w:p>
         </w:tc>
       </w:tr>
@@ -9289,6 +10117,14 @@
                 <w:szCs w:val="20"/>
               </w:rPr>
             </w:pPr>
+            <w:r>
+              <w:rPr>
+                <w:rFonts w:ascii="Times New Roman" w:hAnsi="Times New Roman" w:cs="Times New Roman"/>
+                <w:sz w:val="20"/>
+                <w:szCs w:val="20"/>
+              </w:rPr>
+              <w:t>7</w:t>
+            </w:r>
           </w:p>
         </w:tc>
         <w:tc>
@@ -9311,6 +10147,14 @@
                 <w:szCs w:val="20"/>
               </w:rPr>
             </w:pPr>
+            <w:r>
+              <w:rPr>
+                <w:rFonts w:ascii="Times New Roman" w:hAnsi="Times New Roman" w:cs="Times New Roman"/>
+                <w:sz w:val="20"/>
+                <w:szCs w:val="20"/>
+              </w:rPr>
+              <w:t xml:space="preserve">Gg. </w:t>
+            </w:r>
           </w:p>
         </w:tc>
         <w:tc>
@@ -9333,6 +10177,14 @@
                 <w:szCs w:val="20"/>
               </w:rPr>
             </w:pPr>
+            <w:r>
+              <w:rPr>
+                <w:rFonts w:ascii="Times New Roman" w:hAnsi="Times New Roman" w:cs="Times New Roman"/>
+                <w:sz w:val="20"/>
+                <w:szCs w:val="20"/>
+              </w:rPr>
+              <w:t>2.–3. Note</w:t>
+            </w:r>
           </w:p>
         </w:tc>
         <w:tc>
@@ -9355,6 +10207,14 @@
                 <w:szCs w:val="20"/>
               </w:rPr>
             </w:pPr>
+            <w:r>
+              <w:rPr>
+                <w:rFonts w:ascii="Times New Roman" w:hAnsi="Times New Roman" w:cs="Times New Roman"/>
+                <w:sz w:val="20"/>
+                <w:szCs w:val="20"/>
+              </w:rPr>
+              <w:t>Sechzehntelbalken rasiert.</w:t>
+            </w:r>
           </w:p>
         </w:tc>
       </w:tr>
@@ -9382,6 +10242,14 @@
                 <w:szCs w:val="20"/>
               </w:rPr>
             </w:pPr>
+            <w:r>
+              <w:rPr>
+                <w:rFonts w:ascii="Times New Roman" w:hAnsi="Times New Roman" w:cs="Times New Roman"/>
+                <w:sz w:val="20"/>
+                <w:szCs w:val="20"/>
+              </w:rPr>
+              <w:t>7</w:t>
+            </w:r>
           </w:p>
         </w:tc>
         <w:tc>
@@ -9426,6 +10294,14 @@
                 <w:szCs w:val="20"/>
               </w:rPr>
             </w:pPr>
+            <w:r>
+              <w:rPr>
+                <w:rFonts w:ascii="Times New Roman" w:hAnsi="Times New Roman" w:cs="Times New Roman"/>
+                <w:sz w:val="20"/>
+                <w:szCs w:val="20"/>
+              </w:rPr>
+              <w:t>vor (3/8)</w:t>
+            </w:r>
           </w:p>
         </w:tc>
         <w:tc>
@@ -9448,6 +10324,14 @@
                 <w:szCs w:val="20"/>
               </w:rPr>
             </w:pPr>
+            <w:r>
+              <w:rPr>
+                <w:rFonts w:ascii="Times New Roman" w:hAnsi="Times New Roman" w:cs="Times New Roman"/>
+                <w:sz w:val="20"/>
+                <w:szCs w:val="20"/>
+              </w:rPr>
+              <w:t>Taktstrich rasiert.</w:t>
+            </w:r>
           </w:p>
         </w:tc>
       </w:tr>
@@ -9475,6 +10359,14 @@
                 <w:szCs w:val="20"/>
               </w:rPr>
             </w:pPr>
+            <w:r>
+              <w:rPr>
+                <w:rFonts w:ascii="Times New Roman" w:hAnsi="Times New Roman" w:cs="Times New Roman"/>
+                <w:sz w:val="20"/>
+                <w:szCs w:val="20"/>
+              </w:rPr>
+              <w:t xml:space="preserve">13–15 </w:t>
+            </w:r>
           </w:p>
         </w:tc>
         <w:tc>
@@ -9541,6 +10433,31 @@
                 <w:szCs w:val="20"/>
               </w:rPr>
             </w:pPr>
+            <w:r>
+              <w:rPr>
+                <w:rFonts w:ascii="Times New Roman" w:hAnsi="Times New Roman" w:cs="Times New Roman"/>
+                <w:sz w:val="20"/>
+                <w:szCs w:val="20"/>
+              </w:rPr>
+              <w:t xml:space="preserve">Auf Tektur. Unter Tektur: </w:t>
+            </w:r>
+            <w:r>
+              <w:rPr>
+                <w:rFonts w:ascii="Times New Roman" w:hAnsi="Times New Roman" w:cs="Times New Roman"/>
+                <w:sz w:val="20"/>
+                <w:szCs w:val="20"/>
+                <w:highlight w:val="red"/>
+              </w:rPr>
+              <w:t>###</w:t>
+            </w:r>
+            <w:r>
+              <w:rPr>
+                <w:rFonts w:ascii="Times New Roman" w:hAnsi="Times New Roman" w:cs="Times New Roman"/>
+                <w:sz w:val="20"/>
+                <w:szCs w:val="20"/>
+              </w:rPr>
+              <w:t>.</w:t>
+            </w:r>
           </w:p>
         </w:tc>
       </w:tr>
@@ -9550,90 +10467,110 @@
         </w:trPr>
         <w:tc>
           <w:tcPr>
-            <w:tcW w:w="920" w:type="dxa"/>
-            <w:tcBorders>
-              <w:top w:val="single" w:sz="4" w:space="0" w:color="auto"/>
-              <w:left w:val="single" w:sz="4" w:space="0" w:color="auto"/>
-              <w:bottom w:val="single" w:sz="4" w:space="0" w:color="auto"/>
-              <w:right w:val="single" w:sz="4" w:space="0" w:color="auto"/>
-            </w:tcBorders>
-          </w:tcPr>
-          <w:p>
-            <w:pPr>
-              <w:spacing w:after="0" w:line="360" w:lineRule="auto"/>
-              <w:outlineLvl w:val="0"/>
-              <w:rPr>
-                <w:rFonts w:ascii="Times New Roman" w:hAnsi="Times New Roman" w:cs="Times New Roman"/>
-                <w:sz w:val="20"/>
-                <w:szCs w:val="20"/>
-              </w:rPr>
-            </w:pPr>
-          </w:p>
-        </w:tc>
-        <w:tc>
-          <w:tcPr>
-            <w:tcW w:w="1134" w:type="dxa"/>
-            <w:tcBorders>
-              <w:top w:val="single" w:sz="4" w:space="0" w:color="auto"/>
-              <w:left w:val="single" w:sz="4" w:space="0" w:color="auto"/>
-              <w:bottom w:val="single" w:sz="4" w:space="0" w:color="auto"/>
-              <w:right w:val="single" w:sz="4" w:space="0" w:color="auto"/>
-            </w:tcBorders>
-          </w:tcPr>
-          <w:p>
-            <w:pPr>
-              <w:spacing w:after="0" w:line="360" w:lineRule="auto"/>
-              <w:outlineLvl w:val="0"/>
-              <w:rPr>
-                <w:rFonts w:ascii="Times New Roman" w:hAnsi="Times New Roman" w:cs="Times New Roman"/>
-                <w:sz w:val="20"/>
-                <w:szCs w:val="20"/>
-              </w:rPr>
-            </w:pPr>
-          </w:p>
-        </w:tc>
-        <w:tc>
-          <w:tcPr>
-            <w:tcW w:w="1278" w:type="dxa"/>
-            <w:tcBorders>
-              <w:top w:val="single" w:sz="4" w:space="0" w:color="auto"/>
-              <w:left w:val="single" w:sz="4" w:space="0" w:color="auto"/>
-              <w:bottom w:val="single" w:sz="4" w:space="0" w:color="auto"/>
-              <w:right w:val="single" w:sz="4" w:space="0" w:color="auto"/>
-            </w:tcBorders>
-          </w:tcPr>
-          <w:p>
-            <w:pPr>
-              <w:spacing w:after="0" w:line="360" w:lineRule="auto"/>
-              <w:outlineLvl w:val="0"/>
-              <w:rPr>
-                <w:rFonts w:ascii="Times New Roman" w:hAnsi="Times New Roman" w:cs="Times New Roman"/>
-                <w:sz w:val="20"/>
-                <w:szCs w:val="20"/>
-              </w:rPr>
-            </w:pPr>
-          </w:p>
-        </w:tc>
-        <w:tc>
-          <w:tcPr>
-            <w:tcW w:w="5880" w:type="dxa"/>
-            <w:tcBorders>
-              <w:top w:val="single" w:sz="4" w:space="0" w:color="auto"/>
-              <w:left w:val="single" w:sz="4" w:space="0" w:color="auto"/>
-              <w:bottom w:val="single" w:sz="4" w:space="0" w:color="auto"/>
-              <w:right w:val="single" w:sz="4" w:space="0" w:color="auto"/>
-            </w:tcBorders>
-          </w:tcPr>
-          <w:p>
-            <w:pPr>
-              <w:spacing w:after="0" w:line="360" w:lineRule="auto"/>
-              <w:outlineLvl w:val="0"/>
-              <w:rPr>
-                <w:rFonts w:ascii="Times New Roman" w:hAnsi="Times New Roman" w:cs="Times New Roman"/>
-                <w:sz w:val="20"/>
-                <w:szCs w:val="20"/>
-              </w:rPr>
-            </w:pPr>
+            <w:tcW w:w="9212" w:type="dxa"/>
+            <w:gridSpan w:val="4"/>
+            <w:tcBorders>
+              <w:top w:val="single" w:sz="4" w:space="0" w:color="auto"/>
+              <w:left w:val="single" w:sz="4" w:space="0" w:color="auto"/>
+              <w:bottom w:val="single" w:sz="4" w:space="0" w:color="auto"/>
+              <w:right w:val="single" w:sz="4" w:space="0" w:color="auto"/>
+            </w:tcBorders>
+          </w:tcPr>
+          <w:p>
+            <w:pPr>
+              <w:spacing w:after="0" w:line="360" w:lineRule="auto"/>
+              <w:outlineLvl w:val="0"/>
+              <w:rPr>
+                <w:rFonts w:ascii="Times New Roman" w:hAnsi="Times New Roman" w:cs="Times New Roman"/>
+                <w:sz w:val="20"/>
+                <w:szCs w:val="20"/>
+              </w:rPr>
+            </w:pPr>
+            <w:r>
+              <w:rPr>
+                <w:rFonts w:ascii="Times New Roman" w:hAnsi="Times New Roman" w:cs="Times New Roman"/>
+                <w:sz w:val="20"/>
+                <w:szCs w:val="20"/>
+                <w:lang w:val="de-DE"/>
+              </w:rPr>
+              <w:t>I</w:t>
+            </w:r>
+            <w:r>
+              <w:rPr>
+                <w:rFonts w:ascii="Times New Roman" w:hAnsi="Times New Roman" w:cs="Times New Roman"/>
+                <w:sz w:val="20"/>
+                <w:szCs w:val="20"/>
+                <w:lang w:val="de-DE"/>
+              </w:rPr>
+              <w:t>V</w:t>
+            </w:r>
+            <w:r>
+              <w:rPr>
+                <w:rFonts w:ascii="Times New Roman" w:hAnsi="Times New Roman" w:cs="Times New Roman"/>
+                <w:sz w:val="20"/>
+                <w:szCs w:val="20"/>
+                <w:lang w:val="de-DE"/>
+              </w:rPr>
+              <w:t xml:space="preserve"> </w:t>
+            </w:r>
+            <w:r>
+              <w:rPr>
+                <w:rFonts w:ascii="Times New Roman" w:hAnsi="Times New Roman" w:cs="Times New Roman"/>
+                <w:sz w:val="20"/>
+                <w:szCs w:val="20"/>
+                <w:highlight w:val="red"/>
+                <w:lang w:val="de-DE"/>
+              </w:rPr>
+              <w:t>##</w:t>
+            </w:r>
+            <w:proofErr w:type="gramStart"/>
+            <w:r>
+              <w:rPr>
+                <w:rFonts w:ascii="Times New Roman" w:hAnsi="Times New Roman" w:cs="Times New Roman"/>
+                <w:sz w:val="20"/>
+                <w:szCs w:val="20"/>
+                <w:highlight w:val="red"/>
+                <w:lang w:val="de-DE"/>
+              </w:rPr>
+              <w:t>#</w:t>
+            </w:r>
+            <w:r>
+              <w:rPr>
+                <w:rFonts w:ascii="Times New Roman" w:hAnsi="Times New Roman" w:cs="Times New Roman"/>
+                <w:sz w:val="20"/>
+                <w:szCs w:val="20"/>
+                <w:lang w:val="de-DE"/>
+              </w:rPr>
+              <w:t>(</w:t>
+            </w:r>
+            <w:proofErr w:type="gramEnd"/>
+            <w:r>
+              <w:rPr>
+                <w:rFonts w:ascii="Times New Roman" w:hAnsi="Times New Roman" w:cs="Times New Roman"/>
+                <w:sz w:val="20"/>
+                <w:szCs w:val="20"/>
+                <w:lang w:val="de-DE"/>
+              </w:rPr>
+              <w:t>M 16</w:t>
+            </w:r>
+            <w:r>
+              <w:rPr>
+                <w:rFonts w:ascii="Times New Roman" w:hAnsi="Times New Roman" w:cs="Times New Roman"/>
+                <w:sz w:val="20"/>
+                <w:szCs w:val="20"/>
+                <w:lang w:val="de-DE"/>
+              </w:rPr>
+              <w:t>4</w:t>
+            </w:r>
+            <w:r>
+              <w:rPr>
+                <w:rFonts w:ascii="Times New Roman" w:hAnsi="Times New Roman" w:cs="Times New Roman"/>
+                <w:sz w:val="20"/>
+                <w:szCs w:val="20"/>
+                <w:lang w:val="de-DE"/>
+              </w:rPr>
+              <w:t>: Textfassung 1)</w:t>
+            </w:r>
           </w:p>
         </w:tc>
       </w:tr>
@@ -9661,6 +10598,14 @@
                 <w:szCs w:val="20"/>
               </w:rPr>
             </w:pPr>
+            <w:r>
+              <w:rPr>
+                <w:rFonts w:ascii="Times New Roman" w:hAnsi="Times New Roman" w:cs="Times New Roman"/>
+                <w:sz w:val="20"/>
+                <w:szCs w:val="20"/>
+              </w:rPr>
+              <w:t>2</w:t>
+            </w:r>
           </w:p>
         </w:tc>
         <w:tc>
@@ -9683,6 +10628,14 @@
                 <w:szCs w:val="20"/>
               </w:rPr>
             </w:pPr>
+            <w:r>
+              <w:rPr>
+                <w:rFonts w:ascii="Times New Roman" w:hAnsi="Times New Roman" w:cs="Times New Roman"/>
+                <w:sz w:val="20"/>
+                <w:szCs w:val="20"/>
+              </w:rPr>
+              <w:t>Klav. u.</w:t>
+            </w:r>
           </w:p>
         </w:tc>
         <w:tc>
@@ -9705,6 +10658,14 @@
                 <w:szCs w:val="20"/>
               </w:rPr>
             </w:pPr>
+            <w:r>
+              <w:rPr>
+                <w:rFonts w:ascii="Times New Roman" w:hAnsi="Times New Roman" w:cs="Times New Roman"/>
+                <w:sz w:val="20"/>
+                <w:szCs w:val="20"/>
+              </w:rPr>
+              <w:t>2/8</w:t>
+            </w:r>
           </w:p>
         </w:tc>
         <w:tc>
@@ -9727,6 +10688,32 @@
                 <w:szCs w:val="20"/>
               </w:rPr>
             </w:pPr>
+            <w:r>
+              <w:rPr>
+                <w:rFonts w:ascii="Times New Roman" w:hAnsi="Times New Roman" w:cs="Times New Roman"/>
+                <w:sz w:val="20"/>
+                <w:szCs w:val="20"/>
+              </w:rPr>
+              <w:t xml:space="preserve">Rasur. Ante </w:t>
+            </w:r>
+            <w:proofErr w:type="spellStart"/>
+            <w:r>
+              <w:rPr>
+                <w:rFonts w:ascii="Times New Roman" w:hAnsi="Times New Roman" w:cs="Times New Roman"/>
+                <w:sz w:val="20"/>
+                <w:szCs w:val="20"/>
+              </w:rPr>
+              <w:t>correcturam</w:t>
+            </w:r>
+            <w:proofErr w:type="spellEnd"/>
+            <w:r>
+              <w:rPr>
+                <w:rFonts w:ascii="Times New Roman" w:hAnsi="Times New Roman" w:cs="Times New Roman"/>
+                <w:sz w:val="20"/>
+                <w:szCs w:val="20"/>
+              </w:rPr>
+              <w:t>: [a]F?</w:t>
+            </w:r>
           </w:p>
         </w:tc>
       </w:tr>
@@ -9754,6 +10741,14 @@
                 <w:szCs w:val="20"/>
               </w:rPr>
             </w:pPr>
+            <w:r>
+              <w:rPr>
+                <w:rFonts w:ascii="Times New Roman" w:hAnsi="Times New Roman" w:cs="Times New Roman"/>
+                <w:sz w:val="20"/>
+                <w:szCs w:val="20"/>
+              </w:rPr>
+              <w:t>10</w:t>
+            </w:r>
           </w:p>
         </w:tc>
         <w:tc>
@@ -9776,6 +10771,14 @@
                 <w:szCs w:val="20"/>
               </w:rPr>
             </w:pPr>
+            <w:r>
+              <w:rPr>
+                <w:rFonts w:ascii="Times New Roman" w:hAnsi="Times New Roman" w:cs="Times New Roman"/>
+                <w:sz w:val="20"/>
+                <w:szCs w:val="20"/>
+              </w:rPr>
+              <w:t>Gg.</w:t>
+            </w:r>
           </w:p>
         </w:tc>
         <w:tc>
@@ -9798,6 +10801,14 @@
                 <w:szCs w:val="20"/>
               </w:rPr>
             </w:pPr>
+            <w:r>
+              <w:rPr>
+                <w:rFonts w:ascii="Times New Roman" w:hAnsi="Times New Roman" w:cs="Times New Roman"/>
+                <w:sz w:val="20"/>
+                <w:szCs w:val="20"/>
+              </w:rPr>
+              <w:t>1/4</w:t>
+            </w:r>
           </w:p>
         </w:tc>
         <w:tc>
@@ -9820,6 +10831,14 @@
                 <w:szCs w:val="20"/>
               </w:rPr>
             </w:pPr>
+            <w:r>
+              <w:rPr>
+                <w:rFonts w:ascii="Times New Roman" w:hAnsi="Times New Roman" w:cs="Times New Roman"/>
+                <w:sz w:val="20"/>
+                <w:szCs w:val="20"/>
+              </w:rPr>
+              <w:t xml:space="preserve">Auf Rasur. </w:t>
+            </w:r>
           </w:p>
         </w:tc>
       </w:tr>
@@ -9847,6 +10866,33 @@
                 <w:szCs w:val="20"/>
               </w:rPr>
             </w:pPr>
+            <w:r>
+              <w:rPr>
+                <w:rFonts w:ascii="Times New Roman" w:hAnsi="Times New Roman" w:cs="Times New Roman"/>
+                <w:sz w:val="20"/>
+                <w:szCs w:val="20"/>
+              </w:rPr>
+              <w:t>11</w:t>
+            </w:r>
+          </w:p>
+          <w:p>
+            <w:pPr>
+              <w:spacing w:after="0" w:line="360" w:lineRule="auto"/>
+              <w:outlineLvl w:val="0"/>
+              <w:rPr>
+                <w:rFonts w:ascii="Times New Roman" w:hAnsi="Times New Roman" w:cs="Times New Roman"/>
+                <w:sz w:val="20"/>
+                <w:szCs w:val="20"/>
+              </w:rPr>
+            </w:pPr>
+            <w:r>
+              <w:rPr>
+                <w:rFonts w:ascii="Times New Roman" w:hAnsi="Times New Roman" w:cs="Times New Roman"/>
+                <w:sz w:val="20"/>
+                <w:szCs w:val="20"/>
+              </w:rPr>
+              <w:t>bis 12</w:t>
+            </w:r>
           </w:p>
         </w:tc>
         <w:tc>
@@ -9869,6 +10915,14 @@
                 <w:szCs w:val="20"/>
               </w:rPr>
             </w:pPr>
+            <w:r>
+              <w:rPr>
+                <w:rFonts w:ascii="Times New Roman" w:hAnsi="Times New Roman" w:cs="Times New Roman"/>
+                <w:sz w:val="20"/>
+                <w:szCs w:val="20"/>
+              </w:rPr>
+              <w:t>Klav. o.</w:t>
+            </w:r>
           </w:p>
         </w:tc>
         <w:tc>
@@ -9891,6 +10945,33 @@
                 <w:szCs w:val="20"/>
               </w:rPr>
             </w:pPr>
+            <w:r>
+              <w:rPr>
+                <w:rFonts w:ascii="Times New Roman" w:hAnsi="Times New Roman" w:cs="Times New Roman"/>
+                <w:sz w:val="20"/>
+                <w:szCs w:val="20"/>
+              </w:rPr>
+              <w:t>2/4</w:t>
+            </w:r>
+          </w:p>
+          <w:p>
+            <w:pPr>
+              <w:spacing w:after="0" w:line="360" w:lineRule="auto"/>
+              <w:outlineLvl w:val="0"/>
+              <w:rPr>
+                <w:rFonts w:ascii="Times New Roman" w:hAnsi="Times New Roman" w:cs="Times New Roman"/>
+                <w:sz w:val="20"/>
+                <w:szCs w:val="20"/>
+              </w:rPr>
+            </w:pPr>
+            <w:r>
+              <w:rPr>
+                <w:rFonts w:ascii="Times New Roman" w:hAnsi="Times New Roman" w:cs="Times New Roman"/>
+                <w:sz w:val="20"/>
+                <w:szCs w:val="20"/>
+              </w:rPr>
+              <w:t>3/4</w:t>
+            </w:r>
           </w:p>
         </w:tc>
         <w:tc>
@@ -9913,6 +10994,14 @@
                 <w:szCs w:val="20"/>
               </w:rPr>
             </w:pPr>
+            <w:r>
+              <w:rPr>
+                <w:rFonts w:ascii="Times New Roman" w:hAnsi="Times New Roman" w:cs="Times New Roman"/>
+                <w:sz w:val="20"/>
+                <w:szCs w:val="20"/>
+              </w:rPr>
+              <w:t xml:space="preserve">Auf Rasur. </w:t>
+            </w:r>
           </w:p>
         </w:tc>
       </w:tr>
@@ -9940,6 +11029,33 @@
                 <w:szCs w:val="20"/>
               </w:rPr>
             </w:pPr>
+            <w:r>
+              <w:rPr>
+                <w:rFonts w:ascii="Times New Roman" w:hAnsi="Times New Roman" w:cs="Times New Roman"/>
+                <w:sz w:val="20"/>
+                <w:szCs w:val="20"/>
+              </w:rPr>
+              <w:t>14</w:t>
+            </w:r>
+          </w:p>
+          <w:p>
+            <w:pPr>
+              <w:spacing w:after="0" w:line="360" w:lineRule="auto"/>
+              <w:outlineLvl w:val="0"/>
+              <w:rPr>
+                <w:rFonts w:ascii="Times New Roman" w:hAnsi="Times New Roman" w:cs="Times New Roman"/>
+                <w:sz w:val="20"/>
+                <w:szCs w:val="20"/>
+              </w:rPr>
+            </w:pPr>
+            <w:r>
+              <w:rPr>
+                <w:rFonts w:ascii="Times New Roman" w:hAnsi="Times New Roman" w:cs="Times New Roman"/>
+                <w:sz w:val="20"/>
+                <w:szCs w:val="20"/>
+              </w:rPr>
+              <w:t>bis 15</w:t>
+            </w:r>
           </w:p>
         </w:tc>
         <w:tc>
@@ -9984,6 +11100,14 @@
                 <w:szCs w:val="20"/>
               </w:rPr>
             </w:pPr>
+            <w:r>
+              <w:rPr>
+                <w:rFonts w:ascii="Times New Roman" w:hAnsi="Times New Roman" w:cs="Times New Roman"/>
+                <w:sz w:val="20"/>
+                <w:szCs w:val="20"/>
+              </w:rPr>
+              <w:t>3/4</w:t>
+            </w:r>
           </w:p>
         </w:tc>
         <w:tc>
@@ -10006,2238 +11130,31 @@
                 <w:szCs w:val="20"/>
               </w:rPr>
             </w:pPr>
-          </w:p>
-        </w:tc>
-      </w:tr>
-      <w:tr>
-        <w:trPr>
-          <w:cantSplit/>
-        </w:trPr>
-        <w:tc>
-          <w:tcPr>
-            <w:tcW w:w="920" w:type="dxa"/>
-            <w:tcBorders>
-              <w:top w:val="single" w:sz="4" w:space="0" w:color="auto"/>
-              <w:left w:val="single" w:sz="4" w:space="0" w:color="auto"/>
-              <w:bottom w:val="single" w:sz="4" w:space="0" w:color="auto"/>
-              <w:right w:val="single" w:sz="4" w:space="0" w:color="auto"/>
-            </w:tcBorders>
-          </w:tcPr>
-          <w:p>
-            <w:pPr>
-              <w:spacing w:after="0" w:line="360" w:lineRule="auto"/>
-              <w:outlineLvl w:val="0"/>
-              <w:rPr>
-                <w:rFonts w:ascii="Times New Roman" w:hAnsi="Times New Roman" w:cs="Times New Roman"/>
-                <w:sz w:val="20"/>
-                <w:szCs w:val="20"/>
-              </w:rPr>
-            </w:pPr>
-          </w:p>
-        </w:tc>
-        <w:tc>
-          <w:tcPr>
-            <w:tcW w:w="1134" w:type="dxa"/>
-            <w:tcBorders>
-              <w:top w:val="single" w:sz="4" w:space="0" w:color="auto"/>
-              <w:left w:val="single" w:sz="4" w:space="0" w:color="auto"/>
-              <w:bottom w:val="single" w:sz="4" w:space="0" w:color="auto"/>
-              <w:right w:val="single" w:sz="4" w:space="0" w:color="auto"/>
-            </w:tcBorders>
-          </w:tcPr>
-          <w:p>
-            <w:pPr>
-              <w:spacing w:after="0" w:line="360" w:lineRule="auto"/>
-              <w:outlineLvl w:val="0"/>
-              <w:rPr>
-                <w:rFonts w:ascii="Times New Roman" w:hAnsi="Times New Roman" w:cs="Times New Roman"/>
-                <w:sz w:val="20"/>
-                <w:szCs w:val="20"/>
-              </w:rPr>
-            </w:pPr>
-          </w:p>
-        </w:tc>
-        <w:tc>
-          <w:tcPr>
-            <w:tcW w:w="1278" w:type="dxa"/>
-            <w:tcBorders>
-              <w:top w:val="single" w:sz="4" w:space="0" w:color="auto"/>
-              <w:left w:val="single" w:sz="4" w:space="0" w:color="auto"/>
-              <w:bottom w:val="single" w:sz="4" w:space="0" w:color="auto"/>
-              <w:right w:val="single" w:sz="4" w:space="0" w:color="auto"/>
-            </w:tcBorders>
-          </w:tcPr>
-          <w:p>
-            <w:pPr>
-              <w:spacing w:after="0" w:line="360" w:lineRule="auto"/>
-              <w:outlineLvl w:val="0"/>
-              <w:rPr>
-                <w:rFonts w:ascii="Times New Roman" w:hAnsi="Times New Roman" w:cs="Times New Roman"/>
-                <w:sz w:val="20"/>
-                <w:szCs w:val="20"/>
-              </w:rPr>
-            </w:pPr>
-          </w:p>
-        </w:tc>
-        <w:tc>
-          <w:tcPr>
-            <w:tcW w:w="5880" w:type="dxa"/>
-            <w:tcBorders>
-              <w:top w:val="single" w:sz="4" w:space="0" w:color="auto"/>
-              <w:left w:val="single" w:sz="4" w:space="0" w:color="auto"/>
-              <w:bottom w:val="single" w:sz="4" w:space="0" w:color="auto"/>
-              <w:right w:val="single" w:sz="4" w:space="0" w:color="auto"/>
-            </w:tcBorders>
-          </w:tcPr>
-          <w:p>
-            <w:pPr>
-              <w:spacing w:after="0" w:line="360" w:lineRule="auto"/>
-              <w:outlineLvl w:val="0"/>
-              <w:rPr>
-                <w:rFonts w:ascii="Times New Roman" w:hAnsi="Times New Roman" w:cs="Times New Roman"/>
-                <w:sz w:val="20"/>
-                <w:szCs w:val="20"/>
-              </w:rPr>
-            </w:pPr>
-          </w:p>
-        </w:tc>
-      </w:tr>
-      <w:tr>
-        <w:trPr>
-          <w:cantSplit/>
-        </w:trPr>
-        <w:tc>
-          <w:tcPr>
-            <w:tcW w:w="920" w:type="dxa"/>
-            <w:tcBorders>
-              <w:top w:val="single" w:sz="4" w:space="0" w:color="auto"/>
-              <w:left w:val="single" w:sz="4" w:space="0" w:color="auto"/>
-              <w:bottom w:val="single" w:sz="4" w:space="0" w:color="auto"/>
-              <w:right w:val="single" w:sz="4" w:space="0" w:color="auto"/>
-            </w:tcBorders>
-          </w:tcPr>
-          <w:p>
-            <w:pPr>
-              <w:spacing w:after="0" w:line="360" w:lineRule="auto"/>
-              <w:outlineLvl w:val="0"/>
-              <w:rPr>
-                <w:rFonts w:ascii="Times New Roman" w:hAnsi="Times New Roman" w:cs="Times New Roman"/>
-                <w:sz w:val="20"/>
-                <w:szCs w:val="20"/>
-              </w:rPr>
-            </w:pPr>
-          </w:p>
-        </w:tc>
-        <w:tc>
-          <w:tcPr>
-            <w:tcW w:w="1134" w:type="dxa"/>
-            <w:tcBorders>
-              <w:top w:val="single" w:sz="4" w:space="0" w:color="auto"/>
-              <w:left w:val="single" w:sz="4" w:space="0" w:color="auto"/>
-              <w:bottom w:val="single" w:sz="4" w:space="0" w:color="auto"/>
-              <w:right w:val="single" w:sz="4" w:space="0" w:color="auto"/>
-            </w:tcBorders>
-          </w:tcPr>
-          <w:p>
-            <w:pPr>
-              <w:spacing w:after="0" w:line="360" w:lineRule="auto"/>
-              <w:outlineLvl w:val="0"/>
-              <w:rPr>
-                <w:rFonts w:ascii="Times New Roman" w:hAnsi="Times New Roman" w:cs="Times New Roman"/>
-                <w:sz w:val="20"/>
-                <w:szCs w:val="20"/>
-              </w:rPr>
-            </w:pPr>
-          </w:p>
-        </w:tc>
-        <w:tc>
-          <w:tcPr>
-            <w:tcW w:w="1278" w:type="dxa"/>
-            <w:tcBorders>
-              <w:top w:val="single" w:sz="4" w:space="0" w:color="auto"/>
-              <w:left w:val="single" w:sz="4" w:space="0" w:color="auto"/>
-              <w:bottom w:val="single" w:sz="4" w:space="0" w:color="auto"/>
-              <w:right w:val="single" w:sz="4" w:space="0" w:color="auto"/>
-            </w:tcBorders>
-          </w:tcPr>
-          <w:p>
-            <w:pPr>
-              <w:spacing w:after="0" w:line="360" w:lineRule="auto"/>
-              <w:outlineLvl w:val="0"/>
-              <w:rPr>
-                <w:rFonts w:ascii="Times New Roman" w:hAnsi="Times New Roman" w:cs="Times New Roman"/>
-                <w:sz w:val="20"/>
-                <w:szCs w:val="20"/>
-              </w:rPr>
-            </w:pPr>
-          </w:p>
-        </w:tc>
-        <w:tc>
-          <w:tcPr>
-            <w:tcW w:w="5880" w:type="dxa"/>
-            <w:tcBorders>
-              <w:top w:val="single" w:sz="4" w:space="0" w:color="auto"/>
-              <w:left w:val="single" w:sz="4" w:space="0" w:color="auto"/>
-              <w:bottom w:val="single" w:sz="4" w:space="0" w:color="auto"/>
-              <w:right w:val="single" w:sz="4" w:space="0" w:color="auto"/>
-            </w:tcBorders>
-          </w:tcPr>
-          <w:p>
-            <w:pPr>
-              <w:spacing w:after="0" w:line="360" w:lineRule="auto"/>
-              <w:outlineLvl w:val="0"/>
-              <w:rPr>
-                <w:rFonts w:ascii="Times New Roman" w:hAnsi="Times New Roman" w:cs="Times New Roman"/>
-                <w:sz w:val="20"/>
-                <w:szCs w:val="20"/>
-              </w:rPr>
-            </w:pPr>
-          </w:p>
-        </w:tc>
-      </w:tr>
-      <w:tr>
-        <w:trPr>
-          <w:cantSplit/>
-        </w:trPr>
-        <w:tc>
-          <w:tcPr>
-            <w:tcW w:w="920" w:type="dxa"/>
-            <w:tcBorders>
-              <w:top w:val="single" w:sz="4" w:space="0" w:color="auto"/>
-              <w:left w:val="single" w:sz="4" w:space="0" w:color="auto"/>
-              <w:bottom w:val="single" w:sz="4" w:space="0" w:color="auto"/>
-              <w:right w:val="single" w:sz="4" w:space="0" w:color="auto"/>
-            </w:tcBorders>
-          </w:tcPr>
-          <w:p>
-            <w:pPr>
-              <w:spacing w:after="0" w:line="360" w:lineRule="auto"/>
-              <w:outlineLvl w:val="0"/>
-              <w:rPr>
-                <w:rFonts w:ascii="Times New Roman" w:hAnsi="Times New Roman" w:cs="Times New Roman"/>
-                <w:sz w:val="20"/>
-                <w:szCs w:val="20"/>
-              </w:rPr>
-            </w:pPr>
-          </w:p>
-        </w:tc>
-        <w:tc>
-          <w:tcPr>
-            <w:tcW w:w="1134" w:type="dxa"/>
-            <w:tcBorders>
-              <w:top w:val="single" w:sz="4" w:space="0" w:color="auto"/>
-              <w:left w:val="single" w:sz="4" w:space="0" w:color="auto"/>
-              <w:bottom w:val="single" w:sz="4" w:space="0" w:color="auto"/>
-              <w:right w:val="single" w:sz="4" w:space="0" w:color="auto"/>
-            </w:tcBorders>
-          </w:tcPr>
-          <w:p>
-            <w:pPr>
-              <w:spacing w:after="0" w:line="360" w:lineRule="auto"/>
-              <w:outlineLvl w:val="0"/>
-              <w:rPr>
-                <w:rFonts w:ascii="Times New Roman" w:hAnsi="Times New Roman" w:cs="Times New Roman"/>
-                <w:sz w:val="20"/>
-                <w:szCs w:val="20"/>
-              </w:rPr>
-            </w:pPr>
-          </w:p>
-        </w:tc>
-        <w:tc>
-          <w:tcPr>
-            <w:tcW w:w="1278" w:type="dxa"/>
-            <w:tcBorders>
-              <w:top w:val="single" w:sz="4" w:space="0" w:color="auto"/>
-              <w:left w:val="single" w:sz="4" w:space="0" w:color="auto"/>
-              <w:bottom w:val="single" w:sz="4" w:space="0" w:color="auto"/>
-              <w:right w:val="single" w:sz="4" w:space="0" w:color="auto"/>
-            </w:tcBorders>
-          </w:tcPr>
-          <w:p>
-            <w:pPr>
-              <w:spacing w:after="0" w:line="360" w:lineRule="auto"/>
-              <w:outlineLvl w:val="0"/>
-              <w:rPr>
-                <w:rFonts w:ascii="Times New Roman" w:hAnsi="Times New Roman" w:cs="Times New Roman"/>
-                <w:sz w:val="20"/>
-                <w:szCs w:val="20"/>
-              </w:rPr>
-            </w:pPr>
-          </w:p>
-        </w:tc>
-        <w:tc>
-          <w:tcPr>
-            <w:tcW w:w="5880" w:type="dxa"/>
-            <w:tcBorders>
-              <w:top w:val="single" w:sz="4" w:space="0" w:color="auto"/>
-              <w:left w:val="single" w:sz="4" w:space="0" w:color="auto"/>
-              <w:bottom w:val="single" w:sz="4" w:space="0" w:color="auto"/>
-              <w:right w:val="single" w:sz="4" w:space="0" w:color="auto"/>
-            </w:tcBorders>
-          </w:tcPr>
-          <w:p>
-            <w:pPr>
-              <w:spacing w:after="0" w:line="360" w:lineRule="auto"/>
-              <w:outlineLvl w:val="0"/>
-              <w:rPr>
-                <w:rFonts w:ascii="Times New Roman" w:hAnsi="Times New Roman" w:cs="Times New Roman"/>
-                <w:sz w:val="20"/>
-                <w:szCs w:val="20"/>
-              </w:rPr>
-            </w:pPr>
-          </w:p>
-        </w:tc>
-      </w:tr>
-      <w:tr>
-        <w:trPr>
-          <w:cantSplit/>
-        </w:trPr>
-        <w:tc>
-          <w:tcPr>
-            <w:tcW w:w="920" w:type="dxa"/>
-            <w:tcBorders>
-              <w:top w:val="single" w:sz="4" w:space="0" w:color="auto"/>
-              <w:left w:val="single" w:sz="4" w:space="0" w:color="auto"/>
-              <w:bottom w:val="single" w:sz="4" w:space="0" w:color="auto"/>
-              <w:right w:val="single" w:sz="4" w:space="0" w:color="auto"/>
-            </w:tcBorders>
-          </w:tcPr>
-          <w:p>
-            <w:pPr>
-              <w:spacing w:after="0" w:line="360" w:lineRule="auto"/>
-              <w:outlineLvl w:val="0"/>
-              <w:rPr>
-                <w:rFonts w:ascii="Times New Roman" w:hAnsi="Times New Roman" w:cs="Times New Roman"/>
-                <w:sz w:val="20"/>
-                <w:szCs w:val="20"/>
-              </w:rPr>
-            </w:pPr>
-          </w:p>
-        </w:tc>
-        <w:tc>
-          <w:tcPr>
-            <w:tcW w:w="1134" w:type="dxa"/>
-            <w:tcBorders>
-              <w:top w:val="single" w:sz="4" w:space="0" w:color="auto"/>
-              <w:left w:val="single" w:sz="4" w:space="0" w:color="auto"/>
-              <w:bottom w:val="single" w:sz="4" w:space="0" w:color="auto"/>
-              <w:right w:val="single" w:sz="4" w:space="0" w:color="auto"/>
-            </w:tcBorders>
-          </w:tcPr>
-          <w:p>
-            <w:pPr>
-              <w:spacing w:after="0" w:line="360" w:lineRule="auto"/>
-              <w:outlineLvl w:val="0"/>
-              <w:rPr>
-                <w:rFonts w:ascii="Times New Roman" w:hAnsi="Times New Roman" w:cs="Times New Roman"/>
-                <w:sz w:val="20"/>
-                <w:szCs w:val="20"/>
-              </w:rPr>
-            </w:pPr>
-          </w:p>
-        </w:tc>
-        <w:tc>
-          <w:tcPr>
-            <w:tcW w:w="1278" w:type="dxa"/>
-            <w:tcBorders>
-              <w:top w:val="single" w:sz="4" w:space="0" w:color="auto"/>
-              <w:left w:val="single" w:sz="4" w:space="0" w:color="auto"/>
-              <w:bottom w:val="single" w:sz="4" w:space="0" w:color="auto"/>
-              <w:right w:val="single" w:sz="4" w:space="0" w:color="auto"/>
-            </w:tcBorders>
-          </w:tcPr>
-          <w:p>
-            <w:pPr>
-              <w:spacing w:after="0" w:line="360" w:lineRule="auto"/>
-              <w:outlineLvl w:val="0"/>
-              <w:rPr>
-                <w:rFonts w:ascii="Times New Roman" w:hAnsi="Times New Roman" w:cs="Times New Roman"/>
-                <w:sz w:val="20"/>
-                <w:szCs w:val="20"/>
-              </w:rPr>
-            </w:pPr>
-          </w:p>
-        </w:tc>
-        <w:tc>
-          <w:tcPr>
-            <w:tcW w:w="5880" w:type="dxa"/>
-            <w:tcBorders>
-              <w:top w:val="single" w:sz="4" w:space="0" w:color="auto"/>
-              <w:left w:val="single" w:sz="4" w:space="0" w:color="auto"/>
-              <w:bottom w:val="single" w:sz="4" w:space="0" w:color="auto"/>
-              <w:right w:val="single" w:sz="4" w:space="0" w:color="auto"/>
-            </w:tcBorders>
-          </w:tcPr>
-          <w:p>
-            <w:pPr>
-              <w:spacing w:after="0" w:line="360" w:lineRule="auto"/>
-              <w:outlineLvl w:val="0"/>
-              <w:rPr>
-                <w:rFonts w:ascii="Times New Roman" w:hAnsi="Times New Roman" w:cs="Times New Roman"/>
-                <w:sz w:val="20"/>
-                <w:szCs w:val="20"/>
-              </w:rPr>
-            </w:pPr>
-          </w:p>
-        </w:tc>
-      </w:tr>
-      <w:tr>
-        <w:trPr>
-          <w:cantSplit/>
-        </w:trPr>
-        <w:tc>
-          <w:tcPr>
-            <w:tcW w:w="920" w:type="dxa"/>
-            <w:tcBorders>
-              <w:top w:val="single" w:sz="4" w:space="0" w:color="auto"/>
-              <w:left w:val="single" w:sz="4" w:space="0" w:color="auto"/>
-              <w:bottom w:val="single" w:sz="4" w:space="0" w:color="auto"/>
-              <w:right w:val="single" w:sz="4" w:space="0" w:color="auto"/>
-            </w:tcBorders>
-          </w:tcPr>
-          <w:p>
-            <w:pPr>
-              <w:spacing w:after="0" w:line="360" w:lineRule="auto"/>
-              <w:outlineLvl w:val="0"/>
-              <w:rPr>
-                <w:rFonts w:ascii="Times New Roman" w:hAnsi="Times New Roman" w:cs="Times New Roman"/>
-                <w:sz w:val="20"/>
-                <w:szCs w:val="20"/>
-              </w:rPr>
-            </w:pPr>
-          </w:p>
-        </w:tc>
-        <w:tc>
-          <w:tcPr>
-            <w:tcW w:w="1134" w:type="dxa"/>
-            <w:tcBorders>
-              <w:top w:val="single" w:sz="4" w:space="0" w:color="auto"/>
-              <w:left w:val="single" w:sz="4" w:space="0" w:color="auto"/>
-              <w:bottom w:val="single" w:sz="4" w:space="0" w:color="auto"/>
-              <w:right w:val="single" w:sz="4" w:space="0" w:color="auto"/>
-            </w:tcBorders>
-          </w:tcPr>
-          <w:p>
-            <w:pPr>
-              <w:spacing w:after="0" w:line="360" w:lineRule="auto"/>
-              <w:outlineLvl w:val="0"/>
-              <w:rPr>
-                <w:rFonts w:ascii="Times New Roman" w:hAnsi="Times New Roman" w:cs="Times New Roman"/>
-                <w:sz w:val="20"/>
-                <w:szCs w:val="20"/>
-              </w:rPr>
-            </w:pPr>
-          </w:p>
-        </w:tc>
-        <w:tc>
-          <w:tcPr>
-            <w:tcW w:w="1278" w:type="dxa"/>
-            <w:tcBorders>
-              <w:top w:val="single" w:sz="4" w:space="0" w:color="auto"/>
-              <w:left w:val="single" w:sz="4" w:space="0" w:color="auto"/>
-              <w:bottom w:val="single" w:sz="4" w:space="0" w:color="auto"/>
-              <w:right w:val="single" w:sz="4" w:space="0" w:color="auto"/>
-            </w:tcBorders>
-          </w:tcPr>
-          <w:p>
-            <w:pPr>
-              <w:spacing w:after="0" w:line="360" w:lineRule="auto"/>
-              <w:outlineLvl w:val="0"/>
-              <w:rPr>
-                <w:rFonts w:ascii="Times New Roman" w:hAnsi="Times New Roman" w:cs="Times New Roman"/>
-                <w:sz w:val="20"/>
-                <w:szCs w:val="20"/>
-              </w:rPr>
-            </w:pPr>
-          </w:p>
-        </w:tc>
-        <w:tc>
-          <w:tcPr>
-            <w:tcW w:w="5880" w:type="dxa"/>
-            <w:tcBorders>
-              <w:top w:val="single" w:sz="4" w:space="0" w:color="auto"/>
-              <w:left w:val="single" w:sz="4" w:space="0" w:color="auto"/>
-              <w:bottom w:val="single" w:sz="4" w:space="0" w:color="auto"/>
-              <w:right w:val="single" w:sz="4" w:space="0" w:color="auto"/>
-            </w:tcBorders>
-          </w:tcPr>
-          <w:p>
-            <w:pPr>
-              <w:spacing w:after="0" w:line="360" w:lineRule="auto"/>
-              <w:outlineLvl w:val="0"/>
-              <w:rPr>
-                <w:rFonts w:ascii="Times New Roman" w:hAnsi="Times New Roman" w:cs="Times New Roman"/>
-                <w:sz w:val="20"/>
-                <w:szCs w:val="20"/>
-              </w:rPr>
-            </w:pPr>
-          </w:p>
-        </w:tc>
-      </w:tr>
-      <w:tr>
-        <w:trPr>
-          <w:cantSplit/>
-        </w:trPr>
-        <w:tc>
-          <w:tcPr>
-            <w:tcW w:w="920" w:type="dxa"/>
-            <w:tcBorders>
-              <w:top w:val="single" w:sz="4" w:space="0" w:color="auto"/>
-              <w:left w:val="single" w:sz="4" w:space="0" w:color="auto"/>
-              <w:bottom w:val="single" w:sz="4" w:space="0" w:color="auto"/>
-              <w:right w:val="single" w:sz="4" w:space="0" w:color="auto"/>
-            </w:tcBorders>
-          </w:tcPr>
-          <w:p>
-            <w:pPr>
-              <w:spacing w:after="0" w:line="360" w:lineRule="auto"/>
-              <w:outlineLvl w:val="0"/>
-              <w:rPr>
-                <w:rFonts w:ascii="Times New Roman" w:hAnsi="Times New Roman" w:cs="Times New Roman"/>
-                <w:sz w:val="20"/>
-                <w:szCs w:val="20"/>
-              </w:rPr>
-            </w:pPr>
-          </w:p>
-        </w:tc>
-        <w:tc>
-          <w:tcPr>
-            <w:tcW w:w="1134" w:type="dxa"/>
-            <w:tcBorders>
-              <w:top w:val="single" w:sz="4" w:space="0" w:color="auto"/>
-              <w:left w:val="single" w:sz="4" w:space="0" w:color="auto"/>
-              <w:bottom w:val="single" w:sz="4" w:space="0" w:color="auto"/>
-              <w:right w:val="single" w:sz="4" w:space="0" w:color="auto"/>
-            </w:tcBorders>
-          </w:tcPr>
-          <w:p>
-            <w:pPr>
-              <w:spacing w:after="0" w:line="360" w:lineRule="auto"/>
-              <w:outlineLvl w:val="0"/>
-              <w:rPr>
-                <w:rFonts w:ascii="Times New Roman" w:hAnsi="Times New Roman" w:cs="Times New Roman"/>
-                <w:sz w:val="20"/>
-                <w:szCs w:val="20"/>
-              </w:rPr>
-            </w:pPr>
-          </w:p>
-        </w:tc>
-        <w:tc>
-          <w:tcPr>
-            <w:tcW w:w="1278" w:type="dxa"/>
-            <w:tcBorders>
-              <w:top w:val="single" w:sz="4" w:space="0" w:color="auto"/>
-              <w:left w:val="single" w:sz="4" w:space="0" w:color="auto"/>
-              <w:bottom w:val="single" w:sz="4" w:space="0" w:color="auto"/>
-              <w:right w:val="single" w:sz="4" w:space="0" w:color="auto"/>
-            </w:tcBorders>
-          </w:tcPr>
-          <w:p>
-            <w:pPr>
-              <w:spacing w:after="0" w:line="360" w:lineRule="auto"/>
-              <w:outlineLvl w:val="0"/>
-              <w:rPr>
-                <w:rFonts w:ascii="Times New Roman" w:hAnsi="Times New Roman" w:cs="Times New Roman"/>
-                <w:sz w:val="20"/>
-                <w:szCs w:val="20"/>
-              </w:rPr>
-            </w:pPr>
-          </w:p>
-        </w:tc>
-        <w:tc>
-          <w:tcPr>
-            <w:tcW w:w="5880" w:type="dxa"/>
-            <w:tcBorders>
-              <w:top w:val="single" w:sz="4" w:space="0" w:color="auto"/>
-              <w:left w:val="single" w:sz="4" w:space="0" w:color="auto"/>
-              <w:bottom w:val="single" w:sz="4" w:space="0" w:color="auto"/>
-              <w:right w:val="single" w:sz="4" w:space="0" w:color="auto"/>
-            </w:tcBorders>
-          </w:tcPr>
-          <w:p>
-            <w:pPr>
-              <w:spacing w:after="0" w:line="360" w:lineRule="auto"/>
-              <w:outlineLvl w:val="0"/>
-              <w:rPr>
-                <w:rFonts w:ascii="Times New Roman" w:hAnsi="Times New Roman" w:cs="Times New Roman"/>
-                <w:sz w:val="20"/>
-                <w:szCs w:val="20"/>
-              </w:rPr>
-            </w:pPr>
-          </w:p>
-        </w:tc>
-      </w:tr>
-      <w:tr>
-        <w:trPr>
-          <w:cantSplit/>
-        </w:trPr>
-        <w:tc>
-          <w:tcPr>
-            <w:tcW w:w="920" w:type="dxa"/>
-            <w:tcBorders>
-              <w:top w:val="single" w:sz="4" w:space="0" w:color="auto"/>
-              <w:left w:val="single" w:sz="4" w:space="0" w:color="auto"/>
-              <w:bottom w:val="single" w:sz="4" w:space="0" w:color="auto"/>
-              <w:right w:val="single" w:sz="4" w:space="0" w:color="auto"/>
-            </w:tcBorders>
-          </w:tcPr>
-          <w:p>
-            <w:pPr>
-              <w:spacing w:after="0" w:line="360" w:lineRule="auto"/>
-              <w:outlineLvl w:val="0"/>
-              <w:rPr>
-                <w:rFonts w:ascii="Times New Roman" w:hAnsi="Times New Roman" w:cs="Times New Roman"/>
-                <w:sz w:val="20"/>
-                <w:szCs w:val="20"/>
-              </w:rPr>
-            </w:pPr>
-          </w:p>
-        </w:tc>
-        <w:tc>
-          <w:tcPr>
-            <w:tcW w:w="1134" w:type="dxa"/>
-            <w:tcBorders>
-              <w:top w:val="single" w:sz="4" w:space="0" w:color="auto"/>
-              <w:left w:val="single" w:sz="4" w:space="0" w:color="auto"/>
-              <w:bottom w:val="single" w:sz="4" w:space="0" w:color="auto"/>
-              <w:right w:val="single" w:sz="4" w:space="0" w:color="auto"/>
-            </w:tcBorders>
-          </w:tcPr>
-          <w:p>
-            <w:pPr>
-              <w:spacing w:after="0" w:line="360" w:lineRule="auto"/>
-              <w:outlineLvl w:val="0"/>
-              <w:rPr>
-                <w:rFonts w:ascii="Times New Roman" w:hAnsi="Times New Roman" w:cs="Times New Roman"/>
-                <w:sz w:val="20"/>
-                <w:szCs w:val="20"/>
-              </w:rPr>
-            </w:pPr>
-          </w:p>
-        </w:tc>
-        <w:tc>
-          <w:tcPr>
-            <w:tcW w:w="1278" w:type="dxa"/>
-            <w:tcBorders>
-              <w:top w:val="single" w:sz="4" w:space="0" w:color="auto"/>
-              <w:left w:val="single" w:sz="4" w:space="0" w:color="auto"/>
-              <w:bottom w:val="single" w:sz="4" w:space="0" w:color="auto"/>
-              <w:right w:val="single" w:sz="4" w:space="0" w:color="auto"/>
-            </w:tcBorders>
-          </w:tcPr>
-          <w:p>
-            <w:pPr>
-              <w:spacing w:after="0" w:line="360" w:lineRule="auto"/>
-              <w:outlineLvl w:val="0"/>
-              <w:rPr>
-                <w:rFonts w:ascii="Times New Roman" w:hAnsi="Times New Roman" w:cs="Times New Roman"/>
-                <w:sz w:val="20"/>
-                <w:szCs w:val="20"/>
-              </w:rPr>
-            </w:pPr>
-          </w:p>
-        </w:tc>
-        <w:tc>
-          <w:tcPr>
-            <w:tcW w:w="5880" w:type="dxa"/>
-            <w:tcBorders>
-              <w:top w:val="single" w:sz="4" w:space="0" w:color="auto"/>
-              <w:left w:val="single" w:sz="4" w:space="0" w:color="auto"/>
-              <w:bottom w:val="single" w:sz="4" w:space="0" w:color="auto"/>
-              <w:right w:val="single" w:sz="4" w:space="0" w:color="auto"/>
-            </w:tcBorders>
-          </w:tcPr>
-          <w:p>
-            <w:pPr>
-              <w:spacing w:after="0" w:line="360" w:lineRule="auto"/>
-              <w:outlineLvl w:val="0"/>
-              <w:rPr>
-                <w:rFonts w:ascii="Times New Roman" w:hAnsi="Times New Roman" w:cs="Times New Roman"/>
-                <w:sz w:val="20"/>
-                <w:szCs w:val="20"/>
-              </w:rPr>
-            </w:pPr>
-          </w:p>
-        </w:tc>
-      </w:tr>
-      <w:tr>
-        <w:trPr>
-          <w:cantSplit/>
-        </w:trPr>
-        <w:tc>
-          <w:tcPr>
-            <w:tcW w:w="920" w:type="dxa"/>
-            <w:tcBorders>
-              <w:top w:val="single" w:sz="4" w:space="0" w:color="auto"/>
-              <w:left w:val="single" w:sz="4" w:space="0" w:color="auto"/>
-              <w:bottom w:val="single" w:sz="4" w:space="0" w:color="auto"/>
-              <w:right w:val="single" w:sz="4" w:space="0" w:color="auto"/>
-            </w:tcBorders>
-          </w:tcPr>
-          <w:p>
-            <w:pPr>
-              <w:spacing w:after="0" w:line="360" w:lineRule="auto"/>
-              <w:outlineLvl w:val="0"/>
-              <w:rPr>
-                <w:rFonts w:ascii="Times New Roman" w:hAnsi="Times New Roman" w:cs="Times New Roman"/>
-                <w:sz w:val="20"/>
-                <w:szCs w:val="20"/>
-              </w:rPr>
-            </w:pPr>
-          </w:p>
-        </w:tc>
-        <w:tc>
-          <w:tcPr>
-            <w:tcW w:w="1134" w:type="dxa"/>
-            <w:tcBorders>
-              <w:top w:val="single" w:sz="4" w:space="0" w:color="auto"/>
-              <w:left w:val="single" w:sz="4" w:space="0" w:color="auto"/>
-              <w:bottom w:val="single" w:sz="4" w:space="0" w:color="auto"/>
-              <w:right w:val="single" w:sz="4" w:space="0" w:color="auto"/>
-            </w:tcBorders>
-          </w:tcPr>
-          <w:p>
-            <w:pPr>
-              <w:spacing w:after="0" w:line="360" w:lineRule="auto"/>
-              <w:outlineLvl w:val="0"/>
-              <w:rPr>
-                <w:rFonts w:ascii="Times New Roman" w:hAnsi="Times New Roman" w:cs="Times New Roman"/>
-                <w:sz w:val="20"/>
-                <w:szCs w:val="20"/>
-              </w:rPr>
-            </w:pPr>
-          </w:p>
-        </w:tc>
-        <w:tc>
-          <w:tcPr>
-            <w:tcW w:w="1278" w:type="dxa"/>
-            <w:tcBorders>
-              <w:top w:val="single" w:sz="4" w:space="0" w:color="auto"/>
-              <w:left w:val="single" w:sz="4" w:space="0" w:color="auto"/>
-              <w:bottom w:val="single" w:sz="4" w:space="0" w:color="auto"/>
-              <w:right w:val="single" w:sz="4" w:space="0" w:color="auto"/>
-            </w:tcBorders>
-          </w:tcPr>
-          <w:p>
-            <w:pPr>
-              <w:spacing w:after="0" w:line="360" w:lineRule="auto"/>
-              <w:outlineLvl w:val="0"/>
-              <w:rPr>
-                <w:rFonts w:ascii="Times New Roman" w:hAnsi="Times New Roman" w:cs="Times New Roman"/>
-                <w:sz w:val="20"/>
-                <w:szCs w:val="20"/>
-              </w:rPr>
-            </w:pPr>
-          </w:p>
-        </w:tc>
-        <w:tc>
-          <w:tcPr>
-            <w:tcW w:w="5880" w:type="dxa"/>
-            <w:tcBorders>
-              <w:top w:val="single" w:sz="4" w:space="0" w:color="auto"/>
-              <w:left w:val="single" w:sz="4" w:space="0" w:color="auto"/>
-              <w:bottom w:val="single" w:sz="4" w:space="0" w:color="auto"/>
-              <w:right w:val="single" w:sz="4" w:space="0" w:color="auto"/>
-            </w:tcBorders>
-          </w:tcPr>
-          <w:p>
-            <w:pPr>
-              <w:spacing w:after="0" w:line="360" w:lineRule="auto"/>
-              <w:outlineLvl w:val="0"/>
-              <w:rPr>
-                <w:rFonts w:ascii="Times New Roman" w:hAnsi="Times New Roman" w:cs="Times New Roman"/>
-                <w:sz w:val="20"/>
-                <w:szCs w:val="20"/>
-              </w:rPr>
-            </w:pPr>
-          </w:p>
-        </w:tc>
-      </w:tr>
-      <w:tr>
-        <w:trPr>
-          <w:cantSplit/>
-        </w:trPr>
-        <w:tc>
-          <w:tcPr>
-            <w:tcW w:w="920" w:type="dxa"/>
-            <w:tcBorders>
-              <w:top w:val="single" w:sz="4" w:space="0" w:color="auto"/>
-              <w:left w:val="single" w:sz="4" w:space="0" w:color="auto"/>
-              <w:bottom w:val="single" w:sz="4" w:space="0" w:color="auto"/>
-              <w:right w:val="single" w:sz="4" w:space="0" w:color="auto"/>
-            </w:tcBorders>
-          </w:tcPr>
-          <w:p>
-            <w:pPr>
-              <w:spacing w:after="0" w:line="360" w:lineRule="auto"/>
-              <w:outlineLvl w:val="0"/>
-              <w:rPr>
-                <w:rFonts w:ascii="Times New Roman" w:hAnsi="Times New Roman" w:cs="Times New Roman"/>
-                <w:sz w:val="20"/>
-                <w:szCs w:val="20"/>
-              </w:rPr>
-            </w:pPr>
-          </w:p>
-        </w:tc>
-        <w:tc>
-          <w:tcPr>
-            <w:tcW w:w="1134" w:type="dxa"/>
-            <w:tcBorders>
-              <w:top w:val="single" w:sz="4" w:space="0" w:color="auto"/>
-              <w:left w:val="single" w:sz="4" w:space="0" w:color="auto"/>
-              <w:bottom w:val="single" w:sz="4" w:space="0" w:color="auto"/>
-              <w:right w:val="single" w:sz="4" w:space="0" w:color="auto"/>
-            </w:tcBorders>
-          </w:tcPr>
-          <w:p>
-            <w:pPr>
-              <w:spacing w:after="0" w:line="360" w:lineRule="auto"/>
-              <w:outlineLvl w:val="0"/>
-              <w:rPr>
-                <w:rFonts w:ascii="Times New Roman" w:hAnsi="Times New Roman" w:cs="Times New Roman"/>
-                <w:sz w:val="20"/>
-                <w:szCs w:val="20"/>
-              </w:rPr>
-            </w:pPr>
-          </w:p>
-        </w:tc>
-        <w:tc>
-          <w:tcPr>
-            <w:tcW w:w="1278" w:type="dxa"/>
-            <w:tcBorders>
-              <w:top w:val="single" w:sz="4" w:space="0" w:color="auto"/>
-              <w:left w:val="single" w:sz="4" w:space="0" w:color="auto"/>
-              <w:bottom w:val="single" w:sz="4" w:space="0" w:color="auto"/>
-              <w:right w:val="single" w:sz="4" w:space="0" w:color="auto"/>
-            </w:tcBorders>
-          </w:tcPr>
-          <w:p>
-            <w:pPr>
-              <w:spacing w:after="0" w:line="360" w:lineRule="auto"/>
-              <w:outlineLvl w:val="0"/>
-              <w:rPr>
-                <w:rFonts w:ascii="Times New Roman" w:hAnsi="Times New Roman" w:cs="Times New Roman"/>
-                <w:sz w:val="20"/>
-                <w:szCs w:val="20"/>
-              </w:rPr>
-            </w:pPr>
-          </w:p>
-        </w:tc>
-        <w:tc>
-          <w:tcPr>
-            <w:tcW w:w="5880" w:type="dxa"/>
-            <w:tcBorders>
-              <w:top w:val="single" w:sz="4" w:space="0" w:color="auto"/>
-              <w:left w:val="single" w:sz="4" w:space="0" w:color="auto"/>
-              <w:bottom w:val="single" w:sz="4" w:space="0" w:color="auto"/>
-              <w:right w:val="single" w:sz="4" w:space="0" w:color="auto"/>
-            </w:tcBorders>
-          </w:tcPr>
-          <w:p>
-            <w:pPr>
-              <w:spacing w:after="0" w:line="360" w:lineRule="auto"/>
-              <w:outlineLvl w:val="0"/>
-              <w:rPr>
-                <w:rFonts w:ascii="Times New Roman" w:hAnsi="Times New Roman" w:cs="Times New Roman"/>
-                <w:sz w:val="20"/>
-                <w:szCs w:val="20"/>
-              </w:rPr>
-            </w:pPr>
-          </w:p>
-        </w:tc>
-      </w:tr>
-      <w:tr>
-        <w:trPr>
-          <w:cantSplit/>
-        </w:trPr>
-        <w:tc>
-          <w:tcPr>
-            <w:tcW w:w="920" w:type="dxa"/>
-            <w:tcBorders>
-              <w:top w:val="single" w:sz="4" w:space="0" w:color="auto"/>
-              <w:left w:val="single" w:sz="4" w:space="0" w:color="auto"/>
-              <w:bottom w:val="single" w:sz="4" w:space="0" w:color="auto"/>
-              <w:right w:val="single" w:sz="4" w:space="0" w:color="auto"/>
-            </w:tcBorders>
-          </w:tcPr>
-          <w:p>
-            <w:pPr>
-              <w:spacing w:after="0" w:line="360" w:lineRule="auto"/>
-              <w:outlineLvl w:val="0"/>
-              <w:rPr>
-                <w:rFonts w:ascii="Times New Roman" w:hAnsi="Times New Roman" w:cs="Times New Roman"/>
-                <w:sz w:val="20"/>
-                <w:szCs w:val="20"/>
-              </w:rPr>
-            </w:pPr>
-          </w:p>
-        </w:tc>
-        <w:tc>
-          <w:tcPr>
-            <w:tcW w:w="1134" w:type="dxa"/>
-            <w:tcBorders>
-              <w:top w:val="single" w:sz="4" w:space="0" w:color="auto"/>
-              <w:left w:val="single" w:sz="4" w:space="0" w:color="auto"/>
-              <w:bottom w:val="single" w:sz="4" w:space="0" w:color="auto"/>
-              <w:right w:val="single" w:sz="4" w:space="0" w:color="auto"/>
-            </w:tcBorders>
-          </w:tcPr>
-          <w:p>
-            <w:pPr>
-              <w:spacing w:after="0" w:line="360" w:lineRule="auto"/>
-              <w:outlineLvl w:val="0"/>
-              <w:rPr>
-                <w:rFonts w:ascii="Times New Roman" w:hAnsi="Times New Roman" w:cs="Times New Roman"/>
-                <w:sz w:val="20"/>
-                <w:szCs w:val="20"/>
-              </w:rPr>
-            </w:pPr>
-          </w:p>
-        </w:tc>
-        <w:tc>
-          <w:tcPr>
-            <w:tcW w:w="1278" w:type="dxa"/>
-            <w:tcBorders>
-              <w:top w:val="single" w:sz="4" w:space="0" w:color="auto"/>
-              <w:left w:val="single" w:sz="4" w:space="0" w:color="auto"/>
-              <w:bottom w:val="single" w:sz="4" w:space="0" w:color="auto"/>
-              <w:right w:val="single" w:sz="4" w:space="0" w:color="auto"/>
-            </w:tcBorders>
-          </w:tcPr>
-          <w:p>
-            <w:pPr>
-              <w:spacing w:after="0" w:line="360" w:lineRule="auto"/>
-              <w:outlineLvl w:val="0"/>
-              <w:rPr>
-                <w:rFonts w:ascii="Times New Roman" w:hAnsi="Times New Roman" w:cs="Times New Roman"/>
-                <w:sz w:val="20"/>
-                <w:szCs w:val="20"/>
-              </w:rPr>
-            </w:pPr>
-          </w:p>
-        </w:tc>
-        <w:tc>
-          <w:tcPr>
-            <w:tcW w:w="5880" w:type="dxa"/>
-            <w:tcBorders>
-              <w:top w:val="single" w:sz="4" w:space="0" w:color="auto"/>
-              <w:left w:val="single" w:sz="4" w:space="0" w:color="auto"/>
-              <w:bottom w:val="single" w:sz="4" w:space="0" w:color="auto"/>
-              <w:right w:val="single" w:sz="4" w:space="0" w:color="auto"/>
-            </w:tcBorders>
-          </w:tcPr>
-          <w:p>
-            <w:pPr>
-              <w:spacing w:after="0" w:line="360" w:lineRule="auto"/>
-              <w:outlineLvl w:val="0"/>
-              <w:rPr>
-                <w:rFonts w:ascii="Times New Roman" w:hAnsi="Times New Roman" w:cs="Times New Roman"/>
-                <w:sz w:val="20"/>
-                <w:szCs w:val="20"/>
-              </w:rPr>
-            </w:pPr>
-          </w:p>
-        </w:tc>
-      </w:tr>
-      <w:tr>
-        <w:trPr>
-          <w:cantSplit/>
-        </w:trPr>
-        <w:tc>
-          <w:tcPr>
-            <w:tcW w:w="920" w:type="dxa"/>
-            <w:tcBorders>
-              <w:top w:val="single" w:sz="4" w:space="0" w:color="auto"/>
-              <w:left w:val="single" w:sz="4" w:space="0" w:color="auto"/>
-              <w:bottom w:val="single" w:sz="4" w:space="0" w:color="auto"/>
-              <w:right w:val="single" w:sz="4" w:space="0" w:color="auto"/>
-            </w:tcBorders>
-          </w:tcPr>
-          <w:p>
-            <w:pPr>
-              <w:spacing w:after="0" w:line="360" w:lineRule="auto"/>
-              <w:outlineLvl w:val="0"/>
-              <w:rPr>
-                <w:rFonts w:ascii="Times New Roman" w:hAnsi="Times New Roman" w:cs="Times New Roman"/>
-                <w:sz w:val="20"/>
-                <w:szCs w:val="20"/>
-              </w:rPr>
-            </w:pPr>
-          </w:p>
-        </w:tc>
-        <w:tc>
-          <w:tcPr>
-            <w:tcW w:w="1134" w:type="dxa"/>
-            <w:tcBorders>
-              <w:top w:val="single" w:sz="4" w:space="0" w:color="auto"/>
-              <w:left w:val="single" w:sz="4" w:space="0" w:color="auto"/>
-              <w:bottom w:val="single" w:sz="4" w:space="0" w:color="auto"/>
-              <w:right w:val="single" w:sz="4" w:space="0" w:color="auto"/>
-            </w:tcBorders>
-          </w:tcPr>
-          <w:p>
-            <w:pPr>
-              <w:spacing w:after="0" w:line="360" w:lineRule="auto"/>
-              <w:outlineLvl w:val="0"/>
-              <w:rPr>
-                <w:rFonts w:ascii="Times New Roman" w:hAnsi="Times New Roman" w:cs="Times New Roman"/>
-                <w:sz w:val="20"/>
-                <w:szCs w:val="20"/>
-              </w:rPr>
-            </w:pPr>
-          </w:p>
-        </w:tc>
-        <w:tc>
-          <w:tcPr>
-            <w:tcW w:w="1278" w:type="dxa"/>
-            <w:tcBorders>
-              <w:top w:val="single" w:sz="4" w:space="0" w:color="auto"/>
-              <w:left w:val="single" w:sz="4" w:space="0" w:color="auto"/>
-              <w:bottom w:val="single" w:sz="4" w:space="0" w:color="auto"/>
-              <w:right w:val="single" w:sz="4" w:space="0" w:color="auto"/>
-            </w:tcBorders>
-          </w:tcPr>
-          <w:p>
-            <w:pPr>
-              <w:spacing w:after="0" w:line="360" w:lineRule="auto"/>
-              <w:outlineLvl w:val="0"/>
-              <w:rPr>
-                <w:rFonts w:ascii="Times New Roman" w:hAnsi="Times New Roman" w:cs="Times New Roman"/>
-                <w:sz w:val="20"/>
-                <w:szCs w:val="20"/>
-              </w:rPr>
-            </w:pPr>
-          </w:p>
-        </w:tc>
-        <w:tc>
-          <w:tcPr>
-            <w:tcW w:w="5880" w:type="dxa"/>
-            <w:tcBorders>
-              <w:top w:val="single" w:sz="4" w:space="0" w:color="auto"/>
-              <w:left w:val="single" w:sz="4" w:space="0" w:color="auto"/>
-              <w:bottom w:val="single" w:sz="4" w:space="0" w:color="auto"/>
-              <w:right w:val="single" w:sz="4" w:space="0" w:color="auto"/>
-            </w:tcBorders>
-          </w:tcPr>
-          <w:p>
-            <w:pPr>
-              <w:spacing w:after="0" w:line="360" w:lineRule="auto"/>
-              <w:outlineLvl w:val="0"/>
-              <w:rPr>
-                <w:rFonts w:ascii="Times New Roman" w:hAnsi="Times New Roman" w:cs="Times New Roman"/>
-                <w:sz w:val="20"/>
-                <w:szCs w:val="20"/>
-              </w:rPr>
-            </w:pPr>
-          </w:p>
-        </w:tc>
-      </w:tr>
-      <w:tr>
-        <w:trPr>
-          <w:cantSplit/>
-        </w:trPr>
-        <w:tc>
-          <w:tcPr>
-            <w:tcW w:w="920" w:type="dxa"/>
-            <w:tcBorders>
-              <w:top w:val="single" w:sz="4" w:space="0" w:color="auto"/>
-              <w:left w:val="single" w:sz="4" w:space="0" w:color="auto"/>
-              <w:bottom w:val="single" w:sz="4" w:space="0" w:color="auto"/>
-              <w:right w:val="single" w:sz="4" w:space="0" w:color="auto"/>
-            </w:tcBorders>
-          </w:tcPr>
-          <w:p>
-            <w:pPr>
-              <w:spacing w:after="0" w:line="360" w:lineRule="auto"/>
-              <w:outlineLvl w:val="0"/>
-              <w:rPr>
-                <w:rFonts w:ascii="Times New Roman" w:hAnsi="Times New Roman" w:cs="Times New Roman"/>
-                <w:sz w:val="20"/>
-                <w:szCs w:val="20"/>
-              </w:rPr>
-            </w:pPr>
-          </w:p>
-        </w:tc>
-        <w:tc>
-          <w:tcPr>
-            <w:tcW w:w="1134" w:type="dxa"/>
-            <w:tcBorders>
-              <w:top w:val="single" w:sz="4" w:space="0" w:color="auto"/>
-              <w:left w:val="single" w:sz="4" w:space="0" w:color="auto"/>
-              <w:bottom w:val="single" w:sz="4" w:space="0" w:color="auto"/>
-              <w:right w:val="single" w:sz="4" w:space="0" w:color="auto"/>
-            </w:tcBorders>
-          </w:tcPr>
-          <w:p>
-            <w:pPr>
-              <w:spacing w:after="0" w:line="360" w:lineRule="auto"/>
-              <w:outlineLvl w:val="0"/>
-              <w:rPr>
-                <w:rFonts w:ascii="Times New Roman" w:hAnsi="Times New Roman" w:cs="Times New Roman"/>
-                <w:sz w:val="20"/>
-                <w:szCs w:val="20"/>
-              </w:rPr>
-            </w:pPr>
-          </w:p>
-        </w:tc>
-        <w:tc>
-          <w:tcPr>
-            <w:tcW w:w="1278" w:type="dxa"/>
-            <w:tcBorders>
-              <w:top w:val="single" w:sz="4" w:space="0" w:color="auto"/>
-              <w:left w:val="single" w:sz="4" w:space="0" w:color="auto"/>
-              <w:bottom w:val="single" w:sz="4" w:space="0" w:color="auto"/>
-              <w:right w:val="single" w:sz="4" w:space="0" w:color="auto"/>
-            </w:tcBorders>
-          </w:tcPr>
-          <w:p>
-            <w:pPr>
-              <w:spacing w:after="0" w:line="360" w:lineRule="auto"/>
-              <w:outlineLvl w:val="0"/>
-              <w:rPr>
-                <w:rFonts w:ascii="Times New Roman" w:hAnsi="Times New Roman" w:cs="Times New Roman"/>
-                <w:sz w:val="20"/>
-                <w:szCs w:val="20"/>
-              </w:rPr>
-            </w:pPr>
-          </w:p>
-        </w:tc>
-        <w:tc>
-          <w:tcPr>
-            <w:tcW w:w="5880" w:type="dxa"/>
-            <w:tcBorders>
-              <w:top w:val="single" w:sz="4" w:space="0" w:color="auto"/>
-              <w:left w:val="single" w:sz="4" w:space="0" w:color="auto"/>
-              <w:bottom w:val="single" w:sz="4" w:space="0" w:color="auto"/>
-              <w:right w:val="single" w:sz="4" w:space="0" w:color="auto"/>
-            </w:tcBorders>
-          </w:tcPr>
-          <w:p>
-            <w:pPr>
-              <w:spacing w:after="0" w:line="360" w:lineRule="auto"/>
-              <w:outlineLvl w:val="0"/>
-              <w:rPr>
-                <w:rFonts w:ascii="Times New Roman" w:hAnsi="Times New Roman" w:cs="Times New Roman"/>
-                <w:sz w:val="20"/>
-                <w:szCs w:val="20"/>
-              </w:rPr>
-            </w:pPr>
-          </w:p>
-        </w:tc>
-      </w:tr>
-      <w:tr>
-        <w:trPr>
-          <w:cantSplit/>
-        </w:trPr>
-        <w:tc>
-          <w:tcPr>
-            <w:tcW w:w="920" w:type="dxa"/>
-            <w:tcBorders>
-              <w:top w:val="single" w:sz="4" w:space="0" w:color="auto"/>
-              <w:left w:val="single" w:sz="4" w:space="0" w:color="auto"/>
-              <w:bottom w:val="single" w:sz="4" w:space="0" w:color="auto"/>
-              <w:right w:val="single" w:sz="4" w:space="0" w:color="auto"/>
-            </w:tcBorders>
-          </w:tcPr>
-          <w:p>
-            <w:pPr>
-              <w:spacing w:after="0" w:line="360" w:lineRule="auto"/>
-              <w:outlineLvl w:val="0"/>
-              <w:rPr>
-                <w:rFonts w:ascii="Times New Roman" w:hAnsi="Times New Roman" w:cs="Times New Roman"/>
-                <w:sz w:val="20"/>
-                <w:szCs w:val="20"/>
-              </w:rPr>
-            </w:pPr>
-          </w:p>
-        </w:tc>
-        <w:tc>
-          <w:tcPr>
-            <w:tcW w:w="1134" w:type="dxa"/>
-            <w:tcBorders>
-              <w:top w:val="single" w:sz="4" w:space="0" w:color="auto"/>
-              <w:left w:val="single" w:sz="4" w:space="0" w:color="auto"/>
-              <w:bottom w:val="single" w:sz="4" w:space="0" w:color="auto"/>
-              <w:right w:val="single" w:sz="4" w:space="0" w:color="auto"/>
-            </w:tcBorders>
-          </w:tcPr>
-          <w:p>
-            <w:pPr>
-              <w:spacing w:after="0" w:line="360" w:lineRule="auto"/>
-              <w:outlineLvl w:val="0"/>
-              <w:rPr>
-                <w:rFonts w:ascii="Times New Roman" w:hAnsi="Times New Roman" w:cs="Times New Roman"/>
-                <w:sz w:val="20"/>
-                <w:szCs w:val="20"/>
-              </w:rPr>
-            </w:pPr>
-          </w:p>
-        </w:tc>
-        <w:tc>
-          <w:tcPr>
-            <w:tcW w:w="1278" w:type="dxa"/>
-            <w:tcBorders>
-              <w:top w:val="single" w:sz="4" w:space="0" w:color="auto"/>
-              <w:left w:val="single" w:sz="4" w:space="0" w:color="auto"/>
-              <w:bottom w:val="single" w:sz="4" w:space="0" w:color="auto"/>
-              <w:right w:val="single" w:sz="4" w:space="0" w:color="auto"/>
-            </w:tcBorders>
-          </w:tcPr>
-          <w:p>
-            <w:pPr>
-              <w:spacing w:after="0" w:line="360" w:lineRule="auto"/>
-              <w:outlineLvl w:val="0"/>
-              <w:rPr>
-                <w:rFonts w:ascii="Times New Roman" w:hAnsi="Times New Roman" w:cs="Times New Roman"/>
-                <w:sz w:val="20"/>
-                <w:szCs w:val="20"/>
-              </w:rPr>
-            </w:pPr>
-          </w:p>
-        </w:tc>
-        <w:tc>
-          <w:tcPr>
-            <w:tcW w:w="5880" w:type="dxa"/>
-            <w:tcBorders>
-              <w:top w:val="single" w:sz="4" w:space="0" w:color="auto"/>
-              <w:left w:val="single" w:sz="4" w:space="0" w:color="auto"/>
-              <w:bottom w:val="single" w:sz="4" w:space="0" w:color="auto"/>
-              <w:right w:val="single" w:sz="4" w:space="0" w:color="auto"/>
-            </w:tcBorders>
-          </w:tcPr>
-          <w:p>
-            <w:pPr>
-              <w:spacing w:after="0" w:line="360" w:lineRule="auto"/>
-              <w:outlineLvl w:val="0"/>
-              <w:rPr>
-                <w:rFonts w:ascii="Times New Roman" w:hAnsi="Times New Roman" w:cs="Times New Roman"/>
-                <w:sz w:val="20"/>
-                <w:szCs w:val="20"/>
-              </w:rPr>
-            </w:pPr>
-          </w:p>
-        </w:tc>
-      </w:tr>
-      <w:tr>
-        <w:trPr>
-          <w:cantSplit/>
-        </w:trPr>
-        <w:tc>
-          <w:tcPr>
-            <w:tcW w:w="920" w:type="dxa"/>
-            <w:tcBorders>
-              <w:top w:val="single" w:sz="4" w:space="0" w:color="auto"/>
-              <w:left w:val="single" w:sz="4" w:space="0" w:color="auto"/>
-              <w:bottom w:val="single" w:sz="4" w:space="0" w:color="auto"/>
-              <w:right w:val="single" w:sz="4" w:space="0" w:color="auto"/>
-            </w:tcBorders>
-          </w:tcPr>
-          <w:p>
-            <w:pPr>
-              <w:spacing w:after="0" w:line="360" w:lineRule="auto"/>
-              <w:outlineLvl w:val="0"/>
-              <w:rPr>
-                <w:rFonts w:ascii="Times New Roman" w:hAnsi="Times New Roman" w:cs="Times New Roman"/>
-                <w:sz w:val="20"/>
-                <w:szCs w:val="20"/>
-              </w:rPr>
-            </w:pPr>
-          </w:p>
-        </w:tc>
-        <w:tc>
-          <w:tcPr>
-            <w:tcW w:w="1134" w:type="dxa"/>
-            <w:tcBorders>
-              <w:top w:val="single" w:sz="4" w:space="0" w:color="auto"/>
-              <w:left w:val="single" w:sz="4" w:space="0" w:color="auto"/>
-              <w:bottom w:val="single" w:sz="4" w:space="0" w:color="auto"/>
-              <w:right w:val="single" w:sz="4" w:space="0" w:color="auto"/>
-            </w:tcBorders>
-          </w:tcPr>
-          <w:p>
-            <w:pPr>
-              <w:spacing w:after="0" w:line="360" w:lineRule="auto"/>
-              <w:outlineLvl w:val="0"/>
-              <w:rPr>
-                <w:rFonts w:ascii="Times New Roman" w:hAnsi="Times New Roman" w:cs="Times New Roman"/>
-                <w:sz w:val="20"/>
-                <w:szCs w:val="20"/>
-              </w:rPr>
-            </w:pPr>
-          </w:p>
-        </w:tc>
-        <w:tc>
-          <w:tcPr>
-            <w:tcW w:w="1278" w:type="dxa"/>
-            <w:tcBorders>
-              <w:top w:val="single" w:sz="4" w:space="0" w:color="auto"/>
-              <w:left w:val="single" w:sz="4" w:space="0" w:color="auto"/>
-              <w:bottom w:val="single" w:sz="4" w:space="0" w:color="auto"/>
-              <w:right w:val="single" w:sz="4" w:space="0" w:color="auto"/>
-            </w:tcBorders>
-          </w:tcPr>
-          <w:p>
-            <w:pPr>
-              <w:spacing w:after="0" w:line="360" w:lineRule="auto"/>
-              <w:outlineLvl w:val="0"/>
-              <w:rPr>
-                <w:rFonts w:ascii="Times New Roman" w:hAnsi="Times New Roman" w:cs="Times New Roman"/>
-                <w:sz w:val="20"/>
-                <w:szCs w:val="20"/>
-              </w:rPr>
-            </w:pPr>
-          </w:p>
-        </w:tc>
-        <w:tc>
-          <w:tcPr>
-            <w:tcW w:w="5880" w:type="dxa"/>
-            <w:tcBorders>
-              <w:top w:val="single" w:sz="4" w:space="0" w:color="auto"/>
-              <w:left w:val="single" w:sz="4" w:space="0" w:color="auto"/>
-              <w:bottom w:val="single" w:sz="4" w:space="0" w:color="auto"/>
-              <w:right w:val="single" w:sz="4" w:space="0" w:color="auto"/>
-            </w:tcBorders>
-          </w:tcPr>
-          <w:p>
-            <w:pPr>
-              <w:spacing w:after="0" w:line="360" w:lineRule="auto"/>
-              <w:outlineLvl w:val="0"/>
-              <w:rPr>
-                <w:rFonts w:ascii="Times New Roman" w:hAnsi="Times New Roman" w:cs="Times New Roman"/>
-                <w:sz w:val="20"/>
-                <w:szCs w:val="20"/>
-              </w:rPr>
-            </w:pPr>
-          </w:p>
-        </w:tc>
-      </w:tr>
-      <w:tr>
-        <w:trPr>
-          <w:cantSplit/>
-        </w:trPr>
-        <w:tc>
-          <w:tcPr>
-            <w:tcW w:w="920" w:type="dxa"/>
-            <w:tcBorders>
-              <w:top w:val="single" w:sz="4" w:space="0" w:color="auto"/>
-              <w:left w:val="single" w:sz="4" w:space="0" w:color="auto"/>
-              <w:bottom w:val="single" w:sz="4" w:space="0" w:color="auto"/>
-              <w:right w:val="single" w:sz="4" w:space="0" w:color="auto"/>
-            </w:tcBorders>
-          </w:tcPr>
-          <w:p>
-            <w:pPr>
-              <w:spacing w:after="0" w:line="360" w:lineRule="auto"/>
-              <w:outlineLvl w:val="0"/>
-              <w:rPr>
-                <w:rFonts w:ascii="Times New Roman" w:hAnsi="Times New Roman" w:cs="Times New Roman"/>
-                <w:sz w:val="20"/>
-                <w:szCs w:val="20"/>
-              </w:rPr>
-            </w:pPr>
-          </w:p>
-        </w:tc>
-        <w:tc>
-          <w:tcPr>
-            <w:tcW w:w="1134" w:type="dxa"/>
-            <w:tcBorders>
-              <w:top w:val="single" w:sz="4" w:space="0" w:color="auto"/>
-              <w:left w:val="single" w:sz="4" w:space="0" w:color="auto"/>
-              <w:bottom w:val="single" w:sz="4" w:space="0" w:color="auto"/>
-              <w:right w:val="single" w:sz="4" w:space="0" w:color="auto"/>
-            </w:tcBorders>
-          </w:tcPr>
-          <w:p>
-            <w:pPr>
-              <w:spacing w:after="0" w:line="360" w:lineRule="auto"/>
-              <w:outlineLvl w:val="0"/>
-              <w:rPr>
-                <w:rFonts w:ascii="Times New Roman" w:hAnsi="Times New Roman" w:cs="Times New Roman"/>
-                <w:sz w:val="20"/>
-                <w:szCs w:val="20"/>
-              </w:rPr>
-            </w:pPr>
-          </w:p>
-        </w:tc>
-        <w:tc>
-          <w:tcPr>
-            <w:tcW w:w="1278" w:type="dxa"/>
-            <w:tcBorders>
-              <w:top w:val="single" w:sz="4" w:space="0" w:color="auto"/>
-              <w:left w:val="single" w:sz="4" w:space="0" w:color="auto"/>
-              <w:bottom w:val="single" w:sz="4" w:space="0" w:color="auto"/>
-              <w:right w:val="single" w:sz="4" w:space="0" w:color="auto"/>
-            </w:tcBorders>
-          </w:tcPr>
-          <w:p>
-            <w:pPr>
-              <w:spacing w:after="0" w:line="360" w:lineRule="auto"/>
-              <w:outlineLvl w:val="0"/>
-              <w:rPr>
-                <w:rFonts w:ascii="Times New Roman" w:hAnsi="Times New Roman" w:cs="Times New Roman"/>
-                <w:sz w:val="20"/>
-                <w:szCs w:val="20"/>
-              </w:rPr>
-            </w:pPr>
-          </w:p>
-        </w:tc>
-        <w:tc>
-          <w:tcPr>
-            <w:tcW w:w="5880" w:type="dxa"/>
-            <w:tcBorders>
-              <w:top w:val="single" w:sz="4" w:space="0" w:color="auto"/>
-              <w:left w:val="single" w:sz="4" w:space="0" w:color="auto"/>
-              <w:bottom w:val="single" w:sz="4" w:space="0" w:color="auto"/>
-              <w:right w:val="single" w:sz="4" w:space="0" w:color="auto"/>
-            </w:tcBorders>
-          </w:tcPr>
-          <w:p>
-            <w:pPr>
-              <w:spacing w:after="0" w:line="360" w:lineRule="auto"/>
-              <w:outlineLvl w:val="0"/>
-              <w:rPr>
-                <w:rFonts w:ascii="Times New Roman" w:hAnsi="Times New Roman" w:cs="Times New Roman"/>
-                <w:sz w:val="20"/>
-                <w:szCs w:val="20"/>
-              </w:rPr>
-            </w:pPr>
-          </w:p>
-        </w:tc>
-      </w:tr>
-      <w:tr>
-        <w:trPr>
-          <w:cantSplit/>
-        </w:trPr>
-        <w:tc>
-          <w:tcPr>
-            <w:tcW w:w="920" w:type="dxa"/>
-            <w:tcBorders>
-              <w:top w:val="single" w:sz="4" w:space="0" w:color="auto"/>
-              <w:left w:val="single" w:sz="4" w:space="0" w:color="auto"/>
-              <w:bottom w:val="single" w:sz="4" w:space="0" w:color="auto"/>
-              <w:right w:val="single" w:sz="4" w:space="0" w:color="auto"/>
-            </w:tcBorders>
-          </w:tcPr>
-          <w:p>
-            <w:pPr>
-              <w:spacing w:after="0" w:line="360" w:lineRule="auto"/>
-              <w:outlineLvl w:val="0"/>
-              <w:rPr>
-                <w:rFonts w:ascii="Times New Roman" w:hAnsi="Times New Roman" w:cs="Times New Roman"/>
-                <w:sz w:val="20"/>
-                <w:szCs w:val="20"/>
-              </w:rPr>
-            </w:pPr>
-          </w:p>
-        </w:tc>
-        <w:tc>
-          <w:tcPr>
-            <w:tcW w:w="1134" w:type="dxa"/>
-            <w:tcBorders>
-              <w:top w:val="single" w:sz="4" w:space="0" w:color="auto"/>
-              <w:left w:val="single" w:sz="4" w:space="0" w:color="auto"/>
-              <w:bottom w:val="single" w:sz="4" w:space="0" w:color="auto"/>
-              <w:right w:val="single" w:sz="4" w:space="0" w:color="auto"/>
-            </w:tcBorders>
-          </w:tcPr>
-          <w:p>
-            <w:pPr>
-              <w:spacing w:after="0" w:line="360" w:lineRule="auto"/>
-              <w:outlineLvl w:val="0"/>
-              <w:rPr>
-                <w:rFonts w:ascii="Times New Roman" w:hAnsi="Times New Roman" w:cs="Times New Roman"/>
-                <w:sz w:val="20"/>
-                <w:szCs w:val="20"/>
-              </w:rPr>
-            </w:pPr>
-          </w:p>
-        </w:tc>
-        <w:tc>
-          <w:tcPr>
-            <w:tcW w:w="1278" w:type="dxa"/>
-            <w:tcBorders>
-              <w:top w:val="single" w:sz="4" w:space="0" w:color="auto"/>
-              <w:left w:val="single" w:sz="4" w:space="0" w:color="auto"/>
-              <w:bottom w:val="single" w:sz="4" w:space="0" w:color="auto"/>
-              <w:right w:val="single" w:sz="4" w:space="0" w:color="auto"/>
-            </w:tcBorders>
-          </w:tcPr>
-          <w:p>
-            <w:pPr>
-              <w:spacing w:after="0" w:line="360" w:lineRule="auto"/>
-              <w:outlineLvl w:val="0"/>
-              <w:rPr>
-                <w:rFonts w:ascii="Times New Roman" w:hAnsi="Times New Roman" w:cs="Times New Roman"/>
-                <w:sz w:val="20"/>
-                <w:szCs w:val="20"/>
-              </w:rPr>
-            </w:pPr>
-          </w:p>
-        </w:tc>
-        <w:tc>
-          <w:tcPr>
-            <w:tcW w:w="5880" w:type="dxa"/>
-            <w:tcBorders>
-              <w:top w:val="single" w:sz="4" w:space="0" w:color="auto"/>
-              <w:left w:val="single" w:sz="4" w:space="0" w:color="auto"/>
-              <w:bottom w:val="single" w:sz="4" w:space="0" w:color="auto"/>
-              <w:right w:val="single" w:sz="4" w:space="0" w:color="auto"/>
-            </w:tcBorders>
-          </w:tcPr>
-          <w:p>
-            <w:pPr>
-              <w:spacing w:after="0" w:line="360" w:lineRule="auto"/>
-              <w:outlineLvl w:val="0"/>
-              <w:rPr>
-                <w:rFonts w:ascii="Times New Roman" w:hAnsi="Times New Roman" w:cs="Times New Roman"/>
-                <w:sz w:val="20"/>
-                <w:szCs w:val="20"/>
-              </w:rPr>
-            </w:pPr>
-          </w:p>
-        </w:tc>
-      </w:tr>
-      <w:tr>
-        <w:trPr>
-          <w:cantSplit/>
-        </w:trPr>
-        <w:tc>
-          <w:tcPr>
-            <w:tcW w:w="920" w:type="dxa"/>
-            <w:tcBorders>
-              <w:top w:val="single" w:sz="4" w:space="0" w:color="auto"/>
-              <w:left w:val="single" w:sz="4" w:space="0" w:color="auto"/>
-              <w:bottom w:val="single" w:sz="4" w:space="0" w:color="auto"/>
-              <w:right w:val="single" w:sz="4" w:space="0" w:color="auto"/>
-            </w:tcBorders>
-          </w:tcPr>
-          <w:p>
-            <w:pPr>
-              <w:spacing w:after="0" w:line="360" w:lineRule="auto"/>
-              <w:outlineLvl w:val="0"/>
-              <w:rPr>
-                <w:rFonts w:ascii="Times New Roman" w:hAnsi="Times New Roman" w:cs="Times New Roman"/>
-                <w:sz w:val="20"/>
-                <w:szCs w:val="20"/>
-              </w:rPr>
-            </w:pPr>
-          </w:p>
-        </w:tc>
-        <w:tc>
-          <w:tcPr>
-            <w:tcW w:w="1134" w:type="dxa"/>
-            <w:tcBorders>
-              <w:top w:val="single" w:sz="4" w:space="0" w:color="auto"/>
-              <w:left w:val="single" w:sz="4" w:space="0" w:color="auto"/>
-              <w:bottom w:val="single" w:sz="4" w:space="0" w:color="auto"/>
-              <w:right w:val="single" w:sz="4" w:space="0" w:color="auto"/>
-            </w:tcBorders>
-          </w:tcPr>
-          <w:p>
-            <w:pPr>
-              <w:spacing w:after="0" w:line="360" w:lineRule="auto"/>
-              <w:outlineLvl w:val="0"/>
-              <w:rPr>
-                <w:rFonts w:ascii="Times New Roman" w:hAnsi="Times New Roman" w:cs="Times New Roman"/>
-                <w:sz w:val="20"/>
-                <w:szCs w:val="20"/>
-              </w:rPr>
-            </w:pPr>
-          </w:p>
-        </w:tc>
-        <w:tc>
-          <w:tcPr>
-            <w:tcW w:w="1278" w:type="dxa"/>
-            <w:tcBorders>
-              <w:top w:val="single" w:sz="4" w:space="0" w:color="auto"/>
-              <w:left w:val="single" w:sz="4" w:space="0" w:color="auto"/>
-              <w:bottom w:val="single" w:sz="4" w:space="0" w:color="auto"/>
-              <w:right w:val="single" w:sz="4" w:space="0" w:color="auto"/>
-            </w:tcBorders>
-          </w:tcPr>
-          <w:p>
-            <w:pPr>
-              <w:spacing w:after="0" w:line="360" w:lineRule="auto"/>
-              <w:outlineLvl w:val="0"/>
-              <w:rPr>
-                <w:rFonts w:ascii="Times New Roman" w:hAnsi="Times New Roman" w:cs="Times New Roman"/>
-                <w:sz w:val="20"/>
-                <w:szCs w:val="20"/>
-              </w:rPr>
-            </w:pPr>
-          </w:p>
-        </w:tc>
-        <w:tc>
-          <w:tcPr>
-            <w:tcW w:w="5880" w:type="dxa"/>
-            <w:tcBorders>
-              <w:top w:val="single" w:sz="4" w:space="0" w:color="auto"/>
-              <w:left w:val="single" w:sz="4" w:space="0" w:color="auto"/>
-              <w:bottom w:val="single" w:sz="4" w:space="0" w:color="auto"/>
-              <w:right w:val="single" w:sz="4" w:space="0" w:color="auto"/>
-            </w:tcBorders>
-          </w:tcPr>
-          <w:p>
-            <w:pPr>
-              <w:spacing w:after="0" w:line="360" w:lineRule="auto"/>
-              <w:outlineLvl w:val="0"/>
-              <w:rPr>
-                <w:rFonts w:ascii="Times New Roman" w:hAnsi="Times New Roman" w:cs="Times New Roman"/>
-                <w:sz w:val="20"/>
-                <w:szCs w:val="20"/>
-              </w:rPr>
-            </w:pPr>
-          </w:p>
-        </w:tc>
-      </w:tr>
-      <w:tr>
-        <w:trPr>
-          <w:cantSplit/>
-        </w:trPr>
-        <w:tc>
-          <w:tcPr>
-            <w:tcW w:w="920" w:type="dxa"/>
-            <w:tcBorders>
-              <w:top w:val="single" w:sz="4" w:space="0" w:color="auto"/>
-              <w:left w:val="single" w:sz="4" w:space="0" w:color="auto"/>
-              <w:bottom w:val="single" w:sz="4" w:space="0" w:color="auto"/>
-              <w:right w:val="single" w:sz="4" w:space="0" w:color="auto"/>
-            </w:tcBorders>
-          </w:tcPr>
-          <w:p>
-            <w:pPr>
-              <w:spacing w:after="0" w:line="360" w:lineRule="auto"/>
-              <w:outlineLvl w:val="0"/>
-              <w:rPr>
-                <w:rFonts w:ascii="Times New Roman" w:hAnsi="Times New Roman" w:cs="Times New Roman"/>
-                <w:sz w:val="20"/>
-                <w:szCs w:val="20"/>
-              </w:rPr>
-            </w:pPr>
-          </w:p>
-        </w:tc>
-        <w:tc>
-          <w:tcPr>
-            <w:tcW w:w="1134" w:type="dxa"/>
-            <w:tcBorders>
-              <w:top w:val="single" w:sz="4" w:space="0" w:color="auto"/>
-              <w:left w:val="single" w:sz="4" w:space="0" w:color="auto"/>
-              <w:bottom w:val="single" w:sz="4" w:space="0" w:color="auto"/>
-              <w:right w:val="single" w:sz="4" w:space="0" w:color="auto"/>
-            </w:tcBorders>
-          </w:tcPr>
-          <w:p>
-            <w:pPr>
-              <w:spacing w:after="0" w:line="360" w:lineRule="auto"/>
-              <w:outlineLvl w:val="0"/>
-              <w:rPr>
-                <w:rFonts w:ascii="Times New Roman" w:hAnsi="Times New Roman" w:cs="Times New Roman"/>
-                <w:sz w:val="20"/>
-                <w:szCs w:val="20"/>
-              </w:rPr>
-            </w:pPr>
-          </w:p>
-        </w:tc>
-        <w:tc>
-          <w:tcPr>
-            <w:tcW w:w="1278" w:type="dxa"/>
-            <w:tcBorders>
-              <w:top w:val="single" w:sz="4" w:space="0" w:color="auto"/>
-              <w:left w:val="single" w:sz="4" w:space="0" w:color="auto"/>
-              <w:bottom w:val="single" w:sz="4" w:space="0" w:color="auto"/>
-              <w:right w:val="single" w:sz="4" w:space="0" w:color="auto"/>
-            </w:tcBorders>
-          </w:tcPr>
-          <w:p>
-            <w:pPr>
-              <w:spacing w:after="0" w:line="360" w:lineRule="auto"/>
-              <w:outlineLvl w:val="0"/>
-              <w:rPr>
-                <w:rFonts w:ascii="Times New Roman" w:hAnsi="Times New Roman" w:cs="Times New Roman"/>
-                <w:sz w:val="20"/>
-                <w:szCs w:val="20"/>
-              </w:rPr>
-            </w:pPr>
-          </w:p>
-        </w:tc>
-        <w:tc>
-          <w:tcPr>
-            <w:tcW w:w="5880" w:type="dxa"/>
-            <w:tcBorders>
-              <w:top w:val="single" w:sz="4" w:space="0" w:color="auto"/>
-              <w:left w:val="single" w:sz="4" w:space="0" w:color="auto"/>
-              <w:bottom w:val="single" w:sz="4" w:space="0" w:color="auto"/>
-              <w:right w:val="single" w:sz="4" w:space="0" w:color="auto"/>
-            </w:tcBorders>
-          </w:tcPr>
-          <w:p>
-            <w:pPr>
-              <w:spacing w:after="0" w:line="360" w:lineRule="auto"/>
-              <w:outlineLvl w:val="0"/>
-              <w:rPr>
-                <w:rFonts w:ascii="Times New Roman" w:hAnsi="Times New Roman" w:cs="Times New Roman"/>
-                <w:sz w:val="20"/>
-                <w:szCs w:val="20"/>
-              </w:rPr>
-            </w:pPr>
-          </w:p>
-        </w:tc>
-      </w:tr>
-      <w:tr>
-        <w:trPr>
-          <w:cantSplit/>
-        </w:trPr>
-        <w:tc>
-          <w:tcPr>
-            <w:tcW w:w="920" w:type="dxa"/>
-            <w:tcBorders>
-              <w:top w:val="single" w:sz="4" w:space="0" w:color="auto"/>
-              <w:left w:val="single" w:sz="4" w:space="0" w:color="auto"/>
-              <w:bottom w:val="single" w:sz="4" w:space="0" w:color="auto"/>
-              <w:right w:val="single" w:sz="4" w:space="0" w:color="auto"/>
-            </w:tcBorders>
-          </w:tcPr>
-          <w:p>
-            <w:pPr>
-              <w:spacing w:after="0" w:line="360" w:lineRule="auto"/>
-              <w:outlineLvl w:val="0"/>
-              <w:rPr>
-                <w:rFonts w:ascii="Times New Roman" w:hAnsi="Times New Roman" w:cs="Times New Roman"/>
-                <w:sz w:val="20"/>
-                <w:szCs w:val="20"/>
-              </w:rPr>
-            </w:pPr>
-          </w:p>
-        </w:tc>
-        <w:tc>
-          <w:tcPr>
-            <w:tcW w:w="1134" w:type="dxa"/>
-            <w:tcBorders>
-              <w:top w:val="single" w:sz="4" w:space="0" w:color="auto"/>
-              <w:left w:val="single" w:sz="4" w:space="0" w:color="auto"/>
-              <w:bottom w:val="single" w:sz="4" w:space="0" w:color="auto"/>
-              <w:right w:val="single" w:sz="4" w:space="0" w:color="auto"/>
-            </w:tcBorders>
-          </w:tcPr>
-          <w:p>
-            <w:pPr>
-              <w:spacing w:after="0" w:line="360" w:lineRule="auto"/>
-              <w:outlineLvl w:val="0"/>
-              <w:rPr>
-                <w:rFonts w:ascii="Times New Roman" w:hAnsi="Times New Roman" w:cs="Times New Roman"/>
-                <w:sz w:val="20"/>
-                <w:szCs w:val="20"/>
-              </w:rPr>
-            </w:pPr>
-          </w:p>
-        </w:tc>
-        <w:tc>
-          <w:tcPr>
-            <w:tcW w:w="1278" w:type="dxa"/>
-            <w:tcBorders>
-              <w:top w:val="single" w:sz="4" w:space="0" w:color="auto"/>
-              <w:left w:val="single" w:sz="4" w:space="0" w:color="auto"/>
-              <w:bottom w:val="single" w:sz="4" w:space="0" w:color="auto"/>
-              <w:right w:val="single" w:sz="4" w:space="0" w:color="auto"/>
-            </w:tcBorders>
-          </w:tcPr>
-          <w:p>
-            <w:pPr>
-              <w:spacing w:after="0" w:line="360" w:lineRule="auto"/>
-              <w:outlineLvl w:val="0"/>
-              <w:rPr>
-                <w:rFonts w:ascii="Times New Roman" w:hAnsi="Times New Roman" w:cs="Times New Roman"/>
-                <w:sz w:val="20"/>
-                <w:szCs w:val="20"/>
-              </w:rPr>
-            </w:pPr>
-          </w:p>
-        </w:tc>
-        <w:tc>
-          <w:tcPr>
-            <w:tcW w:w="5880" w:type="dxa"/>
-            <w:tcBorders>
-              <w:top w:val="single" w:sz="4" w:space="0" w:color="auto"/>
-              <w:left w:val="single" w:sz="4" w:space="0" w:color="auto"/>
-              <w:bottom w:val="single" w:sz="4" w:space="0" w:color="auto"/>
-              <w:right w:val="single" w:sz="4" w:space="0" w:color="auto"/>
-            </w:tcBorders>
-          </w:tcPr>
-          <w:p>
-            <w:pPr>
-              <w:spacing w:after="0" w:line="360" w:lineRule="auto"/>
-              <w:outlineLvl w:val="0"/>
-              <w:rPr>
-                <w:rFonts w:ascii="Times New Roman" w:hAnsi="Times New Roman" w:cs="Times New Roman"/>
-                <w:sz w:val="20"/>
-                <w:szCs w:val="20"/>
-              </w:rPr>
-            </w:pPr>
-          </w:p>
-        </w:tc>
-      </w:tr>
-      <w:tr>
-        <w:trPr>
-          <w:cantSplit/>
-        </w:trPr>
-        <w:tc>
-          <w:tcPr>
-            <w:tcW w:w="920" w:type="dxa"/>
-            <w:tcBorders>
-              <w:top w:val="single" w:sz="4" w:space="0" w:color="auto"/>
-              <w:left w:val="single" w:sz="4" w:space="0" w:color="auto"/>
-              <w:bottom w:val="single" w:sz="4" w:space="0" w:color="auto"/>
-              <w:right w:val="single" w:sz="4" w:space="0" w:color="auto"/>
-            </w:tcBorders>
-          </w:tcPr>
-          <w:p>
-            <w:pPr>
-              <w:spacing w:after="0" w:line="360" w:lineRule="auto"/>
-              <w:outlineLvl w:val="0"/>
-              <w:rPr>
-                <w:rFonts w:ascii="Times New Roman" w:hAnsi="Times New Roman" w:cs="Times New Roman"/>
-                <w:sz w:val="20"/>
-                <w:szCs w:val="20"/>
-              </w:rPr>
-            </w:pPr>
-          </w:p>
-        </w:tc>
-        <w:tc>
-          <w:tcPr>
-            <w:tcW w:w="1134" w:type="dxa"/>
-            <w:tcBorders>
-              <w:top w:val="single" w:sz="4" w:space="0" w:color="auto"/>
-              <w:left w:val="single" w:sz="4" w:space="0" w:color="auto"/>
-              <w:bottom w:val="single" w:sz="4" w:space="0" w:color="auto"/>
-              <w:right w:val="single" w:sz="4" w:space="0" w:color="auto"/>
-            </w:tcBorders>
-          </w:tcPr>
-          <w:p>
-            <w:pPr>
-              <w:spacing w:after="0" w:line="360" w:lineRule="auto"/>
-              <w:outlineLvl w:val="0"/>
-              <w:rPr>
-                <w:rFonts w:ascii="Times New Roman" w:hAnsi="Times New Roman" w:cs="Times New Roman"/>
-                <w:sz w:val="20"/>
-                <w:szCs w:val="20"/>
-              </w:rPr>
-            </w:pPr>
-          </w:p>
-        </w:tc>
-        <w:tc>
-          <w:tcPr>
-            <w:tcW w:w="1278" w:type="dxa"/>
-            <w:tcBorders>
-              <w:top w:val="single" w:sz="4" w:space="0" w:color="auto"/>
-              <w:left w:val="single" w:sz="4" w:space="0" w:color="auto"/>
-              <w:bottom w:val="single" w:sz="4" w:space="0" w:color="auto"/>
-              <w:right w:val="single" w:sz="4" w:space="0" w:color="auto"/>
-            </w:tcBorders>
-          </w:tcPr>
-          <w:p>
-            <w:pPr>
-              <w:spacing w:after="0" w:line="360" w:lineRule="auto"/>
-              <w:outlineLvl w:val="0"/>
-              <w:rPr>
-                <w:rFonts w:ascii="Times New Roman" w:hAnsi="Times New Roman" w:cs="Times New Roman"/>
-                <w:sz w:val="20"/>
-                <w:szCs w:val="20"/>
-              </w:rPr>
-            </w:pPr>
-          </w:p>
-        </w:tc>
-        <w:tc>
-          <w:tcPr>
-            <w:tcW w:w="5880" w:type="dxa"/>
-            <w:tcBorders>
-              <w:top w:val="single" w:sz="4" w:space="0" w:color="auto"/>
-              <w:left w:val="single" w:sz="4" w:space="0" w:color="auto"/>
-              <w:bottom w:val="single" w:sz="4" w:space="0" w:color="auto"/>
-              <w:right w:val="single" w:sz="4" w:space="0" w:color="auto"/>
-            </w:tcBorders>
-          </w:tcPr>
-          <w:p>
-            <w:pPr>
-              <w:spacing w:after="0" w:line="360" w:lineRule="auto"/>
-              <w:outlineLvl w:val="0"/>
-              <w:rPr>
-                <w:rFonts w:ascii="Times New Roman" w:hAnsi="Times New Roman" w:cs="Times New Roman"/>
-                <w:sz w:val="20"/>
-                <w:szCs w:val="20"/>
-              </w:rPr>
-            </w:pPr>
-          </w:p>
-        </w:tc>
-      </w:tr>
-      <w:tr>
-        <w:trPr>
-          <w:cantSplit/>
-        </w:trPr>
-        <w:tc>
-          <w:tcPr>
-            <w:tcW w:w="920" w:type="dxa"/>
-            <w:tcBorders>
-              <w:top w:val="single" w:sz="4" w:space="0" w:color="auto"/>
-              <w:left w:val="single" w:sz="4" w:space="0" w:color="auto"/>
-              <w:bottom w:val="single" w:sz="4" w:space="0" w:color="auto"/>
-              <w:right w:val="single" w:sz="4" w:space="0" w:color="auto"/>
-            </w:tcBorders>
-          </w:tcPr>
-          <w:p>
-            <w:pPr>
-              <w:spacing w:after="0" w:line="360" w:lineRule="auto"/>
-              <w:outlineLvl w:val="0"/>
-              <w:rPr>
-                <w:rFonts w:ascii="Times New Roman" w:hAnsi="Times New Roman" w:cs="Times New Roman"/>
-                <w:sz w:val="20"/>
-                <w:szCs w:val="20"/>
-              </w:rPr>
-            </w:pPr>
-          </w:p>
-        </w:tc>
-        <w:tc>
-          <w:tcPr>
-            <w:tcW w:w="1134" w:type="dxa"/>
-            <w:tcBorders>
-              <w:top w:val="single" w:sz="4" w:space="0" w:color="auto"/>
-              <w:left w:val="single" w:sz="4" w:space="0" w:color="auto"/>
-              <w:bottom w:val="single" w:sz="4" w:space="0" w:color="auto"/>
-              <w:right w:val="single" w:sz="4" w:space="0" w:color="auto"/>
-            </w:tcBorders>
-          </w:tcPr>
-          <w:p>
-            <w:pPr>
-              <w:spacing w:after="0" w:line="360" w:lineRule="auto"/>
-              <w:outlineLvl w:val="0"/>
-              <w:rPr>
-                <w:rFonts w:ascii="Times New Roman" w:hAnsi="Times New Roman" w:cs="Times New Roman"/>
-                <w:sz w:val="20"/>
-                <w:szCs w:val="20"/>
-              </w:rPr>
-            </w:pPr>
-          </w:p>
-        </w:tc>
-        <w:tc>
-          <w:tcPr>
-            <w:tcW w:w="1278" w:type="dxa"/>
-            <w:tcBorders>
-              <w:top w:val="single" w:sz="4" w:space="0" w:color="auto"/>
-              <w:left w:val="single" w:sz="4" w:space="0" w:color="auto"/>
-              <w:bottom w:val="single" w:sz="4" w:space="0" w:color="auto"/>
-              <w:right w:val="single" w:sz="4" w:space="0" w:color="auto"/>
-            </w:tcBorders>
-          </w:tcPr>
-          <w:p>
-            <w:pPr>
-              <w:spacing w:after="0" w:line="360" w:lineRule="auto"/>
-              <w:outlineLvl w:val="0"/>
-              <w:rPr>
-                <w:rFonts w:ascii="Times New Roman" w:hAnsi="Times New Roman" w:cs="Times New Roman"/>
-                <w:sz w:val="20"/>
-                <w:szCs w:val="20"/>
-              </w:rPr>
-            </w:pPr>
-          </w:p>
-        </w:tc>
-        <w:tc>
-          <w:tcPr>
-            <w:tcW w:w="5880" w:type="dxa"/>
-            <w:tcBorders>
-              <w:top w:val="single" w:sz="4" w:space="0" w:color="auto"/>
-              <w:left w:val="single" w:sz="4" w:space="0" w:color="auto"/>
-              <w:bottom w:val="single" w:sz="4" w:space="0" w:color="auto"/>
-              <w:right w:val="single" w:sz="4" w:space="0" w:color="auto"/>
-            </w:tcBorders>
-          </w:tcPr>
-          <w:p>
-            <w:pPr>
-              <w:spacing w:after="0" w:line="360" w:lineRule="auto"/>
-              <w:outlineLvl w:val="0"/>
-              <w:rPr>
-                <w:rFonts w:ascii="Times New Roman" w:hAnsi="Times New Roman" w:cs="Times New Roman"/>
-                <w:sz w:val="20"/>
-                <w:szCs w:val="20"/>
-              </w:rPr>
-            </w:pPr>
-          </w:p>
-        </w:tc>
-      </w:tr>
-      <w:tr>
-        <w:trPr>
-          <w:cantSplit/>
-        </w:trPr>
-        <w:tc>
-          <w:tcPr>
-            <w:tcW w:w="920" w:type="dxa"/>
-            <w:tcBorders>
-              <w:top w:val="single" w:sz="4" w:space="0" w:color="auto"/>
-              <w:left w:val="single" w:sz="4" w:space="0" w:color="auto"/>
-              <w:bottom w:val="single" w:sz="4" w:space="0" w:color="auto"/>
-              <w:right w:val="single" w:sz="4" w:space="0" w:color="auto"/>
-            </w:tcBorders>
-          </w:tcPr>
-          <w:p>
-            <w:pPr>
-              <w:spacing w:after="0" w:line="360" w:lineRule="auto"/>
-              <w:outlineLvl w:val="0"/>
-              <w:rPr>
-                <w:rFonts w:ascii="Times New Roman" w:hAnsi="Times New Roman" w:cs="Times New Roman"/>
-                <w:sz w:val="20"/>
-                <w:szCs w:val="20"/>
-              </w:rPr>
-            </w:pPr>
-          </w:p>
-        </w:tc>
-        <w:tc>
-          <w:tcPr>
-            <w:tcW w:w="1134" w:type="dxa"/>
-            <w:tcBorders>
-              <w:top w:val="single" w:sz="4" w:space="0" w:color="auto"/>
-              <w:left w:val="single" w:sz="4" w:space="0" w:color="auto"/>
-              <w:bottom w:val="single" w:sz="4" w:space="0" w:color="auto"/>
-              <w:right w:val="single" w:sz="4" w:space="0" w:color="auto"/>
-            </w:tcBorders>
-          </w:tcPr>
-          <w:p>
-            <w:pPr>
-              <w:spacing w:after="0" w:line="360" w:lineRule="auto"/>
-              <w:outlineLvl w:val="0"/>
-              <w:rPr>
-                <w:rFonts w:ascii="Times New Roman" w:hAnsi="Times New Roman" w:cs="Times New Roman"/>
-                <w:sz w:val="20"/>
-                <w:szCs w:val="20"/>
-              </w:rPr>
-            </w:pPr>
-          </w:p>
-        </w:tc>
-        <w:tc>
-          <w:tcPr>
-            <w:tcW w:w="1278" w:type="dxa"/>
-            <w:tcBorders>
-              <w:top w:val="single" w:sz="4" w:space="0" w:color="auto"/>
-              <w:left w:val="single" w:sz="4" w:space="0" w:color="auto"/>
-              <w:bottom w:val="single" w:sz="4" w:space="0" w:color="auto"/>
-              <w:right w:val="single" w:sz="4" w:space="0" w:color="auto"/>
-            </w:tcBorders>
-          </w:tcPr>
-          <w:p>
-            <w:pPr>
-              <w:spacing w:after="0" w:line="360" w:lineRule="auto"/>
-              <w:outlineLvl w:val="0"/>
-              <w:rPr>
-                <w:rFonts w:ascii="Times New Roman" w:hAnsi="Times New Roman" w:cs="Times New Roman"/>
-                <w:sz w:val="20"/>
-                <w:szCs w:val="20"/>
-              </w:rPr>
-            </w:pPr>
-          </w:p>
-        </w:tc>
-        <w:tc>
-          <w:tcPr>
-            <w:tcW w:w="5880" w:type="dxa"/>
-            <w:tcBorders>
-              <w:top w:val="single" w:sz="4" w:space="0" w:color="auto"/>
-              <w:left w:val="single" w:sz="4" w:space="0" w:color="auto"/>
-              <w:bottom w:val="single" w:sz="4" w:space="0" w:color="auto"/>
-              <w:right w:val="single" w:sz="4" w:space="0" w:color="auto"/>
-            </w:tcBorders>
-          </w:tcPr>
-          <w:p>
-            <w:pPr>
-              <w:spacing w:after="0" w:line="360" w:lineRule="auto"/>
-              <w:outlineLvl w:val="0"/>
-              <w:rPr>
-                <w:rFonts w:ascii="Times New Roman" w:hAnsi="Times New Roman" w:cs="Times New Roman"/>
-                <w:sz w:val="20"/>
-                <w:szCs w:val="20"/>
-              </w:rPr>
-            </w:pPr>
-          </w:p>
-        </w:tc>
-      </w:tr>
-      <w:tr>
-        <w:trPr>
-          <w:cantSplit/>
-        </w:trPr>
-        <w:tc>
-          <w:tcPr>
-            <w:tcW w:w="920" w:type="dxa"/>
-            <w:tcBorders>
-              <w:top w:val="single" w:sz="4" w:space="0" w:color="auto"/>
-              <w:left w:val="single" w:sz="4" w:space="0" w:color="auto"/>
-              <w:bottom w:val="single" w:sz="4" w:space="0" w:color="auto"/>
-              <w:right w:val="single" w:sz="4" w:space="0" w:color="auto"/>
-            </w:tcBorders>
-          </w:tcPr>
-          <w:p>
-            <w:pPr>
-              <w:spacing w:after="0" w:line="360" w:lineRule="auto"/>
-              <w:outlineLvl w:val="0"/>
-              <w:rPr>
-                <w:rFonts w:ascii="Times New Roman" w:hAnsi="Times New Roman" w:cs="Times New Roman"/>
-                <w:sz w:val="20"/>
-                <w:szCs w:val="20"/>
-              </w:rPr>
-            </w:pPr>
-          </w:p>
-        </w:tc>
-        <w:tc>
-          <w:tcPr>
-            <w:tcW w:w="1134" w:type="dxa"/>
-            <w:tcBorders>
-              <w:top w:val="single" w:sz="4" w:space="0" w:color="auto"/>
-              <w:left w:val="single" w:sz="4" w:space="0" w:color="auto"/>
-              <w:bottom w:val="single" w:sz="4" w:space="0" w:color="auto"/>
-              <w:right w:val="single" w:sz="4" w:space="0" w:color="auto"/>
-            </w:tcBorders>
-          </w:tcPr>
-          <w:p>
-            <w:pPr>
-              <w:spacing w:after="0" w:line="360" w:lineRule="auto"/>
-              <w:outlineLvl w:val="0"/>
-              <w:rPr>
-                <w:rFonts w:ascii="Times New Roman" w:hAnsi="Times New Roman" w:cs="Times New Roman"/>
-                <w:sz w:val="20"/>
-                <w:szCs w:val="20"/>
-              </w:rPr>
-            </w:pPr>
-          </w:p>
-        </w:tc>
-        <w:tc>
-          <w:tcPr>
-            <w:tcW w:w="1278" w:type="dxa"/>
-            <w:tcBorders>
-              <w:top w:val="single" w:sz="4" w:space="0" w:color="auto"/>
-              <w:left w:val="single" w:sz="4" w:space="0" w:color="auto"/>
-              <w:bottom w:val="single" w:sz="4" w:space="0" w:color="auto"/>
-              <w:right w:val="single" w:sz="4" w:space="0" w:color="auto"/>
-            </w:tcBorders>
-          </w:tcPr>
-          <w:p>
-            <w:pPr>
-              <w:spacing w:after="0" w:line="360" w:lineRule="auto"/>
-              <w:outlineLvl w:val="0"/>
-              <w:rPr>
-                <w:rFonts w:ascii="Times New Roman" w:hAnsi="Times New Roman" w:cs="Times New Roman"/>
-                <w:sz w:val="20"/>
-                <w:szCs w:val="20"/>
-              </w:rPr>
-            </w:pPr>
-          </w:p>
-        </w:tc>
-        <w:tc>
-          <w:tcPr>
-            <w:tcW w:w="5880" w:type="dxa"/>
-            <w:tcBorders>
-              <w:top w:val="single" w:sz="4" w:space="0" w:color="auto"/>
-              <w:left w:val="single" w:sz="4" w:space="0" w:color="auto"/>
-              <w:bottom w:val="single" w:sz="4" w:space="0" w:color="auto"/>
-              <w:right w:val="single" w:sz="4" w:space="0" w:color="auto"/>
-            </w:tcBorders>
-          </w:tcPr>
-          <w:p>
-            <w:pPr>
-              <w:spacing w:after="0" w:line="360" w:lineRule="auto"/>
-              <w:outlineLvl w:val="0"/>
-              <w:rPr>
-                <w:rFonts w:ascii="Times New Roman" w:hAnsi="Times New Roman" w:cs="Times New Roman"/>
-                <w:sz w:val="20"/>
-                <w:szCs w:val="20"/>
-              </w:rPr>
-            </w:pPr>
-          </w:p>
-        </w:tc>
-      </w:tr>
-      <w:tr>
-        <w:trPr>
-          <w:cantSplit/>
-        </w:trPr>
-        <w:tc>
-          <w:tcPr>
-            <w:tcW w:w="920" w:type="dxa"/>
-            <w:tcBorders>
-              <w:top w:val="single" w:sz="4" w:space="0" w:color="auto"/>
-              <w:left w:val="single" w:sz="4" w:space="0" w:color="auto"/>
-              <w:bottom w:val="single" w:sz="4" w:space="0" w:color="auto"/>
-              <w:right w:val="single" w:sz="4" w:space="0" w:color="auto"/>
-            </w:tcBorders>
-          </w:tcPr>
-          <w:p>
-            <w:pPr>
-              <w:spacing w:after="0" w:line="360" w:lineRule="auto"/>
-              <w:outlineLvl w:val="0"/>
-              <w:rPr>
-                <w:rFonts w:ascii="Times New Roman" w:hAnsi="Times New Roman" w:cs="Times New Roman"/>
-                <w:sz w:val="20"/>
-                <w:szCs w:val="20"/>
-              </w:rPr>
-            </w:pPr>
-          </w:p>
-        </w:tc>
-        <w:tc>
-          <w:tcPr>
-            <w:tcW w:w="1134" w:type="dxa"/>
-            <w:tcBorders>
-              <w:top w:val="single" w:sz="4" w:space="0" w:color="auto"/>
-              <w:left w:val="single" w:sz="4" w:space="0" w:color="auto"/>
-              <w:bottom w:val="single" w:sz="4" w:space="0" w:color="auto"/>
-              <w:right w:val="single" w:sz="4" w:space="0" w:color="auto"/>
-            </w:tcBorders>
-          </w:tcPr>
-          <w:p>
-            <w:pPr>
-              <w:spacing w:after="0" w:line="360" w:lineRule="auto"/>
-              <w:outlineLvl w:val="0"/>
-              <w:rPr>
-                <w:rFonts w:ascii="Times New Roman" w:hAnsi="Times New Roman" w:cs="Times New Roman"/>
-                <w:sz w:val="20"/>
-                <w:szCs w:val="20"/>
-              </w:rPr>
-            </w:pPr>
-          </w:p>
-        </w:tc>
-        <w:tc>
-          <w:tcPr>
-            <w:tcW w:w="1278" w:type="dxa"/>
-            <w:tcBorders>
-              <w:top w:val="single" w:sz="4" w:space="0" w:color="auto"/>
-              <w:left w:val="single" w:sz="4" w:space="0" w:color="auto"/>
-              <w:bottom w:val="single" w:sz="4" w:space="0" w:color="auto"/>
-              <w:right w:val="single" w:sz="4" w:space="0" w:color="auto"/>
-            </w:tcBorders>
-          </w:tcPr>
-          <w:p>
-            <w:pPr>
-              <w:spacing w:after="0" w:line="360" w:lineRule="auto"/>
-              <w:outlineLvl w:val="0"/>
-              <w:rPr>
-                <w:rFonts w:ascii="Times New Roman" w:hAnsi="Times New Roman" w:cs="Times New Roman"/>
-                <w:sz w:val="20"/>
-                <w:szCs w:val="20"/>
-              </w:rPr>
-            </w:pPr>
-          </w:p>
-        </w:tc>
-        <w:tc>
-          <w:tcPr>
-            <w:tcW w:w="5880" w:type="dxa"/>
-            <w:tcBorders>
-              <w:top w:val="single" w:sz="4" w:space="0" w:color="auto"/>
-              <w:left w:val="single" w:sz="4" w:space="0" w:color="auto"/>
-              <w:bottom w:val="single" w:sz="4" w:space="0" w:color="auto"/>
-              <w:right w:val="single" w:sz="4" w:space="0" w:color="auto"/>
-            </w:tcBorders>
-          </w:tcPr>
-          <w:p>
-            <w:pPr>
-              <w:spacing w:after="0" w:line="360" w:lineRule="auto"/>
-              <w:outlineLvl w:val="0"/>
-              <w:rPr>
-                <w:rFonts w:ascii="Times New Roman" w:hAnsi="Times New Roman" w:cs="Times New Roman"/>
-                <w:sz w:val="20"/>
-                <w:szCs w:val="20"/>
-              </w:rPr>
-            </w:pPr>
+            <w:r>
+              <w:rPr>
+                <w:rFonts w:ascii="Times New Roman" w:hAnsi="Times New Roman" w:cs="Times New Roman"/>
+                <w:sz w:val="20"/>
+                <w:szCs w:val="20"/>
+              </w:rPr>
+              <w:t xml:space="preserve">Auf Tektur. Unter Tektur: </w:t>
+            </w:r>
+            <w:r>
+              <w:rPr>
+                <w:rFonts w:ascii="Times New Roman" w:hAnsi="Times New Roman" w:cs="Times New Roman"/>
+                <w:sz w:val="20"/>
+                <w:szCs w:val="20"/>
+                <w:highlight w:val="red"/>
+              </w:rPr>
+              <w:t>###</w:t>
+            </w:r>
+            <w:r>
+              <w:rPr>
+                <w:rFonts w:ascii="Times New Roman" w:hAnsi="Times New Roman" w:cs="Times New Roman"/>
+                <w:sz w:val="20"/>
+                <w:szCs w:val="20"/>
+              </w:rPr>
+              <w:t>.</w:t>
+            </w:r>
           </w:p>
         </w:tc>
       </w:tr>
@@ -12804,16 +11721,37 @@
                 <w:highlight w:val="red"/>
                 <w:lang w:val="de-DE"/>
               </w:rPr>
-              <w:t>###</w:t>
-            </w:r>
-            <w:r>
-              <w:rPr>
-                <w:rFonts w:ascii="Times New Roman" w:hAnsi="Times New Roman" w:cs="Times New Roman"/>
-                <w:sz w:val="20"/>
-                <w:szCs w:val="20"/>
-                <w:lang w:val="de-DE"/>
-              </w:rPr>
-              <w:t>(M 162: Textfassung 1)</w:t>
+              <w:t>##</w:t>
+            </w:r>
+            <w:proofErr w:type="gramStart"/>
+            <w:r>
+              <w:rPr>
+                <w:rFonts w:ascii="Times New Roman" w:hAnsi="Times New Roman" w:cs="Times New Roman"/>
+                <w:sz w:val="20"/>
+                <w:szCs w:val="20"/>
+                <w:highlight w:val="red"/>
+                <w:lang w:val="de-DE"/>
+              </w:rPr>
+              <w:t>#</w:t>
+            </w:r>
+            <w:r>
+              <w:rPr>
+                <w:rFonts w:ascii="Times New Roman" w:hAnsi="Times New Roman" w:cs="Times New Roman"/>
+                <w:sz w:val="20"/>
+                <w:szCs w:val="20"/>
+                <w:lang w:val="de-DE"/>
+              </w:rPr>
+              <w:t>(</w:t>
+            </w:r>
+            <w:proofErr w:type="gramEnd"/>
+            <w:r>
+              <w:rPr>
+                <w:rFonts w:ascii="Times New Roman" w:hAnsi="Times New Roman" w:cs="Times New Roman"/>
+                <w:sz w:val="20"/>
+                <w:szCs w:val="20"/>
+                <w:lang w:val="de-DE"/>
+              </w:rPr>
+              <w:t>M 162: Textfassung 1)</w:t>
             </w:r>
           </w:p>
         </w:tc>
@@ -13264,6 +12202,7 @@
                 <w:szCs w:val="20"/>
                 <w:lang w:val="de-DE"/>
               </w:rPr>
+              <w:lastRenderedPageBreak/>
               <w:t>2</w:t>
             </w:r>
           </w:p>
@@ -13296,25 +12235,7 @@
                 <w:szCs w:val="20"/>
                 <w:lang w:val="de-DE"/>
               </w:rPr>
-              <w:t xml:space="preserve">Klav. </w:t>
-            </w:r>
-            <w:r>
-              <w:rPr>
-                <w:rFonts w:ascii="Times New Roman" w:hAnsi="Times New Roman" w:cs="Times New Roman"/>
-                <w:sz w:val="20"/>
-                <w:szCs w:val="20"/>
-                <w:lang w:val="de-DE"/>
-              </w:rPr>
-              <w:t>u</w:t>
-            </w:r>
-            <w:r>
-              <w:rPr>
-                <w:rFonts w:ascii="Times New Roman" w:hAnsi="Times New Roman" w:cs="Times New Roman"/>
-                <w:sz w:val="20"/>
-                <w:szCs w:val="20"/>
-                <w:lang w:val="de-DE"/>
-              </w:rPr>
-              <w:t>.</w:t>
+              <w:t>Klav. u.</w:t>
             </w:r>
           </w:p>
         </w:tc>
@@ -13397,16 +12318,43 @@
                 <w:szCs w:val="20"/>
                 <w:lang w:val="de-DE"/>
               </w:rPr>
-              <w:t>Achtelpause, Achtelnote E (wie Textfassung 3) mit [mf]</w:t>
-            </w:r>
-            <w:r>
-              <w:rPr>
-                <w:rFonts w:ascii="Times New Roman" w:hAnsi="Times New Roman" w:cs="Times New Roman"/>
-                <w:sz w:val="20"/>
-                <w:szCs w:val="20"/>
-                <w:lang w:val="de-DE"/>
-              </w:rPr>
-              <w:t xml:space="preserve"> mit rotem Buntstift.</w:t>
+              <w:t xml:space="preserve">Achtelpause, Achtelnote E (wie Textfassung 3) </w:t>
+            </w:r>
+            <w:r>
+              <w:rPr>
+                <w:rFonts w:ascii="Times New Roman" w:hAnsi="Times New Roman" w:cs="Times New Roman"/>
+                <w:sz w:val="20"/>
+                <w:szCs w:val="20"/>
+                <w:lang w:val="de-DE"/>
+              </w:rPr>
+              <w:t>und</w:t>
+            </w:r>
+            <w:r>
+              <w:rPr>
+                <w:rFonts w:ascii="Times New Roman" w:hAnsi="Times New Roman" w:cs="Times New Roman"/>
+                <w:sz w:val="20"/>
+                <w:szCs w:val="20"/>
+                <w:lang w:val="de-DE"/>
+              </w:rPr>
+              <w:t xml:space="preserve"> [mf] </w:t>
+            </w:r>
+            <w:r>
+              <w:rPr>
+                <w:rFonts w:ascii="Times New Roman" w:hAnsi="Times New Roman" w:cs="Times New Roman"/>
+                <w:sz w:val="20"/>
+                <w:szCs w:val="20"/>
+                <w:lang w:val="de-DE"/>
+              </w:rPr>
+              <w:t xml:space="preserve">zu E </w:t>
+            </w:r>
+            <w:r>
+              <w:rPr>
+                <w:rFonts w:ascii="Times New Roman" w:hAnsi="Times New Roman" w:cs="Times New Roman"/>
+                <w:sz w:val="20"/>
+                <w:szCs w:val="20"/>
+                <w:lang w:val="de-DE"/>
+              </w:rPr>
+              <w:t>mit rotem Buntstift.</w:t>
             </w:r>
           </w:p>
         </w:tc>

--- a/convert_source_description/QB_Op7_B_conv.docx
+++ b/convert_source_description/QB_Op7_B_conv.docx
@@ -100,25 +100,14 @@
           <w:lang w:val="de-DE"/>
         </w:rPr>
       </w:pPr>
-      <w:proofErr w:type="gramStart"/>
-      <w:r>
-        <w:rPr>
-          <w:rFonts w:ascii="Times New Roman" w:hAnsi="Times New Roman" w:cs="Times New Roman"/>
-          <w:sz w:val="20"/>
-          <w:szCs w:val="20"/>
-          <w:lang w:val="de-DE"/>
-        </w:rPr>
-        <w:t>Autographe</w:t>
-      </w:r>
-      <w:proofErr w:type="gramEnd"/>
-      <w:r>
-        <w:rPr>
-          <w:rFonts w:ascii="Times New Roman" w:hAnsi="Times New Roman" w:cs="Times New Roman"/>
-          <w:sz w:val="20"/>
-          <w:szCs w:val="20"/>
-          <w:lang w:val="de-DE"/>
-        </w:rPr>
-        <w:t xml:space="preserve"> </w:t>
+      <w:r>
+        <w:rPr>
+          <w:rFonts w:ascii="Times New Roman" w:hAnsi="Times New Roman" w:cs="Times New Roman"/>
+          <w:sz w:val="20"/>
+          <w:szCs w:val="20"/>
+          <w:lang w:val="de-DE"/>
+        </w:rPr>
+        <w:t xml:space="preserve">Autographe </w:t>
       </w:r>
       <w:r>
         <w:rPr>
@@ -3473,25 +3462,14 @@
           <w:lang w:val="de-DE"/>
         </w:rPr>
       </w:pPr>
-      <w:proofErr w:type="gramStart"/>
-      <w:r>
-        <w:rPr>
-          <w:rFonts w:ascii="Times New Roman" w:hAnsi="Times New Roman" w:cs="Times New Roman"/>
-          <w:sz w:val="20"/>
-          <w:szCs w:val="20"/>
-          <w:lang w:val="de-DE"/>
-        </w:rPr>
-        <w:t>Autograph</w:t>
-      </w:r>
-      <w:proofErr w:type="gramEnd"/>
-      <w:r>
-        <w:rPr>
-          <w:rFonts w:ascii="Times New Roman" w:hAnsi="Times New Roman" w:cs="Times New Roman"/>
-          <w:sz w:val="20"/>
-          <w:szCs w:val="20"/>
-          <w:lang w:val="de-DE"/>
-        </w:rPr>
-        <w:t xml:space="preserve"> von </w:t>
+      <w:r>
+        <w:rPr>
+          <w:rFonts w:ascii="Times New Roman" w:hAnsi="Times New Roman" w:cs="Times New Roman"/>
+          <w:sz w:val="20"/>
+          <w:szCs w:val="20"/>
+          <w:lang w:val="de-DE"/>
+        </w:rPr>
+        <w:t xml:space="preserve">Autograph von </w:t>
       </w:r>
       <w:r>
         <w:rPr>
@@ -3911,25 +3889,14 @@
           <w:lang w:val="de-DE"/>
         </w:rPr>
       </w:pPr>
-      <w:proofErr w:type="gramStart"/>
-      <w:r>
-        <w:rPr>
-          <w:rFonts w:ascii="Times New Roman" w:hAnsi="Times New Roman" w:cs="Times New Roman"/>
-          <w:sz w:val="20"/>
-          <w:szCs w:val="20"/>
-          <w:lang w:val="de-DE"/>
-        </w:rPr>
-        <w:t>Autograph</w:t>
-      </w:r>
-      <w:proofErr w:type="gramEnd"/>
-      <w:r>
-        <w:rPr>
-          <w:rFonts w:ascii="Times New Roman" w:hAnsi="Times New Roman" w:cs="Times New Roman"/>
-          <w:sz w:val="20"/>
-          <w:szCs w:val="20"/>
-          <w:lang w:val="de-DE"/>
-        </w:rPr>
-        <w:t xml:space="preserve"> von </w:t>
+      <w:r>
+        <w:rPr>
+          <w:rFonts w:ascii="Times New Roman" w:hAnsi="Times New Roman" w:cs="Times New Roman"/>
+          <w:sz w:val="20"/>
+          <w:szCs w:val="20"/>
+          <w:lang w:val="de-DE"/>
+        </w:rPr>
+        <w:t xml:space="preserve">Autograph von </w:t>
       </w:r>
       <w:r>
         <w:rPr>
@@ -5133,25 +5100,14 @@
           <w:lang w:val="de-DE"/>
         </w:rPr>
       </w:pPr>
-      <w:proofErr w:type="gramStart"/>
-      <w:r>
-        <w:rPr>
-          <w:rFonts w:ascii="Times New Roman" w:hAnsi="Times New Roman" w:cs="Times New Roman"/>
-          <w:sz w:val="20"/>
-          <w:szCs w:val="20"/>
-          <w:lang w:val="de-DE"/>
-        </w:rPr>
-        <w:t>Autograph</w:t>
-      </w:r>
-      <w:proofErr w:type="gramEnd"/>
-      <w:r>
-        <w:rPr>
-          <w:rFonts w:ascii="Times New Roman" w:hAnsi="Times New Roman" w:cs="Times New Roman"/>
-          <w:sz w:val="20"/>
-          <w:szCs w:val="20"/>
-          <w:lang w:val="de-DE"/>
-        </w:rPr>
-        <w:t xml:space="preserve"> von </w:t>
+      <w:r>
+        <w:rPr>
+          <w:rFonts w:ascii="Times New Roman" w:hAnsi="Times New Roman" w:cs="Times New Roman"/>
+          <w:sz w:val="20"/>
+          <w:szCs w:val="20"/>
+          <w:lang w:val="de-DE"/>
+        </w:rPr>
+        <w:t xml:space="preserve">Autograph von </w:t>
       </w:r>
       <w:r>
         <w:rPr>
@@ -5540,25 +5496,14 @@
           <w:lang w:val="de-DE"/>
         </w:rPr>
       </w:pPr>
-      <w:proofErr w:type="gramStart"/>
-      <w:r>
-        <w:rPr>
-          <w:rFonts w:ascii="Times New Roman" w:hAnsi="Times New Roman" w:cs="Times New Roman"/>
-          <w:sz w:val="20"/>
-          <w:szCs w:val="20"/>
-          <w:lang w:val="de-DE"/>
-        </w:rPr>
-        <w:t>Autograph</w:t>
-      </w:r>
-      <w:proofErr w:type="gramEnd"/>
-      <w:r>
-        <w:rPr>
-          <w:rFonts w:ascii="Times New Roman" w:hAnsi="Times New Roman" w:cs="Times New Roman"/>
-          <w:sz w:val="20"/>
-          <w:szCs w:val="20"/>
-          <w:lang w:val="de-DE"/>
-        </w:rPr>
-        <w:t xml:space="preserve"> von </w:t>
+      <w:r>
+        <w:rPr>
+          <w:rFonts w:ascii="Times New Roman" w:hAnsi="Times New Roman" w:cs="Times New Roman"/>
+          <w:sz w:val="20"/>
+          <w:szCs w:val="20"/>
+          <w:lang w:val="de-DE"/>
+        </w:rPr>
+        <w:t xml:space="preserve">Autograph von </w:t>
       </w:r>
       <w:r>
         <w:rPr>
@@ -6583,37 +6528,16 @@
                 <w:highlight w:val="red"/>
                 <w:lang w:val="de-DE"/>
               </w:rPr>
-              <w:t>##</w:t>
-            </w:r>
-            <w:proofErr w:type="gramStart"/>
-            <w:r>
-              <w:rPr>
-                <w:rFonts w:ascii="Times New Roman" w:hAnsi="Times New Roman" w:cs="Times New Roman"/>
-                <w:sz w:val="20"/>
-                <w:szCs w:val="20"/>
-                <w:highlight w:val="red"/>
-                <w:lang w:val="de-DE"/>
-              </w:rPr>
-              <w:t>#</w:t>
-            </w:r>
-            <w:r>
-              <w:rPr>
-                <w:rFonts w:ascii="Times New Roman" w:hAnsi="Times New Roman" w:cs="Times New Roman"/>
-                <w:sz w:val="20"/>
-                <w:szCs w:val="20"/>
-                <w:lang w:val="de-DE"/>
-              </w:rPr>
-              <w:t>(</w:t>
-            </w:r>
-            <w:proofErr w:type="gramEnd"/>
-            <w:r>
-              <w:rPr>
-                <w:rFonts w:ascii="Times New Roman" w:hAnsi="Times New Roman" w:cs="Times New Roman"/>
-                <w:sz w:val="20"/>
-                <w:szCs w:val="20"/>
-                <w:lang w:val="de-DE"/>
-              </w:rPr>
-              <w:t>M 1</w:t>
+              <w:t>###</w:t>
+            </w:r>
+            <w:r>
+              <w:rPr>
+                <w:rFonts w:ascii="Times New Roman" w:hAnsi="Times New Roman" w:cs="Times New Roman"/>
+                <w:sz w:val="20"/>
+                <w:szCs w:val="20"/>
+                <w:lang w:val="de-DE"/>
+              </w:rPr>
+              <w:t>(M 1</w:t>
             </w:r>
             <w:r>
               <w:rPr>
@@ -7635,23 +7559,13 @@
               </w:rPr>
               <w:t>1</w:t>
             </w:r>
-            <w:proofErr w:type="gramStart"/>
-            <w:r>
-              <w:rPr>
-                <w:rFonts w:ascii="Times New Roman" w:hAnsi="Times New Roman" w:cs="Times New Roman"/>
-                <w:sz w:val="20"/>
-                <w:szCs w:val="20"/>
-              </w:rPr>
-              <w:t>?]–</w:t>
-            </w:r>
-            <w:proofErr w:type="gramEnd"/>
-            <w:r>
-              <w:rPr>
-                <w:rFonts w:ascii="Times New Roman" w:hAnsi="Times New Roman" w:cs="Times New Roman"/>
-                <w:sz w:val="20"/>
-                <w:szCs w:val="20"/>
-              </w:rPr>
-              <w:t>a</w:t>
+            <w:r>
+              <w:rPr>
+                <w:rFonts w:ascii="Times New Roman" w:hAnsi="Times New Roman" w:cs="Times New Roman"/>
+                <w:sz w:val="20"/>
+                <w:szCs w:val="20"/>
+              </w:rPr>
+              <w:t>?]–a</w:t>
             </w:r>
             <w:r>
               <w:rPr>
@@ -8328,37 +8242,16 @@
                 <w:highlight w:val="red"/>
                 <w:lang w:val="de-DE"/>
               </w:rPr>
-              <w:t>##</w:t>
-            </w:r>
-            <w:proofErr w:type="gramStart"/>
-            <w:r>
-              <w:rPr>
-                <w:rFonts w:ascii="Times New Roman" w:hAnsi="Times New Roman" w:cs="Times New Roman"/>
-                <w:sz w:val="20"/>
-                <w:szCs w:val="20"/>
-                <w:highlight w:val="red"/>
-                <w:lang w:val="de-DE"/>
-              </w:rPr>
-              <w:t>#</w:t>
-            </w:r>
-            <w:r>
-              <w:rPr>
-                <w:rFonts w:ascii="Times New Roman" w:hAnsi="Times New Roman" w:cs="Times New Roman"/>
-                <w:sz w:val="20"/>
-                <w:szCs w:val="20"/>
-                <w:lang w:val="de-DE"/>
-              </w:rPr>
-              <w:t>(</w:t>
-            </w:r>
-            <w:proofErr w:type="gramEnd"/>
-            <w:r>
-              <w:rPr>
-                <w:rFonts w:ascii="Times New Roman" w:hAnsi="Times New Roman" w:cs="Times New Roman"/>
-                <w:sz w:val="20"/>
-                <w:szCs w:val="20"/>
-                <w:lang w:val="de-DE"/>
-              </w:rPr>
-              <w:t>M 162: Textfassung 1)</w:t>
+              <w:t>###</w:t>
+            </w:r>
+            <w:r>
+              <w:rPr>
+                <w:rFonts w:ascii="Times New Roman" w:hAnsi="Times New Roman" w:cs="Times New Roman"/>
+                <w:sz w:val="20"/>
+                <w:szCs w:val="20"/>
+                <w:lang w:val="de-DE"/>
+              </w:rPr>
+              <w:t>(M 162: Textfassung 1)</w:t>
             </w:r>
           </w:p>
         </w:tc>
@@ -8718,23 +8611,7 @@
                 <w:sz w:val="20"/>
                 <w:szCs w:val="20"/>
               </w:rPr>
-              <w:t>Klav</w:t>
-            </w:r>
-            <w:r>
-              <w:rPr>
-                <w:rFonts w:ascii="Times New Roman" w:hAnsi="Times New Roman" w:cs="Times New Roman"/>
-                <w:sz w:val="20"/>
-                <w:szCs w:val="20"/>
-              </w:rPr>
-              <w:t>.</w:t>
-            </w:r>
-            <w:r>
-              <w:rPr>
-                <w:rFonts w:ascii="Times New Roman" w:hAnsi="Times New Roman" w:cs="Times New Roman"/>
-                <w:sz w:val="20"/>
-                <w:szCs w:val="20"/>
-              </w:rPr>
-              <w:t xml:space="preserve"> u.</w:t>
+              <w:t>Klav. u.</w:t>
             </w:r>
           </w:p>
         </w:tc>
@@ -8764,31 +8641,7 @@
                 <w:sz w:val="20"/>
                 <w:szCs w:val="20"/>
               </w:rPr>
-              <w:t>2.</w:t>
-            </w:r>
-            <w:r>
-              <w:rPr>
-                <w:rFonts w:ascii="Times New Roman" w:hAnsi="Times New Roman" w:cs="Times New Roman"/>
-                <w:sz w:val="20"/>
-                <w:szCs w:val="20"/>
-              </w:rPr>
-              <w:t>–4</w:t>
-            </w:r>
-            <w:r>
-              <w:rPr>
-                <w:rFonts w:ascii="Times New Roman" w:hAnsi="Times New Roman" w:cs="Times New Roman"/>
-                <w:sz w:val="20"/>
-                <w:szCs w:val="20"/>
-              </w:rPr>
-              <w:t>. Note</w:t>
-            </w:r>
-            <w:r>
-              <w:rPr>
-                <w:rFonts w:ascii="Times New Roman" w:hAnsi="Times New Roman" w:cs="Times New Roman"/>
-                <w:sz w:val="20"/>
-                <w:szCs w:val="20"/>
-              </w:rPr>
-              <w:t xml:space="preserve"> </w:t>
+              <w:t xml:space="preserve">2.–4. Note </w:t>
             </w:r>
           </w:p>
         </w:tc>
@@ -9817,23 +9670,7 @@
                 <w:sz w:val="20"/>
                 <w:szCs w:val="20"/>
               </w:rPr>
-              <w:t xml:space="preserve">: [b]Es/H/[a]e/[a]g oder </w:t>
-            </w:r>
-            <w:r>
-              <w:rPr>
-                <w:rFonts w:ascii="Times New Roman" w:hAnsi="Times New Roman" w:cs="Times New Roman"/>
-                <w:sz w:val="20"/>
-                <w:szCs w:val="20"/>
-              </w:rPr>
-              <w:t>H/[a]e/[a]g</w:t>
-            </w:r>
-            <w:r>
-              <w:rPr>
-                <w:rFonts w:ascii="Times New Roman" w:hAnsi="Times New Roman" w:cs="Times New Roman"/>
-                <w:sz w:val="20"/>
-                <w:szCs w:val="20"/>
-              </w:rPr>
-              <w:t>?</w:t>
+              <w:t>: [b]Es/H/[a]e/[a]g oder H/[a]e/[a]g?</w:t>
             </w:r>
           </w:p>
         </w:tc>
@@ -9870,25 +9707,7 @@
                 <w:szCs w:val="20"/>
                 <w:lang w:val="de-DE"/>
               </w:rPr>
-              <w:t>I</w:t>
-            </w:r>
-            <w:r>
-              <w:rPr>
-                <w:rFonts w:ascii="Times New Roman" w:hAnsi="Times New Roman" w:cs="Times New Roman"/>
-                <w:sz w:val="20"/>
-                <w:szCs w:val="20"/>
-                <w:lang w:val="de-DE"/>
-              </w:rPr>
-              <w:t>I</w:t>
-            </w:r>
-            <w:r>
-              <w:rPr>
-                <w:rFonts w:ascii="Times New Roman" w:hAnsi="Times New Roman" w:cs="Times New Roman"/>
-                <w:sz w:val="20"/>
-                <w:szCs w:val="20"/>
-                <w:lang w:val="de-DE"/>
-              </w:rPr>
-              <w:t xml:space="preserve">I </w:t>
+              <w:t xml:space="preserve">III </w:t>
             </w:r>
             <w:r>
               <w:rPr>
@@ -9898,55 +9717,16 @@
                 <w:highlight w:val="red"/>
                 <w:lang w:val="de-DE"/>
               </w:rPr>
-              <w:t>##</w:t>
-            </w:r>
-            <w:proofErr w:type="gramStart"/>
-            <w:r>
-              <w:rPr>
-                <w:rFonts w:ascii="Times New Roman" w:hAnsi="Times New Roman" w:cs="Times New Roman"/>
-                <w:sz w:val="20"/>
-                <w:szCs w:val="20"/>
-                <w:highlight w:val="red"/>
-                <w:lang w:val="de-DE"/>
-              </w:rPr>
-              <w:t>#</w:t>
-            </w:r>
-            <w:r>
-              <w:rPr>
-                <w:rFonts w:ascii="Times New Roman" w:hAnsi="Times New Roman" w:cs="Times New Roman"/>
-                <w:sz w:val="20"/>
-                <w:szCs w:val="20"/>
-                <w:lang w:val="de-DE"/>
-              </w:rPr>
-              <w:t>(</w:t>
-            </w:r>
-            <w:proofErr w:type="gramEnd"/>
-            <w:r>
-              <w:rPr>
-                <w:rFonts w:ascii="Times New Roman" w:hAnsi="Times New Roman" w:cs="Times New Roman"/>
-                <w:sz w:val="20"/>
-                <w:szCs w:val="20"/>
-                <w:lang w:val="de-DE"/>
-              </w:rPr>
-              <w:t>M 16</w:t>
-            </w:r>
-            <w:r>
-              <w:rPr>
-                <w:rFonts w:ascii="Times New Roman" w:hAnsi="Times New Roman" w:cs="Times New Roman"/>
-                <w:sz w:val="20"/>
-                <w:szCs w:val="20"/>
-                <w:lang w:val="de-DE"/>
-              </w:rPr>
-              <w:t>3</w:t>
-            </w:r>
-            <w:r>
-              <w:rPr>
-                <w:rFonts w:ascii="Times New Roman" w:hAnsi="Times New Roman" w:cs="Times New Roman"/>
-                <w:sz w:val="20"/>
-                <w:szCs w:val="20"/>
-                <w:lang w:val="de-DE"/>
-              </w:rPr>
-              <w:t>: Textfassung 1)</w:t>
+              <w:t>###</w:t>
+            </w:r>
+            <w:r>
+              <w:rPr>
+                <w:rFonts w:ascii="Times New Roman" w:hAnsi="Times New Roman" w:cs="Times New Roman"/>
+                <w:sz w:val="20"/>
+                <w:szCs w:val="20"/>
+                <w:lang w:val="de-DE"/>
+              </w:rPr>
+              <w:t>(M 163: Textfassung 1)</w:t>
             </w:r>
           </w:p>
         </w:tc>
@@ -10493,25 +10273,7 @@
                 <w:szCs w:val="20"/>
                 <w:lang w:val="de-DE"/>
               </w:rPr>
-              <w:t>I</w:t>
-            </w:r>
-            <w:r>
-              <w:rPr>
-                <w:rFonts w:ascii="Times New Roman" w:hAnsi="Times New Roman" w:cs="Times New Roman"/>
-                <w:sz w:val="20"/>
-                <w:szCs w:val="20"/>
-                <w:lang w:val="de-DE"/>
-              </w:rPr>
-              <w:t>V</w:t>
-            </w:r>
-            <w:r>
-              <w:rPr>
-                <w:rFonts w:ascii="Times New Roman" w:hAnsi="Times New Roman" w:cs="Times New Roman"/>
-                <w:sz w:val="20"/>
-                <w:szCs w:val="20"/>
-                <w:lang w:val="de-DE"/>
-              </w:rPr>
-              <w:t xml:space="preserve"> </w:t>
+              <w:t xml:space="preserve">IV </w:t>
             </w:r>
             <w:r>
               <w:rPr>
@@ -10521,55 +10283,16 @@
                 <w:highlight w:val="red"/>
                 <w:lang w:val="de-DE"/>
               </w:rPr>
-              <w:t>##</w:t>
-            </w:r>
-            <w:proofErr w:type="gramStart"/>
-            <w:r>
-              <w:rPr>
-                <w:rFonts w:ascii="Times New Roman" w:hAnsi="Times New Roman" w:cs="Times New Roman"/>
-                <w:sz w:val="20"/>
-                <w:szCs w:val="20"/>
-                <w:highlight w:val="red"/>
-                <w:lang w:val="de-DE"/>
-              </w:rPr>
-              <w:t>#</w:t>
-            </w:r>
-            <w:r>
-              <w:rPr>
-                <w:rFonts w:ascii="Times New Roman" w:hAnsi="Times New Roman" w:cs="Times New Roman"/>
-                <w:sz w:val="20"/>
-                <w:szCs w:val="20"/>
-                <w:lang w:val="de-DE"/>
-              </w:rPr>
-              <w:t>(</w:t>
-            </w:r>
-            <w:proofErr w:type="gramEnd"/>
-            <w:r>
-              <w:rPr>
-                <w:rFonts w:ascii="Times New Roman" w:hAnsi="Times New Roman" w:cs="Times New Roman"/>
-                <w:sz w:val="20"/>
-                <w:szCs w:val="20"/>
-                <w:lang w:val="de-DE"/>
-              </w:rPr>
-              <w:t>M 16</w:t>
-            </w:r>
-            <w:r>
-              <w:rPr>
-                <w:rFonts w:ascii="Times New Roman" w:hAnsi="Times New Roman" w:cs="Times New Roman"/>
-                <w:sz w:val="20"/>
-                <w:szCs w:val="20"/>
-                <w:lang w:val="de-DE"/>
-              </w:rPr>
-              <w:t>4</w:t>
-            </w:r>
-            <w:r>
-              <w:rPr>
-                <w:rFonts w:ascii="Times New Roman" w:hAnsi="Times New Roman" w:cs="Times New Roman"/>
-                <w:sz w:val="20"/>
-                <w:szCs w:val="20"/>
-                <w:lang w:val="de-DE"/>
-              </w:rPr>
-              <w:t>: Textfassung 1)</w:t>
+              <w:t>###</w:t>
+            </w:r>
+            <w:r>
+              <w:rPr>
+                <w:rFonts w:ascii="Times New Roman" w:hAnsi="Times New Roman" w:cs="Times New Roman"/>
+                <w:sz w:val="20"/>
+                <w:szCs w:val="20"/>
+                <w:lang w:val="de-DE"/>
+              </w:rPr>
+              <w:t>(M 164: Textfassung 1)</w:t>
             </w:r>
           </w:p>
         </w:tc>
@@ -11721,37 +11444,16 @@
                 <w:highlight w:val="red"/>
                 <w:lang w:val="de-DE"/>
               </w:rPr>
-              <w:t>##</w:t>
-            </w:r>
-            <w:proofErr w:type="gramStart"/>
-            <w:r>
-              <w:rPr>
-                <w:rFonts w:ascii="Times New Roman" w:hAnsi="Times New Roman" w:cs="Times New Roman"/>
-                <w:sz w:val="20"/>
-                <w:szCs w:val="20"/>
-                <w:highlight w:val="red"/>
-                <w:lang w:val="de-DE"/>
-              </w:rPr>
-              <w:t>#</w:t>
-            </w:r>
-            <w:r>
-              <w:rPr>
-                <w:rFonts w:ascii="Times New Roman" w:hAnsi="Times New Roman" w:cs="Times New Roman"/>
-                <w:sz w:val="20"/>
-                <w:szCs w:val="20"/>
-                <w:lang w:val="de-DE"/>
-              </w:rPr>
-              <w:t>(</w:t>
-            </w:r>
-            <w:proofErr w:type="gramEnd"/>
-            <w:r>
-              <w:rPr>
-                <w:rFonts w:ascii="Times New Roman" w:hAnsi="Times New Roman" w:cs="Times New Roman"/>
-                <w:sz w:val="20"/>
-                <w:szCs w:val="20"/>
-                <w:lang w:val="de-DE"/>
-              </w:rPr>
-              <w:t>M 162: Textfassung 1)</w:t>
+              <w:t>###</w:t>
+            </w:r>
+            <w:r>
+              <w:rPr>
+                <w:rFonts w:ascii="Times New Roman" w:hAnsi="Times New Roman" w:cs="Times New Roman"/>
+                <w:sz w:val="20"/>
+                <w:szCs w:val="20"/>
+                <w:lang w:val="de-DE"/>
+              </w:rPr>
+              <w:t>(M 162: Textfassung 1)</w:t>
             </w:r>
           </w:p>
         </w:tc>
@@ -12058,7 +11760,29 @@
                 <w:szCs w:val="20"/>
                 <w:lang w:val="de-DE"/>
               </w:rPr>
-              <w:t>2</w:t>
+              <w:lastRenderedPageBreak/>
+              <w:t>1</w:t>
+            </w:r>
+          </w:p>
+          <w:p>
+            <w:pPr>
+              <w:spacing w:after="0" w:line="360" w:lineRule="auto"/>
+              <w:outlineLvl w:val="0"/>
+              <w:rPr>
+                <w:rFonts w:ascii="Times New Roman" w:hAnsi="Times New Roman" w:cs="Times New Roman"/>
+                <w:sz w:val="20"/>
+                <w:szCs w:val="20"/>
+                <w:lang w:val="de-DE"/>
+              </w:rPr>
+            </w:pPr>
+            <w:r>
+              <w:rPr>
+                <w:rFonts w:ascii="Times New Roman" w:hAnsi="Times New Roman" w:cs="Times New Roman"/>
+                <w:sz w:val="20"/>
+                <w:szCs w:val="20"/>
+                <w:lang w:val="de-DE"/>
+              </w:rPr>
+              <w:t>bis 2</w:t>
             </w:r>
           </w:p>
         </w:tc>
@@ -12090,7 +11814,7 @@
                 <w:szCs w:val="20"/>
                 <w:lang w:val="de-DE"/>
               </w:rPr>
-              <w:t>Klav. o.</w:t>
+              <w:t xml:space="preserve">Klav. </w:t>
             </w:r>
           </w:p>
         </w:tc>
@@ -12122,6 +11846,27 @@
                 <w:szCs w:val="20"/>
                 <w:lang w:val="de-DE"/>
               </w:rPr>
+              <w:t>8/8</w:t>
+            </w:r>
+          </w:p>
+          <w:p>
+            <w:pPr>
+              <w:spacing w:after="0" w:line="360" w:lineRule="auto"/>
+              <w:outlineLvl w:val="0"/>
+              <w:rPr>
+                <w:rFonts w:ascii="Times New Roman" w:hAnsi="Times New Roman" w:cs="Times New Roman"/>
+                <w:sz w:val="20"/>
+                <w:szCs w:val="20"/>
+                <w:lang w:val="de-DE"/>
+              </w:rPr>
+            </w:pPr>
+            <w:r>
+              <w:rPr>
+                <w:rFonts w:ascii="Times New Roman" w:hAnsi="Times New Roman" w:cs="Times New Roman"/>
+                <w:sz w:val="20"/>
+                <w:szCs w:val="20"/>
+                <w:lang w:val="de-DE"/>
+              </w:rPr>
               <w:t>5/8</w:t>
             </w:r>
           </w:p>
@@ -12150,22 +11895,11 @@
             <w:r>
               <w:rPr>
                 <w:rFonts w:ascii="Times New Roman" w:hAnsi="Times New Roman" w:cs="Times New Roman"/>
-                <w:i/>
-                <w:iCs/>
-                <w:sz w:val="20"/>
-                <w:szCs w:val="20"/>
-                <w:lang w:val="de-DE"/>
-              </w:rPr>
-              <w:t>l. H.</w:t>
-            </w:r>
-            <w:r>
-              <w:rPr>
-                <w:rFonts w:ascii="Times New Roman" w:hAnsi="Times New Roman" w:cs="Times New Roman"/>
-                <w:sz w:val="20"/>
-                <w:szCs w:val="20"/>
-                <w:lang w:val="de-DE"/>
-              </w:rPr>
-              <w:t xml:space="preserve"> (siehe Textfassung 3) hinzugefügt mit rotem Buntstift.</w:t>
+                <w:sz w:val="20"/>
+                <w:szCs w:val="20"/>
+                <w:lang w:val="de-DE"/>
+              </w:rPr>
+              <w:t>Legatobogen (wie Textfassung 3) hinzugefügt mit Bleistift.</w:t>
             </w:r>
           </w:p>
         </w:tc>
@@ -12202,7 +11936,6 @@
                 <w:szCs w:val="20"/>
                 <w:lang w:val="de-DE"/>
               </w:rPr>
-              <w:lastRenderedPageBreak/>
               <w:t>2</w:t>
             </w:r>
           </w:p>
@@ -12235,7 +11968,7 @@
                 <w:szCs w:val="20"/>
                 <w:lang w:val="de-DE"/>
               </w:rPr>
-              <w:t>Klav. u.</w:t>
+              <w:t>Klav. o.</w:t>
             </w:r>
           </w:p>
         </w:tc>
@@ -12267,7 +12000,7 @@
                 <w:szCs w:val="20"/>
                 <w:lang w:val="de-DE"/>
               </w:rPr>
-              <w:t>(4/4)</w:t>
+              <w:t>5/8</w:t>
             </w:r>
           </w:p>
         </w:tc>
@@ -12295,66 +12028,22 @@
             <w:r>
               <w:rPr>
                 <w:rFonts w:ascii="Times New Roman" w:hAnsi="Times New Roman" w:cs="Times New Roman"/>
-                <w:sz w:val="20"/>
-                <w:szCs w:val="20"/>
-                <w:highlight w:val="red"/>
-                <w:lang w:val="de-DE"/>
-              </w:rPr>
-              <w:t>###</w:t>
-            </w:r>
-            <w:r>
-              <w:rPr>
-                <w:rFonts w:ascii="Times New Roman" w:hAnsi="Times New Roman" w:cs="Times New Roman"/>
-                <w:sz w:val="20"/>
-                <w:szCs w:val="20"/>
-                <w:lang w:val="de-DE"/>
-              </w:rPr>
-              <w:t xml:space="preserve"> geändert zu </w:t>
-            </w:r>
-            <w:r>
-              <w:rPr>
-                <w:rFonts w:ascii="Times New Roman" w:hAnsi="Times New Roman" w:cs="Times New Roman"/>
-                <w:sz w:val="20"/>
-                <w:szCs w:val="20"/>
-                <w:lang w:val="de-DE"/>
-              </w:rPr>
-              <w:t xml:space="preserve">Achtelpause, Achtelnote E (wie Textfassung 3) </w:t>
-            </w:r>
-            <w:r>
-              <w:rPr>
-                <w:rFonts w:ascii="Times New Roman" w:hAnsi="Times New Roman" w:cs="Times New Roman"/>
-                <w:sz w:val="20"/>
-                <w:szCs w:val="20"/>
-                <w:lang w:val="de-DE"/>
-              </w:rPr>
-              <w:t>und</w:t>
-            </w:r>
-            <w:r>
-              <w:rPr>
-                <w:rFonts w:ascii="Times New Roman" w:hAnsi="Times New Roman" w:cs="Times New Roman"/>
-                <w:sz w:val="20"/>
-                <w:szCs w:val="20"/>
-                <w:lang w:val="de-DE"/>
-              </w:rPr>
-              <w:t xml:space="preserve"> [mf] </w:t>
-            </w:r>
-            <w:r>
-              <w:rPr>
-                <w:rFonts w:ascii="Times New Roman" w:hAnsi="Times New Roman" w:cs="Times New Roman"/>
-                <w:sz w:val="20"/>
-                <w:szCs w:val="20"/>
-                <w:lang w:val="de-DE"/>
-              </w:rPr>
-              <w:t xml:space="preserve">zu E </w:t>
-            </w:r>
-            <w:r>
-              <w:rPr>
-                <w:rFonts w:ascii="Times New Roman" w:hAnsi="Times New Roman" w:cs="Times New Roman"/>
-                <w:sz w:val="20"/>
-                <w:szCs w:val="20"/>
-                <w:lang w:val="de-DE"/>
-              </w:rPr>
-              <w:t>mit rotem Buntstift.</w:t>
+                <w:i/>
+                <w:iCs/>
+                <w:sz w:val="20"/>
+                <w:szCs w:val="20"/>
+                <w:lang w:val="de-DE"/>
+              </w:rPr>
+              <w:t>l. H.</w:t>
+            </w:r>
+            <w:r>
+              <w:rPr>
+                <w:rFonts w:ascii="Times New Roman" w:hAnsi="Times New Roman" w:cs="Times New Roman"/>
+                <w:sz w:val="20"/>
+                <w:szCs w:val="20"/>
+                <w:lang w:val="de-DE"/>
+              </w:rPr>
+              <w:t xml:space="preserve"> (siehe Textfassung 3) hinzugefügt mit rotem Buntstift.</w:t>
             </w:r>
           </w:p>
         </w:tc>
@@ -12381,6 +12070,7947 @@
                 <w:rFonts w:ascii="Times New Roman" w:hAnsi="Times New Roman" w:cs="Times New Roman"/>
                 <w:sz w:val="20"/>
                 <w:szCs w:val="20"/>
+                <w:lang w:val="de-DE"/>
+              </w:rPr>
+            </w:pPr>
+            <w:r>
+              <w:rPr>
+                <w:rFonts w:ascii="Times New Roman" w:hAnsi="Times New Roman" w:cs="Times New Roman"/>
+                <w:sz w:val="20"/>
+                <w:szCs w:val="20"/>
+                <w:lang w:val="de-DE"/>
+              </w:rPr>
+              <w:t>2</w:t>
+            </w:r>
+          </w:p>
+        </w:tc>
+        <w:tc>
+          <w:tcPr>
+            <w:tcW w:w="1134" w:type="dxa"/>
+            <w:tcBorders>
+              <w:top w:val="single" w:sz="4" w:space="0" w:color="auto"/>
+              <w:left w:val="single" w:sz="4" w:space="0" w:color="auto"/>
+              <w:bottom w:val="single" w:sz="4" w:space="0" w:color="auto"/>
+              <w:right w:val="single" w:sz="4" w:space="0" w:color="auto"/>
+            </w:tcBorders>
+          </w:tcPr>
+          <w:p>
+            <w:pPr>
+              <w:spacing w:after="0" w:line="360" w:lineRule="auto"/>
+              <w:outlineLvl w:val="0"/>
+              <w:rPr>
+                <w:rFonts w:ascii="Times New Roman" w:hAnsi="Times New Roman" w:cs="Times New Roman"/>
+                <w:sz w:val="20"/>
+                <w:szCs w:val="20"/>
+                <w:lang w:val="de-DE"/>
+              </w:rPr>
+            </w:pPr>
+            <w:r>
+              <w:rPr>
+                <w:rFonts w:ascii="Times New Roman" w:hAnsi="Times New Roman" w:cs="Times New Roman"/>
+                <w:sz w:val="20"/>
+                <w:szCs w:val="20"/>
+                <w:lang w:val="de-DE"/>
+              </w:rPr>
+              <w:t>Klav. u.</w:t>
+            </w:r>
+          </w:p>
+        </w:tc>
+        <w:tc>
+          <w:tcPr>
+            <w:tcW w:w="1278" w:type="dxa"/>
+            <w:tcBorders>
+              <w:top w:val="single" w:sz="4" w:space="0" w:color="auto"/>
+              <w:left w:val="single" w:sz="4" w:space="0" w:color="auto"/>
+              <w:bottom w:val="single" w:sz="4" w:space="0" w:color="auto"/>
+              <w:right w:val="single" w:sz="4" w:space="0" w:color="auto"/>
+            </w:tcBorders>
+          </w:tcPr>
+          <w:p>
+            <w:pPr>
+              <w:spacing w:after="0" w:line="360" w:lineRule="auto"/>
+              <w:outlineLvl w:val="0"/>
+              <w:rPr>
+                <w:rFonts w:ascii="Times New Roman" w:hAnsi="Times New Roman" w:cs="Times New Roman"/>
+                <w:sz w:val="20"/>
+                <w:szCs w:val="20"/>
+                <w:lang w:val="de-DE"/>
+              </w:rPr>
+            </w:pPr>
+            <w:r>
+              <w:rPr>
+                <w:rFonts w:ascii="Times New Roman" w:hAnsi="Times New Roman" w:cs="Times New Roman"/>
+                <w:sz w:val="20"/>
+                <w:szCs w:val="20"/>
+                <w:lang w:val="de-DE"/>
+              </w:rPr>
+              <w:t>(4/4)</w:t>
+            </w:r>
+          </w:p>
+        </w:tc>
+        <w:tc>
+          <w:tcPr>
+            <w:tcW w:w="5880" w:type="dxa"/>
+            <w:tcBorders>
+              <w:top w:val="single" w:sz="4" w:space="0" w:color="auto"/>
+              <w:left w:val="single" w:sz="4" w:space="0" w:color="auto"/>
+              <w:bottom w:val="single" w:sz="4" w:space="0" w:color="auto"/>
+              <w:right w:val="single" w:sz="4" w:space="0" w:color="auto"/>
+            </w:tcBorders>
+          </w:tcPr>
+          <w:p>
+            <w:pPr>
+              <w:spacing w:after="0" w:line="360" w:lineRule="auto"/>
+              <w:outlineLvl w:val="0"/>
+              <w:rPr>
+                <w:rFonts w:ascii="Times New Roman" w:hAnsi="Times New Roman" w:cs="Times New Roman"/>
+                <w:sz w:val="20"/>
+                <w:szCs w:val="20"/>
+                <w:lang w:val="de-DE"/>
+              </w:rPr>
+            </w:pPr>
+            <w:proofErr w:type="spellStart"/>
+            <w:r>
+              <w:rPr>
+                <w:rFonts w:ascii="Times New Roman" w:hAnsi="Times New Roman" w:cs="Times New Roman"/>
+                <w:sz w:val="20"/>
+                <w:szCs w:val="20"/>
+                <w:lang w:val="de-DE"/>
+              </w:rPr>
+              <w:t>Triolische</w:t>
+            </w:r>
+            <w:proofErr w:type="spellEnd"/>
+            <w:r>
+              <w:rPr>
+                <w:rFonts w:ascii="Times New Roman" w:hAnsi="Times New Roman" w:cs="Times New Roman"/>
+                <w:sz w:val="20"/>
+                <w:szCs w:val="20"/>
+                <w:lang w:val="de-DE"/>
+              </w:rPr>
+              <w:t xml:space="preserve"> Achtelpause, Achtelnote E, Achtelpause </w:t>
+            </w:r>
+            <w:r>
+              <w:rPr>
+                <w:rFonts w:ascii="Times New Roman" w:hAnsi="Times New Roman" w:cs="Times New Roman"/>
+                <w:sz w:val="20"/>
+                <w:szCs w:val="20"/>
+                <w:lang w:val="de-DE"/>
+              </w:rPr>
+              <w:t xml:space="preserve">geändert zu </w:t>
+            </w:r>
+            <w:r>
+              <w:rPr>
+                <w:rFonts w:ascii="Times New Roman" w:hAnsi="Times New Roman" w:cs="Times New Roman"/>
+                <w:sz w:val="20"/>
+                <w:szCs w:val="20"/>
+                <w:lang w:val="de-DE"/>
+              </w:rPr>
+              <w:t xml:space="preserve">Achtelpause, Achtelnote E (wie Textfassung 3) </w:t>
+            </w:r>
+            <w:r>
+              <w:rPr>
+                <w:rFonts w:ascii="Times New Roman" w:hAnsi="Times New Roman" w:cs="Times New Roman"/>
+                <w:sz w:val="20"/>
+                <w:szCs w:val="20"/>
+                <w:lang w:val="de-DE"/>
+              </w:rPr>
+              <w:t>und</w:t>
+            </w:r>
+            <w:r>
+              <w:rPr>
+                <w:rFonts w:ascii="Times New Roman" w:hAnsi="Times New Roman" w:cs="Times New Roman"/>
+                <w:sz w:val="20"/>
+                <w:szCs w:val="20"/>
+                <w:lang w:val="de-DE"/>
+              </w:rPr>
+              <w:t xml:space="preserve"> [mf] </w:t>
+            </w:r>
+            <w:r>
+              <w:rPr>
+                <w:rFonts w:ascii="Times New Roman" w:hAnsi="Times New Roman" w:cs="Times New Roman"/>
+                <w:sz w:val="20"/>
+                <w:szCs w:val="20"/>
+                <w:lang w:val="de-DE"/>
+              </w:rPr>
+              <w:t xml:space="preserve">zu E </w:t>
+            </w:r>
+            <w:r>
+              <w:rPr>
+                <w:rFonts w:ascii="Times New Roman" w:hAnsi="Times New Roman" w:cs="Times New Roman"/>
+                <w:sz w:val="20"/>
+                <w:szCs w:val="20"/>
+                <w:lang w:val="de-DE"/>
+              </w:rPr>
+              <w:t>mit rotem Buntstift.</w:t>
+            </w:r>
+          </w:p>
+        </w:tc>
+      </w:tr>
+      <w:tr>
+        <w:trPr>
+          <w:cantSplit/>
+        </w:trPr>
+        <w:tc>
+          <w:tcPr>
+            <w:tcW w:w="920" w:type="dxa"/>
+            <w:tcBorders>
+              <w:top w:val="single" w:sz="4" w:space="0" w:color="auto"/>
+              <w:left w:val="single" w:sz="4" w:space="0" w:color="auto"/>
+              <w:bottom w:val="single" w:sz="4" w:space="0" w:color="auto"/>
+              <w:right w:val="single" w:sz="4" w:space="0" w:color="auto"/>
+            </w:tcBorders>
+          </w:tcPr>
+          <w:p>
+            <w:pPr>
+              <w:spacing w:after="0" w:line="360" w:lineRule="auto"/>
+              <w:outlineLvl w:val="0"/>
+              <w:rPr>
+                <w:rFonts w:ascii="Times New Roman" w:hAnsi="Times New Roman" w:cs="Times New Roman"/>
+                <w:sz w:val="20"/>
+                <w:szCs w:val="20"/>
+              </w:rPr>
+            </w:pPr>
+            <w:r>
+              <w:rPr>
+                <w:rFonts w:ascii="Times New Roman" w:hAnsi="Times New Roman" w:cs="Times New Roman"/>
+                <w:sz w:val="20"/>
+                <w:szCs w:val="20"/>
+              </w:rPr>
+              <w:t>3</w:t>
+            </w:r>
+          </w:p>
+          <w:p>
+            <w:pPr>
+              <w:spacing w:after="0" w:line="360" w:lineRule="auto"/>
+              <w:outlineLvl w:val="0"/>
+              <w:rPr>
+                <w:rFonts w:ascii="Times New Roman" w:hAnsi="Times New Roman" w:cs="Times New Roman"/>
+                <w:sz w:val="20"/>
+                <w:szCs w:val="20"/>
+              </w:rPr>
+            </w:pPr>
+            <w:r>
+              <w:rPr>
+                <w:rFonts w:ascii="Times New Roman" w:hAnsi="Times New Roman" w:cs="Times New Roman"/>
+                <w:sz w:val="20"/>
+                <w:szCs w:val="20"/>
+              </w:rPr>
+              <w:t>bis 4</w:t>
+            </w:r>
+          </w:p>
+        </w:tc>
+        <w:tc>
+          <w:tcPr>
+            <w:tcW w:w="1134" w:type="dxa"/>
+            <w:tcBorders>
+              <w:top w:val="single" w:sz="4" w:space="0" w:color="auto"/>
+              <w:left w:val="single" w:sz="4" w:space="0" w:color="auto"/>
+              <w:bottom w:val="single" w:sz="4" w:space="0" w:color="auto"/>
+              <w:right w:val="single" w:sz="4" w:space="0" w:color="auto"/>
+            </w:tcBorders>
+          </w:tcPr>
+          <w:p>
+            <w:pPr>
+              <w:spacing w:after="0" w:line="360" w:lineRule="auto"/>
+              <w:outlineLvl w:val="0"/>
+              <w:rPr>
+                <w:rFonts w:ascii="Times New Roman" w:hAnsi="Times New Roman" w:cs="Times New Roman"/>
+                <w:sz w:val="20"/>
+                <w:szCs w:val="20"/>
+                <w:lang w:val="de-DE"/>
+              </w:rPr>
+            </w:pPr>
+          </w:p>
+        </w:tc>
+        <w:tc>
+          <w:tcPr>
+            <w:tcW w:w="1278" w:type="dxa"/>
+            <w:tcBorders>
+              <w:top w:val="single" w:sz="4" w:space="0" w:color="auto"/>
+              <w:left w:val="single" w:sz="4" w:space="0" w:color="auto"/>
+              <w:bottom w:val="single" w:sz="4" w:space="0" w:color="auto"/>
+              <w:right w:val="single" w:sz="4" w:space="0" w:color="auto"/>
+            </w:tcBorders>
+          </w:tcPr>
+          <w:p>
+            <w:pPr>
+              <w:spacing w:after="0" w:line="360" w:lineRule="auto"/>
+              <w:outlineLvl w:val="0"/>
+              <w:rPr>
+                <w:rFonts w:ascii="Times New Roman" w:hAnsi="Times New Roman" w:cs="Times New Roman"/>
+                <w:sz w:val="20"/>
+                <w:szCs w:val="20"/>
+                <w:lang w:val="de-DE"/>
+              </w:rPr>
+            </w:pPr>
+            <w:r>
+              <w:rPr>
+                <w:rFonts w:ascii="Times New Roman" w:hAnsi="Times New Roman" w:cs="Times New Roman"/>
+                <w:sz w:val="20"/>
+                <w:szCs w:val="20"/>
+                <w:lang w:val="de-DE"/>
+              </w:rPr>
+              <w:t>(10/16)</w:t>
+            </w:r>
+          </w:p>
+          <w:p>
+            <w:pPr>
+              <w:spacing w:after="0" w:line="360" w:lineRule="auto"/>
+              <w:outlineLvl w:val="0"/>
+              <w:rPr>
+                <w:rFonts w:ascii="Times New Roman" w:hAnsi="Times New Roman" w:cs="Times New Roman"/>
+                <w:sz w:val="20"/>
+                <w:szCs w:val="20"/>
+                <w:lang w:val="de-DE"/>
+              </w:rPr>
+            </w:pPr>
+            <w:r>
+              <w:rPr>
+                <w:rFonts w:ascii="Times New Roman" w:hAnsi="Times New Roman" w:cs="Times New Roman"/>
+                <w:sz w:val="20"/>
+                <w:szCs w:val="20"/>
+                <w:lang w:val="de-DE"/>
+              </w:rPr>
+              <w:t>Taktende</w:t>
+            </w:r>
+          </w:p>
+        </w:tc>
+        <w:tc>
+          <w:tcPr>
+            <w:tcW w:w="5880" w:type="dxa"/>
+            <w:tcBorders>
+              <w:top w:val="single" w:sz="4" w:space="0" w:color="auto"/>
+              <w:left w:val="single" w:sz="4" w:space="0" w:color="auto"/>
+              <w:bottom w:val="single" w:sz="4" w:space="0" w:color="auto"/>
+              <w:right w:val="single" w:sz="4" w:space="0" w:color="auto"/>
+            </w:tcBorders>
+          </w:tcPr>
+          <w:p>
+            <w:pPr>
+              <w:spacing w:after="0" w:line="360" w:lineRule="auto"/>
+              <w:outlineLvl w:val="0"/>
+              <w:rPr>
+                <w:rFonts w:ascii="Times New Roman" w:hAnsi="Times New Roman" w:cs="Times New Roman"/>
+                <w:sz w:val="20"/>
+                <w:szCs w:val="20"/>
+                <w:lang w:val="de-DE"/>
+              </w:rPr>
+            </w:pPr>
+            <w:r>
+              <w:rPr>
+                <w:rFonts w:ascii="Times New Roman" w:hAnsi="Times New Roman" w:cs="Times New Roman"/>
+                <w:sz w:val="20"/>
+                <w:szCs w:val="20"/>
+                <w:lang w:val="de-DE"/>
+              </w:rPr>
+              <w:t xml:space="preserve">Zuerst: </w:t>
+            </w:r>
+            <w:proofErr w:type="spellStart"/>
+            <w:r>
+              <w:rPr>
+                <w:rFonts w:ascii="Times New Roman" w:hAnsi="Times New Roman" w:cs="Times New Roman"/>
+                <w:i/>
+                <w:iCs/>
+                <w:sz w:val="20"/>
+                <w:szCs w:val="20"/>
+                <w:lang w:val="de-DE"/>
+              </w:rPr>
+              <w:t>rit</w:t>
+            </w:r>
+            <w:proofErr w:type="spellEnd"/>
+            <w:r>
+              <w:rPr>
+                <w:rFonts w:ascii="Times New Roman" w:hAnsi="Times New Roman" w:cs="Times New Roman"/>
+                <w:sz w:val="20"/>
+                <w:szCs w:val="20"/>
+                <w:lang w:val="de-DE"/>
+              </w:rPr>
+              <w:t xml:space="preserve">[.] </w:t>
+            </w:r>
+            <w:r>
+              <w:rPr>
+                <w:rFonts w:ascii="Times New Roman" w:hAnsi="Times New Roman" w:cs="Times New Roman"/>
+                <w:i/>
+                <w:iCs/>
+                <w:sz w:val="20"/>
+                <w:szCs w:val="20"/>
+                <w:lang w:val="de-DE"/>
+              </w:rPr>
+              <w:t>- - -</w:t>
+            </w:r>
+            <w:r>
+              <w:rPr>
+                <w:rFonts w:ascii="Times New Roman" w:hAnsi="Times New Roman" w:cs="Times New Roman"/>
+                <w:sz w:val="20"/>
+                <w:szCs w:val="20"/>
+                <w:lang w:val="de-DE"/>
+              </w:rPr>
+              <w:t xml:space="preserve"> in T. 4 3/8 bis Taktende hinzugefügt mit Bleistift. </w:t>
+            </w:r>
+          </w:p>
+          <w:p>
+            <w:pPr>
+              <w:spacing w:after="0" w:line="360" w:lineRule="auto"/>
+              <w:outlineLvl w:val="0"/>
+              <w:rPr>
+                <w:rFonts w:ascii="Times New Roman" w:hAnsi="Times New Roman" w:cs="Times New Roman"/>
+                <w:sz w:val="20"/>
+                <w:szCs w:val="20"/>
+                <w:lang w:val="de-DE"/>
+              </w:rPr>
+            </w:pPr>
+            <w:r>
+              <w:rPr>
+                <w:rFonts w:ascii="Times New Roman" w:hAnsi="Times New Roman" w:cs="Times New Roman"/>
+                <w:sz w:val="20"/>
+                <w:szCs w:val="20"/>
+                <w:lang w:val="de-DE"/>
+              </w:rPr>
+              <w:t xml:space="preserve">Dann: Position von </w:t>
+            </w:r>
+            <w:r>
+              <w:rPr>
+                <w:rFonts w:ascii="Times New Roman" w:hAnsi="Times New Roman" w:cs="Times New Roman"/>
+                <w:i/>
+                <w:iCs/>
+                <w:sz w:val="20"/>
+                <w:szCs w:val="20"/>
+                <w:lang w:val="de-DE"/>
+              </w:rPr>
+              <w:t>rit. - - -</w:t>
+            </w:r>
+            <w:r>
+              <w:rPr>
+                <w:rFonts w:ascii="Times New Roman" w:hAnsi="Times New Roman" w:cs="Times New Roman"/>
+                <w:sz w:val="20"/>
+                <w:szCs w:val="20"/>
+                <w:lang w:val="de-DE"/>
+              </w:rPr>
+              <w:t xml:space="preserve"> geändert zu T. 3 (10/16) bis T. 4 Taktende mit rotem Buntstift.</w:t>
+            </w:r>
+          </w:p>
+        </w:tc>
+      </w:tr>
+      <w:tr>
+        <w:trPr>
+          <w:cantSplit/>
+        </w:trPr>
+        <w:tc>
+          <w:tcPr>
+            <w:tcW w:w="920" w:type="dxa"/>
+            <w:tcBorders>
+              <w:top w:val="single" w:sz="4" w:space="0" w:color="auto"/>
+              <w:left w:val="single" w:sz="4" w:space="0" w:color="auto"/>
+              <w:bottom w:val="single" w:sz="4" w:space="0" w:color="auto"/>
+              <w:right w:val="single" w:sz="4" w:space="0" w:color="auto"/>
+            </w:tcBorders>
+          </w:tcPr>
+          <w:p>
+            <w:pPr>
+              <w:spacing w:after="0" w:line="360" w:lineRule="auto"/>
+              <w:outlineLvl w:val="0"/>
+              <w:rPr>
+                <w:rFonts w:ascii="Times New Roman" w:hAnsi="Times New Roman" w:cs="Times New Roman"/>
+                <w:sz w:val="20"/>
+                <w:szCs w:val="20"/>
+              </w:rPr>
+            </w:pPr>
+            <w:r>
+              <w:rPr>
+                <w:rFonts w:ascii="Times New Roman" w:hAnsi="Times New Roman" w:cs="Times New Roman"/>
+                <w:sz w:val="20"/>
+                <w:szCs w:val="20"/>
+              </w:rPr>
+              <w:t>3</w:t>
+            </w:r>
+          </w:p>
+        </w:tc>
+        <w:tc>
+          <w:tcPr>
+            <w:tcW w:w="1134" w:type="dxa"/>
+            <w:tcBorders>
+              <w:top w:val="single" w:sz="4" w:space="0" w:color="auto"/>
+              <w:left w:val="single" w:sz="4" w:space="0" w:color="auto"/>
+              <w:bottom w:val="single" w:sz="4" w:space="0" w:color="auto"/>
+              <w:right w:val="single" w:sz="4" w:space="0" w:color="auto"/>
+            </w:tcBorders>
+          </w:tcPr>
+          <w:p>
+            <w:pPr>
+              <w:spacing w:after="0" w:line="360" w:lineRule="auto"/>
+              <w:outlineLvl w:val="0"/>
+              <w:rPr>
+                <w:rFonts w:ascii="Times New Roman" w:hAnsi="Times New Roman" w:cs="Times New Roman"/>
+                <w:sz w:val="20"/>
+                <w:szCs w:val="20"/>
+                <w:lang w:val="de-DE"/>
+              </w:rPr>
+            </w:pPr>
+            <w:r>
+              <w:rPr>
+                <w:rFonts w:ascii="Times New Roman" w:hAnsi="Times New Roman" w:cs="Times New Roman"/>
+                <w:sz w:val="20"/>
+                <w:szCs w:val="20"/>
+                <w:lang w:val="de-DE"/>
+              </w:rPr>
+              <w:t>Gg.</w:t>
+            </w:r>
+          </w:p>
+        </w:tc>
+        <w:tc>
+          <w:tcPr>
+            <w:tcW w:w="1278" w:type="dxa"/>
+            <w:tcBorders>
+              <w:top w:val="single" w:sz="4" w:space="0" w:color="auto"/>
+              <w:left w:val="single" w:sz="4" w:space="0" w:color="auto"/>
+              <w:bottom w:val="single" w:sz="4" w:space="0" w:color="auto"/>
+              <w:right w:val="single" w:sz="4" w:space="0" w:color="auto"/>
+            </w:tcBorders>
+          </w:tcPr>
+          <w:p>
+            <w:pPr>
+              <w:spacing w:after="0" w:line="360" w:lineRule="auto"/>
+              <w:outlineLvl w:val="0"/>
+              <w:rPr>
+                <w:rFonts w:ascii="Times New Roman" w:hAnsi="Times New Roman" w:cs="Times New Roman"/>
+                <w:sz w:val="20"/>
+                <w:szCs w:val="20"/>
+                <w:lang w:val="de-DE"/>
+              </w:rPr>
+            </w:pPr>
+            <w:r>
+              <w:rPr>
+                <w:rFonts w:ascii="Times New Roman" w:hAnsi="Times New Roman" w:cs="Times New Roman"/>
+                <w:sz w:val="20"/>
+                <w:szCs w:val="20"/>
+                <w:lang w:val="de-DE"/>
+              </w:rPr>
+              <w:t>5. Note</w:t>
+            </w:r>
+          </w:p>
+        </w:tc>
+        <w:tc>
+          <w:tcPr>
+            <w:tcW w:w="5880" w:type="dxa"/>
+            <w:tcBorders>
+              <w:top w:val="single" w:sz="4" w:space="0" w:color="auto"/>
+              <w:left w:val="single" w:sz="4" w:space="0" w:color="auto"/>
+              <w:bottom w:val="single" w:sz="4" w:space="0" w:color="auto"/>
+              <w:right w:val="single" w:sz="4" w:space="0" w:color="auto"/>
+            </w:tcBorders>
+          </w:tcPr>
+          <w:p>
+            <w:pPr>
+              <w:spacing w:after="0" w:line="360" w:lineRule="auto"/>
+              <w:outlineLvl w:val="0"/>
+              <w:rPr>
+                <w:rFonts w:ascii="Times New Roman" w:hAnsi="Times New Roman" w:cs="Times New Roman"/>
+                <w:sz w:val="20"/>
+                <w:szCs w:val="20"/>
+                <w:lang w:val="de-DE"/>
+              </w:rPr>
+            </w:pPr>
+            <w:r>
+              <w:rPr>
+                <w:rFonts w:ascii="Times New Roman" w:hAnsi="Times New Roman" w:cs="Times New Roman"/>
+                <w:sz w:val="20"/>
+                <w:szCs w:val="20"/>
+                <w:lang w:val="de-DE"/>
+              </w:rPr>
+              <w:t>[sf] geändert zu [</w:t>
+            </w:r>
+            <w:proofErr w:type="spellStart"/>
+            <w:r>
+              <w:rPr>
+                <w:rFonts w:ascii="Times New Roman" w:hAnsi="Times New Roman" w:cs="Times New Roman"/>
+                <w:sz w:val="20"/>
+                <w:szCs w:val="20"/>
+                <w:lang w:val="de-DE"/>
+              </w:rPr>
+              <w:t>sfp</w:t>
+            </w:r>
+            <w:proofErr w:type="spellEnd"/>
+            <w:r>
+              <w:rPr>
+                <w:rFonts w:ascii="Times New Roman" w:hAnsi="Times New Roman" w:cs="Times New Roman"/>
+                <w:sz w:val="20"/>
+                <w:szCs w:val="20"/>
+                <w:lang w:val="de-DE"/>
+              </w:rPr>
+              <w:t>] (wie Textfassung 3) mit rotem Buntstift.</w:t>
+            </w:r>
+          </w:p>
+        </w:tc>
+      </w:tr>
+      <w:tr>
+        <w:trPr>
+          <w:cantSplit/>
+        </w:trPr>
+        <w:tc>
+          <w:tcPr>
+            <w:tcW w:w="920" w:type="dxa"/>
+            <w:tcBorders>
+              <w:top w:val="single" w:sz="4" w:space="0" w:color="auto"/>
+              <w:left w:val="single" w:sz="4" w:space="0" w:color="auto"/>
+              <w:bottom w:val="single" w:sz="4" w:space="0" w:color="auto"/>
+              <w:right w:val="single" w:sz="4" w:space="0" w:color="auto"/>
+            </w:tcBorders>
+          </w:tcPr>
+          <w:p>
+            <w:pPr>
+              <w:spacing w:after="0" w:line="360" w:lineRule="auto"/>
+              <w:outlineLvl w:val="0"/>
+              <w:rPr>
+                <w:rFonts w:ascii="Times New Roman" w:hAnsi="Times New Roman" w:cs="Times New Roman"/>
+                <w:sz w:val="20"/>
+                <w:szCs w:val="20"/>
+              </w:rPr>
+            </w:pPr>
+            <w:r>
+              <w:rPr>
+                <w:rFonts w:ascii="Times New Roman" w:hAnsi="Times New Roman" w:cs="Times New Roman"/>
+                <w:sz w:val="20"/>
+                <w:szCs w:val="20"/>
+              </w:rPr>
+              <w:t>3</w:t>
+            </w:r>
+          </w:p>
+        </w:tc>
+        <w:tc>
+          <w:tcPr>
+            <w:tcW w:w="1134" w:type="dxa"/>
+            <w:tcBorders>
+              <w:top w:val="single" w:sz="4" w:space="0" w:color="auto"/>
+              <w:left w:val="single" w:sz="4" w:space="0" w:color="auto"/>
+              <w:bottom w:val="single" w:sz="4" w:space="0" w:color="auto"/>
+              <w:right w:val="single" w:sz="4" w:space="0" w:color="auto"/>
+            </w:tcBorders>
+          </w:tcPr>
+          <w:p>
+            <w:pPr>
+              <w:spacing w:after="0" w:line="360" w:lineRule="auto"/>
+              <w:outlineLvl w:val="0"/>
+              <w:rPr>
+                <w:rFonts w:ascii="Times New Roman" w:hAnsi="Times New Roman" w:cs="Times New Roman"/>
+                <w:sz w:val="20"/>
+                <w:szCs w:val="20"/>
+                <w:lang w:val="de-DE"/>
+              </w:rPr>
+            </w:pPr>
+            <w:r>
+              <w:rPr>
+                <w:rFonts w:ascii="Times New Roman" w:hAnsi="Times New Roman" w:cs="Times New Roman"/>
+                <w:sz w:val="20"/>
+                <w:szCs w:val="20"/>
+                <w:lang w:val="de-DE"/>
+              </w:rPr>
+              <w:t>Gg.</w:t>
+            </w:r>
+          </w:p>
+        </w:tc>
+        <w:tc>
+          <w:tcPr>
+            <w:tcW w:w="1278" w:type="dxa"/>
+            <w:tcBorders>
+              <w:top w:val="single" w:sz="4" w:space="0" w:color="auto"/>
+              <w:left w:val="single" w:sz="4" w:space="0" w:color="auto"/>
+              <w:bottom w:val="single" w:sz="4" w:space="0" w:color="auto"/>
+              <w:right w:val="single" w:sz="4" w:space="0" w:color="auto"/>
+            </w:tcBorders>
+          </w:tcPr>
+          <w:p>
+            <w:pPr>
+              <w:spacing w:after="0" w:line="360" w:lineRule="auto"/>
+              <w:outlineLvl w:val="0"/>
+              <w:rPr>
+                <w:rFonts w:ascii="Times New Roman" w:hAnsi="Times New Roman" w:cs="Times New Roman"/>
+                <w:sz w:val="20"/>
+                <w:szCs w:val="20"/>
+                <w:lang w:val="de-DE"/>
+              </w:rPr>
+            </w:pPr>
+            <w:r>
+              <w:rPr>
+                <w:rFonts w:ascii="Times New Roman" w:hAnsi="Times New Roman" w:cs="Times New Roman"/>
+                <w:sz w:val="20"/>
+                <w:szCs w:val="20"/>
+                <w:lang w:val="de-DE"/>
+              </w:rPr>
+              <w:t>5.–6. Note</w:t>
+            </w:r>
+          </w:p>
+        </w:tc>
+        <w:tc>
+          <w:tcPr>
+            <w:tcW w:w="5880" w:type="dxa"/>
+            <w:tcBorders>
+              <w:top w:val="single" w:sz="4" w:space="0" w:color="auto"/>
+              <w:left w:val="single" w:sz="4" w:space="0" w:color="auto"/>
+              <w:bottom w:val="single" w:sz="4" w:space="0" w:color="auto"/>
+              <w:right w:val="single" w:sz="4" w:space="0" w:color="auto"/>
+            </w:tcBorders>
+          </w:tcPr>
+          <w:p>
+            <w:pPr>
+              <w:spacing w:after="0" w:line="360" w:lineRule="auto"/>
+              <w:outlineLvl w:val="0"/>
+              <w:rPr>
+                <w:rFonts w:ascii="Times New Roman" w:hAnsi="Times New Roman" w:cs="Times New Roman"/>
+                <w:sz w:val="20"/>
+                <w:szCs w:val="20"/>
+                <w:lang w:val="de-DE"/>
+              </w:rPr>
+            </w:pPr>
+            <w:r>
+              <w:rPr>
+                <w:rFonts w:ascii="Times New Roman" w:hAnsi="Times New Roman" w:cs="Times New Roman"/>
+                <w:sz w:val="20"/>
+                <w:szCs w:val="20"/>
+                <w:lang w:val="de-DE"/>
+              </w:rPr>
+              <w:t>Decrescendogabel (wie Textfassung 3) hinzugefügt mit rotem Buntstift.</w:t>
+            </w:r>
+          </w:p>
+        </w:tc>
+      </w:tr>
+      <w:tr>
+        <w:trPr>
+          <w:cantSplit/>
+        </w:trPr>
+        <w:tc>
+          <w:tcPr>
+            <w:tcW w:w="920" w:type="dxa"/>
+            <w:tcBorders>
+              <w:top w:val="single" w:sz="4" w:space="0" w:color="auto"/>
+              <w:left w:val="single" w:sz="4" w:space="0" w:color="auto"/>
+              <w:bottom w:val="single" w:sz="4" w:space="0" w:color="auto"/>
+              <w:right w:val="single" w:sz="4" w:space="0" w:color="auto"/>
+            </w:tcBorders>
+          </w:tcPr>
+          <w:p>
+            <w:pPr>
+              <w:spacing w:after="0" w:line="360" w:lineRule="auto"/>
+              <w:outlineLvl w:val="0"/>
+              <w:rPr>
+                <w:rFonts w:ascii="Times New Roman" w:hAnsi="Times New Roman" w:cs="Times New Roman"/>
+                <w:sz w:val="20"/>
+                <w:szCs w:val="20"/>
+                <w:lang w:val="de-DE"/>
+              </w:rPr>
+            </w:pPr>
+            <w:r>
+              <w:rPr>
+                <w:rFonts w:ascii="Times New Roman" w:hAnsi="Times New Roman" w:cs="Times New Roman"/>
+                <w:sz w:val="20"/>
+                <w:szCs w:val="20"/>
+                <w:lang w:val="de-DE"/>
+              </w:rPr>
+              <w:t>3</w:t>
+            </w:r>
+          </w:p>
+          <w:p>
+            <w:pPr>
+              <w:spacing w:after="0" w:line="360" w:lineRule="auto"/>
+              <w:outlineLvl w:val="0"/>
+              <w:rPr>
+                <w:rFonts w:ascii="Times New Roman" w:hAnsi="Times New Roman" w:cs="Times New Roman"/>
+                <w:sz w:val="20"/>
+                <w:szCs w:val="20"/>
+                <w:lang w:val="de-DE"/>
+              </w:rPr>
+            </w:pPr>
+            <w:r>
+              <w:rPr>
+                <w:rFonts w:ascii="Times New Roman" w:hAnsi="Times New Roman" w:cs="Times New Roman"/>
+                <w:sz w:val="20"/>
+                <w:szCs w:val="20"/>
+                <w:lang w:val="de-DE"/>
+              </w:rPr>
+              <w:t>bis 4</w:t>
+            </w:r>
+          </w:p>
+        </w:tc>
+        <w:tc>
+          <w:tcPr>
+            <w:tcW w:w="1134" w:type="dxa"/>
+            <w:tcBorders>
+              <w:top w:val="single" w:sz="4" w:space="0" w:color="auto"/>
+              <w:left w:val="single" w:sz="4" w:space="0" w:color="auto"/>
+              <w:bottom w:val="single" w:sz="4" w:space="0" w:color="auto"/>
+              <w:right w:val="single" w:sz="4" w:space="0" w:color="auto"/>
+            </w:tcBorders>
+          </w:tcPr>
+          <w:p>
+            <w:pPr>
+              <w:spacing w:after="0" w:line="360" w:lineRule="auto"/>
+              <w:outlineLvl w:val="0"/>
+              <w:rPr>
+                <w:rFonts w:ascii="Times New Roman" w:hAnsi="Times New Roman" w:cs="Times New Roman"/>
+                <w:sz w:val="20"/>
+                <w:szCs w:val="20"/>
+                <w:lang w:val="de-DE"/>
+              </w:rPr>
+            </w:pPr>
+            <w:r>
+              <w:rPr>
+                <w:rFonts w:ascii="Times New Roman" w:hAnsi="Times New Roman" w:cs="Times New Roman"/>
+                <w:sz w:val="20"/>
+                <w:szCs w:val="20"/>
+                <w:lang w:val="de-DE"/>
+              </w:rPr>
+              <w:t xml:space="preserve">Klav. </w:t>
+            </w:r>
+          </w:p>
+        </w:tc>
+        <w:tc>
+          <w:tcPr>
+            <w:tcW w:w="1278" w:type="dxa"/>
+            <w:tcBorders>
+              <w:top w:val="single" w:sz="4" w:space="0" w:color="auto"/>
+              <w:left w:val="single" w:sz="4" w:space="0" w:color="auto"/>
+              <w:bottom w:val="single" w:sz="4" w:space="0" w:color="auto"/>
+              <w:right w:val="single" w:sz="4" w:space="0" w:color="auto"/>
+            </w:tcBorders>
+          </w:tcPr>
+          <w:p>
+            <w:pPr>
+              <w:spacing w:after="0" w:line="360" w:lineRule="auto"/>
+              <w:outlineLvl w:val="0"/>
+              <w:rPr>
+                <w:rFonts w:ascii="Times New Roman" w:hAnsi="Times New Roman" w:cs="Times New Roman"/>
+                <w:sz w:val="20"/>
+                <w:szCs w:val="20"/>
+                <w:lang w:val="de-DE"/>
+              </w:rPr>
+            </w:pPr>
+            <w:r>
+              <w:rPr>
+                <w:rFonts w:ascii="Times New Roman" w:hAnsi="Times New Roman" w:cs="Times New Roman"/>
+                <w:sz w:val="20"/>
+                <w:szCs w:val="20"/>
+                <w:lang w:val="de-DE"/>
+              </w:rPr>
+              <w:t>11/16</w:t>
+            </w:r>
+          </w:p>
+          <w:p>
+            <w:pPr>
+              <w:spacing w:after="0" w:line="360" w:lineRule="auto"/>
+              <w:outlineLvl w:val="0"/>
+              <w:rPr>
+                <w:rFonts w:ascii="Times New Roman" w:hAnsi="Times New Roman" w:cs="Times New Roman"/>
+                <w:sz w:val="20"/>
+                <w:szCs w:val="20"/>
+                <w:lang w:val="de-DE"/>
+              </w:rPr>
+            </w:pPr>
+            <w:r>
+              <w:rPr>
+                <w:rFonts w:ascii="Times New Roman" w:hAnsi="Times New Roman" w:cs="Times New Roman"/>
+                <w:sz w:val="20"/>
+                <w:szCs w:val="20"/>
+                <w:lang w:val="de-DE"/>
+              </w:rPr>
+              <w:t>12/16</w:t>
+            </w:r>
+          </w:p>
+        </w:tc>
+        <w:tc>
+          <w:tcPr>
+            <w:tcW w:w="5880" w:type="dxa"/>
+            <w:tcBorders>
+              <w:top w:val="single" w:sz="4" w:space="0" w:color="auto"/>
+              <w:left w:val="single" w:sz="4" w:space="0" w:color="auto"/>
+              <w:bottom w:val="single" w:sz="4" w:space="0" w:color="auto"/>
+              <w:right w:val="single" w:sz="4" w:space="0" w:color="auto"/>
+            </w:tcBorders>
+          </w:tcPr>
+          <w:p>
+            <w:pPr>
+              <w:spacing w:after="0" w:line="360" w:lineRule="auto"/>
+              <w:outlineLvl w:val="0"/>
+              <w:rPr>
+                <w:rFonts w:ascii="Times New Roman" w:hAnsi="Times New Roman" w:cs="Times New Roman"/>
+                <w:sz w:val="20"/>
+                <w:szCs w:val="20"/>
+                <w:lang w:val="de-DE"/>
+              </w:rPr>
+            </w:pPr>
+            <w:proofErr w:type="spellStart"/>
+            <w:r>
+              <w:rPr>
+                <w:rFonts w:ascii="Times New Roman" w:hAnsi="Times New Roman" w:cs="Times New Roman"/>
+                <w:sz w:val="20"/>
+                <w:szCs w:val="20"/>
+                <w:lang w:val="de-DE"/>
+              </w:rPr>
+              <w:t>Legatobögen</w:t>
+            </w:r>
+            <w:proofErr w:type="spellEnd"/>
+            <w:r>
+              <w:rPr>
+                <w:rFonts w:ascii="Times New Roman" w:hAnsi="Times New Roman" w:cs="Times New Roman"/>
+                <w:sz w:val="20"/>
+                <w:szCs w:val="20"/>
+                <w:lang w:val="de-DE"/>
+              </w:rPr>
+              <w:t xml:space="preserve"> geändert entweder zu </w:t>
+            </w:r>
+            <w:proofErr w:type="spellStart"/>
+            <w:r>
+              <w:rPr>
+                <w:rFonts w:ascii="Times New Roman" w:hAnsi="Times New Roman" w:cs="Times New Roman"/>
+                <w:sz w:val="20"/>
+                <w:szCs w:val="20"/>
+                <w:lang w:val="de-DE"/>
+              </w:rPr>
+              <w:t>Staccatopunkten</w:t>
+            </w:r>
+            <w:proofErr w:type="spellEnd"/>
+            <w:r>
+              <w:rPr>
+                <w:rFonts w:ascii="Times New Roman" w:hAnsi="Times New Roman" w:cs="Times New Roman"/>
+                <w:sz w:val="20"/>
+                <w:szCs w:val="20"/>
+                <w:lang w:val="de-DE"/>
+              </w:rPr>
+              <w:t xml:space="preserve"> oder </w:t>
+            </w:r>
+            <w:proofErr w:type="spellStart"/>
+            <w:r>
+              <w:rPr>
+                <w:rFonts w:ascii="Times New Roman" w:hAnsi="Times New Roman" w:cs="Times New Roman"/>
+                <w:sz w:val="20"/>
+                <w:szCs w:val="20"/>
+                <w:lang w:val="de-DE"/>
+              </w:rPr>
+              <w:t>Legatobögen</w:t>
+            </w:r>
+            <w:proofErr w:type="spellEnd"/>
+            <w:r>
+              <w:rPr>
+                <w:rFonts w:ascii="Times New Roman" w:hAnsi="Times New Roman" w:cs="Times New Roman"/>
+                <w:sz w:val="20"/>
+                <w:szCs w:val="20"/>
+                <w:lang w:val="de-DE"/>
+              </w:rPr>
+              <w:t xml:space="preserve"> in Klav. u. T. 4 1.–2. Note und Klav. o. T. 4 7.–8. Note (</w:t>
+            </w:r>
+            <w:r>
+              <w:rPr>
+                <w:rFonts w:ascii="Times New Roman" w:hAnsi="Times New Roman" w:cs="Times New Roman"/>
+                <w:sz w:val="20"/>
+                <w:szCs w:val="20"/>
+                <w:lang w:val="de-DE"/>
+              </w:rPr>
+              <w:t>s</w:t>
+            </w:r>
+            <w:r>
+              <w:rPr>
+                <w:rFonts w:ascii="Times New Roman" w:hAnsi="Times New Roman" w:cs="Times New Roman"/>
+                <w:sz w:val="20"/>
+                <w:szCs w:val="20"/>
+                <w:lang w:val="de-DE"/>
+              </w:rPr>
+              <w:t>ie</w:t>
+            </w:r>
+            <w:r>
+              <w:rPr>
+                <w:rFonts w:ascii="Times New Roman" w:hAnsi="Times New Roman" w:cs="Times New Roman"/>
+                <w:sz w:val="20"/>
+                <w:szCs w:val="20"/>
+                <w:lang w:val="de-DE"/>
+              </w:rPr>
+              <w:t>he</w:t>
+            </w:r>
+            <w:r>
+              <w:rPr>
+                <w:rFonts w:ascii="Times New Roman" w:hAnsi="Times New Roman" w:cs="Times New Roman"/>
+                <w:sz w:val="20"/>
+                <w:szCs w:val="20"/>
+                <w:lang w:val="de-DE"/>
+              </w:rPr>
+              <w:t xml:space="preserve"> Textfassung 3) mit Bleistift und rotem Buntstift.</w:t>
+            </w:r>
+          </w:p>
+        </w:tc>
+      </w:tr>
+      <w:tr>
+        <w:trPr>
+          <w:cantSplit/>
+        </w:trPr>
+        <w:tc>
+          <w:tcPr>
+            <w:tcW w:w="920" w:type="dxa"/>
+            <w:tcBorders>
+              <w:top w:val="single" w:sz="4" w:space="0" w:color="auto"/>
+              <w:left w:val="single" w:sz="4" w:space="0" w:color="auto"/>
+              <w:bottom w:val="single" w:sz="4" w:space="0" w:color="auto"/>
+              <w:right w:val="single" w:sz="4" w:space="0" w:color="auto"/>
+            </w:tcBorders>
+          </w:tcPr>
+          <w:p>
+            <w:pPr>
+              <w:spacing w:after="0" w:line="360" w:lineRule="auto"/>
+              <w:outlineLvl w:val="0"/>
+              <w:rPr>
+                <w:rFonts w:ascii="Times New Roman" w:hAnsi="Times New Roman" w:cs="Times New Roman"/>
+                <w:sz w:val="20"/>
+                <w:szCs w:val="20"/>
+                <w:lang w:val="de-DE"/>
+              </w:rPr>
+            </w:pPr>
+            <w:r>
+              <w:rPr>
+                <w:rFonts w:ascii="Times New Roman" w:hAnsi="Times New Roman" w:cs="Times New Roman"/>
+                <w:sz w:val="20"/>
+                <w:szCs w:val="20"/>
+                <w:lang w:val="de-DE"/>
+              </w:rPr>
+              <w:t>3</w:t>
+            </w:r>
+          </w:p>
+        </w:tc>
+        <w:tc>
+          <w:tcPr>
+            <w:tcW w:w="1134" w:type="dxa"/>
+            <w:tcBorders>
+              <w:top w:val="single" w:sz="4" w:space="0" w:color="auto"/>
+              <w:left w:val="single" w:sz="4" w:space="0" w:color="auto"/>
+              <w:bottom w:val="single" w:sz="4" w:space="0" w:color="auto"/>
+              <w:right w:val="single" w:sz="4" w:space="0" w:color="auto"/>
+            </w:tcBorders>
+          </w:tcPr>
+          <w:p>
+            <w:pPr>
+              <w:spacing w:after="0" w:line="360" w:lineRule="auto"/>
+              <w:outlineLvl w:val="0"/>
+              <w:rPr>
+                <w:rFonts w:ascii="Times New Roman" w:hAnsi="Times New Roman" w:cs="Times New Roman"/>
+                <w:sz w:val="20"/>
+                <w:szCs w:val="20"/>
+                <w:lang w:val="de-DE"/>
+              </w:rPr>
+            </w:pPr>
+            <w:r>
+              <w:rPr>
+                <w:rFonts w:ascii="Times New Roman" w:hAnsi="Times New Roman" w:cs="Times New Roman"/>
+                <w:sz w:val="20"/>
+                <w:szCs w:val="20"/>
+                <w:lang w:val="de-DE"/>
+              </w:rPr>
+              <w:t xml:space="preserve">Klav. </w:t>
+            </w:r>
+          </w:p>
+        </w:tc>
+        <w:tc>
+          <w:tcPr>
+            <w:tcW w:w="1278" w:type="dxa"/>
+            <w:tcBorders>
+              <w:top w:val="single" w:sz="4" w:space="0" w:color="auto"/>
+              <w:left w:val="single" w:sz="4" w:space="0" w:color="auto"/>
+              <w:bottom w:val="single" w:sz="4" w:space="0" w:color="auto"/>
+              <w:right w:val="single" w:sz="4" w:space="0" w:color="auto"/>
+            </w:tcBorders>
+          </w:tcPr>
+          <w:p>
+            <w:pPr>
+              <w:spacing w:after="0" w:line="360" w:lineRule="auto"/>
+              <w:outlineLvl w:val="0"/>
+              <w:rPr>
+                <w:rFonts w:ascii="Times New Roman" w:hAnsi="Times New Roman" w:cs="Times New Roman"/>
+                <w:sz w:val="20"/>
+                <w:szCs w:val="20"/>
+                <w:lang w:val="de-DE"/>
+              </w:rPr>
+            </w:pPr>
+            <w:r>
+              <w:rPr>
+                <w:rFonts w:ascii="Times New Roman" w:hAnsi="Times New Roman" w:cs="Times New Roman"/>
+                <w:sz w:val="20"/>
+                <w:szCs w:val="20"/>
+                <w:lang w:val="de-DE"/>
+              </w:rPr>
+              <w:t xml:space="preserve">12/16 </w:t>
+            </w:r>
+            <w:r>
+              <w:rPr>
+                <w:rFonts w:ascii="Times New Roman" w:hAnsi="Times New Roman" w:cs="Times New Roman"/>
+                <w:sz w:val="20"/>
+                <w:szCs w:val="20"/>
+                <w:highlight w:val="red"/>
+                <w:lang w:val="de-DE"/>
+              </w:rPr>
+              <w:t>f.</w:t>
+            </w:r>
+          </w:p>
+        </w:tc>
+        <w:tc>
+          <w:tcPr>
+            <w:tcW w:w="5880" w:type="dxa"/>
+            <w:tcBorders>
+              <w:top w:val="single" w:sz="4" w:space="0" w:color="auto"/>
+              <w:left w:val="single" w:sz="4" w:space="0" w:color="auto"/>
+              <w:bottom w:val="single" w:sz="4" w:space="0" w:color="auto"/>
+              <w:right w:val="single" w:sz="4" w:space="0" w:color="auto"/>
+            </w:tcBorders>
+          </w:tcPr>
+          <w:p>
+            <w:pPr>
+              <w:spacing w:after="0" w:line="360" w:lineRule="auto"/>
+              <w:outlineLvl w:val="0"/>
+              <w:rPr>
+                <w:rFonts w:ascii="Times New Roman" w:hAnsi="Times New Roman" w:cs="Times New Roman"/>
+                <w:sz w:val="20"/>
+                <w:szCs w:val="20"/>
+                <w:lang w:val="de-DE"/>
+              </w:rPr>
+            </w:pPr>
+            <w:r>
+              <w:rPr>
+                <w:rFonts w:ascii="Times New Roman" w:hAnsi="Times New Roman" w:cs="Times New Roman"/>
+                <w:sz w:val="20"/>
+                <w:szCs w:val="20"/>
+                <w:lang w:val="de-DE"/>
+              </w:rPr>
+              <w:t xml:space="preserve">Crescendogabel geändert zu </w:t>
+            </w:r>
+            <w:r>
+              <w:rPr>
+                <w:rFonts w:ascii="Times New Roman" w:hAnsi="Times New Roman" w:cs="Times New Roman"/>
+                <w:i/>
+                <w:iCs/>
+                <w:sz w:val="20"/>
+                <w:szCs w:val="20"/>
+                <w:lang w:val="de-DE"/>
+              </w:rPr>
+              <w:t>cresc.</w:t>
+            </w:r>
+            <w:r>
+              <w:rPr>
+                <w:rFonts w:ascii="Times New Roman" w:hAnsi="Times New Roman" w:cs="Times New Roman"/>
+                <w:sz w:val="20"/>
+                <w:szCs w:val="20"/>
+                <w:lang w:val="de-DE"/>
+              </w:rPr>
+              <w:t xml:space="preserve"> zu 12/16 (siehe Textfassung 3) mit rotem Buntstift.</w:t>
+            </w:r>
+          </w:p>
+        </w:tc>
+      </w:tr>
+      <w:tr>
+        <w:trPr>
+          <w:cantSplit/>
+        </w:trPr>
+        <w:tc>
+          <w:tcPr>
+            <w:tcW w:w="920" w:type="dxa"/>
+            <w:tcBorders>
+              <w:top w:val="single" w:sz="4" w:space="0" w:color="auto"/>
+              <w:left w:val="single" w:sz="4" w:space="0" w:color="auto"/>
+              <w:bottom w:val="single" w:sz="4" w:space="0" w:color="auto"/>
+              <w:right w:val="single" w:sz="4" w:space="0" w:color="auto"/>
+            </w:tcBorders>
+          </w:tcPr>
+          <w:p>
+            <w:pPr>
+              <w:spacing w:after="0" w:line="360" w:lineRule="auto"/>
+              <w:outlineLvl w:val="0"/>
+              <w:rPr>
+                <w:rFonts w:ascii="Times New Roman" w:hAnsi="Times New Roman" w:cs="Times New Roman"/>
+                <w:sz w:val="20"/>
+                <w:szCs w:val="20"/>
+                <w:lang w:val="de-DE"/>
+              </w:rPr>
+            </w:pPr>
+            <w:r>
+              <w:rPr>
+                <w:rFonts w:ascii="Times New Roman" w:hAnsi="Times New Roman" w:cs="Times New Roman"/>
+                <w:sz w:val="20"/>
+                <w:szCs w:val="20"/>
+                <w:lang w:val="de-DE"/>
+              </w:rPr>
+              <w:t>4</w:t>
+            </w:r>
+          </w:p>
+        </w:tc>
+        <w:tc>
+          <w:tcPr>
+            <w:tcW w:w="1134" w:type="dxa"/>
+            <w:tcBorders>
+              <w:top w:val="single" w:sz="4" w:space="0" w:color="auto"/>
+              <w:left w:val="single" w:sz="4" w:space="0" w:color="auto"/>
+              <w:bottom w:val="single" w:sz="4" w:space="0" w:color="auto"/>
+              <w:right w:val="single" w:sz="4" w:space="0" w:color="auto"/>
+            </w:tcBorders>
+          </w:tcPr>
+          <w:p>
+            <w:pPr>
+              <w:spacing w:after="0" w:line="360" w:lineRule="auto"/>
+              <w:outlineLvl w:val="0"/>
+              <w:rPr>
+                <w:rFonts w:ascii="Times New Roman" w:hAnsi="Times New Roman" w:cs="Times New Roman"/>
+                <w:sz w:val="20"/>
+                <w:szCs w:val="20"/>
+                <w:lang w:val="de-DE"/>
+              </w:rPr>
+            </w:pPr>
+            <w:r>
+              <w:rPr>
+                <w:rFonts w:ascii="Times New Roman" w:hAnsi="Times New Roman" w:cs="Times New Roman"/>
+                <w:sz w:val="20"/>
+                <w:szCs w:val="20"/>
+                <w:lang w:val="de-DE"/>
+              </w:rPr>
+              <w:t>Gg.</w:t>
+            </w:r>
+          </w:p>
+        </w:tc>
+        <w:tc>
+          <w:tcPr>
+            <w:tcW w:w="1278" w:type="dxa"/>
+            <w:tcBorders>
+              <w:top w:val="single" w:sz="4" w:space="0" w:color="auto"/>
+              <w:left w:val="single" w:sz="4" w:space="0" w:color="auto"/>
+              <w:bottom w:val="single" w:sz="4" w:space="0" w:color="auto"/>
+              <w:right w:val="single" w:sz="4" w:space="0" w:color="auto"/>
+            </w:tcBorders>
+          </w:tcPr>
+          <w:p>
+            <w:pPr>
+              <w:spacing w:after="0" w:line="360" w:lineRule="auto"/>
+              <w:outlineLvl w:val="0"/>
+              <w:rPr>
+                <w:rFonts w:ascii="Times New Roman" w:hAnsi="Times New Roman" w:cs="Times New Roman"/>
+                <w:sz w:val="20"/>
+                <w:szCs w:val="20"/>
+                <w:lang w:val="de-DE"/>
+              </w:rPr>
+            </w:pPr>
+            <w:r>
+              <w:rPr>
+                <w:rFonts w:ascii="Times New Roman" w:hAnsi="Times New Roman" w:cs="Times New Roman"/>
+                <w:sz w:val="20"/>
+                <w:szCs w:val="20"/>
+                <w:lang w:val="de-DE"/>
+              </w:rPr>
+              <w:t>1/8</w:t>
+            </w:r>
+          </w:p>
+        </w:tc>
+        <w:tc>
+          <w:tcPr>
+            <w:tcW w:w="5880" w:type="dxa"/>
+            <w:tcBorders>
+              <w:top w:val="single" w:sz="4" w:space="0" w:color="auto"/>
+              <w:left w:val="single" w:sz="4" w:space="0" w:color="auto"/>
+              <w:bottom w:val="single" w:sz="4" w:space="0" w:color="auto"/>
+              <w:right w:val="single" w:sz="4" w:space="0" w:color="auto"/>
+            </w:tcBorders>
+          </w:tcPr>
+          <w:p>
+            <w:pPr>
+              <w:spacing w:after="0" w:line="360" w:lineRule="auto"/>
+              <w:outlineLvl w:val="0"/>
+              <w:rPr>
+                <w:rFonts w:ascii="Times New Roman" w:hAnsi="Times New Roman" w:cs="Times New Roman"/>
+                <w:sz w:val="20"/>
+                <w:szCs w:val="20"/>
+                <w:lang w:val="de-DE"/>
+              </w:rPr>
+            </w:pPr>
+            <w:r>
+              <w:rPr>
+                <w:rFonts w:ascii="Times New Roman" w:hAnsi="Times New Roman" w:cs="Times New Roman"/>
+                <w:sz w:val="20"/>
+                <w:szCs w:val="20"/>
+                <w:lang w:val="de-DE"/>
+              </w:rPr>
+              <w:t>[f] geändert zu [p] (wie Textfassung 3) mit rotem Buntstift.</w:t>
+            </w:r>
+          </w:p>
+        </w:tc>
+      </w:tr>
+      <w:tr>
+        <w:trPr>
+          <w:cantSplit/>
+        </w:trPr>
+        <w:tc>
+          <w:tcPr>
+            <w:tcW w:w="920" w:type="dxa"/>
+            <w:tcBorders>
+              <w:top w:val="single" w:sz="4" w:space="0" w:color="auto"/>
+              <w:left w:val="single" w:sz="4" w:space="0" w:color="auto"/>
+              <w:bottom w:val="single" w:sz="4" w:space="0" w:color="auto"/>
+              <w:right w:val="single" w:sz="4" w:space="0" w:color="auto"/>
+            </w:tcBorders>
+          </w:tcPr>
+          <w:p>
+            <w:pPr>
+              <w:spacing w:after="0" w:line="360" w:lineRule="auto"/>
+              <w:outlineLvl w:val="0"/>
+              <w:rPr>
+                <w:rFonts w:ascii="Times New Roman" w:hAnsi="Times New Roman" w:cs="Times New Roman"/>
+                <w:sz w:val="20"/>
+                <w:szCs w:val="20"/>
+              </w:rPr>
+            </w:pPr>
+            <w:r>
+              <w:rPr>
+                <w:rFonts w:ascii="Times New Roman" w:hAnsi="Times New Roman" w:cs="Times New Roman"/>
+                <w:sz w:val="20"/>
+                <w:szCs w:val="20"/>
+              </w:rPr>
+              <w:t>4</w:t>
+            </w:r>
+          </w:p>
+        </w:tc>
+        <w:tc>
+          <w:tcPr>
+            <w:tcW w:w="1134" w:type="dxa"/>
+            <w:tcBorders>
+              <w:top w:val="single" w:sz="4" w:space="0" w:color="auto"/>
+              <w:left w:val="single" w:sz="4" w:space="0" w:color="auto"/>
+              <w:bottom w:val="single" w:sz="4" w:space="0" w:color="auto"/>
+              <w:right w:val="single" w:sz="4" w:space="0" w:color="auto"/>
+            </w:tcBorders>
+          </w:tcPr>
+          <w:p>
+            <w:pPr>
+              <w:spacing w:after="0" w:line="360" w:lineRule="auto"/>
+              <w:outlineLvl w:val="0"/>
+              <w:rPr>
+                <w:rFonts w:ascii="Times New Roman" w:hAnsi="Times New Roman" w:cs="Times New Roman"/>
+                <w:sz w:val="20"/>
+                <w:szCs w:val="20"/>
+                <w:lang w:val="de-DE"/>
+              </w:rPr>
+            </w:pPr>
+            <w:r>
+              <w:rPr>
+                <w:rFonts w:ascii="Times New Roman" w:hAnsi="Times New Roman" w:cs="Times New Roman"/>
+                <w:sz w:val="20"/>
+                <w:szCs w:val="20"/>
+                <w:lang w:val="de-DE"/>
+              </w:rPr>
+              <w:t xml:space="preserve">Klav. </w:t>
+            </w:r>
+          </w:p>
+        </w:tc>
+        <w:tc>
+          <w:tcPr>
+            <w:tcW w:w="1278" w:type="dxa"/>
+            <w:tcBorders>
+              <w:top w:val="single" w:sz="4" w:space="0" w:color="auto"/>
+              <w:left w:val="single" w:sz="4" w:space="0" w:color="auto"/>
+              <w:bottom w:val="single" w:sz="4" w:space="0" w:color="auto"/>
+              <w:right w:val="single" w:sz="4" w:space="0" w:color="auto"/>
+            </w:tcBorders>
+          </w:tcPr>
+          <w:p>
+            <w:pPr>
+              <w:spacing w:after="0" w:line="360" w:lineRule="auto"/>
+              <w:outlineLvl w:val="0"/>
+              <w:rPr>
+                <w:rFonts w:ascii="Times New Roman" w:hAnsi="Times New Roman" w:cs="Times New Roman"/>
+                <w:sz w:val="20"/>
+                <w:szCs w:val="20"/>
+                <w:lang w:val="de-DE"/>
+              </w:rPr>
+            </w:pPr>
+            <w:r>
+              <w:rPr>
+                <w:rFonts w:ascii="Times New Roman" w:hAnsi="Times New Roman" w:cs="Times New Roman"/>
+                <w:sz w:val="20"/>
+                <w:szCs w:val="20"/>
+                <w:lang w:val="de-DE"/>
+              </w:rPr>
+              <w:t>12/16</w:t>
+            </w:r>
+          </w:p>
+        </w:tc>
+        <w:tc>
+          <w:tcPr>
+            <w:tcW w:w="5880" w:type="dxa"/>
+            <w:tcBorders>
+              <w:top w:val="single" w:sz="4" w:space="0" w:color="auto"/>
+              <w:left w:val="single" w:sz="4" w:space="0" w:color="auto"/>
+              <w:bottom w:val="single" w:sz="4" w:space="0" w:color="auto"/>
+              <w:right w:val="single" w:sz="4" w:space="0" w:color="auto"/>
+            </w:tcBorders>
+          </w:tcPr>
+          <w:p>
+            <w:pPr>
+              <w:spacing w:after="0" w:line="360" w:lineRule="auto"/>
+              <w:outlineLvl w:val="0"/>
+              <w:rPr>
+                <w:rFonts w:ascii="Times New Roman" w:hAnsi="Times New Roman" w:cs="Times New Roman"/>
+                <w:sz w:val="20"/>
+                <w:szCs w:val="20"/>
+                <w:lang w:val="de-DE"/>
+              </w:rPr>
+            </w:pPr>
+            <w:r>
+              <w:rPr>
+                <w:rFonts w:ascii="Times New Roman" w:hAnsi="Times New Roman" w:cs="Times New Roman"/>
+                <w:sz w:val="20"/>
+                <w:szCs w:val="20"/>
+                <w:lang w:val="de-DE"/>
+              </w:rPr>
+              <w:t>es</w:t>
+            </w:r>
+            <w:r>
+              <w:rPr>
+                <w:rFonts w:ascii="Times New Roman" w:hAnsi="Times New Roman" w:cs="Times New Roman"/>
+                <w:sz w:val="20"/>
+                <w:szCs w:val="20"/>
+                <w:vertAlign w:val="superscript"/>
+                <w:lang w:val="de-DE"/>
+              </w:rPr>
+              <w:t>1</w:t>
+            </w:r>
+            <w:r>
+              <w:rPr>
+                <w:rFonts w:ascii="Times New Roman" w:hAnsi="Times New Roman" w:cs="Times New Roman"/>
+                <w:sz w:val="20"/>
+                <w:szCs w:val="20"/>
+                <w:lang w:val="de-DE"/>
+              </w:rPr>
+              <w:t xml:space="preserve"> in Klav. o. mit Pfeil </w:t>
+            </w:r>
+            <w:r>
+              <w:rPr>
+                <w:rFonts w:ascii="Times New Roman" w:hAnsi="Times New Roman" w:cs="Times New Roman"/>
+                <w:sz w:val="20"/>
+                <w:szCs w:val="20"/>
+                <w:highlight w:val="red"/>
+                <w:lang w:val="de-DE"/>
+              </w:rPr>
+              <w:t>##</w:t>
+            </w:r>
+            <w:r>
+              <w:rPr>
+                <w:rFonts w:ascii="Times New Roman" w:hAnsi="Times New Roman" w:cs="Times New Roman"/>
+                <w:sz w:val="20"/>
+                <w:szCs w:val="20"/>
+                <w:lang w:val="de-DE"/>
+              </w:rPr>
+              <w:t>versetzt zu Klav. u. (</w:t>
+            </w:r>
+            <w:r>
+              <w:rPr>
+                <w:rFonts w:ascii="Times New Roman" w:hAnsi="Times New Roman" w:cs="Times New Roman"/>
+                <w:sz w:val="20"/>
+                <w:szCs w:val="20"/>
+                <w:lang w:val="de-DE"/>
+              </w:rPr>
+              <w:t>siehe</w:t>
+            </w:r>
+            <w:r>
+              <w:rPr>
+                <w:rFonts w:ascii="Times New Roman" w:hAnsi="Times New Roman" w:cs="Times New Roman"/>
+                <w:sz w:val="20"/>
+                <w:szCs w:val="20"/>
+                <w:lang w:val="de-DE"/>
+              </w:rPr>
+              <w:t xml:space="preserve"> Textfassung 3) mit rotem Buntstift.</w:t>
+            </w:r>
+          </w:p>
+        </w:tc>
+      </w:tr>
+      <w:tr>
+        <w:trPr>
+          <w:cantSplit/>
+        </w:trPr>
+        <w:tc>
+          <w:tcPr>
+            <w:tcW w:w="920" w:type="dxa"/>
+            <w:tcBorders>
+              <w:top w:val="single" w:sz="4" w:space="0" w:color="auto"/>
+              <w:left w:val="single" w:sz="4" w:space="0" w:color="auto"/>
+              <w:bottom w:val="single" w:sz="4" w:space="0" w:color="auto"/>
+              <w:right w:val="single" w:sz="4" w:space="0" w:color="auto"/>
+            </w:tcBorders>
+          </w:tcPr>
+          <w:p>
+            <w:pPr>
+              <w:spacing w:after="0" w:line="360" w:lineRule="auto"/>
+              <w:outlineLvl w:val="0"/>
+              <w:rPr>
+                <w:rFonts w:ascii="Times New Roman" w:hAnsi="Times New Roman" w:cs="Times New Roman"/>
+                <w:sz w:val="20"/>
+                <w:szCs w:val="20"/>
+                <w:lang w:val="de-DE"/>
+              </w:rPr>
+            </w:pPr>
+            <w:r>
+              <w:rPr>
+                <w:rFonts w:ascii="Times New Roman" w:hAnsi="Times New Roman" w:cs="Times New Roman"/>
+                <w:sz w:val="20"/>
+                <w:szCs w:val="20"/>
+                <w:lang w:val="de-DE"/>
+              </w:rPr>
+              <w:t>5</w:t>
+            </w:r>
+          </w:p>
+        </w:tc>
+        <w:tc>
+          <w:tcPr>
+            <w:tcW w:w="1134" w:type="dxa"/>
+            <w:tcBorders>
+              <w:top w:val="single" w:sz="4" w:space="0" w:color="auto"/>
+              <w:left w:val="single" w:sz="4" w:space="0" w:color="auto"/>
+              <w:bottom w:val="single" w:sz="4" w:space="0" w:color="auto"/>
+              <w:right w:val="single" w:sz="4" w:space="0" w:color="auto"/>
+            </w:tcBorders>
+          </w:tcPr>
+          <w:p>
+            <w:pPr>
+              <w:spacing w:after="0" w:line="360" w:lineRule="auto"/>
+              <w:outlineLvl w:val="0"/>
+              <w:rPr>
+                <w:rFonts w:ascii="Times New Roman" w:hAnsi="Times New Roman" w:cs="Times New Roman"/>
+                <w:sz w:val="20"/>
+                <w:szCs w:val="20"/>
+                <w:lang w:val="de-DE"/>
+              </w:rPr>
+            </w:pPr>
+            <w:r>
+              <w:rPr>
+                <w:rFonts w:ascii="Times New Roman" w:hAnsi="Times New Roman" w:cs="Times New Roman"/>
+                <w:sz w:val="20"/>
+                <w:szCs w:val="20"/>
+                <w:lang w:val="de-DE"/>
+              </w:rPr>
+              <w:t xml:space="preserve">Klav. </w:t>
+            </w:r>
+          </w:p>
+        </w:tc>
+        <w:tc>
+          <w:tcPr>
+            <w:tcW w:w="1278" w:type="dxa"/>
+            <w:tcBorders>
+              <w:top w:val="single" w:sz="4" w:space="0" w:color="auto"/>
+              <w:left w:val="single" w:sz="4" w:space="0" w:color="auto"/>
+              <w:bottom w:val="single" w:sz="4" w:space="0" w:color="auto"/>
+              <w:right w:val="single" w:sz="4" w:space="0" w:color="auto"/>
+            </w:tcBorders>
+          </w:tcPr>
+          <w:p>
+            <w:pPr>
+              <w:spacing w:after="0" w:line="360" w:lineRule="auto"/>
+              <w:outlineLvl w:val="0"/>
+              <w:rPr>
+                <w:rFonts w:ascii="Times New Roman" w:hAnsi="Times New Roman" w:cs="Times New Roman"/>
+                <w:sz w:val="20"/>
+                <w:szCs w:val="20"/>
+                <w:lang w:val="de-DE"/>
+              </w:rPr>
+            </w:pPr>
+            <w:r>
+              <w:rPr>
+                <w:rFonts w:ascii="Times New Roman" w:hAnsi="Times New Roman" w:cs="Times New Roman"/>
+                <w:sz w:val="20"/>
+                <w:szCs w:val="20"/>
+                <w:lang w:val="de-DE"/>
+              </w:rPr>
+              <w:t>3–12/16</w:t>
+            </w:r>
+          </w:p>
+        </w:tc>
+        <w:tc>
+          <w:tcPr>
+            <w:tcW w:w="5880" w:type="dxa"/>
+            <w:tcBorders>
+              <w:top w:val="single" w:sz="4" w:space="0" w:color="auto"/>
+              <w:left w:val="single" w:sz="4" w:space="0" w:color="auto"/>
+              <w:bottom w:val="single" w:sz="4" w:space="0" w:color="auto"/>
+              <w:right w:val="single" w:sz="4" w:space="0" w:color="auto"/>
+            </w:tcBorders>
+          </w:tcPr>
+          <w:p>
+            <w:pPr>
+              <w:spacing w:after="0" w:line="360" w:lineRule="auto"/>
+              <w:outlineLvl w:val="0"/>
+              <w:rPr>
+                <w:rFonts w:ascii="Times New Roman" w:hAnsi="Times New Roman" w:cs="Times New Roman"/>
+                <w:sz w:val="20"/>
+                <w:szCs w:val="20"/>
+                <w:lang w:val="de-DE"/>
+              </w:rPr>
+            </w:pPr>
+            <w:r>
+              <w:rPr>
+                <w:rFonts w:ascii="Times New Roman" w:hAnsi="Times New Roman" w:cs="Times New Roman"/>
+                <w:sz w:val="20"/>
+                <w:szCs w:val="20"/>
+                <w:lang w:val="de-DE"/>
+              </w:rPr>
+              <w:t xml:space="preserve">Ausdehnung des </w:t>
+            </w:r>
+            <w:proofErr w:type="spellStart"/>
+            <w:r>
+              <w:rPr>
+                <w:rFonts w:ascii="Times New Roman" w:hAnsi="Times New Roman" w:cs="Times New Roman"/>
+                <w:sz w:val="20"/>
+                <w:szCs w:val="20"/>
+                <w:lang w:val="de-DE"/>
+              </w:rPr>
+              <w:t>Legatobogens</w:t>
+            </w:r>
+            <w:proofErr w:type="spellEnd"/>
+            <w:r>
+              <w:rPr>
+                <w:rFonts w:ascii="Times New Roman" w:hAnsi="Times New Roman" w:cs="Times New Roman"/>
+                <w:sz w:val="20"/>
+                <w:szCs w:val="20"/>
+                <w:lang w:val="de-DE"/>
+              </w:rPr>
+              <w:t xml:space="preserve"> geändert zu 1.–3. Note in Klav. u.</w:t>
+            </w:r>
+            <w:r>
+              <w:rPr>
+                <w:rFonts w:ascii="Times New Roman" w:hAnsi="Times New Roman" w:cs="Times New Roman"/>
+                <w:sz w:val="20"/>
+                <w:szCs w:val="20"/>
+                <w:lang w:val="de-DE"/>
+              </w:rPr>
+              <w:t xml:space="preserve"> (wie Textfassung 3) mit rotem Buntstift.</w:t>
+            </w:r>
+          </w:p>
+        </w:tc>
+      </w:tr>
+      <w:tr>
+        <w:trPr>
+          <w:cantSplit/>
+        </w:trPr>
+        <w:tc>
+          <w:tcPr>
+            <w:tcW w:w="920" w:type="dxa"/>
+            <w:tcBorders>
+              <w:top w:val="single" w:sz="4" w:space="0" w:color="auto"/>
+              <w:left w:val="single" w:sz="4" w:space="0" w:color="auto"/>
+              <w:bottom w:val="single" w:sz="4" w:space="0" w:color="auto"/>
+              <w:right w:val="single" w:sz="4" w:space="0" w:color="auto"/>
+            </w:tcBorders>
+          </w:tcPr>
+          <w:p>
+            <w:pPr>
+              <w:spacing w:after="0" w:line="360" w:lineRule="auto"/>
+              <w:outlineLvl w:val="0"/>
+              <w:rPr>
+                <w:rFonts w:ascii="Times New Roman" w:hAnsi="Times New Roman" w:cs="Times New Roman"/>
+                <w:sz w:val="20"/>
+                <w:szCs w:val="20"/>
+                <w:lang w:val="de-DE"/>
+              </w:rPr>
+            </w:pPr>
+            <w:r>
+              <w:rPr>
+                <w:rFonts w:ascii="Times New Roman" w:hAnsi="Times New Roman" w:cs="Times New Roman"/>
+                <w:sz w:val="20"/>
+                <w:szCs w:val="20"/>
+                <w:lang w:val="de-DE"/>
+              </w:rPr>
+              <w:t>5</w:t>
+            </w:r>
+          </w:p>
+        </w:tc>
+        <w:tc>
+          <w:tcPr>
+            <w:tcW w:w="1134" w:type="dxa"/>
+            <w:tcBorders>
+              <w:top w:val="single" w:sz="4" w:space="0" w:color="auto"/>
+              <w:left w:val="single" w:sz="4" w:space="0" w:color="auto"/>
+              <w:bottom w:val="single" w:sz="4" w:space="0" w:color="auto"/>
+              <w:right w:val="single" w:sz="4" w:space="0" w:color="auto"/>
+            </w:tcBorders>
+          </w:tcPr>
+          <w:p>
+            <w:pPr>
+              <w:spacing w:after="0" w:line="360" w:lineRule="auto"/>
+              <w:outlineLvl w:val="0"/>
+              <w:rPr>
+                <w:rFonts w:ascii="Times New Roman" w:hAnsi="Times New Roman" w:cs="Times New Roman"/>
+                <w:sz w:val="20"/>
+                <w:szCs w:val="20"/>
+                <w:lang w:val="de-DE"/>
+              </w:rPr>
+            </w:pPr>
+            <w:r>
+              <w:rPr>
+                <w:rFonts w:ascii="Times New Roman" w:hAnsi="Times New Roman" w:cs="Times New Roman"/>
+                <w:sz w:val="20"/>
+                <w:szCs w:val="20"/>
+                <w:lang w:val="de-DE"/>
+              </w:rPr>
+              <w:t xml:space="preserve">Gg. </w:t>
+            </w:r>
+          </w:p>
+        </w:tc>
+        <w:tc>
+          <w:tcPr>
+            <w:tcW w:w="1278" w:type="dxa"/>
+            <w:tcBorders>
+              <w:top w:val="single" w:sz="4" w:space="0" w:color="auto"/>
+              <w:left w:val="single" w:sz="4" w:space="0" w:color="auto"/>
+              <w:bottom w:val="single" w:sz="4" w:space="0" w:color="auto"/>
+              <w:right w:val="single" w:sz="4" w:space="0" w:color="auto"/>
+            </w:tcBorders>
+          </w:tcPr>
+          <w:p>
+            <w:pPr>
+              <w:spacing w:after="0" w:line="360" w:lineRule="auto"/>
+              <w:outlineLvl w:val="0"/>
+              <w:rPr>
+                <w:rFonts w:ascii="Times New Roman" w:hAnsi="Times New Roman" w:cs="Times New Roman"/>
+                <w:sz w:val="20"/>
+                <w:szCs w:val="20"/>
+                <w:lang w:val="de-DE"/>
+              </w:rPr>
+            </w:pPr>
+            <w:r>
+              <w:rPr>
+                <w:rFonts w:ascii="Times New Roman" w:hAnsi="Times New Roman" w:cs="Times New Roman"/>
+                <w:sz w:val="20"/>
+                <w:szCs w:val="20"/>
+                <w:lang w:val="de-DE"/>
+              </w:rPr>
+              <w:t>2/4–5/8</w:t>
+            </w:r>
+          </w:p>
+        </w:tc>
+        <w:tc>
+          <w:tcPr>
+            <w:tcW w:w="5880" w:type="dxa"/>
+            <w:tcBorders>
+              <w:top w:val="single" w:sz="4" w:space="0" w:color="auto"/>
+              <w:left w:val="single" w:sz="4" w:space="0" w:color="auto"/>
+              <w:bottom w:val="single" w:sz="4" w:space="0" w:color="auto"/>
+              <w:right w:val="single" w:sz="4" w:space="0" w:color="auto"/>
+            </w:tcBorders>
+          </w:tcPr>
+          <w:p>
+            <w:pPr>
+              <w:spacing w:after="0" w:line="360" w:lineRule="auto"/>
+              <w:outlineLvl w:val="0"/>
+              <w:rPr>
+                <w:rFonts w:ascii="Times New Roman" w:hAnsi="Times New Roman" w:cs="Times New Roman"/>
+                <w:sz w:val="20"/>
+                <w:szCs w:val="20"/>
+                <w:lang w:val="de-DE"/>
+              </w:rPr>
+            </w:pPr>
+            <w:r>
+              <w:rPr>
+                <w:rFonts w:ascii="Times New Roman" w:hAnsi="Times New Roman" w:cs="Times New Roman"/>
+                <w:sz w:val="20"/>
+                <w:szCs w:val="20"/>
+                <w:lang w:val="de-DE"/>
+              </w:rPr>
+              <w:t>Ligatur Viertelnote, Achtelnote geändert zu punktierter Viertelnote (wie Textfassung 3) mit rotem Buntstift.</w:t>
+            </w:r>
+          </w:p>
+        </w:tc>
+      </w:tr>
+      <w:tr>
+        <w:trPr>
+          <w:cantSplit/>
+        </w:trPr>
+        <w:tc>
+          <w:tcPr>
+            <w:tcW w:w="920" w:type="dxa"/>
+            <w:tcBorders>
+              <w:top w:val="single" w:sz="4" w:space="0" w:color="auto"/>
+              <w:left w:val="single" w:sz="4" w:space="0" w:color="auto"/>
+              <w:bottom w:val="single" w:sz="4" w:space="0" w:color="auto"/>
+              <w:right w:val="single" w:sz="4" w:space="0" w:color="auto"/>
+            </w:tcBorders>
+          </w:tcPr>
+          <w:p>
+            <w:pPr>
+              <w:spacing w:after="0" w:line="360" w:lineRule="auto"/>
+              <w:outlineLvl w:val="0"/>
+              <w:rPr>
+                <w:rFonts w:ascii="Times New Roman" w:hAnsi="Times New Roman" w:cs="Times New Roman"/>
+                <w:sz w:val="20"/>
+                <w:szCs w:val="20"/>
+              </w:rPr>
+            </w:pPr>
+            <w:r>
+              <w:rPr>
+                <w:rFonts w:ascii="Times New Roman" w:hAnsi="Times New Roman" w:cs="Times New Roman"/>
+                <w:sz w:val="20"/>
+                <w:szCs w:val="20"/>
+              </w:rPr>
+              <w:t>5</w:t>
+            </w:r>
+          </w:p>
+        </w:tc>
+        <w:tc>
+          <w:tcPr>
+            <w:tcW w:w="1134" w:type="dxa"/>
+            <w:tcBorders>
+              <w:top w:val="single" w:sz="4" w:space="0" w:color="auto"/>
+              <w:left w:val="single" w:sz="4" w:space="0" w:color="auto"/>
+              <w:bottom w:val="single" w:sz="4" w:space="0" w:color="auto"/>
+              <w:right w:val="single" w:sz="4" w:space="0" w:color="auto"/>
+            </w:tcBorders>
+          </w:tcPr>
+          <w:p>
+            <w:pPr>
+              <w:spacing w:after="0" w:line="360" w:lineRule="auto"/>
+              <w:outlineLvl w:val="0"/>
+              <w:rPr>
+                <w:rFonts w:ascii="Times New Roman" w:hAnsi="Times New Roman" w:cs="Times New Roman"/>
+                <w:sz w:val="20"/>
+                <w:szCs w:val="20"/>
+                <w:lang w:val="de-DE"/>
+              </w:rPr>
+            </w:pPr>
+            <w:r>
+              <w:rPr>
+                <w:rFonts w:ascii="Times New Roman" w:hAnsi="Times New Roman" w:cs="Times New Roman"/>
+                <w:sz w:val="20"/>
+                <w:szCs w:val="20"/>
+                <w:lang w:val="de-DE"/>
+              </w:rPr>
+              <w:t>Klav. o.</w:t>
+            </w:r>
+          </w:p>
+        </w:tc>
+        <w:tc>
+          <w:tcPr>
+            <w:tcW w:w="1278" w:type="dxa"/>
+            <w:tcBorders>
+              <w:top w:val="single" w:sz="4" w:space="0" w:color="auto"/>
+              <w:left w:val="single" w:sz="4" w:space="0" w:color="auto"/>
+              <w:bottom w:val="single" w:sz="4" w:space="0" w:color="auto"/>
+              <w:right w:val="single" w:sz="4" w:space="0" w:color="auto"/>
+            </w:tcBorders>
+          </w:tcPr>
+          <w:p>
+            <w:pPr>
+              <w:spacing w:after="0" w:line="360" w:lineRule="auto"/>
+              <w:outlineLvl w:val="0"/>
+              <w:rPr>
+                <w:rFonts w:ascii="Times New Roman" w:hAnsi="Times New Roman" w:cs="Times New Roman"/>
+                <w:sz w:val="20"/>
+                <w:szCs w:val="20"/>
+                <w:lang w:val="de-DE"/>
+              </w:rPr>
+            </w:pPr>
+            <w:r>
+              <w:rPr>
+                <w:rFonts w:ascii="Times New Roman" w:hAnsi="Times New Roman" w:cs="Times New Roman"/>
+                <w:sz w:val="20"/>
+                <w:szCs w:val="20"/>
+                <w:lang w:val="de-DE"/>
+              </w:rPr>
+              <w:t>4/8–3/4</w:t>
+            </w:r>
+          </w:p>
+        </w:tc>
+        <w:tc>
+          <w:tcPr>
+            <w:tcW w:w="5880" w:type="dxa"/>
+            <w:tcBorders>
+              <w:top w:val="single" w:sz="4" w:space="0" w:color="auto"/>
+              <w:left w:val="single" w:sz="4" w:space="0" w:color="auto"/>
+              <w:bottom w:val="single" w:sz="4" w:space="0" w:color="auto"/>
+              <w:right w:val="single" w:sz="4" w:space="0" w:color="auto"/>
+            </w:tcBorders>
+          </w:tcPr>
+          <w:p>
+            <w:pPr>
+              <w:spacing w:after="0" w:line="360" w:lineRule="auto"/>
+              <w:outlineLvl w:val="0"/>
+              <w:rPr>
+                <w:rFonts w:ascii="Times New Roman" w:hAnsi="Times New Roman" w:cs="Times New Roman"/>
+                <w:sz w:val="20"/>
+                <w:szCs w:val="20"/>
+                <w:lang w:val="de-DE"/>
+              </w:rPr>
+            </w:pPr>
+            <w:r>
+              <w:rPr>
+                <w:rFonts w:ascii="Times New Roman" w:hAnsi="Times New Roman" w:cs="Times New Roman"/>
+                <w:sz w:val="20"/>
+                <w:szCs w:val="20"/>
+                <w:lang w:val="de-DE"/>
+              </w:rPr>
+              <w:t xml:space="preserve">Anfang der Decrescendogabel </w:t>
+            </w:r>
+            <w:r>
+              <w:rPr>
+                <w:rFonts w:ascii="Times New Roman" w:hAnsi="Times New Roman" w:cs="Times New Roman"/>
+                <w:sz w:val="20"/>
+                <w:szCs w:val="20"/>
+                <w:highlight w:val="red"/>
+                <w:lang w:val="de-DE"/>
+              </w:rPr>
+              <w:t>##</w:t>
+            </w:r>
+            <w:r>
+              <w:rPr>
+                <w:rFonts w:ascii="Times New Roman" w:hAnsi="Times New Roman" w:cs="Times New Roman"/>
+                <w:sz w:val="20"/>
+                <w:szCs w:val="20"/>
+                <w:lang w:val="de-DE"/>
+              </w:rPr>
+              <w:t>versetzt zu 1. Note</w:t>
+            </w:r>
+            <w:r>
+              <w:rPr>
+                <w:rFonts w:ascii="Times New Roman" w:hAnsi="Times New Roman" w:cs="Times New Roman"/>
+                <w:sz w:val="20"/>
+                <w:szCs w:val="20"/>
+                <w:lang w:val="de-DE"/>
+              </w:rPr>
+              <w:t xml:space="preserve"> (wie Textfassung 3) mit rotem Buntstift</w:t>
+            </w:r>
+            <w:r>
+              <w:rPr>
+                <w:rFonts w:ascii="Times New Roman" w:hAnsi="Times New Roman" w:cs="Times New Roman"/>
+                <w:sz w:val="20"/>
+                <w:szCs w:val="20"/>
+                <w:lang w:val="de-DE"/>
+              </w:rPr>
+              <w:t xml:space="preserve">. </w:t>
+            </w:r>
+          </w:p>
+        </w:tc>
+      </w:tr>
+      <w:tr>
+        <w:trPr>
+          <w:cantSplit/>
+        </w:trPr>
+        <w:tc>
+          <w:tcPr>
+            <w:tcW w:w="920" w:type="dxa"/>
+            <w:tcBorders>
+              <w:top w:val="single" w:sz="4" w:space="0" w:color="auto"/>
+              <w:left w:val="single" w:sz="4" w:space="0" w:color="auto"/>
+              <w:bottom w:val="single" w:sz="4" w:space="0" w:color="auto"/>
+              <w:right w:val="single" w:sz="4" w:space="0" w:color="auto"/>
+            </w:tcBorders>
+          </w:tcPr>
+          <w:p>
+            <w:pPr>
+              <w:spacing w:after="0" w:line="360" w:lineRule="auto"/>
+              <w:outlineLvl w:val="0"/>
+              <w:rPr>
+                <w:rFonts w:ascii="Times New Roman" w:hAnsi="Times New Roman" w:cs="Times New Roman"/>
+                <w:sz w:val="20"/>
+                <w:szCs w:val="20"/>
+              </w:rPr>
+            </w:pPr>
+            <w:r>
+              <w:rPr>
+                <w:rFonts w:ascii="Times New Roman" w:hAnsi="Times New Roman" w:cs="Times New Roman"/>
+                <w:sz w:val="20"/>
+                <w:szCs w:val="20"/>
+              </w:rPr>
+              <w:t>5</w:t>
+            </w:r>
+          </w:p>
+        </w:tc>
+        <w:tc>
+          <w:tcPr>
+            <w:tcW w:w="1134" w:type="dxa"/>
+            <w:tcBorders>
+              <w:top w:val="single" w:sz="4" w:space="0" w:color="auto"/>
+              <w:left w:val="single" w:sz="4" w:space="0" w:color="auto"/>
+              <w:bottom w:val="single" w:sz="4" w:space="0" w:color="auto"/>
+              <w:right w:val="single" w:sz="4" w:space="0" w:color="auto"/>
+            </w:tcBorders>
+          </w:tcPr>
+          <w:p>
+            <w:pPr>
+              <w:spacing w:after="0" w:line="360" w:lineRule="auto"/>
+              <w:outlineLvl w:val="0"/>
+              <w:rPr>
+                <w:rFonts w:ascii="Times New Roman" w:hAnsi="Times New Roman" w:cs="Times New Roman"/>
+                <w:sz w:val="20"/>
+                <w:szCs w:val="20"/>
+                <w:lang w:val="de-DE"/>
+              </w:rPr>
+            </w:pPr>
+            <w:r>
+              <w:rPr>
+                <w:rFonts w:ascii="Times New Roman" w:hAnsi="Times New Roman" w:cs="Times New Roman"/>
+                <w:sz w:val="20"/>
+                <w:szCs w:val="20"/>
+                <w:lang w:val="de-DE"/>
+              </w:rPr>
+              <w:t>Klav.</w:t>
+            </w:r>
+          </w:p>
+        </w:tc>
+        <w:tc>
+          <w:tcPr>
+            <w:tcW w:w="1278" w:type="dxa"/>
+            <w:tcBorders>
+              <w:top w:val="single" w:sz="4" w:space="0" w:color="auto"/>
+              <w:left w:val="single" w:sz="4" w:space="0" w:color="auto"/>
+              <w:bottom w:val="single" w:sz="4" w:space="0" w:color="auto"/>
+              <w:right w:val="single" w:sz="4" w:space="0" w:color="auto"/>
+            </w:tcBorders>
+          </w:tcPr>
+          <w:p>
+            <w:pPr>
+              <w:spacing w:after="0" w:line="360" w:lineRule="auto"/>
+              <w:outlineLvl w:val="0"/>
+              <w:rPr>
+                <w:rFonts w:ascii="Times New Roman" w:hAnsi="Times New Roman" w:cs="Times New Roman"/>
+                <w:sz w:val="20"/>
+                <w:szCs w:val="20"/>
+                <w:lang w:val="de-DE"/>
+              </w:rPr>
+            </w:pPr>
+            <w:r>
+              <w:rPr>
+                <w:rFonts w:ascii="Times New Roman" w:hAnsi="Times New Roman" w:cs="Times New Roman"/>
+                <w:sz w:val="20"/>
+                <w:szCs w:val="20"/>
+                <w:lang w:val="de-DE"/>
+              </w:rPr>
+              <w:t>9–12/16</w:t>
+            </w:r>
+          </w:p>
+        </w:tc>
+        <w:tc>
+          <w:tcPr>
+            <w:tcW w:w="5880" w:type="dxa"/>
+            <w:tcBorders>
+              <w:top w:val="single" w:sz="4" w:space="0" w:color="auto"/>
+              <w:left w:val="single" w:sz="4" w:space="0" w:color="auto"/>
+              <w:bottom w:val="single" w:sz="4" w:space="0" w:color="auto"/>
+              <w:right w:val="single" w:sz="4" w:space="0" w:color="auto"/>
+            </w:tcBorders>
+          </w:tcPr>
+          <w:p>
+            <w:pPr>
+              <w:spacing w:after="0" w:line="360" w:lineRule="auto"/>
+              <w:outlineLvl w:val="0"/>
+              <w:rPr>
+                <w:rFonts w:ascii="Times New Roman" w:hAnsi="Times New Roman" w:cs="Times New Roman"/>
+                <w:sz w:val="20"/>
+                <w:szCs w:val="20"/>
+                <w:lang w:val="de-DE"/>
+              </w:rPr>
+            </w:pPr>
+            <w:r>
+              <w:rPr>
+                <w:rFonts w:ascii="Times New Roman" w:hAnsi="Times New Roman" w:cs="Times New Roman"/>
+                <w:sz w:val="20"/>
+                <w:szCs w:val="20"/>
+                <w:lang w:val="de-DE"/>
+              </w:rPr>
+              <w:t xml:space="preserve">Ausdehnung des </w:t>
+            </w:r>
+            <w:proofErr w:type="spellStart"/>
+            <w:r>
+              <w:rPr>
+                <w:rFonts w:ascii="Times New Roman" w:hAnsi="Times New Roman" w:cs="Times New Roman"/>
+                <w:sz w:val="20"/>
+                <w:szCs w:val="20"/>
+                <w:lang w:val="de-DE"/>
+              </w:rPr>
+              <w:t>Legatobogens</w:t>
+            </w:r>
+            <w:proofErr w:type="spellEnd"/>
+            <w:r>
+              <w:rPr>
+                <w:rFonts w:ascii="Times New Roman" w:hAnsi="Times New Roman" w:cs="Times New Roman"/>
+                <w:sz w:val="20"/>
+                <w:szCs w:val="20"/>
+                <w:lang w:val="de-DE"/>
+              </w:rPr>
+              <w:t xml:space="preserve"> geändert zu Klav. u. T. 5 8/16 bis T. 6 1</w:t>
+            </w:r>
+            <w:r>
+              <w:rPr>
+                <w:rFonts w:ascii="Times New Roman" w:hAnsi="Times New Roman" w:cs="Times New Roman"/>
+                <w:sz w:val="20"/>
+                <w:szCs w:val="20"/>
+                <w:lang w:val="de-DE"/>
+              </w:rPr>
+              <w:t>. Note</w:t>
+            </w:r>
+            <w:r>
+              <w:rPr>
+                <w:rFonts w:ascii="Times New Roman" w:hAnsi="Times New Roman" w:cs="Times New Roman"/>
+                <w:sz w:val="20"/>
+                <w:szCs w:val="20"/>
+                <w:lang w:val="de-DE"/>
+              </w:rPr>
+              <w:t xml:space="preserve"> mit rotem Buntstift. </w:t>
+            </w:r>
+          </w:p>
+        </w:tc>
+      </w:tr>
+      <w:tr>
+        <w:trPr>
+          <w:cantSplit/>
+        </w:trPr>
+        <w:tc>
+          <w:tcPr>
+            <w:tcW w:w="920" w:type="dxa"/>
+            <w:tcBorders>
+              <w:top w:val="single" w:sz="4" w:space="0" w:color="auto"/>
+              <w:left w:val="single" w:sz="4" w:space="0" w:color="auto"/>
+              <w:bottom w:val="single" w:sz="4" w:space="0" w:color="auto"/>
+              <w:right w:val="single" w:sz="4" w:space="0" w:color="auto"/>
+            </w:tcBorders>
+          </w:tcPr>
+          <w:p>
+            <w:pPr>
+              <w:spacing w:after="0" w:line="360" w:lineRule="auto"/>
+              <w:outlineLvl w:val="0"/>
+              <w:rPr>
+                <w:rFonts w:ascii="Times New Roman" w:hAnsi="Times New Roman" w:cs="Times New Roman"/>
+                <w:sz w:val="20"/>
+                <w:szCs w:val="20"/>
+              </w:rPr>
+            </w:pPr>
+            <w:r>
+              <w:rPr>
+                <w:rFonts w:ascii="Times New Roman" w:hAnsi="Times New Roman" w:cs="Times New Roman"/>
+                <w:sz w:val="20"/>
+                <w:szCs w:val="20"/>
+              </w:rPr>
+              <w:t>5</w:t>
+            </w:r>
+          </w:p>
+        </w:tc>
+        <w:tc>
+          <w:tcPr>
+            <w:tcW w:w="1134" w:type="dxa"/>
+            <w:tcBorders>
+              <w:top w:val="single" w:sz="4" w:space="0" w:color="auto"/>
+              <w:left w:val="single" w:sz="4" w:space="0" w:color="auto"/>
+              <w:bottom w:val="single" w:sz="4" w:space="0" w:color="auto"/>
+              <w:right w:val="single" w:sz="4" w:space="0" w:color="auto"/>
+            </w:tcBorders>
+          </w:tcPr>
+          <w:p>
+            <w:pPr>
+              <w:spacing w:after="0" w:line="360" w:lineRule="auto"/>
+              <w:outlineLvl w:val="0"/>
+              <w:rPr>
+                <w:rFonts w:ascii="Times New Roman" w:hAnsi="Times New Roman" w:cs="Times New Roman"/>
+                <w:sz w:val="20"/>
+                <w:szCs w:val="20"/>
+                <w:lang w:val="de-DE"/>
+              </w:rPr>
+            </w:pPr>
+            <w:r>
+              <w:rPr>
+                <w:rFonts w:ascii="Times New Roman" w:hAnsi="Times New Roman" w:cs="Times New Roman"/>
+                <w:sz w:val="20"/>
+                <w:szCs w:val="20"/>
+                <w:lang w:val="de-DE"/>
+              </w:rPr>
+              <w:t xml:space="preserve">Klav. </w:t>
+            </w:r>
+          </w:p>
+        </w:tc>
+        <w:tc>
+          <w:tcPr>
+            <w:tcW w:w="1278" w:type="dxa"/>
+            <w:tcBorders>
+              <w:top w:val="single" w:sz="4" w:space="0" w:color="auto"/>
+              <w:left w:val="single" w:sz="4" w:space="0" w:color="auto"/>
+              <w:bottom w:val="single" w:sz="4" w:space="0" w:color="auto"/>
+              <w:right w:val="single" w:sz="4" w:space="0" w:color="auto"/>
+            </w:tcBorders>
+          </w:tcPr>
+          <w:p>
+            <w:pPr>
+              <w:spacing w:after="0" w:line="360" w:lineRule="auto"/>
+              <w:outlineLvl w:val="0"/>
+              <w:rPr>
+                <w:rFonts w:ascii="Times New Roman" w:hAnsi="Times New Roman" w:cs="Times New Roman"/>
+                <w:sz w:val="20"/>
+                <w:szCs w:val="20"/>
+                <w:lang w:val="de-DE"/>
+              </w:rPr>
+            </w:pPr>
+            <w:r>
+              <w:rPr>
+                <w:rFonts w:ascii="Times New Roman" w:hAnsi="Times New Roman" w:cs="Times New Roman"/>
+                <w:sz w:val="20"/>
+                <w:szCs w:val="20"/>
+                <w:lang w:val="de-DE"/>
+              </w:rPr>
+              <w:t>10–12/16</w:t>
+            </w:r>
+          </w:p>
+        </w:tc>
+        <w:tc>
+          <w:tcPr>
+            <w:tcW w:w="5880" w:type="dxa"/>
+            <w:tcBorders>
+              <w:top w:val="single" w:sz="4" w:space="0" w:color="auto"/>
+              <w:left w:val="single" w:sz="4" w:space="0" w:color="auto"/>
+              <w:bottom w:val="single" w:sz="4" w:space="0" w:color="auto"/>
+              <w:right w:val="single" w:sz="4" w:space="0" w:color="auto"/>
+            </w:tcBorders>
+          </w:tcPr>
+          <w:p>
+            <w:pPr>
+              <w:spacing w:after="0" w:line="360" w:lineRule="auto"/>
+              <w:outlineLvl w:val="0"/>
+              <w:rPr>
+                <w:rFonts w:ascii="Times New Roman" w:hAnsi="Times New Roman" w:cs="Times New Roman"/>
+                <w:sz w:val="20"/>
+                <w:szCs w:val="20"/>
+                <w:lang w:val="de-DE"/>
+              </w:rPr>
+            </w:pPr>
+            <w:r>
+              <w:rPr>
+                <w:rFonts w:ascii="Times New Roman" w:hAnsi="Times New Roman" w:cs="Times New Roman"/>
+                <w:sz w:val="20"/>
+                <w:szCs w:val="20"/>
+                <w:lang w:val="de-DE"/>
+              </w:rPr>
+              <w:t>Decrescendogabel (wie Textfassung 3) hinzugefügt mit rotem Buntstift.</w:t>
+            </w:r>
+          </w:p>
+        </w:tc>
+      </w:tr>
+      <w:tr>
+        <w:trPr>
+          <w:cantSplit/>
+        </w:trPr>
+        <w:tc>
+          <w:tcPr>
+            <w:tcW w:w="920" w:type="dxa"/>
+            <w:tcBorders>
+              <w:top w:val="single" w:sz="4" w:space="0" w:color="auto"/>
+              <w:left w:val="single" w:sz="4" w:space="0" w:color="auto"/>
+              <w:bottom w:val="single" w:sz="4" w:space="0" w:color="auto"/>
+              <w:right w:val="single" w:sz="4" w:space="0" w:color="auto"/>
+            </w:tcBorders>
+          </w:tcPr>
+          <w:p>
+            <w:pPr>
+              <w:spacing w:after="0" w:line="360" w:lineRule="auto"/>
+              <w:outlineLvl w:val="0"/>
+              <w:rPr>
+                <w:rFonts w:ascii="Times New Roman" w:hAnsi="Times New Roman" w:cs="Times New Roman"/>
+                <w:sz w:val="20"/>
+                <w:szCs w:val="20"/>
+              </w:rPr>
+            </w:pPr>
+            <w:r>
+              <w:rPr>
+                <w:rFonts w:ascii="Times New Roman" w:hAnsi="Times New Roman" w:cs="Times New Roman"/>
+                <w:sz w:val="20"/>
+                <w:szCs w:val="20"/>
+              </w:rPr>
+              <w:t>5</w:t>
+            </w:r>
+          </w:p>
+        </w:tc>
+        <w:tc>
+          <w:tcPr>
+            <w:tcW w:w="1134" w:type="dxa"/>
+            <w:tcBorders>
+              <w:top w:val="single" w:sz="4" w:space="0" w:color="auto"/>
+              <w:left w:val="single" w:sz="4" w:space="0" w:color="auto"/>
+              <w:bottom w:val="single" w:sz="4" w:space="0" w:color="auto"/>
+              <w:right w:val="single" w:sz="4" w:space="0" w:color="auto"/>
+            </w:tcBorders>
+          </w:tcPr>
+          <w:p>
+            <w:pPr>
+              <w:spacing w:after="0" w:line="360" w:lineRule="auto"/>
+              <w:outlineLvl w:val="0"/>
+              <w:rPr>
+                <w:rFonts w:ascii="Times New Roman" w:hAnsi="Times New Roman" w:cs="Times New Roman"/>
+                <w:sz w:val="20"/>
+                <w:szCs w:val="20"/>
+                <w:lang w:val="de-DE"/>
+              </w:rPr>
+            </w:pPr>
+            <w:r>
+              <w:rPr>
+                <w:rFonts w:ascii="Times New Roman" w:hAnsi="Times New Roman" w:cs="Times New Roman"/>
+                <w:sz w:val="20"/>
+                <w:szCs w:val="20"/>
+                <w:lang w:val="de-DE"/>
+              </w:rPr>
+              <w:t>Gg.</w:t>
+            </w:r>
+          </w:p>
+        </w:tc>
+        <w:tc>
+          <w:tcPr>
+            <w:tcW w:w="1278" w:type="dxa"/>
+            <w:tcBorders>
+              <w:top w:val="single" w:sz="4" w:space="0" w:color="auto"/>
+              <w:left w:val="single" w:sz="4" w:space="0" w:color="auto"/>
+              <w:bottom w:val="single" w:sz="4" w:space="0" w:color="auto"/>
+              <w:right w:val="single" w:sz="4" w:space="0" w:color="auto"/>
+            </w:tcBorders>
+          </w:tcPr>
+          <w:p>
+            <w:pPr>
+              <w:spacing w:after="0" w:line="360" w:lineRule="auto"/>
+              <w:outlineLvl w:val="0"/>
+              <w:rPr>
+                <w:rFonts w:ascii="Times New Roman" w:hAnsi="Times New Roman" w:cs="Times New Roman"/>
+                <w:sz w:val="20"/>
+                <w:szCs w:val="20"/>
+                <w:lang w:val="de-DE"/>
+              </w:rPr>
+            </w:pPr>
+            <w:r>
+              <w:rPr>
+                <w:rFonts w:ascii="Times New Roman" w:hAnsi="Times New Roman" w:cs="Times New Roman"/>
+                <w:sz w:val="20"/>
+                <w:szCs w:val="20"/>
+                <w:lang w:val="de-DE"/>
+              </w:rPr>
+              <w:t>6/8</w:t>
+            </w:r>
+          </w:p>
+        </w:tc>
+        <w:tc>
+          <w:tcPr>
+            <w:tcW w:w="5880" w:type="dxa"/>
+            <w:tcBorders>
+              <w:top w:val="single" w:sz="4" w:space="0" w:color="auto"/>
+              <w:left w:val="single" w:sz="4" w:space="0" w:color="auto"/>
+              <w:bottom w:val="single" w:sz="4" w:space="0" w:color="auto"/>
+              <w:right w:val="single" w:sz="4" w:space="0" w:color="auto"/>
+            </w:tcBorders>
+          </w:tcPr>
+          <w:p>
+            <w:pPr>
+              <w:spacing w:after="0" w:line="360" w:lineRule="auto"/>
+              <w:outlineLvl w:val="0"/>
+              <w:rPr>
+                <w:rFonts w:ascii="Times New Roman" w:hAnsi="Times New Roman" w:cs="Times New Roman"/>
+                <w:sz w:val="20"/>
+                <w:szCs w:val="20"/>
+                <w:lang w:val="de-DE"/>
+              </w:rPr>
+            </w:pPr>
+            <w:r>
+              <w:rPr>
+                <w:rFonts w:ascii="Times New Roman" w:hAnsi="Times New Roman" w:cs="Times New Roman"/>
+                <w:sz w:val="20"/>
+                <w:szCs w:val="20"/>
+                <w:lang w:val="de-DE"/>
+              </w:rPr>
+              <w:t>Achtelb</w:t>
+            </w:r>
+            <w:r>
+              <w:rPr>
+                <w:rFonts w:ascii="Times New Roman" w:hAnsi="Times New Roman" w:cs="Times New Roman"/>
+                <w:sz w:val="20"/>
+                <w:szCs w:val="20"/>
+                <w:lang w:val="de-DE"/>
+              </w:rPr>
+              <w:t>alken</w:t>
+            </w:r>
+            <w:r>
+              <w:rPr>
+                <w:rFonts w:ascii="Times New Roman" w:hAnsi="Times New Roman" w:cs="Times New Roman"/>
+                <w:sz w:val="20"/>
+                <w:szCs w:val="20"/>
+                <w:lang w:val="de-DE"/>
+              </w:rPr>
+              <w:t xml:space="preserve"> von 5/8 (siehe Korrektur in 2/4–5/8) geändert zu Achtelfähnchen</w:t>
+            </w:r>
+            <w:r>
+              <w:rPr>
+                <w:rFonts w:ascii="Times New Roman" w:hAnsi="Times New Roman" w:cs="Times New Roman"/>
+                <w:sz w:val="20"/>
+                <w:szCs w:val="20"/>
+                <w:lang w:val="de-DE"/>
+              </w:rPr>
+              <w:t xml:space="preserve"> mit rotem Buntstift</w:t>
+            </w:r>
+            <w:r>
+              <w:rPr>
+                <w:rFonts w:ascii="Times New Roman" w:hAnsi="Times New Roman" w:cs="Times New Roman"/>
+                <w:sz w:val="20"/>
+                <w:szCs w:val="20"/>
+                <w:lang w:val="de-DE"/>
+              </w:rPr>
+              <w:t xml:space="preserve">. </w:t>
+            </w:r>
+          </w:p>
+        </w:tc>
+      </w:tr>
+      <w:tr>
+        <w:trPr>
+          <w:cantSplit/>
+        </w:trPr>
+        <w:tc>
+          <w:tcPr>
+            <w:tcW w:w="920" w:type="dxa"/>
+            <w:tcBorders>
+              <w:top w:val="single" w:sz="4" w:space="0" w:color="auto"/>
+              <w:left w:val="single" w:sz="4" w:space="0" w:color="auto"/>
+              <w:bottom w:val="single" w:sz="4" w:space="0" w:color="auto"/>
+              <w:right w:val="single" w:sz="4" w:space="0" w:color="auto"/>
+            </w:tcBorders>
+          </w:tcPr>
+          <w:p>
+            <w:pPr>
+              <w:spacing w:after="0" w:line="360" w:lineRule="auto"/>
+              <w:outlineLvl w:val="0"/>
+              <w:rPr>
+                <w:rFonts w:ascii="Times New Roman" w:hAnsi="Times New Roman" w:cs="Times New Roman"/>
+                <w:sz w:val="20"/>
+                <w:szCs w:val="20"/>
+                <w:lang w:val="de-DE"/>
+              </w:rPr>
+            </w:pPr>
+            <w:r>
+              <w:rPr>
+                <w:rFonts w:ascii="Times New Roman" w:hAnsi="Times New Roman" w:cs="Times New Roman"/>
+                <w:sz w:val="20"/>
+                <w:szCs w:val="20"/>
+                <w:lang w:val="de-DE"/>
+              </w:rPr>
+              <w:t>6</w:t>
+            </w:r>
+          </w:p>
+        </w:tc>
+        <w:tc>
+          <w:tcPr>
+            <w:tcW w:w="1134" w:type="dxa"/>
+            <w:tcBorders>
+              <w:top w:val="single" w:sz="4" w:space="0" w:color="auto"/>
+              <w:left w:val="single" w:sz="4" w:space="0" w:color="auto"/>
+              <w:bottom w:val="single" w:sz="4" w:space="0" w:color="auto"/>
+              <w:right w:val="single" w:sz="4" w:space="0" w:color="auto"/>
+            </w:tcBorders>
+          </w:tcPr>
+          <w:p>
+            <w:pPr>
+              <w:spacing w:after="0" w:line="360" w:lineRule="auto"/>
+              <w:outlineLvl w:val="0"/>
+              <w:rPr>
+                <w:rFonts w:ascii="Times New Roman" w:hAnsi="Times New Roman" w:cs="Times New Roman"/>
+                <w:sz w:val="20"/>
+                <w:szCs w:val="20"/>
+                <w:lang w:val="de-DE"/>
+              </w:rPr>
+            </w:pPr>
+          </w:p>
+        </w:tc>
+        <w:tc>
+          <w:tcPr>
+            <w:tcW w:w="1278" w:type="dxa"/>
+            <w:tcBorders>
+              <w:top w:val="single" w:sz="4" w:space="0" w:color="auto"/>
+              <w:left w:val="single" w:sz="4" w:space="0" w:color="auto"/>
+              <w:bottom w:val="single" w:sz="4" w:space="0" w:color="auto"/>
+              <w:right w:val="single" w:sz="4" w:space="0" w:color="auto"/>
+            </w:tcBorders>
+          </w:tcPr>
+          <w:p>
+            <w:pPr>
+              <w:spacing w:after="0" w:line="360" w:lineRule="auto"/>
+              <w:outlineLvl w:val="0"/>
+              <w:rPr>
+                <w:rFonts w:ascii="Times New Roman" w:hAnsi="Times New Roman" w:cs="Times New Roman"/>
+                <w:sz w:val="20"/>
+                <w:szCs w:val="20"/>
+                <w:lang w:val="de-DE"/>
+              </w:rPr>
+            </w:pPr>
+            <w:r>
+              <w:rPr>
+                <w:rFonts w:ascii="Times New Roman" w:hAnsi="Times New Roman" w:cs="Times New Roman"/>
+                <w:sz w:val="20"/>
+                <w:szCs w:val="20"/>
+                <w:lang w:val="de-DE"/>
+              </w:rPr>
+              <w:t>Taktanfang</w:t>
+            </w:r>
+          </w:p>
+        </w:tc>
+        <w:tc>
+          <w:tcPr>
+            <w:tcW w:w="5880" w:type="dxa"/>
+            <w:tcBorders>
+              <w:top w:val="single" w:sz="4" w:space="0" w:color="auto"/>
+              <w:left w:val="single" w:sz="4" w:space="0" w:color="auto"/>
+              <w:bottom w:val="single" w:sz="4" w:space="0" w:color="auto"/>
+              <w:right w:val="single" w:sz="4" w:space="0" w:color="auto"/>
+            </w:tcBorders>
+          </w:tcPr>
+          <w:p>
+            <w:pPr>
+              <w:spacing w:after="0" w:line="360" w:lineRule="auto"/>
+              <w:outlineLvl w:val="0"/>
+              <w:rPr>
+                <w:rFonts w:ascii="Times New Roman" w:hAnsi="Times New Roman" w:cs="Times New Roman"/>
+                <w:sz w:val="20"/>
+                <w:szCs w:val="20"/>
+                <w:lang w:val="de-DE"/>
+              </w:rPr>
+            </w:pPr>
+            <w:r>
+              <w:rPr>
+                <w:rFonts w:ascii="Times New Roman" w:hAnsi="Times New Roman" w:cs="Times New Roman"/>
+                <w:i/>
+                <w:iCs/>
+                <w:sz w:val="20"/>
+                <w:szCs w:val="20"/>
+                <w:lang w:val="de-DE"/>
+              </w:rPr>
+              <w:t>tempo</w:t>
+            </w:r>
+            <w:r>
+              <w:rPr>
+                <w:rFonts w:ascii="Times New Roman" w:hAnsi="Times New Roman" w:cs="Times New Roman"/>
+                <w:sz w:val="20"/>
+                <w:szCs w:val="20"/>
+                <w:lang w:val="de-DE"/>
+              </w:rPr>
+              <w:t xml:space="preserve"> (wie Textfassung 3) hinzugefügt mit Bleistift.</w:t>
+            </w:r>
+          </w:p>
+        </w:tc>
+      </w:tr>
+      <w:tr>
+        <w:trPr>
+          <w:cantSplit/>
+        </w:trPr>
+        <w:tc>
+          <w:tcPr>
+            <w:tcW w:w="920" w:type="dxa"/>
+            <w:tcBorders>
+              <w:top w:val="single" w:sz="4" w:space="0" w:color="auto"/>
+              <w:left w:val="single" w:sz="4" w:space="0" w:color="auto"/>
+              <w:bottom w:val="single" w:sz="4" w:space="0" w:color="auto"/>
+              <w:right w:val="single" w:sz="4" w:space="0" w:color="auto"/>
+            </w:tcBorders>
+          </w:tcPr>
+          <w:p>
+            <w:pPr>
+              <w:spacing w:after="0" w:line="360" w:lineRule="auto"/>
+              <w:outlineLvl w:val="0"/>
+              <w:rPr>
+                <w:rFonts w:ascii="Times New Roman" w:hAnsi="Times New Roman" w:cs="Times New Roman"/>
+                <w:sz w:val="20"/>
+                <w:szCs w:val="20"/>
+                <w:lang w:val="de-DE"/>
+              </w:rPr>
+            </w:pPr>
+            <w:r>
+              <w:rPr>
+                <w:rFonts w:ascii="Times New Roman" w:hAnsi="Times New Roman" w:cs="Times New Roman"/>
+                <w:sz w:val="20"/>
+                <w:szCs w:val="20"/>
+                <w:lang w:val="de-DE"/>
+              </w:rPr>
+              <w:t>6</w:t>
+            </w:r>
+          </w:p>
+        </w:tc>
+        <w:tc>
+          <w:tcPr>
+            <w:tcW w:w="1134" w:type="dxa"/>
+            <w:tcBorders>
+              <w:top w:val="single" w:sz="4" w:space="0" w:color="auto"/>
+              <w:left w:val="single" w:sz="4" w:space="0" w:color="auto"/>
+              <w:bottom w:val="single" w:sz="4" w:space="0" w:color="auto"/>
+              <w:right w:val="single" w:sz="4" w:space="0" w:color="auto"/>
+            </w:tcBorders>
+          </w:tcPr>
+          <w:p>
+            <w:pPr>
+              <w:spacing w:after="0" w:line="360" w:lineRule="auto"/>
+              <w:outlineLvl w:val="0"/>
+              <w:rPr>
+                <w:rFonts w:ascii="Times New Roman" w:hAnsi="Times New Roman" w:cs="Times New Roman"/>
+                <w:sz w:val="20"/>
+                <w:szCs w:val="20"/>
+                <w:lang w:val="de-DE"/>
+              </w:rPr>
+            </w:pPr>
+            <w:r>
+              <w:rPr>
+                <w:rFonts w:ascii="Times New Roman" w:hAnsi="Times New Roman" w:cs="Times New Roman"/>
+                <w:sz w:val="20"/>
+                <w:szCs w:val="20"/>
+                <w:lang w:val="de-DE"/>
+              </w:rPr>
+              <w:t>Gg.</w:t>
+            </w:r>
+          </w:p>
+        </w:tc>
+        <w:tc>
+          <w:tcPr>
+            <w:tcW w:w="1278" w:type="dxa"/>
+            <w:tcBorders>
+              <w:top w:val="single" w:sz="4" w:space="0" w:color="auto"/>
+              <w:left w:val="single" w:sz="4" w:space="0" w:color="auto"/>
+              <w:bottom w:val="single" w:sz="4" w:space="0" w:color="auto"/>
+              <w:right w:val="single" w:sz="4" w:space="0" w:color="auto"/>
+            </w:tcBorders>
+          </w:tcPr>
+          <w:p>
+            <w:pPr>
+              <w:spacing w:after="0" w:line="360" w:lineRule="auto"/>
+              <w:outlineLvl w:val="0"/>
+              <w:rPr>
+                <w:rFonts w:ascii="Times New Roman" w:hAnsi="Times New Roman" w:cs="Times New Roman"/>
+                <w:sz w:val="20"/>
+                <w:szCs w:val="20"/>
+                <w:lang w:val="de-DE"/>
+              </w:rPr>
+            </w:pPr>
+            <w:r>
+              <w:rPr>
+                <w:rFonts w:ascii="Times New Roman" w:hAnsi="Times New Roman" w:cs="Times New Roman"/>
+                <w:sz w:val="20"/>
+                <w:szCs w:val="20"/>
+                <w:lang w:val="de-DE"/>
+              </w:rPr>
+              <w:t>1/4</w:t>
+            </w:r>
+          </w:p>
+        </w:tc>
+        <w:tc>
+          <w:tcPr>
+            <w:tcW w:w="5880" w:type="dxa"/>
+            <w:tcBorders>
+              <w:top w:val="single" w:sz="4" w:space="0" w:color="auto"/>
+              <w:left w:val="single" w:sz="4" w:space="0" w:color="auto"/>
+              <w:bottom w:val="single" w:sz="4" w:space="0" w:color="auto"/>
+              <w:right w:val="single" w:sz="4" w:space="0" w:color="auto"/>
+            </w:tcBorders>
+          </w:tcPr>
+          <w:p>
+            <w:pPr>
+              <w:spacing w:after="0" w:line="360" w:lineRule="auto"/>
+              <w:outlineLvl w:val="0"/>
+              <w:rPr>
+                <w:rFonts w:ascii="Times New Roman" w:hAnsi="Times New Roman" w:cs="Times New Roman"/>
+                <w:sz w:val="20"/>
+                <w:szCs w:val="20"/>
+                <w:lang w:val="de-DE"/>
+              </w:rPr>
+            </w:pPr>
+            <w:r>
+              <w:rPr>
+                <w:rFonts w:ascii="Times New Roman" w:hAnsi="Times New Roman" w:cs="Times New Roman"/>
+                <w:sz w:val="20"/>
+                <w:szCs w:val="20"/>
+                <w:lang w:val="de-DE"/>
+              </w:rPr>
+              <w:t>[p] (wie Textfassung 3) hinzugefügt mit rotem Buntstift.</w:t>
+            </w:r>
+          </w:p>
+        </w:tc>
+      </w:tr>
+      <w:tr>
+        <w:trPr>
+          <w:cantSplit/>
+        </w:trPr>
+        <w:tc>
+          <w:tcPr>
+            <w:tcW w:w="920" w:type="dxa"/>
+            <w:tcBorders>
+              <w:top w:val="single" w:sz="4" w:space="0" w:color="auto"/>
+              <w:left w:val="single" w:sz="4" w:space="0" w:color="auto"/>
+              <w:bottom w:val="single" w:sz="4" w:space="0" w:color="auto"/>
+              <w:right w:val="single" w:sz="4" w:space="0" w:color="auto"/>
+            </w:tcBorders>
+          </w:tcPr>
+          <w:p>
+            <w:pPr>
+              <w:spacing w:after="0" w:line="360" w:lineRule="auto"/>
+              <w:outlineLvl w:val="0"/>
+              <w:rPr>
+                <w:rFonts w:ascii="Times New Roman" w:hAnsi="Times New Roman" w:cs="Times New Roman"/>
+                <w:sz w:val="20"/>
+                <w:szCs w:val="20"/>
+                <w:lang w:val="de-DE"/>
+              </w:rPr>
+            </w:pPr>
+            <w:r>
+              <w:rPr>
+                <w:rFonts w:ascii="Times New Roman" w:hAnsi="Times New Roman" w:cs="Times New Roman"/>
+                <w:sz w:val="20"/>
+                <w:szCs w:val="20"/>
+                <w:lang w:val="de-DE"/>
+              </w:rPr>
+              <w:t>6</w:t>
+            </w:r>
+          </w:p>
+        </w:tc>
+        <w:tc>
+          <w:tcPr>
+            <w:tcW w:w="1134" w:type="dxa"/>
+            <w:tcBorders>
+              <w:top w:val="single" w:sz="4" w:space="0" w:color="auto"/>
+              <w:left w:val="single" w:sz="4" w:space="0" w:color="auto"/>
+              <w:bottom w:val="single" w:sz="4" w:space="0" w:color="auto"/>
+              <w:right w:val="single" w:sz="4" w:space="0" w:color="auto"/>
+            </w:tcBorders>
+          </w:tcPr>
+          <w:p>
+            <w:pPr>
+              <w:spacing w:after="0" w:line="360" w:lineRule="auto"/>
+              <w:outlineLvl w:val="0"/>
+              <w:rPr>
+                <w:rFonts w:ascii="Times New Roman" w:hAnsi="Times New Roman" w:cs="Times New Roman"/>
+                <w:sz w:val="20"/>
+                <w:szCs w:val="20"/>
+                <w:lang w:val="de-DE"/>
+              </w:rPr>
+            </w:pPr>
+            <w:r>
+              <w:rPr>
+                <w:rFonts w:ascii="Times New Roman" w:hAnsi="Times New Roman" w:cs="Times New Roman"/>
+                <w:sz w:val="20"/>
+                <w:szCs w:val="20"/>
+                <w:lang w:val="de-DE"/>
+              </w:rPr>
+              <w:t xml:space="preserve">Klav. </w:t>
+            </w:r>
+          </w:p>
+        </w:tc>
+        <w:tc>
+          <w:tcPr>
+            <w:tcW w:w="1278" w:type="dxa"/>
+            <w:tcBorders>
+              <w:top w:val="single" w:sz="4" w:space="0" w:color="auto"/>
+              <w:left w:val="single" w:sz="4" w:space="0" w:color="auto"/>
+              <w:bottom w:val="single" w:sz="4" w:space="0" w:color="auto"/>
+              <w:right w:val="single" w:sz="4" w:space="0" w:color="auto"/>
+            </w:tcBorders>
+          </w:tcPr>
+          <w:p>
+            <w:pPr>
+              <w:spacing w:after="0" w:line="360" w:lineRule="auto"/>
+              <w:outlineLvl w:val="0"/>
+              <w:rPr>
+                <w:rFonts w:ascii="Times New Roman" w:hAnsi="Times New Roman" w:cs="Times New Roman"/>
+                <w:sz w:val="20"/>
+                <w:szCs w:val="20"/>
+                <w:lang w:val="de-DE"/>
+              </w:rPr>
+            </w:pPr>
+            <w:r>
+              <w:rPr>
+                <w:rFonts w:ascii="Times New Roman" w:hAnsi="Times New Roman" w:cs="Times New Roman"/>
+                <w:sz w:val="20"/>
+                <w:szCs w:val="20"/>
+                <w:lang w:val="de-DE"/>
+              </w:rPr>
+              <w:t>(1/2)</w:t>
+            </w:r>
+          </w:p>
+        </w:tc>
+        <w:tc>
+          <w:tcPr>
+            <w:tcW w:w="5880" w:type="dxa"/>
+            <w:tcBorders>
+              <w:top w:val="single" w:sz="4" w:space="0" w:color="auto"/>
+              <w:left w:val="single" w:sz="4" w:space="0" w:color="auto"/>
+              <w:bottom w:val="single" w:sz="4" w:space="0" w:color="auto"/>
+              <w:right w:val="single" w:sz="4" w:space="0" w:color="auto"/>
+            </w:tcBorders>
+          </w:tcPr>
+          <w:p>
+            <w:pPr>
+              <w:spacing w:after="0" w:line="360" w:lineRule="auto"/>
+              <w:outlineLvl w:val="0"/>
+              <w:rPr>
+                <w:rFonts w:ascii="Times New Roman" w:hAnsi="Times New Roman" w:cs="Times New Roman"/>
+                <w:sz w:val="20"/>
+                <w:szCs w:val="20"/>
+                <w:lang w:val="de-DE"/>
+              </w:rPr>
+            </w:pPr>
+            <w:r>
+              <w:rPr>
+                <w:rFonts w:ascii="Times New Roman" w:hAnsi="Times New Roman" w:cs="Times New Roman"/>
+                <w:sz w:val="20"/>
+                <w:szCs w:val="20"/>
+                <w:lang w:val="de-DE"/>
+              </w:rPr>
+              <w:t>Unterstimmenschicht 1.–3. Note: Staccatopunkte (wie Textfassung 3) hinzugefügt mit rotem Buntstift.</w:t>
+            </w:r>
+          </w:p>
+        </w:tc>
+      </w:tr>
+      <w:tr>
+        <w:trPr>
+          <w:cantSplit/>
+        </w:trPr>
+        <w:tc>
+          <w:tcPr>
+            <w:tcW w:w="920" w:type="dxa"/>
+            <w:tcBorders>
+              <w:top w:val="single" w:sz="4" w:space="0" w:color="auto"/>
+              <w:left w:val="single" w:sz="4" w:space="0" w:color="auto"/>
+              <w:bottom w:val="single" w:sz="4" w:space="0" w:color="auto"/>
+              <w:right w:val="single" w:sz="4" w:space="0" w:color="auto"/>
+            </w:tcBorders>
+          </w:tcPr>
+          <w:p>
+            <w:pPr>
+              <w:spacing w:after="0" w:line="360" w:lineRule="auto"/>
+              <w:outlineLvl w:val="0"/>
+              <w:rPr>
+                <w:rFonts w:ascii="Times New Roman" w:hAnsi="Times New Roman" w:cs="Times New Roman"/>
+                <w:sz w:val="20"/>
+                <w:szCs w:val="20"/>
+                <w:lang w:val="de-DE"/>
+              </w:rPr>
+            </w:pPr>
+            <w:r>
+              <w:rPr>
+                <w:rFonts w:ascii="Times New Roman" w:hAnsi="Times New Roman" w:cs="Times New Roman"/>
+                <w:sz w:val="20"/>
+                <w:szCs w:val="20"/>
+                <w:lang w:val="de-DE"/>
+              </w:rPr>
+              <w:t>6</w:t>
+            </w:r>
+          </w:p>
+        </w:tc>
+        <w:tc>
+          <w:tcPr>
+            <w:tcW w:w="1134" w:type="dxa"/>
+            <w:tcBorders>
+              <w:top w:val="single" w:sz="4" w:space="0" w:color="auto"/>
+              <w:left w:val="single" w:sz="4" w:space="0" w:color="auto"/>
+              <w:bottom w:val="single" w:sz="4" w:space="0" w:color="auto"/>
+              <w:right w:val="single" w:sz="4" w:space="0" w:color="auto"/>
+            </w:tcBorders>
+          </w:tcPr>
+          <w:p>
+            <w:pPr>
+              <w:spacing w:after="0" w:line="360" w:lineRule="auto"/>
+              <w:outlineLvl w:val="0"/>
+              <w:rPr>
+                <w:rFonts w:ascii="Times New Roman" w:hAnsi="Times New Roman" w:cs="Times New Roman"/>
+                <w:sz w:val="20"/>
+                <w:szCs w:val="20"/>
+                <w:lang w:val="de-DE"/>
+              </w:rPr>
+            </w:pPr>
+            <w:r>
+              <w:rPr>
+                <w:rFonts w:ascii="Times New Roman" w:hAnsi="Times New Roman" w:cs="Times New Roman"/>
+                <w:sz w:val="20"/>
+                <w:szCs w:val="20"/>
+                <w:lang w:val="de-DE"/>
+              </w:rPr>
+              <w:t xml:space="preserve">Gg. </w:t>
+            </w:r>
+          </w:p>
+        </w:tc>
+        <w:tc>
+          <w:tcPr>
+            <w:tcW w:w="1278" w:type="dxa"/>
+            <w:tcBorders>
+              <w:top w:val="single" w:sz="4" w:space="0" w:color="auto"/>
+              <w:left w:val="single" w:sz="4" w:space="0" w:color="auto"/>
+              <w:bottom w:val="single" w:sz="4" w:space="0" w:color="auto"/>
+              <w:right w:val="single" w:sz="4" w:space="0" w:color="auto"/>
+            </w:tcBorders>
+          </w:tcPr>
+          <w:p>
+            <w:pPr>
+              <w:spacing w:after="0" w:line="360" w:lineRule="auto"/>
+              <w:outlineLvl w:val="0"/>
+              <w:rPr>
+                <w:rFonts w:ascii="Times New Roman" w:hAnsi="Times New Roman" w:cs="Times New Roman"/>
+                <w:sz w:val="20"/>
+                <w:szCs w:val="20"/>
+                <w:lang w:val="de-DE"/>
+              </w:rPr>
+            </w:pPr>
+            <w:r>
+              <w:rPr>
+                <w:rFonts w:ascii="Times New Roman" w:hAnsi="Times New Roman" w:cs="Times New Roman"/>
+                <w:sz w:val="20"/>
+                <w:szCs w:val="20"/>
+                <w:lang w:val="de-DE"/>
+              </w:rPr>
+              <w:t>7/16</w:t>
+            </w:r>
+          </w:p>
+        </w:tc>
+        <w:tc>
+          <w:tcPr>
+            <w:tcW w:w="5880" w:type="dxa"/>
+            <w:tcBorders>
+              <w:top w:val="single" w:sz="4" w:space="0" w:color="auto"/>
+              <w:left w:val="single" w:sz="4" w:space="0" w:color="auto"/>
+              <w:bottom w:val="single" w:sz="4" w:space="0" w:color="auto"/>
+              <w:right w:val="single" w:sz="4" w:space="0" w:color="auto"/>
+            </w:tcBorders>
+          </w:tcPr>
+          <w:p>
+            <w:pPr>
+              <w:spacing w:after="0" w:line="360" w:lineRule="auto"/>
+              <w:outlineLvl w:val="0"/>
+              <w:rPr>
+                <w:rFonts w:ascii="Times New Roman" w:hAnsi="Times New Roman" w:cs="Times New Roman"/>
+                <w:sz w:val="20"/>
+                <w:szCs w:val="20"/>
+                <w:lang w:val="de-DE"/>
+              </w:rPr>
+            </w:pPr>
+            <w:r>
+              <w:rPr>
+                <w:rFonts w:ascii="Times New Roman" w:hAnsi="Times New Roman" w:cs="Times New Roman"/>
+                <w:i/>
+                <w:iCs/>
+                <w:sz w:val="20"/>
+                <w:szCs w:val="20"/>
+                <w:lang w:val="de-DE"/>
+              </w:rPr>
+              <w:t>am Steg</w:t>
+            </w:r>
+            <w:r>
+              <w:rPr>
+                <w:rFonts w:ascii="Times New Roman" w:hAnsi="Times New Roman" w:cs="Times New Roman"/>
+                <w:sz w:val="20"/>
+                <w:szCs w:val="20"/>
+                <w:lang w:val="de-DE"/>
+              </w:rPr>
+              <w:t xml:space="preserve"> geändert zu </w:t>
+            </w:r>
+            <w:proofErr w:type="spellStart"/>
+            <w:r>
+              <w:rPr>
+                <w:rFonts w:ascii="Times New Roman" w:hAnsi="Times New Roman" w:cs="Times New Roman"/>
+                <w:i/>
+                <w:iCs/>
+                <w:sz w:val="20"/>
+                <w:szCs w:val="20"/>
+                <w:lang w:val="de-DE"/>
+              </w:rPr>
+              <w:t>pizz</w:t>
+            </w:r>
+            <w:proofErr w:type="spellEnd"/>
+            <w:r>
+              <w:rPr>
+                <w:rFonts w:ascii="Times New Roman" w:hAnsi="Times New Roman" w:cs="Times New Roman"/>
+                <w:sz w:val="20"/>
+                <w:szCs w:val="20"/>
+                <w:lang w:val="de-DE"/>
+              </w:rPr>
+              <w:t>[.] (siehe Textfassung 3) mit rotem Buntstift.</w:t>
+            </w:r>
+          </w:p>
+          <w:p>
+            <w:pPr>
+              <w:spacing w:after="0" w:line="360" w:lineRule="auto"/>
+              <w:outlineLvl w:val="0"/>
+              <w:rPr>
+                <w:rFonts w:ascii="Times New Roman" w:hAnsi="Times New Roman" w:cs="Times New Roman"/>
+                <w:sz w:val="20"/>
+                <w:szCs w:val="20"/>
+                <w:lang w:val="de-DE"/>
+              </w:rPr>
+            </w:pPr>
+            <w:r>
+              <w:rPr>
+                <w:rFonts w:ascii="Times New Roman" w:hAnsi="Times New Roman" w:cs="Times New Roman"/>
+                <w:sz w:val="20"/>
+                <w:szCs w:val="20"/>
+                <w:lang w:val="de-DE"/>
+              </w:rPr>
+              <w:t>Zuerst: [p] geändert zu [pp] mit Bleistift; dann: [pp] wieder geändert zu [p] mit rotem Buntstift.</w:t>
+            </w:r>
+          </w:p>
+        </w:tc>
+      </w:tr>
+      <w:tr>
+        <w:trPr>
+          <w:cantSplit/>
+        </w:trPr>
+        <w:tc>
+          <w:tcPr>
+            <w:tcW w:w="920" w:type="dxa"/>
+            <w:tcBorders>
+              <w:top w:val="single" w:sz="4" w:space="0" w:color="auto"/>
+              <w:left w:val="single" w:sz="4" w:space="0" w:color="auto"/>
+              <w:bottom w:val="single" w:sz="4" w:space="0" w:color="auto"/>
+              <w:right w:val="single" w:sz="4" w:space="0" w:color="auto"/>
+            </w:tcBorders>
+          </w:tcPr>
+          <w:p>
+            <w:pPr>
+              <w:spacing w:after="0" w:line="360" w:lineRule="auto"/>
+              <w:outlineLvl w:val="0"/>
+              <w:rPr>
+                <w:rFonts w:ascii="Times New Roman" w:hAnsi="Times New Roman" w:cs="Times New Roman"/>
+                <w:sz w:val="20"/>
+                <w:szCs w:val="20"/>
+              </w:rPr>
+            </w:pPr>
+            <w:r>
+              <w:rPr>
+                <w:rFonts w:ascii="Times New Roman" w:hAnsi="Times New Roman" w:cs="Times New Roman"/>
+                <w:sz w:val="20"/>
+                <w:szCs w:val="20"/>
+              </w:rPr>
+              <w:lastRenderedPageBreak/>
+              <w:t>6</w:t>
+            </w:r>
+          </w:p>
+          <w:p>
+            <w:pPr>
+              <w:spacing w:after="0" w:line="360" w:lineRule="auto"/>
+              <w:outlineLvl w:val="0"/>
+              <w:rPr>
+                <w:rFonts w:ascii="Times New Roman" w:hAnsi="Times New Roman" w:cs="Times New Roman"/>
+                <w:sz w:val="20"/>
+                <w:szCs w:val="20"/>
+              </w:rPr>
+            </w:pPr>
+            <w:r>
+              <w:rPr>
+                <w:rFonts w:ascii="Times New Roman" w:hAnsi="Times New Roman" w:cs="Times New Roman"/>
+                <w:sz w:val="20"/>
+                <w:szCs w:val="20"/>
+              </w:rPr>
+              <w:t>bis 7</w:t>
+            </w:r>
+          </w:p>
+        </w:tc>
+        <w:tc>
+          <w:tcPr>
+            <w:tcW w:w="1134" w:type="dxa"/>
+            <w:tcBorders>
+              <w:top w:val="single" w:sz="4" w:space="0" w:color="auto"/>
+              <w:left w:val="single" w:sz="4" w:space="0" w:color="auto"/>
+              <w:bottom w:val="single" w:sz="4" w:space="0" w:color="auto"/>
+              <w:right w:val="single" w:sz="4" w:space="0" w:color="auto"/>
+            </w:tcBorders>
+          </w:tcPr>
+          <w:p>
+            <w:pPr>
+              <w:spacing w:after="0" w:line="360" w:lineRule="auto"/>
+              <w:outlineLvl w:val="0"/>
+              <w:rPr>
+                <w:rFonts w:ascii="Times New Roman" w:hAnsi="Times New Roman" w:cs="Times New Roman"/>
+                <w:sz w:val="20"/>
+                <w:szCs w:val="20"/>
+                <w:lang w:val="de-DE"/>
+              </w:rPr>
+            </w:pPr>
+            <w:r>
+              <w:rPr>
+                <w:rFonts w:ascii="Times New Roman" w:hAnsi="Times New Roman" w:cs="Times New Roman"/>
+                <w:sz w:val="20"/>
+                <w:szCs w:val="20"/>
+                <w:lang w:val="de-DE"/>
+              </w:rPr>
+              <w:t xml:space="preserve">Gg. </w:t>
+            </w:r>
+          </w:p>
+        </w:tc>
+        <w:tc>
+          <w:tcPr>
+            <w:tcW w:w="1278" w:type="dxa"/>
+            <w:tcBorders>
+              <w:top w:val="single" w:sz="4" w:space="0" w:color="auto"/>
+              <w:left w:val="single" w:sz="4" w:space="0" w:color="auto"/>
+              <w:bottom w:val="single" w:sz="4" w:space="0" w:color="auto"/>
+              <w:right w:val="single" w:sz="4" w:space="0" w:color="auto"/>
+            </w:tcBorders>
+          </w:tcPr>
+          <w:p>
+            <w:pPr>
+              <w:spacing w:after="0" w:line="360" w:lineRule="auto"/>
+              <w:outlineLvl w:val="0"/>
+              <w:rPr>
+                <w:rFonts w:ascii="Times New Roman" w:hAnsi="Times New Roman" w:cs="Times New Roman"/>
+                <w:sz w:val="20"/>
+                <w:szCs w:val="20"/>
+                <w:lang w:val="de-DE"/>
+              </w:rPr>
+            </w:pPr>
+            <w:r>
+              <w:rPr>
+                <w:rFonts w:ascii="Times New Roman" w:hAnsi="Times New Roman" w:cs="Times New Roman"/>
+                <w:sz w:val="20"/>
+                <w:szCs w:val="20"/>
+                <w:lang w:val="de-DE"/>
+              </w:rPr>
+              <w:t>7–8/16</w:t>
+            </w:r>
+          </w:p>
+          <w:p>
+            <w:pPr>
+              <w:spacing w:after="0" w:line="360" w:lineRule="auto"/>
+              <w:outlineLvl w:val="0"/>
+              <w:rPr>
+                <w:rFonts w:ascii="Times New Roman" w:hAnsi="Times New Roman" w:cs="Times New Roman"/>
+                <w:sz w:val="20"/>
+                <w:szCs w:val="20"/>
+                <w:lang w:val="de-DE"/>
+              </w:rPr>
+            </w:pPr>
+            <w:r>
+              <w:rPr>
+                <w:rFonts w:ascii="Times New Roman" w:hAnsi="Times New Roman" w:cs="Times New Roman"/>
+                <w:sz w:val="20"/>
+                <w:szCs w:val="20"/>
+                <w:lang w:val="de-DE"/>
+              </w:rPr>
+              <w:t>7–8/16</w:t>
+            </w:r>
+          </w:p>
+        </w:tc>
+        <w:tc>
+          <w:tcPr>
+            <w:tcW w:w="5880" w:type="dxa"/>
+            <w:tcBorders>
+              <w:top w:val="single" w:sz="4" w:space="0" w:color="auto"/>
+              <w:left w:val="single" w:sz="4" w:space="0" w:color="auto"/>
+              <w:bottom w:val="single" w:sz="4" w:space="0" w:color="auto"/>
+              <w:right w:val="single" w:sz="4" w:space="0" w:color="auto"/>
+            </w:tcBorders>
+          </w:tcPr>
+          <w:p>
+            <w:pPr>
+              <w:spacing w:after="0" w:line="360" w:lineRule="auto"/>
+              <w:outlineLvl w:val="0"/>
+              <w:rPr>
+                <w:rFonts w:ascii="Times New Roman" w:hAnsi="Times New Roman" w:cs="Times New Roman"/>
+                <w:sz w:val="20"/>
+                <w:szCs w:val="20"/>
+                <w:lang w:val="de-DE"/>
+              </w:rPr>
+            </w:pPr>
+            <w:proofErr w:type="spellStart"/>
+            <w:r>
+              <w:rPr>
+                <w:rFonts w:ascii="Times New Roman" w:hAnsi="Times New Roman" w:cs="Times New Roman"/>
+                <w:sz w:val="20"/>
+                <w:szCs w:val="20"/>
+                <w:lang w:val="de-DE"/>
+              </w:rPr>
+              <w:t>Legatobögen</w:t>
+            </w:r>
+            <w:proofErr w:type="spellEnd"/>
+            <w:r>
+              <w:rPr>
+                <w:rFonts w:ascii="Times New Roman" w:hAnsi="Times New Roman" w:cs="Times New Roman"/>
+                <w:sz w:val="20"/>
+                <w:szCs w:val="20"/>
+                <w:lang w:val="de-DE"/>
+              </w:rPr>
+              <w:t xml:space="preserve"> alle zwei Noten gestrichen mit rotem Buntstift. Siehe auch Korrektur zu </w:t>
+            </w:r>
+            <w:proofErr w:type="spellStart"/>
+            <w:r>
+              <w:rPr>
+                <w:rFonts w:ascii="Times New Roman" w:hAnsi="Times New Roman" w:cs="Times New Roman"/>
+                <w:i/>
+                <w:iCs/>
+                <w:sz w:val="20"/>
+                <w:szCs w:val="20"/>
+                <w:lang w:val="de-DE"/>
+              </w:rPr>
+              <w:t>pizz</w:t>
+            </w:r>
+            <w:proofErr w:type="spellEnd"/>
+            <w:r>
+              <w:rPr>
+                <w:rFonts w:ascii="Times New Roman" w:hAnsi="Times New Roman" w:cs="Times New Roman"/>
+                <w:sz w:val="20"/>
+                <w:szCs w:val="20"/>
+                <w:lang w:val="de-DE"/>
+              </w:rPr>
+              <w:t xml:space="preserve">[.] in T. 6 7/16. </w:t>
+            </w:r>
+          </w:p>
+        </w:tc>
+      </w:tr>
+      <w:tr>
+        <w:trPr>
+          <w:cantSplit/>
+        </w:trPr>
+        <w:tc>
+          <w:tcPr>
+            <w:tcW w:w="920" w:type="dxa"/>
+            <w:tcBorders>
+              <w:top w:val="single" w:sz="4" w:space="0" w:color="auto"/>
+              <w:left w:val="single" w:sz="4" w:space="0" w:color="auto"/>
+              <w:bottom w:val="single" w:sz="4" w:space="0" w:color="auto"/>
+              <w:right w:val="single" w:sz="4" w:space="0" w:color="auto"/>
+            </w:tcBorders>
+          </w:tcPr>
+          <w:p>
+            <w:pPr>
+              <w:spacing w:after="0" w:line="360" w:lineRule="auto"/>
+              <w:outlineLvl w:val="0"/>
+              <w:rPr>
+                <w:rFonts w:ascii="Times New Roman" w:hAnsi="Times New Roman" w:cs="Times New Roman"/>
+                <w:sz w:val="20"/>
+                <w:szCs w:val="20"/>
+                <w:lang w:val="de-DE"/>
+              </w:rPr>
+            </w:pPr>
+            <w:r>
+              <w:rPr>
+                <w:rFonts w:ascii="Times New Roman" w:hAnsi="Times New Roman" w:cs="Times New Roman"/>
+                <w:sz w:val="20"/>
+                <w:szCs w:val="20"/>
+                <w:lang w:val="de-DE"/>
+              </w:rPr>
+              <w:t>6</w:t>
+            </w:r>
+          </w:p>
+          <w:p>
+            <w:pPr>
+              <w:spacing w:after="0" w:line="360" w:lineRule="auto"/>
+              <w:outlineLvl w:val="0"/>
+              <w:rPr>
+                <w:rFonts w:ascii="Times New Roman" w:hAnsi="Times New Roman" w:cs="Times New Roman"/>
+                <w:sz w:val="20"/>
+                <w:szCs w:val="20"/>
+                <w:lang w:val="de-DE"/>
+              </w:rPr>
+            </w:pPr>
+            <w:r>
+              <w:rPr>
+                <w:rFonts w:ascii="Times New Roman" w:hAnsi="Times New Roman" w:cs="Times New Roman"/>
+                <w:sz w:val="20"/>
+                <w:szCs w:val="20"/>
+                <w:lang w:val="de-DE"/>
+              </w:rPr>
+              <w:t>bis 7</w:t>
+            </w:r>
+          </w:p>
+        </w:tc>
+        <w:tc>
+          <w:tcPr>
+            <w:tcW w:w="1134" w:type="dxa"/>
+            <w:tcBorders>
+              <w:top w:val="single" w:sz="4" w:space="0" w:color="auto"/>
+              <w:left w:val="single" w:sz="4" w:space="0" w:color="auto"/>
+              <w:bottom w:val="single" w:sz="4" w:space="0" w:color="auto"/>
+              <w:right w:val="single" w:sz="4" w:space="0" w:color="auto"/>
+            </w:tcBorders>
+          </w:tcPr>
+          <w:p>
+            <w:pPr>
+              <w:spacing w:after="0" w:line="360" w:lineRule="auto"/>
+              <w:outlineLvl w:val="0"/>
+              <w:rPr>
+                <w:rFonts w:ascii="Times New Roman" w:hAnsi="Times New Roman" w:cs="Times New Roman"/>
+                <w:sz w:val="20"/>
+                <w:szCs w:val="20"/>
+                <w:lang w:val="de-DE"/>
+              </w:rPr>
+            </w:pPr>
+          </w:p>
+        </w:tc>
+        <w:tc>
+          <w:tcPr>
+            <w:tcW w:w="1278" w:type="dxa"/>
+            <w:tcBorders>
+              <w:top w:val="single" w:sz="4" w:space="0" w:color="auto"/>
+              <w:left w:val="single" w:sz="4" w:space="0" w:color="auto"/>
+              <w:bottom w:val="single" w:sz="4" w:space="0" w:color="auto"/>
+              <w:right w:val="single" w:sz="4" w:space="0" w:color="auto"/>
+            </w:tcBorders>
+          </w:tcPr>
+          <w:p>
+            <w:pPr>
+              <w:spacing w:after="0" w:line="360" w:lineRule="auto"/>
+              <w:outlineLvl w:val="0"/>
+              <w:rPr>
+                <w:rFonts w:ascii="Times New Roman" w:hAnsi="Times New Roman" w:cs="Times New Roman"/>
+                <w:sz w:val="20"/>
+                <w:szCs w:val="20"/>
+                <w:lang w:val="de-DE"/>
+              </w:rPr>
+            </w:pPr>
+            <w:r>
+              <w:rPr>
+                <w:rFonts w:ascii="Times New Roman" w:hAnsi="Times New Roman" w:cs="Times New Roman"/>
+                <w:sz w:val="20"/>
+                <w:szCs w:val="20"/>
+                <w:lang w:val="de-DE"/>
+              </w:rPr>
+              <w:t>(9/16)</w:t>
+            </w:r>
+          </w:p>
+          <w:p>
+            <w:pPr>
+              <w:spacing w:after="0" w:line="360" w:lineRule="auto"/>
+              <w:outlineLvl w:val="0"/>
+              <w:rPr>
+                <w:rFonts w:ascii="Times New Roman" w:hAnsi="Times New Roman" w:cs="Times New Roman"/>
+                <w:sz w:val="20"/>
+                <w:szCs w:val="20"/>
+                <w:lang w:val="de-DE"/>
+              </w:rPr>
+            </w:pPr>
+            <w:r>
+              <w:rPr>
+                <w:rFonts w:ascii="Times New Roman" w:hAnsi="Times New Roman" w:cs="Times New Roman"/>
+                <w:sz w:val="20"/>
+                <w:szCs w:val="20"/>
+                <w:lang w:val="de-DE"/>
+              </w:rPr>
+              <w:t>(5/8)</w:t>
+            </w:r>
+          </w:p>
+        </w:tc>
+        <w:tc>
+          <w:tcPr>
+            <w:tcW w:w="5880" w:type="dxa"/>
+            <w:tcBorders>
+              <w:top w:val="single" w:sz="4" w:space="0" w:color="auto"/>
+              <w:left w:val="single" w:sz="4" w:space="0" w:color="auto"/>
+              <w:bottom w:val="single" w:sz="4" w:space="0" w:color="auto"/>
+              <w:right w:val="single" w:sz="4" w:space="0" w:color="auto"/>
+            </w:tcBorders>
+          </w:tcPr>
+          <w:p>
+            <w:pPr>
+              <w:spacing w:after="0" w:line="360" w:lineRule="auto"/>
+              <w:outlineLvl w:val="0"/>
+              <w:rPr>
+                <w:rFonts w:ascii="Times New Roman" w:hAnsi="Times New Roman" w:cs="Times New Roman"/>
+                <w:sz w:val="20"/>
+                <w:szCs w:val="20"/>
+                <w:lang w:val="de-DE"/>
+              </w:rPr>
+            </w:pPr>
+            <w:r>
+              <w:rPr>
+                <w:rFonts w:ascii="Times New Roman" w:hAnsi="Times New Roman" w:cs="Times New Roman"/>
+                <w:sz w:val="20"/>
+                <w:szCs w:val="20"/>
+                <w:lang w:val="de-DE"/>
+              </w:rPr>
+              <w:t xml:space="preserve">Zuerst: </w:t>
+            </w:r>
+            <w:proofErr w:type="spellStart"/>
+            <w:r>
+              <w:rPr>
+                <w:rFonts w:ascii="Times New Roman" w:hAnsi="Times New Roman" w:cs="Times New Roman"/>
+                <w:i/>
+                <w:iCs/>
+                <w:sz w:val="20"/>
+                <w:szCs w:val="20"/>
+                <w:lang w:val="de-DE"/>
+              </w:rPr>
+              <w:t>rit</w:t>
+            </w:r>
+            <w:proofErr w:type="spellEnd"/>
+            <w:r>
+              <w:rPr>
+                <w:rFonts w:ascii="Times New Roman" w:hAnsi="Times New Roman" w:cs="Times New Roman"/>
+                <w:sz w:val="20"/>
+                <w:szCs w:val="20"/>
+                <w:lang w:val="de-DE"/>
+              </w:rPr>
+              <w:t>[.]</w:t>
+            </w:r>
+            <w:r>
+              <w:rPr>
+                <w:rFonts w:ascii="Times New Roman" w:hAnsi="Times New Roman" w:cs="Times New Roman"/>
+                <w:i/>
+                <w:iCs/>
+                <w:sz w:val="20"/>
+                <w:szCs w:val="20"/>
+                <w:lang w:val="de-DE"/>
+              </w:rPr>
+              <w:t xml:space="preserve"> - - - langsamer</w:t>
+            </w:r>
+            <w:r>
+              <w:rPr>
+                <w:rFonts w:ascii="Times New Roman" w:hAnsi="Times New Roman" w:cs="Times New Roman"/>
+                <w:sz w:val="20"/>
+                <w:szCs w:val="20"/>
+                <w:lang w:val="de-DE"/>
+              </w:rPr>
+              <w:t xml:space="preserve"> </w:t>
+            </w:r>
+            <w:r>
+              <w:rPr>
+                <w:rFonts w:ascii="Times New Roman" w:hAnsi="Times New Roman" w:cs="Times New Roman"/>
+                <w:sz w:val="20"/>
+                <w:szCs w:val="20"/>
+                <w:lang w:val="de-DE"/>
+              </w:rPr>
+              <w:t xml:space="preserve">(wie Textfassung 3) </w:t>
+            </w:r>
+            <w:r>
+              <w:rPr>
+                <w:rFonts w:ascii="Times New Roman" w:hAnsi="Times New Roman" w:cs="Times New Roman"/>
+                <w:sz w:val="20"/>
+                <w:szCs w:val="20"/>
+                <w:lang w:val="de-DE"/>
+              </w:rPr>
+              <w:t>hinzugefügt mit Bleistift</w:t>
+            </w:r>
+            <w:r>
+              <w:rPr>
+                <w:rFonts w:ascii="Times New Roman" w:hAnsi="Times New Roman" w:cs="Times New Roman"/>
+                <w:sz w:val="20"/>
+                <w:szCs w:val="20"/>
+                <w:lang w:val="de-DE"/>
+              </w:rPr>
+              <w:t>; dann:</w:t>
+            </w:r>
+            <w:r>
+              <w:rPr>
+                <w:rFonts w:ascii="Times New Roman" w:hAnsi="Times New Roman" w:cs="Times New Roman"/>
+                <w:sz w:val="20"/>
+                <w:szCs w:val="20"/>
+                <w:lang w:val="de-DE"/>
+              </w:rPr>
+              <w:t xml:space="preserve"> </w:t>
+            </w:r>
+            <w:proofErr w:type="spellStart"/>
+            <w:r>
+              <w:rPr>
+                <w:rFonts w:ascii="Times New Roman" w:hAnsi="Times New Roman" w:cs="Times New Roman"/>
+                <w:i/>
+                <w:sz w:val="20"/>
+                <w:szCs w:val="20"/>
+                <w:lang w:val="de-DE"/>
+              </w:rPr>
+              <w:t>rit</w:t>
+            </w:r>
+            <w:proofErr w:type="spellEnd"/>
+            <w:r>
+              <w:rPr>
+                <w:rFonts w:ascii="Times New Roman" w:hAnsi="Times New Roman" w:cs="Times New Roman"/>
+                <w:sz w:val="20"/>
+                <w:szCs w:val="20"/>
+                <w:lang w:val="de-DE"/>
+              </w:rPr>
+              <w:t>[.] nachgezogen mit rotem Buntstift.</w:t>
+            </w:r>
+          </w:p>
+        </w:tc>
+      </w:tr>
+      <w:tr>
+        <w:trPr>
+          <w:cantSplit/>
+        </w:trPr>
+        <w:tc>
+          <w:tcPr>
+            <w:tcW w:w="920" w:type="dxa"/>
+            <w:tcBorders>
+              <w:top w:val="single" w:sz="4" w:space="0" w:color="auto"/>
+              <w:left w:val="single" w:sz="4" w:space="0" w:color="auto"/>
+              <w:bottom w:val="single" w:sz="4" w:space="0" w:color="auto"/>
+              <w:right w:val="single" w:sz="4" w:space="0" w:color="auto"/>
+            </w:tcBorders>
+          </w:tcPr>
+          <w:p>
+            <w:pPr>
+              <w:spacing w:after="0" w:line="360" w:lineRule="auto"/>
+              <w:outlineLvl w:val="0"/>
+              <w:rPr>
+                <w:rFonts w:ascii="Times New Roman" w:hAnsi="Times New Roman" w:cs="Times New Roman"/>
+                <w:sz w:val="20"/>
+                <w:szCs w:val="20"/>
+              </w:rPr>
+            </w:pPr>
+            <w:r>
+              <w:rPr>
+                <w:rFonts w:ascii="Times New Roman" w:hAnsi="Times New Roman" w:cs="Times New Roman"/>
+                <w:sz w:val="20"/>
+                <w:szCs w:val="20"/>
+              </w:rPr>
+              <w:t>6</w:t>
+            </w:r>
+          </w:p>
+        </w:tc>
+        <w:tc>
+          <w:tcPr>
+            <w:tcW w:w="1134" w:type="dxa"/>
+            <w:tcBorders>
+              <w:top w:val="single" w:sz="4" w:space="0" w:color="auto"/>
+              <w:left w:val="single" w:sz="4" w:space="0" w:color="auto"/>
+              <w:bottom w:val="single" w:sz="4" w:space="0" w:color="auto"/>
+              <w:right w:val="single" w:sz="4" w:space="0" w:color="auto"/>
+            </w:tcBorders>
+          </w:tcPr>
+          <w:p>
+            <w:pPr>
+              <w:spacing w:after="0" w:line="360" w:lineRule="auto"/>
+              <w:outlineLvl w:val="0"/>
+              <w:rPr>
+                <w:rFonts w:ascii="Times New Roman" w:hAnsi="Times New Roman" w:cs="Times New Roman"/>
+                <w:sz w:val="20"/>
+                <w:szCs w:val="20"/>
+                <w:lang w:val="de-DE"/>
+              </w:rPr>
+            </w:pPr>
+            <w:r>
+              <w:rPr>
+                <w:rFonts w:ascii="Times New Roman" w:hAnsi="Times New Roman" w:cs="Times New Roman"/>
+                <w:sz w:val="20"/>
+                <w:szCs w:val="20"/>
+                <w:lang w:val="de-DE"/>
+              </w:rPr>
+              <w:t>Klav. u.</w:t>
+            </w:r>
+          </w:p>
+        </w:tc>
+        <w:tc>
+          <w:tcPr>
+            <w:tcW w:w="1278" w:type="dxa"/>
+            <w:tcBorders>
+              <w:top w:val="single" w:sz="4" w:space="0" w:color="auto"/>
+              <w:left w:val="single" w:sz="4" w:space="0" w:color="auto"/>
+              <w:bottom w:val="single" w:sz="4" w:space="0" w:color="auto"/>
+              <w:right w:val="single" w:sz="4" w:space="0" w:color="auto"/>
+            </w:tcBorders>
+          </w:tcPr>
+          <w:p>
+            <w:pPr>
+              <w:spacing w:after="0" w:line="360" w:lineRule="auto"/>
+              <w:outlineLvl w:val="0"/>
+              <w:rPr>
+                <w:rFonts w:ascii="Times New Roman" w:hAnsi="Times New Roman" w:cs="Times New Roman"/>
+                <w:sz w:val="20"/>
+                <w:szCs w:val="20"/>
+                <w:lang w:val="de-DE"/>
+              </w:rPr>
+            </w:pPr>
+            <w:r>
+              <w:rPr>
+                <w:rFonts w:ascii="Times New Roman" w:hAnsi="Times New Roman" w:cs="Times New Roman"/>
+                <w:sz w:val="20"/>
+                <w:szCs w:val="20"/>
+                <w:lang w:val="de-DE"/>
+              </w:rPr>
+              <w:t>4. Note</w:t>
+            </w:r>
+          </w:p>
+        </w:tc>
+        <w:tc>
+          <w:tcPr>
+            <w:tcW w:w="5880" w:type="dxa"/>
+            <w:tcBorders>
+              <w:top w:val="single" w:sz="4" w:space="0" w:color="auto"/>
+              <w:left w:val="single" w:sz="4" w:space="0" w:color="auto"/>
+              <w:bottom w:val="single" w:sz="4" w:space="0" w:color="auto"/>
+              <w:right w:val="single" w:sz="4" w:space="0" w:color="auto"/>
+            </w:tcBorders>
+          </w:tcPr>
+          <w:p>
+            <w:pPr>
+              <w:spacing w:after="0" w:line="360" w:lineRule="auto"/>
+              <w:outlineLvl w:val="0"/>
+              <w:rPr>
+                <w:rFonts w:ascii="Times New Roman" w:hAnsi="Times New Roman" w:cs="Times New Roman"/>
+                <w:sz w:val="20"/>
+                <w:szCs w:val="20"/>
+                <w:lang w:val="de-DE"/>
+              </w:rPr>
+            </w:pPr>
+            <w:proofErr w:type="spellStart"/>
+            <w:r>
+              <w:rPr>
+                <w:rFonts w:ascii="Times New Roman" w:hAnsi="Times New Roman" w:cs="Times New Roman"/>
+                <w:i/>
+                <w:sz w:val="20"/>
+                <w:szCs w:val="20"/>
+                <w:lang w:val="de-DE"/>
+              </w:rPr>
+              <w:t>etc</w:t>
+            </w:r>
+            <w:proofErr w:type="spellEnd"/>
+            <w:r>
+              <w:rPr>
+                <w:rFonts w:ascii="Times New Roman" w:hAnsi="Times New Roman" w:cs="Times New Roman"/>
+                <w:sz w:val="20"/>
+                <w:szCs w:val="20"/>
+                <w:lang w:val="de-DE"/>
+              </w:rPr>
+              <w:t xml:space="preserve">[.] (?) hinzugefügt mit rotem Buntstift. Siehe Korrektur Klav. (1/2): Unterstimmenschicht 1.–3. Note. </w:t>
+            </w:r>
+          </w:p>
+        </w:tc>
+      </w:tr>
+      <w:tr>
+        <w:trPr>
+          <w:cantSplit/>
+        </w:trPr>
+        <w:tc>
+          <w:tcPr>
+            <w:tcW w:w="920" w:type="dxa"/>
+            <w:tcBorders>
+              <w:top w:val="single" w:sz="4" w:space="0" w:color="auto"/>
+              <w:left w:val="single" w:sz="4" w:space="0" w:color="auto"/>
+              <w:bottom w:val="single" w:sz="4" w:space="0" w:color="auto"/>
+              <w:right w:val="single" w:sz="4" w:space="0" w:color="auto"/>
+            </w:tcBorders>
+          </w:tcPr>
+          <w:p>
+            <w:pPr>
+              <w:spacing w:after="0" w:line="360" w:lineRule="auto"/>
+              <w:outlineLvl w:val="0"/>
+              <w:rPr>
+                <w:rFonts w:ascii="Times New Roman" w:hAnsi="Times New Roman" w:cs="Times New Roman"/>
+                <w:sz w:val="20"/>
+                <w:szCs w:val="20"/>
+                <w:lang w:val="de-DE"/>
+              </w:rPr>
+            </w:pPr>
+            <w:r>
+              <w:rPr>
+                <w:rFonts w:ascii="Times New Roman" w:hAnsi="Times New Roman" w:cs="Times New Roman"/>
+                <w:sz w:val="20"/>
+                <w:szCs w:val="20"/>
+                <w:lang w:val="de-DE"/>
+              </w:rPr>
+              <w:t>7</w:t>
+            </w:r>
+          </w:p>
+        </w:tc>
+        <w:tc>
+          <w:tcPr>
+            <w:tcW w:w="1134" w:type="dxa"/>
+            <w:tcBorders>
+              <w:top w:val="single" w:sz="4" w:space="0" w:color="auto"/>
+              <w:left w:val="single" w:sz="4" w:space="0" w:color="auto"/>
+              <w:bottom w:val="single" w:sz="4" w:space="0" w:color="auto"/>
+              <w:right w:val="single" w:sz="4" w:space="0" w:color="auto"/>
+            </w:tcBorders>
+          </w:tcPr>
+          <w:p>
+            <w:pPr>
+              <w:spacing w:after="0" w:line="360" w:lineRule="auto"/>
+              <w:outlineLvl w:val="0"/>
+              <w:rPr>
+                <w:rFonts w:ascii="Times New Roman" w:hAnsi="Times New Roman" w:cs="Times New Roman"/>
+                <w:sz w:val="20"/>
+                <w:szCs w:val="20"/>
+                <w:lang w:val="de-DE"/>
+              </w:rPr>
+            </w:pPr>
+            <w:r>
+              <w:rPr>
+                <w:rFonts w:ascii="Times New Roman" w:hAnsi="Times New Roman" w:cs="Times New Roman"/>
+                <w:sz w:val="20"/>
+                <w:szCs w:val="20"/>
+                <w:lang w:val="de-DE"/>
+              </w:rPr>
+              <w:t>Gg.</w:t>
+            </w:r>
+          </w:p>
+        </w:tc>
+        <w:tc>
+          <w:tcPr>
+            <w:tcW w:w="1278" w:type="dxa"/>
+            <w:tcBorders>
+              <w:top w:val="single" w:sz="4" w:space="0" w:color="auto"/>
+              <w:left w:val="single" w:sz="4" w:space="0" w:color="auto"/>
+              <w:bottom w:val="single" w:sz="4" w:space="0" w:color="auto"/>
+              <w:right w:val="single" w:sz="4" w:space="0" w:color="auto"/>
+            </w:tcBorders>
+          </w:tcPr>
+          <w:p>
+            <w:pPr>
+              <w:spacing w:after="0" w:line="360" w:lineRule="auto"/>
+              <w:outlineLvl w:val="0"/>
+              <w:rPr>
+                <w:rFonts w:ascii="Times New Roman" w:hAnsi="Times New Roman" w:cs="Times New Roman"/>
+                <w:sz w:val="20"/>
+                <w:szCs w:val="20"/>
+                <w:lang w:val="de-DE"/>
+              </w:rPr>
+            </w:pPr>
+            <w:r>
+              <w:rPr>
+                <w:rFonts w:ascii="Times New Roman" w:hAnsi="Times New Roman" w:cs="Times New Roman"/>
+                <w:sz w:val="20"/>
+                <w:szCs w:val="20"/>
+                <w:lang w:val="de-DE"/>
+              </w:rPr>
+              <w:t>3–8/16</w:t>
+            </w:r>
+          </w:p>
+        </w:tc>
+        <w:tc>
+          <w:tcPr>
+            <w:tcW w:w="5880" w:type="dxa"/>
+            <w:tcBorders>
+              <w:top w:val="single" w:sz="4" w:space="0" w:color="auto"/>
+              <w:left w:val="single" w:sz="4" w:space="0" w:color="auto"/>
+              <w:bottom w:val="single" w:sz="4" w:space="0" w:color="auto"/>
+              <w:right w:val="single" w:sz="4" w:space="0" w:color="auto"/>
+            </w:tcBorders>
+          </w:tcPr>
+          <w:p>
+            <w:pPr>
+              <w:spacing w:after="0" w:line="360" w:lineRule="auto"/>
+              <w:outlineLvl w:val="0"/>
+              <w:rPr>
+                <w:rFonts w:ascii="Times New Roman" w:hAnsi="Times New Roman" w:cs="Times New Roman"/>
+                <w:sz w:val="20"/>
+                <w:szCs w:val="20"/>
+                <w:lang w:val="de-DE"/>
+              </w:rPr>
+            </w:pPr>
+            <w:r>
+              <w:rPr>
+                <w:rFonts w:ascii="Times New Roman" w:hAnsi="Times New Roman" w:cs="Times New Roman"/>
+                <w:sz w:val="20"/>
+                <w:szCs w:val="20"/>
+                <w:lang w:val="de-DE"/>
+              </w:rPr>
+              <w:t>Decrescendogabel (siehe Textfassung 3: 4–8/16) hinzugefügt mit rotem Buntstift.</w:t>
+            </w:r>
+          </w:p>
+        </w:tc>
+      </w:tr>
+      <w:tr>
+        <w:trPr>
+          <w:cantSplit/>
+        </w:trPr>
+        <w:tc>
+          <w:tcPr>
+            <w:tcW w:w="920" w:type="dxa"/>
+            <w:tcBorders>
+              <w:top w:val="single" w:sz="4" w:space="0" w:color="auto"/>
+              <w:left w:val="single" w:sz="4" w:space="0" w:color="auto"/>
+              <w:bottom w:val="single" w:sz="4" w:space="0" w:color="auto"/>
+              <w:right w:val="single" w:sz="4" w:space="0" w:color="auto"/>
+            </w:tcBorders>
+          </w:tcPr>
+          <w:p>
+            <w:pPr>
+              <w:spacing w:after="0" w:line="360" w:lineRule="auto"/>
+              <w:outlineLvl w:val="0"/>
+              <w:rPr>
+                <w:rFonts w:ascii="Times New Roman" w:hAnsi="Times New Roman" w:cs="Times New Roman"/>
+                <w:sz w:val="20"/>
+                <w:szCs w:val="20"/>
+                <w:lang w:val="de-DE"/>
+              </w:rPr>
+            </w:pPr>
+            <w:r>
+              <w:rPr>
+                <w:rFonts w:ascii="Times New Roman" w:hAnsi="Times New Roman" w:cs="Times New Roman"/>
+                <w:sz w:val="20"/>
+                <w:szCs w:val="20"/>
+                <w:lang w:val="de-DE"/>
+              </w:rPr>
+              <w:t>7</w:t>
+            </w:r>
+          </w:p>
+        </w:tc>
+        <w:tc>
+          <w:tcPr>
+            <w:tcW w:w="1134" w:type="dxa"/>
+            <w:tcBorders>
+              <w:top w:val="single" w:sz="4" w:space="0" w:color="auto"/>
+              <w:left w:val="single" w:sz="4" w:space="0" w:color="auto"/>
+              <w:bottom w:val="single" w:sz="4" w:space="0" w:color="auto"/>
+              <w:right w:val="single" w:sz="4" w:space="0" w:color="auto"/>
+            </w:tcBorders>
+          </w:tcPr>
+          <w:p>
+            <w:pPr>
+              <w:spacing w:after="0" w:line="360" w:lineRule="auto"/>
+              <w:outlineLvl w:val="0"/>
+              <w:rPr>
+                <w:rFonts w:ascii="Times New Roman" w:hAnsi="Times New Roman" w:cs="Times New Roman"/>
+                <w:sz w:val="20"/>
+                <w:szCs w:val="20"/>
+                <w:lang w:val="de-DE"/>
+              </w:rPr>
+            </w:pPr>
+            <w:r>
+              <w:rPr>
+                <w:rFonts w:ascii="Times New Roman" w:hAnsi="Times New Roman" w:cs="Times New Roman"/>
+                <w:sz w:val="20"/>
+                <w:szCs w:val="20"/>
+                <w:lang w:val="de-DE"/>
+              </w:rPr>
+              <w:t xml:space="preserve">Klav. </w:t>
+            </w:r>
+          </w:p>
+        </w:tc>
+        <w:tc>
+          <w:tcPr>
+            <w:tcW w:w="1278" w:type="dxa"/>
+            <w:tcBorders>
+              <w:top w:val="single" w:sz="4" w:space="0" w:color="auto"/>
+              <w:left w:val="single" w:sz="4" w:space="0" w:color="auto"/>
+              <w:bottom w:val="single" w:sz="4" w:space="0" w:color="auto"/>
+              <w:right w:val="single" w:sz="4" w:space="0" w:color="auto"/>
+            </w:tcBorders>
+          </w:tcPr>
+          <w:p>
+            <w:pPr>
+              <w:spacing w:after="0" w:line="360" w:lineRule="auto"/>
+              <w:outlineLvl w:val="0"/>
+              <w:rPr>
+                <w:rFonts w:ascii="Times New Roman" w:hAnsi="Times New Roman" w:cs="Times New Roman"/>
+                <w:sz w:val="20"/>
+                <w:szCs w:val="20"/>
+                <w:lang w:val="de-DE"/>
+              </w:rPr>
+            </w:pPr>
+            <w:r>
+              <w:rPr>
+                <w:rFonts w:ascii="Times New Roman" w:hAnsi="Times New Roman" w:cs="Times New Roman"/>
+                <w:sz w:val="20"/>
+                <w:szCs w:val="20"/>
+                <w:lang w:val="de-DE"/>
+              </w:rPr>
+              <w:t>(2/4)</w:t>
+            </w:r>
+          </w:p>
+        </w:tc>
+        <w:tc>
+          <w:tcPr>
+            <w:tcW w:w="5880" w:type="dxa"/>
+            <w:tcBorders>
+              <w:top w:val="single" w:sz="4" w:space="0" w:color="auto"/>
+              <w:left w:val="single" w:sz="4" w:space="0" w:color="auto"/>
+              <w:bottom w:val="single" w:sz="4" w:space="0" w:color="auto"/>
+              <w:right w:val="single" w:sz="4" w:space="0" w:color="auto"/>
+            </w:tcBorders>
+          </w:tcPr>
+          <w:p>
+            <w:pPr>
+              <w:spacing w:after="0" w:line="360" w:lineRule="auto"/>
+              <w:outlineLvl w:val="0"/>
+              <w:rPr>
+                <w:rFonts w:ascii="Times New Roman" w:hAnsi="Times New Roman" w:cs="Times New Roman"/>
+                <w:sz w:val="20"/>
+                <w:szCs w:val="20"/>
+                <w:lang w:val="de-DE"/>
+              </w:rPr>
+            </w:pPr>
+            <w:proofErr w:type="spellStart"/>
+            <w:r>
+              <w:rPr>
+                <w:rFonts w:ascii="Times New Roman" w:hAnsi="Times New Roman" w:cs="Times New Roman"/>
+                <w:i/>
+                <w:sz w:val="20"/>
+                <w:szCs w:val="20"/>
+                <w:lang w:val="de-DE"/>
+              </w:rPr>
+              <w:t>rit</w:t>
+            </w:r>
+            <w:proofErr w:type="spellEnd"/>
+            <w:r>
+              <w:rPr>
+                <w:rFonts w:ascii="Times New Roman" w:hAnsi="Times New Roman" w:cs="Times New Roman"/>
+                <w:sz w:val="20"/>
+                <w:szCs w:val="20"/>
+                <w:lang w:val="de-DE"/>
+              </w:rPr>
+              <w:t xml:space="preserve">[.] hinzugefügt mit Bleistift. Siehe Korrektur in T. 6 (9/16) bis T. 7 (5/8). </w:t>
+            </w:r>
+          </w:p>
+        </w:tc>
+      </w:tr>
+      <w:tr>
+        <w:trPr>
+          <w:cantSplit/>
+        </w:trPr>
+        <w:tc>
+          <w:tcPr>
+            <w:tcW w:w="920" w:type="dxa"/>
+            <w:tcBorders>
+              <w:top w:val="single" w:sz="4" w:space="0" w:color="auto"/>
+              <w:left w:val="single" w:sz="4" w:space="0" w:color="auto"/>
+              <w:bottom w:val="single" w:sz="4" w:space="0" w:color="auto"/>
+              <w:right w:val="single" w:sz="4" w:space="0" w:color="auto"/>
+            </w:tcBorders>
+          </w:tcPr>
+          <w:p>
+            <w:pPr>
+              <w:spacing w:after="0" w:line="360" w:lineRule="auto"/>
+              <w:outlineLvl w:val="0"/>
+              <w:rPr>
+                <w:rFonts w:ascii="Times New Roman" w:hAnsi="Times New Roman" w:cs="Times New Roman"/>
+                <w:sz w:val="20"/>
+                <w:szCs w:val="20"/>
+                <w:lang w:val="de-DE"/>
+              </w:rPr>
+            </w:pPr>
+            <w:r>
+              <w:rPr>
+                <w:rFonts w:ascii="Times New Roman" w:hAnsi="Times New Roman" w:cs="Times New Roman"/>
+                <w:sz w:val="20"/>
+                <w:szCs w:val="20"/>
+                <w:lang w:val="de-DE"/>
+              </w:rPr>
+              <w:t>7</w:t>
+            </w:r>
+          </w:p>
+        </w:tc>
+        <w:tc>
+          <w:tcPr>
+            <w:tcW w:w="1134" w:type="dxa"/>
+            <w:tcBorders>
+              <w:top w:val="single" w:sz="4" w:space="0" w:color="auto"/>
+              <w:left w:val="single" w:sz="4" w:space="0" w:color="auto"/>
+              <w:bottom w:val="single" w:sz="4" w:space="0" w:color="auto"/>
+              <w:right w:val="single" w:sz="4" w:space="0" w:color="auto"/>
+            </w:tcBorders>
+          </w:tcPr>
+          <w:p>
+            <w:pPr>
+              <w:spacing w:after="0" w:line="360" w:lineRule="auto"/>
+              <w:outlineLvl w:val="0"/>
+              <w:rPr>
+                <w:rFonts w:ascii="Times New Roman" w:hAnsi="Times New Roman" w:cs="Times New Roman"/>
+                <w:sz w:val="20"/>
+                <w:szCs w:val="20"/>
+                <w:lang w:val="de-DE"/>
+              </w:rPr>
+            </w:pPr>
+            <w:r>
+              <w:rPr>
+                <w:rFonts w:ascii="Times New Roman" w:hAnsi="Times New Roman" w:cs="Times New Roman"/>
+                <w:sz w:val="20"/>
+                <w:szCs w:val="20"/>
+                <w:lang w:val="de-DE"/>
+              </w:rPr>
+              <w:t xml:space="preserve">Klav. </w:t>
+            </w:r>
+          </w:p>
+        </w:tc>
+        <w:tc>
+          <w:tcPr>
+            <w:tcW w:w="1278" w:type="dxa"/>
+            <w:tcBorders>
+              <w:top w:val="single" w:sz="4" w:space="0" w:color="auto"/>
+              <w:left w:val="single" w:sz="4" w:space="0" w:color="auto"/>
+              <w:bottom w:val="single" w:sz="4" w:space="0" w:color="auto"/>
+              <w:right w:val="single" w:sz="4" w:space="0" w:color="auto"/>
+            </w:tcBorders>
+          </w:tcPr>
+          <w:p>
+            <w:pPr>
+              <w:spacing w:after="0" w:line="360" w:lineRule="auto"/>
+              <w:outlineLvl w:val="0"/>
+              <w:rPr>
+                <w:rFonts w:ascii="Times New Roman" w:hAnsi="Times New Roman" w:cs="Times New Roman"/>
+                <w:sz w:val="20"/>
+                <w:szCs w:val="20"/>
+                <w:lang w:val="de-DE"/>
+              </w:rPr>
+            </w:pPr>
+            <w:r>
+              <w:rPr>
+                <w:rFonts w:ascii="Times New Roman" w:hAnsi="Times New Roman" w:cs="Times New Roman"/>
+                <w:sz w:val="20"/>
+                <w:szCs w:val="20"/>
+                <w:lang w:val="de-DE"/>
+              </w:rPr>
+              <w:t>5/8</w:t>
+            </w:r>
+          </w:p>
+        </w:tc>
+        <w:tc>
+          <w:tcPr>
+            <w:tcW w:w="5880" w:type="dxa"/>
+            <w:tcBorders>
+              <w:top w:val="single" w:sz="4" w:space="0" w:color="auto"/>
+              <w:left w:val="single" w:sz="4" w:space="0" w:color="auto"/>
+              <w:bottom w:val="single" w:sz="4" w:space="0" w:color="auto"/>
+              <w:right w:val="single" w:sz="4" w:space="0" w:color="auto"/>
+            </w:tcBorders>
+          </w:tcPr>
+          <w:p>
+            <w:pPr>
+              <w:spacing w:after="0" w:line="360" w:lineRule="auto"/>
+              <w:outlineLvl w:val="0"/>
+              <w:rPr>
+                <w:rFonts w:ascii="Times New Roman" w:hAnsi="Times New Roman" w:cs="Times New Roman"/>
+                <w:sz w:val="20"/>
+                <w:szCs w:val="20"/>
+                <w:lang w:val="de-DE"/>
+              </w:rPr>
+            </w:pPr>
+            <w:r>
+              <w:rPr>
+                <w:rFonts w:ascii="Times New Roman" w:hAnsi="Times New Roman" w:cs="Times New Roman"/>
+                <w:sz w:val="20"/>
+                <w:szCs w:val="20"/>
+                <w:lang w:val="de-DE"/>
+              </w:rPr>
+              <w:t>[#]fis/[a]h in Klav. u., h in Klav. o. gestrichen und [a] zu d</w:t>
+            </w:r>
+            <w:r>
+              <w:rPr>
+                <w:rFonts w:ascii="Times New Roman" w:hAnsi="Times New Roman" w:cs="Times New Roman"/>
+                <w:sz w:val="20"/>
+                <w:szCs w:val="20"/>
+                <w:vertAlign w:val="superscript"/>
+                <w:lang w:val="de-DE"/>
+              </w:rPr>
+              <w:t>1</w:t>
+            </w:r>
+            <w:r>
+              <w:rPr>
+                <w:rFonts w:ascii="Times New Roman" w:hAnsi="Times New Roman" w:cs="Times New Roman"/>
+                <w:sz w:val="20"/>
+                <w:szCs w:val="20"/>
+                <w:lang w:val="de-DE"/>
+              </w:rPr>
+              <w:t xml:space="preserve"> hinzugefügt sowie Ober- und Unterstimmenschicht zusammengehalst mit rotem Buntstift. (Siehe Textfassung 3.) </w:t>
+            </w:r>
+          </w:p>
+          <w:p>
+            <w:pPr>
+              <w:spacing w:after="0" w:line="360" w:lineRule="auto"/>
+              <w:outlineLvl w:val="0"/>
+              <w:rPr>
+                <w:rFonts w:ascii="Times New Roman" w:hAnsi="Times New Roman" w:cs="Times New Roman"/>
+                <w:sz w:val="20"/>
+                <w:szCs w:val="20"/>
+                <w:lang w:val="de-DE"/>
+              </w:rPr>
+            </w:pPr>
+            <w:r>
+              <w:rPr>
+                <w:rFonts w:ascii="Times New Roman" w:hAnsi="Times New Roman" w:cs="Times New Roman"/>
+                <w:sz w:val="20"/>
+                <w:szCs w:val="20"/>
+                <w:lang w:val="de-DE"/>
+              </w:rPr>
+              <w:t>[pp] (wie Textfassung 3) hinzugefügt mit rotem Buntstift.</w:t>
+            </w:r>
+          </w:p>
+        </w:tc>
+      </w:tr>
+      <w:tr>
+        <w:trPr>
+          <w:cantSplit/>
+        </w:trPr>
+        <w:tc>
+          <w:tcPr>
+            <w:tcW w:w="920" w:type="dxa"/>
+            <w:tcBorders>
+              <w:top w:val="single" w:sz="4" w:space="0" w:color="auto"/>
+              <w:left w:val="single" w:sz="4" w:space="0" w:color="auto"/>
+              <w:bottom w:val="single" w:sz="4" w:space="0" w:color="auto"/>
+              <w:right w:val="single" w:sz="4" w:space="0" w:color="auto"/>
+            </w:tcBorders>
+          </w:tcPr>
+          <w:p>
+            <w:pPr>
+              <w:spacing w:after="0" w:line="360" w:lineRule="auto"/>
+              <w:outlineLvl w:val="0"/>
+              <w:rPr>
+                <w:rFonts w:ascii="Times New Roman" w:hAnsi="Times New Roman" w:cs="Times New Roman"/>
+                <w:sz w:val="20"/>
+                <w:szCs w:val="20"/>
+                <w:lang w:val="de-DE"/>
+              </w:rPr>
+            </w:pPr>
+            <w:r>
+              <w:rPr>
+                <w:rFonts w:ascii="Times New Roman" w:hAnsi="Times New Roman" w:cs="Times New Roman"/>
+                <w:sz w:val="20"/>
+                <w:szCs w:val="20"/>
+                <w:lang w:val="de-DE"/>
+              </w:rPr>
+              <w:t>7</w:t>
+            </w:r>
+          </w:p>
+        </w:tc>
+        <w:tc>
+          <w:tcPr>
+            <w:tcW w:w="1134" w:type="dxa"/>
+            <w:tcBorders>
+              <w:top w:val="single" w:sz="4" w:space="0" w:color="auto"/>
+              <w:left w:val="single" w:sz="4" w:space="0" w:color="auto"/>
+              <w:bottom w:val="single" w:sz="4" w:space="0" w:color="auto"/>
+              <w:right w:val="single" w:sz="4" w:space="0" w:color="auto"/>
+            </w:tcBorders>
+          </w:tcPr>
+          <w:p>
+            <w:pPr>
+              <w:spacing w:after="0" w:line="360" w:lineRule="auto"/>
+              <w:outlineLvl w:val="0"/>
+              <w:rPr>
+                <w:rFonts w:ascii="Times New Roman" w:hAnsi="Times New Roman" w:cs="Times New Roman"/>
+                <w:sz w:val="20"/>
+                <w:szCs w:val="20"/>
+                <w:lang w:val="de-DE"/>
+              </w:rPr>
+            </w:pPr>
+            <w:r>
+              <w:rPr>
+                <w:rFonts w:ascii="Times New Roman" w:hAnsi="Times New Roman" w:cs="Times New Roman"/>
+                <w:sz w:val="20"/>
+                <w:szCs w:val="20"/>
+                <w:lang w:val="de-DE"/>
+              </w:rPr>
+              <w:t>Gg.</w:t>
+            </w:r>
+          </w:p>
+        </w:tc>
+        <w:tc>
+          <w:tcPr>
+            <w:tcW w:w="1278" w:type="dxa"/>
+            <w:tcBorders>
+              <w:top w:val="single" w:sz="4" w:space="0" w:color="auto"/>
+              <w:left w:val="single" w:sz="4" w:space="0" w:color="auto"/>
+              <w:bottom w:val="single" w:sz="4" w:space="0" w:color="auto"/>
+              <w:right w:val="single" w:sz="4" w:space="0" w:color="auto"/>
+            </w:tcBorders>
+          </w:tcPr>
+          <w:p>
+            <w:pPr>
+              <w:spacing w:after="0" w:line="360" w:lineRule="auto"/>
+              <w:outlineLvl w:val="0"/>
+              <w:rPr>
+                <w:rFonts w:ascii="Times New Roman" w:hAnsi="Times New Roman" w:cs="Times New Roman"/>
+                <w:sz w:val="20"/>
+                <w:szCs w:val="20"/>
+                <w:lang w:val="de-DE"/>
+              </w:rPr>
+            </w:pPr>
+            <w:r>
+              <w:rPr>
+                <w:rFonts w:ascii="Times New Roman" w:hAnsi="Times New Roman" w:cs="Times New Roman"/>
+                <w:sz w:val="20"/>
+                <w:szCs w:val="20"/>
+                <w:lang w:val="de-DE"/>
+              </w:rPr>
+              <w:t>9. Note</w:t>
+            </w:r>
+          </w:p>
+        </w:tc>
+        <w:tc>
+          <w:tcPr>
+            <w:tcW w:w="5880" w:type="dxa"/>
+            <w:tcBorders>
+              <w:top w:val="single" w:sz="4" w:space="0" w:color="auto"/>
+              <w:left w:val="single" w:sz="4" w:space="0" w:color="auto"/>
+              <w:bottom w:val="single" w:sz="4" w:space="0" w:color="auto"/>
+              <w:right w:val="single" w:sz="4" w:space="0" w:color="auto"/>
+            </w:tcBorders>
+          </w:tcPr>
+          <w:p>
+            <w:pPr>
+              <w:spacing w:after="0" w:line="360" w:lineRule="auto"/>
+              <w:outlineLvl w:val="0"/>
+              <w:rPr>
+                <w:rFonts w:ascii="Times New Roman" w:hAnsi="Times New Roman" w:cs="Times New Roman"/>
+                <w:sz w:val="20"/>
+                <w:szCs w:val="20"/>
+                <w:lang w:val="de-DE"/>
+              </w:rPr>
+            </w:pPr>
+            <w:r>
+              <w:rPr>
+                <w:rFonts w:ascii="Times New Roman" w:hAnsi="Times New Roman" w:cs="Times New Roman"/>
+                <w:i/>
+                <w:iCs/>
+                <w:sz w:val="20"/>
+                <w:szCs w:val="20"/>
+                <w:lang w:val="de-DE"/>
+              </w:rPr>
+              <w:t>wieder gewöhnlich</w:t>
+            </w:r>
+            <w:r>
+              <w:rPr>
+                <w:rFonts w:ascii="Times New Roman" w:hAnsi="Times New Roman" w:cs="Times New Roman"/>
+                <w:sz w:val="20"/>
+                <w:szCs w:val="20"/>
+                <w:lang w:val="de-DE"/>
+              </w:rPr>
+              <w:t xml:space="preserve"> (siehe Änderung von </w:t>
+            </w:r>
+            <w:r>
+              <w:rPr>
+                <w:rFonts w:ascii="Times New Roman" w:hAnsi="Times New Roman" w:cs="Times New Roman"/>
+                <w:i/>
+                <w:iCs/>
+                <w:sz w:val="20"/>
+                <w:szCs w:val="20"/>
+                <w:lang w:val="de-DE"/>
+              </w:rPr>
+              <w:t>am Steg</w:t>
+            </w:r>
+            <w:r>
+              <w:rPr>
+                <w:rFonts w:ascii="Times New Roman" w:hAnsi="Times New Roman" w:cs="Times New Roman"/>
+                <w:sz w:val="20"/>
+                <w:szCs w:val="20"/>
+                <w:lang w:val="de-DE"/>
+              </w:rPr>
+              <w:t xml:space="preserve"> in Korrektur in T. 6 7/16) gestrichen mit rotem Buntstift. </w:t>
+            </w:r>
+          </w:p>
+          <w:p>
+            <w:pPr>
+              <w:spacing w:after="0" w:line="360" w:lineRule="auto"/>
+              <w:outlineLvl w:val="0"/>
+              <w:rPr>
+                <w:rFonts w:ascii="Times New Roman" w:hAnsi="Times New Roman" w:cs="Times New Roman"/>
+                <w:sz w:val="20"/>
+                <w:szCs w:val="20"/>
+                <w:lang w:val="de-DE"/>
+              </w:rPr>
+            </w:pPr>
+            <w:r>
+              <w:rPr>
+                <w:rFonts w:ascii="Times New Roman" w:hAnsi="Times New Roman" w:cs="Times New Roman"/>
+                <w:i/>
+                <w:iCs/>
+                <w:sz w:val="20"/>
+                <w:szCs w:val="20"/>
+                <w:lang w:val="de-DE"/>
+              </w:rPr>
+              <w:t>sehr zart</w:t>
+            </w:r>
+            <w:r>
+              <w:rPr>
+                <w:rFonts w:ascii="Times New Roman" w:hAnsi="Times New Roman" w:cs="Times New Roman"/>
+                <w:sz w:val="20"/>
+                <w:szCs w:val="20"/>
+                <w:lang w:val="de-DE"/>
+              </w:rPr>
+              <w:t xml:space="preserve"> (wie Textfassung 3) hinzugefügt mit Bleistift (unter dem System) und rotem Buntstift (über dem System).</w:t>
+            </w:r>
+          </w:p>
+        </w:tc>
+      </w:tr>
+      <w:tr>
+        <w:trPr>
+          <w:cantSplit/>
+        </w:trPr>
+        <w:tc>
+          <w:tcPr>
+            <w:tcW w:w="920" w:type="dxa"/>
+            <w:tcBorders>
+              <w:top w:val="single" w:sz="4" w:space="0" w:color="auto"/>
+              <w:left w:val="single" w:sz="4" w:space="0" w:color="auto"/>
+              <w:bottom w:val="single" w:sz="4" w:space="0" w:color="auto"/>
+              <w:right w:val="single" w:sz="4" w:space="0" w:color="auto"/>
+            </w:tcBorders>
+          </w:tcPr>
+          <w:p>
+            <w:pPr>
+              <w:spacing w:after="0" w:line="360" w:lineRule="auto"/>
+              <w:outlineLvl w:val="0"/>
+              <w:rPr>
+                <w:rFonts w:ascii="Times New Roman" w:hAnsi="Times New Roman" w:cs="Times New Roman"/>
+                <w:sz w:val="20"/>
+                <w:szCs w:val="20"/>
+              </w:rPr>
+            </w:pPr>
+            <w:r>
+              <w:rPr>
+                <w:rFonts w:ascii="Times New Roman" w:hAnsi="Times New Roman" w:cs="Times New Roman"/>
+                <w:sz w:val="20"/>
+                <w:szCs w:val="20"/>
+              </w:rPr>
+              <w:t>7</w:t>
+            </w:r>
+          </w:p>
+        </w:tc>
+        <w:tc>
+          <w:tcPr>
+            <w:tcW w:w="1134" w:type="dxa"/>
+            <w:tcBorders>
+              <w:top w:val="single" w:sz="4" w:space="0" w:color="auto"/>
+              <w:left w:val="single" w:sz="4" w:space="0" w:color="auto"/>
+              <w:bottom w:val="single" w:sz="4" w:space="0" w:color="auto"/>
+              <w:right w:val="single" w:sz="4" w:space="0" w:color="auto"/>
+            </w:tcBorders>
+          </w:tcPr>
+          <w:p>
+            <w:pPr>
+              <w:spacing w:after="0" w:line="360" w:lineRule="auto"/>
+              <w:outlineLvl w:val="0"/>
+              <w:rPr>
+                <w:rFonts w:ascii="Times New Roman" w:hAnsi="Times New Roman" w:cs="Times New Roman"/>
+                <w:sz w:val="20"/>
+                <w:szCs w:val="20"/>
+                <w:lang w:val="de-DE"/>
+              </w:rPr>
+            </w:pPr>
+            <w:r>
+              <w:rPr>
+                <w:rFonts w:ascii="Times New Roman" w:hAnsi="Times New Roman" w:cs="Times New Roman"/>
+                <w:sz w:val="20"/>
+                <w:szCs w:val="20"/>
+                <w:lang w:val="de-DE"/>
+              </w:rPr>
+              <w:t xml:space="preserve">Gg. </w:t>
+            </w:r>
+          </w:p>
+        </w:tc>
+        <w:tc>
+          <w:tcPr>
+            <w:tcW w:w="1278" w:type="dxa"/>
+            <w:tcBorders>
+              <w:top w:val="single" w:sz="4" w:space="0" w:color="auto"/>
+              <w:left w:val="single" w:sz="4" w:space="0" w:color="auto"/>
+              <w:bottom w:val="single" w:sz="4" w:space="0" w:color="auto"/>
+              <w:right w:val="single" w:sz="4" w:space="0" w:color="auto"/>
+            </w:tcBorders>
+          </w:tcPr>
+          <w:p>
+            <w:pPr>
+              <w:spacing w:after="0" w:line="360" w:lineRule="auto"/>
+              <w:outlineLvl w:val="0"/>
+              <w:rPr>
+                <w:rFonts w:ascii="Times New Roman" w:hAnsi="Times New Roman" w:cs="Times New Roman"/>
+                <w:sz w:val="20"/>
+                <w:szCs w:val="20"/>
+                <w:lang w:val="de-DE"/>
+              </w:rPr>
+            </w:pPr>
+            <w:r>
+              <w:rPr>
+                <w:rFonts w:ascii="Times New Roman" w:hAnsi="Times New Roman" w:cs="Times New Roman"/>
+                <w:sz w:val="20"/>
+                <w:szCs w:val="20"/>
+                <w:lang w:val="de-DE"/>
+              </w:rPr>
+              <w:t>9.–12. Note</w:t>
+            </w:r>
+          </w:p>
+        </w:tc>
+        <w:tc>
+          <w:tcPr>
+            <w:tcW w:w="5880" w:type="dxa"/>
+            <w:tcBorders>
+              <w:top w:val="single" w:sz="4" w:space="0" w:color="auto"/>
+              <w:left w:val="single" w:sz="4" w:space="0" w:color="auto"/>
+              <w:bottom w:val="single" w:sz="4" w:space="0" w:color="auto"/>
+              <w:right w:val="single" w:sz="4" w:space="0" w:color="auto"/>
+            </w:tcBorders>
+          </w:tcPr>
+          <w:p>
+            <w:pPr>
+              <w:spacing w:after="0" w:line="360" w:lineRule="auto"/>
+              <w:outlineLvl w:val="0"/>
+              <w:rPr>
+                <w:rFonts w:ascii="Times New Roman" w:hAnsi="Times New Roman" w:cs="Times New Roman"/>
+                <w:sz w:val="20"/>
+                <w:szCs w:val="20"/>
+                <w:lang w:val="de-DE"/>
+              </w:rPr>
+            </w:pPr>
+            <w:r>
+              <w:rPr>
+                <w:rFonts w:ascii="Times New Roman" w:hAnsi="Times New Roman" w:cs="Times New Roman"/>
+                <w:sz w:val="20"/>
+                <w:szCs w:val="20"/>
+                <w:lang w:val="de-DE"/>
+              </w:rPr>
+              <w:t>Decrescendogabel (siehe Textfassung 3: bis T. 8 1. Note) hinzugefügt mit rotem Buntstift.</w:t>
+            </w:r>
+          </w:p>
+        </w:tc>
+      </w:tr>
+      <w:tr>
+        <w:trPr>
+          <w:cantSplit/>
+        </w:trPr>
+        <w:tc>
+          <w:tcPr>
+            <w:tcW w:w="920" w:type="dxa"/>
+            <w:tcBorders>
+              <w:top w:val="single" w:sz="4" w:space="0" w:color="auto"/>
+              <w:left w:val="single" w:sz="4" w:space="0" w:color="auto"/>
+              <w:bottom w:val="single" w:sz="4" w:space="0" w:color="auto"/>
+              <w:right w:val="single" w:sz="4" w:space="0" w:color="auto"/>
+            </w:tcBorders>
+          </w:tcPr>
+          <w:p>
+            <w:pPr>
+              <w:spacing w:after="0" w:line="360" w:lineRule="auto"/>
+              <w:outlineLvl w:val="0"/>
+              <w:rPr>
+                <w:rFonts w:ascii="Times New Roman" w:hAnsi="Times New Roman" w:cs="Times New Roman"/>
+                <w:sz w:val="20"/>
+                <w:szCs w:val="20"/>
+                <w:lang w:val="de-DE"/>
+              </w:rPr>
+            </w:pPr>
+            <w:r>
+              <w:rPr>
+                <w:rFonts w:ascii="Times New Roman" w:hAnsi="Times New Roman" w:cs="Times New Roman"/>
+                <w:sz w:val="20"/>
+                <w:szCs w:val="20"/>
+                <w:lang w:val="de-DE"/>
+              </w:rPr>
+              <w:t>8</w:t>
+            </w:r>
+          </w:p>
+        </w:tc>
+        <w:tc>
+          <w:tcPr>
+            <w:tcW w:w="1134" w:type="dxa"/>
+            <w:tcBorders>
+              <w:top w:val="single" w:sz="4" w:space="0" w:color="auto"/>
+              <w:left w:val="single" w:sz="4" w:space="0" w:color="auto"/>
+              <w:bottom w:val="single" w:sz="4" w:space="0" w:color="auto"/>
+              <w:right w:val="single" w:sz="4" w:space="0" w:color="auto"/>
+            </w:tcBorders>
+          </w:tcPr>
+          <w:p>
+            <w:pPr>
+              <w:spacing w:after="0" w:line="360" w:lineRule="auto"/>
+              <w:outlineLvl w:val="0"/>
+              <w:rPr>
+                <w:rFonts w:ascii="Times New Roman" w:hAnsi="Times New Roman" w:cs="Times New Roman"/>
+                <w:sz w:val="20"/>
+                <w:szCs w:val="20"/>
+                <w:lang w:val="de-DE"/>
+              </w:rPr>
+            </w:pPr>
+            <w:r>
+              <w:rPr>
+                <w:rFonts w:ascii="Times New Roman" w:hAnsi="Times New Roman" w:cs="Times New Roman"/>
+                <w:sz w:val="20"/>
+                <w:szCs w:val="20"/>
+                <w:lang w:val="de-DE"/>
+              </w:rPr>
+              <w:t>Gg.</w:t>
+            </w:r>
+          </w:p>
+        </w:tc>
+        <w:tc>
+          <w:tcPr>
+            <w:tcW w:w="1278" w:type="dxa"/>
+            <w:tcBorders>
+              <w:top w:val="single" w:sz="4" w:space="0" w:color="auto"/>
+              <w:left w:val="single" w:sz="4" w:space="0" w:color="auto"/>
+              <w:bottom w:val="single" w:sz="4" w:space="0" w:color="auto"/>
+              <w:right w:val="single" w:sz="4" w:space="0" w:color="auto"/>
+            </w:tcBorders>
+          </w:tcPr>
+          <w:p>
+            <w:pPr>
+              <w:spacing w:after="0" w:line="360" w:lineRule="auto"/>
+              <w:outlineLvl w:val="0"/>
+              <w:rPr>
+                <w:rFonts w:ascii="Times New Roman" w:hAnsi="Times New Roman" w:cs="Times New Roman"/>
+                <w:sz w:val="20"/>
+                <w:szCs w:val="20"/>
+                <w:lang w:val="de-DE"/>
+              </w:rPr>
+            </w:pPr>
+            <w:r>
+              <w:rPr>
+                <w:rFonts w:ascii="Times New Roman" w:hAnsi="Times New Roman" w:cs="Times New Roman"/>
+                <w:sz w:val="20"/>
+                <w:szCs w:val="20"/>
+                <w:lang w:val="de-DE"/>
+              </w:rPr>
+              <w:t>1. Note</w:t>
+            </w:r>
+          </w:p>
+        </w:tc>
+        <w:tc>
+          <w:tcPr>
+            <w:tcW w:w="5880" w:type="dxa"/>
+            <w:tcBorders>
+              <w:top w:val="single" w:sz="4" w:space="0" w:color="auto"/>
+              <w:left w:val="single" w:sz="4" w:space="0" w:color="auto"/>
+              <w:bottom w:val="single" w:sz="4" w:space="0" w:color="auto"/>
+              <w:right w:val="single" w:sz="4" w:space="0" w:color="auto"/>
+            </w:tcBorders>
+          </w:tcPr>
+          <w:p>
+            <w:pPr>
+              <w:spacing w:after="0" w:line="360" w:lineRule="auto"/>
+              <w:outlineLvl w:val="0"/>
+              <w:rPr>
+                <w:rFonts w:ascii="Times New Roman" w:hAnsi="Times New Roman" w:cs="Times New Roman"/>
+                <w:sz w:val="20"/>
+                <w:szCs w:val="20"/>
+                <w:lang w:val="de-DE"/>
+              </w:rPr>
+            </w:pPr>
+            <w:r>
+              <w:rPr>
+                <w:rFonts w:ascii="Times New Roman" w:hAnsi="Times New Roman" w:cs="Times New Roman"/>
+                <w:i/>
+                <w:iCs/>
+                <w:sz w:val="20"/>
+                <w:szCs w:val="20"/>
+                <w:lang w:val="de-DE"/>
+              </w:rPr>
+              <w:t>sehr gleichmäßig</w:t>
+            </w:r>
+            <w:r>
+              <w:rPr>
+                <w:rFonts w:ascii="Times New Roman" w:hAnsi="Times New Roman" w:cs="Times New Roman"/>
+                <w:sz w:val="20"/>
+                <w:szCs w:val="20"/>
+                <w:lang w:val="de-DE"/>
+              </w:rPr>
+              <w:t xml:space="preserve"> (siehe Textfassung 3: 2. Note) hinzugefügt mit rotem Buntstift.</w:t>
+            </w:r>
+          </w:p>
+        </w:tc>
+      </w:tr>
+      <w:tr>
+        <w:trPr>
+          <w:cantSplit/>
+        </w:trPr>
+        <w:tc>
+          <w:tcPr>
+            <w:tcW w:w="920" w:type="dxa"/>
+            <w:tcBorders>
+              <w:top w:val="single" w:sz="4" w:space="0" w:color="auto"/>
+              <w:left w:val="single" w:sz="4" w:space="0" w:color="auto"/>
+              <w:bottom w:val="single" w:sz="4" w:space="0" w:color="auto"/>
+              <w:right w:val="single" w:sz="4" w:space="0" w:color="auto"/>
+            </w:tcBorders>
+          </w:tcPr>
+          <w:p>
+            <w:pPr>
+              <w:spacing w:after="0" w:line="360" w:lineRule="auto"/>
+              <w:outlineLvl w:val="0"/>
+              <w:rPr>
+                <w:rFonts w:ascii="Times New Roman" w:hAnsi="Times New Roman" w:cs="Times New Roman"/>
+                <w:sz w:val="20"/>
+                <w:szCs w:val="20"/>
+                <w:lang w:val="de-DE"/>
+              </w:rPr>
+            </w:pPr>
+            <w:r>
+              <w:rPr>
+                <w:rFonts w:ascii="Times New Roman" w:hAnsi="Times New Roman" w:cs="Times New Roman"/>
+                <w:sz w:val="20"/>
+                <w:szCs w:val="20"/>
+                <w:lang w:val="de-DE"/>
+              </w:rPr>
+              <w:t>8</w:t>
+            </w:r>
+          </w:p>
+        </w:tc>
+        <w:tc>
+          <w:tcPr>
+            <w:tcW w:w="1134" w:type="dxa"/>
+            <w:tcBorders>
+              <w:top w:val="single" w:sz="4" w:space="0" w:color="auto"/>
+              <w:left w:val="single" w:sz="4" w:space="0" w:color="auto"/>
+              <w:bottom w:val="single" w:sz="4" w:space="0" w:color="auto"/>
+              <w:right w:val="single" w:sz="4" w:space="0" w:color="auto"/>
+            </w:tcBorders>
+          </w:tcPr>
+          <w:p>
+            <w:pPr>
+              <w:spacing w:after="0" w:line="360" w:lineRule="auto"/>
+              <w:outlineLvl w:val="0"/>
+              <w:rPr>
+                <w:rFonts w:ascii="Times New Roman" w:hAnsi="Times New Roman" w:cs="Times New Roman"/>
+                <w:sz w:val="20"/>
+                <w:szCs w:val="20"/>
+                <w:lang w:val="de-DE"/>
+              </w:rPr>
+            </w:pPr>
+            <w:r>
+              <w:rPr>
+                <w:rFonts w:ascii="Times New Roman" w:hAnsi="Times New Roman" w:cs="Times New Roman"/>
+                <w:sz w:val="20"/>
+                <w:szCs w:val="20"/>
+                <w:lang w:val="de-DE"/>
+              </w:rPr>
+              <w:t>Klav. o.</w:t>
+            </w:r>
+          </w:p>
+        </w:tc>
+        <w:tc>
+          <w:tcPr>
+            <w:tcW w:w="1278" w:type="dxa"/>
+            <w:tcBorders>
+              <w:top w:val="single" w:sz="4" w:space="0" w:color="auto"/>
+              <w:left w:val="single" w:sz="4" w:space="0" w:color="auto"/>
+              <w:bottom w:val="single" w:sz="4" w:space="0" w:color="auto"/>
+              <w:right w:val="single" w:sz="4" w:space="0" w:color="auto"/>
+            </w:tcBorders>
+          </w:tcPr>
+          <w:p>
+            <w:pPr>
+              <w:spacing w:after="0" w:line="360" w:lineRule="auto"/>
+              <w:outlineLvl w:val="0"/>
+              <w:rPr>
+                <w:rFonts w:ascii="Times New Roman" w:hAnsi="Times New Roman" w:cs="Times New Roman"/>
+                <w:sz w:val="20"/>
+                <w:szCs w:val="20"/>
+                <w:lang w:val="de-DE"/>
+              </w:rPr>
+            </w:pPr>
+            <w:r>
+              <w:rPr>
+                <w:rFonts w:ascii="Times New Roman" w:hAnsi="Times New Roman" w:cs="Times New Roman"/>
+                <w:sz w:val="20"/>
+                <w:szCs w:val="20"/>
+                <w:lang w:val="de-DE"/>
+              </w:rPr>
+              <w:t>1. Note</w:t>
+            </w:r>
+          </w:p>
+        </w:tc>
+        <w:tc>
+          <w:tcPr>
+            <w:tcW w:w="5880" w:type="dxa"/>
+            <w:tcBorders>
+              <w:top w:val="single" w:sz="4" w:space="0" w:color="auto"/>
+              <w:left w:val="single" w:sz="4" w:space="0" w:color="auto"/>
+              <w:bottom w:val="single" w:sz="4" w:space="0" w:color="auto"/>
+              <w:right w:val="single" w:sz="4" w:space="0" w:color="auto"/>
+            </w:tcBorders>
+          </w:tcPr>
+          <w:p>
+            <w:pPr>
+              <w:spacing w:after="0" w:line="360" w:lineRule="auto"/>
+              <w:outlineLvl w:val="0"/>
+              <w:rPr>
+                <w:rFonts w:ascii="Times New Roman" w:hAnsi="Times New Roman" w:cs="Times New Roman"/>
+                <w:sz w:val="20"/>
+                <w:szCs w:val="20"/>
+                <w:lang w:val="de-DE"/>
+              </w:rPr>
+            </w:pPr>
+            <w:r>
+              <w:rPr>
+                <w:rFonts w:ascii="Times New Roman" w:hAnsi="Times New Roman" w:cs="Times New Roman"/>
+                <w:sz w:val="20"/>
+                <w:szCs w:val="20"/>
+                <w:lang w:val="de-DE"/>
+              </w:rPr>
+              <w:t xml:space="preserve">Zuerst: </w:t>
+            </w:r>
+            <w:proofErr w:type="spellStart"/>
+            <w:r>
+              <w:rPr>
+                <w:rFonts w:ascii="Times New Roman" w:hAnsi="Times New Roman" w:cs="Times New Roman"/>
+                <w:sz w:val="20"/>
+                <w:szCs w:val="20"/>
+                <w:lang w:val="de-DE"/>
+              </w:rPr>
+              <w:t>Tonnamen</w:t>
+            </w:r>
+            <w:proofErr w:type="spellEnd"/>
+            <w:r>
+              <w:rPr>
+                <w:rFonts w:ascii="Times New Roman" w:hAnsi="Times New Roman" w:cs="Times New Roman"/>
+                <w:sz w:val="20"/>
+                <w:szCs w:val="20"/>
+                <w:lang w:val="de-DE"/>
+              </w:rPr>
+              <w:t xml:space="preserve"> </w:t>
+            </w:r>
+            <w:r>
+              <w:rPr>
+                <w:rFonts w:ascii="Times New Roman" w:hAnsi="Times New Roman" w:cs="Times New Roman"/>
+                <w:i/>
+                <w:iCs/>
+                <w:sz w:val="20"/>
+                <w:szCs w:val="20"/>
+                <w:lang w:val="de-DE"/>
+              </w:rPr>
+              <w:t xml:space="preserve">b | d | </w:t>
+            </w:r>
+            <w:proofErr w:type="spellStart"/>
+            <w:r>
+              <w:rPr>
+                <w:rFonts w:ascii="Times New Roman" w:hAnsi="Times New Roman" w:cs="Times New Roman"/>
+                <w:i/>
+                <w:iCs/>
+                <w:sz w:val="20"/>
+                <w:szCs w:val="20"/>
+                <w:lang w:val="de-DE"/>
+              </w:rPr>
+              <w:t>fis</w:t>
+            </w:r>
+            <w:proofErr w:type="spellEnd"/>
+            <w:r>
+              <w:rPr>
+                <w:rFonts w:ascii="Times New Roman" w:hAnsi="Times New Roman" w:cs="Times New Roman"/>
+                <w:sz w:val="20"/>
+                <w:szCs w:val="20"/>
+                <w:lang w:val="de-DE"/>
+              </w:rPr>
+              <w:t xml:space="preserve"> hinzugefügt mit Bleistift und Note eingekreist mit rotem Buntstift. </w:t>
+            </w:r>
+          </w:p>
+          <w:p>
+            <w:pPr>
+              <w:spacing w:after="0" w:line="360" w:lineRule="auto"/>
+              <w:outlineLvl w:val="0"/>
+              <w:rPr>
+                <w:rFonts w:ascii="Times New Roman" w:hAnsi="Times New Roman" w:cs="Times New Roman"/>
+                <w:sz w:val="20"/>
+                <w:szCs w:val="20"/>
+                <w:lang w:val="de-DE"/>
+              </w:rPr>
+            </w:pPr>
+            <w:r>
+              <w:rPr>
+                <w:rFonts w:ascii="Times New Roman" w:hAnsi="Times New Roman" w:cs="Times New Roman"/>
+                <w:sz w:val="20"/>
+                <w:szCs w:val="20"/>
+                <w:lang w:val="de-DE"/>
+              </w:rPr>
+              <w:t xml:space="preserve">Dann: Halbe Note </w:t>
+            </w:r>
+            <w:proofErr w:type="spellStart"/>
+            <w:r>
+              <w:rPr>
+                <w:rFonts w:ascii="Times New Roman" w:hAnsi="Times New Roman" w:cs="Times New Roman"/>
+                <w:sz w:val="20"/>
+                <w:szCs w:val="20"/>
+                <w:lang w:val="de-DE"/>
+              </w:rPr>
+              <w:t>fis</w:t>
+            </w:r>
+            <w:proofErr w:type="spellEnd"/>
+            <w:r>
+              <w:rPr>
+                <w:rFonts w:ascii="Times New Roman" w:hAnsi="Times New Roman" w:cs="Times New Roman"/>
+                <w:sz w:val="20"/>
+                <w:szCs w:val="20"/>
+                <w:lang w:val="de-DE"/>
+              </w:rPr>
+              <w:t>/d</w:t>
+            </w:r>
+            <w:r>
+              <w:rPr>
+                <w:rFonts w:ascii="Times New Roman" w:hAnsi="Times New Roman" w:cs="Times New Roman"/>
+                <w:sz w:val="20"/>
+                <w:szCs w:val="20"/>
+                <w:vertAlign w:val="superscript"/>
+                <w:lang w:val="de-DE"/>
+              </w:rPr>
+              <w:t>1</w:t>
+            </w:r>
+            <w:r>
+              <w:rPr>
+                <w:rFonts w:ascii="Times New Roman" w:hAnsi="Times New Roman" w:cs="Times New Roman"/>
+                <w:sz w:val="20"/>
+                <w:szCs w:val="20"/>
+                <w:lang w:val="de-DE"/>
+              </w:rPr>
+              <w:t>/b</w:t>
+            </w:r>
+            <w:r>
+              <w:rPr>
+                <w:rFonts w:ascii="Times New Roman" w:hAnsi="Times New Roman" w:cs="Times New Roman"/>
+                <w:sz w:val="20"/>
+                <w:szCs w:val="20"/>
+                <w:vertAlign w:val="superscript"/>
+                <w:lang w:val="de-DE"/>
+              </w:rPr>
+              <w:t>1</w:t>
+            </w:r>
+            <w:r>
+              <w:rPr>
+                <w:rFonts w:ascii="Times New Roman" w:hAnsi="Times New Roman" w:cs="Times New Roman"/>
+                <w:sz w:val="20"/>
+                <w:szCs w:val="20"/>
+                <w:lang w:val="de-DE"/>
+              </w:rPr>
+              <w:t xml:space="preserve"> und </w:t>
+            </w:r>
+            <w:proofErr w:type="spellStart"/>
+            <w:r>
+              <w:rPr>
+                <w:rFonts w:ascii="Times New Roman" w:hAnsi="Times New Roman" w:cs="Times New Roman"/>
+                <w:sz w:val="20"/>
+                <w:szCs w:val="20"/>
+                <w:lang w:val="de-DE"/>
+              </w:rPr>
+              <w:t>Arpeggioschlange</w:t>
+            </w:r>
+            <w:proofErr w:type="spellEnd"/>
+            <w:r>
+              <w:rPr>
+                <w:rFonts w:ascii="Times New Roman" w:hAnsi="Times New Roman" w:cs="Times New Roman"/>
+                <w:sz w:val="20"/>
+                <w:szCs w:val="20"/>
+                <w:lang w:val="de-DE"/>
+              </w:rPr>
+              <w:t xml:space="preserve"> (wie Textfassung 3) hinzugefügt mit rotem Buntstift.</w:t>
+            </w:r>
+          </w:p>
+        </w:tc>
+      </w:tr>
+      <w:tr>
+        <w:trPr>
+          <w:cantSplit/>
+        </w:trPr>
+        <w:tc>
+          <w:tcPr>
+            <w:tcW w:w="920" w:type="dxa"/>
+            <w:tcBorders>
+              <w:top w:val="single" w:sz="4" w:space="0" w:color="auto"/>
+              <w:left w:val="single" w:sz="4" w:space="0" w:color="auto"/>
+              <w:bottom w:val="single" w:sz="4" w:space="0" w:color="auto"/>
+              <w:right w:val="single" w:sz="4" w:space="0" w:color="auto"/>
+            </w:tcBorders>
+          </w:tcPr>
+          <w:p>
+            <w:pPr>
+              <w:spacing w:after="0" w:line="360" w:lineRule="auto"/>
+              <w:outlineLvl w:val="0"/>
+              <w:rPr>
+                <w:rFonts w:ascii="Times New Roman" w:hAnsi="Times New Roman" w:cs="Times New Roman"/>
+                <w:sz w:val="20"/>
+                <w:szCs w:val="20"/>
+                <w:lang w:val="de-DE"/>
+              </w:rPr>
+            </w:pPr>
+            <w:r>
+              <w:rPr>
+                <w:rFonts w:ascii="Times New Roman" w:hAnsi="Times New Roman" w:cs="Times New Roman"/>
+                <w:sz w:val="20"/>
+                <w:szCs w:val="20"/>
+                <w:lang w:val="de-DE"/>
+              </w:rPr>
+              <w:t>8</w:t>
+            </w:r>
+          </w:p>
+        </w:tc>
+        <w:tc>
+          <w:tcPr>
+            <w:tcW w:w="1134" w:type="dxa"/>
+            <w:tcBorders>
+              <w:top w:val="single" w:sz="4" w:space="0" w:color="auto"/>
+              <w:left w:val="single" w:sz="4" w:space="0" w:color="auto"/>
+              <w:bottom w:val="single" w:sz="4" w:space="0" w:color="auto"/>
+              <w:right w:val="single" w:sz="4" w:space="0" w:color="auto"/>
+            </w:tcBorders>
+          </w:tcPr>
+          <w:p>
+            <w:pPr>
+              <w:spacing w:after="0" w:line="360" w:lineRule="auto"/>
+              <w:outlineLvl w:val="0"/>
+              <w:rPr>
+                <w:rFonts w:ascii="Times New Roman" w:hAnsi="Times New Roman" w:cs="Times New Roman"/>
+                <w:sz w:val="20"/>
+                <w:szCs w:val="20"/>
+                <w:lang w:val="de-DE"/>
+              </w:rPr>
+            </w:pPr>
+            <w:r>
+              <w:rPr>
+                <w:rFonts w:ascii="Times New Roman" w:hAnsi="Times New Roman" w:cs="Times New Roman"/>
+                <w:sz w:val="20"/>
+                <w:szCs w:val="20"/>
+                <w:lang w:val="de-DE"/>
+              </w:rPr>
+              <w:t>Klav. u.</w:t>
+            </w:r>
+          </w:p>
+        </w:tc>
+        <w:tc>
+          <w:tcPr>
+            <w:tcW w:w="1278" w:type="dxa"/>
+            <w:tcBorders>
+              <w:top w:val="single" w:sz="4" w:space="0" w:color="auto"/>
+              <w:left w:val="single" w:sz="4" w:space="0" w:color="auto"/>
+              <w:bottom w:val="single" w:sz="4" w:space="0" w:color="auto"/>
+              <w:right w:val="single" w:sz="4" w:space="0" w:color="auto"/>
+            </w:tcBorders>
+          </w:tcPr>
+          <w:p>
+            <w:pPr>
+              <w:spacing w:after="0" w:line="360" w:lineRule="auto"/>
+              <w:outlineLvl w:val="0"/>
+              <w:rPr>
+                <w:rFonts w:ascii="Times New Roman" w:hAnsi="Times New Roman" w:cs="Times New Roman"/>
+                <w:sz w:val="20"/>
+                <w:szCs w:val="20"/>
+                <w:lang w:val="de-DE"/>
+              </w:rPr>
+            </w:pPr>
+            <w:r>
+              <w:rPr>
+                <w:rFonts w:ascii="Times New Roman" w:hAnsi="Times New Roman" w:cs="Times New Roman"/>
+                <w:sz w:val="20"/>
+                <w:szCs w:val="20"/>
+                <w:lang w:val="de-DE"/>
+              </w:rPr>
+              <w:t>3–4/8</w:t>
+            </w:r>
+          </w:p>
+        </w:tc>
+        <w:tc>
+          <w:tcPr>
+            <w:tcW w:w="5880" w:type="dxa"/>
+            <w:tcBorders>
+              <w:top w:val="single" w:sz="4" w:space="0" w:color="auto"/>
+              <w:left w:val="single" w:sz="4" w:space="0" w:color="auto"/>
+              <w:bottom w:val="single" w:sz="4" w:space="0" w:color="auto"/>
+              <w:right w:val="single" w:sz="4" w:space="0" w:color="auto"/>
+            </w:tcBorders>
+          </w:tcPr>
+          <w:p>
+            <w:pPr>
+              <w:spacing w:after="0" w:line="360" w:lineRule="auto"/>
+              <w:outlineLvl w:val="0"/>
+              <w:rPr>
+                <w:rFonts w:ascii="Times New Roman" w:hAnsi="Times New Roman" w:cs="Times New Roman"/>
+                <w:sz w:val="20"/>
+                <w:szCs w:val="20"/>
+                <w:lang w:val="de-DE"/>
+              </w:rPr>
+            </w:pPr>
+            <w:r>
+              <w:rPr>
+                <w:rFonts w:ascii="Times New Roman" w:hAnsi="Times New Roman" w:cs="Times New Roman"/>
+                <w:sz w:val="20"/>
+                <w:szCs w:val="20"/>
+                <w:lang w:val="de-DE"/>
+              </w:rPr>
+              <w:t>Crescendogabel (siehe Textfassung 3: 2–4/8) hinzugefügt mit rotem Buntstift.</w:t>
+            </w:r>
+          </w:p>
+        </w:tc>
+      </w:tr>
+      <w:tr>
+        <w:trPr>
+          <w:cantSplit/>
+        </w:trPr>
+        <w:tc>
+          <w:tcPr>
+            <w:tcW w:w="920" w:type="dxa"/>
+            <w:tcBorders>
+              <w:top w:val="single" w:sz="4" w:space="0" w:color="auto"/>
+              <w:left w:val="single" w:sz="4" w:space="0" w:color="auto"/>
+              <w:bottom w:val="single" w:sz="4" w:space="0" w:color="auto"/>
+              <w:right w:val="single" w:sz="4" w:space="0" w:color="auto"/>
+            </w:tcBorders>
+          </w:tcPr>
+          <w:p>
+            <w:pPr>
+              <w:spacing w:after="0" w:line="360" w:lineRule="auto"/>
+              <w:outlineLvl w:val="0"/>
+              <w:rPr>
+                <w:rFonts w:ascii="Times New Roman" w:hAnsi="Times New Roman" w:cs="Times New Roman"/>
+                <w:sz w:val="20"/>
+                <w:szCs w:val="20"/>
+                <w:lang w:val="de-DE"/>
+              </w:rPr>
+            </w:pPr>
+            <w:r>
+              <w:rPr>
+                <w:rFonts w:ascii="Times New Roman" w:hAnsi="Times New Roman" w:cs="Times New Roman"/>
+                <w:sz w:val="20"/>
+                <w:szCs w:val="20"/>
+                <w:lang w:val="de-DE"/>
+              </w:rPr>
+              <w:t>8</w:t>
+            </w:r>
+          </w:p>
+        </w:tc>
+        <w:tc>
+          <w:tcPr>
+            <w:tcW w:w="1134" w:type="dxa"/>
+            <w:tcBorders>
+              <w:top w:val="single" w:sz="4" w:space="0" w:color="auto"/>
+              <w:left w:val="single" w:sz="4" w:space="0" w:color="auto"/>
+              <w:bottom w:val="single" w:sz="4" w:space="0" w:color="auto"/>
+              <w:right w:val="single" w:sz="4" w:space="0" w:color="auto"/>
+            </w:tcBorders>
+          </w:tcPr>
+          <w:p>
+            <w:pPr>
+              <w:spacing w:after="0" w:line="360" w:lineRule="auto"/>
+              <w:outlineLvl w:val="0"/>
+              <w:rPr>
+                <w:rFonts w:ascii="Times New Roman" w:hAnsi="Times New Roman" w:cs="Times New Roman"/>
+                <w:sz w:val="20"/>
+                <w:szCs w:val="20"/>
+                <w:lang w:val="de-DE"/>
+              </w:rPr>
+            </w:pPr>
+            <w:r>
+              <w:rPr>
+                <w:rFonts w:ascii="Times New Roman" w:hAnsi="Times New Roman" w:cs="Times New Roman"/>
+                <w:sz w:val="20"/>
+                <w:szCs w:val="20"/>
+                <w:lang w:val="de-DE"/>
+              </w:rPr>
+              <w:t>Klav. u.</w:t>
+            </w:r>
+          </w:p>
+        </w:tc>
+        <w:tc>
+          <w:tcPr>
+            <w:tcW w:w="1278" w:type="dxa"/>
+            <w:tcBorders>
+              <w:top w:val="single" w:sz="4" w:space="0" w:color="auto"/>
+              <w:left w:val="single" w:sz="4" w:space="0" w:color="auto"/>
+              <w:bottom w:val="single" w:sz="4" w:space="0" w:color="auto"/>
+              <w:right w:val="single" w:sz="4" w:space="0" w:color="auto"/>
+            </w:tcBorders>
+          </w:tcPr>
+          <w:p>
+            <w:pPr>
+              <w:spacing w:after="0" w:line="360" w:lineRule="auto"/>
+              <w:outlineLvl w:val="0"/>
+              <w:rPr>
+                <w:rFonts w:ascii="Times New Roman" w:hAnsi="Times New Roman" w:cs="Times New Roman"/>
+                <w:sz w:val="20"/>
+                <w:szCs w:val="20"/>
+                <w:lang w:val="de-DE"/>
+              </w:rPr>
+            </w:pPr>
+            <w:r>
+              <w:rPr>
+                <w:rFonts w:ascii="Times New Roman" w:hAnsi="Times New Roman" w:cs="Times New Roman"/>
+                <w:sz w:val="20"/>
+                <w:szCs w:val="20"/>
+                <w:lang w:val="de-DE"/>
+              </w:rPr>
+              <w:t>3/8–3/4</w:t>
+            </w:r>
+          </w:p>
+        </w:tc>
+        <w:tc>
+          <w:tcPr>
+            <w:tcW w:w="5880" w:type="dxa"/>
+            <w:tcBorders>
+              <w:top w:val="single" w:sz="4" w:space="0" w:color="auto"/>
+              <w:left w:val="single" w:sz="4" w:space="0" w:color="auto"/>
+              <w:bottom w:val="single" w:sz="4" w:space="0" w:color="auto"/>
+              <w:right w:val="single" w:sz="4" w:space="0" w:color="auto"/>
+            </w:tcBorders>
+          </w:tcPr>
+          <w:p>
+            <w:pPr>
+              <w:spacing w:after="0" w:line="360" w:lineRule="auto"/>
+              <w:outlineLvl w:val="0"/>
+              <w:rPr>
+                <w:rFonts w:ascii="Times New Roman" w:hAnsi="Times New Roman" w:cs="Times New Roman"/>
+                <w:sz w:val="20"/>
+                <w:szCs w:val="20"/>
+                <w:lang w:val="de-DE"/>
+              </w:rPr>
+            </w:pPr>
+            <w:r>
+              <w:rPr>
+                <w:rFonts w:ascii="Times New Roman" w:hAnsi="Times New Roman" w:cs="Times New Roman"/>
+                <w:sz w:val="20"/>
+                <w:szCs w:val="20"/>
+                <w:lang w:val="de-DE"/>
+              </w:rPr>
+              <w:t>Zwei zusammengebalkte Achtelnoten mit Ligatur zu Viertelnote geändert zu Achtelnote, punktierte Viertelnote (wie Textfassung 3).</w:t>
+            </w:r>
+          </w:p>
+        </w:tc>
+      </w:tr>
+      <w:tr>
+        <w:trPr>
+          <w:cantSplit/>
+        </w:trPr>
+        <w:tc>
+          <w:tcPr>
+            <w:tcW w:w="920" w:type="dxa"/>
+            <w:tcBorders>
+              <w:top w:val="single" w:sz="4" w:space="0" w:color="auto"/>
+              <w:left w:val="single" w:sz="4" w:space="0" w:color="auto"/>
+              <w:bottom w:val="single" w:sz="4" w:space="0" w:color="auto"/>
+              <w:right w:val="single" w:sz="4" w:space="0" w:color="auto"/>
+            </w:tcBorders>
+          </w:tcPr>
+          <w:p>
+            <w:pPr>
+              <w:spacing w:after="0" w:line="360" w:lineRule="auto"/>
+              <w:outlineLvl w:val="0"/>
+              <w:rPr>
+                <w:rFonts w:ascii="Times New Roman" w:hAnsi="Times New Roman" w:cs="Times New Roman"/>
+                <w:sz w:val="20"/>
+                <w:szCs w:val="20"/>
+                <w:lang w:val="de-DE"/>
+              </w:rPr>
+            </w:pPr>
+            <w:r>
+              <w:rPr>
+                <w:rFonts w:ascii="Times New Roman" w:hAnsi="Times New Roman" w:cs="Times New Roman"/>
+                <w:sz w:val="20"/>
+                <w:szCs w:val="20"/>
+                <w:lang w:val="de-DE"/>
+              </w:rPr>
+              <w:t>8</w:t>
+            </w:r>
+          </w:p>
+        </w:tc>
+        <w:tc>
+          <w:tcPr>
+            <w:tcW w:w="1134" w:type="dxa"/>
+            <w:tcBorders>
+              <w:top w:val="single" w:sz="4" w:space="0" w:color="auto"/>
+              <w:left w:val="single" w:sz="4" w:space="0" w:color="auto"/>
+              <w:bottom w:val="single" w:sz="4" w:space="0" w:color="auto"/>
+              <w:right w:val="single" w:sz="4" w:space="0" w:color="auto"/>
+            </w:tcBorders>
+          </w:tcPr>
+          <w:p>
+            <w:pPr>
+              <w:spacing w:after="0" w:line="360" w:lineRule="auto"/>
+              <w:outlineLvl w:val="0"/>
+              <w:rPr>
+                <w:rFonts w:ascii="Times New Roman" w:hAnsi="Times New Roman" w:cs="Times New Roman"/>
+                <w:sz w:val="20"/>
+                <w:szCs w:val="20"/>
+                <w:lang w:val="de-DE"/>
+              </w:rPr>
+            </w:pPr>
+          </w:p>
+        </w:tc>
+        <w:tc>
+          <w:tcPr>
+            <w:tcW w:w="1278" w:type="dxa"/>
+            <w:tcBorders>
+              <w:top w:val="single" w:sz="4" w:space="0" w:color="auto"/>
+              <w:left w:val="single" w:sz="4" w:space="0" w:color="auto"/>
+              <w:bottom w:val="single" w:sz="4" w:space="0" w:color="auto"/>
+              <w:right w:val="single" w:sz="4" w:space="0" w:color="auto"/>
+            </w:tcBorders>
+          </w:tcPr>
+          <w:p>
+            <w:pPr>
+              <w:spacing w:after="0" w:line="360" w:lineRule="auto"/>
+              <w:outlineLvl w:val="0"/>
+              <w:rPr>
+                <w:rFonts w:ascii="Times New Roman" w:hAnsi="Times New Roman" w:cs="Times New Roman"/>
+                <w:sz w:val="20"/>
+                <w:szCs w:val="20"/>
+                <w:lang w:val="de-DE"/>
+              </w:rPr>
+            </w:pPr>
+            <w:r>
+              <w:rPr>
+                <w:rFonts w:ascii="Times New Roman" w:hAnsi="Times New Roman" w:cs="Times New Roman"/>
+                <w:sz w:val="20"/>
+                <w:szCs w:val="20"/>
+                <w:lang w:val="de-DE"/>
+              </w:rPr>
+              <w:t>(4/8)</w:t>
+            </w:r>
+          </w:p>
+        </w:tc>
+        <w:tc>
+          <w:tcPr>
+            <w:tcW w:w="5880" w:type="dxa"/>
+            <w:tcBorders>
+              <w:top w:val="single" w:sz="4" w:space="0" w:color="auto"/>
+              <w:left w:val="single" w:sz="4" w:space="0" w:color="auto"/>
+              <w:bottom w:val="single" w:sz="4" w:space="0" w:color="auto"/>
+              <w:right w:val="single" w:sz="4" w:space="0" w:color="auto"/>
+            </w:tcBorders>
+          </w:tcPr>
+          <w:p>
+            <w:pPr>
+              <w:spacing w:after="0" w:line="360" w:lineRule="auto"/>
+              <w:outlineLvl w:val="0"/>
+              <w:rPr>
+                <w:rFonts w:ascii="Times New Roman" w:hAnsi="Times New Roman" w:cs="Times New Roman"/>
+                <w:sz w:val="20"/>
+                <w:szCs w:val="20"/>
+                <w:lang w:val="de-DE"/>
+              </w:rPr>
+            </w:pPr>
+            <w:proofErr w:type="spellStart"/>
+            <w:r>
+              <w:rPr>
+                <w:rFonts w:ascii="Times New Roman" w:hAnsi="Times New Roman" w:cs="Times New Roman"/>
+                <w:i/>
+                <w:sz w:val="20"/>
+                <w:szCs w:val="20"/>
+                <w:lang w:val="de-DE"/>
+              </w:rPr>
+              <w:t>rit</w:t>
+            </w:r>
+            <w:proofErr w:type="spellEnd"/>
+            <w:r>
+              <w:rPr>
+                <w:rFonts w:ascii="Times New Roman" w:hAnsi="Times New Roman" w:cs="Times New Roman"/>
+                <w:sz w:val="20"/>
+                <w:szCs w:val="20"/>
+                <w:lang w:val="de-DE"/>
+              </w:rPr>
+              <w:t>[.] (unter Gg.-System) hinzugefügt mit Bleistift.</w:t>
+            </w:r>
+          </w:p>
+        </w:tc>
+      </w:tr>
+      <w:tr>
+        <w:trPr>
+          <w:cantSplit/>
+        </w:trPr>
+        <w:tc>
+          <w:tcPr>
+            <w:tcW w:w="920" w:type="dxa"/>
+            <w:tcBorders>
+              <w:top w:val="single" w:sz="4" w:space="0" w:color="auto"/>
+              <w:left w:val="single" w:sz="4" w:space="0" w:color="auto"/>
+              <w:bottom w:val="single" w:sz="4" w:space="0" w:color="auto"/>
+              <w:right w:val="single" w:sz="4" w:space="0" w:color="auto"/>
+            </w:tcBorders>
+          </w:tcPr>
+          <w:p>
+            <w:pPr>
+              <w:spacing w:after="0" w:line="360" w:lineRule="auto"/>
+              <w:outlineLvl w:val="0"/>
+              <w:rPr>
+                <w:rFonts w:ascii="Times New Roman" w:hAnsi="Times New Roman" w:cs="Times New Roman"/>
+                <w:sz w:val="20"/>
+                <w:szCs w:val="20"/>
+                <w:lang w:val="de-DE"/>
+              </w:rPr>
+            </w:pPr>
+            <w:r>
+              <w:rPr>
+                <w:rFonts w:ascii="Times New Roman" w:hAnsi="Times New Roman" w:cs="Times New Roman"/>
+                <w:sz w:val="20"/>
+                <w:szCs w:val="20"/>
+                <w:lang w:val="de-DE"/>
+              </w:rPr>
+              <w:t>8</w:t>
+            </w:r>
+          </w:p>
+        </w:tc>
+        <w:tc>
+          <w:tcPr>
+            <w:tcW w:w="1134" w:type="dxa"/>
+            <w:tcBorders>
+              <w:top w:val="single" w:sz="4" w:space="0" w:color="auto"/>
+              <w:left w:val="single" w:sz="4" w:space="0" w:color="auto"/>
+              <w:bottom w:val="single" w:sz="4" w:space="0" w:color="auto"/>
+              <w:right w:val="single" w:sz="4" w:space="0" w:color="auto"/>
+            </w:tcBorders>
+          </w:tcPr>
+          <w:p>
+            <w:pPr>
+              <w:spacing w:after="0" w:line="360" w:lineRule="auto"/>
+              <w:outlineLvl w:val="0"/>
+              <w:rPr>
+                <w:rFonts w:ascii="Times New Roman" w:hAnsi="Times New Roman" w:cs="Times New Roman"/>
+                <w:sz w:val="20"/>
+                <w:szCs w:val="20"/>
+                <w:lang w:val="de-DE"/>
+              </w:rPr>
+            </w:pPr>
+            <w:r>
+              <w:rPr>
+                <w:rFonts w:ascii="Times New Roman" w:hAnsi="Times New Roman" w:cs="Times New Roman"/>
+                <w:sz w:val="20"/>
+                <w:szCs w:val="20"/>
+                <w:lang w:val="de-DE"/>
+              </w:rPr>
+              <w:t>Klav. o.</w:t>
+            </w:r>
+          </w:p>
+        </w:tc>
+        <w:tc>
+          <w:tcPr>
+            <w:tcW w:w="1278" w:type="dxa"/>
+            <w:tcBorders>
+              <w:top w:val="single" w:sz="4" w:space="0" w:color="auto"/>
+              <w:left w:val="single" w:sz="4" w:space="0" w:color="auto"/>
+              <w:bottom w:val="single" w:sz="4" w:space="0" w:color="auto"/>
+              <w:right w:val="single" w:sz="4" w:space="0" w:color="auto"/>
+            </w:tcBorders>
+          </w:tcPr>
+          <w:p>
+            <w:pPr>
+              <w:spacing w:after="0" w:line="360" w:lineRule="auto"/>
+              <w:outlineLvl w:val="0"/>
+              <w:rPr>
+                <w:rFonts w:ascii="Times New Roman" w:hAnsi="Times New Roman" w:cs="Times New Roman"/>
+                <w:sz w:val="20"/>
+                <w:szCs w:val="20"/>
+                <w:lang w:val="de-DE"/>
+              </w:rPr>
+            </w:pPr>
+            <w:r>
+              <w:rPr>
+                <w:rFonts w:ascii="Times New Roman" w:hAnsi="Times New Roman" w:cs="Times New Roman"/>
+                <w:sz w:val="20"/>
+                <w:szCs w:val="20"/>
+                <w:lang w:val="de-DE"/>
+              </w:rPr>
+              <w:t>5/8</w:t>
+            </w:r>
+          </w:p>
+        </w:tc>
+        <w:tc>
+          <w:tcPr>
+            <w:tcW w:w="5880" w:type="dxa"/>
+            <w:tcBorders>
+              <w:top w:val="single" w:sz="4" w:space="0" w:color="auto"/>
+              <w:left w:val="single" w:sz="4" w:space="0" w:color="auto"/>
+              <w:bottom w:val="single" w:sz="4" w:space="0" w:color="auto"/>
+              <w:right w:val="single" w:sz="4" w:space="0" w:color="auto"/>
+            </w:tcBorders>
+          </w:tcPr>
+          <w:p>
+            <w:pPr>
+              <w:spacing w:after="0" w:line="360" w:lineRule="auto"/>
+              <w:outlineLvl w:val="0"/>
+              <w:rPr>
+                <w:rFonts w:ascii="Times New Roman" w:hAnsi="Times New Roman" w:cs="Times New Roman"/>
+                <w:sz w:val="20"/>
+                <w:szCs w:val="20"/>
+                <w:lang w:val="de-DE"/>
+              </w:rPr>
+            </w:pPr>
+            <w:r>
+              <w:rPr>
+                <w:rFonts w:ascii="Times New Roman" w:hAnsi="Times New Roman" w:cs="Times New Roman"/>
+                <w:sz w:val="20"/>
+                <w:szCs w:val="20"/>
+                <w:lang w:val="de-DE"/>
+              </w:rPr>
+              <w:t xml:space="preserve">[a] zu allen Noten (wie Textfassung 3) </w:t>
+            </w:r>
+            <w:r>
+              <w:rPr>
+                <w:rFonts w:ascii="Times New Roman" w:hAnsi="Times New Roman" w:cs="Times New Roman"/>
+                <w:sz w:val="20"/>
+                <w:szCs w:val="20"/>
+                <w:lang w:val="de-DE"/>
+              </w:rPr>
+              <w:t>hinzugefüg</w:t>
+            </w:r>
+            <w:r>
+              <w:rPr>
+                <w:rFonts w:ascii="Times New Roman" w:hAnsi="Times New Roman" w:cs="Times New Roman"/>
+                <w:sz w:val="20"/>
+                <w:szCs w:val="20"/>
+                <w:lang w:val="de-DE"/>
+              </w:rPr>
+              <w:t>t mit Bleistift.</w:t>
+            </w:r>
+          </w:p>
+        </w:tc>
+      </w:tr>
+      <w:tr>
+        <w:trPr>
+          <w:cantSplit/>
+        </w:trPr>
+        <w:tc>
+          <w:tcPr>
+            <w:tcW w:w="920" w:type="dxa"/>
+            <w:tcBorders>
+              <w:top w:val="single" w:sz="4" w:space="0" w:color="auto"/>
+              <w:left w:val="single" w:sz="4" w:space="0" w:color="auto"/>
+              <w:bottom w:val="single" w:sz="4" w:space="0" w:color="auto"/>
+              <w:right w:val="single" w:sz="4" w:space="0" w:color="auto"/>
+            </w:tcBorders>
+          </w:tcPr>
+          <w:p>
+            <w:pPr>
+              <w:spacing w:after="0" w:line="360" w:lineRule="auto"/>
+              <w:outlineLvl w:val="0"/>
+              <w:rPr>
+                <w:rFonts w:ascii="Times New Roman" w:hAnsi="Times New Roman" w:cs="Times New Roman"/>
+                <w:sz w:val="20"/>
+                <w:szCs w:val="20"/>
+                <w:lang w:val="de-DE"/>
+              </w:rPr>
+            </w:pPr>
+            <w:r>
+              <w:rPr>
+                <w:rFonts w:ascii="Times New Roman" w:hAnsi="Times New Roman" w:cs="Times New Roman"/>
+                <w:sz w:val="20"/>
+                <w:szCs w:val="20"/>
+                <w:lang w:val="de-DE"/>
+              </w:rPr>
+              <w:t>8</w:t>
+            </w:r>
+          </w:p>
+        </w:tc>
+        <w:tc>
+          <w:tcPr>
+            <w:tcW w:w="1134" w:type="dxa"/>
+            <w:tcBorders>
+              <w:top w:val="single" w:sz="4" w:space="0" w:color="auto"/>
+              <w:left w:val="single" w:sz="4" w:space="0" w:color="auto"/>
+              <w:bottom w:val="single" w:sz="4" w:space="0" w:color="auto"/>
+              <w:right w:val="single" w:sz="4" w:space="0" w:color="auto"/>
+            </w:tcBorders>
+          </w:tcPr>
+          <w:p>
+            <w:pPr>
+              <w:spacing w:after="0" w:line="360" w:lineRule="auto"/>
+              <w:outlineLvl w:val="0"/>
+              <w:rPr>
+                <w:rFonts w:ascii="Times New Roman" w:hAnsi="Times New Roman" w:cs="Times New Roman"/>
+                <w:sz w:val="20"/>
+                <w:szCs w:val="20"/>
+                <w:lang w:val="de-DE"/>
+              </w:rPr>
+            </w:pPr>
+            <w:r>
+              <w:rPr>
+                <w:rFonts w:ascii="Times New Roman" w:hAnsi="Times New Roman" w:cs="Times New Roman"/>
+                <w:sz w:val="20"/>
+                <w:szCs w:val="20"/>
+                <w:lang w:val="de-DE"/>
+              </w:rPr>
+              <w:t>Klav. o.</w:t>
+            </w:r>
+          </w:p>
+        </w:tc>
+        <w:tc>
+          <w:tcPr>
+            <w:tcW w:w="1278" w:type="dxa"/>
+            <w:tcBorders>
+              <w:top w:val="single" w:sz="4" w:space="0" w:color="auto"/>
+              <w:left w:val="single" w:sz="4" w:space="0" w:color="auto"/>
+              <w:bottom w:val="single" w:sz="4" w:space="0" w:color="auto"/>
+              <w:right w:val="single" w:sz="4" w:space="0" w:color="auto"/>
+            </w:tcBorders>
+          </w:tcPr>
+          <w:p>
+            <w:pPr>
+              <w:spacing w:after="0" w:line="360" w:lineRule="auto"/>
+              <w:outlineLvl w:val="0"/>
+              <w:rPr>
+                <w:rFonts w:ascii="Times New Roman" w:hAnsi="Times New Roman" w:cs="Times New Roman"/>
+                <w:sz w:val="20"/>
+                <w:szCs w:val="20"/>
+                <w:lang w:val="de-DE"/>
+              </w:rPr>
+            </w:pPr>
+            <w:r>
+              <w:rPr>
+                <w:rFonts w:ascii="Times New Roman" w:hAnsi="Times New Roman" w:cs="Times New Roman"/>
+                <w:sz w:val="20"/>
+                <w:szCs w:val="20"/>
+                <w:lang w:val="de-DE"/>
+              </w:rPr>
+              <w:t>6/8</w:t>
+            </w:r>
+          </w:p>
+        </w:tc>
+        <w:tc>
+          <w:tcPr>
+            <w:tcW w:w="5880" w:type="dxa"/>
+            <w:tcBorders>
+              <w:top w:val="single" w:sz="4" w:space="0" w:color="auto"/>
+              <w:left w:val="single" w:sz="4" w:space="0" w:color="auto"/>
+              <w:bottom w:val="single" w:sz="4" w:space="0" w:color="auto"/>
+              <w:right w:val="single" w:sz="4" w:space="0" w:color="auto"/>
+            </w:tcBorders>
+          </w:tcPr>
+          <w:p>
+            <w:pPr>
+              <w:spacing w:after="0" w:line="360" w:lineRule="auto"/>
+              <w:outlineLvl w:val="0"/>
+              <w:rPr>
+                <w:rFonts w:ascii="Times New Roman" w:hAnsi="Times New Roman" w:cs="Times New Roman"/>
+                <w:sz w:val="20"/>
+                <w:szCs w:val="20"/>
+                <w:lang w:val="de-DE"/>
+              </w:rPr>
+            </w:pPr>
+            <w:r>
+              <w:rPr>
+                <w:rFonts w:ascii="Times New Roman" w:hAnsi="Times New Roman" w:cs="Times New Roman"/>
+                <w:sz w:val="20"/>
+                <w:szCs w:val="20"/>
+                <w:lang w:val="de-DE"/>
+              </w:rPr>
+              <w:t>[a] zu d</w:t>
+            </w:r>
+            <w:r>
+              <w:rPr>
+                <w:rFonts w:ascii="Times New Roman" w:hAnsi="Times New Roman" w:cs="Times New Roman"/>
+                <w:sz w:val="20"/>
+                <w:szCs w:val="20"/>
+                <w:vertAlign w:val="superscript"/>
+                <w:lang w:val="de-DE"/>
+              </w:rPr>
+              <w:t>1</w:t>
+            </w:r>
+            <w:r>
+              <w:rPr>
+                <w:rFonts w:ascii="Times New Roman" w:hAnsi="Times New Roman" w:cs="Times New Roman"/>
+                <w:sz w:val="20"/>
+                <w:szCs w:val="20"/>
+                <w:lang w:val="de-DE"/>
+              </w:rPr>
+              <w:t xml:space="preserve"> (wie Textfassung 3) </w:t>
+            </w:r>
+            <w:r>
+              <w:rPr>
+                <w:rFonts w:ascii="Times New Roman" w:hAnsi="Times New Roman" w:cs="Times New Roman"/>
+                <w:sz w:val="20"/>
+                <w:szCs w:val="20"/>
+                <w:lang w:val="de-DE"/>
+              </w:rPr>
+              <w:t>hinzugefüg</w:t>
+            </w:r>
+            <w:r>
+              <w:rPr>
+                <w:rFonts w:ascii="Times New Roman" w:hAnsi="Times New Roman" w:cs="Times New Roman"/>
+                <w:sz w:val="20"/>
+                <w:szCs w:val="20"/>
+                <w:lang w:val="de-DE"/>
+              </w:rPr>
+              <w:t>t mit Bleistift.</w:t>
+            </w:r>
+          </w:p>
+        </w:tc>
+      </w:tr>
+      <w:tr>
+        <w:trPr>
+          <w:cantSplit/>
+        </w:trPr>
+        <w:tc>
+          <w:tcPr>
+            <w:tcW w:w="920" w:type="dxa"/>
+            <w:tcBorders>
+              <w:top w:val="single" w:sz="4" w:space="0" w:color="auto"/>
+              <w:left w:val="single" w:sz="4" w:space="0" w:color="auto"/>
+              <w:bottom w:val="single" w:sz="4" w:space="0" w:color="auto"/>
+              <w:right w:val="single" w:sz="4" w:space="0" w:color="auto"/>
+            </w:tcBorders>
+          </w:tcPr>
+          <w:p>
+            <w:pPr>
+              <w:spacing w:after="0" w:line="360" w:lineRule="auto"/>
+              <w:outlineLvl w:val="0"/>
+              <w:rPr>
+                <w:rFonts w:ascii="Times New Roman" w:hAnsi="Times New Roman" w:cs="Times New Roman"/>
+                <w:sz w:val="20"/>
+                <w:szCs w:val="20"/>
+                <w:lang w:val="de-DE"/>
+              </w:rPr>
+            </w:pPr>
+            <w:r>
+              <w:rPr>
+                <w:rFonts w:ascii="Times New Roman" w:hAnsi="Times New Roman" w:cs="Times New Roman"/>
+                <w:sz w:val="20"/>
+                <w:szCs w:val="20"/>
+                <w:lang w:val="de-DE"/>
+              </w:rPr>
+              <w:t>8</w:t>
+            </w:r>
+          </w:p>
+          <w:p>
+            <w:pPr>
+              <w:spacing w:after="0" w:line="360" w:lineRule="auto"/>
+              <w:outlineLvl w:val="0"/>
+              <w:rPr>
+                <w:rFonts w:ascii="Times New Roman" w:hAnsi="Times New Roman" w:cs="Times New Roman"/>
+                <w:sz w:val="20"/>
+                <w:szCs w:val="20"/>
+                <w:lang w:val="de-DE"/>
+              </w:rPr>
+            </w:pPr>
+            <w:r>
+              <w:rPr>
+                <w:rFonts w:ascii="Times New Roman" w:hAnsi="Times New Roman" w:cs="Times New Roman"/>
+                <w:sz w:val="20"/>
+                <w:szCs w:val="20"/>
+                <w:lang w:val="de-DE"/>
+              </w:rPr>
+              <w:t>bis 9</w:t>
+            </w:r>
+          </w:p>
+        </w:tc>
+        <w:tc>
+          <w:tcPr>
+            <w:tcW w:w="1134" w:type="dxa"/>
+            <w:tcBorders>
+              <w:top w:val="single" w:sz="4" w:space="0" w:color="auto"/>
+              <w:left w:val="single" w:sz="4" w:space="0" w:color="auto"/>
+              <w:bottom w:val="single" w:sz="4" w:space="0" w:color="auto"/>
+              <w:right w:val="single" w:sz="4" w:space="0" w:color="auto"/>
+            </w:tcBorders>
+          </w:tcPr>
+          <w:p>
+            <w:pPr>
+              <w:spacing w:after="0" w:line="360" w:lineRule="auto"/>
+              <w:outlineLvl w:val="0"/>
+              <w:rPr>
+                <w:rFonts w:ascii="Times New Roman" w:hAnsi="Times New Roman" w:cs="Times New Roman"/>
+                <w:sz w:val="20"/>
+                <w:szCs w:val="20"/>
+                <w:lang w:val="de-DE"/>
+              </w:rPr>
+            </w:pPr>
+          </w:p>
+        </w:tc>
+        <w:tc>
+          <w:tcPr>
+            <w:tcW w:w="1278" w:type="dxa"/>
+            <w:tcBorders>
+              <w:top w:val="single" w:sz="4" w:space="0" w:color="auto"/>
+              <w:left w:val="single" w:sz="4" w:space="0" w:color="auto"/>
+              <w:bottom w:val="single" w:sz="4" w:space="0" w:color="auto"/>
+              <w:right w:val="single" w:sz="4" w:space="0" w:color="auto"/>
+            </w:tcBorders>
+          </w:tcPr>
+          <w:p>
+            <w:pPr>
+              <w:spacing w:after="0" w:line="360" w:lineRule="auto"/>
+              <w:outlineLvl w:val="0"/>
+              <w:rPr>
+                <w:rFonts w:ascii="Times New Roman" w:hAnsi="Times New Roman" w:cs="Times New Roman"/>
+                <w:sz w:val="20"/>
+                <w:szCs w:val="20"/>
+                <w:lang w:val="de-DE"/>
+              </w:rPr>
+            </w:pPr>
+            <w:r>
+              <w:rPr>
+                <w:rFonts w:ascii="Times New Roman" w:hAnsi="Times New Roman" w:cs="Times New Roman"/>
+                <w:sz w:val="20"/>
+                <w:szCs w:val="20"/>
+                <w:lang w:val="de-DE"/>
+              </w:rPr>
+              <w:t>Taktende</w:t>
+            </w:r>
+          </w:p>
+          <w:p>
+            <w:pPr>
+              <w:spacing w:after="0" w:line="360" w:lineRule="auto"/>
+              <w:outlineLvl w:val="0"/>
+              <w:rPr>
+                <w:rFonts w:ascii="Times New Roman" w:hAnsi="Times New Roman" w:cs="Times New Roman"/>
+                <w:sz w:val="20"/>
+                <w:szCs w:val="20"/>
+                <w:lang w:val="de-DE"/>
+              </w:rPr>
+            </w:pPr>
+            <w:r>
+              <w:rPr>
+                <w:rFonts w:ascii="Times New Roman" w:hAnsi="Times New Roman" w:cs="Times New Roman"/>
+                <w:sz w:val="20"/>
+                <w:szCs w:val="20"/>
+                <w:lang w:val="de-DE"/>
+              </w:rPr>
+              <w:t>2/8</w:t>
+            </w:r>
+          </w:p>
+        </w:tc>
+        <w:tc>
+          <w:tcPr>
+            <w:tcW w:w="5880" w:type="dxa"/>
+            <w:tcBorders>
+              <w:top w:val="single" w:sz="4" w:space="0" w:color="auto"/>
+              <w:left w:val="single" w:sz="4" w:space="0" w:color="auto"/>
+              <w:bottom w:val="single" w:sz="4" w:space="0" w:color="auto"/>
+              <w:right w:val="single" w:sz="4" w:space="0" w:color="auto"/>
+            </w:tcBorders>
+          </w:tcPr>
+          <w:p>
+            <w:pPr>
+              <w:spacing w:after="0" w:line="360" w:lineRule="auto"/>
+              <w:outlineLvl w:val="0"/>
+              <w:rPr>
+                <w:rFonts w:ascii="Times New Roman" w:hAnsi="Times New Roman" w:cs="Times New Roman"/>
+                <w:sz w:val="20"/>
+                <w:szCs w:val="20"/>
+                <w:lang w:val="de-DE"/>
+              </w:rPr>
+            </w:pPr>
+            <w:r>
+              <w:rPr>
+                <w:rFonts w:ascii="Times New Roman" w:hAnsi="Times New Roman" w:cs="Times New Roman"/>
+                <w:sz w:val="20"/>
+                <w:szCs w:val="20"/>
+                <w:lang w:val="de-DE"/>
+              </w:rPr>
+              <w:t>Decrescendogabel (siehe Textfassung 3: T. 8 letzte Note bis T. 9 2. Note) hinzugefügt mit rotem Buntstift.</w:t>
+            </w:r>
+          </w:p>
+        </w:tc>
+      </w:tr>
+      <w:tr>
+        <w:trPr>
+          <w:cantSplit/>
+        </w:trPr>
+        <w:tc>
+          <w:tcPr>
+            <w:tcW w:w="920" w:type="dxa"/>
+            <w:tcBorders>
+              <w:top w:val="single" w:sz="4" w:space="0" w:color="auto"/>
+              <w:left w:val="single" w:sz="4" w:space="0" w:color="auto"/>
+              <w:bottom w:val="single" w:sz="4" w:space="0" w:color="auto"/>
+              <w:right w:val="single" w:sz="4" w:space="0" w:color="auto"/>
+            </w:tcBorders>
+          </w:tcPr>
+          <w:p>
+            <w:pPr>
+              <w:spacing w:after="0" w:line="360" w:lineRule="auto"/>
+              <w:outlineLvl w:val="0"/>
+              <w:rPr>
+                <w:rFonts w:ascii="Times New Roman" w:hAnsi="Times New Roman" w:cs="Times New Roman"/>
+                <w:sz w:val="20"/>
+                <w:szCs w:val="20"/>
+                <w:lang w:val="de-DE"/>
+              </w:rPr>
+            </w:pPr>
+            <w:r>
+              <w:rPr>
+                <w:rFonts w:ascii="Times New Roman" w:hAnsi="Times New Roman" w:cs="Times New Roman"/>
+                <w:sz w:val="20"/>
+                <w:szCs w:val="20"/>
+                <w:lang w:val="de-DE"/>
+              </w:rPr>
+              <w:t>9</w:t>
+            </w:r>
+          </w:p>
+        </w:tc>
+        <w:tc>
+          <w:tcPr>
+            <w:tcW w:w="1134" w:type="dxa"/>
+            <w:tcBorders>
+              <w:top w:val="single" w:sz="4" w:space="0" w:color="auto"/>
+              <w:left w:val="single" w:sz="4" w:space="0" w:color="auto"/>
+              <w:bottom w:val="single" w:sz="4" w:space="0" w:color="auto"/>
+              <w:right w:val="single" w:sz="4" w:space="0" w:color="auto"/>
+            </w:tcBorders>
+          </w:tcPr>
+          <w:p>
+            <w:pPr>
+              <w:spacing w:after="0" w:line="360" w:lineRule="auto"/>
+              <w:outlineLvl w:val="0"/>
+              <w:rPr>
+                <w:rFonts w:ascii="Times New Roman" w:hAnsi="Times New Roman" w:cs="Times New Roman"/>
+                <w:sz w:val="20"/>
+                <w:szCs w:val="20"/>
+                <w:lang w:val="de-DE"/>
+              </w:rPr>
+            </w:pPr>
+          </w:p>
+        </w:tc>
+        <w:tc>
+          <w:tcPr>
+            <w:tcW w:w="1278" w:type="dxa"/>
+            <w:tcBorders>
+              <w:top w:val="single" w:sz="4" w:space="0" w:color="auto"/>
+              <w:left w:val="single" w:sz="4" w:space="0" w:color="auto"/>
+              <w:bottom w:val="single" w:sz="4" w:space="0" w:color="auto"/>
+              <w:right w:val="single" w:sz="4" w:space="0" w:color="auto"/>
+            </w:tcBorders>
+          </w:tcPr>
+          <w:p>
+            <w:pPr>
+              <w:spacing w:after="0" w:line="360" w:lineRule="auto"/>
+              <w:outlineLvl w:val="0"/>
+              <w:rPr>
+                <w:rFonts w:ascii="Times New Roman" w:hAnsi="Times New Roman" w:cs="Times New Roman"/>
+                <w:sz w:val="20"/>
+                <w:szCs w:val="20"/>
+                <w:lang w:val="de-DE"/>
+              </w:rPr>
+            </w:pPr>
+            <w:r>
+              <w:rPr>
+                <w:rFonts w:ascii="Times New Roman" w:hAnsi="Times New Roman" w:cs="Times New Roman"/>
+                <w:sz w:val="20"/>
+                <w:szCs w:val="20"/>
+                <w:lang w:val="de-DE"/>
+              </w:rPr>
+              <w:t>Taktanfang bis (3/4)</w:t>
+            </w:r>
+          </w:p>
+        </w:tc>
+        <w:tc>
+          <w:tcPr>
+            <w:tcW w:w="5880" w:type="dxa"/>
+            <w:tcBorders>
+              <w:top w:val="single" w:sz="4" w:space="0" w:color="auto"/>
+              <w:left w:val="single" w:sz="4" w:space="0" w:color="auto"/>
+              <w:bottom w:val="single" w:sz="4" w:space="0" w:color="auto"/>
+              <w:right w:val="single" w:sz="4" w:space="0" w:color="auto"/>
+            </w:tcBorders>
+          </w:tcPr>
+          <w:p>
+            <w:pPr>
+              <w:spacing w:after="0" w:line="360" w:lineRule="auto"/>
+              <w:outlineLvl w:val="0"/>
+              <w:rPr>
+                <w:rFonts w:ascii="Times New Roman" w:hAnsi="Times New Roman" w:cs="Times New Roman"/>
+                <w:sz w:val="20"/>
+                <w:szCs w:val="20"/>
+                <w:lang w:val="de-DE"/>
+              </w:rPr>
+            </w:pPr>
+            <w:proofErr w:type="spellStart"/>
+            <w:r>
+              <w:rPr>
+                <w:rFonts w:ascii="Times New Roman" w:hAnsi="Times New Roman" w:cs="Times New Roman"/>
+                <w:i/>
+                <w:iCs/>
+                <w:sz w:val="20"/>
+                <w:szCs w:val="20"/>
+                <w:lang w:val="de-DE"/>
+              </w:rPr>
+              <w:t>rit</w:t>
+            </w:r>
+            <w:proofErr w:type="spellEnd"/>
+            <w:r>
+              <w:rPr>
+                <w:rFonts w:ascii="Times New Roman" w:hAnsi="Times New Roman" w:cs="Times New Roman"/>
+                <w:sz w:val="20"/>
+                <w:szCs w:val="20"/>
+                <w:lang w:val="de-DE"/>
+              </w:rPr>
+              <w:t xml:space="preserve">[.] </w:t>
+            </w:r>
+            <w:r>
+              <w:rPr>
+                <w:rFonts w:ascii="Times New Roman" w:hAnsi="Times New Roman" w:cs="Times New Roman"/>
+                <w:i/>
+                <w:iCs/>
+                <w:sz w:val="20"/>
+                <w:szCs w:val="20"/>
+                <w:lang w:val="de-DE"/>
+              </w:rPr>
+              <w:t>- - -</w:t>
+            </w:r>
+            <w:r>
+              <w:rPr>
+                <w:rFonts w:ascii="Times New Roman" w:hAnsi="Times New Roman" w:cs="Times New Roman"/>
+                <w:sz w:val="20"/>
+                <w:szCs w:val="20"/>
+                <w:lang w:val="de-DE"/>
+              </w:rPr>
+              <w:t xml:space="preserve"> am Taktanfang (wie Textfassung 3) mit rotem Buntstift (über Klav. o.) und Bleistift (zwischen Klav. o./u.) sowie </w:t>
+            </w:r>
+            <w:r>
+              <w:rPr>
+                <w:rFonts w:ascii="Times New Roman" w:hAnsi="Times New Roman" w:cs="Times New Roman"/>
+                <w:i/>
+                <w:iCs/>
+                <w:sz w:val="20"/>
+                <w:szCs w:val="20"/>
+                <w:u w:val="double"/>
+                <w:lang w:val="de-DE"/>
+              </w:rPr>
+              <w:t>langsam</w:t>
+            </w:r>
+            <w:r>
+              <w:rPr>
+                <w:rFonts w:ascii="Times New Roman" w:hAnsi="Times New Roman" w:cs="Times New Roman"/>
+                <w:sz w:val="20"/>
+                <w:szCs w:val="20"/>
+                <w:lang w:val="de-DE"/>
+              </w:rPr>
+              <w:t xml:space="preserve"> zu (3/4) (siehe Textfassung 3 [2/4]) in Klav. o. </w:t>
+            </w:r>
+            <w:r>
+              <w:rPr>
+                <w:rFonts w:ascii="Times New Roman" w:hAnsi="Times New Roman" w:cs="Times New Roman"/>
+                <w:sz w:val="20"/>
+                <w:szCs w:val="20"/>
+                <w:lang w:val="de-DE"/>
+              </w:rPr>
+              <w:t>hinzugefügt</w:t>
+            </w:r>
+            <w:r>
+              <w:rPr>
+                <w:rFonts w:ascii="Times New Roman" w:hAnsi="Times New Roman" w:cs="Times New Roman"/>
+                <w:sz w:val="20"/>
+                <w:szCs w:val="20"/>
+                <w:lang w:val="de-DE"/>
+              </w:rPr>
+              <w:t xml:space="preserve"> mit Bleistift.</w:t>
+            </w:r>
+          </w:p>
+        </w:tc>
+      </w:tr>
+      <w:tr>
+        <w:trPr>
+          <w:cantSplit/>
+        </w:trPr>
+        <w:tc>
+          <w:tcPr>
+            <w:tcW w:w="920" w:type="dxa"/>
+            <w:tcBorders>
+              <w:top w:val="single" w:sz="4" w:space="0" w:color="auto"/>
+              <w:left w:val="single" w:sz="4" w:space="0" w:color="auto"/>
+              <w:bottom w:val="single" w:sz="4" w:space="0" w:color="auto"/>
+              <w:right w:val="single" w:sz="4" w:space="0" w:color="auto"/>
+            </w:tcBorders>
+          </w:tcPr>
+          <w:p>
+            <w:pPr>
+              <w:spacing w:after="0" w:line="360" w:lineRule="auto"/>
+              <w:outlineLvl w:val="0"/>
+              <w:rPr>
+                <w:rFonts w:ascii="Times New Roman" w:hAnsi="Times New Roman" w:cs="Times New Roman"/>
+                <w:sz w:val="20"/>
+                <w:szCs w:val="20"/>
+                <w:lang w:val="de-DE"/>
+              </w:rPr>
+            </w:pPr>
+            <w:r>
+              <w:rPr>
+                <w:rFonts w:ascii="Times New Roman" w:hAnsi="Times New Roman" w:cs="Times New Roman"/>
+                <w:sz w:val="20"/>
+                <w:szCs w:val="20"/>
+                <w:lang w:val="de-DE"/>
+              </w:rPr>
+              <w:lastRenderedPageBreak/>
+              <w:t>9</w:t>
+            </w:r>
+          </w:p>
+        </w:tc>
+        <w:tc>
+          <w:tcPr>
+            <w:tcW w:w="1134" w:type="dxa"/>
+            <w:tcBorders>
+              <w:top w:val="single" w:sz="4" w:space="0" w:color="auto"/>
+              <w:left w:val="single" w:sz="4" w:space="0" w:color="auto"/>
+              <w:bottom w:val="single" w:sz="4" w:space="0" w:color="auto"/>
+              <w:right w:val="single" w:sz="4" w:space="0" w:color="auto"/>
+            </w:tcBorders>
+          </w:tcPr>
+          <w:p>
+            <w:pPr>
+              <w:spacing w:after="0" w:line="360" w:lineRule="auto"/>
+              <w:outlineLvl w:val="0"/>
+              <w:rPr>
+                <w:rFonts w:ascii="Times New Roman" w:hAnsi="Times New Roman" w:cs="Times New Roman"/>
+                <w:sz w:val="20"/>
+                <w:szCs w:val="20"/>
+                <w:lang w:val="de-DE"/>
+              </w:rPr>
+            </w:pPr>
+            <w:r>
+              <w:rPr>
+                <w:rFonts w:ascii="Times New Roman" w:hAnsi="Times New Roman" w:cs="Times New Roman"/>
+                <w:sz w:val="20"/>
+                <w:szCs w:val="20"/>
+                <w:lang w:val="de-DE"/>
+              </w:rPr>
+              <w:t>Klav. u.</w:t>
+            </w:r>
+          </w:p>
+        </w:tc>
+        <w:tc>
+          <w:tcPr>
+            <w:tcW w:w="1278" w:type="dxa"/>
+            <w:tcBorders>
+              <w:top w:val="single" w:sz="4" w:space="0" w:color="auto"/>
+              <w:left w:val="single" w:sz="4" w:space="0" w:color="auto"/>
+              <w:bottom w:val="single" w:sz="4" w:space="0" w:color="auto"/>
+              <w:right w:val="single" w:sz="4" w:space="0" w:color="auto"/>
+            </w:tcBorders>
+          </w:tcPr>
+          <w:p>
+            <w:pPr>
+              <w:spacing w:after="0" w:line="360" w:lineRule="auto"/>
+              <w:outlineLvl w:val="0"/>
+              <w:rPr>
+                <w:rFonts w:ascii="Times New Roman" w:hAnsi="Times New Roman" w:cs="Times New Roman"/>
+                <w:sz w:val="20"/>
+                <w:szCs w:val="20"/>
+                <w:lang w:val="de-DE"/>
+              </w:rPr>
+            </w:pPr>
+            <w:r>
+              <w:rPr>
+                <w:rFonts w:ascii="Times New Roman" w:hAnsi="Times New Roman" w:cs="Times New Roman"/>
+                <w:sz w:val="20"/>
+                <w:szCs w:val="20"/>
+                <w:lang w:val="de-DE"/>
+              </w:rPr>
+              <w:t>1–3/8</w:t>
+            </w:r>
+          </w:p>
+        </w:tc>
+        <w:tc>
+          <w:tcPr>
+            <w:tcW w:w="5880" w:type="dxa"/>
+            <w:tcBorders>
+              <w:top w:val="single" w:sz="4" w:space="0" w:color="auto"/>
+              <w:left w:val="single" w:sz="4" w:space="0" w:color="auto"/>
+              <w:bottom w:val="single" w:sz="4" w:space="0" w:color="auto"/>
+              <w:right w:val="single" w:sz="4" w:space="0" w:color="auto"/>
+            </w:tcBorders>
+          </w:tcPr>
+          <w:p>
+            <w:pPr>
+              <w:spacing w:after="0" w:line="360" w:lineRule="auto"/>
+              <w:outlineLvl w:val="0"/>
+              <w:rPr>
+                <w:rFonts w:ascii="Times New Roman" w:hAnsi="Times New Roman" w:cs="Times New Roman"/>
+                <w:sz w:val="20"/>
+                <w:szCs w:val="20"/>
+                <w:lang w:val="de-DE"/>
+              </w:rPr>
+            </w:pPr>
+            <w:r>
+              <w:rPr>
+                <w:rFonts w:ascii="Times New Roman" w:hAnsi="Times New Roman" w:cs="Times New Roman"/>
+                <w:sz w:val="20"/>
+                <w:szCs w:val="20"/>
+                <w:lang w:val="de-DE"/>
+              </w:rPr>
+              <w:t>Drei Achtelnoten Es/es–A</w:t>
+            </w:r>
+            <w:r>
+              <w:rPr>
+                <w:rFonts w:ascii="Times New Roman" w:hAnsi="Times New Roman" w:cs="Times New Roman"/>
+                <w:sz w:val="20"/>
+                <w:szCs w:val="20"/>
+                <w:vertAlign w:val="subscript"/>
+                <w:lang w:val="de-DE"/>
+              </w:rPr>
+              <w:t>1</w:t>
+            </w:r>
+            <w:r>
+              <w:rPr>
+                <w:rFonts w:ascii="Times New Roman" w:hAnsi="Times New Roman" w:cs="Times New Roman"/>
+                <w:sz w:val="20"/>
+                <w:szCs w:val="20"/>
+                <w:lang w:val="de-DE"/>
+              </w:rPr>
+              <w:t>/A–A</w:t>
+            </w:r>
+            <w:r>
+              <w:rPr>
+                <w:rFonts w:ascii="Times New Roman" w:hAnsi="Times New Roman" w:cs="Times New Roman"/>
+                <w:sz w:val="20"/>
+                <w:szCs w:val="20"/>
+                <w:vertAlign w:val="subscript"/>
+                <w:lang w:val="de-DE"/>
+              </w:rPr>
+              <w:t>1</w:t>
+            </w:r>
+            <w:r>
+              <w:rPr>
+                <w:rFonts w:ascii="Times New Roman" w:hAnsi="Times New Roman" w:cs="Times New Roman"/>
+                <w:sz w:val="20"/>
+                <w:szCs w:val="20"/>
+                <w:lang w:val="de-DE"/>
+              </w:rPr>
+              <w:t xml:space="preserve">/A mit Ligatur 2–3/8 geändert zu Achtelnote und Viertelnote </w:t>
+            </w:r>
+            <w:r>
+              <w:rPr>
+                <w:rFonts w:ascii="Times New Roman" w:hAnsi="Times New Roman" w:cs="Times New Roman"/>
+                <w:sz w:val="20"/>
+                <w:szCs w:val="20"/>
+                <w:lang w:val="de-DE"/>
+              </w:rPr>
+              <w:t>Es/es–A</w:t>
+            </w:r>
+            <w:r>
+              <w:rPr>
+                <w:rFonts w:ascii="Times New Roman" w:hAnsi="Times New Roman" w:cs="Times New Roman"/>
+                <w:sz w:val="20"/>
+                <w:szCs w:val="20"/>
+                <w:vertAlign w:val="subscript"/>
+                <w:lang w:val="de-DE"/>
+              </w:rPr>
+              <w:t>1</w:t>
+            </w:r>
+            <w:r>
+              <w:rPr>
+                <w:rFonts w:ascii="Times New Roman" w:hAnsi="Times New Roman" w:cs="Times New Roman"/>
+                <w:sz w:val="20"/>
+                <w:szCs w:val="20"/>
+                <w:lang w:val="de-DE"/>
+              </w:rPr>
+              <w:t>/A</w:t>
+            </w:r>
+            <w:r>
+              <w:rPr>
+                <w:rFonts w:ascii="Times New Roman" w:hAnsi="Times New Roman" w:cs="Times New Roman"/>
+                <w:sz w:val="20"/>
+                <w:szCs w:val="20"/>
+                <w:lang w:val="de-DE"/>
+              </w:rPr>
+              <w:t xml:space="preserve"> (wie Textfassung 3) mit rotem Buntstift.</w:t>
+            </w:r>
+          </w:p>
+        </w:tc>
+      </w:tr>
+      <w:tr>
+        <w:trPr>
+          <w:cantSplit/>
+        </w:trPr>
+        <w:tc>
+          <w:tcPr>
+            <w:tcW w:w="920" w:type="dxa"/>
+            <w:tcBorders>
+              <w:top w:val="single" w:sz="4" w:space="0" w:color="auto"/>
+              <w:left w:val="single" w:sz="4" w:space="0" w:color="auto"/>
+              <w:bottom w:val="single" w:sz="4" w:space="0" w:color="auto"/>
+              <w:right w:val="single" w:sz="4" w:space="0" w:color="auto"/>
+            </w:tcBorders>
+          </w:tcPr>
+          <w:p>
+            <w:pPr>
+              <w:spacing w:after="0" w:line="360" w:lineRule="auto"/>
+              <w:outlineLvl w:val="0"/>
+              <w:rPr>
+                <w:rFonts w:ascii="Times New Roman" w:hAnsi="Times New Roman" w:cs="Times New Roman"/>
+                <w:sz w:val="20"/>
+                <w:szCs w:val="20"/>
+                <w:lang w:val="de-DE"/>
+              </w:rPr>
+            </w:pPr>
+            <w:r>
+              <w:rPr>
+                <w:rFonts w:ascii="Times New Roman" w:hAnsi="Times New Roman" w:cs="Times New Roman"/>
+                <w:sz w:val="20"/>
+                <w:szCs w:val="20"/>
+                <w:lang w:val="de-DE"/>
+              </w:rPr>
+              <w:t>9</w:t>
+            </w:r>
+          </w:p>
+        </w:tc>
+        <w:tc>
+          <w:tcPr>
+            <w:tcW w:w="1134" w:type="dxa"/>
+            <w:tcBorders>
+              <w:top w:val="single" w:sz="4" w:space="0" w:color="auto"/>
+              <w:left w:val="single" w:sz="4" w:space="0" w:color="auto"/>
+              <w:bottom w:val="single" w:sz="4" w:space="0" w:color="auto"/>
+              <w:right w:val="single" w:sz="4" w:space="0" w:color="auto"/>
+            </w:tcBorders>
+          </w:tcPr>
+          <w:p>
+            <w:pPr>
+              <w:spacing w:after="0" w:line="360" w:lineRule="auto"/>
+              <w:outlineLvl w:val="0"/>
+              <w:rPr>
+                <w:rFonts w:ascii="Times New Roman" w:hAnsi="Times New Roman" w:cs="Times New Roman"/>
+                <w:sz w:val="20"/>
+                <w:szCs w:val="20"/>
+                <w:lang w:val="de-DE"/>
+              </w:rPr>
+            </w:pPr>
+            <w:r>
+              <w:rPr>
+                <w:rFonts w:ascii="Times New Roman" w:hAnsi="Times New Roman" w:cs="Times New Roman"/>
+                <w:sz w:val="20"/>
+                <w:szCs w:val="20"/>
+                <w:lang w:val="de-DE"/>
+              </w:rPr>
+              <w:t>Klav. u.</w:t>
+            </w:r>
+          </w:p>
+        </w:tc>
+        <w:tc>
+          <w:tcPr>
+            <w:tcW w:w="1278" w:type="dxa"/>
+            <w:tcBorders>
+              <w:top w:val="single" w:sz="4" w:space="0" w:color="auto"/>
+              <w:left w:val="single" w:sz="4" w:space="0" w:color="auto"/>
+              <w:bottom w:val="single" w:sz="4" w:space="0" w:color="auto"/>
+              <w:right w:val="single" w:sz="4" w:space="0" w:color="auto"/>
+            </w:tcBorders>
+          </w:tcPr>
+          <w:p>
+            <w:pPr>
+              <w:spacing w:after="0" w:line="360" w:lineRule="auto"/>
+              <w:outlineLvl w:val="0"/>
+              <w:rPr>
+                <w:rFonts w:ascii="Times New Roman" w:hAnsi="Times New Roman" w:cs="Times New Roman"/>
+                <w:sz w:val="20"/>
+                <w:szCs w:val="20"/>
+                <w:lang w:val="de-DE"/>
+              </w:rPr>
+            </w:pPr>
+            <w:r>
+              <w:rPr>
+                <w:rFonts w:ascii="Times New Roman" w:hAnsi="Times New Roman" w:cs="Times New Roman"/>
+                <w:sz w:val="20"/>
+                <w:szCs w:val="20"/>
+                <w:lang w:val="de-DE"/>
+              </w:rPr>
+              <w:t>4.–6. Note</w:t>
+            </w:r>
+          </w:p>
+        </w:tc>
+        <w:tc>
+          <w:tcPr>
+            <w:tcW w:w="5880" w:type="dxa"/>
+            <w:tcBorders>
+              <w:top w:val="single" w:sz="4" w:space="0" w:color="auto"/>
+              <w:left w:val="single" w:sz="4" w:space="0" w:color="auto"/>
+              <w:bottom w:val="single" w:sz="4" w:space="0" w:color="auto"/>
+              <w:right w:val="single" w:sz="4" w:space="0" w:color="auto"/>
+            </w:tcBorders>
+          </w:tcPr>
+          <w:p>
+            <w:pPr>
+              <w:spacing w:after="0" w:line="360" w:lineRule="auto"/>
+              <w:outlineLvl w:val="0"/>
+              <w:rPr>
+                <w:rFonts w:ascii="Times New Roman" w:hAnsi="Times New Roman" w:cs="Times New Roman"/>
+                <w:sz w:val="20"/>
+                <w:szCs w:val="20"/>
+                <w:lang w:val="de-DE"/>
+              </w:rPr>
+            </w:pPr>
+            <w:r>
+              <w:rPr>
+                <w:rFonts w:ascii="Times New Roman" w:hAnsi="Times New Roman" w:cs="Times New Roman"/>
+                <w:sz w:val="20"/>
+                <w:szCs w:val="20"/>
+                <w:lang w:val="de-DE"/>
+              </w:rPr>
+              <w:t>Staccatopunkte (siehe Textfassung 3) hinzugefügt mit rotem Buntstift.</w:t>
+            </w:r>
+          </w:p>
+        </w:tc>
+      </w:tr>
+      <w:tr>
+        <w:trPr>
+          <w:cantSplit/>
+        </w:trPr>
+        <w:tc>
+          <w:tcPr>
+            <w:tcW w:w="920" w:type="dxa"/>
+            <w:tcBorders>
+              <w:top w:val="single" w:sz="4" w:space="0" w:color="auto"/>
+              <w:left w:val="single" w:sz="4" w:space="0" w:color="auto"/>
+              <w:bottom w:val="single" w:sz="4" w:space="0" w:color="auto"/>
+              <w:right w:val="single" w:sz="4" w:space="0" w:color="auto"/>
+            </w:tcBorders>
+          </w:tcPr>
+          <w:p>
+            <w:pPr>
+              <w:spacing w:after="0" w:line="360" w:lineRule="auto"/>
+              <w:outlineLvl w:val="0"/>
+              <w:rPr>
+                <w:rFonts w:ascii="Times New Roman" w:hAnsi="Times New Roman" w:cs="Times New Roman"/>
+                <w:sz w:val="20"/>
+                <w:szCs w:val="20"/>
+                <w:lang w:val="de-DE"/>
+              </w:rPr>
+            </w:pPr>
+            <w:r>
+              <w:rPr>
+                <w:rFonts w:ascii="Times New Roman" w:hAnsi="Times New Roman" w:cs="Times New Roman"/>
+                <w:sz w:val="20"/>
+                <w:szCs w:val="20"/>
+                <w:lang w:val="de-DE"/>
+              </w:rPr>
+              <w:t>9</w:t>
+            </w:r>
+          </w:p>
+        </w:tc>
+        <w:tc>
+          <w:tcPr>
+            <w:tcW w:w="1134" w:type="dxa"/>
+            <w:tcBorders>
+              <w:top w:val="single" w:sz="4" w:space="0" w:color="auto"/>
+              <w:left w:val="single" w:sz="4" w:space="0" w:color="auto"/>
+              <w:bottom w:val="single" w:sz="4" w:space="0" w:color="auto"/>
+              <w:right w:val="single" w:sz="4" w:space="0" w:color="auto"/>
+            </w:tcBorders>
+          </w:tcPr>
+          <w:p>
+            <w:pPr>
+              <w:spacing w:after="0" w:line="360" w:lineRule="auto"/>
+              <w:outlineLvl w:val="0"/>
+              <w:rPr>
+                <w:rFonts w:ascii="Times New Roman" w:hAnsi="Times New Roman" w:cs="Times New Roman"/>
+                <w:sz w:val="20"/>
+                <w:szCs w:val="20"/>
+                <w:lang w:val="de-DE"/>
+              </w:rPr>
+            </w:pPr>
+            <w:r>
+              <w:rPr>
+                <w:rFonts w:ascii="Times New Roman" w:hAnsi="Times New Roman" w:cs="Times New Roman"/>
+                <w:sz w:val="20"/>
+                <w:szCs w:val="20"/>
+                <w:lang w:val="de-DE"/>
+              </w:rPr>
+              <w:t xml:space="preserve">Klav. u. </w:t>
+            </w:r>
+          </w:p>
+        </w:tc>
+        <w:tc>
+          <w:tcPr>
+            <w:tcW w:w="1278" w:type="dxa"/>
+            <w:tcBorders>
+              <w:top w:val="single" w:sz="4" w:space="0" w:color="auto"/>
+              <w:left w:val="single" w:sz="4" w:space="0" w:color="auto"/>
+              <w:bottom w:val="single" w:sz="4" w:space="0" w:color="auto"/>
+              <w:right w:val="single" w:sz="4" w:space="0" w:color="auto"/>
+            </w:tcBorders>
+          </w:tcPr>
+          <w:p>
+            <w:pPr>
+              <w:spacing w:after="0" w:line="360" w:lineRule="auto"/>
+              <w:outlineLvl w:val="0"/>
+              <w:rPr>
+                <w:rFonts w:ascii="Times New Roman" w:hAnsi="Times New Roman" w:cs="Times New Roman"/>
+                <w:sz w:val="20"/>
+                <w:szCs w:val="20"/>
+                <w:lang w:val="de-DE"/>
+              </w:rPr>
+            </w:pPr>
+            <w:r>
+              <w:rPr>
+                <w:rFonts w:ascii="Times New Roman" w:hAnsi="Times New Roman" w:cs="Times New Roman"/>
+                <w:sz w:val="20"/>
+                <w:szCs w:val="20"/>
+                <w:lang w:val="de-DE"/>
+              </w:rPr>
+              <w:t>6. Note bis 11/16</w:t>
+            </w:r>
+          </w:p>
+        </w:tc>
+        <w:tc>
+          <w:tcPr>
+            <w:tcW w:w="5880" w:type="dxa"/>
+            <w:tcBorders>
+              <w:top w:val="single" w:sz="4" w:space="0" w:color="auto"/>
+              <w:left w:val="single" w:sz="4" w:space="0" w:color="auto"/>
+              <w:bottom w:val="single" w:sz="4" w:space="0" w:color="auto"/>
+              <w:right w:val="single" w:sz="4" w:space="0" w:color="auto"/>
+            </w:tcBorders>
+          </w:tcPr>
+          <w:p>
+            <w:pPr>
+              <w:spacing w:after="0" w:line="360" w:lineRule="auto"/>
+              <w:outlineLvl w:val="0"/>
+              <w:rPr>
+                <w:rFonts w:ascii="Times New Roman" w:hAnsi="Times New Roman" w:cs="Times New Roman"/>
+                <w:sz w:val="20"/>
+                <w:szCs w:val="20"/>
+                <w:lang w:val="de-DE"/>
+              </w:rPr>
+            </w:pPr>
+            <w:r>
+              <w:rPr>
+                <w:rFonts w:ascii="Times New Roman" w:hAnsi="Times New Roman" w:cs="Times New Roman"/>
+                <w:sz w:val="20"/>
+                <w:szCs w:val="20"/>
+                <w:lang w:val="de-DE"/>
+              </w:rPr>
+              <w:t xml:space="preserve">Balken </w:t>
+            </w:r>
+            <w:r>
+              <w:rPr>
+                <w:rFonts w:ascii="Times New Roman" w:hAnsi="Times New Roman" w:cs="Times New Roman"/>
+                <w:sz w:val="20"/>
+                <w:szCs w:val="20"/>
+                <w:lang w:val="de-DE"/>
+              </w:rPr>
+              <w:t xml:space="preserve">(wie Textfassung 3) </w:t>
+            </w:r>
+            <w:r>
+              <w:rPr>
+                <w:rFonts w:ascii="Times New Roman" w:hAnsi="Times New Roman" w:cs="Times New Roman"/>
+                <w:sz w:val="20"/>
+                <w:szCs w:val="20"/>
+                <w:lang w:val="de-DE"/>
+              </w:rPr>
+              <w:t>hinzugefügt</w:t>
+            </w:r>
+            <w:r>
+              <w:rPr>
+                <w:rFonts w:ascii="Times New Roman" w:hAnsi="Times New Roman" w:cs="Times New Roman"/>
+                <w:sz w:val="20"/>
+                <w:szCs w:val="20"/>
+                <w:lang w:val="de-DE"/>
+              </w:rPr>
+              <w:t xml:space="preserve"> mit rotem Buntstift.</w:t>
+            </w:r>
+          </w:p>
+        </w:tc>
+      </w:tr>
+      <w:tr>
+        <w:trPr>
+          <w:cantSplit/>
+        </w:trPr>
+        <w:tc>
+          <w:tcPr>
+            <w:tcW w:w="920" w:type="dxa"/>
+            <w:tcBorders>
+              <w:top w:val="single" w:sz="4" w:space="0" w:color="auto"/>
+              <w:left w:val="single" w:sz="4" w:space="0" w:color="auto"/>
+              <w:bottom w:val="single" w:sz="4" w:space="0" w:color="auto"/>
+              <w:right w:val="single" w:sz="4" w:space="0" w:color="auto"/>
+            </w:tcBorders>
+          </w:tcPr>
+          <w:p>
+            <w:pPr>
+              <w:spacing w:after="0" w:line="360" w:lineRule="auto"/>
+              <w:outlineLvl w:val="0"/>
+              <w:rPr>
+                <w:rFonts w:ascii="Times New Roman" w:hAnsi="Times New Roman" w:cs="Times New Roman"/>
+                <w:sz w:val="20"/>
+                <w:szCs w:val="20"/>
+                <w:lang w:val="de-DE"/>
+              </w:rPr>
+            </w:pPr>
+            <w:r>
+              <w:rPr>
+                <w:rFonts w:ascii="Times New Roman" w:hAnsi="Times New Roman" w:cs="Times New Roman"/>
+                <w:sz w:val="20"/>
+                <w:szCs w:val="20"/>
+                <w:lang w:val="de-DE"/>
+              </w:rPr>
+              <w:t>10</w:t>
+            </w:r>
+          </w:p>
+        </w:tc>
+        <w:tc>
+          <w:tcPr>
+            <w:tcW w:w="1134" w:type="dxa"/>
+            <w:tcBorders>
+              <w:top w:val="single" w:sz="4" w:space="0" w:color="auto"/>
+              <w:left w:val="single" w:sz="4" w:space="0" w:color="auto"/>
+              <w:bottom w:val="single" w:sz="4" w:space="0" w:color="auto"/>
+              <w:right w:val="single" w:sz="4" w:space="0" w:color="auto"/>
+            </w:tcBorders>
+          </w:tcPr>
+          <w:p>
+            <w:pPr>
+              <w:spacing w:after="0" w:line="360" w:lineRule="auto"/>
+              <w:outlineLvl w:val="0"/>
+              <w:rPr>
+                <w:rFonts w:ascii="Times New Roman" w:hAnsi="Times New Roman" w:cs="Times New Roman"/>
+                <w:sz w:val="20"/>
+                <w:szCs w:val="20"/>
+                <w:lang w:val="de-DE"/>
+              </w:rPr>
+            </w:pPr>
+            <w:r>
+              <w:rPr>
+                <w:rFonts w:ascii="Times New Roman" w:hAnsi="Times New Roman" w:cs="Times New Roman"/>
+                <w:sz w:val="20"/>
+                <w:szCs w:val="20"/>
+                <w:lang w:val="de-DE"/>
+              </w:rPr>
+              <w:t xml:space="preserve">Klav. </w:t>
+            </w:r>
+          </w:p>
+        </w:tc>
+        <w:tc>
+          <w:tcPr>
+            <w:tcW w:w="1278" w:type="dxa"/>
+            <w:tcBorders>
+              <w:top w:val="single" w:sz="4" w:space="0" w:color="auto"/>
+              <w:left w:val="single" w:sz="4" w:space="0" w:color="auto"/>
+              <w:bottom w:val="single" w:sz="4" w:space="0" w:color="auto"/>
+              <w:right w:val="single" w:sz="4" w:space="0" w:color="auto"/>
+            </w:tcBorders>
+          </w:tcPr>
+          <w:p>
+            <w:pPr>
+              <w:spacing w:after="0" w:line="360" w:lineRule="auto"/>
+              <w:outlineLvl w:val="0"/>
+              <w:rPr>
+                <w:rFonts w:ascii="Times New Roman" w:hAnsi="Times New Roman" w:cs="Times New Roman"/>
+                <w:sz w:val="20"/>
+                <w:szCs w:val="20"/>
+                <w:lang w:val="de-DE"/>
+              </w:rPr>
+            </w:pPr>
+          </w:p>
+        </w:tc>
+        <w:tc>
+          <w:tcPr>
+            <w:tcW w:w="5880" w:type="dxa"/>
+            <w:tcBorders>
+              <w:top w:val="single" w:sz="4" w:space="0" w:color="auto"/>
+              <w:left w:val="single" w:sz="4" w:space="0" w:color="auto"/>
+              <w:bottom w:val="single" w:sz="4" w:space="0" w:color="auto"/>
+              <w:right w:val="single" w:sz="4" w:space="0" w:color="auto"/>
+            </w:tcBorders>
+          </w:tcPr>
+          <w:p>
+            <w:pPr>
+              <w:spacing w:after="0" w:line="360" w:lineRule="auto"/>
+              <w:outlineLvl w:val="0"/>
+              <w:rPr>
+                <w:rFonts w:ascii="Times New Roman" w:hAnsi="Times New Roman" w:cs="Times New Roman"/>
+                <w:sz w:val="20"/>
+                <w:szCs w:val="20"/>
+                <w:lang w:val="de-DE"/>
+              </w:rPr>
+            </w:pPr>
+            <w:r>
+              <w:rPr>
+                <w:rFonts w:ascii="Times New Roman" w:hAnsi="Times New Roman" w:cs="Times New Roman"/>
+                <w:sz w:val="20"/>
+                <w:szCs w:val="20"/>
+                <w:lang w:val="de-DE"/>
+              </w:rPr>
+              <w:t xml:space="preserve">Versetzung der Oberstimmenschicht in Klav. u. nach Klav. o. sowie Achtelpause zu (1/8) als Unterstimmenschicht (wie Textfassung 3) hinzugefügt mit Bleistift und rotem Buntstift. </w:t>
+            </w:r>
+          </w:p>
+        </w:tc>
+      </w:tr>
+      <w:tr>
+        <w:trPr>
+          <w:cantSplit/>
+        </w:trPr>
+        <w:tc>
+          <w:tcPr>
+            <w:tcW w:w="920" w:type="dxa"/>
+            <w:tcBorders>
+              <w:top w:val="single" w:sz="4" w:space="0" w:color="auto"/>
+              <w:left w:val="single" w:sz="4" w:space="0" w:color="auto"/>
+              <w:bottom w:val="single" w:sz="4" w:space="0" w:color="auto"/>
+              <w:right w:val="single" w:sz="4" w:space="0" w:color="auto"/>
+            </w:tcBorders>
+          </w:tcPr>
+          <w:p>
+            <w:pPr>
+              <w:spacing w:after="0" w:line="360" w:lineRule="auto"/>
+              <w:outlineLvl w:val="0"/>
+              <w:rPr>
+                <w:rFonts w:ascii="Times New Roman" w:hAnsi="Times New Roman" w:cs="Times New Roman"/>
+                <w:sz w:val="20"/>
+                <w:szCs w:val="20"/>
+                <w:lang w:val="de-DE"/>
+              </w:rPr>
+            </w:pPr>
+            <w:r>
+              <w:rPr>
+                <w:rFonts w:ascii="Times New Roman" w:hAnsi="Times New Roman" w:cs="Times New Roman"/>
+                <w:sz w:val="20"/>
+                <w:szCs w:val="20"/>
+                <w:lang w:val="de-DE"/>
+              </w:rPr>
+              <w:t>10</w:t>
+            </w:r>
+          </w:p>
+        </w:tc>
+        <w:tc>
+          <w:tcPr>
+            <w:tcW w:w="1134" w:type="dxa"/>
+            <w:tcBorders>
+              <w:top w:val="single" w:sz="4" w:space="0" w:color="auto"/>
+              <w:left w:val="single" w:sz="4" w:space="0" w:color="auto"/>
+              <w:bottom w:val="single" w:sz="4" w:space="0" w:color="auto"/>
+              <w:right w:val="single" w:sz="4" w:space="0" w:color="auto"/>
+            </w:tcBorders>
+          </w:tcPr>
+          <w:p>
+            <w:pPr>
+              <w:spacing w:after="0" w:line="360" w:lineRule="auto"/>
+              <w:outlineLvl w:val="0"/>
+              <w:rPr>
+                <w:rFonts w:ascii="Times New Roman" w:hAnsi="Times New Roman" w:cs="Times New Roman"/>
+                <w:sz w:val="20"/>
+                <w:szCs w:val="20"/>
+                <w:lang w:val="de-DE"/>
+              </w:rPr>
+            </w:pPr>
+            <w:r>
+              <w:rPr>
+                <w:rFonts w:ascii="Times New Roman" w:hAnsi="Times New Roman" w:cs="Times New Roman"/>
+                <w:sz w:val="20"/>
+                <w:szCs w:val="20"/>
+                <w:lang w:val="de-DE"/>
+              </w:rPr>
+              <w:t xml:space="preserve">Klav. </w:t>
+            </w:r>
+          </w:p>
+        </w:tc>
+        <w:tc>
+          <w:tcPr>
+            <w:tcW w:w="1278" w:type="dxa"/>
+            <w:tcBorders>
+              <w:top w:val="single" w:sz="4" w:space="0" w:color="auto"/>
+              <w:left w:val="single" w:sz="4" w:space="0" w:color="auto"/>
+              <w:bottom w:val="single" w:sz="4" w:space="0" w:color="auto"/>
+              <w:right w:val="single" w:sz="4" w:space="0" w:color="auto"/>
+            </w:tcBorders>
+          </w:tcPr>
+          <w:p>
+            <w:pPr>
+              <w:spacing w:after="0" w:line="360" w:lineRule="auto"/>
+              <w:outlineLvl w:val="0"/>
+              <w:rPr>
+                <w:rFonts w:ascii="Times New Roman" w:hAnsi="Times New Roman" w:cs="Times New Roman"/>
+                <w:sz w:val="20"/>
+                <w:szCs w:val="20"/>
+                <w:lang w:val="de-DE"/>
+              </w:rPr>
+            </w:pPr>
+            <w:r>
+              <w:rPr>
+                <w:rFonts w:ascii="Times New Roman" w:hAnsi="Times New Roman" w:cs="Times New Roman"/>
+                <w:sz w:val="20"/>
+                <w:szCs w:val="20"/>
+                <w:lang w:val="de-DE"/>
+              </w:rPr>
+              <w:t>(4/8)</w:t>
+            </w:r>
+          </w:p>
+        </w:tc>
+        <w:tc>
+          <w:tcPr>
+            <w:tcW w:w="5880" w:type="dxa"/>
+            <w:tcBorders>
+              <w:top w:val="single" w:sz="4" w:space="0" w:color="auto"/>
+              <w:left w:val="single" w:sz="4" w:space="0" w:color="auto"/>
+              <w:bottom w:val="single" w:sz="4" w:space="0" w:color="auto"/>
+              <w:right w:val="single" w:sz="4" w:space="0" w:color="auto"/>
+            </w:tcBorders>
+          </w:tcPr>
+          <w:p>
+            <w:pPr>
+              <w:spacing w:after="0" w:line="360" w:lineRule="auto"/>
+              <w:outlineLvl w:val="0"/>
+              <w:rPr>
+                <w:rFonts w:ascii="Times New Roman" w:hAnsi="Times New Roman" w:cs="Times New Roman"/>
+                <w:sz w:val="20"/>
+                <w:szCs w:val="20"/>
+                <w:lang w:val="de-DE"/>
+              </w:rPr>
+            </w:pPr>
+            <w:r>
+              <w:rPr>
+                <w:rFonts w:ascii="Times New Roman" w:hAnsi="Times New Roman" w:cs="Times New Roman"/>
+                <w:sz w:val="20"/>
+                <w:szCs w:val="20"/>
+                <w:lang w:val="de-DE"/>
+              </w:rPr>
+              <w:t>[pp] geändert zu [</w:t>
+            </w:r>
+            <w:proofErr w:type="spellStart"/>
+            <w:r>
+              <w:rPr>
+                <w:rFonts w:ascii="Times New Roman" w:hAnsi="Times New Roman" w:cs="Times New Roman"/>
+                <w:sz w:val="20"/>
+                <w:szCs w:val="20"/>
+                <w:lang w:val="de-DE"/>
+              </w:rPr>
+              <w:t>ppp</w:t>
+            </w:r>
+            <w:proofErr w:type="spellEnd"/>
+            <w:r>
+              <w:rPr>
+                <w:rFonts w:ascii="Times New Roman" w:hAnsi="Times New Roman" w:cs="Times New Roman"/>
+                <w:sz w:val="20"/>
+                <w:szCs w:val="20"/>
+                <w:lang w:val="de-DE"/>
+              </w:rPr>
+              <w:t>] (wie Textfassung 3) mit rotem Buntstift.</w:t>
+            </w:r>
+          </w:p>
+        </w:tc>
+      </w:tr>
+      <w:tr>
+        <w:trPr>
+          <w:cantSplit/>
+        </w:trPr>
+        <w:tc>
+          <w:tcPr>
+            <w:tcW w:w="920" w:type="dxa"/>
+            <w:tcBorders>
+              <w:top w:val="single" w:sz="4" w:space="0" w:color="auto"/>
+              <w:left w:val="single" w:sz="4" w:space="0" w:color="auto"/>
+              <w:bottom w:val="single" w:sz="4" w:space="0" w:color="auto"/>
+              <w:right w:val="single" w:sz="4" w:space="0" w:color="auto"/>
+            </w:tcBorders>
+          </w:tcPr>
+          <w:p>
+            <w:pPr>
+              <w:spacing w:after="0" w:line="360" w:lineRule="auto"/>
+              <w:outlineLvl w:val="0"/>
+              <w:rPr>
+                <w:rFonts w:ascii="Times New Roman" w:hAnsi="Times New Roman" w:cs="Times New Roman"/>
+                <w:sz w:val="20"/>
+                <w:szCs w:val="20"/>
+                <w:lang w:val="de-DE"/>
+              </w:rPr>
+            </w:pPr>
+            <w:r>
+              <w:rPr>
+                <w:rFonts w:ascii="Times New Roman" w:hAnsi="Times New Roman" w:cs="Times New Roman"/>
+                <w:sz w:val="20"/>
+                <w:szCs w:val="20"/>
+                <w:lang w:val="de-DE"/>
+              </w:rPr>
+              <w:t>11</w:t>
+            </w:r>
+          </w:p>
+        </w:tc>
+        <w:tc>
+          <w:tcPr>
+            <w:tcW w:w="1134" w:type="dxa"/>
+            <w:tcBorders>
+              <w:top w:val="single" w:sz="4" w:space="0" w:color="auto"/>
+              <w:left w:val="single" w:sz="4" w:space="0" w:color="auto"/>
+              <w:bottom w:val="single" w:sz="4" w:space="0" w:color="auto"/>
+              <w:right w:val="single" w:sz="4" w:space="0" w:color="auto"/>
+            </w:tcBorders>
+          </w:tcPr>
+          <w:p>
+            <w:pPr>
+              <w:spacing w:after="0" w:line="360" w:lineRule="auto"/>
+              <w:outlineLvl w:val="0"/>
+              <w:rPr>
+                <w:rFonts w:ascii="Times New Roman" w:hAnsi="Times New Roman" w:cs="Times New Roman"/>
+                <w:sz w:val="20"/>
+                <w:szCs w:val="20"/>
+                <w:lang w:val="de-DE"/>
+              </w:rPr>
+            </w:pPr>
+            <w:r>
+              <w:rPr>
+                <w:rFonts w:ascii="Times New Roman" w:hAnsi="Times New Roman" w:cs="Times New Roman"/>
+                <w:sz w:val="20"/>
+                <w:szCs w:val="20"/>
+                <w:lang w:val="de-DE"/>
+              </w:rPr>
+              <w:t xml:space="preserve">Klav. u. </w:t>
+            </w:r>
+          </w:p>
+        </w:tc>
+        <w:tc>
+          <w:tcPr>
+            <w:tcW w:w="1278" w:type="dxa"/>
+            <w:tcBorders>
+              <w:top w:val="single" w:sz="4" w:space="0" w:color="auto"/>
+              <w:left w:val="single" w:sz="4" w:space="0" w:color="auto"/>
+              <w:bottom w:val="single" w:sz="4" w:space="0" w:color="auto"/>
+              <w:right w:val="single" w:sz="4" w:space="0" w:color="auto"/>
+            </w:tcBorders>
+          </w:tcPr>
+          <w:p>
+            <w:pPr>
+              <w:spacing w:after="0" w:line="360" w:lineRule="auto"/>
+              <w:outlineLvl w:val="0"/>
+              <w:rPr>
+                <w:rFonts w:ascii="Times New Roman" w:hAnsi="Times New Roman" w:cs="Times New Roman"/>
+                <w:sz w:val="20"/>
+                <w:szCs w:val="20"/>
+                <w:lang w:val="de-DE"/>
+              </w:rPr>
+            </w:pPr>
+            <w:r>
+              <w:rPr>
+                <w:rFonts w:ascii="Times New Roman" w:hAnsi="Times New Roman" w:cs="Times New Roman"/>
+                <w:sz w:val="20"/>
+                <w:szCs w:val="20"/>
+                <w:lang w:val="de-DE"/>
+              </w:rPr>
+              <w:t>3.–4. Note</w:t>
+            </w:r>
+          </w:p>
+        </w:tc>
+        <w:tc>
+          <w:tcPr>
+            <w:tcW w:w="5880" w:type="dxa"/>
+            <w:tcBorders>
+              <w:top w:val="single" w:sz="4" w:space="0" w:color="auto"/>
+              <w:left w:val="single" w:sz="4" w:space="0" w:color="auto"/>
+              <w:bottom w:val="single" w:sz="4" w:space="0" w:color="auto"/>
+              <w:right w:val="single" w:sz="4" w:space="0" w:color="auto"/>
+            </w:tcBorders>
+          </w:tcPr>
+          <w:p>
+            <w:pPr>
+              <w:spacing w:after="0" w:line="360" w:lineRule="auto"/>
+              <w:outlineLvl w:val="0"/>
+              <w:rPr>
+                <w:rFonts w:ascii="Times New Roman" w:hAnsi="Times New Roman" w:cs="Times New Roman"/>
+                <w:sz w:val="20"/>
+                <w:szCs w:val="20"/>
+                <w:lang w:val="de-DE"/>
+              </w:rPr>
+            </w:pPr>
+            <w:r>
+              <w:rPr>
+                <w:rFonts w:ascii="Times New Roman" w:hAnsi="Times New Roman" w:cs="Times New Roman"/>
+                <w:sz w:val="20"/>
+                <w:szCs w:val="20"/>
+                <w:lang w:val="de-DE"/>
+              </w:rPr>
+              <w:t>Oberstimmenschicht: Balken geändert zu einfachem Balken</w:t>
+            </w:r>
+            <w:r>
+              <w:rPr>
+                <w:rFonts w:ascii="Times New Roman" w:hAnsi="Times New Roman" w:cs="Times New Roman"/>
+                <w:sz w:val="20"/>
+                <w:szCs w:val="20"/>
+                <w:lang w:val="de-DE"/>
+              </w:rPr>
+              <w:t xml:space="preserve"> (siehe Textfassung 3)</w:t>
+            </w:r>
+            <w:r>
+              <w:rPr>
+                <w:rFonts w:ascii="Times New Roman" w:hAnsi="Times New Roman" w:cs="Times New Roman"/>
+                <w:sz w:val="20"/>
+                <w:szCs w:val="20"/>
+                <w:lang w:val="de-DE"/>
+              </w:rPr>
+              <w:t xml:space="preserve"> mit rotem Buntstift.</w:t>
+            </w:r>
+          </w:p>
+        </w:tc>
+      </w:tr>
+      <w:tr>
+        <w:trPr>
+          <w:cantSplit/>
+        </w:trPr>
+        <w:tc>
+          <w:tcPr>
+            <w:tcW w:w="920" w:type="dxa"/>
+            <w:tcBorders>
+              <w:top w:val="single" w:sz="4" w:space="0" w:color="auto"/>
+              <w:left w:val="single" w:sz="4" w:space="0" w:color="auto"/>
+              <w:bottom w:val="single" w:sz="4" w:space="0" w:color="auto"/>
+              <w:right w:val="single" w:sz="4" w:space="0" w:color="auto"/>
+            </w:tcBorders>
+          </w:tcPr>
+          <w:p>
+            <w:pPr>
+              <w:spacing w:after="0" w:line="360" w:lineRule="auto"/>
+              <w:outlineLvl w:val="0"/>
+              <w:rPr>
+                <w:rFonts w:ascii="Times New Roman" w:hAnsi="Times New Roman" w:cs="Times New Roman"/>
+                <w:sz w:val="20"/>
+                <w:szCs w:val="20"/>
+              </w:rPr>
+            </w:pPr>
+            <w:r>
+              <w:rPr>
+                <w:rFonts w:ascii="Times New Roman" w:hAnsi="Times New Roman" w:cs="Times New Roman"/>
+                <w:sz w:val="20"/>
+                <w:szCs w:val="20"/>
+              </w:rPr>
+              <w:t>11</w:t>
+            </w:r>
+          </w:p>
+          <w:p>
+            <w:pPr>
+              <w:spacing w:after="0" w:line="360" w:lineRule="auto"/>
+              <w:outlineLvl w:val="0"/>
+              <w:rPr>
+                <w:rFonts w:ascii="Times New Roman" w:hAnsi="Times New Roman" w:cs="Times New Roman"/>
+                <w:sz w:val="20"/>
+                <w:szCs w:val="20"/>
+              </w:rPr>
+            </w:pPr>
+            <w:r>
+              <w:rPr>
+                <w:rFonts w:ascii="Times New Roman" w:hAnsi="Times New Roman" w:cs="Times New Roman"/>
+                <w:sz w:val="20"/>
+                <w:szCs w:val="20"/>
+              </w:rPr>
+              <w:t>bis 12</w:t>
+            </w:r>
+          </w:p>
+        </w:tc>
+        <w:tc>
+          <w:tcPr>
+            <w:tcW w:w="1134" w:type="dxa"/>
+            <w:tcBorders>
+              <w:top w:val="single" w:sz="4" w:space="0" w:color="auto"/>
+              <w:left w:val="single" w:sz="4" w:space="0" w:color="auto"/>
+              <w:bottom w:val="single" w:sz="4" w:space="0" w:color="auto"/>
+              <w:right w:val="single" w:sz="4" w:space="0" w:color="auto"/>
+            </w:tcBorders>
+          </w:tcPr>
+          <w:p>
+            <w:pPr>
+              <w:spacing w:after="0" w:line="360" w:lineRule="auto"/>
+              <w:outlineLvl w:val="0"/>
+              <w:rPr>
+                <w:rFonts w:ascii="Times New Roman" w:hAnsi="Times New Roman" w:cs="Times New Roman"/>
+                <w:sz w:val="20"/>
+                <w:szCs w:val="20"/>
+                <w:lang w:val="de-DE"/>
+              </w:rPr>
+            </w:pPr>
+          </w:p>
+        </w:tc>
+        <w:tc>
+          <w:tcPr>
+            <w:tcW w:w="1278" w:type="dxa"/>
+            <w:tcBorders>
+              <w:top w:val="single" w:sz="4" w:space="0" w:color="auto"/>
+              <w:left w:val="single" w:sz="4" w:space="0" w:color="auto"/>
+              <w:bottom w:val="single" w:sz="4" w:space="0" w:color="auto"/>
+              <w:right w:val="single" w:sz="4" w:space="0" w:color="auto"/>
+            </w:tcBorders>
+          </w:tcPr>
+          <w:p>
+            <w:pPr>
+              <w:spacing w:after="0" w:line="360" w:lineRule="auto"/>
+              <w:outlineLvl w:val="0"/>
+              <w:rPr>
+                <w:rFonts w:ascii="Times New Roman" w:hAnsi="Times New Roman" w:cs="Times New Roman"/>
+                <w:sz w:val="20"/>
+                <w:szCs w:val="20"/>
+                <w:lang w:val="de-DE"/>
+              </w:rPr>
+            </w:pPr>
+            <w:r>
+              <w:rPr>
+                <w:rFonts w:ascii="Times New Roman" w:hAnsi="Times New Roman" w:cs="Times New Roman"/>
+                <w:sz w:val="20"/>
+                <w:szCs w:val="20"/>
+                <w:lang w:val="de-DE"/>
+              </w:rPr>
+              <w:t>(2/4)</w:t>
+            </w:r>
+          </w:p>
+          <w:p>
+            <w:pPr>
+              <w:spacing w:after="0" w:line="360" w:lineRule="auto"/>
+              <w:outlineLvl w:val="0"/>
+              <w:rPr>
+                <w:rFonts w:ascii="Times New Roman" w:hAnsi="Times New Roman" w:cs="Times New Roman"/>
+                <w:sz w:val="20"/>
+                <w:szCs w:val="20"/>
+                <w:lang w:val="de-DE"/>
+              </w:rPr>
+            </w:pPr>
+            <w:r>
+              <w:rPr>
+                <w:rFonts w:ascii="Times New Roman" w:hAnsi="Times New Roman" w:cs="Times New Roman"/>
+                <w:sz w:val="20"/>
+                <w:szCs w:val="20"/>
+                <w:lang w:val="de-DE"/>
+              </w:rPr>
+              <w:t>(3/4)</w:t>
+            </w:r>
+          </w:p>
+        </w:tc>
+        <w:tc>
+          <w:tcPr>
+            <w:tcW w:w="5880" w:type="dxa"/>
+            <w:tcBorders>
+              <w:top w:val="single" w:sz="4" w:space="0" w:color="auto"/>
+              <w:left w:val="single" w:sz="4" w:space="0" w:color="auto"/>
+              <w:bottom w:val="single" w:sz="4" w:space="0" w:color="auto"/>
+              <w:right w:val="single" w:sz="4" w:space="0" w:color="auto"/>
+            </w:tcBorders>
+          </w:tcPr>
+          <w:p>
+            <w:pPr>
+              <w:spacing w:after="0" w:line="360" w:lineRule="auto"/>
+              <w:outlineLvl w:val="0"/>
+              <w:rPr>
+                <w:rFonts w:ascii="Times New Roman" w:hAnsi="Times New Roman" w:cs="Times New Roman"/>
+                <w:sz w:val="20"/>
+                <w:szCs w:val="20"/>
+                <w:lang w:val="de-DE"/>
+              </w:rPr>
+            </w:pPr>
+            <w:r>
+              <w:rPr>
+                <w:rFonts w:ascii="Times New Roman" w:hAnsi="Times New Roman" w:cs="Times New Roman"/>
+                <w:sz w:val="20"/>
+                <w:szCs w:val="20"/>
+                <w:lang w:val="de-DE"/>
+              </w:rPr>
+              <w:t xml:space="preserve">Position von </w:t>
+            </w:r>
+            <w:r>
+              <w:rPr>
+                <w:rFonts w:ascii="Times New Roman" w:hAnsi="Times New Roman" w:cs="Times New Roman"/>
+                <w:i/>
+                <w:iCs/>
+                <w:sz w:val="20"/>
+                <w:szCs w:val="20"/>
+                <w:lang w:val="de-DE"/>
+              </w:rPr>
+              <w:t>sehr langsam</w:t>
+            </w:r>
+            <w:r>
+              <w:rPr>
+                <w:rFonts w:ascii="Times New Roman" w:hAnsi="Times New Roman" w:cs="Times New Roman"/>
+                <w:sz w:val="20"/>
+                <w:szCs w:val="20"/>
+                <w:lang w:val="de-DE"/>
+              </w:rPr>
+              <w:t xml:space="preserve"> in T. 12 (3/4) zuerst geändert zu T. 12 (2/4) mit Bleistift, dann zu T. 11 (2/4) (wie Textfassung 3) mit rotem Buntstift.</w:t>
+            </w:r>
+          </w:p>
+        </w:tc>
+      </w:tr>
+      <w:tr>
+        <w:trPr>
+          <w:cantSplit/>
+        </w:trPr>
+        <w:tc>
+          <w:tcPr>
+            <w:tcW w:w="920" w:type="dxa"/>
+            <w:tcBorders>
+              <w:top w:val="single" w:sz="4" w:space="0" w:color="auto"/>
+              <w:left w:val="single" w:sz="4" w:space="0" w:color="auto"/>
+              <w:bottom w:val="single" w:sz="4" w:space="0" w:color="auto"/>
+              <w:right w:val="single" w:sz="4" w:space="0" w:color="auto"/>
+            </w:tcBorders>
+          </w:tcPr>
+          <w:p>
+            <w:pPr>
+              <w:spacing w:after="0" w:line="360" w:lineRule="auto"/>
+              <w:outlineLvl w:val="0"/>
+              <w:rPr>
+                <w:rFonts w:ascii="Times New Roman" w:hAnsi="Times New Roman" w:cs="Times New Roman"/>
+                <w:sz w:val="20"/>
+                <w:szCs w:val="20"/>
+                <w:lang w:val="de-DE"/>
+              </w:rPr>
+            </w:pPr>
+            <w:r>
+              <w:rPr>
+                <w:rFonts w:ascii="Times New Roman" w:hAnsi="Times New Roman" w:cs="Times New Roman"/>
+                <w:sz w:val="20"/>
+                <w:szCs w:val="20"/>
+                <w:lang w:val="de-DE"/>
+              </w:rPr>
+              <w:t>12</w:t>
+            </w:r>
+          </w:p>
+        </w:tc>
+        <w:tc>
+          <w:tcPr>
+            <w:tcW w:w="1134" w:type="dxa"/>
+            <w:tcBorders>
+              <w:top w:val="single" w:sz="4" w:space="0" w:color="auto"/>
+              <w:left w:val="single" w:sz="4" w:space="0" w:color="auto"/>
+              <w:bottom w:val="single" w:sz="4" w:space="0" w:color="auto"/>
+              <w:right w:val="single" w:sz="4" w:space="0" w:color="auto"/>
+            </w:tcBorders>
+          </w:tcPr>
+          <w:p>
+            <w:pPr>
+              <w:spacing w:after="0" w:line="360" w:lineRule="auto"/>
+              <w:outlineLvl w:val="0"/>
+              <w:rPr>
+                <w:rFonts w:ascii="Times New Roman" w:hAnsi="Times New Roman" w:cs="Times New Roman"/>
+                <w:sz w:val="20"/>
+                <w:szCs w:val="20"/>
+                <w:lang w:val="de-DE"/>
+              </w:rPr>
+            </w:pPr>
+            <w:r>
+              <w:rPr>
+                <w:rFonts w:ascii="Times New Roman" w:hAnsi="Times New Roman" w:cs="Times New Roman"/>
+                <w:sz w:val="20"/>
+                <w:szCs w:val="20"/>
+                <w:lang w:val="de-DE"/>
+              </w:rPr>
+              <w:t>Klav. u.</w:t>
+            </w:r>
+          </w:p>
+        </w:tc>
+        <w:tc>
+          <w:tcPr>
+            <w:tcW w:w="1278" w:type="dxa"/>
+            <w:tcBorders>
+              <w:top w:val="single" w:sz="4" w:space="0" w:color="auto"/>
+              <w:left w:val="single" w:sz="4" w:space="0" w:color="auto"/>
+              <w:bottom w:val="single" w:sz="4" w:space="0" w:color="auto"/>
+              <w:right w:val="single" w:sz="4" w:space="0" w:color="auto"/>
+            </w:tcBorders>
+          </w:tcPr>
+          <w:p>
+            <w:pPr>
+              <w:spacing w:after="0" w:line="360" w:lineRule="auto"/>
+              <w:outlineLvl w:val="0"/>
+              <w:rPr>
+                <w:rFonts w:ascii="Times New Roman" w:hAnsi="Times New Roman" w:cs="Times New Roman"/>
+                <w:sz w:val="20"/>
+                <w:szCs w:val="20"/>
+                <w:lang w:val="de-DE"/>
+              </w:rPr>
+            </w:pPr>
+            <w:r>
+              <w:rPr>
+                <w:rFonts w:ascii="Times New Roman" w:hAnsi="Times New Roman" w:cs="Times New Roman"/>
+                <w:sz w:val="20"/>
+                <w:szCs w:val="20"/>
+                <w:lang w:val="de-DE"/>
+              </w:rPr>
+              <w:t>3/4–7/8</w:t>
+            </w:r>
+          </w:p>
+        </w:tc>
+        <w:tc>
+          <w:tcPr>
+            <w:tcW w:w="5880" w:type="dxa"/>
+            <w:tcBorders>
+              <w:top w:val="single" w:sz="4" w:space="0" w:color="auto"/>
+              <w:left w:val="single" w:sz="4" w:space="0" w:color="auto"/>
+              <w:bottom w:val="single" w:sz="4" w:space="0" w:color="auto"/>
+              <w:right w:val="single" w:sz="4" w:space="0" w:color="auto"/>
+            </w:tcBorders>
+          </w:tcPr>
+          <w:p>
+            <w:pPr>
+              <w:spacing w:after="0" w:line="360" w:lineRule="auto"/>
+              <w:outlineLvl w:val="0"/>
+              <w:rPr>
+                <w:rFonts w:ascii="Times New Roman" w:hAnsi="Times New Roman" w:cs="Times New Roman"/>
+                <w:sz w:val="20"/>
+                <w:szCs w:val="20"/>
+                <w:lang w:val="de-DE"/>
+              </w:rPr>
+            </w:pPr>
+            <w:r>
+              <w:rPr>
+                <w:rFonts w:ascii="Times New Roman" w:hAnsi="Times New Roman" w:cs="Times New Roman"/>
+                <w:sz w:val="20"/>
+                <w:szCs w:val="20"/>
+                <w:lang w:val="de-DE"/>
+              </w:rPr>
+              <w:t xml:space="preserve">Oberstimmenschicht: Ligatur aus Viertelnote, Achtelnote geändert zu punktierter Viertelnote (siehe Textfassung 3: Klav. o.) mit rotem Buntstift. </w:t>
+            </w:r>
+          </w:p>
+        </w:tc>
+      </w:tr>
+      <w:tr>
+        <w:trPr>
+          <w:cantSplit/>
+        </w:trPr>
+        <w:tc>
+          <w:tcPr>
+            <w:tcW w:w="920" w:type="dxa"/>
+            <w:tcBorders>
+              <w:top w:val="single" w:sz="4" w:space="0" w:color="auto"/>
+              <w:left w:val="single" w:sz="4" w:space="0" w:color="auto"/>
+              <w:bottom w:val="single" w:sz="4" w:space="0" w:color="auto"/>
+              <w:right w:val="single" w:sz="4" w:space="0" w:color="auto"/>
+            </w:tcBorders>
+          </w:tcPr>
+          <w:p>
+            <w:pPr>
+              <w:spacing w:after="0" w:line="360" w:lineRule="auto"/>
+              <w:outlineLvl w:val="0"/>
+              <w:rPr>
+                <w:rFonts w:ascii="Times New Roman" w:hAnsi="Times New Roman" w:cs="Times New Roman"/>
+                <w:sz w:val="20"/>
+                <w:szCs w:val="20"/>
+                <w:lang w:val="de-DE"/>
+              </w:rPr>
+            </w:pPr>
+            <w:r>
+              <w:rPr>
+                <w:rFonts w:ascii="Times New Roman" w:hAnsi="Times New Roman" w:cs="Times New Roman"/>
+                <w:sz w:val="20"/>
+                <w:szCs w:val="20"/>
+                <w:lang w:val="de-DE"/>
+              </w:rPr>
+              <w:t>12</w:t>
+            </w:r>
+          </w:p>
+        </w:tc>
+        <w:tc>
+          <w:tcPr>
+            <w:tcW w:w="1134" w:type="dxa"/>
+            <w:tcBorders>
+              <w:top w:val="single" w:sz="4" w:space="0" w:color="auto"/>
+              <w:left w:val="single" w:sz="4" w:space="0" w:color="auto"/>
+              <w:bottom w:val="single" w:sz="4" w:space="0" w:color="auto"/>
+              <w:right w:val="single" w:sz="4" w:space="0" w:color="auto"/>
+            </w:tcBorders>
+          </w:tcPr>
+          <w:p>
+            <w:pPr>
+              <w:spacing w:after="0" w:line="360" w:lineRule="auto"/>
+              <w:outlineLvl w:val="0"/>
+              <w:rPr>
+                <w:rFonts w:ascii="Times New Roman" w:hAnsi="Times New Roman" w:cs="Times New Roman"/>
+                <w:sz w:val="20"/>
+                <w:szCs w:val="20"/>
+                <w:lang w:val="de-DE"/>
+              </w:rPr>
+            </w:pPr>
+            <w:r>
+              <w:rPr>
+                <w:rFonts w:ascii="Times New Roman" w:hAnsi="Times New Roman" w:cs="Times New Roman"/>
+                <w:sz w:val="20"/>
+                <w:szCs w:val="20"/>
+                <w:lang w:val="de-DE"/>
+              </w:rPr>
+              <w:t xml:space="preserve">Klav. u. </w:t>
+            </w:r>
+          </w:p>
+        </w:tc>
+        <w:tc>
+          <w:tcPr>
+            <w:tcW w:w="1278" w:type="dxa"/>
+            <w:tcBorders>
+              <w:top w:val="single" w:sz="4" w:space="0" w:color="auto"/>
+              <w:left w:val="single" w:sz="4" w:space="0" w:color="auto"/>
+              <w:bottom w:val="single" w:sz="4" w:space="0" w:color="auto"/>
+              <w:right w:val="single" w:sz="4" w:space="0" w:color="auto"/>
+            </w:tcBorders>
+          </w:tcPr>
+          <w:p>
+            <w:pPr>
+              <w:spacing w:after="0" w:line="360" w:lineRule="auto"/>
+              <w:outlineLvl w:val="0"/>
+              <w:rPr>
+                <w:rFonts w:ascii="Times New Roman" w:hAnsi="Times New Roman" w:cs="Times New Roman"/>
+                <w:sz w:val="20"/>
+                <w:szCs w:val="20"/>
+                <w:lang w:val="de-DE"/>
+              </w:rPr>
+            </w:pPr>
+            <w:r>
+              <w:rPr>
+                <w:rFonts w:ascii="Times New Roman" w:hAnsi="Times New Roman" w:cs="Times New Roman"/>
+                <w:sz w:val="20"/>
+                <w:szCs w:val="20"/>
+                <w:lang w:val="de-DE"/>
+              </w:rPr>
+              <w:t>vorletzte, letzte Note</w:t>
+            </w:r>
+          </w:p>
+        </w:tc>
+        <w:tc>
+          <w:tcPr>
+            <w:tcW w:w="5880" w:type="dxa"/>
+            <w:tcBorders>
+              <w:top w:val="single" w:sz="4" w:space="0" w:color="auto"/>
+              <w:left w:val="single" w:sz="4" w:space="0" w:color="auto"/>
+              <w:bottom w:val="single" w:sz="4" w:space="0" w:color="auto"/>
+              <w:right w:val="single" w:sz="4" w:space="0" w:color="auto"/>
+            </w:tcBorders>
+          </w:tcPr>
+          <w:p>
+            <w:pPr>
+              <w:spacing w:after="0" w:line="360" w:lineRule="auto"/>
+              <w:outlineLvl w:val="0"/>
+              <w:rPr>
+                <w:rFonts w:ascii="Times New Roman" w:hAnsi="Times New Roman" w:cs="Times New Roman"/>
+                <w:sz w:val="20"/>
+                <w:szCs w:val="20"/>
+                <w:lang w:val="de-DE"/>
+              </w:rPr>
+            </w:pPr>
+            <w:r>
+              <w:rPr>
+                <w:rFonts w:ascii="Times New Roman" w:hAnsi="Times New Roman" w:cs="Times New Roman"/>
+                <w:sz w:val="20"/>
+                <w:szCs w:val="20"/>
+                <w:lang w:val="de-DE"/>
+              </w:rPr>
+              <w:t xml:space="preserve">Unterstimmenschicht: </w:t>
+            </w:r>
+            <w:proofErr w:type="spellStart"/>
+            <w:r>
+              <w:rPr>
+                <w:rFonts w:ascii="Times New Roman" w:hAnsi="Times New Roman" w:cs="Times New Roman"/>
+                <w:sz w:val="20"/>
+                <w:szCs w:val="20"/>
+                <w:lang w:val="de-DE"/>
+              </w:rPr>
+              <w:t>Tonnamen</w:t>
+            </w:r>
+            <w:proofErr w:type="spellEnd"/>
+            <w:r>
+              <w:rPr>
+                <w:rFonts w:ascii="Times New Roman" w:hAnsi="Times New Roman" w:cs="Times New Roman"/>
+                <w:sz w:val="20"/>
+                <w:szCs w:val="20"/>
+                <w:lang w:val="de-DE"/>
+              </w:rPr>
+              <w:t xml:space="preserve"> </w:t>
+            </w:r>
+            <w:r>
+              <w:rPr>
+                <w:rFonts w:ascii="Times New Roman" w:hAnsi="Times New Roman" w:cs="Times New Roman"/>
+                <w:i/>
+                <w:iCs/>
+                <w:sz w:val="20"/>
+                <w:szCs w:val="20"/>
+                <w:lang w:val="de-DE"/>
+              </w:rPr>
+              <w:t>b</w:t>
+            </w:r>
+            <w:r>
+              <w:rPr>
+                <w:rFonts w:ascii="Times New Roman" w:hAnsi="Times New Roman" w:cs="Times New Roman"/>
+                <w:sz w:val="20"/>
+                <w:szCs w:val="20"/>
+                <w:lang w:val="de-DE"/>
+              </w:rPr>
+              <w:t xml:space="preserve"> und </w:t>
+            </w:r>
+            <w:r>
+              <w:rPr>
+                <w:rFonts w:ascii="Times New Roman" w:hAnsi="Times New Roman" w:cs="Times New Roman"/>
+                <w:i/>
+                <w:iCs/>
+                <w:sz w:val="20"/>
+                <w:szCs w:val="20"/>
+                <w:lang w:val="de-DE"/>
+              </w:rPr>
+              <w:t>h</w:t>
+            </w:r>
+            <w:r>
+              <w:rPr>
+                <w:rFonts w:ascii="Times New Roman" w:hAnsi="Times New Roman" w:cs="Times New Roman"/>
+                <w:sz w:val="20"/>
+                <w:szCs w:val="20"/>
+                <w:lang w:val="de-DE"/>
+              </w:rPr>
+              <w:t xml:space="preserve"> zu hinzugefügt mit rotem Buntstift.</w:t>
+            </w:r>
+          </w:p>
+        </w:tc>
+      </w:tr>
+      <w:tr>
+        <w:trPr>
+          <w:cantSplit/>
+        </w:trPr>
+        <w:tc>
+          <w:tcPr>
+            <w:tcW w:w="920" w:type="dxa"/>
+            <w:tcBorders>
+              <w:top w:val="single" w:sz="4" w:space="0" w:color="auto"/>
+              <w:left w:val="single" w:sz="4" w:space="0" w:color="auto"/>
+              <w:bottom w:val="single" w:sz="4" w:space="0" w:color="auto"/>
+              <w:right w:val="single" w:sz="4" w:space="0" w:color="auto"/>
+            </w:tcBorders>
+          </w:tcPr>
+          <w:p>
+            <w:pPr>
+              <w:spacing w:after="0" w:line="360" w:lineRule="auto"/>
+              <w:outlineLvl w:val="0"/>
+              <w:rPr>
+                <w:rFonts w:ascii="Times New Roman" w:hAnsi="Times New Roman" w:cs="Times New Roman"/>
+                <w:sz w:val="20"/>
+                <w:szCs w:val="20"/>
+                <w:lang w:val="de-DE"/>
+              </w:rPr>
+            </w:pPr>
+            <w:r>
+              <w:rPr>
+                <w:rFonts w:ascii="Times New Roman" w:hAnsi="Times New Roman" w:cs="Times New Roman"/>
+                <w:sz w:val="20"/>
+                <w:szCs w:val="20"/>
+                <w:lang w:val="de-DE"/>
+              </w:rPr>
+              <w:t>13</w:t>
+            </w:r>
+          </w:p>
+        </w:tc>
+        <w:tc>
+          <w:tcPr>
+            <w:tcW w:w="1134" w:type="dxa"/>
+            <w:tcBorders>
+              <w:top w:val="single" w:sz="4" w:space="0" w:color="auto"/>
+              <w:left w:val="single" w:sz="4" w:space="0" w:color="auto"/>
+              <w:bottom w:val="single" w:sz="4" w:space="0" w:color="auto"/>
+              <w:right w:val="single" w:sz="4" w:space="0" w:color="auto"/>
+            </w:tcBorders>
+          </w:tcPr>
+          <w:p>
+            <w:pPr>
+              <w:spacing w:after="0" w:line="360" w:lineRule="auto"/>
+              <w:outlineLvl w:val="0"/>
+              <w:rPr>
+                <w:rFonts w:ascii="Times New Roman" w:hAnsi="Times New Roman" w:cs="Times New Roman"/>
+                <w:sz w:val="20"/>
+                <w:szCs w:val="20"/>
+                <w:lang w:val="de-DE"/>
+              </w:rPr>
+            </w:pPr>
+          </w:p>
+        </w:tc>
+        <w:tc>
+          <w:tcPr>
+            <w:tcW w:w="1278" w:type="dxa"/>
+            <w:tcBorders>
+              <w:top w:val="single" w:sz="4" w:space="0" w:color="auto"/>
+              <w:left w:val="single" w:sz="4" w:space="0" w:color="auto"/>
+              <w:bottom w:val="single" w:sz="4" w:space="0" w:color="auto"/>
+              <w:right w:val="single" w:sz="4" w:space="0" w:color="auto"/>
+            </w:tcBorders>
+          </w:tcPr>
+          <w:p>
+            <w:pPr>
+              <w:spacing w:after="0" w:line="360" w:lineRule="auto"/>
+              <w:outlineLvl w:val="0"/>
+              <w:rPr>
+                <w:rFonts w:ascii="Times New Roman" w:hAnsi="Times New Roman" w:cs="Times New Roman"/>
+                <w:sz w:val="20"/>
+                <w:szCs w:val="20"/>
+                <w:lang w:val="de-DE"/>
+              </w:rPr>
+            </w:pPr>
+            <w:r>
+              <w:rPr>
+                <w:rFonts w:ascii="Times New Roman" w:hAnsi="Times New Roman" w:cs="Times New Roman"/>
+                <w:sz w:val="20"/>
+                <w:szCs w:val="20"/>
+                <w:lang w:val="de-DE"/>
+              </w:rPr>
+              <w:t>1/4</w:t>
+            </w:r>
+          </w:p>
+        </w:tc>
+        <w:tc>
+          <w:tcPr>
+            <w:tcW w:w="5880" w:type="dxa"/>
+            <w:tcBorders>
+              <w:top w:val="single" w:sz="4" w:space="0" w:color="auto"/>
+              <w:left w:val="single" w:sz="4" w:space="0" w:color="auto"/>
+              <w:bottom w:val="single" w:sz="4" w:space="0" w:color="auto"/>
+              <w:right w:val="single" w:sz="4" w:space="0" w:color="auto"/>
+            </w:tcBorders>
+          </w:tcPr>
+          <w:p>
+            <w:pPr>
+              <w:spacing w:after="0" w:line="360" w:lineRule="auto"/>
+              <w:outlineLvl w:val="0"/>
+              <w:rPr>
+                <w:rFonts w:ascii="Times New Roman" w:hAnsi="Times New Roman" w:cs="Times New Roman"/>
+                <w:sz w:val="20"/>
+                <w:szCs w:val="20"/>
+                <w:lang w:val="de-DE"/>
+              </w:rPr>
+            </w:pPr>
+            <w:r>
+              <w:rPr>
+                <w:rFonts w:ascii="Times New Roman" w:hAnsi="Times New Roman" w:cs="Times New Roman"/>
+                <w:sz w:val="20"/>
+                <w:szCs w:val="20"/>
+                <w:lang w:val="de-DE"/>
+              </w:rPr>
+              <w:t xml:space="preserve">Viertelpause </w:t>
+            </w:r>
+            <w:r>
+              <w:rPr>
+                <w:rFonts w:ascii="Times New Roman" w:hAnsi="Times New Roman" w:cs="Times New Roman"/>
+                <w:sz w:val="20"/>
+                <w:szCs w:val="20"/>
+                <w:lang w:val="de-DE"/>
+              </w:rPr>
+              <w:t xml:space="preserve">in Gg. </w:t>
+            </w:r>
+            <w:r>
+              <w:rPr>
+                <w:rFonts w:ascii="Times New Roman" w:hAnsi="Times New Roman" w:cs="Times New Roman"/>
+                <w:sz w:val="20"/>
+                <w:szCs w:val="20"/>
+                <w:lang w:val="de-DE"/>
+              </w:rPr>
+              <w:t>sowie Fermaten zu allen Systemen (wie Textfassung 3) hinzugefügt mit rotem Buntstift.</w:t>
+            </w:r>
+          </w:p>
+        </w:tc>
+      </w:tr>
+      <w:tr>
+        <w:trPr>
+          <w:cantSplit/>
+        </w:trPr>
+        <w:tc>
+          <w:tcPr>
+            <w:tcW w:w="920" w:type="dxa"/>
+            <w:tcBorders>
+              <w:top w:val="single" w:sz="4" w:space="0" w:color="auto"/>
+              <w:left w:val="single" w:sz="4" w:space="0" w:color="auto"/>
+              <w:bottom w:val="single" w:sz="4" w:space="0" w:color="auto"/>
+              <w:right w:val="single" w:sz="4" w:space="0" w:color="auto"/>
+            </w:tcBorders>
+          </w:tcPr>
+          <w:p>
+            <w:pPr>
+              <w:spacing w:after="0" w:line="360" w:lineRule="auto"/>
+              <w:outlineLvl w:val="0"/>
+              <w:rPr>
+                <w:rFonts w:ascii="Times New Roman" w:hAnsi="Times New Roman" w:cs="Times New Roman"/>
+                <w:sz w:val="20"/>
+                <w:szCs w:val="20"/>
+                <w:lang w:val="de-DE"/>
+              </w:rPr>
+            </w:pPr>
+            <w:r>
+              <w:rPr>
+                <w:rFonts w:ascii="Times New Roman" w:hAnsi="Times New Roman" w:cs="Times New Roman"/>
+                <w:sz w:val="20"/>
+                <w:szCs w:val="20"/>
+                <w:lang w:val="de-DE"/>
+              </w:rPr>
+              <w:t>13</w:t>
+            </w:r>
+          </w:p>
+        </w:tc>
+        <w:tc>
+          <w:tcPr>
+            <w:tcW w:w="1134" w:type="dxa"/>
+            <w:tcBorders>
+              <w:top w:val="single" w:sz="4" w:space="0" w:color="auto"/>
+              <w:left w:val="single" w:sz="4" w:space="0" w:color="auto"/>
+              <w:bottom w:val="single" w:sz="4" w:space="0" w:color="auto"/>
+              <w:right w:val="single" w:sz="4" w:space="0" w:color="auto"/>
+            </w:tcBorders>
+          </w:tcPr>
+          <w:p>
+            <w:pPr>
+              <w:spacing w:after="0" w:line="360" w:lineRule="auto"/>
+              <w:outlineLvl w:val="0"/>
+              <w:rPr>
+                <w:rFonts w:ascii="Times New Roman" w:hAnsi="Times New Roman" w:cs="Times New Roman"/>
+                <w:sz w:val="20"/>
+                <w:szCs w:val="20"/>
+                <w:lang w:val="de-DE"/>
+              </w:rPr>
+            </w:pPr>
+          </w:p>
+        </w:tc>
+        <w:tc>
+          <w:tcPr>
+            <w:tcW w:w="1278" w:type="dxa"/>
+            <w:tcBorders>
+              <w:top w:val="single" w:sz="4" w:space="0" w:color="auto"/>
+              <w:left w:val="single" w:sz="4" w:space="0" w:color="auto"/>
+              <w:bottom w:val="single" w:sz="4" w:space="0" w:color="auto"/>
+              <w:right w:val="single" w:sz="4" w:space="0" w:color="auto"/>
+            </w:tcBorders>
+          </w:tcPr>
+          <w:p>
+            <w:pPr>
+              <w:spacing w:after="0" w:line="360" w:lineRule="auto"/>
+              <w:outlineLvl w:val="0"/>
+              <w:rPr>
+                <w:rFonts w:ascii="Times New Roman" w:hAnsi="Times New Roman" w:cs="Times New Roman"/>
+                <w:sz w:val="20"/>
+                <w:szCs w:val="20"/>
+                <w:lang w:val="de-DE"/>
+              </w:rPr>
+            </w:pPr>
+            <w:r>
+              <w:rPr>
+                <w:rFonts w:ascii="Times New Roman" w:hAnsi="Times New Roman" w:cs="Times New Roman"/>
+                <w:sz w:val="20"/>
+                <w:szCs w:val="20"/>
+                <w:lang w:val="de-DE"/>
+              </w:rPr>
+              <w:t>(2/4)</w:t>
+            </w:r>
+          </w:p>
+        </w:tc>
+        <w:tc>
+          <w:tcPr>
+            <w:tcW w:w="5880" w:type="dxa"/>
+            <w:tcBorders>
+              <w:top w:val="single" w:sz="4" w:space="0" w:color="auto"/>
+              <w:left w:val="single" w:sz="4" w:space="0" w:color="auto"/>
+              <w:bottom w:val="single" w:sz="4" w:space="0" w:color="auto"/>
+              <w:right w:val="single" w:sz="4" w:space="0" w:color="auto"/>
+            </w:tcBorders>
+          </w:tcPr>
+          <w:p>
+            <w:pPr>
+              <w:spacing w:after="0" w:line="360" w:lineRule="auto"/>
+              <w:outlineLvl w:val="0"/>
+              <w:rPr>
+                <w:rFonts w:ascii="Times New Roman" w:hAnsi="Times New Roman" w:cs="Times New Roman"/>
+                <w:sz w:val="20"/>
+                <w:szCs w:val="20"/>
+                <w:lang w:val="de-DE"/>
+              </w:rPr>
+            </w:pPr>
+            <w:r>
+              <w:rPr>
+                <w:rFonts w:ascii="Times New Roman" w:hAnsi="Times New Roman" w:cs="Times New Roman"/>
+                <w:i/>
+                <w:iCs/>
+                <w:sz w:val="20"/>
+                <w:szCs w:val="20"/>
+                <w:lang w:val="de-DE"/>
+              </w:rPr>
+              <w:t>bewegt</w:t>
+            </w:r>
+            <w:r>
+              <w:rPr>
+                <w:rFonts w:ascii="Times New Roman" w:hAnsi="Times New Roman" w:cs="Times New Roman"/>
+                <w:sz w:val="20"/>
+                <w:szCs w:val="20"/>
+                <w:lang w:val="de-DE"/>
+              </w:rPr>
+              <w:t xml:space="preserve"> geändert zu </w:t>
+            </w:r>
+            <w:r>
+              <w:rPr>
+                <w:rFonts w:ascii="Times New Roman" w:hAnsi="Times New Roman" w:cs="Times New Roman"/>
+                <w:i/>
+                <w:iCs/>
+                <w:sz w:val="20"/>
+                <w:szCs w:val="20"/>
+                <w:u w:val="single"/>
+                <w:lang w:val="de-DE"/>
+              </w:rPr>
+              <w:t>tempo</w:t>
+            </w:r>
+            <w:r>
+              <w:rPr>
+                <w:rFonts w:ascii="Times New Roman" w:hAnsi="Times New Roman" w:cs="Times New Roman"/>
+                <w:sz w:val="20"/>
+                <w:szCs w:val="20"/>
+                <w:lang w:val="de-DE"/>
+              </w:rPr>
+              <w:t xml:space="preserve"> (siehe Textfassung 3: </w:t>
+            </w:r>
+            <w:r>
+              <w:rPr>
+                <w:rFonts w:ascii="Times New Roman" w:hAnsi="Times New Roman" w:cs="Times New Roman"/>
+                <w:i/>
+                <w:iCs/>
+                <w:sz w:val="20"/>
+                <w:szCs w:val="20"/>
+                <w:lang w:val="de-DE"/>
+              </w:rPr>
+              <w:t>I. tempo</w:t>
+            </w:r>
+            <w:r>
+              <w:rPr>
+                <w:rFonts w:ascii="Times New Roman" w:hAnsi="Times New Roman" w:cs="Times New Roman"/>
+                <w:sz w:val="20"/>
+                <w:szCs w:val="20"/>
+                <w:lang w:val="de-DE"/>
+              </w:rPr>
+              <w:t xml:space="preserve">) mit Bleistift und rotem Buntstift (Unterstreichung). </w:t>
+            </w:r>
+          </w:p>
+        </w:tc>
+      </w:tr>
+      <w:tr>
+        <w:trPr>
+          <w:cantSplit/>
+        </w:trPr>
+        <w:tc>
+          <w:tcPr>
+            <w:tcW w:w="920" w:type="dxa"/>
+            <w:tcBorders>
+              <w:top w:val="single" w:sz="4" w:space="0" w:color="auto"/>
+              <w:left w:val="single" w:sz="4" w:space="0" w:color="auto"/>
+              <w:bottom w:val="single" w:sz="4" w:space="0" w:color="auto"/>
+              <w:right w:val="single" w:sz="4" w:space="0" w:color="auto"/>
+            </w:tcBorders>
+          </w:tcPr>
+          <w:p>
+            <w:pPr>
+              <w:spacing w:after="0" w:line="360" w:lineRule="auto"/>
+              <w:outlineLvl w:val="0"/>
+              <w:rPr>
+                <w:rFonts w:ascii="Times New Roman" w:hAnsi="Times New Roman" w:cs="Times New Roman"/>
+                <w:sz w:val="20"/>
+                <w:szCs w:val="20"/>
+                <w:lang w:val="de-DE"/>
+              </w:rPr>
+            </w:pPr>
+          </w:p>
+        </w:tc>
+        <w:tc>
+          <w:tcPr>
+            <w:tcW w:w="1134" w:type="dxa"/>
+            <w:tcBorders>
+              <w:top w:val="single" w:sz="4" w:space="0" w:color="auto"/>
+              <w:left w:val="single" w:sz="4" w:space="0" w:color="auto"/>
+              <w:bottom w:val="single" w:sz="4" w:space="0" w:color="auto"/>
+              <w:right w:val="single" w:sz="4" w:space="0" w:color="auto"/>
+            </w:tcBorders>
+          </w:tcPr>
+          <w:p>
+            <w:pPr>
+              <w:spacing w:after="0" w:line="360" w:lineRule="auto"/>
+              <w:outlineLvl w:val="0"/>
+              <w:rPr>
+                <w:rFonts w:ascii="Times New Roman" w:hAnsi="Times New Roman" w:cs="Times New Roman"/>
+                <w:sz w:val="20"/>
+                <w:szCs w:val="20"/>
+                <w:lang w:val="de-DE"/>
+              </w:rPr>
+            </w:pPr>
+          </w:p>
+        </w:tc>
+        <w:tc>
+          <w:tcPr>
+            <w:tcW w:w="1278" w:type="dxa"/>
+            <w:tcBorders>
+              <w:top w:val="single" w:sz="4" w:space="0" w:color="auto"/>
+              <w:left w:val="single" w:sz="4" w:space="0" w:color="auto"/>
+              <w:bottom w:val="single" w:sz="4" w:space="0" w:color="auto"/>
+              <w:right w:val="single" w:sz="4" w:space="0" w:color="auto"/>
+            </w:tcBorders>
+          </w:tcPr>
+          <w:p>
+            <w:pPr>
+              <w:spacing w:after="0" w:line="360" w:lineRule="auto"/>
+              <w:outlineLvl w:val="0"/>
+              <w:rPr>
+                <w:rFonts w:ascii="Times New Roman" w:hAnsi="Times New Roman" w:cs="Times New Roman"/>
+                <w:sz w:val="20"/>
+                <w:szCs w:val="20"/>
+                <w:lang w:val="de-DE"/>
+              </w:rPr>
+            </w:pPr>
+          </w:p>
+        </w:tc>
+        <w:tc>
+          <w:tcPr>
+            <w:tcW w:w="5880" w:type="dxa"/>
+            <w:tcBorders>
+              <w:top w:val="single" w:sz="4" w:space="0" w:color="auto"/>
+              <w:left w:val="single" w:sz="4" w:space="0" w:color="auto"/>
+              <w:bottom w:val="single" w:sz="4" w:space="0" w:color="auto"/>
+              <w:right w:val="single" w:sz="4" w:space="0" w:color="auto"/>
+            </w:tcBorders>
+          </w:tcPr>
+          <w:p>
+            <w:pPr>
+              <w:spacing w:after="0" w:line="360" w:lineRule="auto"/>
+              <w:outlineLvl w:val="0"/>
+              <w:rPr>
+                <w:rFonts w:ascii="Times New Roman" w:hAnsi="Times New Roman" w:cs="Times New Roman"/>
+                <w:sz w:val="20"/>
+                <w:szCs w:val="20"/>
+                <w:lang w:val="de-DE"/>
+              </w:rPr>
+            </w:pPr>
+          </w:p>
+        </w:tc>
+      </w:tr>
+      <w:tr>
+        <w:trPr>
+          <w:cantSplit/>
+        </w:trPr>
+        <w:tc>
+          <w:tcPr>
+            <w:tcW w:w="920" w:type="dxa"/>
+            <w:tcBorders>
+              <w:top w:val="single" w:sz="4" w:space="0" w:color="auto"/>
+              <w:left w:val="single" w:sz="4" w:space="0" w:color="auto"/>
+              <w:bottom w:val="single" w:sz="4" w:space="0" w:color="auto"/>
+              <w:right w:val="single" w:sz="4" w:space="0" w:color="auto"/>
+            </w:tcBorders>
+          </w:tcPr>
+          <w:p>
+            <w:pPr>
+              <w:spacing w:after="0" w:line="360" w:lineRule="auto"/>
+              <w:outlineLvl w:val="0"/>
+              <w:rPr>
+                <w:rFonts w:ascii="Times New Roman" w:hAnsi="Times New Roman" w:cs="Times New Roman"/>
+                <w:sz w:val="20"/>
+                <w:szCs w:val="20"/>
+                <w:lang w:val="de-DE"/>
+              </w:rPr>
+            </w:pPr>
+          </w:p>
+        </w:tc>
+        <w:tc>
+          <w:tcPr>
+            <w:tcW w:w="1134" w:type="dxa"/>
+            <w:tcBorders>
+              <w:top w:val="single" w:sz="4" w:space="0" w:color="auto"/>
+              <w:left w:val="single" w:sz="4" w:space="0" w:color="auto"/>
+              <w:bottom w:val="single" w:sz="4" w:space="0" w:color="auto"/>
+              <w:right w:val="single" w:sz="4" w:space="0" w:color="auto"/>
+            </w:tcBorders>
+          </w:tcPr>
+          <w:p>
+            <w:pPr>
+              <w:spacing w:after="0" w:line="360" w:lineRule="auto"/>
+              <w:outlineLvl w:val="0"/>
+              <w:rPr>
+                <w:rFonts w:ascii="Times New Roman" w:hAnsi="Times New Roman" w:cs="Times New Roman"/>
+                <w:sz w:val="20"/>
+                <w:szCs w:val="20"/>
+                <w:lang w:val="de-DE"/>
+              </w:rPr>
+            </w:pPr>
+          </w:p>
+        </w:tc>
+        <w:tc>
+          <w:tcPr>
+            <w:tcW w:w="1278" w:type="dxa"/>
+            <w:tcBorders>
+              <w:top w:val="single" w:sz="4" w:space="0" w:color="auto"/>
+              <w:left w:val="single" w:sz="4" w:space="0" w:color="auto"/>
+              <w:bottom w:val="single" w:sz="4" w:space="0" w:color="auto"/>
+              <w:right w:val="single" w:sz="4" w:space="0" w:color="auto"/>
+            </w:tcBorders>
+          </w:tcPr>
+          <w:p>
+            <w:pPr>
+              <w:spacing w:after="0" w:line="360" w:lineRule="auto"/>
+              <w:outlineLvl w:val="0"/>
+              <w:rPr>
+                <w:rFonts w:ascii="Times New Roman" w:hAnsi="Times New Roman" w:cs="Times New Roman"/>
+                <w:sz w:val="20"/>
+                <w:szCs w:val="20"/>
+                <w:lang w:val="de-DE"/>
+              </w:rPr>
+            </w:pPr>
+          </w:p>
+        </w:tc>
+        <w:tc>
+          <w:tcPr>
+            <w:tcW w:w="5880" w:type="dxa"/>
+            <w:tcBorders>
+              <w:top w:val="single" w:sz="4" w:space="0" w:color="auto"/>
+              <w:left w:val="single" w:sz="4" w:space="0" w:color="auto"/>
+              <w:bottom w:val="single" w:sz="4" w:space="0" w:color="auto"/>
+              <w:right w:val="single" w:sz="4" w:space="0" w:color="auto"/>
+            </w:tcBorders>
+          </w:tcPr>
+          <w:p>
+            <w:pPr>
+              <w:spacing w:after="0" w:line="360" w:lineRule="auto"/>
+              <w:outlineLvl w:val="0"/>
+              <w:rPr>
+                <w:rFonts w:ascii="Times New Roman" w:hAnsi="Times New Roman" w:cs="Times New Roman"/>
+                <w:sz w:val="20"/>
+                <w:szCs w:val="20"/>
+                <w:lang w:val="de-DE"/>
+              </w:rPr>
+            </w:pPr>
+          </w:p>
+        </w:tc>
+      </w:tr>
+      <w:tr>
+        <w:trPr>
+          <w:cantSplit/>
+        </w:trPr>
+        <w:tc>
+          <w:tcPr>
+            <w:tcW w:w="920" w:type="dxa"/>
+            <w:tcBorders>
+              <w:top w:val="single" w:sz="4" w:space="0" w:color="auto"/>
+              <w:left w:val="single" w:sz="4" w:space="0" w:color="auto"/>
+              <w:bottom w:val="single" w:sz="4" w:space="0" w:color="auto"/>
+              <w:right w:val="single" w:sz="4" w:space="0" w:color="auto"/>
+            </w:tcBorders>
+          </w:tcPr>
+          <w:p>
+            <w:pPr>
+              <w:spacing w:after="0" w:line="360" w:lineRule="auto"/>
+              <w:outlineLvl w:val="0"/>
+              <w:rPr>
+                <w:rFonts w:ascii="Times New Roman" w:hAnsi="Times New Roman" w:cs="Times New Roman"/>
+                <w:sz w:val="20"/>
+                <w:szCs w:val="20"/>
+                <w:lang w:val="de-DE"/>
+              </w:rPr>
+            </w:pPr>
+          </w:p>
+        </w:tc>
+        <w:tc>
+          <w:tcPr>
+            <w:tcW w:w="1134" w:type="dxa"/>
+            <w:tcBorders>
+              <w:top w:val="single" w:sz="4" w:space="0" w:color="auto"/>
+              <w:left w:val="single" w:sz="4" w:space="0" w:color="auto"/>
+              <w:bottom w:val="single" w:sz="4" w:space="0" w:color="auto"/>
+              <w:right w:val="single" w:sz="4" w:space="0" w:color="auto"/>
+            </w:tcBorders>
+          </w:tcPr>
+          <w:p>
+            <w:pPr>
+              <w:spacing w:after="0" w:line="360" w:lineRule="auto"/>
+              <w:outlineLvl w:val="0"/>
+              <w:rPr>
+                <w:rFonts w:ascii="Times New Roman" w:hAnsi="Times New Roman" w:cs="Times New Roman"/>
+                <w:sz w:val="20"/>
+                <w:szCs w:val="20"/>
+                <w:lang w:val="de-DE"/>
+              </w:rPr>
+            </w:pPr>
+          </w:p>
+        </w:tc>
+        <w:tc>
+          <w:tcPr>
+            <w:tcW w:w="1278" w:type="dxa"/>
+            <w:tcBorders>
+              <w:top w:val="single" w:sz="4" w:space="0" w:color="auto"/>
+              <w:left w:val="single" w:sz="4" w:space="0" w:color="auto"/>
+              <w:bottom w:val="single" w:sz="4" w:space="0" w:color="auto"/>
+              <w:right w:val="single" w:sz="4" w:space="0" w:color="auto"/>
+            </w:tcBorders>
+          </w:tcPr>
+          <w:p>
+            <w:pPr>
+              <w:spacing w:after="0" w:line="360" w:lineRule="auto"/>
+              <w:outlineLvl w:val="0"/>
+              <w:rPr>
+                <w:rFonts w:ascii="Times New Roman" w:hAnsi="Times New Roman" w:cs="Times New Roman"/>
+                <w:sz w:val="20"/>
+                <w:szCs w:val="20"/>
+                <w:lang w:val="de-DE"/>
+              </w:rPr>
+            </w:pPr>
+          </w:p>
+        </w:tc>
+        <w:tc>
+          <w:tcPr>
+            <w:tcW w:w="5880" w:type="dxa"/>
+            <w:tcBorders>
+              <w:top w:val="single" w:sz="4" w:space="0" w:color="auto"/>
+              <w:left w:val="single" w:sz="4" w:space="0" w:color="auto"/>
+              <w:bottom w:val="single" w:sz="4" w:space="0" w:color="auto"/>
+              <w:right w:val="single" w:sz="4" w:space="0" w:color="auto"/>
+            </w:tcBorders>
+          </w:tcPr>
+          <w:p>
+            <w:pPr>
+              <w:spacing w:after="0" w:line="360" w:lineRule="auto"/>
+              <w:outlineLvl w:val="0"/>
+              <w:rPr>
+                <w:rFonts w:ascii="Times New Roman" w:hAnsi="Times New Roman" w:cs="Times New Roman"/>
+                <w:sz w:val="20"/>
+                <w:szCs w:val="20"/>
+                <w:lang w:val="de-DE"/>
+              </w:rPr>
+            </w:pPr>
+          </w:p>
+        </w:tc>
+      </w:tr>
+      <w:tr>
+        <w:trPr>
+          <w:cantSplit/>
+        </w:trPr>
+        <w:tc>
+          <w:tcPr>
+            <w:tcW w:w="920" w:type="dxa"/>
+            <w:tcBorders>
+              <w:top w:val="single" w:sz="4" w:space="0" w:color="auto"/>
+              <w:left w:val="single" w:sz="4" w:space="0" w:color="auto"/>
+              <w:bottom w:val="single" w:sz="4" w:space="0" w:color="auto"/>
+              <w:right w:val="single" w:sz="4" w:space="0" w:color="auto"/>
+            </w:tcBorders>
+          </w:tcPr>
+          <w:p>
+            <w:pPr>
+              <w:spacing w:after="0" w:line="360" w:lineRule="auto"/>
+              <w:outlineLvl w:val="0"/>
+              <w:rPr>
+                <w:rFonts w:ascii="Times New Roman" w:hAnsi="Times New Roman" w:cs="Times New Roman"/>
+                <w:sz w:val="20"/>
+                <w:szCs w:val="20"/>
+                <w:lang w:val="de-DE"/>
               </w:rPr>
             </w:pPr>
           </w:p>

--- a/convert_source_description/QB_Op7_B_conv.docx
+++ b/convert_source_description/QB_Op7_B_conv.docx
@@ -100,14 +100,25 @@
           <w:lang w:val="de-DE"/>
         </w:rPr>
       </w:pPr>
-      <w:r>
-        <w:rPr>
-          <w:rFonts w:ascii="Times New Roman" w:hAnsi="Times New Roman" w:cs="Times New Roman"/>
-          <w:sz w:val="20"/>
-          <w:szCs w:val="20"/>
-          <w:lang w:val="de-DE"/>
-        </w:rPr>
-        <w:t xml:space="preserve">Autographe </w:t>
+      <w:proofErr w:type="gramStart"/>
+      <w:r>
+        <w:rPr>
+          <w:rFonts w:ascii="Times New Roman" w:hAnsi="Times New Roman" w:cs="Times New Roman"/>
+          <w:sz w:val="20"/>
+          <w:szCs w:val="20"/>
+          <w:lang w:val="de-DE"/>
+        </w:rPr>
+        <w:t>Autographe</w:t>
+      </w:r>
+      <w:proofErr w:type="gramEnd"/>
+      <w:r>
+        <w:rPr>
+          <w:rFonts w:ascii="Times New Roman" w:hAnsi="Times New Roman" w:cs="Times New Roman"/>
+          <w:sz w:val="20"/>
+          <w:szCs w:val="20"/>
+          <w:lang w:val="de-DE"/>
+        </w:rPr>
+        <w:t xml:space="preserve"> </w:t>
       </w:r>
       <w:r>
         <w:rPr>
@@ -3462,14 +3473,25 @@
           <w:lang w:val="de-DE"/>
         </w:rPr>
       </w:pPr>
-      <w:r>
-        <w:rPr>
-          <w:rFonts w:ascii="Times New Roman" w:hAnsi="Times New Roman" w:cs="Times New Roman"/>
-          <w:sz w:val="20"/>
-          <w:szCs w:val="20"/>
-          <w:lang w:val="de-DE"/>
-        </w:rPr>
-        <w:t xml:space="preserve">Autograph von </w:t>
+      <w:proofErr w:type="gramStart"/>
+      <w:r>
+        <w:rPr>
+          <w:rFonts w:ascii="Times New Roman" w:hAnsi="Times New Roman" w:cs="Times New Roman"/>
+          <w:sz w:val="20"/>
+          <w:szCs w:val="20"/>
+          <w:lang w:val="de-DE"/>
+        </w:rPr>
+        <w:t>Autograph</w:t>
+      </w:r>
+      <w:proofErr w:type="gramEnd"/>
+      <w:r>
+        <w:rPr>
+          <w:rFonts w:ascii="Times New Roman" w:hAnsi="Times New Roman" w:cs="Times New Roman"/>
+          <w:sz w:val="20"/>
+          <w:szCs w:val="20"/>
+          <w:lang w:val="de-DE"/>
+        </w:rPr>
+        <w:t xml:space="preserve"> von </w:t>
       </w:r>
       <w:r>
         <w:rPr>
@@ -3889,14 +3911,25 @@
           <w:lang w:val="de-DE"/>
         </w:rPr>
       </w:pPr>
-      <w:r>
-        <w:rPr>
-          <w:rFonts w:ascii="Times New Roman" w:hAnsi="Times New Roman" w:cs="Times New Roman"/>
-          <w:sz w:val="20"/>
-          <w:szCs w:val="20"/>
-          <w:lang w:val="de-DE"/>
-        </w:rPr>
-        <w:t xml:space="preserve">Autograph von </w:t>
+      <w:proofErr w:type="gramStart"/>
+      <w:r>
+        <w:rPr>
+          <w:rFonts w:ascii="Times New Roman" w:hAnsi="Times New Roman" w:cs="Times New Roman"/>
+          <w:sz w:val="20"/>
+          <w:szCs w:val="20"/>
+          <w:lang w:val="de-DE"/>
+        </w:rPr>
+        <w:t>Autograph</w:t>
+      </w:r>
+      <w:proofErr w:type="gramEnd"/>
+      <w:r>
+        <w:rPr>
+          <w:rFonts w:ascii="Times New Roman" w:hAnsi="Times New Roman" w:cs="Times New Roman"/>
+          <w:sz w:val="20"/>
+          <w:szCs w:val="20"/>
+          <w:lang w:val="de-DE"/>
+        </w:rPr>
+        <w:t xml:space="preserve"> von </w:t>
       </w:r>
       <w:r>
         <w:rPr>
@@ -5100,14 +5133,25 @@
           <w:lang w:val="de-DE"/>
         </w:rPr>
       </w:pPr>
-      <w:r>
-        <w:rPr>
-          <w:rFonts w:ascii="Times New Roman" w:hAnsi="Times New Roman" w:cs="Times New Roman"/>
-          <w:sz w:val="20"/>
-          <w:szCs w:val="20"/>
-          <w:lang w:val="de-DE"/>
-        </w:rPr>
-        <w:t xml:space="preserve">Autograph von </w:t>
+      <w:proofErr w:type="gramStart"/>
+      <w:r>
+        <w:rPr>
+          <w:rFonts w:ascii="Times New Roman" w:hAnsi="Times New Roman" w:cs="Times New Roman"/>
+          <w:sz w:val="20"/>
+          <w:szCs w:val="20"/>
+          <w:lang w:val="de-DE"/>
+        </w:rPr>
+        <w:t>Autograph</w:t>
+      </w:r>
+      <w:proofErr w:type="gramEnd"/>
+      <w:r>
+        <w:rPr>
+          <w:rFonts w:ascii="Times New Roman" w:hAnsi="Times New Roman" w:cs="Times New Roman"/>
+          <w:sz w:val="20"/>
+          <w:szCs w:val="20"/>
+          <w:lang w:val="de-DE"/>
+        </w:rPr>
+        <w:t xml:space="preserve"> von </w:t>
       </w:r>
       <w:r>
         <w:rPr>
@@ -5496,14 +5540,25 @@
           <w:lang w:val="de-DE"/>
         </w:rPr>
       </w:pPr>
-      <w:r>
-        <w:rPr>
-          <w:rFonts w:ascii="Times New Roman" w:hAnsi="Times New Roman" w:cs="Times New Roman"/>
-          <w:sz w:val="20"/>
-          <w:szCs w:val="20"/>
-          <w:lang w:val="de-DE"/>
-        </w:rPr>
-        <w:t xml:space="preserve">Autograph von </w:t>
+      <w:proofErr w:type="gramStart"/>
+      <w:r>
+        <w:rPr>
+          <w:rFonts w:ascii="Times New Roman" w:hAnsi="Times New Roman" w:cs="Times New Roman"/>
+          <w:sz w:val="20"/>
+          <w:szCs w:val="20"/>
+          <w:lang w:val="de-DE"/>
+        </w:rPr>
+        <w:t>Autograph</w:t>
+      </w:r>
+      <w:proofErr w:type="gramEnd"/>
+      <w:r>
+        <w:rPr>
+          <w:rFonts w:ascii="Times New Roman" w:hAnsi="Times New Roman" w:cs="Times New Roman"/>
+          <w:sz w:val="20"/>
+          <w:szCs w:val="20"/>
+          <w:lang w:val="de-DE"/>
+        </w:rPr>
+        <w:t xml:space="preserve"> von </w:t>
       </w:r>
       <w:r>
         <w:rPr>
@@ -6528,16 +6583,37 @@
                 <w:highlight w:val="red"/>
                 <w:lang w:val="de-DE"/>
               </w:rPr>
-              <w:t>###</w:t>
-            </w:r>
-            <w:r>
-              <w:rPr>
-                <w:rFonts w:ascii="Times New Roman" w:hAnsi="Times New Roman" w:cs="Times New Roman"/>
-                <w:sz w:val="20"/>
-                <w:szCs w:val="20"/>
-                <w:lang w:val="de-DE"/>
-              </w:rPr>
-              <w:t>(M 1</w:t>
+              <w:t>##</w:t>
+            </w:r>
+            <w:proofErr w:type="gramStart"/>
+            <w:r>
+              <w:rPr>
+                <w:rFonts w:ascii="Times New Roman" w:hAnsi="Times New Roman" w:cs="Times New Roman"/>
+                <w:sz w:val="20"/>
+                <w:szCs w:val="20"/>
+                <w:highlight w:val="red"/>
+                <w:lang w:val="de-DE"/>
+              </w:rPr>
+              <w:t>#</w:t>
+            </w:r>
+            <w:r>
+              <w:rPr>
+                <w:rFonts w:ascii="Times New Roman" w:hAnsi="Times New Roman" w:cs="Times New Roman"/>
+                <w:sz w:val="20"/>
+                <w:szCs w:val="20"/>
+                <w:lang w:val="de-DE"/>
+              </w:rPr>
+              <w:t>(</w:t>
+            </w:r>
+            <w:proofErr w:type="gramEnd"/>
+            <w:r>
+              <w:rPr>
+                <w:rFonts w:ascii="Times New Roman" w:hAnsi="Times New Roman" w:cs="Times New Roman"/>
+                <w:sz w:val="20"/>
+                <w:szCs w:val="20"/>
+                <w:lang w:val="de-DE"/>
+              </w:rPr>
+              <w:t>M 1</w:t>
             </w:r>
             <w:r>
               <w:rPr>
@@ -7559,13 +7635,23 @@
               </w:rPr>
               <w:t>1</w:t>
             </w:r>
-            <w:r>
-              <w:rPr>
-                <w:rFonts w:ascii="Times New Roman" w:hAnsi="Times New Roman" w:cs="Times New Roman"/>
-                <w:sz w:val="20"/>
-                <w:szCs w:val="20"/>
-              </w:rPr>
-              <w:t>?]–a</w:t>
+            <w:proofErr w:type="gramStart"/>
+            <w:r>
+              <w:rPr>
+                <w:rFonts w:ascii="Times New Roman" w:hAnsi="Times New Roman" w:cs="Times New Roman"/>
+                <w:sz w:val="20"/>
+                <w:szCs w:val="20"/>
+              </w:rPr>
+              <w:t>?]–</w:t>
+            </w:r>
+            <w:proofErr w:type="gramEnd"/>
+            <w:r>
+              <w:rPr>
+                <w:rFonts w:ascii="Times New Roman" w:hAnsi="Times New Roman" w:cs="Times New Roman"/>
+                <w:sz w:val="20"/>
+                <w:szCs w:val="20"/>
+              </w:rPr>
+              <w:t>a</w:t>
             </w:r>
             <w:r>
               <w:rPr>
@@ -8242,16 +8328,37 @@
                 <w:highlight w:val="red"/>
                 <w:lang w:val="de-DE"/>
               </w:rPr>
-              <w:t>###</w:t>
-            </w:r>
-            <w:r>
-              <w:rPr>
-                <w:rFonts w:ascii="Times New Roman" w:hAnsi="Times New Roman" w:cs="Times New Roman"/>
-                <w:sz w:val="20"/>
-                <w:szCs w:val="20"/>
-                <w:lang w:val="de-DE"/>
-              </w:rPr>
-              <w:t>(M 162: Textfassung 1)</w:t>
+              <w:t>##</w:t>
+            </w:r>
+            <w:proofErr w:type="gramStart"/>
+            <w:r>
+              <w:rPr>
+                <w:rFonts w:ascii="Times New Roman" w:hAnsi="Times New Roman" w:cs="Times New Roman"/>
+                <w:sz w:val="20"/>
+                <w:szCs w:val="20"/>
+                <w:highlight w:val="red"/>
+                <w:lang w:val="de-DE"/>
+              </w:rPr>
+              <w:t>#</w:t>
+            </w:r>
+            <w:r>
+              <w:rPr>
+                <w:rFonts w:ascii="Times New Roman" w:hAnsi="Times New Roman" w:cs="Times New Roman"/>
+                <w:sz w:val="20"/>
+                <w:szCs w:val="20"/>
+                <w:lang w:val="de-DE"/>
+              </w:rPr>
+              <w:t>(</w:t>
+            </w:r>
+            <w:proofErr w:type="gramEnd"/>
+            <w:r>
+              <w:rPr>
+                <w:rFonts w:ascii="Times New Roman" w:hAnsi="Times New Roman" w:cs="Times New Roman"/>
+                <w:sz w:val="20"/>
+                <w:szCs w:val="20"/>
+                <w:lang w:val="de-DE"/>
+              </w:rPr>
+              <w:t>M 162: Textfassung 1)</w:t>
             </w:r>
           </w:p>
         </w:tc>
@@ -9717,16 +9824,37 @@
                 <w:highlight w:val="red"/>
                 <w:lang w:val="de-DE"/>
               </w:rPr>
-              <w:t>###</w:t>
-            </w:r>
-            <w:r>
-              <w:rPr>
-                <w:rFonts w:ascii="Times New Roman" w:hAnsi="Times New Roman" w:cs="Times New Roman"/>
-                <w:sz w:val="20"/>
-                <w:szCs w:val="20"/>
-                <w:lang w:val="de-DE"/>
-              </w:rPr>
-              <w:t>(M 163: Textfassung 1)</w:t>
+              <w:t>##</w:t>
+            </w:r>
+            <w:proofErr w:type="gramStart"/>
+            <w:r>
+              <w:rPr>
+                <w:rFonts w:ascii="Times New Roman" w:hAnsi="Times New Roman" w:cs="Times New Roman"/>
+                <w:sz w:val="20"/>
+                <w:szCs w:val="20"/>
+                <w:highlight w:val="red"/>
+                <w:lang w:val="de-DE"/>
+              </w:rPr>
+              <w:t>#</w:t>
+            </w:r>
+            <w:r>
+              <w:rPr>
+                <w:rFonts w:ascii="Times New Roman" w:hAnsi="Times New Roman" w:cs="Times New Roman"/>
+                <w:sz w:val="20"/>
+                <w:szCs w:val="20"/>
+                <w:lang w:val="de-DE"/>
+              </w:rPr>
+              <w:t>(</w:t>
+            </w:r>
+            <w:proofErr w:type="gramEnd"/>
+            <w:r>
+              <w:rPr>
+                <w:rFonts w:ascii="Times New Roman" w:hAnsi="Times New Roman" w:cs="Times New Roman"/>
+                <w:sz w:val="20"/>
+                <w:szCs w:val="20"/>
+                <w:lang w:val="de-DE"/>
+              </w:rPr>
+              <w:t>M 163: Textfassung 1)</w:t>
             </w:r>
           </w:p>
         </w:tc>
@@ -10283,16 +10411,37 @@
                 <w:highlight w:val="red"/>
                 <w:lang w:val="de-DE"/>
               </w:rPr>
-              <w:t>###</w:t>
-            </w:r>
-            <w:r>
-              <w:rPr>
-                <w:rFonts w:ascii="Times New Roman" w:hAnsi="Times New Roman" w:cs="Times New Roman"/>
-                <w:sz w:val="20"/>
-                <w:szCs w:val="20"/>
-                <w:lang w:val="de-DE"/>
-              </w:rPr>
-              <w:t>(M 164: Textfassung 1)</w:t>
+              <w:t>##</w:t>
+            </w:r>
+            <w:proofErr w:type="gramStart"/>
+            <w:r>
+              <w:rPr>
+                <w:rFonts w:ascii="Times New Roman" w:hAnsi="Times New Roman" w:cs="Times New Roman"/>
+                <w:sz w:val="20"/>
+                <w:szCs w:val="20"/>
+                <w:highlight w:val="red"/>
+                <w:lang w:val="de-DE"/>
+              </w:rPr>
+              <w:t>#</w:t>
+            </w:r>
+            <w:r>
+              <w:rPr>
+                <w:rFonts w:ascii="Times New Roman" w:hAnsi="Times New Roman" w:cs="Times New Roman"/>
+                <w:sz w:val="20"/>
+                <w:szCs w:val="20"/>
+                <w:lang w:val="de-DE"/>
+              </w:rPr>
+              <w:t>(</w:t>
+            </w:r>
+            <w:proofErr w:type="gramEnd"/>
+            <w:r>
+              <w:rPr>
+                <w:rFonts w:ascii="Times New Roman" w:hAnsi="Times New Roman" w:cs="Times New Roman"/>
+                <w:sz w:val="20"/>
+                <w:szCs w:val="20"/>
+                <w:lang w:val="de-DE"/>
+              </w:rPr>
+              <w:t>M 164: Textfassung 1)</w:t>
             </w:r>
           </w:p>
         </w:tc>
@@ -11444,16 +11593,37 @@
                 <w:highlight w:val="red"/>
                 <w:lang w:val="de-DE"/>
               </w:rPr>
-              <w:t>###</w:t>
-            </w:r>
-            <w:r>
-              <w:rPr>
-                <w:rFonts w:ascii="Times New Roman" w:hAnsi="Times New Roman" w:cs="Times New Roman"/>
-                <w:sz w:val="20"/>
-                <w:szCs w:val="20"/>
-                <w:lang w:val="de-DE"/>
-              </w:rPr>
-              <w:t>(M 162: Textfassung 1)</w:t>
+              <w:t>##</w:t>
+            </w:r>
+            <w:proofErr w:type="gramStart"/>
+            <w:r>
+              <w:rPr>
+                <w:rFonts w:ascii="Times New Roman" w:hAnsi="Times New Roman" w:cs="Times New Roman"/>
+                <w:sz w:val="20"/>
+                <w:szCs w:val="20"/>
+                <w:highlight w:val="red"/>
+                <w:lang w:val="de-DE"/>
+              </w:rPr>
+              <w:t>#</w:t>
+            </w:r>
+            <w:r>
+              <w:rPr>
+                <w:rFonts w:ascii="Times New Roman" w:hAnsi="Times New Roman" w:cs="Times New Roman"/>
+                <w:sz w:val="20"/>
+                <w:szCs w:val="20"/>
+                <w:lang w:val="de-DE"/>
+              </w:rPr>
+              <w:t>(</w:t>
+            </w:r>
+            <w:proofErr w:type="gramEnd"/>
+            <w:r>
+              <w:rPr>
+                <w:rFonts w:ascii="Times New Roman" w:hAnsi="Times New Roman" w:cs="Times New Roman"/>
+                <w:sz w:val="20"/>
+                <w:szCs w:val="20"/>
+                <w:lang w:val="de-DE"/>
+              </w:rPr>
+              <w:t>M 162: Textfassung 1)</w:t>
             </w:r>
           </w:p>
         </w:tc>
@@ -12954,27 +13124,7 @@
                 <w:szCs w:val="20"/>
                 <w:lang w:val="de-DE"/>
               </w:rPr>
-              <w:t xml:space="preserve"> geändert entweder zu </w:t>
-            </w:r>
-            <w:proofErr w:type="spellStart"/>
-            <w:r>
-              <w:rPr>
-                <w:rFonts w:ascii="Times New Roman" w:hAnsi="Times New Roman" w:cs="Times New Roman"/>
-                <w:sz w:val="20"/>
-                <w:szCs w:val="20"/>
-                <w:lang w:val="de-DE"/>
-              </w:rPr>
-              <w:t>Staccatopunkten</w:t>
-            </w:r>
-            <w:proofErr w:type="spellEnd"/>
-            <w:r>
-              <w:rPr>
-                <w:rFonts w:ascii="Times New Roman" w:hAnsi="Times New Roman" w:cs="Times New Roman"/>
-                <w:sz w:val="20"/>
-                <w:szCs w:val="20"/>
-                <w:lang w:val="de-DE"/>
-              </w:rPr>
-              <w:t xml:space="preserve"> oder </w:t>
+              <w:t xml:space="preserve"> geändert entweder zu Staccatopunkten oder </w:t>
             </w:r>
             <w:proofErr w:type="spellStart"/>
             <w:r>
@@ -16055,7 +16205,27 @@
                 <w:szCs w:val="20"/>
                 <w:lang w:val="de-DE"/>
               </w:rPr>
-              <w:t>[#]fis/[a]h in Klav. u., h in Klav. o. gestrichen und [a] zu d</w:t>
+              <w:t>[</w:t>
+            </w:r>
+            <w:proofErr w:type="gramStart"/>
+            <w:r>
+              <w:rPr>
+                <w:rFonts w:ascii="Times New Roman" w:hAnsi="Times New Roman" w:cs="Times New Roman"/>
+                <w:sz w:val="20"/>
+                <w:szCs w:val="20"/>
+                <w:lang w:val="de-DE"/>
+              </w:rPr>
+              <w:t>#]fis</w:t>
+            </w:r>
+            <w:proofErr w:type="gramEnd"/>
+            <w:r>
+              <w:rPr>
+                <w:rFonts w:ascii="Times New Roman" w:hAnsi="Times New Roman" w:cs="Times New Roman"/>
+                <w:sz w:val="20"/>
+                <w:szCs w:val="20"/>
+                <w:lang w:val="de-DE"/>
+              </w:rPr>
+              <w:t>/[a]h in Klav. u., h in Klav. o. gestrichen und [a] zu d</w:t>
             </w:r>
             <w:r>
               <w:rPr>
@@ -17918,25 +18088,7 @@
                 <w:szCs w:val="20"/>
                 <w:lang w:val="de-DE"/>
               </w:rPr>
-              <w:t xml:space="preserve"> zu (3/4) (siehe Textfassung 3 [2/4]) in Klav. o. </w:t>
-            </w:r>
-            <w:r>
-              <w:rPr>
-                <w:rFonts w:ascii="Times New Roman" w:hAnsi="Times New Roman" w:cs="Times New Roman"/>
-                <w:sz w:val="20"/>
-                <w:szCs w:val="20"/>
-                <w:lang w:val="de-DE"/>
-              </w:rPr>
-              <w:t>hinzugefügt</w:t>
-            </w:r>
-            <w:r>
-              <w:rPr>
-                <w:rFonts w:ascii="Times New Roman" w:hAnsi="Times New Roman" w:cs="Times New Roman"/>
-                <w:sz w:val="20"/>
-                <w:szCs w:val="20"/>
-                <w:lang w:val="de-DE"/>
-              </w:rPr>
-              <w:t xml:space="preserve"> mit Bleistift.</w:t>
+              <w:t xml:space="preserve"> zu (3/4) (siehe Textfassung 3 [2/4]) in Klav. o. hinzugefügt mit Bleistift.</w:t>
             </w:r>
           </w:p>
         </w:tc>
@@ -18108,16 +18260,7 @@
                 <w:szCs w:val="20"/>
                 <w:lang w:val="de-DE"/>
               </w:rPr>
-              <w:t xml:space="preserve">/A mit Ligatur 2–3/8 geändert zu Achtelnote und Viertelnote </w:t>
-            </w:r>
-            <w:r>
-              <w:rPr>
-                <w:rFonts w:ascii="Times New Roman" w:hAnsi="Times New Roman" w:cs="Times New Roman"/>
-                <w:sz w:val="20"/>
-                <w:szCs w:val="20"/>
-                <w:lang w:val="de-DE"/>
-              </w:rPr>
-              <w:t>Es/es–A</w:t>
+              <w:t>/A mit Ligatur 2–3/8 geändert zu Achtelnote und Viertelnote Es/es–A</w:t>
             </w:r>
             <w:r>
               <w:rPr>
@@ -18136,16 +18279,7 @@
                 <w:szCs w:val="20"/>
                 <w:lang w:val="de-DE"/>
               </w:rPr>
-              <w:t>/A</w:t>
-            </w:r>
-            <w:r>
-              <w:rPr>
-                <w:rFonts w:ascii="Times New Roman" w:hAnsi="Times New Roman" w:cs="Times New Roman"/>
-                <w:sz w:val="20"/>
-                <w:szCs w:val="20"/>
-                <w:lang w:val="de-DE"/>
-              </w:rPr>
-              <w:t xml:space="preserve"> (wie Textfassung 3) mit rotem Buntstift.</w:t>
+              <w:t>/A (wie Textfassung 3) mit rotem Buntstift.</w:t>
             </w:r>
           </w:p>
         </w:tc>
@@ -19498,25 +19632,7 @@
                 <w:szCs w:val="20"/>
                 <w:lang w:val="de-DE"/>
               </w:rPr>
-              <w:t xml:space="preserve">Viertelpause </w:t>
-            </w:r>
-            <w:r>
-              <w:rPr>
-                <w:rFonts w:ascii="Times New Roman" w:hAnsi="Times New Roman" w:cs="Times New Roman"/>
-                <w:sz w:val="20"/>
-                <w:szCs w:val="20"/>
-                <w:lang w:val="de-DE"/>
-              </w:rPr>
-              <w:t xml:space="preserve">in Gg. </w:t>
-            </w:r>
-            <w:r>
-              <w:rPr>
-                <w:rFonts w:ascii="Times New Roman" w:hAnsi="Times New Roman" w:cs="Times New Roman"/>
-                <w:sz w:val="20"/>
-                <w:szCs w:val="20"/>
-                <w:lang w:val="de-DE"/>
-              </w:rPr>
-              <w:t>sowie Fermaten zu allen Systemen (wie Textfassung 3) hinzugefügt mit rotem Buntstift.</w:t>
+              <w:t>Viertelpause in Gg. sowie Fermaten zu allen Systemen (wie Textfassung 3) hinzugefügt mit rotem Buntstift.</w:t>
             </w:r>
           </w:p>
         </w:tc>
@@ -19722,6 +19838,15 @@
                 <w:lang w:val="de-DE"/>
               </w:rPr>
             </w:pPr>
+            <w:r>
+              <w:rPr>
+                <w:rFonts w:ascii="Times New Roman" w:hAnsi="Times New Roman" w:cs="Times New Roman"/>
+                <w:sz w:val="20"/>
+                <w:szCs w:val="20"/>
+                <w:lang w:val="de-DE"/>
+              </w:rPr>
+              <w:t>13</w:t>
+            </w:r>
           </w:p>
         </w:tc>
         <w:tc>
@@ -19745,6 +19870,15 @@
                 <w:lang w:val="de-DE"/>
               </w:rPr>
             </w:pPr>
+            <w:r>
+              <w:rPr>
+                <w:rFonts w:ascii="Times New Roman" w:hAnsi="Times New Roman" w:cs="Times New Roman"/>
+                <w:sz w:val="20"/>
+                <w:szCs w:val="20"/>
+                <w:lang w:val="de-DE"/>
+              </w:rPr>
+              <w:t>Klav. o.</w:t>
+            </w:r>
           </w:p>
         </w:tc>
         <w:tc>
@@ -19768,6 +19902,15 @@
                 <w:lang w:val="de-DE"/>
               </w:rPr>
             </w:pPr>
+            <w:r>
+              <w:rPr>
+                <w:rFonts w:ascii="Times New Roman" w:hAnsi="Times New Roman" w:cs="Times New Roman"/>
+                <w:sz w:val="20"/>
+                <w:szCs w:val="20"/>
+                <w:lang w:val="de-DE"/>
+              </w:rPr>
+              <w:t>1.–3. Note</w:t>
+            </w:r>
           </w:p>
         </w:tc>
         <w:tc>
@@ -19791,6 +19934,34 @@
                 <w:lang w:val="de-DE"/>
               </w:rPr>
             </w:pPr>
+            <w:r>
+              <w:rPr>
+                <w:rFonts w:ascii="Times New Roman" w:hAnsi="Times New Roman" w:cs="Times New Roman"/>
+                <w:sz w:val="20"/>
+                <w:szCs w:val="20"/>
+                <w:lang w:val="de-DE"/>
+              </w:rPr>
+              <w:t>Ligaturen von as</w:t>
+            </w:r>
+            <w:r>
+              <w:rPr>
+                <w:rFonts w:ascii="Times New Roman" w:hAnsi="Times New Roman" w:cs="Times New Roman"/>
+                <w:sz w:val="20"/>
+                <w:szCs w:val="20"/>
+                <w:vertAlign w:val="superscript"/>
+                <w:lang w:val="de-DE"/>
+              </w:rPr>
+              <w:t>1</w:t>
+            </w:r>
+            <w:r>
+              <w:rPr>
+                <w:rFonts w:ascii="Times New Roman" w:hAnsi="Times New Roman" w:cs="Times New Roman"/>
+                <w:sz w:val="20"/>
+                <w:szCs w:val="20"/>
+                <w:lang w:val="de-DE"/>
+              </w:rPr>
+              <w:t xml:space="preserve"> geändert zu nach unten gehalster Viertelnote (wie Textfassung 3) mit rotem Buntstift.</w:t>
+            </w:r>
           </w:p>
         </w:tc>
       </w:tr>
@@ -19819,6 +19990,15 @@
                 <w:lang w:val="de-DE"/>
               </w:rPr>
             </w:pPr>
+            <w:r>
+              <w:rPr>
+                <w:rFonts w:ascii="Times New Roman" w:hAnsi="Times New Roman" w:cs="Times New Roman"/>
+                <w:sz w:val="20"/>
+                <w:szCs w:val="20"/>
+                <w:lang w:val="de-DE"/>
+              </w:rPr>
+              <w:t>13</w:t>
+            </w:r>
           </w:p>
         </w:tc>
         <w:tc>
@@ -19842,6 +20022,15 @@
                 <w:lang w:val="de-DE"/>
               </w:rPr>
             </w:pPr>
+            <w:r>
+              <w:rPr>
+                <w:rFonts w:ascii="Times New Roman" w:hAnsi="Times New Roman" w:cs="Times New Roman"/>
+                <w:sz w:val="20"/>
+                <w:szCs w:val="20"/>
+                <w:lang w:val="de-DE"/>
+              </w:rPr>
+              <w:t>Klav. u.</w:t>
+            </w:r>
           </w:p>
         </w:tc>
         <w:tc>
@@ -19865,6 +20054,15 @@
                 <w:lang w:val="de-DE"/>
               </w:rPr>
             </w:pPr>
+            <w:r>
+              <w:rPr>
+                <w:rFonts w:ascii="Times New Roman" w:hAnsi="Times New Roman" w:cs="Times New Roman"/>
+                <w:sz w:val="20"/>
+                <w:szCs w:val="20"/>
+                <w:lang w:val="de-DE"/>
+              </w:rPr>
+              <w:t>2/4</w:t>
+            </w:r>
           </w:p>
         </w:tc>
         <w:tc>
@@ -19888,6 +20086,154 @@
                 <w:lang w:val="de-DE"/>
               </w:rPr>
             </w:pPr>
+            <w:r>
+              <w:rPr>
+                <w:rFonts w:ascii="Times New Roman" w:hAnsi="Times New Roman" w:cs="Times New Roman"/>
+                <w:sz w:val="20"/>
+                <w:szCs w:val="20"/>
+                <w:lang w:val="de-DE"/>
+              </w:rPr>
+              <w:t>Zuerst: fis</w:t>
+            </w:r>
+            <w:r>
+              <w:rPr>
+                <w:rFonts w:ascii="Times New Roman" w:hAnsi="Times New Roman" w:cs="Times New Roman"/>
+                <w:sz w:val="20"/>
+                <w:szCs w:val="20"/>
+                <w:vertAlign w:val="superscript"/>
+                <w:lang w:val="de-DE"/>
+              </w:rPr>
+              <w:t>1</w:t>
+            </w:r>
+            <w:r>
+              <w:rPr>
+                <w:rFonts w:ascii="Times New Roman" w:hAnsi="Times New Roman" w:cs="Times New Roman"/>
+                <w:sz w:val="20"/>
+                <w:szCs w:val="20"/>
+                <w:lang w:val="de-DE"/>
+              </w:rPr>
+              <w:t xml:space="preserve"> gestrichen und Ton</w:t>
+            </w:r>
+            <w:r>
+              <w:rPr>
+                <w:rFonts w:ascii="Times New Roman" w:hAnsi="Times New Roman" w:cs="Times New Roman"/>
+                <w:sz w:val="20"/>
+                <w:szCs w:val="20"/>
+                <w:lang w:val="de-DE"/>
+              </w:rPr>
+              <w:t>buchstaben</w:t>
+            </w:r>
+            <w:r>
+              <w:rPr>
+                <w:rFonts w:ascii="Times New Roman" w:hAnsi="Times New Roman" w:cs="Times New Roman"/>
+                <w:sz w:val="20"/>
+                <w:szCs w:val="20"/>
+                <w:lang w:val="de-DE"/>
+              </w:rPr>
+              <w:t xml:space="preserve"> </w:t>
+            </w:r>
+            <w:r>
+              <w:rPr>
+                <w:rFonts w:ascii="Times New Roman" w:hAnsi="Times New Roman" w:cs="Times New Roman"/>
+                <w:i/>
+                <w:iCs/>
+                <w:sz w:val="20"/>
+                <w:szCs w:val="20"/>
+                <w:lang w:val="de-DE"/>
+              </w:rPr>
+              <w:t>g</w:t>
+            </w:r>
+            <w:r>
+              <w:rPr>
+                <w:rFonts w:ascii="Times New Roman" w:hAnsi="Times New Roman" w:cs="Times New Roman"/>
+                <w:sz w:val="20"/>
+                <w:szCs w:val="20"/>
+                <w:lang w:val="de-DE"/>
+              </w:rPr>
+              <w:t xml:space="preserve"> und </w:t>
+            </w:r>
+            <w:proofErr w:type="spellStart"/>
+            <w:r>
+              <w:rPr>
+                <w:rFonts w:ascii="Times New Roman" w:hAnsi="Times New Roman" w:cs="Times New Roman"/>
+                <w:i/>
+                <w:iCs/>
+                <w:sz w:val="20"/>
+                <w:szCs w:val="20"/>
+                <w:lang w:val="de-DE"/>
+              </w:rPr>
+              <w:t>dis</w:t>
+            </w:r>
+            <w:proofErr w:type="spellEnd"/>
+            <w:r>
+              <w:rPr>
+                <w:rFonts w:ascii="Times New Roman" w:hAnsi="Times New Roman" w:cs="Times New Roman"/>
+                <w:sz w:val="20"/>
+                <w:szCs w:val="20"/>
+                <w:lang w:val="de-DE"/>
+              </w:rPr>
+              <w:t xml:space="preserve"> rechts neben den entsprechenden Notenköpfen hinzugefügt mit Bleistift.</w:t>
+            </w:r>
+          </w:p>
+          <w:p>
+            <w:pPr>
+              <w:spacing w:after="0" w:line="360" w:lineRule="auto"/>
+              <w:outlineLvl w:val="0"/>
+              <w:rPr>
+                <w:rFonts w:ascii="Times New Roman" w:hAnsi="Times New Roman" w:cs="Times New Roman"/>
+                <w:sz w:val="20"/>
+                <w:szCs w:val="20"/>
+                <w:lang w:val="de-DE"/>
+              </w:rPr>
+            </w:pPr>
+            <w:r>
+              <w:rPr>
+                <w:rFonts w:ascii="Times New Roman" w:hAnsi="Times New Roman" w:cs="Times New Roman"/>
+                <w:sz w:val="20"/>
+                <w:szCs w:val="20"/>
+                <w:lang w:val="de-DE"/>
+              </w:rPr>
+              <w:t>Dann: Viertelnote g/es</w:t>
+            </w:r>
+            <w:r>
+              <w:rPr>
+                <w:rFonts w:ascii="Times New Roman" w:hAnsi="Times New Roman" w:cs="Times New Roman"/>
+                <w:sz w:val="20"/>
+                <w:szCs w:val="20"/>
+                <w:vertAlign w:val="superscript"/>
+                <w:lang w:val="de-DE"/>
+              </w:rPr>
+              <w:t>1</w:t>
+            </w:r>
+            <w:r>
+              <w:rPr>
+                <w:rFonts w:ascii="Times New Roman" w:hAnsi="Times New Roman" w:cs="Times New Roman"/>
+                <w:sz w:val="20"/>
+                <w:szCs w:val="20"/>
+                <w:lang w:val="de-DE"/>
+              </w:rPr>
+              <w:t xml:space="preserve"> (wie Textfassung 3) auf handgezogenen Notenlinien am linken </w:t>
+            </w:r>
+            <w:proofErr w:type="spellStart"/>
+            <w:r>
+              <w:rPr>
+                <w:rFonts w:ascii="Times New Roman" w:hAnsi="Times New Roman" w:cs="Times New Roman"/>
+                <w:sz w:val="20"/>
+                <w:szCs w:val="20"/>
+                <w:lang w:val="de-DE"/>
+              </w:rPr>
+              <w:t>Akkoladenrand</w:t>
+            </w:r>
+            <w:proofErr w:type="spellEnd"/>
+            <w:r>
+              <w:rPr>
+                <w:rFonts w:ascii="Times New Roman" w:hAnsi="Times New Roman" w:cs="Times New Roman"/>
+                <w:sz w:val="20"/>
+                <w:szCs w:val="20"/>
+                <w:lang w:val="de-DE"/>
+              </w:rPr>
+              <w:t xml:space="preserve"> hinzugefügt mit Bleistift.</w:t>
+            </w:r>
           </w:p>
         </w:tc>
       </w:tr>
@@ -19916,6 +20262,15 @@
                 <w:lang w:val="de-DE"/>
               </w:rPr>
             </w:pPr>
+            <w:r>
+              <w:rPr>
+                <w:rFonts w:ascii="Times New Roman" w:hAnsi="Times New Roman" w:cs="Times New Roman"/>
+                <w:sz w:val="20"/>
+                <w:szCs w:val="20"/>
+                <w:lang w:val="de-DE"/>
+              </w:rPr>
+              <w:t>13</w:t>
+            </w:r>
           </w:p>
         </w:tc>
         <w:tc>
@@ -19939,6 +20294,15 @@
                 <w:lang w:val="de-DE"/>
               </w:rPr>
             </w:pPr>
+            <w:r>
+              <w:rPr>
+                <w:rFonts w:ascii="Times New Roman" w:hAnsi="Times New Roman" w:cs="Times New Roman"/>
+                <w:sz w:val="20"/>
+                <w:szCs w:val="20"/>
+                <w:lang w:val="de-DE"/>
+              </w:rPr>
+              <w:t>Gg.</w:t>
+            </w:r>
           </w:p>
         </w:tc>
         <w:tc>
@@ -19962,6 +20326,15 @@
                 <w:lang w:val="de-DE"/>
               </w:rPr>
             </w:pPr>
+            <w:r>
+              <w:rPr>
+                <w:rFonts w:ascii="Times New Roman" w:hAnsi="Times New Roman" w:cs="Times New Roman"/>
+                <w:sz w:val="20"/>
+                <w:szCs w:val="20"/>
+                <w:lang w:val="de-DE"/>
+              </w:rPr>
+              <w:t>4/8</w:t>
+            </w:r>
           </w:p>
         </w:tc>
         <w:tc>
@@ -19985,6 +20358,33 @@
                 <w:lang w:val="de-DE"/>
               </w:rPr>
             </w:pPr>
+            <w:r>
+              <w:rPr>
+                <w:rFonts w:ascii="Times New Roman" w:hAnsi="Times New Roman" w:cs="Times New Roman"/>
+                <w:sz w:val="20"/>
+                <w:szCs w:val="20"/>
+                <w:lang w:val="de-DE"/>
+              </w:rPr>
+              <w:t xml:space="preserve">[a] </w:t>
+            </w:r>
+            <w:r>
+              <w:rPr>
+                <w:rFonts w:ascii="Times New Roman" w:hAnsi="Times New Roman" w:cs="Times New Roman"/>
+                <w:sz w:val="20"/>
+                <w:szCs w:val="20"/>
+                <w:lang w:val="de-DE"/>
+              </w:rPr>
+              <w:t xml:space="preserve">zu h und ([a]) zu Trillerzeichen (wie Textfassung 3) </w:t>
+            </w:r>
+            <w:r>
+              <w:rPr>
+                <w:rFonts w:ascii="Times New Roman" w:hAnsi="Times New Roman" w:cs="Times New Roman"/>
+                <w:sz w:val="20"/>
+                <w:szCs w:val="20"/>
+                <w:lang w:val="de-DE"/>
+              </w:rPr>
+              <w:t>hinzugefügt mit rotem Buntstift.</w:t>
+            </w:r>
           </w:p>
         </w:tc>
       </w:tr>
@@ -20013,6 +20413,15 @@
                 <w:lang w:val="de-DE"/>
               </w:rPr>
             </w:pPr>
+            <w:r>
+              <w:rPr>
+                <w:rFonts w:ascii="Times New Roman" w:hAnsi="Times New Roman" w:cs="Times New Roman"/>
+                <w:sz w:val="20"/>
+                <w:szCs w:val="20"/>
+                <w:lang w:val="de-DE"/>
+              </w:rPr>
+              <w:t>13</w:t>
+            </w:r>
           </w:p>
         </w:tc>
         <w:tc>
@@ -20036,6 +20445,15 @@
                 <w:lang w:val="de-DE"/>
               </w:rPr>
             </w:pPr>
+            <w:r>
+              <w:rPr>
+                <w:rFonts w:ascii="Times New Roman" w:hAnsi="Times New Roman" w:cs="Times New Roman"/>
+                <w:sz w:val="20"/>
+                <w:szCs w:val="20"/>
+                <w:lang w:val="de-DE"/>
+              </w:rPr>
+              <w:t>Gg.</w:t>
+            </w:r>
           </w:p>
         </w:tc>
         <w:tc>
@@ -20059,6 +20477,15 @@
                 <w:lang w:val="de-DE"/>
               </w:rPr>
             </w:pPr>
+            <w:r>
+              <w:rPr>
+                <w:rFonts w:ascii="Times New Roman" w:hAnsi="Times New Roman" w:cs="Times New Roman"/>
+                <w:sz w:val="20"/>
+                <w:szCs w:val="20"/>
+                <w:lang w:val="de-DE"/>
+              </w:rPr>
+              <w:t>1.–2. Note</w:t>
+            </w:r>
           </w:p>
         </w:tc>
         <w:tc>
@@ -20082,6 +20509,15 @@
                 <w:lang w:val="de-DE"/>
               </w:rPr>
             </w:pPr>
+            <w:r>
+              <w:rPr>
+                <w:rFonts w:ascii="Times New Roman" w:hAnsi="Times New Roman" w:cs="Times New Roman"/>
+                <w:sz w:val="20"/>
+                <w:szCs w:val="20"/>
+                <w:lang w:val="de-DE"/>
+              </w:rPr>
+              <w:t>Ligaturbogen gestrichen mit rotem Buntstift (siehe Textfassung 3).</w:t>
+            </w:r>
           </w:p>
         </w:tc>
       </w:tr>
@@ -20107,9 +20543,16 @@
                 <w:rFonts w:ascii="Times New Roman" w:hAnsi="Times New Roman" w:cs="Times New Roman"/>
                 <w:sz w:val="20"/>
                 <w:szCs w:val="20"/>
-                <w:lang w:val="de-DE"/>
-              </w:rPr>
-            </w:pPr>
+              </w:rPr>
+            </w:pPr>
+            <w:r>
+              <w:rPr>
+                <w:rFonts w:ascii="Times New Roman" w:hAnsi="Times New Roman" w:cs="Times New Roman"/>
+                <w:sz w:val="20"/>
+                <w:szCs w:val="20"/>
+              </w:rPr>
+              <w:t>13</w:t>
+            </w:r>
           </w:p>
         </w:tc>
         <w:tc>
@@ -20133,6 +20576,15 @@
                 <w:lang w:val="de-DE"/>
               </w:rPr>
             </w:pPr>
+            <w:r>
+              <w:rPr>
+                <w:rFonts w:ascii="Times New Roman" w:hAnsi="Times New Roman" w:cs="Times New Roman"/>
+                <w:sz w:val="20"/>
+                <w:szCs w:val="20"/>
+                <w:lang w:val="de-DE"/>
+              </w:rPr>
+              <w:t>Klav. o.</w:t>
+            </w:r>
           </w:p>
         </w:tc>
         <w:tc>
@@ -20156,6 +20608,15 @@
                 <w:lang w:val="de-DE"/>
               </w:rPr>
             </w:pPr>
+            <w:r>
+              <w:rPr>
+                <w:rFonts w:ascii="Times New Roman" w:hAnsi="Times New Roman" w:cs="Times New Roman"/>
+                <w:sz w:val="20"/>
+                <w:szCs w:val="20"/>
+                <w:lang w:val="de-DE"/>
+              </w:rPr>
+              <w:t>7/8</w:t>
+            </w:r>
           </w:p>
         </w:tc>
         <w:tc>
@@ -20179,6 +20640,73 @@
                 <w:lang w:val="de-DE"/>
               </w:rPr>
             </w:pPr>
+            <w:r>
+              <w:rPr>
+                <w:rFonts w:ascii="Times New Roman" w:hAnsi="Times New Roman" w:cs="Times New Roman"/>
+                <w:sz w:val="20"/>
+                <w:szCs w:val="20"/>
+                <w:lang w:val="de-DE"/>
+              </w:rPr>
+              <w:t xml:space="preserve">Oberstimmenschicht: Tonbuchstabe </w:t>
+            </w:r>
+            <w:r>
+              <w:rPr>
+                <w:rFonts w:ascii="Times New Roman" w:hAnsi="Times New Roman" w:cs="Times New Roman"/>
+                <w:i/>
+                <w:iCs/>
+                <w:sz w:val="20"/>
+                <w:szCs w:val="20"/>
+                <w:lang w:val="de-DE"/>
+              </w:rPr>
+              <w:t>cis</w:t>
+            </w:r>
+            <w:r>
+              <w:rPr>
+                <w:rFonts w:ascii="Times New Roman" w:hAnsi="Times New Roman" w:cs="Times New Roman"/>
+                <w:sz w:val="20"/>
+                <w:szCs w:val="20"/>
+                <w:lang w:val="de-DE"/>
+              </w:rPr>
+              <w:t xml:space="preserve"> (siehe Textfassung 3: cis</w:t>
+            </w:r>
+            <w:r>
+              <w:rPr>
+                <w:rFonts w:ascii="Times New Roman" w:hAnsi="Times New Roman" w:cs="Times New Roman"/>
+                <w:sz w:val="20"/>
+                <w:szCs w:val="20"/>
+                <w:vertAlign w:val="superscript"/>
+                <w:lang w:val="de-DE"/>
+              </w:rPr>
+              <w:t>2</w:t>
+            </w:r>
+            <w:r>
+              <w:rPr>
+                <w:rFonts w:ascii="Times New Roman" w:hAnsi="Times New Roman" w:cs="Times New Roman"/>
+                <w:sz w:val="20"/>
+                <w:szCs w:val="20"/>
+                <w:lang w:val="de-DE"/>
+              </w:rPr>
+              <w:t>) vor des</w:t>
+            </w:r>
+            <w:r>
+              <w:rPr>
+                <w:rFonts w:ascii="Times New Roman" w:hAnsi="Times New Roman" w:cs="Times New Roman"/>
+                <w:sz w:val="20"/>
+                <w:szCs w:val="20"/>
+                <w:vertAlign w:val="superscript"/>
+                <w:lang w:val="de-DE"/>
+              </w:rPr>
+              <w:t>2</w:t>
+            </w:r>
+            <w:r>
+              <w:rPr>
+                <w:rFonts w:ascii="Times New Roman" w:hAnsi="Times New Roman" w:cs="Times New Roman"/>
+                <w:sz w:val="20"/>
+                <w:szCs w:val="20"/>
+                <w:lang w:val="de-DE"/>
+              </w:rPr>
+              <w:t xml:space="preserve"> hinzugefügt mit rotem Buntstift.</w:t>
+            </w:r>
           </w:p>
         </w:tc>
       </w:tr>
@@ -20207,6 +20735,15 @@
                 <w:lang w:val="de-DE"/>
               </w:rPr>
             </w:pPr>
+            <w:r>
+              <w:rPr>
+                <w:rFonts w:ascii="Times New Roman" w:hAnsi="Times New Roman" w:cs="Times New Roman"/>
+                <w:sz w:val="20"/>
+                <w:szCs w:val="20"/>
+                <w:lang w:val="de-DE"/>
+              </w:rPr>
+              <w:t>14</w:t>
+            </w:r>
           </w:p>
         </w:tc>
         <w:tc>
@@ -20230,6 +20767,15 @@
                 <w:lang w:val="de-DE"/>
               </w:rPr>
             </w:pPr>
+            <w:r>
+              <w:rPr>
+                <w:rFonts w:ascii="Times New Roman" w:hAnsi="Times New Roman" w:cs="Times New Roman"/>
+                <w:sz w:val="20"/>
+                <w:szCs w:val="20"/>
+                <w:lang w:val="de-DE"/>
+              </w:rPr>
+              <w:t>Klav. o</w:t>
+            </w:r>
           </w:p>
         </w:tc>
         <w:tc>
@@ -20253,6 +20799,15 @@
                 <w:lang w:val="de-DE"/>
               </w:rPr>
             </w:pPr>
+            <w:r>
+              <w:rPr>
+                <w:rFonts w:ascii="Times New Roman" w:hAnsi="Times New Roman" w:cs="Times New Roman"/>
+                <w:sz w:val="20"/>
+                <w:szCs w:val="20"/>
+                <w:lang w:val="de-DE"/>
+              </w:rPr>
+              <w:t>2–6/16</w:t>
+            </w:r>
           </w:p>
         </w:tc>
         <w:tc>
@@ -20276,6 +20831,33 @@
                 <w:lang w:val="de-DE"/>
               </w:rPr>
             </w:pPr>
+            <w:r>
+              <w:rPr>
+                <w:rFonts w:ascii="Times New Roman" w:hAnsi="Times New Roman" w:cs="Times New Roman"/>
+                <w:sz w:val="20"/>
+                <w:szCs w:val="20"/>
+                <w:lang w:val="de-DE"/>
+              </w:rPr>
+              <w:t xml:space="preserve">Legatobogen geändert zu Staccatopunkten (wie Textfassung 3) mit </w:t>
+            </w:r>
+            <w:r>
+              <w:rPr>
+                <w:rFonts w:ascii="Times New Roman" w:hAnsi="Times New Roman" w:cs="Times New Roman"/>
+                <w:sz w:val="20"/>
+                <w:szCs w:val="20"/>
+                <w:lang w:val="de-DE"/>
+              </w:rPr>
+              <w:t xml:space="preserve">Bleistift und </w:t>
+            </w:r>
+            <w:r>
+              <w:rPr>
+                <w:rFonts w:ascii="Times New Roman" w:hAnsi="Times New Roman" w:cs="Times New Roman"/>
+                <w:sz w:val="20"/>
+                <w:szCs w:val="20"/>
+                <w:lang w:val="de-DE"/>
+              </w:rPr>
+              <w:t>rotem Buntstift.</w:t>
+            </w:r>
           </w:p>
         </w:tc>
       </w:tr>
@@ -20304,6 +20886,15 @@
                 <w:lang w:val="de-DE"/>
               </w:rPr>
             </w:pPr>
+            <w:r>
+              <w:rPr>
+                <w:rFonts w:ascii="Times New Roman" w:hAnsi="Times New Roman" w:cs="Times New Roman"/>
+                <w:sz w:val="20"/>
+                <w:szCs w:val="20"/>
+                <w:lang w:val="de-DE"/>
+              </w:rPr>
+              <w:t>14</w:t>
+            </w:r>
           </w:p>
         </w:tc>
         <w:tc>
@@ -20327,6 +20918,15 @@
                 <w:lang w:val="de-DE"/>
               </w:rPr>
             </w:pPr>
+            <w:r>
+              <w:rPr>
+                <w:rFonts w:ascii="Times New Roman" w:hAnsi="Times New Roman" w:cs="Times New Roman"/>
+                <w:sz w:val="20"/>
+                <w:szCs w:val="20"/>
+                <w:lang w:val="de-DE"/>
+              </w:rPr>
+              <w:t>Klav. o.</w:t>
+            </w:r>
           </w:p>
         </w:tc>
         <w:tc>
@@ -20350,6 +20950,15 @@
                 <w:lang w:val="de-DE"/>
               </w:rPr>
             </w:pPr>
+            <w:r>
+              <w:rPr>
+                <w:rFonts w:ascii="Times New Roman" w:hAnsi="Times New Roman" w:cs="Times New Roman"/>
+                <w:sz w:val="20"/>
+                <w:szCs w:val="20"/>
+                <w:lang w:val="de-DE"/>
+              </w:rPr>
+              <w:t>4/16</w:t>
+            </w:r>
           </w:p>
         </w:tc>
         <w:tc>
@@ -20373,6 +20982,15 @@
                 <w:lang w:val="de-DE"/>
               </w:rPr>
             </w:pPr>
+            <w:r>
+              <w:rPr>
+                <w:rFonts w:ascii="Times New Roman" w:hAnsi="Times New Roman" w:cs="Times New Roman"/>
+                <w:sz w:val="20"/>
+                <w:szCs w:val="20"/>
+                <w:lang w:val="de-DE"/>
+              </w:rPr>
+              <w:t>[a] (wie Textfassung 3) hinzugefügt mit rotem Buntstift.</w:t>
+            </w:r>
           </w:p>
         </w:tc>
       </w:tr>
@@ -20396,11 +21014,22 @@
               <w:outlineLvl w:val="0"/>
               <w:rPr>
                 <w:rFonts w:ascii="Times New Roman" w:hAnsi="Times New Roman" w:cs="Times New Roman"/>
-                <w:sz w:val="20"/>
-                <w:szCs w:val="20"/>
-                <w:lang w:val="de-DE"/>
-              </w:rPr>
-            </w:pPr>
+                <w:i/>
+                <w:iCs/>
+                <w:sz w:val="20"/>
+                <w:szCs w:val="20"/>
+                <w:lang w:val="de-DE"/>
+              </w:rPr>
+            </w:pPr>
+            <w:r>
+              <w:rPr>
+                <w:rFonts w:ascii="Times New Roman" w:hAnsi="Times New Roman" w:cs="Times New Roman"/>
+                <w:sz w:val="20"/>
+                <w:szCs w:val="20"/>
+                <w:lang w:val="de-DE"/>
+              </w:rPr>
+              <w:t>14</w:t>
+            </w:r>
           </w:p>
         </w:tc>
         <w:tc>
@@ -20424,6 +21053,15 @@
                 <w:lang w:val="de-DE"/>
               </w:rPr>
             </w:pPr>
+            <w:r>
+              <w:rPr>
+                <w:rFonts w:ascii="Times New Roman" w:hAnsi="Times New Roman" w:cs="Times New Roman"/>
+                <w:sz w:val="20"/>
+                <w:szCs w:val="20"/>
+                <w:lang w:val="de-DE"/>
+              </w:rPr>
+              <w:t>Klav. u.</w:t>
+            </w:r>
           </w:p>
         </w:tc>
         <w:tc>
@@ -20447,6 +21085,15 @@
                 <w:lang w:val="de-DE"/>
               </w:rPr>
             </w:pPr>
+            <w:r>
+              <w:rPr>
+                <w:rFonts w:ascii="Times New Roman" w:hAnsi="Times New Roman" w:cs="Times New Roman"/>
+                <w:sz w:val="20"/>
+                <w:szCs w:val="20"/>
+                <w:lang w:val="de-DE"/>
+              </w:rPr>
+              <w:t>1. Note</w:t>
+            </w:r>
           </w:p>
         </w:tc>
         <w:tc>
@@ -20468,6 +21115,4579 @@
                 <w:sz w:val="20"/>
                 <w:szCs w:val="20"/>
                 <w:lang w:val="de-DE"/>
+              </w:rPr>
+            </w:pPr>
+            <w:r>
+              <w:rPr>
+                <w:rFonts w:ascii="Times New Roman" w:hAnsi="Times New Roman" w:cs="Times New Roman"/>
+                <w:sz w:val="20"/>
+                <w:szCs w:val="20"/>
+                <w:lang w:val="de-DE"/>
+              </w:rPr>
+              <w:t xml:space="preserve">Tonbuchstabe </w:t>
+            </w:r>
+            <w:proofErr w:type="spellStart"/>
+            <w:r>
+              <w:rPr>
+                <w:rFonts w:ascii="Times New Roman" w:hAnsi="Times New Roman" w:cs="Times New Roman"/>
+                <w:i/>
+                <w:iCs/>
+                <w:sz w:val="20"/>
+                <w:szCs w:val="20"/>
+                <w:lang w:val="de-DE"/>
+              </w:rPr>
+              <w:t>as</w:t>
+            </w:r>
+            <w:proofErr w:type="spellEnd"/>
+            <w:r>
+              <w:rPr>
+                <w:rFonts w:ascii="Times New Roman" w:hAnsi="Times New Roman" w:cs="Times New Roman"/>
+                <w:sz w:val="20"/>
+                <w:szCs w:val="20"/>
+                <w:lang w:val="de-DE"/>
+              </w:rPr>
+              <w:t xml:space="preserve"> (siehe Textfassung 3) </w:t>
+            </w:r>
+            <w:r>
+              <w:rPr>
+                <w:rFonts w:ascii="Times New Roman" w:hAnsi="Times New Roman" w:cs="Times New Roman"/>
+                <w:sz w:val="20"/>
+                <w:szCs w:val="20"/>
+                <w:lang w:val="de-DE"/>
+              </w:rPr>
+              <w:t>hinzugefügt mit rotem Buntstift.</w:t>
+            </w:r>
+          </w:p>
+        </w:tc>
+      </w:tr>
+      <w:tr>
+        <w:trPr>
+          <w:cantSplit/>
+        </w:trPr>
+        <w:tc>
+          <w:tcPr>
+            <w:tcW w:w="920" w:type="dxa"/>
+            <w:tcBorders>
+              <w:top w:val="single" w:sz="4" w:space="0" w:color="auto"/>
+              <w:left w:val="single" w:sz="4" w:space="0" w:color="auto"/>
+              <w:bottom w:val="single" w:sz="4" w:space="0" w:color="auto"/>
+              <w:right w:val="single" w:sz="4" w:space="0" w:color="auto"/>
+            </w:tcBorders>
+          </w:tcPr>
+          <w:p>
+            <w:pPr>
+              <w:spacing w:after="0" w:line="360" w:lineRule="auto"/>
+              <w:outlineLvl w:val="0"/>
+              <w:rPr>
+                <w:rFonts w:ascii="Times New Roman" w:hAnsi="Times New Roman" w:cs="Times New Roman"/>
+                <w:sz w:val="20"/>
+                <w:szCs w:val="20"/>
+                <w:lang w:val="de-DE"/>
+              </w:rPr>
+            </w:pPr>
+            <w:r>
+              <w:rPr>
+                <w:rFonts w:ascii="Times New Roman" w:hAnsi="Times New Roman" w:cs="Times New Roman"/>
+                <w:sz w:val="20"/>
+                <w:szCs w:val="20"/>
+                <w:lang w:val="de-DE"/>
+              </w:rPr>
+              <w:lastRenderedPageBreak/>
+              <w:t>14</w:t>
+            </w:r>
+          </w:p>
+        </w:tc>
+        <w:tc>
+          <w:tcPr>
+            <w:tcW w:w="1134" w:type="dxa"/>
+            <w:tcBorders>
+              <w:top w:val="single" w:sz="4" w:space="0" w:color="auto"/>
+              <w:left w:val="single" w:sz="4" w:space="0" w:color="auto"/>
+              <w:bottom w:val="single" w:sz="4" w:space="0" w:color="auto"/>
+              <w:right w:val="single" w:sz="4" w:space="0" w:color="auto"/>
+            </w:tcBorders>
+          </w:tcPr>
+          <w:p>
+            <w:pPr>
+              <w:spacing w:after="0" w:line="360" w:lineRule="auto"/>
+              <w:outlineLvl w:val="0"/>
+              <w:rPr>
+                <w:rFonts w:ascii="Times New Roman" w:hAnsi="Times New Roman" w:cs="Times New Roman"/>
+                <w:sz w:val="20"/>
+                <w:szCs w:val="20"/>
+                <w:lang w:val="de-DE"/>
+              </w:rPr>
+            </w:pPr>
+          </w:p>
+        </w:tc>
+        <w:tc>
+          <w:tcPr>
+            <w:tcW w:w="1278" w:type="dxa"/>
+            <w:tcBorders>
+              <w:top w:val="single" w:sz="4" w:space="0" w:color="auto"/>
+              <w:left w:val="single" w:sz="4" w:space="0" w:color="auto"/>
+              <w:bottom w:val="single" w:sz="4" w:space="0" w:color="auto"/>
+              <w:right w:val="single" w:sz="4" w:space="0" w:color="auto"/>
+            </w:tcBorders>
+          </w:tcPr>
+          <w:p>
+            <w:pPr>
+              <w:spacing w:after="0" w:line="360" w:lineRule="auto"/>
+              <w:outlineLvl w:val="0"/>
+              <w:rPr>
+                <w:rFonts w:ascii="Times New Roman" w:hAnsi="Times New Roman" w:cs="Times New Roman"/>
+                <w:sz w:val="20"/>
+                <w:szCs w:val="20"/>
+                <w:lang w:val="de-DE"/>
+              </w:rPr>
+            </w:pPr>
+            <w:r>
+              <w:rPr>
+                <w:rFonts w:ascii="Times New Roman" w:hAnsi="Times New Roman" w:cs="Times New Roman"/>
+                <w:sz w:val="20"/>
+                <w:szCs w:val="20"/>
+                <w:lang w:val="de-DE"/>
+              </w:rPr>
+              <w:t>(11/16)</w:t>
+            </w:r>
+          </w:p>
+        </w:tc>
+        <w:tc>
+          <w:tcPr>
+            <w:tcW w:w="5880" w:type="dxa"/>
+            <w:tcBorders>
+              <w:top w:val="single" w:sz="4" w:space="0" w:color="auto"/>
+              <w:left w:val="single" w:sz="4" w:space="0" w:color="auto"/>
+              <w:bottom w:val="single" w:sz="4" w:space="0" w:color="auto"/>
+              <w:right w:val="single" w:sz="4" w:space="0" w:color="auto"/>
+            </w:tcBorders>
+          </w:tcPr>
+          <w:p>
+            <w:pPr>
+              <w:spacing w:after="0" w:line="360" w:lineRule="auto"/>
+              <w:outlineLvl w:val="0"/>
+              <w:rPr>
+                <w:rFonts w:ascii="Times New Roman" w:hAnsi="Times New Roman" w:cs="Times New Roman"/>
+                <w:sz w:val="20"/>
+                <w:szCs w:val="20"/>
+                <w:lang w:val="de-DE"/>
+              </w:rPr>
+            </w:pPr>
+            <w:proofErr w:type="spellStart"/>
+            <w:r>
+              <w:rPr>
+                <w:rFonts w:ascii="Times New Roman" w:hAnsi="Times New Roman" w:cs="Times New Roman"/>
+                <w:i/>
+                <w:iCs/>
+                <w:sz w:val="20"/>
+                <w:szCs w:val="20"/>
+                <w:lang w:val="de-DE"/>
+              </w:rPr>
+              <w:t>rit</w:t>
+            </w:r>
+            <w:proofErr w:type="spellEnd"/>
+            <w:r>
+              <w:rPr>
+                <w:rFonts w:ascii="Times New Roman" w:hAnsi="Times New Roman" w:cs="Times New Roman"/>
+                <w:sz w:val="20"/>
+                <w:szCs w:val="20"/>
+                <w:lang w:val="de-DE"/>
+              </w:rPr>
+              <w:t xml:space="preserve">[.] (siehe Textfassung 3) hinzugefügt mit Bleistift und </w:t>
+            </w:r>
+            <w:r>
+              <w:rPr>
+                <w:rFonts w:ascii="Times New Roman" w:hAnsi="Times New Roman" w:cs="Times New Roman"/>
+                <w:sz w:val="20"/>
+                <w:szCs w:val="20"/>
+                <w:lang w:val="de-DE"/>
+              </w:rPr>
+              <w:t>mit rotem Buntstift</w:t>
+            </w:r>
+            <w:r>
+              <w:rPr>
+                <w:rFonts w:ascii="Times New Roman" w:hAnsi="Times New Roman" w:cs="Times New Roman"/>
+                <w:sz w:val="20"/>
+                <w:szCs w:val="20"/>
+                <w:lang w:val="de-DE"/>
+              </w:rPr>
+              <w:t xml:space="preserve"> (Unterstreichung)</w:t>
+            </w:r>
+            <w:r>
+              <w:rPr>
+                <w:rFonts w:ascii="Times New Roman" w:hAnsi="Times New Roman" w:cs="Times New Roman"/>
+                <w:sz w:val="20"/>
+                <w:szCs w:val="20"/>
+                <w:lang w:val="de-DE"/>
+              </w:rPr>
+              <w:t>.</w:t>
+            </w:r>
+          </w:p>
+        </w:tc>
+      </w:tr>
+      <w:tr>
+        <w:trPr>
+          <w:cantSplit/>
+        </w:trPr>
+        <w:tc>
+          <w:tcPr>
+            <w:tcW w:w="920" w:type="dxa"/>
+            <w:tcBorders>
+              <w:top w:val="single" w:sz="4" w:space="0" w:color="auto"/>
+              <w:left w:val="single" w:sz="4" w:space="0" w:color="auto"/>
+              <w:bottom w:val="single" w:sz="4" w:space="0" w:color="auto"/>
+              <w:right w:val="single" w:sz="4" w:space="0" w:color="auto"/>
+            </w:tcBorders>
+          </w:tcPr>
+          <w:p>
+            <w:pPr>
+              <w:spacing w:after="0" w:line="360" w:lineRule="auto"/>
+              <w:outlineLvl w:val="0"/>
+              <w:rPr>
+                <w:rFonts w:ascii="Times New Roman" w:hAnsi="Times New Roman" w:cs="Times New Roman"/>
+                <w:sz w:val="20"/>
+                <w:szCs w:val="20"/>
+                <w:lang w:val="de-DE"/>
+              </w:rPr>
+            </w:pPr>
+            <w:r>
+              <w:rPr>
+                <w:rFonts w:ascii="Times New Roman" w:hAnsi="Times New Roman" w:cs="Times New Roman"/>
+                <w:sz w:val="20"/>
+                <w:szCs w:val="20"/>
+                <w:lang w:val="de-DE"/>
+              </w:rPr>
+              <w:t>15</w:t>
+            </w:r>
+          </w:p>
+        </w:tc>
+        <w:tc>
+          <w:tcPr>
+            <w:tcW w:w="1134" w:type="dxa"/>
+            <w:tcBorders>
+              <w:top w:val="single" w:sz="4" w:space="0" w:color="auto"/>
+              <w:left w:val="single" w:sz="4" w:space="0" w:color="auto"/>
+              <w:bottom w:val="single" w:sz="4" w:space="0" w:color="auto"/>
+              <w:right w:val="single" w:sz="4" w:space="0" w:color="auto"/>
+            </w:tcBorders>
+          </w:tcPr>
+          <w:p>
+            <w:pPr>
+              <w:spacing w:after="0" w:line="360" w:lineRule="auto"/>
+              <w:outlineLvl w:val="0"/>
+              <w:rPr>
+                <w:rFonts w:ascii="Times New Roman" w:hAnsi="Times New Roman" w:cs="Times New Roman"/>
+                <w:sz w:val="20"/>
+                <w:szCs w:val="20"/>
+                <w:lang w:val="de-DE"/>
+              </w:rPr>
+            </w:pPr>
+            <w:r>
+              <w:rPr>
+                <w:rFonts w:ascii="Times New Roman" w:hAnsi="Times New Roman" w:cs="Times New Roman"/>
+                <w:sz w:val="20"/>
+                <w:szCs w:val="20"/>
+                <w:lang w:val="de-DE"/>
+              </w:rPr>
+              <w:t>Klav. o.</w:t>
+            </w:r>
+          </w:p>
+        </w:tc>
+        <w:tc>
+          <w:tcPr>
+            <w:tcW w:w="1278" w:type="dxa"/>
+            <w:tcBorders>
+              <w:top w:val="single" w:sz="4" w:space="0" w:color="auto"/>
+              <w:left w:val="single" w:sz="4" w:space="0" w:color="auto"/>
+              <w:bottom w:val="single" w:sz="4" w:space="0" w:color="auto"/>
+              <w:right w:val="single" w:sz="4" w:space="0" w:color="auto"/>
+            </w:tcBorders>
+          </w:tcPr>
+          <w:p>
+            <w:pPr>
+              <w:spacing w:after="0" w:line="360" w:lineRule="auto"/>
+              <w:outlineLvl w:val="0"/>
+              <w:rPr>
+                <w:rFonts w:ascii="Times New Roman" w:hAnsi="Times New Roman" w:cs="Times New Roman"/>
+                <w:sz w:val="20"/>
+                <w:szCs w:val="20"/>
+                <w:lang w:val="de-DE"/>
+              </w:rPr>
+            </w:pPr>
+            <w:r>
+              <w:rPr>
+                <w:rFonts w:ascii="Times New Roman" w:hAnsi="Times New Roman" w:cs="Times New Roman"/>
+                <w:sz w:val="20"/>
+                <w:szCs w:val="20"/>
+                <w:lang w:val="de-DE"/>
+              </w:rPr>
+              <w:t>8/16</w:t>
+            </w:r>
+          </w:p>
+        </w:tc>
+        <w:tc>
+          <w:tcPr>
+            <w:tcW w:w="5880" w:type="dxa"/>
+            <w:tcBorders>
+              <w:top w:val="single" w:sz="4" w:space="0" w:color="auto"/>
+              <w:left w:val="single" w:sz="4" w:space="0" w:color="auto"/>
+              <w:bottom w:val="single" w:sz="4" w:space="0" w:color="auto"/>
+              <w:right w:val="single" w:sz="4" w:space="0" w:color="auto"/>
+            </w:tcBorders>
+          </w:tcPr>
+          <w:p>
+            <w:pPr>
+              <w:spacing w:after="0" w:line="360" w:lineRule="auto"/>
+              <w:outlineLvl w:val="0"/>
+              <w:rPr>
+                <w:rFonts w:ascii="Times New Roman" w:hAnsi="Times New Roman" w:cs="Times New Roman"/>
+                <w:sz w:val="20"/>
+                <w:szCs w:val="20"/>
+                <w:lang w:val="de-DE"/>
+              </w:rPr>
+            </w:pPr>
+            <w:r>
+              <w:rPr>
+                <w:rFonts w:ascii="Times New Roman" w:hAnsi="Times New Roman" w:cs="Times New Roman"/>
+                <w:sz w:val="20"/>
+                <w:szCs w:val="20"/>
+                <w:lang w:val="de-DE"/>
+              </w:rPr>
+              <w:t>[</w:t>
+            </w:r>
+            <w:proofErr w:type="spellStart"/>
+            <w:r>
+              <w:rPr>
+                <w:rFonts w:ascii="Times New Roman" w:hAnsi="Times New Roman" w:cs="Times New Roman"/>
+                <w:sz w:val="20"/>
+                <w:szCs w:val="20"/>
+                <w:lang w:val="de-DE"/>
+              </w:rPr>
+              <w:t>ppp</w:t>
+            </w:r>
+            <w:proofErr w:type="spellEnd"/>
+            <w:r>
+              <w:rPr>
+                <w:rFonts w:ascii="Times New Roman" w:hAnsi="Times New Roman" w:cs="Times New Roman"/>
+                <w:sz w:val="20"/>
+                <w:szCs w:val="20"/>
+                <w:lang w:val="de-DE"/>
+              </w:rPr>
+              <w:t xml:space="preserve">] (wie Textfassung 3) </w:t>
+            </w:r>
+            <w:r>
+              <w:rPr>
+                <w:rFonts w:ascii="Times New Roman" w:hAnsi="Times New Roman" w:cs="Times New Roman"/>
+                <w:sz w:val="20"/>
+                <w:szCs w:val="20"/>
+                <w:lang w:val="de-DE"/>
+              </w:rPr>
+              <w:t>hinzugefügt mit rotem Buntstift.</w:t>
+            </w:r>
+          </w:p>
+        </w:tc>
+      </w:tr>
+      <w:tr>
+        <w:trPr>
+          <w:cantSplit/>
+        </w:trPr>
+        <w:tc>
+          <w:tcPr>
+            <w:tcW w:w="920" w:type="dxa"/>
+            <w:tcBorders>
+              <w:top w:val="single" w:sz="4" w:space="0" w:color="auto"/>
+              <w:left w:val="single" w:sz="4" w:space="0" w:color="auto"/>
+              <w:bottom w:val="single" w:sz="4" w:space="0" w:color="auto"/>
+              <w:right w:val="single" w:sz="4" w:space="0" w:color="auto"/>
+            </w:tcBorders>
+          </w:tcPr>
+          <w:p>
+            <w:pPr>
+              <w:spacing w:after="0" w:line="360" w:lineRule="auto"/>
+              <w:outlineLvl w:val="0"/>
+              <w:rPr>
+                <w:rFonts w:ascii="Times New Roman" w:hAnsi="Times New Roman" w:cs="Times New Roman"/>
+                <w:sz w:val="20"/>
+                <w:szCs w:val="20"/>
+                <w:lang w:val="de-DE"/>
+              </w:rPr>
+            </w:pPr>
+            <w:r>
+              <w:rPr>
+                <w:rFonts w:ascii="Times New Roman" w:hAnsi="Times New Roman" w:cs="Times New Roman"/>
+                <w:sz w:val="20"/>
+                <w:szCs w:val="20"/>
+                <w:lang w:val="de-DE"/>
+              </w:rPr>
+              <w:t>16</w:t>
+            </w:r>
+          </w:p>
+          <w:p>
+            <w:pPr>
+              <w:spacing w:after="0" w:line="360" w:lineRule="auto"/>
+              <w:outlineLvl w:val="0"/>
+              <w:rPr>
+                <w:rFonts w:ascii="Times New Roman" w:hAnsi="Times New Roman" w:cs="Times New Roman"/>
+                <w:sz w:val="20"/>
+                <w:szCs w:val="20"/>
+                <w:lang w:val="de-DE"/>
+              </w:rPr>
+            </w:pPr>
+            <w:r>
+              <w:rPr>
+                <w:rFonts w:ascii="Times New Roman" w:hAnsi="Times New Roman" w:cs="Times New Roman"/>
+                <w:sz w:val="20"/>
+                <w:szCs w:val="20"/>
+                <w:lang w:val="de-DE"/>
+              </w:rPr>
+              <w:t>bis 19</w:t>
+            </w:r>
+          </w:p>
+        </w:tc>
+        <w:tc>
+          <w:tcPr>
+            <w:tcW w:w="1134" w:type="dxa"/>
+            <w:tcBorders>
+              <w:top w:val="single" w:sz="4" w:space="0" w:color="auto"/>
+              <w:left w:val="single" w:sz="4" w:space="0" w:color="auto"/>
+              <w:bottom w:val="single" w:sz="4" w:space="0" w:color="auto"/>
+              <w:right w:val="single" w:sz="4" w:space="0" w:color="auto"/>
+            </w:tcBorders>
+          </w:tcPr>
+          <w:p>
+            <w:pPr>
+              <w:spacing w:after="0" w:line="360" w:lineRule="auto"/>
+              <w:outlineLvl w:val="0"/>
+              <w:rPr>
+                <w:rFonts w:ascii="Times New Roman" w:hAnsi="Times New Roman" w:cs="Times New Roman"/>
+                <w:sz w:val="20"/>
+                <w:szCs w:val="20"/>
+                <w:lang w:val="de-DE"/>
+              </w:rPr>
+            </w:pPr>
+          </w:p>
+        </w:tc>
+        <w:tc>
+          <w:tcPr>
+            <w:tcW w:w="1278" w:type="dxa"/>
+            <w:tcBorders>
+              <w:top w:val="single" w:sz="4" w:space="0" w:color="auto"/>
+              <w:left w:val="single" w:sz="4" w:space="0" w:color="auto"/>
+              <w:bottom w:val="single" w:sz="4" w:space="0" w:color="auto"/>
+              <w:right w:val="single" w:sz="4" w:space="0" w:color="auto"/>
+            </w:tcBorders>
+          </w:tcPr>
+          <w:p>
+            <w:pPr>
+              <w:spacing w:after="0" w:line="360" w:lineRule="auto"/>
+              <w:outlineLvl w:val="0"/>
+              <w:rPr>
+                <w:rFonts w:ascii="Times New Roman" w:hAnsi="Times New Roman" w:cs="Times New Roman"/>
+                <w:sz w:val="20"/>
+                <w:szCs w:val="20"/>
+                <w:lang w:val="de-DE"/>
+              </w:rPr>
+            </w:pPr>
+            <w:r>
+              <w:rPr>
+                <w:rFonts w:ascii="Times New Roman" w:hAnsi="Times New Roman" w:cs="Times New Roman"/>
+                <w:sz w:val="20"/>
+                <w:szCs w:val="20"/>
+                <w:lang w:val="de-DE"/>
+              </w:rPr>
+              <w:t>Taktanfang</w:t>
+            </w:r>
+          </w:p>
+          <w:p>
+            <w:pPr>
+              <w:spacing w:after="0" w:line="360" w:lineRule="auto"/>
+              <w:outlineLvl w:val="0"/>
+              <w:rPr>
+                <w:rFonts w:ascii="Times New Roman" w:hAnsi="Times New Roman" w:cs="Times New Roman"/>
+                <w:sz w:val="20"/>
+                <w:szCs w:val="20"/>
+                <w:lang w:val="de-DE"/>
+              </w:rPr>
+            </w:pPr>
+            <w:r>
+              <w:rPr>
+                <w:rFonts w:ascii="Times New Roman" w:hAnsi="Times New Roman" w:cs="Times New Roman"/>
+                <w:sz w:val="20"/>
+                <w:szCs w:val="20"/>
+                <w:lang w:val="de-DE"/>
+              </w:rPr>
+              <w:t>Taktanfang</w:t>
+            </w:r>
+          </w:p>
+        </w:tc>
+        <w:tc>
+          <w:tcPr>
+            <w:tcW w:w="5880" w:type="dxa"/>
+            <w:tcBorders>
+              <w:top w:val="single" w:sz="4" w:space="0" w:color="auto"/>
+              <w:left w:val="single" w:sz="4" w:space="0" w:color="auto"/>
+              <w:bottom w:val="single" w:sz="4" w:space="0" w:color="auto"/>
+              <w:right w:val="single" w:sz="4" w:space="0" w:color="auto"/>
+            </w:tcBorders>
+          </w:tcPr>
+          <w:p>
+            <w:pPr>
+              <w:spacing w:after="0" w:line="360" w:lineRule="auto"/>
+              <w:outlineLvl w:val="0"/>
+              <w:rPr>
+                <w:rFonts w:ascii="Times New Roman" w:hAnsi="Times New Roman" w:cs="Times New Roman"/>
+                <w:sz w:val="20"/>
+                <w:szCs w:val="20"/>
+                <w:lang w:val="de-DE"/>
+              </w:rPr>
+            </w:pPr>
+            <w:proofErr w:type="spellStart"/>
+            <w:r>
+              <w:rPr>
+                <w:rFonts w:ascii="Times New Roman" w:hAnsi="Times New Roman" w:cs="Times New Roman"/>
+                <w:i/>
+                <w:iCs/>
+                <w:sz w:val="20"/>
+                <w:szCs w:val="20"/>
+                <w:lang w:val="de-DE"/>
+              </w:rPr>
+              <w:t>accell</w:t>
+            </w:r>
+            <w:proofErr w:type="spellEnd"/>
+            <w:r>
+              <w:rPr>
+                <w:rFonts w:ascii="Times New Roman" w:hAnsi="Times New Roman" w:cs="Times New Roman"/>
+                <w:sz w:val="20"/>
+                <w:szCs w:val="20"/>
+                <w:lang w:val="de-DE"/>
+              </w:rPr>
+              <w:t>[.]</w:t>
+            </w:r>
+            <w:r>
+              <w:rPr>
+                <w:rFonts w:ascii="Times New Roman" w:hAnsi="Times New Roman" w:cs="Times New Roman"/>
+                <w:sz w:val="20"/>
+                <w:szCs w:val="20"/>
+                <w:lang w:val="de-DE"/>
+              </w:rPr>
+              <w:t xml:space="preserve"> </w:t>
+            </w:r>
+            <w:r>
+              <w:rPr>
+                <w:rFonts w:ascii="Times New Roman" w:hAnsi="Times New Roman" w:cs="Times New Roman"/>
+                <w:sz w:val="20"/>
+                <w:szCs w:val="20"/>
+                <w:lang w:val="de-DE"/>
+              </w:rPr>
+              <w:t>[sic; lies: accelerando]</w:t>
+            </w:r>
+            <w:r>
+              <w:rPr>
+                <w:rFonts w:ascii="Times New Roman" w:hAnsi="Times New Roman" w:cs="Times New Roman"/>
+                <w:i/>
+                <w:iCs/>
+                <w:sz w:val="20"/>
+                <w:szCs w:val="20"/>
+                <w:lang w:val="de-DE"/>
+              </w:rPr>
+              <w:t xml:space="preserve"> - - - tempo</w:t>
+            </w:r>
+            <w:r>
+              <w:rPr>
+                <w:rFonts w:ascii="Times New Roman" w:hAnsi="Times New Roman" w:cs="Times New Roman"/>
+                <w:sz w:val="20"/>
+                <w:szCs w:val="20"/>
+                <w:lang w:val="de-DE"/>
+              </w:rPr>
+              <w:t xml:space="preserve"> </w:t>
+            </w:r>
+            <w:r>
+              <w:rPr>
+                <w:rFonts w:ascii="Times New Roman" w:hAnsi="Times New Roman" w:cs="Times New Roman"/>
+                <w:sz w:val="20"/>
+                <w:szCs w:val="20"/>
+                <w:lang w:val="de-DE"/>
+              </w:rPr>
+              <w:t xml:space="preserve">(siehe Textfassung 3: </w:t>
+            </w:r>
+            <w:r>
+              <w:rPr>
+                <w:rFonts w:ascii="Times New Roman" w:hAnsi="Times New Roman" w:cs="Times New Roman"/>
+                <w:i/>
+                <w:iCs/>
+                <w:sz w:val="20"/>
+                <w:szCs w:val="20"/>
+                <w:lang w:val="de-DE"/>
+              </w:rPr>
+              <w:t>Tempo I</w:t>
+            </w:r>
+            <w:r>
+              <w:rPr>
+                <w:rFonts w:ascii="Times New Roman" w:hAnsi="Times New Roman" w:cs="Times New Roman"/>
+                <w:sz w:val="20"/>
+                <w:szCs w:val="20"/>
+                <w:lang w:val="de-DE"/>
+              </w:rPr>
+              <w:t xml:space="preserve"> in T. 20) </w:t>
+            </w:r>
+            <w:r>
+              <w:rPr>
+                <w:rFonts w:ascii="Times New Roman" w:hAnsi="Times New Roman" w:cs="Times New Roman"/>
+                <w:sz w:val="20"/>
+                <w:szCs w:val="20"/>
+                <w:lang w:val="de-DE"/>
+              </w:rPr>
+              <w:t>hinzugefügt mit B</w:t>
+            </w:r>
+            <w:r>
+              <w:rPr>
+                <w:rFonts w:ascii="Times New Roman" w:hAnsi="Times New Roman" w:cs="Times New Roman"/>
+                <w:sz w:val="20"/>
+                <w:szCs w:val="20"/>
+                <w:lang w:val="de-DE"/>
+              </w:rPr>
+              <w:t>lei</w:t>
+            </w:r>
+            <w:r>
+              <w:rPr>
+                <w:rFonts w:ascii="Times New Roman" w:hAnsi="Times New Roman" w:cs="Times New Roman"/>
+                <w:sz w:val="20"/>
+                <w:szCs w:val="20"/>
+                <w:lang w:val="de-DE"/>
+              </w:rPr>
+              <w:t>stift.</w:t>
+            </w:r>
+          </w:p>
+        </w:tc>
+      </w:tr>
+      <w:tr>
+        <w:trPr>
+          <w:cantSplit/>
+        </w:trPr>
+        <w:tc>
+          <w:tcPr>
+            <w:tcW w:w="920" w:type="dxa"/>
+            <w:tcBorders>
+              <w:top w:val="single" w:sz="4" w:space="0" w:color="auto"/>
+              <w:left w:val="single" w:sz="4" w:space="0" w:color="auto"/>
+              <w:bottom w:val="single" w:sz="4" w:space="0" w:color="auto"/>
+              <w:right w:val="single" w:sz="4" w:space="0" w:color="auto"/>
+            </w:tcBorders>
+          </w:tcPr>
+          <w:p>
+            <w:pPr>
+              <w:spacing w:after="0" w:line="360" w:lineRule="auto"/>
+              <w:outlineLvl w:val="0"/>
+              <w:rPr>
+                <w:rFonts w:ascii="Times New Roman" w:hAnsi="Times New Roman" w:cs="Times New Roman"/>
+                <w:sz w:val="20"/>
+                <w:szCs w:val="20"/>
+                <w:lang w:val="de-DE"/>
+              </w:rPr>
+            </w:pPr>
+            <w:r>
+              <w:rPr>
+                <w:rFonts w:ascii="Times New Roman" w:hAnsi="Times New Roman" w:cs="Times New Roman"/>
+                <w:sz w:val="20"/>
+                <w:szCs w:val="20"/>
+                <w:lang w:val="de-DE"/>
+              </w:rPr>
+              <w:t>16</w:t>
+            </w:r>
+          </w:p>
+        </w:tc>
+        <w:tc>
+          <w:tcPr>
+            <w:tcW w:w="1134" w:type="dxa"/>
+            <w:tcBorders>
+              <w:top w:val="single" w:sz="4" w:space="0" w:color="auto"/>
+              <w:left w:val="single" w:sz="4" w:space="0" w:color="auto"/>
+              <w:bottom w:val="single" w:sz="4" w:space="0" w:color="auto"/>
+              <w:right w:val="single" w:sz="4" w:space="0" w:color="auto"/>
+            </w:tcBorders>
+          </w:tcPr>
+          <w:p>
+            <w:pPr>
+              <w:spacing w:after="0" w:line="360" w:lineRule="auto"/>
+              <w:outlineLvl w:val="0"/>
+              <w:rPr>
+                <w:rFonts w:ascii="Times New Roman" w:hAnsi="Times New Roman" w:cs="Times New Roman"/>
+                <w:sz w:val="20"/>
+                <w:szCs w:val="20"/>
+                <w:lang w:val="de-DE"/>
+              </w:rPr>
+            </w:pPr>
+            <w:r>
+              <w:rPr>
+                <w:rFonts w:ascii="Times New Roman" w:hAnsi="Times New Roman" w:cs="Times New Roman"/>
+                <w:sz w:val="20"/>
+                <w:szCs w:val="20"/>
+                <w:lang w:val="de-DE"/>
+              </w:rPr>
+              <w:t>Gg.</w:t>
+            </w:r>
+          </w:p>
+        </w:tc>
+        <w:tc>
+          <w:tcPr>
+            <w:tcW w:w="1278" w:type="dxa"/>
+            <w:tcBorders>
+              <w:top w:val="single" w:sz="4" w:space="0" w:color="auto"/>
+              <w:left w:val="single" w:sz="4" w:space="0" w:color="auto"/>
+              <w:bottom w:val="single" w:sz="4" w:space="0" w:color="auto"/>
+              <w:right w:val="single" w:sz="4" w:space="0" w:color="auto"/>
+            </w:tcBorders>
+          </w:tcPr>
+          <w:p>
+            <w:pPr>
+              <w:spacing w:after="0" w:line="360" w:lineRule="auto"/>
+              <w:outlineLvl w:val="0"/>
+              <w:rPr>
+                <w:rFonts w:ascii="Times New Roman" w:hAnsi="Times New Roman" w:cs="Times New Roman"/>
+                <w:sz w:val="20"/>
+                <w:szCs w:val="20"/>
+                <w:lang w:val="de-DE"/>
+              </w:rPr>
+            </w:pPr>
+            <w:r>
+              <w:rPr>
+                <w:rFonts w:ascii="Times New Roman" w:hAnsi="Times New Roman" w:cs="Times New Roman"/>
+                <w:sz w:val="20"/>
+                <w:szCs w:val="20"/>
+                <w:lang w:val="de-DE"/>
+              </w:rPr>
+              <w:t>1/16</w:t>
+            </w:r>
+          </w:p>
+        </w:tc>
+        <w:tc>
+          <w:tcPr>
+            <w:tcW w:w="5880" w:type="dxa"/>
+            <w:tcBorders>
+              <w:top w:val="single" w:sz="4" w:space="0" w:color="auto"/>
+              <w:left w:val="single" w:sz="4" w:space="0" w:color="auto"/>
+              <w:bottom w:val="single" w:sz="4" w:space="0" w:color="auto"/>
+              <w:right w:val="single" w:sz="4" w:space="0" w:color="auto"/>
+            </w:tcBorders>
+          </w:tcPr>
+          <w:p>
+            <w:pPr>
+              <w:spacing w:after="0" w:line="360" w:lineRule="auto"/>
+              <w:outlineLvl w:val="0"/>
+              <w:rPr>
+                <w:rFonts w:ascii="Times New Roman" w:hAnsi="Times New Roman" w:cs="Times New Roman"/>
+                <w:sz w:val="20"/>
+                <w:szCs w:val="20"/>
+                <w:lang w:val="de-DE"/>
+              </w:rPr>
+            </w:pPr>
+            <w:r>
+              <w:rPr>
+                <w:rFonts w:ascii="Times New Roman" w:hAnsi="Times New Roman" w:cs="Times New Roman"/>
+                <w:sz w:val="20"/>
+                <w:szCs w:val="20"/>
+                <w:lang w:val="de-DE"/>
+              </w:rPr>
+              <w:t xml:space="preserve">[f] geändert zu [p] (wie Textfassung 3) </w:t>
+            </w:r>
+            <w:r>
+              <w:rPr>
+                <w:rFonts w:ascii="Times New Roman" w:hAnsi="Times New Roman" w:cs="Times New Roman"/>
+                <w:sz w:val="20"/>
+                <w:szCs w:val="20"/>
+                <w:lang w:val="de-DE"/>
+              </w:rPr>
+              <w:t>mit rotem B</w:t>
+            </w:r>
+            <w:r>
+              <w:rPr>
+                <w:rFonts w:ascii="Times New Roman" w:hAnsi="Times New Roman" w:cs="Times New Roman"/>
+                <w:sz w:val="20"/>
+                <w:szCs w:val="20"/>
+                <w:lang w:val="de-DE"/>
+              </w:rPr>
+              <w:t>unt</w:t>
+            </w:r>
+            <w:r>
+              <w:rPr>
+                <w:rFonts w:ascii="Times New Roman" w:hAnsi="Times New Roman" w:cs="Times New Roman"/>
+                <w:sz w:val="20"/>
+                <w:szCs w:val="20"/>
+                <w:lang w:val="de-DE"/>
+              </w:rPr>
+              <w:t>stift.</w:t>
+            </w:r>
+          </w:p>
+        </w:tc>
+      </w:tr>
+      <w:tr>
+        <w:trPr>
+          <w:cantSplit/>
+        </w:trPr>
+        <w:tc>
+          <w:tcPr>
+            <w:tcW w:w="920" w:type="dxa"/>
+            <w:tcBorders>
+              <w:top w:val="single" w:sz="4" w:space="0" w:color="auto"/>
+              <w:left w:val="single" w:sz="4" w:space="0" w:color="auto"/>
+              <w:bottom w:val="single" w:sz="4" w:space="0" w:color="auto"/>
+              <w:right w:val="single" w:sz="4" w:space="0" w:color="auto"/>
+            </w:tcBorders>
+          </w:tcPr>
+          <w:p>
+            <w:pPr>
+              <w:spacing w:after="0" w:line="360" w:lineRule="auto"/>
+              <w:outlineLvl w:val="0"/>
+              <w:rPr>
+                <w:rFonts w:ascii="Times New Roman" w:hAnsi="Times New Roman" w:cs="Times New Roman"/>
+                <w:sz w:val="20"/>
+                <w:szCs w:val="20"/>
+                <w:lang w:val="de-DE"/>
+              </w:rPr>
+            </w:pPr>
+            <w:r>
+              <w:rPr>
+                <w:rFonts w:ascii="Times New Roman" w:hAnsi="Times New Roman" w:cs="Times New Roman"/>
+                <w:sz w:val="20"/>
+                <w:szCs w:val="20"/>
+                <w:lang w:val="de-DE"/>
+              </w:rPr>
+              <w:t>16</w:t>
+            </w:r>
+          </w:p>
+        </w:tc>
+        <w:tc>
+          <w:tcPr>
+            <w:tcW w:w="1134" w:type="dxa"/>
+            <w:tcBorders>
+              <w:top w:val="single" w:sz="4" w:space="0" w:color="auto"/>
+              <w:left w:val="single" w:sz="4" w:space="0" w:color="auto"/>
+              <w:bottom w:val="single" w:sz="4" w:space="0" w:color="auto"/>
+              <w:right w:val="single" w:sz="4" w:space="0" w:color="auto"/>
+            </w:tcBorders>
+          </w:tcPr>
+          <w:p>
+            <w:pPr>
+              <w:spacing w:after="0" w:line="360" w:lineRule="auto"/>
+              <w:outlineLvl w:val="0"/>
+              <w:rPr>
+                <w:rFonts w:ascii="Times New Roman" w:hAnsi="Times New Roman" w:cs="Times New Roman"/>
+                <w:sz w:val="20"/>
+                <w:szCs w:val="20"/>
+                <w:lang w:val="de-DE"/>
+              </w:rPr>
+            </w:pPr>
+            <w:r>
+              <w:rPr>
+                <w:rFonts w:ascii="Times New Roman" w:hAnsi="Times New Roman" w:cs="Times New Roman"/>
+                <w:sz w:val="20"/>
+                <w:szCs w:val="20"/>
+                <w:lang w:val="de-DE"/>
+              </w:rPr>
+              <w:t>Gg.</w:t>
+            </w:r>
+          </w:p>
+        </w:tc>
+        <w:tc>
+          <w:tcPr>
+            <w:tcW w:w="1278" w:type="dxa"/>
+            <w:tcBorders>
+              <w:top w:val="single" w:sz="4" w:space="0" w:color="auto"/>
+              <w:left w:val="single" w:sz="4" w:space="0" w:color="auto"/>
+              <w:bottom w:val="single" w:sz="4" w:space="0" w:color="auto"/>
+              <w:right w:val="single" w:sz="4" w:space="0" w:color="auto"/>
+            </w:tcBorders>
+          </w:tcPr>
+          <w:p>
+            <w:pPr>
+              <w:spacing w:after="0" w:line="360" w:lineRule="auto"/>
+              <w:outlineLvl w:val="0"/>
+              <w:rPr>
+                <w:rFonts w:ascii="Times New Roman" w:hAnsi="Times New Roman" w:cs="Times New Roman"/>
+                <w:sz w:val="20"/>
+                <w:szCs w:val="20"/>
+                <w:lang w:val="de-DE"/>
+              </w:rPr>
+            </w:pPr>
+            <w:r>
+              <w:rPr>
+                <w:rFonts w:ascii="Times New Roman" w:hAnsi="Times New Roman" w:cs="Times New Roman"/>
+                <w:sz w:val="20"/>
+                <w:szCs w:val="20"/>
+                <w:lang w:val="de-DE"/>
+              </w:rPr>
+              <w:t xml:space="preserve">2–4/16, </w:t>
+            </w:r>
+          </w:p>
+          <w:p>
+            <w:pPr>
+              <w:spacing w:after="0" w:line="360" w:lineRule="auto"/>
+              <w:outlineLvl w:val="0"/>
+              <w:rPr>
+                <w:rFonts w:ascii="Times New Roman" w:hAnsi="Times New Roman" w:cs="Times New Roman"/>
+                <w:sz w:val="20"/>
+                <w:szCs w:val="20"/>
+                <w:lang w:val="de-DE"/>
+              </w:rPr>
+            </w:pPr>
+            <w:r>
+              <w:rPr>
+                <w:rFonts w:ascii="Times New Roman" w:hAnsi="Times New Roman" w:cs="Times New Roman"/>
+                <w:sz w:val="20"/>
+                <w:szCs w:val="20"/>
+                <w:lang w:val="de-DE"/>
+              </w:rPr>
+              <w:t>5–7/16</w:t>
+            </w:r>
+          </w:p>
+        </w:tc>
+        <w:tc>
+          <w:tcPr>
+            <w:tcW w:w="5880" w:type="dxa"/>
+            <w:tcBorders>
+              <w:top w:val="single" w:sz="4" w:space="0" w:color="auto"/>
+              <w:left w:val="single" w:sz="4" w:space="0" w:color="auto"/>
+              <w:bottom w:val="single" w:sz="4" w:space="0" w:color="auto"/>
+              <w:right w:val="single" w:sz="4" w:space="0" w:color="auto"/>
+            </w:tcBorders>
+          </w:tcPr>
+          <w:p>
+            <w:pPr>
+              <w:spacing w:after="0" w:line="360" w:lineRule="auto"/>
+              <w:outlineLvl w:val="0"/>
+              <w:rPr>
+                <w:rFonts w:ascii="Times New Roman" w:hAnsi="Times New Roman" w:cs="Times New Roman"/>
+                <w:sz w:val="20"/>
+                <w:szCs w:val="20"/>
+                <w:lang w:val="de-DE"/>
+              </w:rPr>
+            </w:pPr>
+            <w:r>
+              <w:rPr>
+                <w:rFonts w:ascii="Times New Roman" w:hAnsi="Times New Roman" w:cs="Times New Roman"/>
+                <w:sz w:val="20"/>
+                <w:szCs w:val="20"/>
+                <w:lang w:val="de-DE"/>
+              </w:rPr>
+              <w:t xml:space="preserve">Balken (wie Textfassung 3) </w:t>
+            </w:r>
+            <w:r>
+              <w:rPr>
+                <w:rFonts w:ascii="Times New Roman" w:hAnsi="Times New Roman" w:cs="Times New Roman"/>
+                <w:sz w:val="20"/>
+                <w:szCs w:val="20"/>
+                <w:lang w:val="de-DE"/>
+              </w:rPr>
+              <w:t>hinzugefügt mit rotem Buntstift.</w:t>
+            </w:r>
+          </w:p>
+        </w:tc>
+      </w:tr>
+      <w:tr>
+        <w:trPr>
+          <w:cantSplit/>
+        </w:trPr>
+        <w:tc>
+          <w:tcPr>
+            <w:tcW w:w="920" w:type="dxa"/>
+            <w:tcBorders>
+              <w:top w:val="single" w:sz="4" w:space="0" w:color="auto"/>
+              <w:left w:val="single" w:sz="4" w:space="0" w:color="auto"/>
+              <w:bottom w:val="single" w:sz="4" w:space="0" w:color="auto"/>
+              <w:right w:val="single" w:sz="4" w:space="0" w:color="auto"/>
+            </w:tcBorders>
+          </w:tcPr>
+          <w:p>
+            <w:pPr>
+              <w:spacing w:after="0" w:line="360" w:lineRule="auto"/>
+              <w:outlineLvl w:val="0"/>
+              <w:rPr>
+                <w:rFonts w:ascii="Times New Roman" w:hAnsi="Times New Roman" w:cs="Times New Roman"/>
+                <w:sz w:val="20"/>
+                <w:szCs w:val="20"/>
+                <w:lang w:val="de-DE"/>
+              </w:rPr>
+            </w:pPr>
+            <w:r>
+              <w:rPr>
+                <w:rFonts w:ascii="Times New Roman" w:hAnsi="Times New Roman" w:cs="Times New Roman"/>
+                <w:sz w:val="20"/>
+                <w:szCs w:val="20"/>
+                <w:lang w:val="de-DE"/>
+              </w:rPr>
+              <w:t>17</w:t>
+            </w:r>
+          </w:p>
+        </w:tc>
+        <w:tc>
+          <w:tcPr>
+            <w:tcW w:w="1134" w:type="dxa"/>
+            <w:tcBorders>
+              <w:top w:val="single" w:sz="4" w:space="0" w:color="auto"/>
+              <w:left w:val="single" w:sz="4" w:space="0" w:color="auto"/>
+              <w:bottom w:val="single" w:sz="4" w:space="0" w:color="auto"/>
+              <w:right w:val="single" w:sz="4" w:space="0" w:color="auto"/>
+            </w:tcBorders>
+          </w:tcPr>
+          <w:p>
+            <w:pPr>
+              <w:spacing w:after="0" w:line="360" w:lineRule="auto"/>
+              <w:outlineLvl w:val="0"/>
+              <w:rPr>
+                <w:rFonts w:ascii="Times New Roman" w:hAnsi="Times New Roman" w:cs="Times New Roman"/>
+                <w:sz w:val="20"/>
+                <w:szCs w:val="20"/>
+                <w:lang w:val="de-DE"/>
+              </w:rPr>
+            </w:pPr>
+            <w:r>
+              <w:rPr>
+                <w:rFonts w:ascii="Times New Roman" w:hAnsi="Times New Roman" w:cs="Times New Roman"/>
+                <w:sz w:val="20"/>
+                <w:szCs w:val="20"/>
+                <w:lang w:val="de-DE"/>
+              </w:rPr>
+              <w:t>Klav. o.</w:t>
+            </w:r>
+          </w:p>
+        </w:tc>
+        <w:tc>
+          <w:tcPr>
+            <w:tcW w:w="1278" w:type="dxa"/>
+            <w:tcBorders>
+              <w:top w:val="single" w:sz="4" w:space="0" w:color="auto"/>
+              <w:left w:val="single" w:sz="4" w:space="0" w:color="auto"/>
+              <w:bottom w:val="single" w:sz="4" w:space="0" w:color="auto"/>
+              <w:right w:val="single" w:sz="4" w:space="0" w:color="auto"/>
+            </w:tcBorders>
+          </w:tcPr>
+          <w:p>
+            <w:pPr>
+              <w:spacing w:after="0" w:line="360" w:lineRule="auto"/>
+              <w:outlineLvl w:val="0"/>
+              <w:rPr>
+                <w:rFonts w:ascii="Times New Roman" w:hAnsi="Times New Roman" w:cs="Times New Roman"/>
+                <w:sz w:val="20"/>
+                <w:szCs w:val="20"/>
+                <w:lang w:val="de-DE"/>
+              </w:rPr>
+            </w:pPr>
+            <w:r>
+              <w:rPr>
+                <w:rFonts w:ascii="Times New Roman" w:hAnsi="Times New Roman" w:cs="Times New Roman"/>
+                <w:sz w:val="20"/>
+                <w:szCs w:val="20"/>
+                <w:lang w:val="de-DE"/>
+              </w:rPr>
+              <w:t>1/4–3/8</w:t>
+            </w:r>
+          </w:p>
+        </w:tc>
+        <w:tc>
+          <w:tcPr>
+            <w:tcW w:w="5880" w:type="dxa"/>
+            <w:tcBorders>
+              <w:top w:val="single" w:sz="4" w:space="0" w:color="auto"/>
+              <w:left w:val="single" w:sz="4" w:space="0" w:color="auto"/>
+              <w:bottom w:val="single" w:sz="4" w:space="0" w:color="auto"/>
+              <w:right w:val="single" w:sz="4" w:space="0" w:color="auto"/>
+            </w:tcBorders>
+          </w:tcPr>
+          <w:p>
+            <w:pPr>
+              <w:spacing w:after="0" w:line="360" w:lineRule="auto"/>
+              <w:outlineLvl w:val="0"/>
+              <w:rPr>
+                <w:rFonts w:ascii="Times New Roman" w:hAnsi="Times New Roman" w:cs="Times New Roman"/>
+                <w:sz w:val="20"/>
+                <w:szCs w:val="20"/>
+                <w:lang w:val="de-DE"/>
+              </w:rPr>
+            </w:pPr>
+            <w:r>
+              <w:rPr>
+                <w:rFonts w:ascii="Times New Roman" w:hAnsi="Times New Roman" w:cs="Times New Roman"/>
+                <w:sz w:val="20"/>
+                <w:szCs w:val="20"/>
+                <w:lang w:val="de-DE"/>
+              </w:rPr>
+              <w:t xml:space="preserve">Ligatur von Viertel- und Achtelnote geändert zu punktierter Viertelnote (wie Textfassung 3) </w:t>
+            </w:r>
+            <w:r>
+              <w:rPr>
+                <w:rFonts w:ascii="Times New Roman" w:hAnsi="Times New Roman" w:cs="Times New Roman"/>
+                <w:sz w:val="20"/>
+                <w:szCs w:val="20"/>
+                <w:lang w:val="de-DE"/>
+              </w:rPr>
+              <w:t>mit rotem B</w:t>
+            </w:r>
+            <w:r>
+              <w:rPr>
+                <w:rFonts w:ascii="Times New Roman" w:hAnsi="Times New Roman" w:cs="Times New Roman"/>
+                <w:sz w:val="20"/>
+                <w:szCs w:val="20"/>
+                <w:lang w:val="de-DE"/>
+              </w:rPr>
+              <w:t>unt</w:t>
+            </w:r>
+            <w:r>
+              <w:rPr>
+                <w:rFonts w:ascii="Times New Roman" w:hAnsi="Times New Roman" w:cs="Times New Roman"/>
+                <w:sz w:val="20"/>
+                <w:szCs w:val="20"/>
+                <w:lang w:val="de-DE"/>
+              </w:rPr>
+              <w:t>stift.</w:t>
+            </w:r>
+          </w:p>
+        </w:tc>
+      </w:tr>
+      <w:tr>
+        <w:trPr>
+          <w:cantSplit/>
+        </w:trPr>
+        <w:tc>
+          <w:tcPr>
+            <w:tcW w:w="920" w:type="dxa"/>
+            <w:tcBorders>
+              <w:top w:val="single" w:sz="4" w:space="0" w:color="auto"/>
+              <w:left w:val="single" w:sz="4" w:space="0" w:color="auto"/>
+              <w:bottom w:val="single" w:sz="4" w:space="0" w:color="auto"/>
+              <w:right w:val="single" w:sz="4" w:space="0" w:color="auto"/>
+            </w:tcBorders>
+          </w:tcPr>
+          <w:p>
+            <w:pPr>
+              <w:spacing w:after="0" w:line="360" w:lineRule="auto"/>
+              <w:outlineLvl w:val="0"/>
+              <w:rPr>
+                <w:rFonts w:ascii="Times New Roman" w:hAnsi="Times New Roman" w:cs="Times New Roman"/>
+                <w:sz w:val="20"/>
+                <w:szCs w:val="20"/>
+                <w:lang w:val="de-DE"/>
+              </w:rPr>
+            </w:pPr>
+            <w:r>
+              <w:rPr>
+                <w:rFonts w:ascii="Times New Roman" w:hAnsi="Times New Roman" w:cs="Times New Roman"/>
+                <w:sz w:val="20"/>
+                <w:szCs w:val="20"/>
+                <w:lang w:val="de-DE"/>
+              </w:rPr>
+              <w:t>17</w:t>
+            </w:r>
+          </w:p>
+        </w:tc>
+        <w:tc>
+          <w:tcPr>
+            <w:tcW w:w="1134" w:type="dxa"/>
+            <w:tcBorders>
+              <w:top w:val="single" w:sz="4" w:space="0" w:color="auto"/>
+              <w:left w:val="single" w:sz="4" w:space="0" w:color="auto"/>
+              <w:bottom w:val="single" w:sz="4" w:space="0" w:color="auto"/>
+              <w:right w:val="single" w:sz="4" w:space="0" w:color="auto"/>
+            </w:tcBorders>
+          </w:tcPr>
+          <w:p>
+            <w:pPr>
+              <w:spacing w:after="0" w:line="360" w:lineRule="auto"/>
+              <w:outlineLvl w:val="0"/>
+              <w:rPr>
+                <w:rFonts w:ascii="Times New Roman" w:hAnsi="Times New Roman" w:cs="Times New Roman"/>
+                <w:sz w:val="20"/>
+                <w:szCs w:val="20"/>
+                <w:lang w:val="de-DE"/>
+              </w:rPr>
+            </w:pPr>
+            <w:r>
+              <w:rPr>
+                <w:rFonts w:ascii="Times New Roman" w:hAnsi="Times New Roman" w:cs="Times New Roman"/>
+                <w:sz w:val="20"/>
+                <w:szCs w:val="20"/>
+                <w:lang w:val="de-DE"/>
+              </w:rPr>
+              <w:t>Gg.</w:t>
+            </w:r>
+          </w:p>
+        </w:tc>
+        <w:tc>
+          <w:tcPr>
+            <w:tcW w:w="1278" w:type="dxa"/>
+            <w:tcBorders>
+              <w:top w:val="single" w:sz="4" w:space="0" w:color="auto"/>
+              <w:left w:val="single" w:sz="4" w:space="0" w:color="auto"/>
+              <w:bottom w:val="single" w:sz="4" w:space="0" w:color="auto"/>
+              <w:right w:val="single" w:sz="4" w:space="0" w:color="auto"/>
+            </w:tcBorders>
+          </w:tcPr>
+          <w:p>
+            <w:pPr>
+              <w:spacing w:after="0" w:line="360" w:lineRule="auto"/>
+              <w:outlineLvl w:val="0"/>
+              <w:rPr>
+                <w:rFonts w:ascii="Times New Roman" w:hAnsi="Times New Roman" w:cs="Times New Roman"/>
+                <w:sz w:val="20"/>
+                <w:szCs w:val="20"/>
+                <w:lang w:val="de-DE"/>
+              </w:rPr>
+            </w:pPr>
+            <w:r>
+              <w:rPr>
+                <w:rFonts w:ascii="Times New Roman" w:hAnsi="Times New Roman" w:cs="Times New Roman"/>
+                <w:sz w:val="20"/>
+                <w:szCs w:val="20"/>
+                <w:lang w:val="de-DE"/>
+              </w:rPr>
+              <w:t>2/16</w:t>
+            </w:r>
+          </w:p>
+        </w:tc>
+        <w:tc>
+          <w:tcPr>
+            <w:tcW w:w="5880" w:type="dxa"/>
+            <w:tcBorders>
+              <w:top w:val="single" w:sz="4" w:space="0" w:color="auto"/>
+              <w:left w:val="single" w:sz="4" w:space="0" w:color="auto"/>
+              <w:bottom w:val="single" w:sz="4" w:space="0" w:color="auto"/>
+              <w:right w:val="single" w:sz="4" w:space="0" w:color="auto"/>
+            </w:tcBorders>
+          </w:tcPr>
+          <w:p>
+            <w:pPr>
+              <w:spacing w:after="0" w:line="360" w:lineRule="auto"/>
+              <w:outlineLvl w:val="0"/>
+              <w:rPr>
+                <w:rFonts w:ascii="Times New Roman" w:hAnsi="Times New Roman" w:cs="Times New Roman"/>
+                <w:sz w:val="20"/>
+                <w:szCs w:val="20"/>
+                <w:lang w:val="de-DE"/>
+              </w:rPr>
+            </w:pPr>
+            <w:r>
+              <w:rPr>
+                <w:rFonts w:ascii="Times New Roman" w:hAnsi="Times New Roman" w:cs="Times New Roman"/>
+                <w:sz w:val="20"/>
+                <w:szCs w:val="20"/>
+                <w:lang w:val="de-DE"/>
+              </w:rPr>
+              <w:t xml:space="preserve">[ff] geändert zu [f] (wie Textfassung 3) </w:t>
+            </w:r>
+            <w:r>
+              <w:rPr>
+                <w:rFonts w:ascii="Times New Roman" w:hAnsi="Times New Roman" w:cs="Times New Roman"/>
+                <w:sz w:val="20"/>
+                <w:szCs w:val="20"/>
+                <w:lang w:val="de-DE"/>
+              </w:rPr>
+              <w:t>mit rotem B</w:t>
+            </w:r>
+            <w:r>
+              <w:rPr>
+                <w:rFonts w:ascii="Times New Roman" w:hAnsi="Times New Roman" w:cs="Times New Roman"/>
+                <w:sz w:val="20"/>
+                <w:szCs w:val="20"/>
+                <w:lang w:val="de-DE"/>
+              </w:rPr>
+              <w:t>unt</w:t>
+            </w:r>
+            <w:r>
+              <w:rPr>
+                <w:rFonts w:ascii="Times New Roman" w:hAnsi="Times New Roman" w:cs="Times New Roman"/>
+                <w:sz w:val="20"/>
+                <w:szCs w:val="20"/>
+                <w:lang w:val="de-DE"/>
+              </w:rPr>
+              <w:t>stift.</w:t>
+            </w:r>
+          </w:p>
+        </w:tc>
+      </w:tr>
+      <w:tr>
+        <w:trPr>
+          <w:cantSplit/>
+        </w:trPr>
+        <w:tc>
+          <w:tcPr>
+            <w:tcW w:w="920" w:type="dxa"/>
+            <w:tcBorders>
+              <w:top w:val="single" w:sz="4" w:space="0" w:color="auto"/>
+              <w:left w:val="single" w:sz="4" w:space="0" w:color="auto"/>
+              <w:bottom w:val="single" w:sz="4" w:space="0" w:color="auto"/>
+              <w:right w:val="single" w:sz="4" w:space="0" w:color="auto"/>
+            </w:tcBorders>
+          </w:tcPr>
+          <w:p>
+            <w:pPr>
+              <w:spacing w:after="0" w:line="360" w:lineRule="auto"/>
+              <w:outlineLvl w:val="0"/>
+              <w:rPr>
+                <w:rFonts w:ascii="Times New Roman" w:hAnsi="Times New Roman" w:cs="Times New Roman"/>
+                <w:sz w:val="20"/>
+                <w:szCs w:val="20"/>
+                <w:lang w:val="de-DE"/>
+              </w:rPr>
+            </w:pPr>
+            <w:r>
+              <w:rPr>
+                <w:rFonts w:ascii="Times New Roman" w:hAnsi="Times New Roman" w:cs="Times New Roman"/>
+                <w:sz w:val="20"/>
+                <w:szCs w:val="20"/>
+                <w:lang w:val="de-DE"/>
+              </w:rPr>
+              <w:t>17</w:t>
+            </w:r>
+          </w:p>
+        </w:tc>
+        <w:tc>
+          <w:tcPr>
+            <w:tcW w:w="1134" w:type="dxa"/>
+            <w:tcBorders>
+              <w:top w:val="single" w:sz="4" w:space="0" w:color="auto"/>
+              <w:left w:val="single" w:sz="4" w:space="0" w:color="auto"/>
+              <w:bottom w:val="single" w:sz="4" w:space="0" w:color="auto"/>
+              <w:right w:val="single" w:sz="4" w:space="0" w:color="auto"/>
+            </w:tcBorders>
+          </w:tcPr>
+          <w:p>
+            <w:pPr>
+              <w:spacing w:after="0" w:line="360" w:lineRule="auto"/>
+              <w:outlineLvl w:val="0"/>
+              <w:rPr>
+                <w:rFonts w:ascii="Times New Roman" w:hAnsi="Times New Roman" w:cs="Times New Roman"/>
+                <w:sz w:val="20"/>
+                <w:szCs w:val="20"/>
+                <w:lang w:val="de-DE"/>
+              </w:rPr>
+            </w:pPr>
+            <w:r>
+              <w:rPr>
+                <w:rFonts w:ascii="Times New Roman" w:hAnsi="Times New Roman" w:cs="Times New Roman"/>
+                <w:sz w:val="20"/>
+                <w:szCs w:val="20"/>
+                <w:lang w:val="de-DE"/>
+              </w:rPr>
+              <w:t>Gg.</w:t>
+            </w:r>
+          </w:p>
+        </w:tc>
+        <w:tc>
+          <w:tcPr>
+            <w:tcW w:w="1278" w:type="dxa"/>
+            <w:tcBorders>
+              <w:top w:val="single" w:sz="4" w:space="0" w:color="auto"/>
+              <w:left w:val="single" w:sz="4" w:space="0" w:color="auto"/>
+              <w:bottom w:val="single" w:sz="4" w:space="0" w:color="auto"/>
+              <w:right w:val="single" w:sz="4" w:space="0" w:color="auto"/>
+            </w:tcBorders>
+          </w:tcPr>
+          <w:p>
+            <w:pPr>
+              <w:spacing w:after="0" w:line="360" w:lineRule="auto"/>
+              <w:outlineLvl w:val="0"/>
+              <w:rPr>
+                <w:rFonts w:ascii="Times New Roman" w:hAnsi="Times New Roman" w:cs="Times New Roman"/>
+                <w:sz w:val="20"/>
+                <w:szCs w:val="20"/>
+                <w:lang w:val="de-DE"/>
+              </w:rPr>
+            </w:pPr>
+            <w:r>
+              <w:rPr>
+                <w:rFonts w:ascii="Times New Roman" w:hAnsi="Times New Roman" w:cs="Times New Roman"/>
+                <w:sz w:val="20"/>
+                <w:szCs w:val="20"/>
+                <w:lang w:val="de-DE"/>
+              </w:rPr>
+              <w:t>2–8/16</w:t>
+            </w:r>
+          </w:p>
+        </w:tc>
+        <w:tc>
+          <w:tcPr>
+            <w:tcW w:w="5880" w:type="dxa"/>
+            <w:tcBorders>
+              <w:top w:val="single" w:sz="4" w:space="0" w:color="auto"/>
+              <w:left w:val="single" w:sz="4" w:space="0" w:color="auto"/>
+              <w:bottom w:val="single" w:sz="4" w:space="0" w:color="auto"/>
+              <w:right w:val="single" w:sz="4" w:space="0" w:color="auto"/>
+            </w:tcBorders>
+          </w:tcPr>
+          <w:p>
+            <w:pPr>
+              <w:spacing w:after="0" w:line="360" w:lineRule="auto"/>
+              <w:outlineLvl w:val="0"/>
+              <w:rPr>
+                <w:rFonts w:ascii="Times New Roman" w:hAnsi="Times New Roman" w:cs="Times New Roman"/>
+                <w:sz w:val="20"/>
+                <w:szCs w:val="20"/>
+                <w:lang w:val="de-DE"/>
+              </w:rPr>
+            </w:pPr>
+            <w:r>
+              <w:rPr>
+                <w:rFonts w:ascii="Times New Roman" w:hAnsi="Times New Roman" w:cs="Times New Roman"/>
+                <w:sz w:val="20"/>
+                <w:szCs w:val="20"/>
+                <w:lang w:val="de-DE"/>
+              </w:rPr>
+              <w:t xml:space="preserve">Crescendogabel (wie Textfassung 3) </w:t>
+            </w:r>
+            <w:r>
+              <w:rPr>
+                <w:rFonts w:ascii="Times New Roman" w:hAnsi="Times New Roman" w:cs="Times New Roman"/>
+                <w:sz w:val="20"/>
+                <w:szCs w:val="20"/>
+                <w:lang w:val="de-DE"/>
+              </w:rPr>
+              <w:t>hinzugefügt mit rotem Buntstift.</w:t>
+            </w:r>
+          </w:p>
+        </w:tc>
+      </w:tr>
+      <w:tr>
+        <w:trPr>
+          <w:cantSplit/>
+        </w:trPr>
+        <w:tc>
+          <w:tcPr>
+            <w:tcW w:w="920" w:type="dxa"/>
+            <w:tcBorders>
+              <w:top w:val="single" w:sz="4" w:space="0" w:color="auto"/>
+              <w:left w:val="single" w:sz="4" w:space="0" w:color="auto"/>
+              <w:bottom w:val="single" w:sz="4" w:space="0" w:color="auto"/>
+              <w:right w:val="single" w:sz="4" w:space="0" w:color="auto"/>
+            </w:tcBorders>
+          </w:tcPr>
+          <w:p>
+            <w:pPr>
+              <w:spacing w:after="0" w:line="360" w:lineRule="auto"/>
+              <w:outlineLvl w:val="0"/>
+              <w:rPr>
+                <w:rFonts w:ascii="Times New Roman" w:hAnsi="Times New Roman" w:cs="Times New Roman"/>
+                <w:sz w:val="20"/>
+                <w:szCs w:val="20"/>
+                <w:lang w:val="de-DE"/>
+              </w:rPr>
+            </w:pPr>
+            <w:r>
+              <w:rPr>
+                <w:rFonts w:ascii="Times New Roman" w:hAnsi="Times New Roman" w:cs="Times New Roman"/>
+                <w:sz w:val="20"/>
+                <w:szCs w:val="20"/>
+                <w:lang w:val="de-DE"/>
+              </w:rPr>
+              <w:t>1</w:t>
+            </w:r>
+            <w:r>
+              <w:rPr>
+                <w:rFonts w:ascii="Times New Roman" w:hAnsi="Times New Roman" w:cs="Times New Roman"/>
+                <w:sz w:val="20"/>
+                <w:szCs w:val="20"/>
+                <w:lang w:val="de-DE"/>
+              </w:rPr>
+              <w:t>7</w:t>
+            </w:r>
+          </w:p>
+        </w:tc>
+        <w:tc>
+          <w:tcPr>
+            <w:tcW w:w="1134" w:type="dxa"/>
+            <w:tcBorders>
+              <w:top w:val="single" w:sz="4" w:space="0" w:color="auto"/>
+              <w:left w:val="single" w:sz="4" w:space="0" w:color="auto"/>
+              <w:bottom w:val="single" w:sz="4" w:space="0" w:color="auto"/>
+              <w:right w:val="single" w:sz="4" w:space="0" w:color="auto"/>
+            </w:tcBorders>
+          </w:tcPr>
+          <w:p>
+            <w:pPr>
+              <w:spacing w:after="0" w:line="360" w:lineRule="auto"/>
+              <w:outlineLvl w:val="0"/>
+              <w:rPr>
+                <w:rFonts w:ascii="Times New Roman" w:hAnsi="Times New Roman" w:cs="Times New Roman"/>
+                <w:sz w:val="20"/>
+                <w:szCs w:val="20"/>
+                <w:lang w:val="de-DE"/>
+              </w:rPr>
+            </w:pPr>
+            <w:r>
+              <w:rPr>
+                <w:rFonts w:ascii="Times New Roman" w:hAnsi="Times New Roman" w:cs="Times New Roman"/>
+                <w:sz w:val="20"/>
+                <w:szCs w:val="20"/>
+                <w:lang w:val="de-DE"/>
+              </w:rPr>
+              <w:t>Gg.</w:t>
+            </w:r>
+          </w:p>
+        </w:tc>
+        <w:tc>
+          <w:tcPr>
+            <w:tcW w:w="1278" w:type="dxa"/>
+            <w:tcBorders>
+              <w:top w:val="single" w:sz="4" w:space="0" w:color="auto"/>
+              <w:left w:val="single" w:sz="4" w:space="0" w:color="auto"/>
+              <w:bottom w:val="single" w:sz="4" w:space="0" w:color="auto"/>
+              <w:right w:val="single" w:sz="4" w:space="0" w:color="auto"/>
+            </w:tcBorders>
+          </w:tcPr>
+          <w:p>
+            <w:pPr>
+              <w:spacing w:after="0" w:line="360" w:lineRule="auto"/>
+              <w:outlineLvl w:val="0"/>
+              <w:rPr>
+                <w:rFonts w:ascii="Times New Roman" w:hAnsi="Times New Roman" w:cs="Times New Roman"/>
+                <w:sz w:val="20"/>
+                <w:szCs w:val="20"/>
+                <w:lang w:val="de-DE"/>
+              </w:rPr>
+            </w:pPr>
+            <w:r>
+              <w:rPr>
+                <w:rFonts w:ascii="Times New Roman" w:hAnsi="Times New Roman" w:cs="Times New Roman"/>
+                <w:sz w:val="20"/>
+                <w:szCs w:val="20"/>
+                <w:lang w:val="de-DE"/>
+              </w:rPr>
+              <w:t>6</w:t>
+            </w:r>
+            <w:r>
+              <w:rPr>
+                <w:rFonts w:ascii="Times New Roman" w:hAnsi="Times New Roman" w:cs="Times New Roman"/>
+                <w:sz w:val="20"/>
+                <w:szCs w:val="20"/>
+                <w:lang w:val="de-DE"/>
+              </w:rPr>
+              <w:t>–</w:t>
+            </w:r>
+            <w:r>
+              <w:rPr>
+                <w:rFonts w:ascii="Times New Roman" w:hAnsi="Times New Roman" w:cs="Times New Roman"/>
+                <w:sz w:val="20"/>
+                <w:szCs w:val="20"/>
+                <w:lang w:val="de-DE"/>
+              </w:rPr>
+              <w:t>8</w:t>
+            </w:r>
+            <w:r>
+              <w:rPr>
+                <w:rFonts w:ascii="Times New Roman" w:hAnsi="Times New Roman" w:cs="Times New Roman"/>
+                <w:sz w:val="20"/>
+                <w:szCs w:val="20"/>
+                <w:lang w:val="de-DE"/>
+              </w:rPr>
+              <w:t>/16</w:t>
+            </w:r>
+          </w:p>
+        </w:tc>
+        <w:tc>
+          <w:tcPr>
+            <w:tcW w:w="5880" w:type="dxa"/>
+            <w:tcBorders>
+              <w:top w:val="single" w:sz="4" w:space="0" w:color="auto"/>
+              <w:left w:val="single" w:sz="4" w:space="0" w:color="auto"/>
+              <w:bottom w:val="single" w:sz="4" w:space="0" w:color="auto"/>
+              <w:right w:val="single" w:sz="4" w:space="0" w:color="auto"/>
+            </w:tcBorders>
+          </w:tcPr>
+          <w:p>
+            <w:pPr>
+              <w:spacing w:after="0" w:line="360" w:lineRule="auto"/>
+              <w:outlineLvl w:val="0"/>
+              <w:rPr>
+                <w:rFonts w:ascii="Times New Roman" w:hAnsi="Times New Roman" w:cs="Times New Roman"/>
+                <w:sz w:val="20"/>
+                <w:szCs w:val="20"/>
+                <w:lang w:val="de-DE"/>
+              </w:rPr>
+            </w:pPr>
+            <w:r>
+              <w:rPr>
+                <w:rFonts w:ascii="Times New Roman" w:hAnsi="Times New Roman" w:cs="Times New Roman"/>
+                <w:sz w:val="20"/>
+                <w:szCs w:val="20"/>
+                <w:lang w:val="de-DE"/>
+              </w:rPr>
+              <w:t>Balken (wie Textfassung 3) hinzugefügt mit rotem Buntstift.</w:t>
+            </w:r>
+          </w:p>
+        </w:tc>
+      </w:tr>
+      <w:tr>
+        <w:trPr>
+          <w:cantSplit/>
+        </w:trPr>
+        <w:tc>
+          <w:tcPr>
+            <w:tcW w:w="920" w:type="dxa"/>
+            <w:tcBorders>
+              <w:top w:val="single" w:sz="4" w:space="0" w:color="auto"/>
+              <w:left w:val="single" w:sz="4" w:space="0" w:color="auto"/>
+              <w:bottom w:val="single" w:sz="4" w:space="0" w:color="auto"/>
+              <w:right w:val="single" w:sz="4" w:space="0" w:color="auto"/>
+            </w:tcBorders>
+          </w:tcPr>
+          <w:p>
+            <w:pPr>
+              <w:spacing w:after="0" w:line="360" w:lineRule="auto"/>
+              <w:outlineLvl w:val="0"/>
+              <w:rPr>
+                <w:rFonts w:ascii="Times New Roman" w:hAnsi="Times New Roman" w:cs="Times New Roman"/>
+                <w:sz w:val="20"/>
+                <w:szCs w:val="20"/>
+              </w:rPr>
+            </w:pPr>
+            <w:r>
+              <w:rPr>
+                <w:rFonts w:ascii="Times New Roman" w:hAnsi="Times New Roman" w:cs="Times New Roman"/>
+                <w:sz w:val="20"/>
+                <w:szCs w:val="20"/>
+              </w:rPr>
+              <w:t>18</w:t>
+            </w:r>
+          </w:p>
+        </w:tc>
+        <w:tc>
+          <w:tcPr>
+            <w:tcW w:w="1134" w:type="dxa"/>
+            <w:tcBorders>
+              <w:top w:val="single" w:sz="4" w:space="0" w:color="auto"/>
+              <w:left w:val="single" w:sz="4" w:space="0" w:color="auto"/>
+              <w:bottom w:val="single" w:sz="4" w:space="0" w:color="auto"/>
+              <w:right w:val="single" w:sz="4" w:space="0" w:color="auto"/>
+            </w:tcBorders>
+          </w:tcPr>
+          <w:p>
+            <w:pPr>
+              <w:spacing w:after="0" w:line="360" w:lineRule="auto"/>
+              <w:outlineLvl w:val="0"/>
+              <w:rPr>
+                <w:rFonts w:ascii="Times New Roman" w:hAnsi="Times New Roman" w:cs="Times New Roman"/>
+                <w:sz w:val="20"/>
+                <w:szCs w:val="20"/>
+                <w:lang w:val="de-DE"/>
+              </w:rPr>
+            </w:pPr>
+            <w:r>
+              <w:rPr>
+                <w:rFonts w:ascii="Times New Roman" w:hAnsi="Times New Roman" w:cs="Times New Roman"/>
+                <w:sz w:val="20"/>
+                <w:szCs w:val="20"/>
+                <w:lang w:val="de-DE"/>
+              </w:rPr>
+              <w:t xml:space="preserve">Gg. </w:t>
+            </w:r>
+          </w:p>
+        </w:tc>
+        <w:tc>
+          <w:tcPr>
+            <w:tcW w:w="1278" w:type="dxa"/>
+            <w:tcBorders>
+              <w:top w:val="single" w:sz="4" w:space="0" w:color="auto"/>
+              <w:left w:val="single" w:sz="4" w:space="0" w:color="auto"/>
+              <w:bottom w:val="single" w:sz="4" w:space="0" w:color="auto"/>
+              <w:right w:val="single" w:sz="4" w:space="0" w:color="auto"/>
+            </w:tcBorders>
+          </w:tcPr>
+          <w:p>
+            <w:pPr>
+              <w:spacing w:after="0" w:line="360" w:lineRule="auto"/>
+              <w:outlineLvl w:val="0"/>
+              <w:rPr>
+                <w:rFonts w:ascii="Times New Roman" w:hAnsi="Times New Roman" w:cs="Times New Roman"/>
+                <w:sz w:val="20"/>
+                <w:szCs w:val="20"/>
+                <w:lang w:val="de-DE"/>
+              </w:rPr>
+            </w:pPr>
+            <w:r>
+              <w:rPr>
+                <w:rFonts w:ascii="Times New Roman" w:hAnsi="Times New Roman" w:cs="Times New Roman"/>
+                <w:sz w:val="20"/>
+                <w:szCs w:val="20"/>
+                <w:lang w:val="de-DE"/>
+              </w:rPr>
+              <w:t>1/16</w:t>
+            </w:r>
+          </w:p>
+        </w:tc>
+        <w:tc>
+          <w:tcPr>
+            <w:tcW w:w="5880" w:type="dxa"/>
+            <w:tcBorders>
+              <w:top w:val="single" w:sz="4" w:space="0" w:color="auto"/>
+              <w:left w:val="single" w:sz="4" w:space="0" w:color="auto"/>
+              <w:bottom w:val="single" w:sz="4" w:space="0" w:color="auto"/>
+              <w:right w:val="single" w:sz="4" w:space="0" w:color="auto"/>
+            </w:tcBorders>
+          </w:tcPr>
+          <w:p>
+            <w:pPr>
+              <w:spacing w:after="0" w:line="360" w:lineRule="auto"/>
+              <w:outlineLvl w:val="0"/>
+              <w:rPr>
+                <w:rFonts w:ascii="Times New Roman" w:hAnsi="Times New Roman" w:cs="Times New Roman"/>
+                <w:sz w:val="20"/>
+                <w:szCs w:val="20"/>
+                <w:lang w:val="de-DE"/>
+              </w:rPr>
+            </w:pPr>
+            <w:r>
+              <w:rPr>
+                <w:rFonts w:ascii="Times New Roman" w:hAnsi="Times New Roman" w:cs="Times New Roman"/>
+                <w:sz w:val="20"/>
+                <w:szCs w:val="20"/>
+                <w:lang w:val="de-DE"/>
+              </w:rPr>
+              <w:t xml:space="preserve">[ff] (wie Textfassung 3) </w:t>
+            </w:r>
+            <w:r>
+              <w:rPr>
+                <w:rFonts w:ascii="Times New Roman" w:hAnsi="Times New Roman" w:cs="Times New Roman"/>
+                <w:sz w:val="20"/>
+                <w:szCs w:val="20"/>
+                <w:lang w:val="de-DE"/>
+              </w:rPr>
+              <w:t>hinzugefügt mit rotem Buntstift.</w:t>
+            </w:r>
+          </w:p>
+        </w:tc>
+      </w:tr>
+      <w:tr>
+        <w:trPr>
+          <w:cantSplit/>
+        </w:trPr>
+        <w:tc>
+          <w:tcPr>
+            <w:tcW w:w="920" w:type="dxa"/>
+            <w:tcBorders>
+              <w:top w:val="single" w:sz="4" w:space="0" w:color="auto"/>
+              <w:left w:val="single" w:sz="4" w:space="0" w:color="auto"/>
+              <w:bottom w:val="single" w:sz="4" w:space="0" w:color="auto"/>
+              <w:right w:val="single" w:sz="4" w:space="0" w:color="auto"/>
+            </w:tcBorders>
+          </w:tcPr>
+          <w:p>
+            <w:pPr>
+              <w:spacing w:after="0" w:line="360" w:lineRule="auto"/>
+              <w:outlineLvl w:val="0"/>
+              <w:rPr>
+                <w:rFonts w:ascii="Times New Roman" w:hAnsi="Times New Roman" w:cs="Times New Roman"/>
+                <w:sz w:val="20"/>
+                <w:szCs w:val="20"/>
+                <w:lang w:val="de-DE"/>
+              </w:rPr>
+            </w:pPr>
+            <w:r>
+              <w:rPr>
+                <w:rFonts w:ascii="Times New Roman" w:hAnsi="Times New Roman" w:cs="Times New Roman"/>
+                <w:sz w:val="20"/>
+                <w:szCs w:val="20"/>
+                <w:lang w:val="de-DE"/>
+              </w:rPr>
+              <w:t>18</w:t>
+            </w:r>
+          </w:p>
+        </w:tc>
+        <w:tc>
+          <w:tcPr>
+            <w:tcW w:w="1134" w:type="dxa"/>
+            <w:tcBorders>
+              <w:top w:val="single" w:sz="4" w:space="0" w:color="auto"/>
+              <w:left w:val="single" w:sz="4" w:space="0" w:color="auto"/>
+              <w:bottom w:val="single" w:sz="4" w:space="0" w:color="auto"/>
+              <w:right w:val="single" w:sz="4" w:space="0" w:color="auto"/>
+            </w:tcBorders>
+          </w:tcPr>
+          <w:p>
+            <w:pPr>
+              <w:spacing w:after="0" w:line="360" w:lineRule="auto"/>
+              <w:outlineLvl w:val="0"/>
+              <w:rPr>
+                <w:rFonts w:ascii="Times New Roman" w:hAnsi="Times New Roman" w:cs="Times New Roman"/>
+                <w:sz w:val="20"/>
+                <w:szCs w:val="20"/>
+                <w:lang w:val="de-DE"/>
+              </w:rPr>
+            </w:pPr>
+            <w:r>
+              <w:rPr>
+                <w:rFonts w:ascii="Times New Roman" w:hAnsi="Times New Roman" w:cs="Times New Roman"/>
+                <w:sz w:val="20"/>
+                <w:szCs w:val="20"/>
+                <w:lang w:val="de-DE"/>
+              </w:rPr>
+              <w:t>Gg.</w:t>
+            </w:r>
+          </w:p>
+        </w:tc>
+        <w:tc>
+          <w:tcPr>
+            <w:tcW w:w="1278" w:type="dxa"/>
+            <w:tcBorders>
+              <w:top w:val="single" w:sz="4" w:space="0" w:color="auto"/>
+              <w:left w:val="single" w:sz="4" w:space="0" w:color="auto"/>
+              <w:bottom w:val="single" w:sz="4" w:space="0" w:color="auto"/>
+              <w:right w:val="single" w:sz="4" w:space="0" w:color="auto"/>
+            </w:tcBorders>
+          </w:tcPr>
+          <w:p>
+            <w:pPr>
+              <w:spacing w:after="0" w:line="360" w:lineRule="auto"/>
+              <w:outlineLvl w:val="0"/>
+              <w:rPr>
+                <w:rFonts w:ascii="Times New Roman" w:hAnsi="Times New Roman" w:cs="Times New Roman"/>
+                <w:sz w:val="20"/>
+                <w:szCs w:val="20"/>
+                <w:lang w:val="de-DE"/>
+              </w:rPr>
+            </w:pPr>
+            <w:r>
+              <w:rPr>
+                <w:rFonts w:ascii="Times New Roman" w:hAnsi="Times New Roman" w:cs="Times New Roman"/>
+                <w:sz w:val="20"/>
+                <w:szCs w:val="20"/>
+                <w:lang w:val="de-DE"/>
+              </w:rPr>
+              <w:t>5–12/16</w:t>
+            </w:r>
+          </w:p>
+        </w:tc>
+        <w:tc>
+          <w:tcPr>
+            <w:tcW w:w="5880" w:type="dxa"/>
+            <w:tcBorders>
+              <w:top w:val="single" w:sz="4" w:space="0" w:color="auto"/>
+              <w:left w:val="single" w:sz="4" w:space="0" w:color="auto"/>
+              <w:bottom w:val="single" w:sz="4" w:space="0" w:color="auto"/>
+              <w:right w:val="single" w:sz="4" w:space="0" w:color="auto"/>
+            </w:tcBorders>
+          </w:tcPr>
+          <w:p>
+            <w:pPr>
+              <w:spacing w:after="0" w:line="360" w:lineRule="auto"/>
+              <w:outlineLvl w:val="0"/>
+              <w:rPr>
+                <w:rFonts w:ascii="Times New Roman" w:hAnsi="Times New Roman" w:cs="Times New Roman"/>
+                <w:sz w:val="20"/>
+                <w:szCs w:val="20"/>
+                <w:lang w:val="de-DE"/>
+              </w:rPr>
+            </w:pPr>
+            <w:r>
+              <w:rPr>
+                <w:rFonts w:ascii="Times New Roman" w:hAnsi="Times New Roman" w:cs="Times New Roman"/>
+                <w:sz w:val="20"/>
+                <w:szCs w:val="20"/>
+                <w:lang w:val="de-DE"/>
+              </w:rPr>
+              <w:t xml:space="preserve">Ein Legatobogen geändert zu zwei </w:t>
+            </w:r>
+            <w:proofErr w:type="spellStart"/>
+            <w:r>
+              <w:rPr>
+                <w:rFonts w:ascii="Times New Roman" w:hAnsi="Times New Roman" w:cs="Times New Roman"/>
+                <w:sz w:val="20"/>
+                <w:szCs w:val="20"/>
+                <w:lang w:val="de-DE"/>
+              </w:rPr>
+              <w:t>Legatobögen</w:t>
+            </w:r>
+            <w:proofErr w:type="spellEnd"/>
+            <w:r>
+              <w:rPr>
+                <w:rFonts w:ascii="Times New Roman" w:hAnsi="Times New Roman" w:cs="Times New Roman"/>
+                <w:sz w:val="20"/>
+                <w:szCs w:val="20"/>
+                <w:lang w:val="de-DE"/>
+              </w:rPr>
+              <w:t xml:space="preserve"> 5–8/16 und 9–12/16 (wie Textfassung 3) </w:t>
+            </w:r>
+            <w:r>
+              <w:rPr>
+                <w:rFonts w:ascii="Times New Roman" w:hAnsi="Times New Roman" w:cs="Times New Roman"/>
+                <w:sz w:val="20"/>
+                <w:szCs w:val="20"/>
+                <w:lang w:val="de-DE"/>
+              </w:rPr>
+              <w:t>mit rotem Buntstift.</w:t>
+            </w:r>
+          </w:p>
+        </w:tc>
+      </w:tr>
+      <w:tr>
+        <w:trPr>
+          <w:cantSplit/>
+        </w:trPr>
+        <w:tc>
+          <w:tcPr>
+            <w:tcW w:w="920" w:type="dxa"/>
+            <w:tcBorders>
+              <w:top w:val="single" w:sz="4" w:space="0" w:color="auto"/>
+              <w:left w:val="single" w:sz="4" w:space="0" w:color="auto"/>
+              <w:bottom w:val="single" w:sz="4" w:space="0" w:color="auto"/>
+              <w:right w:val="single" w:sz="4" w:space="0" w:color="auto"/>
+            </w:tcBorders>
+          </w:tcPr>
+          <w:p>
+            <w:pPr>
+              <w:spacing w:after="0" w:line="360" w:lineRule="auto"/>
+              <w:outlineLvl w:val="0"/>
+              <w:rPr>
+                <w:rFonts w:ascii="Times New Roman" w:hAnsi="Times New Roman" w:cs="Times New Roman"/>
+                <w:sz w:val="20"/>
+                <w:szCs w:val="20"/>
+                <w:lang w:val="de-DE"/>
+              </w:rPr>
+            </w:pPr>
+            <w:r>
+              <w:rPr>
+                <w:rFonts w:ascii="Times New Roman" w:hAnsi="Times New Roman" w:cs="Times New Roman"/>
+                <w:sz w:val="20"/>
+                <w:szCs w:val="20"/>
+                <w:lang w:val="de-DE"/>
+              </w:rPr>
+              <w:t>18</w:t>
+            </w:r>
+          </w:p>
+        </w:tc>
+        <w:tc>
+          <w:tcPr>
+            <w:tcW w:w="1134" w:type="dxa"/>
+            <w:tcBorders>
+              <w:top w:val="single" w:sz="4" w:space="0" w:color="auto"/>
+              <w:left w:val="single" w:sz="4" w:space="0" w:color="auto"/>
+              <w:bottom w:val="single" w:sz="4" w:space="0" w:color="auto"/>
+              <w:right w:val="single" w:sz="4" w:space="0" w:color="auto"/>
+            </w:tcBorders>
+          </w:tcPr>
+          <w:p>
+            <w:pPr>
+              <w:spacing w:after="0" w:line="360" w:lineRule="auto"/>
+              <w:outlineLvl w:val="0"/>
+              <w:rPr>
+                <w:rFonts w:ascii="Times New Roman" w:hAnsi="Times New Roman" w:cs="Times New Roman"/>
+                <w:sz w:val="20"/>
+                <w:szCs w:val="20"/>
+                <w:lang w:val="de-DE"/>
+              </w:rPr>
+            </w:pPr>
+            <w:r>
+              <w:rPr>
+                <w:rFonts w:ascii="Times New Roman" w:hAnsi="Times New Roman" w:cs="Times New Roman"/>
+                <w:sz w:val="20"/>
+                <w:szCs w:val="20"/>
+                <w:lang w:val="de-DE"/>
+              </w:rPr>
+              <w:t>Klav. u.</w:t>
+            </w:r>
+          </w:p>
+        </w:tc>
+        <w:tc>
+          <w:tcPr>
+            <w:tcW w:w="1278" w:type="dxa"/>
+            <w:tcBorders>
+              <w:top w:val="single" w:sz="4" w:space="0" w:color="auto"/>
+              <w:left w:val="single" w:sz="4" w:space="0" w:color="auto"/>
+              <w:bottom w:val="single" w:sz="4" w:space="0" w:color="auto"/>
+              <w:right w:val="single" w:sz="4" w:space="0" w:color="auto"/>
+            </w:tcBorders>
+          </w:tcPr>
+          <w:p>
+            <w:pPr>
+              <w:spacing w:after="0" w:line="360" w:lineRule="auto"/>
+              <w:outlineLvl w:val="0"/>
+              <w:rPr>
+                <w:rFonts w:ascii="Times New Roman" w:hAnsi="Times New Roman" w:cs="Times New Roman"/>
+                <w:sz w:val="20"/>
+                <w:szCs w:val="20"/>
+                <w:lang w:val="de-DE"/>
+              </w:rPr>
+            </w:pPr>
+            <w:r>
+              <w:rPr>
+                <w:rFonts w:ascii="Times New Roman" w:hAnsi="Times New Roman" w:cs="Times New Roman"/>
+                <w:sz w:val="20"/>
+                <w:szCs w:val="20"/>
+                <w:lang w:val="de-DE"/>
+              </w:rPr>
+              <w:t>4.–5., 6.–7. Note</w:t>
+            </w:r>
+          </w:p>
+        </w:tc>
+        <w:tc>
+          <w:tcPr>
+            <w:tcW w:w="5880" w:type="dxa"/>
+            <w:tcBorders>
+              <w:top w:val="single" w:sz="4" w:space="0" w:color="auto"/>
+              <w:left w:val="single" w:sz="4" w:space="0" w:color="auto"/>
+              <w:bottom w:val="single" w:sz="4" w:space="0" w:color="auto"/>
+              <w:right w:val="single" w:sz="4" w:space="0" w:color="auto"/>
+            </w:tcBorders>
+          </w:tcPr>
+          <w:p>
+            <w:pPr>
+              <w:spacing w:after="0" w:line="360" w:lineRule="auto"/>
+              <w:outlineLvl w:val="0"/>
+              <w:rPr>
+                <w:rFonts w:ascii="Times New Roman" w:hAnsi="Times New Roman" w:cs="Times New Roman"/>
+                <w:sz w:val="20"/>
+                <w:szCs w:val="20"/>
+                <w:lang w:val="de-DE"/>
+              </w:rPr>
+            </w:pPr>
+            <w:r>
+              <w:rPr>
+                <w:rFonts w:ascii="Times New Roman" w:hAnsi="Times New Roman" w:cs="Times New Roman"/>
+                <w:sz w:val="20"/>
+                <w:szCs w:val="20"/>
+                <w:lang w:val="de-DE"/>
+              </w:rPr>
+              <w:t xml:space="preserve">Oberstimmenschicht: Balken (siehe Textfassung 3: auch Unterstimmenschicht) </w:t>
+            </w:r>
+            <w:r>
+              <w:rPr>
+                <w:rFonts w:ascii="Times New Roman" w:hAnsi="Times New Roman" w:cs="Times New Roman"/>
+                <w:sz w:val="20"/>
+                <w:szCs w:val="20"/>
+                <w:lang w:val="de-DE"/>
+              </w:rPr>
+              <w:t>hinzugefügt mit rotem Buntstift.</w:t>
+            </w:r>
+          </w:p>
+        </w:tc>
+      </w:tr>
+      <w:tr>
+        <w:trPr>
+          <w:cantSplit/>
+        </w:trPr>
+        <w:tc>
+          <w:tcPr>
+            <w:tcW w:w="920" w:type="dxa"/>
+            <w:tcBorders>
+              <w:top w:val="single" w:sz="4" w:space="0" w:color="auto"/>
+              <w:left w:val="single" w:sz="4" w:space="0" w:color="auto"/>
+              <w:bottom w:val="single" w:sz="4" w:space="0" w:color="auto"/>
+              <w:right w:val="single" w:sz="4" w:space="0" w:color="auto"/>
+            </w:tcBorders>
+          </w:tcPr>
+          <w:p>
+            <w:pPr>
+              <w:spacing w:after="0" w:line="360" w:lineRule="auto"/>
+              <w:outlineLvl w:val="0"/>
+              <w:rPr>
+                <w:rFonts w:ascii="Times New Roman" w:hAnsi="Times New Roman" w:cs="Times New Roman"/>
+                <w:sz w:val="20"/>
+                <w:szCs w:val="20"/>
+                <w:lang w:val="de-DE"/>
+              </w:rPr>
+            </w:pPr>
+            <w:r>
+              <w:rPr>
+                <w:rFonts w:ascii="Times New Roman" w:hAnsi="Times New Roman" w:cs="Times New Roman"/>
+                <w:sz w:val="20"/>
+                <w:szCs w:val="20"/>
+                <w:lang w:val="de-DE"/>
+              </w:rPr>
+              <w:t>18</w:t>
+            </w:r>
+          </w:p>
+        </w:tc>
+        <w:tc>
+          <w:tcPr>
+            <w:tcW w:w="1134" w:type="dxa"/>
+            <w:tcBorders>
+              <w:top w:val="single" w:sz="4" w:space="0" w:color="auto"/>
+              <w:left w:val="single" w:sz="4" w:space="0" w:color="auto"/>
+              <w:bottom w:val="single" w:sz="4" w:space="0" w:color="auto"/>
+              <w:right w:val="single" w:sz="4" w:space="0" w:color="auto"/>
+            </w:tcBorders>
+          </w:tcPr>
+          <w:p>
+            <w:pPr>
+              <w:spacing w:after="0" w:line="360" w:lineRule="auto"/>
+              <w:outlineLvl w:val="0"/>
+              <w:rPr>
+                <w:rFonts w:ascii="Times New Roman" w:hAnsi="Times New Roman" w:cs="Times New Roman"/>
+                <w:sz w:val="20"/>
+                <w:szCs w:val="20"/>
+                <w:lang w:val="de-DE"/>
+              </w:rPr>
+            </w:pPr>
+            <w:r>
+              <w:rPr>
+                <w:rFonts w:ascii="Times New Roman" w:hAnsi="Times New Roman" w:cs="Times New Roman"/>
+                <w:sz w:val="20"/>
+                <w:szCs w:val="20"/>
+                <w:lang w:val="de-DE"/>
+              </w:rPr>
+              <w:t>Klav. u.</w:t>
+            </w:r>
+          </w:p>
+        </w:tc>
+        <w:tc>
+          <w:tcPr>
+            <w:tcW w:w="1278" w:type="dxa"/>
+            <w:tcBorders>
+              <w:top w:val="single" w:sz="4" w:space="0" w:color="auto"/>
+              <w:left w:val="single" w:sz="4" w:space="0" w:color="auto"/>
+              <w:bottom w:val="single" w:sz="4" w:space="0" w:color="auto"/>
+              <w:right w:val="single" w:sz="4" w:space="0" w:color="auto"/>
+            </w:tcBorders>
+          </w:tcPr>
+          <w:p>
+            <w:pPr>
+              <w:spacing w:after="0" w:line="360" w:lineRule="auto"/>
+              <w:outlineLvl w:val="0"/>
+              <w:rPr>
+                <w:rFonts w:ascii="Times New Roman" w:hAnsi="Times New Roman" w:cs="Times New Roman"/>
+                <w:sz w:val="20"/>
+                <w:szCs w:val="20"/>
+                <w:lang w:val="de-DE"/>
+              </w:rPr>
+            </w:pPr>
+            <w:r>
+              <w:rPr>
+                <w:rFonts w:ascii="Times New Roman" w:hAnsi="Times New Roman" w:cs="Times New Roman"/>
+                <w:sz w:val="20"/>
+                <w:szCs w:val="20"/>
+                <w:lang w:val="de-DE"/>
+              </w:rPr>
+              <w:t>4. Pause</w:t>
+            </w:r>
+          </w:p>
+        </w:tc>
+        <w:tc>
+          <w:tcPr>
+            <w:tcW w:w="5880" w:type="dxa"/>
+            <w:tcBorders>
+              <w:top w:val="single" w:sz="4" w:space="0" w:color="auto"/>
+              <w:left w:val="single" w:sz="4" w:space="0" w:color="auto"/>
+              <w:bottom w:val="single" w:sz="4" w:space="0" w:color="auto"/>
+              <w:right w:val="single" w:sz="4" w:space="0" w:color="auto"/>
+            </w:tcBorders>
+          </w:tcPr>
+          <w:p>
+            <w:pPr>
+              <w:spacing w:after="0" w:line="360" w:lineRule="auto"/>
+              <w:outlineLvl w:val="0"/>
+              <w:rPr>
+                <w:rFonts w:ascii="Times New Roman" w:hAnsi="Times New Roman" w:cs="Times New Roman"/>
+                <w:sz w:val="20"/>
+                <w:szCs w:val="20"/>
+                <w:lang w:val="de-DE"/>
+              </w:rPr>
+            </w:pPr>
+            <w:r>
+              <w:rPr>
+                <w:rFonts w:ascii="Times New Roman" w:hAnsi="Times New Roman" w:cs="Times New Roman"/>
+                <w:sz w:val="20"/>
+                <w:szCs w:val="20"/>
+                <w:lang w:val="de-DE"/>
+              </w:rPr>
+              <w:t>Sechzehntelpause geändert zu zwei Zweiunddreißigstelpausen (wie Textfassung 3) mit Bleistift.</w:t>
+            </w:r>
+          </w:p>
+        </w:tc>
+      </w:tr>
+      <w:tr>
+        <w:trPr>
+          <w:cantSplit/>
+        </w:trPr>
+        <w:tc>
+          <w:tcPr>
+            <w:tcW w:w="920" w:type="dxa"/>
+            <w:tcBorders>
+              <w:top w:val="single" w:sz="4" w:space="0" w:color="auto"/>
+              <w:left w:val="single" w:sz="4" w:space="0" w:color="auto"/>
+              <w:bottom w:val="single" w:sz="4" w:space="0" w:color="auto"/>
+              <w:right w:val="single" w:sz="4" w:space="0" w:color="auto"/>
+            </w:tcBorders>
+          </w:tcPr>
+          <w:p>
+            <w:pPr>
+              <w:spacing w:after="0" w:line="360" w:lineRule="auto"/>
+              <w:outlineLvl w:val="0"/>
+              <w:rPr>
+                <w:rFonts w:ascii="Times New Roman" w:hAnsi="Times New Roman" w:cs="Times New Roman"/>
+                <w:sz w:val="20"/>
+                <w:szCs w:val="20"/>
+                <w:lang w:val="de-DE"/>
+              </w:rPr>
+            </w:pPr>
+            <w:r>
+              <w:rPr>
+                <w:rFonts w:ascii="Times New Roman" w:hAnsi="Times New Roman" w:cs="Times New Roman"/>
+                <w:sz w:val="20"/>
+                <w:szCs w:val="20"/>
+                <w:lang w:val="de-DE"/>
+              </w:rPr>
+              <w:t>18</w:t>
+            </w:r>
+          </w:p>
+        </w:tc>
+        <w:tc>
+          <w:tcPr>
+            <w:tcW w:w="1134" w:type="dxa"/>
+            <w:tcBorders>
+              <w:top w:val="single" w:sz="4" w:space="0" w:color="auto"/>
+              <w:left w:val="single" w:sz="4" w:space="0" w:color="auto"/>
+              <w:bottom w:val="single" w:sz="4" w:space="0" w:color="auto"/>
+              <w:right w:val="single" w:sz="4" w:space="0" w:color="auto"/>
+            </w:tcBorders>
+          </w:tcPr>
+          <w:p>
+            <w:pPr>
+              <w:spacing w:after="0" w:line="360" w:lineRule="auto"/>
+              <w:outlineLvl w:val="0"/>
+              <w:rPr>
+                <w:rFonts w:ascii="Times New Roman" w:hAnsi="Times New Roman" w:cs="Times New Roman"/>
+                <w:sz w:val="20"/>
+                <w:szCs w:val="20"/>
+                <w:lang w:val="de-DE"/>
+              </w:rPr>
+            </w:pPr>
+            <w:r>
+              <w:rPr>
+                <w:rFonts w:ascii="Times New Roman" w:hAnsi="Times New Roman" w:cs="Times New Roman"/>
+                <w:sz w:val="20"/>
+                <w:szCs w:val="20"/>
+                <w:lang w:val="de-DE"/>
+              </w:rPr>
+              <w:t>Klav. u.</w:t>
+            </w:r>
+          </w:p>
+        </w:tc>
+        <w:tc>
+          <w:tcPr>
+            <w:tcW w:w="1278" w:type="dxa"/>
+            <w:tcBorders>
+              <w:top w:val="single" w:sz="4" w:space="0" w:color="auto"/>
+              <w:left w:val="single" w:sz="4" w:space="0" w:color="auto"/>
+              <w:bottom w:val="single" w:sz="4" w:space="0" w:color="auto"/>
+              <w:right w:val="single" w:sz="4" w:space="0" w:color="auto"/>
+            </w:tcBorders>
+          </w:tcPr>
+          <w:p>
+            <w:pPr>
+              <w:spacing w:after="0" w:line="360" w:lineRule="auto"/>
+              <w:outlineLvl w:val="0"/>
+              <w:rPr>
+                <w:rFonts w:ascii="Times New Roman" w:hAnsi="Times New Roman" w:cs="Times New Roman"/>
+                <w:sz w:val="20"/>
+                <w:szCs w:val="20"/>
+                <w:lang w:val="de-DE"/>
+              </w:rPr>
+            </w:pPr>
+            <w:r>
+              <w:rPr>
+                <w:rFonts w:ascii="Times New Roman" w:hAnsi="Times New Roman" w:cs="Times New Roman"/>
+                <w:sz w:val="20"/>
+                <w:szCs w:val="20"/>
+                <w:lang w:val="de-DE"/>
+              </w:rPr>
+              <w:t>6.–7. Pause</w:t>
+            </w:r>
+          </w:p>
+        </w:tc>
+        <w:tc>
+          <w:tcPr>
+            <w:tcW w:w="5880" w:type="dxa"/>
+            <w:tcBorders>
+              <w:top w:val="single" w:sz="4" w:space="0" w:color="auto"/>
+              <w:left w:val="single" w:sz="4" w:space="0" w:color="auto"/>
+              <w:bottom w:val="single" w:sz="4" w:space="0" w:color="auto"/>
+              <w:right w:val="single" w:sz="4" w:space="0" w:color="auto"/>
+            </w:tcBorders>
+          </w:tcPr>
+          <w:p>
+            <w:pPr>
+              <w:spacing w:after="0" w:line="360" w:lineRule="auto"/>
+              <w:outlineLvl w:val="0"/>
+              <w:rPr>
+                <w:rFonts w:ascii="Times New Roman" w:hAnsi="Times New Roman" w:cs="Times New Roman"/>
+                <w:sz w:val="20"/>
+                <w:szCs w:val="20"/>
+                <w:lang w:val="de-DE"/>
+              </w:rPr>
+            </w:pPr>
+            <w:r>
+              <w:rPr>
+                <w:rFonts w:ascii="Times New Roman" w:hAnsi="Times New Roman" w:cs="Times New Roman"/>
+                <w:sz w:val="20"/>
+                <w:szCs w:val="20"/>
+                <w:lang w:val="de-DE"/>
+              </w:rPr>
+              <w:t>Sechzehntelpause</w:t>
+            </w:r>
+            <w:r>
+              <w:rPr>
+                <w:rFonts w:ascii="Times New Roman" w:hAnsi="Times New Roman" w:cs="Times New Roman"/>
+                <w:sz w:val="20"/>
+                <w:szCs w:val="20"/>
+                <w:lang w:val="de-DE"/>
+              </w:rPr>
+              <w:t xml:space="preserve">, </w:t>
+            </w:r>
+            <w:r>
+              <w:rPr>
+                <w:rFonts w:ascii="Times New Roman" w:hAnsi="Times New Roman" w:cs="Times New Roman"/>
+                <w:sz w:val="20"/>
+                <w:szCs w:val="20"/>
+                <w:lang w:val="de-DE"/>
+              </w:rPr>
+              <w:t xml:space="preserve">Zweiunddreißigstelpause geändert zu </w:t>
+            </w:r>
+            <w:r>
+              <w:rPr>
+                <w:rFonts w:ascii="Times New Roman" w:hAnsi="Times New Roman" w:cs="Times New Roman"/>
+                <w:sz w:val="20"/>
+                <w:szCs w:val="20"/>
+                <w:lang w:val="de-DE"/>
+              </w:rPr>
+              <w:t>punktierter Sechzehntel</w:t>
+            </w:r>
+            <w:r>
+              <w:rPr>
+                <w:rFonts w:ascii="Times New Roman" w:hAnsi="Times New Roman" w:cs="Times New Roman"/>
+                <w:sz w:val="20"/>
+                <w:szCs w:val="20"/>
+                <w:lang w:val="de-DE"/>
+              </w:rPr>
+              <w:t xml:space="preserve">pause (wie Textfassung 3) mit </w:t>
+            </w:r>
+            <w:r>
+              <w:rPr>
+                <w:rFonts w:ascii="Times New Roman" w:hAnsi="Times New Roman" w:cs="Times New Roman"/>
+                <w:sz w:val="20"/>
+                <w:szCs w:val="20"/>
+                <w:lang w:val="de-DE"/>
+              </w:rPr>
+              <w:t xml:space="preserve">rotem </w:t>
+            </w:r>
+            <w:r>
+              <w:rPr>
+                <w:rFonts w:ascii="Times New Roman" w:hAnsi="Times New Roman" w:cs="Times New Roman"/>
+                <w:sz w:val="20"/>
+                <w:szCs w:val="20"/>
+                <w:lang w:val="de-DE"/>
+              </w:rPr>
+              <w:t>B</w:t>
+            </w:r>
+            <w:r>
+              <w:rPr>
+                <w:rFonts w:ascii="Times New Roman" w:hAnsi="Times New Roman" w:cs="Times New Roman"/>
+                <w:sz w:val="20"/>
+                <w:szCs w:val="20"/>
+                <w:lang w:val="de-DE"/>
+              </w:rPr>
+              <w:t>unt</w:t>
+            </w:r>
+            <w:r>
+              <w:rPr>
+                <w:rFonts w:ascii="Times New Roman" w:hAnsi="Times New Roman" w:cs="Times New Roman"/>
+                <w:sz w:val="20"/>
+                <w:szCs w:val="20"/>
+                <w:lang w:val="de-DE"/>
+              </w:rPr>
+              <w:t>stift.</w:t>
+            </w:r>
+          </w:p>
+        </w:tc>
+      </w:tr>
+      <w:tr>
+        <w:trPr>
+          <w:cantSplit/>
+        </w:trPr>
+        <w:tc>
+          <w:tcPr>
+            <w:tcW w:w="920" w:type="dxa"/>
+            <w:tcBorders>
+              <w:top w:val="single" w:sz="4" w:space="0" w:color="auto"/>
+              <w:left w:val="single" w:sz="4" w:space="0" w:color="auto"/>
+              <w:bottom w:val="single" w:sz="4" w:space="0" w:color="auto"/>
+              <w:right w:val="single" w:sz="4" w:space="0" w:color="auto"/>
+            </w:tcBorders>
+          </w:tcPr>
+          <w:p>
+            <w:pPr>
+              <w:spacing w:after="0" w:line="360" w:lineRule="auto"/>
+              <w:outlineLvl w:val="0"/>
+              <w:rPr>
+                <w:rFonts w:ascii="Times New Roman" w:hAnsi="Times New Roman" w:cs="Times New Roman"/>
+                <w:sz w:val="20"/>
+                <w:szCs w:val="20"/>
+                <w:lang w:val="de-DE"/>
+              </w:rPr>
+            </w:pPr>
+            <w:r>
+              <w:rPr>
+                <w:rFonts w:ascii="Times New Roman" w:hAnsi="Times New Roman" w:cs="Times New Roman"/>
+                <w:sz w:val="20"/>
+                <w:szCs w:val="20"/>
+                <w:lang w:val="de-DE"/>
+              </w:rPr>
+              <w:t>18</w:t>
+            </w:r>
+          </w:p>
+          <w:p>
+            <w:pPr>
+              <w:spacing w:after="0" w:line="360" w:lineRule="auto"/>
+              <w:outlineLvl w:val="0"/>
+              <w:rPr>
+                <w:rFonts w:ascii="Times New Roman" w:hAnsi="Times New Roman" w:cs="Times New Roman"/>
+                <w:sz w:val="20"/>
+                <w:szCs w:val="20"/>
+                <w:lang w:val="de-DE"/>
+              </w:rPr>
+            </w:pPr>
+            <w:r>
+              <w:rPr>
+                <w:rFonts w:ascii="Times New Roman" w:hAnsi="Times New Roman" w:cs="Times New Roman"/>
+                <w:sz w:val="20"/>
+                <w:szCs w:val="20"/>
+                <w:lang w:val="de-DE"/>
+              </w:rPr>
+              <w:t>bis 19</w:t>
+            </w:r>
+          </w:p>
+        </w:tc>
+        <w:tc>
+          <w:tcPr>
+            <w:tcW w:w="1134" w:type="dxa"/>
+            <w:tcBorders>
+              <w:top w:val="single" w:sz="4" w:space="0" w:color="auto"/>
+              <w:left w:val="single" w:sz="4" w:space="0" w:color="auto"/>
+              <w:bottom w:val="single" w:sz="4" w:space="0" w:color="auto"/>
+              <w:right w:val="single" w:sz="4" w:space="0" w:color="auto"/>
+            </w:tcBorders>
+          </w:tcPr>
+          <w:p>
+            <w:pPr>
+              <w:spacing w:after="0" w:line="360" w:lineRule="auto"/>
+              <w:outlineLvl w:val="0"/>
+              <w:rPr>
+                <w:rFonts w:ascii="Times New Roman" w:hAnsi="Times New Roman" w:cs="Times New Roman"/>
+                <w:sz w:val="20"/>
+                <w:szCs w:val="20"/>
+                <w:lang w:val="de-DE"/>
+              </w:rPr>
+            </w:pPr>
+            <w:r>
+              <w:rPr>
+                <w:rFonts w:ascii="Times New Roman" w:hAnsi="Times New Roman" w:cs="Times New Roman"/>
+                <w:sz w:val="20"/>
+                <w:szCs w:val="20"/>
+                <w:lang w:val="de-DE"/>
+              </w:rPr>
+              <w:t>Klav. o.</w:t>
+            </w:r>
+          </w:p>
+        </w:tc>
+        <w:tc>
+          <w:tcPr>
+            <w:tcW w:w="1278" w:type="dxa"/>
+            <w:tcBorders>
+              <w:top w:val="single" w:sz="4" w:space="0" w:color="auto"/>
+              <w:left w:val="single" w:sz="4" w:space="0" w:color="auto"/>
+              <w:bottom w:val="single" w:sz="4" w:space="0" w:color="auto"/>
+              <w:right w:val="single" w:sz="4" w:space="0" w:color="auto"/>
+            </w:tcBorders>
+          </w:tcPr>
+          <w:p>
+            <w:pPr>
+              <w:spacing w:after="0" w:line="360" w:lineRule="auto"/>
+              <w:outlineLvl w:val="0"/>
+              <w:rPr>
+                <w:rFonts w:ascii="Times New Roman" w:hAnsi="Times New Roman" w:cs="Times New Roman"/>
+                <w:sz w:val="20"/>
+                <w:szCs w:val="20"/>
+                <w:lang w:val="de-DE"/>
+              </w:rPr>
+            </w:pPr>
+            <w:r>
+              <w:rPr>
+                <w:rFonts w:ascii="Times New Roman" w:hAnsi="Times New Roman" w:cs="Times New Roman"/>
+                <w:sz w:val="20"/>
+                <w:szCs w:val="20"/>
+                <w:lang w:val="de-DE"/>
+              </w:rPr>
+              <w:t>16/16</w:t>
+            </w:r>
+          </w:p>
+          <w:p>
+            <w:pPr>
+              <w:spacing w:after="0" w:line="360" w:lineRule="auto"/>
+              <w:outlineLvl w:val="0"/>
+              <w:rPr>
+                <w:rFonts w:ascii="Times New Roman" w:hAnsi="Times New Roman" w:cs="Times New Roman"/>
+                <w:sz w:val="20"/>
+                <w:szCs w:val="20"/>
+                <w:lang w:val="de-DE"/>
+              </w:rPr>
+            </w:pPr>
+            <w:r>
+              <w:rPr>
+                <w:rFonts w:ascii="Times New Roman" w:hAnsi="Times New Roman" w:cs="Times New Roman"/>
+                <w:sz w:val="20"/>
+                <w:szCs w:val="20"/>
+                <w:lang w:val="de-DE"/>
+              </w:rPr>
+              <w:t>1/8</w:t>
+            </w:r>
+          </w:p>
+        </w:tc>
+        <w:tc>
+          <w:tcPr>
+            <w:tcW w:w="5880" w:type="dxa"/>
+            <w:tcBorders>
+              <w:top w:val="single" w:sz="4" w:space="0" w:color="auto"/>
+              <w:left w:val="single" w:sz="4" w:space="0" w:color="auto"/>
+              <w:bottom w:val="single" w:sz="4" w:space="0" w:color="auto"/>
+              <w:right w:val="single" w:sz="4" w:space="0" w:color="auto"/>
+            </w:tcBorders>
+          </w:tcPr>
+          <w:p>
+            <w:pPr>
+              <w:spacing w:after="0" w:line="360" w:lineRule="auto"/>
+              <w:outlineLvl w:val="0"/>
+              <w:rPr>
+                <w:rFonts w:ascii="Times New Roman" w:hAnsi="Times New Roman" w:cs="Times New Roman"/>
+                <w:sz w:val="20"/>
+                <w:szCs w:val="20"/>
+                <w:lang w:val="de-DE"/>
+              </w:rPr>
+            </w:pPr>
+            <w:r>
+              <w:rPr>
+                <w:rFonts w:ascii="Times New Roman" w:hAnsi="Times New Roman" w:cs="Times New Roman"/>
+                <w:sz w:val="20"/>
+                <w:szCs w:val="20"/>
+                <w:lang w:val="de-DE"/>
+              </w:rPr>
+              <w:t xml:space="preserve">Legatobogen (wie Textfassung 3) </w:t>
+            </w:r>
+            <w:r>
+              <w:rPr>
+                <w:rFonts w:ascii="Times New Roman" w:hAnsi="Times New Roman" w:cs="Times New Roman"/>
+                <w:sz w:val="20"/>
+                <w:szCs w:val="20"/>
+                <w:lang w:val="de-DE"/>
+              </w:rPr>
+              <w:t>hinzugefügt mit rotem Buntstift.</w:t>
+            </w:r>
+          </w:p>
+        </w:tc>
+      </w:tr>
+      <w:tr>
+        <w:trPr>
+          <w:cantSplit/>
+        </w:trPr>
+        <w:tc>
+          <w:tcPr>
+            <w:tcW w:w="920" w:type="dxa"/>
+            <w:tcBorders>
+              <w:top w:val="single" w:sz="4" w:space="0" w:color="auto"/>
+              <w:left w:val="single" w:sz="4" w:space="0" w:color="auto"/>
+              <w:bottom w:val="single" w:sz="4" w:space="0" w:color="auto"/>
+              <w:right w:val="single" w:sz="4" w:space="0" w:color="auto"/>
+            </w:tcBorders>
+          </w:tcPr>
+          <w:p>
+            <w:pPr>
+              <w:spacing w:after="0" w:line="360" w:lineRule="auto"/>
+              <w:outlineLvl w:val="0"/>
+              <w:rPr>
+                <w:rFonts w:ascii="Times New Roman" w:hAnsi="Times New Roman" w:cs="Times New Roman"/>
+                <w:sz w:val="20"/>
+                <w:szCs w:val="20"/>
+                <w:lang w:val="de-DE"/>
+              </w:rPr>
+            </w:pPr>
+            <w:r>
+              <w:rPr>
+                <w:rFonts w:ascii="Times New Roman" w:hAnsi="Times New Roman" w:cs="Times New Roman"/>
+                <w:sz w:val="20"/>
+                <w:szCs w:val="20"/>
+                <w:lang w:val="de-DE"/>
+              </w:rPr>
+              <w:t>18</w:t>
+            </w:r>
+          </w:p>
+          <w:p>
+            <w:pPr>
+              <w:spacing w:after="0" w:line="360" w:lineRule="auto"/>
+              <w:outlineLvl w:val="0"/>
+              <w:rPr>
+                <w:rFonts w:ascii="Times New Roman" w:hAnsi="Times New Roman" w:cs="Times New Roman"/>
+                <w:sz w:val="20"/>
+                <w:szCs w:val="20"/>
+                <w:lang w:val="de-DE"/>
+              </w:rPr>
+            </w:pPr>
+            <w:r>
+              <w:rPr>
+                <w:rFonts w:ascii="Times New Roman" w:hAnsi="Times New Roman" w:cs="Times New Roman"/>
+                <w:sz w:val="20"/>
+                <w:szCs w:val="20"/>
+                <w:lang w:val="de-DE"/>
+              </w:rPr>
+              <w:t>bis 19</w:t>
+            </w:r>
+          </w:p>
+        </w:tc>
+        <w:tc>
+          <w:tcPr>
+            <w:tcW w:w="1134" w:type="dxa"/>
+            <w:tcBorders>
+              <w:top w:val="single" w:sz="4" w:space="0" w:color="auto"/>
+              <w:left w:val="single" w:sz="4" w:space="0" w:color="auto"/>
+              <w:bottom w:val="single" w:sz="4" w:space="0" w:color="auto"/>
+              <w:right w:val="single" w:sz="4" w:space="0" w:color="auto"/>
+            </w:tcBorders>
+          </w:tcPr>
+          <w:p>
+            <w:pPr>
+              <w:spacing w:after="0" w:line="360" w:lineRule="auto"/>
+              <w:outlineLvl w:val="0"/>
+              <w:rPr>
+                <w:rFonts w:ascii="Times New Roman" w:hAnsi="Times New Roman" w:cs="Times New Roman"/>
+                <w:sz w:val="20"/>
+                <w:szCs w:val="20"/>
+                <w:lang w:val="de-DE"/>
+              </w:rPr>
+            </w:pPr>
+            <w:r>
+              <w:rPr>
+                <w:rFonts w:ascii="Times New Roman" w:hAnsi="Times New Roman" w:cs="Times New Roman"/>
+                <w:sz w:val="20"/>
+                <w:szCs w:val="20"/>
+                <w:lang w:val="de-DE"/>
+              </w:rPr>
+              <w:t>Klav. o.</w:t>
+            </w:r>
+          </w:p>
+        </w:tc>
+        <w:tc>
+          <w:tcPr>
+            <w:tcW w:w="1278" w:type="dxa"/>
+            <w:tcBorders>
+              <w:top w:val="single" w:sz="4" w:space="0" w:color="auto"/>
+              <w:left w:val="single" w:sz="4" w:space="0" w:color="auto"/>
+              <w:bottom w:val="single" w:sz="4" w:space="0" w:color="auto"/>
+              <w:right w:val="single" w:sz="4" w:space="0" w:color="auto"/>
+            </w:tcBorders>
+          </w:tcPr>
+          <w:p>
+            <w:pPr>
+              <w:spacing w:after="0" w:line="360" w:lineRule="auto"/>
+              <w:outlineLvl w:val="0"/>
+              <w:rPr>
+                <w:rFonts w:ascii="Times New Roman" w:hAnsi="Times New Roman" w:cs="Times New Roman"/>
+                <w:sz w:val="20"/>
+                <w:szCs w:val="20"/>
+                <w:lang w:val="de-DE"/>
+              </w:rPr>
+            </w:pPr>
+            <w:r>
+              <w:rPr>
+                <w:rFonts w:ascii="Times New Roman" w:hAnsi="Times New Roman" w:cs="Times New Roman"/>
+                <w:sz w:val="20"/>
+                <w:szCs w:val="20"/>
+                <w:lang w:val="de-DE"/>
+              </w:rPr>
+              <w:t>16/16</w:t>
+            </w:r>
+          </w:p>
+          <w:p>
+            <w:pPr>
+              <w:spacing w:after="0" w:line="360" w:lineRule="auto"/>
+              <w:outlineLvl w:val="0"/>
+              <w:rPr>
+                <w:rFonts w:ascii="Times New Roman" w:hAnsi="Times New Roman" w:cs="Times New Roman"/>
+                <w:sz w:val="20"/>
+                <w:szCs w:val="20"/>
+                <w:lang w:val="de-DE"/>
+              </w:rPr>
+            </w:pPr>
+            <w:r>
+              <w:rPr>
+                <w:rFonts w:ascii="Times New Roman" w:hAnsi="Times New Roman" w:cs="Times New Roman"/>
+                <w:sz w:val="20"/>
+                <w:szCs w:val="20"/>
+                <w:lang w:val="de-DE"/>
+              </w:rPr>
+              <w:t>2/8</w:t>
+            </w:r>
+          </w:p>
+        </w:tc>
+        <w:tc>
+          <w:tcPr>
+            <w:tcW w:w="5880" w:type="dxa"/>
+            <w:tcBorders>
+              <w:top w:val="single" w:sz="4" w:space="0" w:color="auto"/>
+              <w:left w:val="single" w:sz="4" w:space="0" w:color="auto"/>
+              <w:bottom w:val="single" w:sz="4" w:space="0" w:color="auto"/>
+              <w:right w:val="single" w:sz="4" w:space="0" w:color="auto"/>
+            </w:tcBorders>
+          </w:tcPr>
+          <w:p>
+            <w:pPr>
+              <w:spacing w:after="0" w:line="360" w:lineRule="auto"/>
+              <w:outlineLvl w:val="0"/>
+              <w:rPr>
+                <w:rFonts w:ascii="Times New Roman" w:hAnsi="Times New Roman" w:cs="Times New Roman"/>
+                <w:sz w:val="20"/>
+                <w:szCs w:val="20"/>
+                <w:lang w:val="de-DE"/>
+              </w:rPr>
+            </w:pPr>
+            <w:r>
+              <w:rPr>
+                <w:rFonts w:ascii="Times New Roman" w:hAnsi="Times New Roman" w:cs="Times New Roman"/>
+                <w:sz w:val="20"/>
+                <w:szCs w:val="20"/>
+                <w:lang w:val="de-DE"/>
+              </w:rPr>
+              <w:t xml:space="preserve">Crescendogabel gestrichen (wie Textfassung 3) </w:t>
+            </w:r>
+            <w:r>
+              <w:rPr>
+                <w:rFonts w:ascii="Times New Roman" w:hAnsi="Times New Roman" w:cs="Times New Roman"/>
+                <w:sz w:val="20"/>
+                <w:szCs w:val="20"/>
+                <w:lang w:val="de-DE"/>
+              </w:rPr>
+              <w:t>hinzugefügt mit B</w:t>
+            </w:r>
+            <w:r>
+              <w:rPr>
+                <w:rFonts w:ascii="Times New Roman" w:hAnsi="Times New Roman" w:cs="Times New Roman"/>
+                <w:sz w:val="20"/>
+                <w:szCs w:val="20"/>
+                <w:lang w:val="de-DE"/>
+              </w:rPr>
+              <w:t>lei</w:t>
+            </w:r>
+            <w:r>
+              <w:rPr>
+                <w:rFonts w:ascii="Times New Roman" w:hAnsi="Times New Roman" w:cs="Times New Roman"/>
+                <w:sz w:val="20"/>
+                <w:szCs w:val="20"/>
+                <w:lang w:val="de-DE"/>
+              </w:rPr>
+              <w:t>stift.</w:t>
+            </w:r>
+          </w:p>
+        </w:tc>
+      </w:tr>
+      <w:tr>
+        <w:trPr>
+          <w:cantSplit/>
+        </w:trPr>
+        <w:tc>
+          <w:tcPr>
+            <w:tcW w:w="920" w:type="dxa"/>
+            <w:tcBorders>
+              <w:top w:val="single" w:sz="4" w:space="0" w:color="auto"/>
+              <w:left w:val="single" w:sz="4" w:space="0" w:color="auto"/>
+              <w:bottom w:val="single" w:sz="4" w:space="0" w:color="auto"/>
+              <w:right w:val="single" w:sz="4" w:space="0" w:color="auto"/>
+            </w:tcBorders>
+          </w:tcPr>
+          <w:p>
+            <w:pPr>
+              <w:spacing w:after="0" w:line="360" w:lineRule="auto"/>
+              <w:outlineLvl w:val="0"/>
+              <w:rPr>
+                <w:rFonts w:ascii="Times New Roman" w:hAnsi="Times New Roman" w:cs="Times New Roman"/>
+                <w:sz w:val="20"/>
+                <w:szCs w:val="20"/>
+                <w:lang w:val="de-DE"/>
+              </w:rPr>
+            </w:pPr>
+            <w:r>
+              <w:rPr>
+                <w:rFonts w:ascii="Times New Roman" w:hAnsi="Times New Roman" w:cs="Times New Roman"/>
+                <w:sz w:val="20"/>
+                <w:szCs w:val="20"/>
+                <w:lang w:val="de-DE"/>
+              </w:rPr>
+              <w:t>19</w:t>
+            </w:r>
+          </w:p>
+        </w:tc>
+        <w:tc>
+          <w:tcPr>
+            <w:tcW w:w="1134" w:type="dxa"/>
+            <w:tcBorders>
+              <w:top w:val="single" w:sz="4" w:space="0" w:color="auto"/>
+              <w:left w:val="single" w:sz="4" w:space="0" w:color="auto"/>
+              <w:bottom w:val="single" w:sz="4" w:space="0" w:color="auto"/>
+              <w:right w:val="single" w:sz="4" w:space="0" w:color="auto"/>
+            </w:tcBorders>
+          </w:tcPr>
+          <w:p>
+            <w:pPr>
+              <w:spacing w:after="0" w:line="360" w:lineRule="auto"/>
+              <w:outlineLvl w:val="0"/>
+              <w:rPr>
+                <w:rFonts w:ascii="Times New Roman" w:hAnsi="Times New Roman" w:cs="Times New Roman"/>
+                <w:sz w:val="20"/>
+                <w:szCs w:val="20"/>
+                <w:lang w:val="de-DE"/>
+              </w:rPr>
+            </w:pPr>
+          </w:p>
+        </w:tc>
+        <w:tc>
+          <w:tcPr>
+            <w:tcW w:w="1278" w:type="dxa"/>
+            <w:tcBorders>
+              <w:top w:val="single" w:sz="4" w:space="0" w:color="auto"/>
+              <w:left w:val="single" w:sz="4" w:space="0" w:color="auto"/>
+              <w:bottom w:val="single" w:sz="4" w:space="0" w:color="auto"/>
+              <w:right w:val="single" w:sz="4" w:space="0" w:color="auto"/>
+            </w:tcBorders>
+          </w:tcPr>
+          <w:p>
+            <w:pPr>
+              <w:spacing w:after="0" w:line="360" w:lineRule="auto"/>
+              <w:outlineLvl w:val="0"/>
+              <w:rPr>
+                <w:rFonts w:ascii="Times New Roman" w:hAnsi="Times New Roman" w:cs="Times New Roman"/>
+                <w:sz w:val="20"/>
+                <w:szCs w:val="20"/>
+                <w:lang w:val="de-DE"/>
+              </w:rPr>
+            </w:pPr>
+            <w:r>
+              <w:rPr>
+                <w:rFonts w:ascii="Times New Roman" w:hAnsi="Times New Roman" w:cs="Times New Roman"/>
+                <w:sz w:val="20"/>
+                <w:szCs w:val="20"/>
+                <w:lang w:val="de-DE"/>
+              </w:rPr>
+              <w:t>Taktanfang</w:t>
+            </w:r>
+          </w:p>
+        </w:tc>
+        <w:tc>
+          <w:tcPr>
+            <w:tcW w:w="5880" w:type="dxa"/>
+            <w:tcBorders>
+              <w:top w:val="single" w:sz="4" w:space="0" w:color="auto"/>
+              <w:left w:val="single" w:sz="4" w:space="0" w:color="auto"/>
+              <w:bottom w:val="single" w:sz="4" w:space="0" w:color="auto"/>
+              <w:right w:val="single" w:sz="4" w:space="0" w:color="auto"/>
+            </w:tcBorders>
+          </w:tcPr>
+          <w:p>
+            <w:pPr>
+              <w:spacing w:after="0" w:line="360" w:lineRule="auto"/>
+              <w:outlineLvl w:val="0"/>
+              <w:rPr>
+                <w:rFonts w:ascii="Times New Roman" w:hAnsi="Times New Roman" w:cs="Times New Roman"/>
+                <w:sz w:val="20"/>
+                <w:szCs w:val="20"/>
+              </w:rPr>
+            </w:pPr>
+            <w:proofErr w:type="spellStart"/>
+            <w:r>
+              <w:rPr>
+                <w:rFonts w:ascii="Times New Roman" w:hAnsi="Times New Roman" w:cs="Times New Roman"/>
+                <w:i/>
+                <w:iCs/>
+                <w:sz w:val="20"/>
+                <w:szCs w:val="20"/>
+                <w:lang w:val="en-US"/>
+              </w:rPr>
+              <w:t>accell</w:t>
+            </w:r>
+            <w:proofErr w:type="spellEnd"/>
+            <w:r>
+              <w:rPr>
+                <w:rFonts w:ascii="Times New Roman" w:hAnsi="Times New Roman" w:cs="Times New Roman"/>
+                <w:sz w:val="20"/>
+                <w:szCs w:val="20"/>
+                <w:lang w:val="en-US"/>
+              </w:rPr>
+              <w:t xml:space="preserve">[.] </w:t>
+            </w:r>
+            <w:r>
+              <w:rPr>
+                <w:rFonts w:ascii="Times New Roman" w:hAnsi="Times New Roman" w:cs="Times New Roman"/>
+                <w:sz w:val="20"/>
+                <w:szCs w:val="20"/>
+              </w:rPr>
+              <w:t xml:space="preserve">(sic; </w:t>
+            </w:r>
+            <w:proofErr w:type="gramStart"/>
+            <w:r>
+              <w:rPr>
+                <w:rFonts w:ascii="Times New Roman" w:hAnsi="Times New Roman" w:cs="Times New Roman"/>
+                <w:sz w:val="20"/>
+                <w:szCs w:val="20"/>
+              </w:rPr>
+              <w:t>lies:</w:t>
+            </w:r>
+            <w:proofErr w:type="gramEnd"/>
+            <w:r>
+              <w:rPr>
+                <w:rFonts w:ascii="Times New Roman" w:hAnsi="Times New Roman" w:cs="Times New Roman"/>
+                <w:sz w:val="20"/>
+                <w:szCs w:val="20"/>
+              </w:rPr>
+              <w:t xml:space="preserve"> accelerando) gestrichen mi</w:t>
+            </w:r>
+            <w:r>
+              <w:rPr>
+                <w:rFonts w:ascii="Times New Roman" w:hAnsi="Times New Roman" w:cs="Times New Roman"/>
+                <w:sz w:val="20"/>
+                <w:szCs w:val="20"/>
+              </w:rPr>
+              <w:t xml:space="preserve">t Bleistift. Siehe Korrektur T. 16 bis 19. </w:t>
+            </w:r>
+          </w:p>
+        </w:tc>
+      </w:tr>
+      <w:tr>
+        <w:trPr>
+          <w:cantSplit/>
+        </w:trPr>
+        <w:tc>
+          <w:tcPr>
+            <w:tcW w:w="920" w:type="dxa"/>
+            <w:tcBorders>
+              <w:top w:val="single" w:sz="4" w:space="0" w:color="auto"/>
+              <w:left w:val="single" w:sz="4" w:space="0" w:color="auto"/>
+              <w:bottom w:val="single" w:sz="4" w:space="0" w:color="auto"/>
+              <w:right w:val="single" w:sz="4" w:space="0" w:color="auto"/>
+            </w:tcBorders>
+          </w:tcPr>
+          <w:p>
+            <w:pPr>
+              <w:spacing w:after="0" w:line="360" w:lineRule="auto"/>
+              <w:outlineLvl w:val="0"/>
+              <w:rPr>
+                <w:rFonts w:ascii="Times New Roman" w:hAnsi="Times New Roman" w:cs="Times New Roman"/>
+                <w:sz w:val="20"/>
+                <w:szCs w:val="20"/>
+              </w:rPr>
+            </w:pPr>
+            <w:r>
+              <w:rPr>
+                <w:rFonts w:ascii="Times New Roman" w:hAnsi="Times New Roman" w:cs="Times New Roman"/>
+                <w:sz w:val="20"/>
+                <w:szCs w:val="20"/>
+              </w:rPr>
+              <w:t>19</w:t>
+            </w:r>
+          </w:p>
+        </w:tc>
+        <w:tc>
+          <w:tcPr>
+            <w:tcW w:w="1134" w:type="dxa"/>
+            <w:tcBorders>
+              <w:top w:val="single" w:sz="4" w:space="0" w:color="auto"/>
+              <w:left w:val="single" w:sz="4" w:space="0" w:color="auto"/>
+              <w:bottom w:val="single" w:sz="4" w:space="0" w:color="auto"/>
+              <w:right w:val="single" w:sz="4" w:space="0" w:color="auto"/>
+            </w:tcBorders>
+          </w:tcPr>
+          <w:p>
+            <w:pPr>
+              <w:spacing w:after="0" w:line="360" w:lineRule="auto"/>
+              <w:outlineLvl w:val="0"/>
+              <w:rPr>
+                <w:rFonts w:ascii="Times New Roman" w:hAnsi="Times New Roman" w:cs="Times New Roman"/>
+                <w:sz w:val="20"/>
+                <w:szCs w:val="20"/>
+              </w:rPr>
+            </w:pPr>
+            <w:r>
+              <w:rPr>
+                <w:rFonts w:ascii="Times New Roman" w:hAnsi="Times New Roman" w:cs="Times New Roman"/>
+                <w:sz w:val="20"/>
+                <w:szCs w:val="20"/>
+              </w:rPr>
+              <w:t>Klav. o.</w:t>
+            </w:r>
+          </w:p>
+        </w:tc>
+        <w:tc>
+          <w:tcPr>
+            <w:tcW w:w="1278" w:type="dxa"/>
+            <w:tcBorders>
+              <w:top w:val="single" w:sz="4" w:space="0" w:color="auto"/>
+              <w:left w:val="single" w:sz="4" w:space="0" w:color="auto"/>
+              <w:bottom w:val="single" w:sz="4" w:space="0" w:color="auto"/>
+              <w:right w:val="single" w:sz="4" w:space="0" w:color="auto"/>
+            </w:tcBorders>
+          </w:tcPr>
+          <w:p>
+            <w:pPr>
+              <w:spacing w:after="0" w:line="360" w:lineRule="auto"/>
+              <w:outlineLvl w:val="0"/>
+              <w:rPr>
+                <w:rFonts w:ascii="Times New Roman" w:hAnsi="Times New Roman" w:cs="Times New Roman"/>
+                <w:sz w:val="20"/>
+                <w:szCs w:val="20"/>
+              </w:rPr>
+            </w:pPr>
+            <w:r>
+              <w:rPr>
+                <w:rFonts w:ascii="Times New Roman" w:hAnsi="Times New Roman" w:cs="Times New Roman"/>
+                <w:sz w:val="20"/>
+                <w:szCs w:val="20"/>
+              </w:rPr>
+              <w:t>1–2/8</w:t>
+            </w:r>
+          </w:p>
+        </w:tc>
+        <w:tc>
+          <w:tcPr>
+            <w:tcW w:w="5880" w:type="dxa"/>
+            <w:tcBorders>
+              <w:top w:val="single" w:sz="4" w:space="0" w:color="auto"/>
+              <w:left w:val="single" w:sz="4" w:space="0" w:color="auto"/>
+              <w:bottom w:val="single" w:sz="4" w:space="0" w:color="auto"/>
+              <w:right w:val="single" w:sz="4" w:space="0" w:color="auto"/>
+            </w:tcBorders>
+          </w:tcPr>
+          <w:p>
+            <w:pPr>
+              <w:spacing w:after="0" w:line="360" w:lineRule="auto"/>
+              <w:outlineLvl w:val="0"/>
+              <w:rPr>
+                <w:rFonts w:ascii="Times New Roman" w:hAnsi="Times New Roman" w:cs="Times New Roman"/>
+                <w:sz w:val="20"/>
+                <w:szCs w:val="20"/>
+              </w:rPr>
+            </w:pPr>
+            <w:r>
+              <w:rPr>
+                <w:rFonts w:ascii="Times New Roman" w:hAnsi="Times New Roman" w:cs="Times New Roman"/>
+                <w:sz w:val="20"/>
+                <w:szCs w:val="20"/>
+              </w:rPr>
+              <w:t xml:space="preserve">Notation geändert wie Textfassung 3 </w:t>
+            </w:r>
+            <w:r>
+              <w:rPr>
+                <w:rFonts w:ascii="Times New Roman" w:hAnsi="Times New Roman" w:cs="Times New Roman"/>
+                <w:sz w:val="20"/>
+                <w:szCs w:val="20"/>
+                <w:lang w:val="de-DE"/>
+              </w:rPr>
+              <w:t>mit rotem Buntstift.</w:t>
+            </w:r>
+          </w:p>
+        </w:tc>
+      </w:tr>
+      <w:tr>
+        <w:trPr>
+          <w:cantSplit/>
+        </w:trPr>
+        <w:tc>
+          <w:tcPr>
+            <w:tcW w:w="920" w:type="dxa"/>
+            <w:tcBorders>
+              <w:top w:val="single" w:sz="4" w:space="0" w:color="auto"/>
+              <w:left w:val="single" w:sz="4" w:space="0" w:color="auto"/>
+              <w:bottom w:val="single" w:sz="4" w:space="0" w:color="auto"/>
+              <w:right w:val="single" w:sz="4" w:space="0" w:color="auto"/>
+            </w:tcBorders>
+          </w:tcPr>
+          <w:p>
+            <w:pPr>
+              <w:spacing w:after="0" w:line="360" w:lineRule="auto"/>
+              <w:outlineLvl w:val="0"/>
+              <w:rPr>
+                <w:rFonts w:ascii="Times New Roman" w:hAnsi="Times New Roman" w:cs="Times New Roman"/>
+                <w:sz w:val="20"/>
+                <w:szCs w:val="20"/>
+              </w:rPr>
+            </w:pPr>
+            <w:r>
+              <w:rPr>
+                <w:rFonts w:ascii="Times New Roman" w:hAnsi="Times New Roman" w:cs="Times New Roman"/>
+                <w:sz w:val="20"/>
+                <w:szCs w:val="20"/>
+              </w:rPr>
+              <w:t>19</w:t>
+            </w:r>
+          </w:p>
+        </w:tc>
+        <w:tc>
+          <w:tcPr>
+            <w:tcW w:w="1134" w:type="dxa"/>
+            <w:tcBorders>
+              <w:top w:val="single" w:sz="4" w:space="0" w:color="auto"/>
+              <w:left w:val="single" w:sz="4" w:space="0" w:color="auto"/>
+              <w:bottom w:val="single" w:sz="4" w:space="0" w:color="auto"/>
+              <w:right w:val="single" w:sz="4" w:space="0" w:color="auto"/>
+            </w:tcBorders>
+          </w:tcPr>
+          <w:p>
+            <w:pPr>
+              <w:spacing w:after="0" w:line="360" w:lineRule="auto"/>
+              <w:outlineLvl w:val="0"/>
+              <w:rPr>
+                <w:rFonts w:ascii="Times New Roman" w:hAnsi="Times New Roman" w:cs="Times New Roman"/>
+                <w:sz w:val="20"/>
+                <w:szCs w:val="20"/>
+              </w:rPr>
+            </w:pPr>
+            <w:r>
+              <w:rPr>
+                <w:rFonts w:ascii="Times New Roman" w:hAnsi="Times New Roman" w:cs="Times New Roman"/>
+                <w:sz w:val="20"/>
+                <w:szCs w:val="20"/>
+              </w:rPr>
+              <w:t>Klav. u.</w:t>
+            </w:r>
+          </w:p>
+        </w:tc>
+        <w:tc>
+          <w:tcPr>
+            <w:tcW w:w="1278" w:type="dxa"/>
+            <w:tcBorders>
+              <w:top w:val="single" w:sz="4" w:space="0" w:color="auto"/>
+              <w:left w:val="single" w:sz="4" w:space="0" w:color="auto"/>
+              <w:bottom w:val="single" w:sz="4" w:space="0" w:color="auto"/>
+              <w:right w:val="single" w:sz="4" w:space="0" w:color="auto"/>
+            </w:tcBorders>
+          </w:tcPr>
+          <w:p>
+            <w:pPr>
+              <w:spacing w:after="0" w:line="360" w:lineRule="auto"/>
+              <w:outlineLvl w:val="0"/>
+              <w:rPr>
+                <w:rFonts w:ascii="Times New Roman" w:hAnsi="Times New Roman" w:cs="Times New Roman"/>
+                <w:sz w:val="20"/>
+                <w:szCs w:val="20"/>
+              </w:rPr>
+            </w:pPr>
+            <w:r>
+              <w:rPr>
+                <w:rFonts w:ascii="Times New Roman" w:hAnsi="Times New Roman" w:cs="Times New Roman"/>
+                <w:sz w:val="20"/>
+                <w:szCs w:val="20"/>
+              </w:rPr>
+              <w:t>2/16–8/8</w:t>
+            </w:r>
+          </w:p>
+        </w:tc>
+        <w:tc>
+          <w:tcPr>
+            <w:tcW w:w="5880" w:type="dxa"/>
+            <w:tcBorders>
+              <w:top w:val="single" w:sz="4" w:space="0" w:color="auto"/>
+              <w:left w:val="single" w:sz="4" w:space="0" w:color="auto"/>
+              <w:bottom w:val="single" w:sz="4" w:space="0" w:color="auto"/>
+              <w:right w:val="single" w:sz="4" w:space="0" w:color="auto"/>
+            </w:tcBorders>
+          </w:tcPr>
+          <w:p>
+            <w:pPr>
+              <w:spacing w:after="0" w:line="360" w:lineRule="auto"/>
+              <w:outlineLvl w:val="0"/>
+              <w:rPr>
+                <w:rFonts w:ascii="Times New Roman" w:hAnsi="Times New Roman" w:cs="Times New Roman"/>
+                <w:sz w:val="20"/>
+                <w:szCs w:val="20"/>
+              </w:rPr>
+            </w:pPr>
+            <w:r>
+              <w:rPr>
+                <w:rFonts w:ascii="Times New Roman" w:hAnsi="Times New Roman" w:cs="Times New Roman"/>
+                <w:sz w:val="20"/>
+                <w:szCs w:val="20"/>
+              </w:rPr>
+              <w:t xml:space="preserve">Notation geändert wie Textfassung 3 </w:t>
+            </w:r>
+            <w:r>
+              <w:rPr>
+                <w:rFonts w:ascii="Times New Roman" w:hAnsi="Times New Roman" w:cs="Times New Roman"/>
+                <w:sz w:val="20"/>
+                <w:szCs w:val="20"/>
+                <w:lang w:val="de-DE"/>
+              </w:rPr>
+              <w:t xml:space="preserve">mit </w:t>
+            </w:r>
+            <w:r>
+              <w:rPr>
+                <w:rFonts w:ascii="Times New Roman" w:hAnsi="Times New Roman" w:cs="Times New Roman"/>
+                <w:sz w:val="20"/>
+                <w:szCs w:val="20"/>
+                <w:lang w:val="de-DE"/>
+              </w:rPr>
+              <w:t>Blei</w:t>
+            </w:r>
+            <w:r>
+              <w:rPr>
+                <w:rFonts w:ascii="Times New Roman" w:hAnsi="Times New Roman" w:cs="Times New Roman"/>
+                <w:sz w:val="20"/>
+                <w:szCs w:val="20"/>
+                <w:lang w:val="de-DE"/>
+              </w:rPr>
+              <w:t>stift.</w:t>
+            </w:r>
+          </w:p>
+        </w:tc>
+      </w:tr>
+      <w:tr>
+        <w:trPr>
+          <w:cantSplit/>
+        </w:trPr>
+        <w:tc>
+          <w:tcPr>
+            <w:tcW w:w="920" w:type="dxa"/>
+            <w:tcBorders>
+              <w:top w:val="single" w:sz="4" w:space="0" w:color="auto"/>
+              <w:left w:val="single" w:sz="4" w:space="0" w:color="auto"/>
+              <w:bottom w:val="single" w:sz="4" w:space="0" w:color="auto"/>
+              <w:right w:val="single" w:sz="4" w:space="0" w:color="auto"/>
+            </w:tcBorders>
+          </w:tcPr>
+          <w:p>
+            <w:pPr>
+              <w:spacing w:after="0" w:line="360" w:lineRule="auto"/>
+              <w:outlineLvl w:val="0"/>
+              <w:rPr>
+                <w:rFonts w:ascii="Times New Roman" w:hAnsi="Times New Roman" w:cs="Times New Roman"/>
+                <w:sz w:val="20"/>
+                <w:szCs w:val="20"/>
+              </w:rPr>
+            </w:pPr>
+            <w:r>
+              <w:rPr>
+                <w:rFonts w:ascii="Times New Roman" w:hAnsi="Times New Roman" w:cs="Times New Roman"/>
+                <w:sz w:val="20"/>
+                <w:szCs w:val="20"/>
+              </w:rPr>
+              <w:t>20</w:t>
+            </w:r>
+          </w:p>
+        </w:tc>
+        <w:tc>
+          <w:tcPr>
+            <w:tcW w:w="1134" w:type="dxa"/>
+            <w:tcBorders>
+              <w:top w:val="single" w:sz="4" w:space="0" w:color="auto"/>
+              <w:left w:val="single" w:sz="4" w:space="0" w:color="auto"/>
+              <w:bottom w:val="single" w:sz="4" w:space="0" w:color="auto"/>
+              <w:right w:val="single" w:sz="4" w:space="0" w:color="auto"/>
+            </w:tcBorders>
+          </w:tcPr>
+          <w:p>
+            <w:pPr>
+              <w:spacing w:after="0" w:line="360" w:lineRule="auto"/>
+              <w:outlineLvl w:val="0"/>
+              <w:rPr>
+                <w:rFonts w:ascii="Times New Roman" w:hAnsi="Times New Roman" w:cs="Times New Roman"/>
+                <w:sz w:val="20"/>
+                <w:szCs w:val="20"/>
+              </w:rPr>
+            </w:pPr>
+            <w:r>
+              <w:rPr>
+                <w:rFonts w:ascii="Times New Roman" w:hAnsi="Times New Roman" w:cs="Times New Roman"/>
+                <w:sz w:val="20"/>
+                <w:szCs w:val="20"/>
+              </w:rPr>
+              <w:t>Gg</w:t>
+            </w:r>
+            <w:r>
+              <w:rPr>
+                <w:rFonts w:ascii="Times New Roman" w:hAnsi="Times New Roman" w:cs="Times New Roman"/>
+                <w:sz w:val="20"/>
+                <w:szCs w:val="20"/>
+              </w:rPr>
+              <w:t>.</w:t>
+            </w:r>
+          </w:p>
+        </w:tc>
+        <w:tc>
+          <w:tcPr>
+            <w:tcW w:w="1278" w:type="dxa"/>
+            <w:tcBorders>
+              <w:top w:val="single" w:sz="4" w:space="0" w:color="auto"/>
+              <w:left w:val="single" w:sz="4" w:space="0" w:color="auto"/>
+              <w:bottom w:val="single" w:sz="4" w:space="0" w:color="auto"/>
+              <w:right w:val="single" w:sz="4" w:space="0" w:color="auto"/>
+            </w:tcBorders>
+          </w:tcPr>
+          <w:p>
+            <w:pPr>
+              <w:spacing w:after="0" w:line="360" w:lineRule="auto"/>
+              <w:outlineLvl w:val="0"/>
+              <w:rPr>
+                <w:rFonts w:ascii="Times New Roman" w:hAnsi="Times New Roman" w:cs="Times New Roman"/>
+                <w:sz w:val="20"/>
+                <w:szCs w:val="20"/>
+              </w:rPr>
+            </w:pPr>
+          </w:p>
+        </w:tc>
+        <w:tc>
+          <w:tcPr>
+            <w:tcW w:w="5880" w:type="dxa"/>
+            <w:tcBorders>
+              <w:top w:val="single" w:sz="4" w:space="0" w:color="auto"/>
+              <w:left w:val="single" w:sz="4" w:space="0" w:color="auto"/>
+              <w:bottom w:val="single" w:sz="4" w:space="0" w:color="auto"/>
+              <w:right w:val="single" w:sz="4" w:space="0" w:color="auto"/>
+            </w:tcBorders>
+          </w:tcPr>
+          <w:p>
+            <w:pPr>
+              <w:spacing w:after="0" w:line="360" w:lineRule="auto"/>
+              <w:outlineLvl w:val="0"/>
+              <w:rPr>
+                <w:rFonts w:ascii="Times New Roman" w:hAnsi="Times New Roman" w:cs="Times New Roman"/>
+                <w:sz w:val="20"/>
+                <w:szCs w:val="20"/>
+              </w:rPr>
+            </w:pPr>
+            <w:r>
+              <w:rPr>
+                <w:rFonts w:ascii="Times New Roman" w:hAnsi="Times New Roman" w:cs="Times New Roman"/>
+                <w:sz w:val="20"/>
+                <w:szCs w:val="20"/>
+              </w:rPr>
+              <w:t xml:space="preserve">Notation geändert wie Textfassung 3 </w:t>
+            </w:r>
+            <w:r>
+              <w:rPr>
+                <w:rFonts w:ascii="Times New Roman" w:hAnsi="Times New Roman" w:cs="Times New Roman"/>
+                <w:sz w:val="20"/>
+                <w:szCs w:val="20"/>
+                <w:lang w:val="de-DE"/>
+              </w:rPr>
+              <w:t xml:space="preserve">mit </w:t>
+            </w:r>
+            <w:r>
+              <w:rPr>
+                <w:rFonts w:ascii="Times New Roman" w:hAnsi="Times New Roman" w:cs="Times New Roman"/>
+                <w:sz w:val="20"/>
+                <w:szCs w:val="20"/>
+                <w:lang w:val="de-DE"/>
+              </w:rPr>
+              <w:t xml:space="preserve">Bleistift und </w:t>
+            </w:r>
+            <w:r>
+              <w:rPr>
+                <w:rFonts w:ascii="Times New Roman" w:hAnsi="Times New Roman" w:cs="Times New Roman"/>
+                <w:sz w:val="20"/>
+                <w:szCs w:val="20"/>
+                <w:lang w:val="de-DE"/>
+              </w:rPr>
+              <w:t>rotem Buntstift.</w:t>
+            </w:r>
+          </w:p>
+        </w:tc>
+      </w:tr>
+      <w:tr>
+        <w:trPr>
+          <w:cantSplit/>
+        </w:trPr>
+        <w:tc>
+          <w:tcPr>
+            <w:tcW w:w="920" w:type="dxa"/>
+            <w:tcBorders>
+              <w:top w:val="single" w:sz="4" w:space="0" w:color="auto"/>
+              <w:left w:val="single" w:sz="4" w:space="0" w:color="auto"/>
+              <w:bottom w:val="single" w:sz="4" w:space="0" w:color="auto"/>
+              <w:right w:val="single" w:sz="4" w:space="0" w:color="auto"/>
+            </w:tcBorders>
+          </w:tcPr>
+          <w:p>
+            <w:pPr>
+              <w:spacing w:after="0" w:line="360" w:lineRule="auto"/>
+              <w:outlineLvl w:val="0"/>
+              <w:rPr>
+                <w:rFonts w:ascii="Times New Roman" w:hAnsi="Times New Roman" w:cs="Times New Roman"/>
+                <w:sz w:val="20"/>
+                <w:szCs w:val="20"/>
+              </w:rPr>
+            </w:pPr>
+            <w:r>
+              <w:rPr>
+                <w:rFonts w:ascii="Times New Roman" w:hAnsi="Times New Roman" w:cs="Times New Roman"/>
+                <w:sz w:val="20"/>
+                <w:szCs w:val="20"/>
+              </w:rPr>
+              <w:t>20</w:t>
+            </w:r>
+          </w:p>
+        </w:tc>
+        <w:tc>
+          <w:tcPr>
+            <w:tcW w:w="1134" w:type="dxa"/>
+            <w:tcBorders>
+              <w:top w:val="single" w:sz="4" w:space="0" w:color="auto"/>
+              <w:left w:val="single" w:sz="4" w:space="0" w:color="auto"/>
+              <w:bottom w:val="single" w:sz="4" w:space="0" w:color="auto"/>
+              <w:right w:val="single" w:sz="4" w:space="0" w:color="auto"/>
+            </w:tcBorders>
+          </w:tcPr>
+          <w:p>
+            <w:pPr>
+              <w:spacing w:after="0" w:line="360" w:lineRule="auto"/>
+              <w:outlineLvl w:val="0"/>
+              <w:rPr>
+                <w:rFonts w:ascii="Times New Roman" w:hAnsi="Times New Roman" w:cs="Times New Roman"/>
+                <w:sz w:val="20"/>
+                <w:szCs w:val="20"/>
+              </w:rPr>
+            </w:pPr>
+            <w:r>
+              <w:rPr>
+                <w:rFonts w:ascii="Times New Roman" w:hAnsi="Times New Roman" w:cs="Times New Roman"/>
+                <w:sz w:val="20"/>
+                <w:szCs w:val="20"/>
+              </w:rPr>
+              <w:t>Klav. o.</w:t>
+            </w:r>
+          </w:p>
+        </w:tc>
+        <w:tc>
+          <w:tcPr>
+            <w:tcW w:w="1278" w:type="dxa"/>
+            <w:tcBorders>
+              <w:top w:val="single" w:sz="4" w:space="0" w:color="auto"/>
+              <w:left w:val="single" w:sz="4" w:space="0" w:color="auto"/>
+              <w:bottom w:val="single" w:sz="4" w:space="0" w:color="auto"/>
+              <w:right w:val="single" w:sz="4" w:space="0" w:color="auto"/>
+            </w:tcBorders>
+          </w:tcPr>
+          <w:p>
+            <w:pPr>
+              <w:spacing w:after="0" w:line="360" w:lineRule="auto"/>
+              <w:outlineLvl w:val="0"/>
+              <w:rPr>
+                <w:rFonts w:ascii="Times New Roman" w:hAnsi="Times New Roman" w:cs="Times New Roman"/>
+                <w:sz w:val="20"/>
+                <w:szCs w:val="20"/>
+              </w:rPr>
+            </w:pPr>
+            <w:r>
+              <w:rPr>
+                <w:rFonts w:ascii="Times New Roman" w:hAnsi="Times New Roman" w:cs="Times New Roman"/>
+                <w:sz w:val="20"/>
+                <w:szCs w:val="20"/>
+              </w:rPr>
+              <w:t>3/16–6/8</w:t>
+            </w:r>
+          </w:p>
+        </w:tc>
+        <w:tc>
+          <w:tcPr>
+            <w:tcW w:w="5880" w:type="dxa"/>
+            <w:tcBorders>
+              <w:top w:val="single" w:sz="4" w:space="0" w:color="auto"/>
+              <w:left w:val="single" w:sz="4" w:space="0" w:color="auto"/>
+              <w:bottom w:val="single" w:sz="4" w:space="0" w:color="auto"/>
+              <w:right w:val="single" w:sz="4" w:space="0" w:color="auto"/>
+            </w:tcBorders>
+          </w:tcPr>
+          <w:p>
+            <w:pPr>
+              <w:spacing w:after="0" w:line="360" w:lineRule="auto"/>
+              <w:outlineLvl w:val="0"/>
+              <w:rPr>
+                <w:rFonts w:ascii="Times New Roman" w:hAnsi="Times New Roman" w:cs="Times New Roman"/>
+                <w:sz w:val="20"/>
+                <w:szCs w:val="20"/>
+              </w:rPr>
+            </w:pPr>
+            <w:r>
+              <w:rPr>
+                <w:rFonts w:ascii="Times New Roman" w:hAnsi="Times New Roman" w:cs="Times New Roman"/>
+                <w:sz w:val="20"/>
+                <w:szCs w:val="20"/>
+              </w:rPr>
+              <w:t>Notation der Unterstimmenschicht versetzt zu Klav. u. (wie Textfassung 3)</w:t>
+            </w:r>
+            <w:r>
+              <w:rPr>
+                <w:rFonts w:ascii="Times New Roman" w:hAnsi="Times New Roman" w:cs="Times New Roman"/>
+                <w:sz w:val="20"/>
+                <w:szCs w:val="20"/>
+                <w:lang w:val="de-DE"/>
+              </w:rPr>
+              <w:t xml:space="preserve"> </w:t>
+            </w:r>
+            <w:r>
+              <w:rPr>
+                <w:rFonts w:ascii="Times New Roman" w:hAnsi="Times New Roman" w:cs="Times New Roman"/>
+                <w:sz w:val="20"/>
+                <w:szCs w:val="20"/>
+                <w:lang w:val="de-DE"/>
+              </w:rPr>
+              <w:t>mit rotem Buntstift.</w:t>
+            </w:r>
+          </w:p>
+        </w:tc>
+      </w:tr>
+      <w:tr>
+        <w:trPr>
+          <w:cantSplit/>
+        </w:trPr>
+        <w:tc>
+          <w:tcPr>
+            <w:tcW w:w="920" w:type="dxa"/>
+            <w:tcBorders>
+              <w:top w:val="single" w:sz="4" w:space="0" w:color="auto"/>
+              <w:left w:val="single" w:sz="4" w:space="0" w:color="auto"/>
+              <w:bottom w:val="single" w:sz="4" w:space="0" w:color="auto"/>
+              <w:right w:val="single" w:sz="4" w:space="0" w:color="auto"/>
+            </w:tcBorders>
+          </w:tcPr>
+          <w:p>
+            <w:pPr>
+              <w:spacing w:after="0" w:line="360" w:lineRule="auto"/>
+              <w:outlineLvl w:val="0"/>
+              <w:rPr>
+                <w:rFonts w:ascii="Times New Roman" w:hAnsi="Times New Roman" w:cs="Times New Roman"/>
+                <w:sz w:val="20"/>
+                <w:szCs w:val="20"/>
+              </w:rPr>
+            </w:pPr>
+            <w:r>
+              <w:rPr>
+                <w:rFonts w:ascii="Times New Roman" w:hAnsi="Times New Roman" w:cs="Times New Roman"/>
+                <w:sz w:val="20"/>
+                <w:szCs w:val="20"/>
+              </w:rPr>
+              <w:t>21</w:t>
+            </w:r>
+          </w:p>
+        </w:tc>
+        <w:tc>
+          <w:tcPr>
+            <w:tcW w:w="1134" w:type="dxa"/>
+            <w:tcBorders>
+              <w:top w:val="single" w:sz="4" w:space="0" w:color="auto"/>
+              <w:left w:val="single" w:sz="4" w:space="0" w:color="auto"/>
+              <w:bottom w:val="single" w:sz="4" w:space="0" w:color="auto"/>
+              <w:right w:val="single" w:sz="4" w:space="0" w:color="auto"/>
+            </w:tcBorders>
+          </w:tcPr>
+          <w:p>
+            <w:pPr>
+              <w:spacing w:after="0" w:line="360" w:lineRule="auto"/>
+              <w:outlineLvl w:val="0"/>
+              <w:rPr>
+                <w:rFonts w:ascii="Times New Roman" w:hAnsi="Times New Roman" w:cs="Times New Roman"/>
+                <w:sz w:val="20"/>
+                <w:szCs w:val="20"/>
+              </w:rPr>
+            </w:pPr>
+          </w:p>
+        </w:tc>
+        <w:tc>
+          <w:tcPr>
+            <w:tcW w:w="1278" w:type="dxa"/>
+            <w:tcBorders>
+              <w:top w:val="single" w:sz="4" w:space="0" w:color="auto"/>
+              <w:left w:val="single" w:sz="4" w:space="0" w:color="auto"/>
+              <w:bottom w:val="single" w:sz="4" w:space="0" w:color="auto"/>
+              <w:right w:val="single" w:sz="4" w:space="0" w:color="auto"/>
+            </w:tcBorders>
+          </w:tcPr>
+          <w:p>
+            <w:pPr>
+              <w:spacing w:after="0" w:line="360" w:lineRule="auto"/>
+              <w:outlineLvl w:val="0"/>
+              <w:rPr>
+                <w:rFonts w:ascii="Times New Roman" w:hAnsi="Times New Roman" w:cs="Times New Roman"/>
+                <w:sz w:val="20"/>
+                <w:szCs w:val="20"/>
+              </w:rPr>
+            </w:pPr>
+            <w:r>
+              <w:rPr>
+                <w:rFonts w:ascii="Times New Roman" w:hAnsi="Times New Roman" w:cs="Times New Roman"/>
+                <w:sz w:val="20"/>
+                <w:szCs w:val="20"/>
+              </w:rPr>
+              <w:t>Taktanfang</w:t>
+            </w:r>
+          </w:p>
+        </w:tc>
+        <w:tc>
+          <w:tcPr>
+            <w:tcW w:w="5880" w:type="dxa"/>
+            <w:tcBorders>
+              <w:top w:val="single" w:sz="4" w:space="0" w:color="auto"/>
+              <w:left w:val="single" w:sz="4" w:space="0" w:color="auto"/>
+              <w:bottom w:val="single" w:sz="4" w:space="0" w:color="auto"/>
+              <w:right w:val="single" w:sz="4" w:space="0" w:color="auto"/>
+            </w:tcBorders>
+          </w:tcPr>
+          <w:p>
+            <w:pPr>
+              <w:spacing w:after="0" w:line="360" w:lineRule="auto"/>
+              <w:outlineLvl w:val="0"/>
+              <w:rPr>
+                <w:rFonts w:ascii="Times New Roman" w:hAnsi="Times New Roman" w:cs="Times New Roman"/>
+                <w:sz w:val="20"/>
+                <w:szCs w:val="20"/>
+              </w:rPr>
+            </w:pPr>
+            <w:proofErr w:type="spellStart"/>
+            <w:r>
+              <w:rPr>
+                <w:rFonts w:ascii="Times New Roman" w:hAnsi="Times New Roman" w:cs="Times New Roman"/>
+                <w:i/>
+                <w:iCs/>
+                <w:sz w:val="20"/>
+                <w:szCs w:val="20"/>
+              </w:rPr>
+              <w:t>rit</w:t>
+            </w:r>
+            <w:proofErr w:type="spellEnd"/>
+            <w:r>
+              <w:rPr>
+                <w:rFonts w:ascii="Times New Roman" w:hAnsi="Times New Roman" w:cs="Times New Roman"/>
+                <w:sz w:val="20"/>
+                <w:szCs w:val="20"/>
+              </w:rPr>
+              <w:t xml:space="preserve">[.] geändert zu </w:t>
+            </w:r>
+            <w:r>
+              <w:rPr>
+                <w:rFonts w:ascii="Times New Roman" w:hAnsi="Times New Roman" w:cs="Times New Roman"/>
+                <w:i/>
+                <w:iCs/>
+                <w:sz w:val="20"/>
+                <w:szCs w:val="20"/>
+              </w:rPr>
+              <w:t xml:space="preserve">molto </w:t>
+            </w:r>
+            <w:proofErr w:type="spellStart"/>
+            <w:r>
+              <w:rPr>
+                <w:rFonts w:ascii="Times New Roman" w:hAnsi="Times New Roman" w:cs="Times New Roman"/>
+                <w:i/>
+                <w:iCs/>
+                <w:sz w:val="20"/>
+                <w:szCs w:val="20"/>
+              </w:rPr>
+              <w:t>rit</w:t>
+            </w:r>
+            <w:proofErr w:type="spellEnd"/>
+            <w:r>
+              <w:rPr>
+                <w:rFonts w:ascii="Times New Roman" w:hAnsi="Times New Roman" w:cs="Times New Roman"/>
+                <w:sz w:val="20"/>
+                <w:szCs w:val="20"/>
+              </w:rPr>
+              <w:t xml:space="preserve">[.] (siehe Textfassung 3) </w:t>
+            </w:r>
+            <w:r>
+              <w:rPr>
+                <w:rFonts w:ascii="Times New Roman" w:hAnsi="Times New Roman" w:cs="Times New Roman"/>
+                <w:sz w:val="20"/>
+                <w:szCs w:val="20"/>
+                <w:lang w:val="de-DE"/>
+              </w:rPr>
+              <w:t>mit rotem Buntstift.</w:t>
+            </w:r>
+          </w:p>
+        </w:tc>
+      </w:tr>
+      <w:tr>
+        <w:trPr>
+          <w:cantSplit/>
+        </w:trPr>
+        <w:tc>
+          <w:tcPr>
+            <w:tcW w:w="920" w:type="dxa"/>
+            <w:tcBorders>
+              <w:top w:val="single" w:sz="4" w:space="0" w:color="auto"/>
+              <w:left w:val="single" w:sz="4" w:space="0" w:color="auto"/>
+              <w:bottom w:val="single" w:sz="4" w:space="0" w:color="auto"/>
+              <w:right w:val="single" w:sz="4" w:space="0" w:color="auto"/>
+            </w:tcBorders>
+          </w:tcPr>
+          <w:p>
+            <w:pPr>
+              <w:spacing w:after="0" w:line="360" w:lineRule="auto"/>
+              <w:outlineLvl w:val="0"/>
+              <w:rPr>
+                <w:rFonts w:ascii="Times New Roman" w:hAnsi="Times New Roman" w:cs="Times New Roman"/>
+                <w:sz w:val="20"/>
+                <w:szCs w:val="20"/>
+              </w:rPr>
+            </w:pPr>
+            <w:r>
+              <w:rPr>
+                <w:rFonts w:ascii="Times New Roman" w:hAnsi="Times New Roman" w:cs="Times New Roman"/>
+                <w:sz w:val="20"/>
+                <w:szCs w:val="20"/>
+              </w:rPr>
+              <w:t>21</w:t>
+            </w:r>
+          </w:p>
+        </w:tc>
+        <w:tc>
+          <w:tcPr>
+            <w:tcW w:w="1134" w:type="dxa"/>
+            <w:tcBorders>
+              <w:top w:val="single" w:sz="4" w:space="0" w:color="auto"/>
+              <w:left w:val="single" w:sz="4" w:space="0" w:color="auto"/>
+              <w:bottom w:val="single" w:sz="4" w:space="0" w:color="auto"/>
+              <w:right w:val="single" w:sz="4" w:space="0" w:color="auto"/>
+            </w:tcBorders>
+          </w:tcPr>
+          <w:p>
+            <w:pPr>
+              <w:spacing w:after="0" w:line="360" w:lineRule="auto"/>
+              <w:outlineLvl w:val="0"/>
+              <w:rPr>
+                <w:rFonts w:ascii="Times New Roman" w:hAnsi="Times New Roman" w:cs="Times New Roman"/>
+                <w:sz w:val="20"/>
+                <w:szCs w:val="20"/>
+              </w:rPr>
+            </w:pPr>
+            <w:r>
+              <w:rPr>
+                <w:rFonts w:ascii="Times New Roman" w:hAnsi="Times New Roman" w:cs="Times New Roman"/>
+                <w:sz w:val="20"/>
+                <w:szCs w:val="20"/>
+              </w:rPr>
+              <w:t>Gg.</w:t>
+            </w:r>
+          </w:p>
+        </w:tc>
+        <w:tc>
+          <w:tcPr>
+            <w:tcW w:w="1278" w:type="dxa"/>
+            <w:tcBorders>
+              <w:top w:val="single" w:sz="4" w:space="0" w:color="auto"/>
+              <w:left w:val="single" w:sz="4" w:space="0" w:color="auto"/>
+              <w:bottom w:val="single" w:sz="4" w:space="0" w:color="auto"/>
+              <w:right w:val="single" w:sz="4" w:space="0" w:color="auto"/>
+            </w:tcBorders>
+          </w:tcPr>
+          <w:p>
+            <w:pPr>
+              <w:spacing w:after="0" w:line="360" w:lineRule="auto"/>
+              <w:outlineLvl w:val="0"/>
+              <w:rPr>
+                <w:rFonts w:ascii="Times New Roman" w:hAnsi="Times New Roman" w:cs="Times New Roman"/>
+                <w:sz w:val="20"/>
+                <w:szCs w:val="20"/>
+              </w:rPr>
+            </w:pPr>
+            <w:r>
+              <w:rPr>
+                <w:rFonts w:ascii="Times New Roman" w:hAnsi="Times New Roman" w:cs="Times New Roman"/>
+                <w:sz w:val="20"/>
+                <w:szCs w:val="20"/>
+              </w:rPr>
+              <w:t>1/4</w:t>
+            </w:r>
+          </w:p>
+        </w:tc>
+        <w:tc>
+          <w:tcPr>
+            <w:tcW w:w="5880" w:type="dxa"/>
+            <w:tcBorders>
+              <w:top w:val="single" w:sz="4" w:space="0" w:color="auto"/>
+              <w:left w:val="single" w:sz="4" w:space="0" w:color="auto"/>
+              <w:bottom w:val="single" w:sz="4" w:space="0" w:color="auto"/>
+              <w:right w:val="single" w:sz="4" w:space="0" w:color="auto"/>
+            </w:tcBorders>
+          </w:tcPr>
+          <w:p>
+            <w:pPr>
+              <w:spacing w:after="0" w:line="360" w:lineRule="auto"/>
+              <w:outlineLvl w:val="0"/>
+              <w:rPr>
+                <w:rFonts w:ascii="Times New Roman" w:hAnsi="Times New Roman" w:cs="Times New Roman"/>
+                <w:sz w:val="20"/>
+                <w:szCs w:val="20"/>
+                <w:lang w:val="de-DE"/>
+              </w:rPr>
+            </w:pPr>
+            <w:r>
+              <w:rPr>
+                <w:rFonts w:ascii="Times New Roman" w:hAnsi="Times New Roman" w:cs="Times New Roman"/>
+                <w:sz w:val="20"/>
+                <w:szCs w:val="20"/>
+              </w:rPr>
+              <w:t xml:space="preserve">[f] geändert zu [ff] (wie Textfassung 3) </w:t>
+            </w:r>
+            <w:r>
+              <w:rPr>
+                <w:rFonts w:ascii="Times New Roman" w:hAnsi="Times New Roman" w:cs="Times New Roman"/>
+                <w:sz w:val="20"/>
+                <w:szCs w:val="20"/>
+                <w:lang w:val="de-DE"/>
+              </w:rPr>
+              <w:t>mit rotem Buntstift.</w:t>
+            </w:r>
+            <w:r>
+              <w:rPr>
+                <w:rFonts w:ascii="Times New Roman" w:hAnsi="Times New Roman" w:cs="Times New Roman"/>
+                <w:sz w:val="20"/>
+                <w:szCs w:val="20"/>
+                <w:lang w:val="de-DE"/>
+              </w:rPr>
+              <w:t xml:space="preserve"> </w:t>
+            </w:r>
+          </w:p>
+          <w:p>
+            <w:pPr>
+              <w:spacing w:after="0" w:line="360" w:lineRule="auto"/>
+              <w:outlineLvl w:val="0"/>
+              <w:rPr>
+                <w:rFonts w:ascii="Times New Roman" w:hAnsi="Times New Roman" w:cs="Times New Roman"/>
+                <w:sz w:val="20"/>
+                <w:szCs w:val="20"/>
+              </w:rPr>
+            </w:pPr>
+            <w:r>
+              <w:rPr>
+                <w:rFonts w:ascii="Times New Roman" w:hAnsi="Times New Roman" w:cs="Times New Roman"/>
+                <w:sz w:val="20"/>
+                <w:szCs w:val="20"/>
+                <w:lang w:val="de-DE"/>
+              </w:rPr>
+              <w:t xml:space="preserve">[a] nachgezogen und Tonbuchstaben </w:t>
+            </w:r>
+            <w:r>
+              <w:rPr>
+                <w:rFonts w:ascii="Times New Roman" w:hAnsi="Times New Roman" w:cs="Times New Roman"/>
+                <w:i/>
+                <w:iCs/>
+                <w:sz w:val="20"/>
+                <w:szCs w:val="20"/>
+                <w:lang w:val="de-DE"/>
+              </w:rPr>
+              <w:t>c</w:t>
+            </w:r>
+            <w:r>
+              <w:rPr>
+                <w:rFonts w:ascii="Times New Roman" w:hAnsi="Times New Roman" w:cs="Times New Roman"/>
+                <w:sz w:val="20"/>
+                <w:szCs w:val="20"/>
+                <w:lang w:val="de-DE"/>
+              </w:rPr>
+              <w:t xml:space="preserve"> </w:t>
+            </w:r>
+            <w:r>
+              <w:rPr>
+                <w:rFonts w:ascii="Times New Roman" w:hAnsi="Times New Roman" w:cs="Times New Roman"/>
+                <w:sz w:val="20"/>
+                <w:szCs w:val="20"/>
+                <w:lang w:val="de-DE"/>
+              </w:rPr>
+              <w:t>hinzugefügt mit rotem Buntstift.</w:t>
+            </w:r>
+          </w:p>
+        </w:tc>
+      </w:tr>
+      <w:tr>
+        <w:trPr>
+          <w:cantSplit/>
+        </w:trPr>
+        <w:tc>
+          <w:tcPr>
+            <w:tcW w:w="920" w:type="dxa"/>
+            <w:tcBorders>
+              <w:top w:val="single" w:sz="4" w:space="0" w:color="auto"/>
+              <w:left w:val="single" w:sz="4" w:space="0" w:color="auto"/>
+              <w:bottom w:val="single" w:sz="4" w:space="0" w:color="auto"/>
+              <w:right w:val="single" w:sz="4" w:space="0" w:color="auto"/>
+            </w:tcBorders>
+          </w:tcPr>
+          <w:p>
+            <w:pPr>
+              <w:spacing w:after="0" w:line="360" w:lineRule="auto"/>
+              <w:outlineLvl w:val="0"/>
+              <w:rPr>
+                <w:rFonts w:ascii="Times New Roman" w:hAnsi="Times New Roman" w:cs="Times New Roman"/>
+                <w:sz w:val="20"/>
+                <w:szCs w:val="20"/>
+              </w:rPr>
+            </w:pPr>
+            <w:r>
+              <w:rPr>
+                <w:rFonts w:ascii="Times New Roman" w:hAnsi="Times New Roman" w:cs="Times New Roman"/>
+                <w:sz w:val="20"/>
+                <w:szCs w:val="20"/>
+              </w:rPr>
+              <w:t>21</w:t>
+            </w:r>
+          </w:p>
+        </w:tc>
+        <w:tc>
+          <w:tcPr>
+            <w:tcW w:w="1134" w:type="dxa"/>
+            <w:tcBorders>
+              <w:top w:val="single" w:sz="4" w:space="0" w:color="auto"/>
+              <w:left w:val="single" w:sz="4" w:space="0" w:color="auto"/>
+              <w:bottom w:val="single" w:sz="4" w:space="0" w:color="auto"/>
+              <w:right w:val="single" w:sz="4" w:space="0" w:color="auto"/>
+            </w:tcBorders>
+          </w:tcPr>
+          <w:p>
+            <w:pPr>
+              <w:spacing w:after="0" w:line="360" w:lineRule="auto"/>
+              <w:outlineLvl w:val="0"/>
+              <w:rPr>
+                <w:rFonts w:ascii="Times New Roman" w:hAnsi="Times New Roman" w:cs="Times New Roman"/>
+                <w:sz w:val="20"/>
+                <w:szCs w:val="20"/>
+              </w:rPr>
+            </w:pPr>
+            <w:r>
+              <w:rPr>
+                <w:rFonts w:ascii="Times New Roman" w:hAnsi="Times New Roman" w:cs="Times New Roman"/>
+                <w:sz w:val="20"/>
+                <w:szCs w:val="20"/>
+              </w:rPr>
+              <w:t>Klav. o.</w:t>
+            </w:r>
+          </w:p>
+        </w:tc>
+        <w:tc>
+          <w:tcPr>
+            <w:tcW w:w="1278" w:type="dxa"/>
+            <w:tcBorders>
+              <w:top w:val="single" w:sz="4" w:space="0" w:color="auto"/>
+              <w:left w:val="single" w:sz="4" w:space="0" w:color="auto"/>
+              <w:bottom w:val="single" w:sz="4" w:space="0" w:color="auto"/>
+              <w:right w:val="single" w:sz="4" w:space="0" w:color="auto"/>
+            </w:tcBorders>
+          </w:tcPr>
+          <w:p>
+            <w:pPr>
+              <w:spacing w:after="0" w:line="360" w:lineRule="auto"/>
+              <w:outlineLvl w:val="0"/>
+              <w:rPr>
+                <w:rFonts w:ascii="Times New Roman" w:hAnsi="Times New Roman" w:cs="Times New Roman"/>
+                <w:sz w:val="20"/>
+                <w:szCs w:val="20"/>
+              </w:rPr>
+            </w:pPr>
+            <w:r>
+              <w:rPr>
+                <w:rFonts w:ascii="Times New Roman" w:hAnsi="Times New Roman" w:cs="Times New Roman"/>
+                <w:sz w:val="20"/>
+                <w:szCs w:val="20"/>
+              </w:rPr>
+              <w:t>1/4</w:t>
+            </w:r>
+          </w:p>
+        </w:tc>
+        <w:tc>
+          <w:tcPr>
+            <w:tcW w:w="5880" w:type="dxa"/>
+            <w:tcBorders>
+              <w:top w:val="single" w:sz="4" w:space="0" w:color="auto"/>
+              <w:left w:val="single" w:sz="4" w:space="0" w:color="auto"/>
+              <w:bottom w:val="single" w:sz="4" w:space="0" w:color="auto"/>
+              <w:right w:val="single" w:sz="4" w:space="0" w:color="auto"/>
+            </w:tcBorders>
+          </w:tcPr>
+          <w:p>
+            <w:pPr>
+              <w:spacing w:after="0" w:line="360" w:lineRule="auto"/>
+              <w:outlineLvl w:val="0"/>
+              <w:rPr>
+                <w:rFonts w:ascii="Times New Roman" w:hAnsi="Times New Roman" w:cs="Times New Roman"/>
+                <w:sz w:val="20"/>
+                <w:szCs w:val="20"/>
+              </w:rPr>
+            </w:pPr>
+            <w:r>
+              <w:rPr>
+                <w:rFonts w:ascii="Times New Roman" w:hAnsi="Times New Roman" w:cs="Times New Roman"/>
+                <w:sz w:val="20"/>
+                <w:szCs w:val="20"/>
+              </w:rPr>
+              <w:t>[</w:t>
+            </w:r>
+            <w:proofErr w:type="spellStart"/>
+            <w:r>
+              <w:rPr>
+                <w:rFonts w:ascii="Times New Roman" w:hAnsi="Times New Roman" w:cs="Times New Roman"/>
+                <w:sz w:val="20"/>
+                <w:szCs w:val="20"/>
+              </w:rPr>
+              <w:t>sfff</w:t>
+            </w:r>
+            <w:proofErr w:type="spellEnd"/>
+            <w:r>
+              <w:rPr>
+                <w:rFonts w:ascii="Times New Roman" w:hAnsi="Times New Roman" w:cs="Times New Roman"/>
+                <w:sz w:val="20"/>
+                <w:szCs w:val="20"/>
+              </w:rPr>
+              <w:t xml:space="preserve">] (wie Textfassung 3) </w:t>
+            </w:r>
+            <w:r>
+              <w:rPr>
+                <w:rFonts w:ascii="Times New Roman" w:hAnsi="Times New Roman" w:cs="Times New Roman"/>
+                <w:sz w:val="20"/>
+                <w:szCs w:val="20"/>
+                <w:lang w:val="de-DE"/>
+              </w:rPr>
+              <w:t>hinzugefügt mit rotem Buntstift.</w:t>
+            </w:r>
+          </w:p>
+        </w:tc>
+      </w:tr>
+      <w:tr>
+        <w:trPr>
+          <w:cantSplit/>
+        </w:trPr>
+        <w:tc>
+          <w:tcPr>
+            <w:tcW w:w="920" w:type="dxa"/>
+            <w:tcBorders>
+              <w:top w:val="single" w:sz="4" w:space="0" w:color="auto"/>
+              <w:left w:val="single" w:sz="4" w:space="0" w:color="auto"/>
+              <w:bottom w:val="single" w:sz="4" w:space="0" w:color="auto"/>
+              <w:right w:val="single" w:sz="4" w:space="0" w:color="auto"/>
+            </w:tcBorders>
+          </w:tcPr>
+          <w:p>
+            <w:pPr>
+              <w:spacing w:after="0" w:line="360" w:lineRule="auto"/>
+              <w:outlineLvl w:val="0"/>
+              <w:rPr>
+                <w:rFonts w:ascii="Times New Roman" w:hAnsi="Times New Roman" w:cs="Times New Roman"/>
+                <w:sz w:val="20"/>
+                <w:szCs w:val="20"/>
+              </w:rPr>
+            </w:pPr>
+            <w:r>
+              <w:rPr>
+                <w:rFonts w:ascii="Times New Roman" w:hAnsi="Times New Roman" w:cs="Times New Roman"/>
+                <w:sz w:val="20"/>
+                <w:szCs w:val="20"/>
+              </w:rPr>
+              <w:t>22</w:t>
+            </w:r>
+          </w:p>
+        </w:tc>
+        <w:tc>
+          <w:tcPr>
+            <w:tcW w:w="1134" w:type="dxa"/>
+            <w:tcBorders>
+              <w:top w:val="single" w:sz="4" w:space="0" w:color="auto"/>
+              <w:left w:val="single" w:sz="4" w:space="0" w:color="auto"/>
+              <w:bottom w:val="single" w:sz="4" w:space="0" w:color="auto"/>
+              <w:right w:val="single" w:sz="4" w:space="0" w:color="auto"/>
+            </w:tcBorders>
+          </w:tcPr>
+          <w:p>
+            <w:pPr>
+              <w:spacing w:after="0" w:line="360" w:lineRule="auto"/>
+              <w:outlineLvl w:val="0"/>
+              <w:rPr>
+                <w:rFonts w:ascii="Times New Roman" w:hAnsi="Times New Roman" w:cs="Times New Roman"/>
+                <w:sz w:val="20"/>
+                <w:szCs w:val="20"/>
+              </w:rPr>
+            </w:pPr>
+            <w:r>
+              <w:rPr>
+                <w:rFonts w:ascii="Times New Roman" w:hAnsi="Times New Roman" w:cs="Times New Roman"/>
+                <w:sz w:val="20"/>
+                <w:szCs w:val="20"/>
+              </w:rPr>
+              <w:t>Gg.</w:t>
+            </w:r>
+          </w:p>
+        </w:tc>
+        <w:tc>
+          <w:tcPr>
+            <w:tcW w:w="1278" w:type="dxa"/>
+            <w:tcBorders>
+              <w:top w:val="single" w:sz="4" w:space="0" w:color="auto"/>
+              <w:left w:val="single" w:sz="4" w:space="0" w:color="auto"/>
+              <w:bottom w:val="single" w:sz="4" w:space="0" w:color="auto"/>
+              <w:right w:val="single" w:sz="4" w:space="0" w:color="auto"/>
+            </w:tcBorders>
+          </w:tcPr>
+          <w:p>
+            <w:pPr>
+              <w:spacing w:after="0" w:line="360" w:lineRule="auto"/>
+              <w:outlineLvl w:val="0"/>
+              <w:rPr>
+                <w:rFonts w:ascii="Times New Roman" w:hAnsi="Times New Roman" w:cs="Times New Roman"/>
+                <w:sz w:val="20"/>
+                <w:szCs w:val="20"/>
+              </w:rPr>
+            </w:pPr>
+            <w:r>
+              <w:rPr>
+                <w:rFonts w:ascii="Times New Roman" w:hAnsi="Times New Roman" w:cs="Times New Roman"/>
+                <w:sz w:val="20"/>
+                <w:szCs w:val="20"/>
+              </w:rPr>
+              <w:t>2/8</w:t>
+            </w:r>
+          </w:p>
+        </w:tc>
+        <w:tc>
+          <w:tcPr>
+            <w:tcW w:w="5880" w:type="dxa"/>
+            <w:tcBorders>
+              <w:top w:val="single" w:sz="4" w:space="0" w:color="auto"/>
+              <w:left w:val="single" w:sz="4" w:space="0" w:color="auto"/>
+              <w:bottom w:val="single" w:sz="4" w:space="0" w:color="auto"/>
+              <w:right w:val="single" w:sz="4" w:space="0" w:color="auto"/>
+            </w:tcBorders>
+          </w:tcPr>
+          <w:p>
+            <w:pPr>
+              <w:spacing w:after="0" w:line="360" w:lineRule="auto"/>
+              <w:outlineLvl w:val="0"/>
+              <w:rPr>
+                <w:rFonts w:ascii="Times New Roman" w:hAnsi="Times New Roman" w:cs="Times New Roman"/>
+                <w:sz w:val="20"/>
+                <w:szCs w:val="20"/>
+              </w:rPr>
+            </w:pPr>
+            <w:r>
+              <w:rPr>
+                <w:rFonts w:ascii="Times New Roman" w:hAnsi="Times New Roman" w:cs="Times New Roman"/>
+                <w:sz w:val="20"/>
+                <w:szCs w:val="20"/>
+              </w:rPr>
+              <w:t xml:space="preserve">Ende der Decrescendogabel und [p] versetzt zu 1/8 (siehe Textfassung 3) </w:t>
+            </w:r>
+            <w:r>
+              <w:rPr>
+                <w:rFonts w:ascii="Times New Roman" w:hAnsi="Times New Roman" w:cs="Times New Roman"/>
+                <w:sz w:val="20"/>
+                <w:szCs w:val="20"/>
+                <w:lang w:val="de-DE"/>
+              </w:rPr>
+              <w:t>mit rotem Buntstift.</w:t>
+            </w:r>
+          </w:p>
+        </w:tc>
+      </w:tr>
+      <w:tr>
+        <w:trPr>
+          <w:cantSplit/>
+        </w:trPr>
+        <w:tc>
+          <w:tcPr>
+            <w:tcW w:w="920" w:type="dxa"/>
+            <w:tcBorders>
+              <w:top w:val="single" w:sz="4" w:space="0" w:color="auto"/>
+              <w:left w:val="single" w:sz="4" w:space="0" w:color="auto"/>
+              <w:bottom w:val="single" w:sz="4" w:space="0" w:color="auto"/>
+              <w:right w:val="single" w:sz="4" w:space="0" w:color="auto"/>
+            </w:tcBorders>
+          </w:tcPr>
+          <w:p>
+            <w:pPr>
+              <w:spacing w:after="0" w:line="360" w:lineRule="auto"/>
+              <w:outlineLvl w:val="0"/>
+              <w:rPr>
+                <w:rFonts w:ascii="Times New Roman" w:hAnsi="Times New Roman" w:cs="Times New Roman"/>
+                <w:sz w:val="20"/>
+                <w:szCs w:val="20"/>
+              </w:rPr>
+            </w:pPr>
+            <w:r>
+              <w:rPr>
+                <w:rFonts w:ascii="Times New Roman" w:hAnsi="Times New Roman" w:cs="Times New Roman"/>
+                <w:sz w:val="20"/>
+                <w:szCs w:val="20"/>
+              </w:rPr>
+              <w:t>22</w:t>
+            </w:r>
+          </w:p>
+        </w:tc>
+        <w:tc>
+          <w:tcPr>
+            <w:tcW w:w="1134" w:type="dxa"/>
+            <w:tcBorders>
+              <w:top w:val="single" w:sz="4" w:space="0" w:color="auto"/>
+              <w:left w:val="single" w:sz="4" w:space="0" w:color="auto"/>
+              <w:bottom w:val="single" w:sz="4" w:space="0" w:color="auto"/>
+              <w:right w:val="single" w:sz="4" w:space="0" w:color="auto"/>
+            </w:tcBorders>
+          </w:tcPr>
+          <w:p>
+            <w:pPr>
+              <w:spacing w:after="0" w:line="360" w:lineRule="auto"/>
+              <w:outlineLvl w:val="0"/>
+              <w:rPr>
+                <w:rFonts w:ascii="Times New Roman" w:hAnsi="Times New Roman" w:cs="Times New Roman"/>
+                <w:sz w:val="20"/>
+                <w:szCs w:val="20"/>
+              </w:rPr>
+            </w:pPr>
+            <w:r>
+              <w:rPr>
+                <w:rFonts w:ascii="Times New Roman" w:hAnsi="Times New Roman" w:cs="Times New Roman"/>
+                <w:sz w:val="20"/>
+                <w:szCs w:val="20"/>
+              </w:rPr>
+              <w:t>Klav. o./u.</w:t>
+            </w:r>
+          </w:p>
+        </w:tc>
+        <w:tc>
+          <w:tcPr>
+            <w:tcW w:w="1278" w:type="dxa"/>
+            <w:tcBorders>
+              <w:top w:val="single" w:sz="4" w:space="0" w:color="auto"/>
+              <w:left w:val="single" w:sz="4" w:space="0" w:color="auto"/>
+              <w:bottom w:val="single" w:sz="4" w:space="0" w:color="auto"/>
+              <w:right w:val="single" w:sz="4" w:space="0" w:color="auto"/>
+            </w:tcBorders>
+          </w:tcPr>
+          <w:p>
+            <w:pPr>
+              <w:spacing w:after="0" w:line="360" w:lineRule="auto"/>
+              <w:outlineLvl w:val="0"/>
+              <w:rPr>
+                <w:rFonts w:ascii="Times New Roman" w:hAnsi="Times New Roman" w:cs="Times New Roman"/>
+                <w:sz w:val="20"/>
+                <w:szCs w:val="20"/>
+              </w:rPr>
+            </w:pPr>
+            <w:r>
+              <w:rPr>
+                <w:rFonts w:ascii="Times New Roman" w:hAnsi="Times New Roman" w:cs="Times New Roman"/>
+                <w:sz w:val="20"/>
+                <w:szCs w:val="20"/>
+              </w:rPr>
+              <w:t>1. Note</w:t>
+            </w:r>
+          </w:p>
+        </w:tc>
+        <w:tc>
+          <w:tcPr>
+            <w:tcW w:w="5880" w:type="dxa"/>
+            <w:tcBorders>
+              <w:top w:val="single" w:sz="4" w:space="0" w:color="auto"/>
+              <w:left w:val="single" w:sz="4" w:space="0" w:color="auto"/>
+              <w:bottom w:val="single" w:sz="4" w:space="0" w:color="auto"/>
+              <w:right w:val="single" w:sz="4" w:space="0" w:color="auto"/>
+            </w:tcBorders>
+          </w:tcPr>
+          <w:p>
+            <w:pPr>
+              <w:spacing w:after="0" w:line="360" w:lineRule="auto"/>
+              <w:outlineLvl w:val="0"/>
+              <w:rPr>
+                <w:rFonts w:ascii="Times New Roman" w:hAnsi="Times New Roman" w:cs="Times New Roman"/>
+                <w:sz w:val="20"/>
+                <w:szCs w:val="20"/>
+              </w:rPr>
+            </w:pPr>
+            <w:r>
+              <w:rPr>
+                <w:rFonts w:ascii="Times New Roman" w:hAnsi="Times New Roman" w:cs="Times New Roman"/>
+                <w:sz w:val="20"/>
+                <w:szCs w:val="20"/>
+              </w:rPr>
+              <w:t xml:space="preserve">[pp] geändert zu [p] (wie Textfassung 3) </w:t>
+            </w:r>
+            <w:r>
+              <w:rPr>
+                <w:rFonts w:ascii="Times New Roman" w:hAnsi="Times New Roman" w:cs="Times New Roman"/>
+                <w:sz w:val="20"/>
+                <w:szCs w:val="20"/>
+                <w:lang w:val="de-DE"/>
+              </w:rPr>
+              <w:t>mit rotem Buntstift.</w:t>
+            </w:r>
+          </w:p>
+        </w:tc>
+      </w:tr>
+      <w:tr>
+        <w:trPr>
+          <w:cantSplit/>
+        </w:trPr>
+        <w:tc>
+          <w:tcPr>
+            <w:tcW w:w="920" w:type="dxa"/>
+            <w:tcBorders>
+              <w:top w:val="single" w:sz="4" w:space="0" w:color="auto"/>
+              <w:left w:val="single" w:sz="4" w:space="0" w:color="auto"/>
+              <w:bottom w:val="single" w:sz="4" w:space="0" w:color="auto"/>
+              <w:right w:val="single" w:sz="4" w:space="0" w:color="auto"/>
+            </w:tcBorders>
+          </w:tcPr>
+          <w:p>
+            <w:pPr>
+              <w:spacing w:after="0" w:line="360" w:lineRule="auto"/>
+              <w:outlineLvl w:val="0"/>
+              <w:rPr>
+                <w:rFonts w:ascii="Times New Roman" w:hAnsi="Times New Roman" w:cs="Times New Roman"/>
+                <w:sz w:val="20"/>
+                <w:szCs w:val="20"/>
+              </w:rPr>
+            </w:pPr>
+          </w:p>
+        </w:tc>
+        <w:tc>
+          <w:tcPr>
+            <w:tcW w:w="1134" w:type="dxa"/>
+            <w:tcBorders>
+              <w:top w:val="single" w:sz="4" w:space="0" w:color="auto"/>
+              <w:left w:val="single" w:sz="4" w:space="0" w:color="auto"/>
+              <w:bottom w:val="single" w:sz="4" w:space="0" w:color="auto"/>
+              <w:right w:val="single" w:sz="4" w:space="0" w:color="auto"/>
+            </w:tcBorders>
+          </w:tcPr>
+          <w:p>
+            <w:pPr>
+              <w:spacing w:after="0" w:line="360" w:lineRule="auto"/>
+              <w:outlineLvl w:val="0"/>
+              <w:rPr>
+                <w:rFonts w:ascii="Times New Roman" w:hAnsi="Times New Roman" w:cs="Times New Roman"/>
+                <w:sz w:val="20"/>
+                <w:szCs w:val="20"/>
+              </w:rPr>
+            </w:pPr>
+          </w:p>
+        </w:tc>
+        <w:tc>
+          <w:tcPr>
+            <w:tcW w:w="1278" w:type="dxa"/>
+            <w:tcBorders>
+              <w:top w:val="single" w:sz="4" w:space="0" w:color="auto"/>
+              <w:left w:val="single" w:sz="4" w:space="0" w:color="auto"/>
+              <w:bottom w:val="single" w:sz="4" w:space="0" w:color="auto"/>
+              <w:right w:val="single" w:sz="4" w:space="0" w:color="auto"/>
+            </w:tcBorders>
+          </w:tcPr>
+          <w:p>
+            <w:pPr>
+              <w:spacing w:after="0" w:line="360" w:lineRule="auto"/>
+              <w:outlineLvl w:val="0"/>
+              <w:rPr>
+                <w:rFonts w:ascii="Times New Roman" w:hAnsi="Times New Roman" w:cs="Times New Roman"/>
+                <w:sz w:val="20"/>
+                <w:szCs w:val="20"/>
+              </w:rPr>
+            </w:pPr>
+          </w:p>
+        </w:tc>
+        <w:tc>
+          <w:tcPr>
+            <w:tcW w:w="5880" w:type="dxa"/>
+            <w:tcBorders>
+              <w:top w:val="single" w:sz="4" w:space="0" w:color="auto"/>
+              <w:left w:val="single" w:sz="4" w:space="0" w:color="auto"/>
+              <w:bottom w:val="single" w:sz="4" w:space="0" w:color="auto"/>
+              <w:right w:val="single" w:sz="4" w:space="0" w:color="auto"/>
+            </w:tcBorders>
+          </w:tcPr>
+          <w:p>
+            <w:pPr>
+              <w:spacing w:after="0" w:line="360" w:lineRule="auto"/>
+              <w:outlineLvl w:val="0"/>
+              <w:rPr>
+                <w:rFonts w:ascii="Times New Roman" w:hAnsi="Times New Roman" w:cs="Times New Roman"/>
+                <w:sz w:val="20"/>
+                <w:szCs w:val="20"/>
+              </w:rPr>
+            </w:pPr>
+          </w:p>
+        </w:tc>
+      </w:tr>
+      <w:tr>
+        <w:trPr>
+          <w:cantSplit/>
+        </w:trPr>
+        <w:tc>
+          <w:tcPr>
+            <w:tcW w:w="920" w:type="dxa"/>
+            <w:tcBorders>
+              <w:top w:val="single" w:sz="4" w:space="0" w:color="auto"/>
+              <w:left w:val="single" w:sz="4" w:space="0" w:color="auto"/>
+              <w:bottom w:val="single" w:sz="4" w:space="0" w:color="auto"/>
+              <w:right w:val="single" w:sz="4" w:space="0" w:color="auto"/>
+            </w:tcBorders>
+          </w:tcPr>
+          <w:p>
+            <w:pPr>
+              <w:spacing w:after="0" w:line="360" w:lineRule="auto"/>
+              <w:outlineLvl w:val="0"/>
+              <w:rPr>
+                <w:rFonts w:ascii="Times New Roman" w:hAnsi="Times New Roman" w:cs="Times New Roman"/>
+                <w:sz w:val="20"/>
+                <w:szCs w:val="20"/>
+              </w:rPr>
+            </w:pPr>
+          </w:p>
+        </w:tc>
+        <w:tc>
+          <w:tcPr>
+            <w:tcW w:w="1134" w:type="dxa"/>
+            <w:tcBorders>
+              <w:top w:val="single" w:sz="4" w:space="0" w:color="auto"/>
+              <w:left w:val="single" w:sz="4" w:space="0" w:color="auto"/>
+              <w:bottom w:val="single" w:sz="4" w:space="0" w:color="auto"/>
+              <w:right w:val="single" w:sz="4" w:space="0" w:color="auto"/>
+            </w:tcBorders>
+          </w:tcPr>
+          <w:p>
+            <w:pPr>
+              <w:spacing w:after="0" w:line="360" w:lineRule="auto"/>
+              <w:outlineLvl w:val="0"/>
+              <w:rPr>
+                <w:rFonts w:ascii="Times New Roman" w:hAnsi="Times New Roman" w:cs="Times New Roman"/>
+                <w:sz w:val="20"/>
+                <w:szCs w:val="20"/>
+              </w:rPr>
+            </w:pPr>
+          </w:p>
+        </w:tc>
+        <w:tc>
+          <w:tcPr>
+            <w:tcW w:w="1278" w:type="dxa"/>
+            <w:tcBorders>
+              <w:top w:val="single" w:sz="4" w:space="0" w:color="auto"/>
+              <w:left w:val="single" w:sz="4" w:space="0" w:color="auto"/>
+              <w:bottom w:val="single" w:sz="4" w:space="0" w:color="auto"/>
+              <w:right w:val="single" w:sz="4" w:space="0" w:color="auto"/>
+            </w:tcBorders>
+          </w:tcPr>
+          <w:p>
+            <w:pPr>
+              <w:spacing w:after="0" w:line="360" w:lineRule="auto"/>
+              <w:outlineLvl w:val="0"/>
+              <w:rPr>
+                <w:rFonts w:ascii="Times New Roman" w:hAnsi="Times New Roman" w:cs="Times New Roman"/>
+                <w:sz w:val="20"/>
+                <w:szCs w:val="20"/>
+              </w:rPr>
+            </w:pPr>
+          </w:p>
+        </w:tc>
+        <w:tc>
+          <w:tcPr>
+            <w:tcW w:w="5880" w:type="dxa"/>
+            <w:tcBorders>
+              <w:top w:val="single" w:sz="4" w:space="0" w:color="auto"/>
+              <w:left w:val="single" w:sz="4" w:space="0" w:color="auto"/>
+              <w:bottom w:val="single" w:sz="4" w:space="0" w:color="auto"/>
+              <w:right w:val="single" w:sz="4" w:space="0" w:color="auto"/>
+            </w:tcBorders>
+          </w:tcPr>
+          <w:p>
+            <w:pPr>
+              <w:spacing w:after="0" w:line="360" w:lineRule="auto"/>
+              <w:outlineLvl w:val="0"/>
+              <w:rPr>
+                <w:rFonts w:ascii="Times New Roman" w:hAnsi="Times New Roman" w:cs="Times New Roman"/>
+                <w:sz w:val="20"/>
+                <w:szCs w:val="20"/>
+              </w:rPr>
+            </w:pPr>
+          </w:p>
+        </w:tc>
+      </w:tr>
+      <w:tr>
+        <w:trPr>
+          <w:cantSplit/>
+        </w:trPr>
+        <w:tc>
+          <w:tcPr>
+            <w:tcW w:w="920" w:type="dxa"/>
+            <w:tcBorders>
+              <w:top w:val="single" w:sz="4" w:space="0" w:color="auto"/>
+              <w:left w:val="single" w:sz="4" w:space="0" w:color="auto"/>
+              <w:bottom w:val="single" w:sz="4" w:space="0" w:color="auto"/>
+              <w:right w:val="single" w:sz="4" w:space="0" w:color="auto"/>
+            </w:tcBorders>
+          </w:tcPr>
+          <w:p>
+            <w:pPr>
+              <w:spacing w:after="0" w:line="360" w:lineRule="auto"/>
+              <w:outlineLvl w:val="0"/>
+              <w:rPr>
+                <w:rFonts w:ascii="Times New Roman" w:hAnsi="Times New Roman" w:cs="Times New Roman"/>
+                <w:sz w:val="20"/>
+                <w:szCs w:val="20"/>
+              </w:rPr>
+            </w:pPr>
+          </w:p>
+        </w:tc>
+        <w:tc>
+          <w:tcPr>
+            <w:tcW w:w="1134" w:type="dxa"/>
+            <w:tcBorders>
+              <w:top w:val="single" w:sz="4" w:space="0" w:color="auto"/>
+              <w:left w:val="single" w:sz="4" w:space="0" w:color="auto"/>
+              <w:bottom w:val="single" w:sz="4" w:space="0" w:color="auto"/>
+              <w:right w:val="single" w:sz="4" w:space="0" w:color="auto"/>
+            </w:tcBorders>
+          </w:tcPr>
+          <w:p>
+            <w:pPr>
+              <w:spacing w:after="0" w:line="360" w:lineRule="auto"/>
+              <w:outlineLvl w:val="0"/>
+              <w:rPr>
+                <w:rFonts w:ascii="Times New Roman" w:hAnsi="Times New Roman" w:cs="Times New Roman"/>
+                <w:sz w:val="20"/>
+                <w:szCs w:val="20"/>
+              </w:rPr>
+            </w:pPr>
+          </w:p>
+        </w:tc>
+        <w:tc>
+          <w:tcPr>
+            <w:tcW w:w="1278" w:type="dxa"/>
+            <w:tcBorders>
+              <w:top w:val="single" w:sz="4" w:space="0" w:color="auto"/>
+              <w:left w:val="single" w:sz="4" w:space="0" w:color="auto"/>
+              <w:bottom w:val="single" w:sz="4" w:space="0" w:color="auto"/>
+              <w:right w:val="single" w:sz="4" w:space="0" w:color="auto"/>
+            </w:tcBorders>
+          </w:tcPr>
+          <w:p>
+            <w:pPr>
+              <w:spacing w:after="0" w:line="360" w:lineRule="auto"/>
+              <w:outlineLvl w:val="0"/>
+              <w:rPr>
+                <w:rFonts w:ascii="Times New Roman" w:hAnsi="Times New Roman" w:cs="Times New Roman"/>
+                <w:sz w:val="20"/>
+                <w:szCs w:val="20"/>
+              </w:rPr>
+            </w:pPr>
+          </w:p>
+        </w:tc>
+        <w:tc>
+          <w:tcPr>
+            <w:tcW w:w="5880" w:type="dxa"/>
+            <w:tcBorders>
+              <w:top w:val="single" w:sz="4" w:space="0" w:color="auto"/>
+              <w:left w:val="single" w:sz="4" w:space="0" w:color="auto"/>
+              <w:bottom w:val="single" w:sz="4" w:space="0" w:color="auto"/>
+              <w:right w:val="single" w:sz="4" w:space="0" w:color="auto"/>
+            </w:tcBorders>
+          </w:tcPr>
+          <w:p>
+            <w:pPr>
+              <w:spacing w:after="0" w:line="360" w:lineRule="auto"/>
+              <w:outlineLvl w:val="0"/>
+              <w:rPr>
+                <w:rFonts w:ascii="Times New Roman" w:hAnsi="Times New Roman" w:cs="Times New Roman"/>
+                <w:sz w:val="20"/>
+                <w:szCs w:val="20"/>
               </w:rPr>
             </w:pPr>
           </w:p>

--- a/convert_source_description/QB_Op7_B_conv.docx
+++ b/convert_source_description/QB_Op7_B_conv.docx
@@ -294,27 +294,7 @@
           <w:szCs w:val="20"/>
           <w:lang w:val="de-DE"/>
         </w:rPr>
-        <w:t xml:space="preserve"> Blätter (</w:t>
-      </w:r>
-      <w:proofErr w:type="spellStart"/>
-      <w:r>
-        <w:rPr>
-          <w:rFonts w:ascii="Times New Roman" w:hAnsi="Times New Roman" w:cs="Times New Roman"/>
-          <w:sz w:val="20"/>
-          <w:szCs w:val="20"/>
-          <w:lang w:val="de-DE"/>
-        </w:rPr>
-        <w:t>Bl</w:t>
-      </w:r>
-      <w:proofErr w:type="spellEnd"/>
-      <w:r>
-        <w:rPr>
-          <w:rFonts w:ascii="Times New Roman" w:hAnsi="Times New Roman" w:cs="Times New Roman"/>
-          <w:sz w:val="20"/>
-          <w:szCs w:val="20"/>
-          <w:lang w:val="de-DE"/>
-        </w:rPr>
-        <w:t>. 1–</w:t>
+        <w:t xml:space="preserve"> Blätter (Bl. 1–</w:t>
       </w:r>
       <w:r>
         <w:rPr>
@@ -341,47 +321,7 @@
           <w:szCs w:val="20"/>
           <w:lang w:val="de-DE"/>
         </w:rPr>
-        <w:t xml:space="preserve"> 1 Blatt (</w:t>
-      </w:r>
-      <w:proofErr w:type="spellStart"/>
-      <w:r>
-        <w:rPr>
-          <w:rFonts w:ascii="Times New Roman" w:hAnsi="Times New Roman" w:cs="Times New Roman"/>
-          <w:sz w:val="20"/>
-          <w:szCs w:val="20"/>
-          <w:lang w:val="de-DE"/>
-        </w:rPr>
-        <w:t>Bl</w:t>
-      </w:r>
-      <w:proofErr w:type="spellEnd"/>
-      <w:r>
-        <w:rPr>
-          <w:rFonts w:ascii="Times New Roman" w:hAnsi="Times New Roman" w:cs="Times New Roman"/>
-          <w:sz w:val="20"/>
-          <w:szCs w:val="20"/>
-          <w:lang w:val="de-DE"/>
-        </w:rPr>
-        <w:t>. 1), 2 ineinander gelegte Bögen (</w:t>
-      </w:r>
-      <w:proofErr w:type="spellStart"/>
-      <w:r>
-        <w:rPr>
-          <w:rFonts w:ascii="Times New Roman" w:hAnsi="Times New Roman" w:cs="Times New Roman"/>
-          <w:sz w:val="20"/>
-          <w:szCs w:val="20"/>
-          <w:lang w:val="de-DE"/>
-        </w:rPr>
-        <w:t>Bl</w:t>
-      </w:r>
-      <w:proofErr w:type="spellEnd"/>
-      <w:r>
-        <w:rPr>
-          <w:rFonts w:ascii="Times New Roman" w:hAnsi="Times New Roman" w:cs="Times New Roman"/>
-          <w:sz w:val="20"/>
-          <w:szCs w:val="20"/>
-          <w:lang w:val="de-DE"/>
-        </w:rPr>
-        <w:t>. 2/5, 3/4</w:t>
+        <w:t xml:space="preserve"> 1 Blatt (Bl. 1), 2 ineinander gelegte Bögen (Bl. 2/5, 3/4</w:t>
       </w:r>
       <w:r>
         <w:rPr>
@@ -399,27 +339,7 @@
           <w:szCs w:val="20"/>
           <w:lang w:val="de-DE"/>
         </w:rPr>
-        <w:t>1 Bogen (</w:t>
-      </w:r>
-      <w:proofErr w:type="spellStart"/>
-      <w:r>
-        <w:rPr>
-          <w:rFonts w:ascii="Times New Roman" w:hAnsi="Times New Roman" w:cs="Times New Roman"/>
-          <w:sz w:val="20"/>
-          <w:szCs w:val="20"/>
-          <w:lang w:val="de-DE"/>
-        </w:rPr>
-        <w:t>Bl</w:t>
-      </w:r>
-      <w:proofErr w:type="spellEnd"/>
-      <w:r>
-        <w:rPr>
-          <w:rFonts w:ascii="Times New Roman" w:hAnsi="Times New Roman" w:cs="Times New Roman"/>
-          <w:sz w:val="20"/>
-          <w:szCs w:val="20"/>
-          <w:lang w:val="de-DE"/>
-        </w:rPr>
-        <w:t xml:space="preserve">. </w:t>
+        <w:t xml:space="preserve">1 Bogen (Bl. </w:t>
       </w:r>
       <w:r>
         <w:rPr>
@@ -473,27 +393,7 @@
           <w:szCs w:val="20"/>
           <w:lang w:val="de-DE"/>
         </w:rPr>
-        <w:t xml:space="preserve"> 1 Blatt (</w:t>
-      </w:r>
-      <w:proofErr w:type="spellStart"/>
-      <w:r>
-        <w:rPr>
-          <w:rFonts w:ascii="Times New Roman" w:hAnsi="Times New Roman" w:cs="Times New Roman"/>
-          <w:sz w:val="20"/>
-          <w:szCs w:val="20"/>
-          <w:lang w:val="de-DE"/>
-        </w:rPr>
-        <w:t>Bl</w:t>
-      </w:r>
-      <w:proofErr w:type="spellEnd"/>
-      <w:r>
-        <w:rPr>
-          <w:rFonts w:ascii="Times New Roman" w:hAnsi="Times New Roman" w:cs="Times New Roman"/>
-          <w:sz w:val="20"/>
-          <w:szCs w:val="20"/>
-          <w:lang w:val="de-DE"/>
-        </w:rPr>
-        <w:t xml:space="preserve">. </w:t>
+        <w:t xml:space="preserve"> 1 Blatt (Bl. </w:t>
       </w:r>
       <w:r>
         <w:rPr>
@@ -578,47 +478,7 @@
           <w:szCs w:val="20"/>
           <w:lang w:val="de-DE"/>
         </w:rPr>
-        <w:t xml:space="preserve"> unten links (</w:t>
-      </w:r>
-      <w:proofErr w:type="spellStart"/>
-      <w:r>
-        <w:rPr>
-          <w:rFonts w:ascii="Times New Roman" w:hAnsi="Times New Roman" w:cs="Times New Roman"/>
-          <w:sz w:val="20"/>
-          <w:szCs w:val="20"/>
-          <w:lang w:val="de-DE"/>
-        </w:rPr>
-        <w:t>recto</w:t>
-      </w:r>
-      <w:proofErr w:type="spellEnd"/>
-      <w:r>
-        <w:rPr>
-          <w:rFonts w:ascii="Times New Roman" w:hAnsi="Times New Roman" w:cs="Times New Roman"/>
-          <w:sz w:val="20"/>
-          <w:szCs w:val="20"/>
-          <w:lang w:val="de-DE"/>
-        </w:rPr>
-        <w:t>) oder rechts (</w:t>
-      </w:r>
-      <w:proofErr w:type="spellStart"/>
-      <w:r>
-        <w:rPr>
-          <w:rFonts w:ascii="Times New Roman" w:hAnsi="Times New Roman" w:cs="Times New Roman"/>
-          <w:sz w:val="20"/>
-          <w:szCs w:val="20"/>
-          <w:lang w:val="de-DE"/>
-        </w:rPr>
-        <w:t>verso</w:t>
-      </w:r>
-      <w:proofErr w:type="spellEnd"/>
-      <w:r>
-        <w:rPr>
-          <w:rFonts w:ascii="Times New Roman" w:hAnsi="Times New Roman" w:cs="Times New Roman"/>
-          <w:sz w:val="20"/>
-          <w:szCs w:val="20"/>
-          <w:lang w:val="de-DE"/>
-        </w:rPr>
-        <w:t>)</w:t>
+        <w:t xml:space="preserve"> unten links (recto) oder rechts (verso)</w:t>
       </w:r>
       <w:r>
         <w:rPr>
@@ -647,27 +507,7 @@
           <w:szCs w:val="20"/>
           <w:lang w:val="de-DE"/>
         </w:rPr>
-        <w:t xml:space="preserve"> auf </w:t>
-      </w:r>
-      <w:proofErr w:type="spellStart"/>
-      <w:r>
-        <w:rPr>
-          <w:rFonts w:ascii="Times New Roman" w:hAnsi="Times New Roman" w:cs="Times New Roman"/>
-          <w:sz w:val="20"/>
-          <w:szCs w:val="20"/>
-          <w:lang w:val="de-DE"/>
-        </w:rPr>
-        <w:t>Bl</w:t>
-      </w:r>
-      <w:proofErr w:type="spellEnd"/>
-      <w:r>
-        <w:rPr>
-          <w:rFonts w:ascii="Times New Roman" w:hAnsi="Times New Roman" w:cs="Times New Roman"/>
-          <w:sz w:val="20"/>
-          <w:szCs w:val="20"/>
-          <w:lang w:val="de-DE"/>
-        </w:rPr>
-        <w:t>. 4</w:t>
+        <w:t xml:space="preserve"> auf Bl. 4</w:t>
       </w:r>
       <w:r>
         <w:rPr>
@@ -695,27 +535,7 @@
           <w:szCs w:val="20"/>
           <w:lang w:val="de-DE"/>
         </w:rPr>
-        <w:t xml:space="preserve">. </w:t>
-      </w:r>
-      <w:proofErr w:type="spellStart"/>
-      <w:r>
-        <w:rPr>
-          <w:rFonts w:ascii="Times New Roman" w:hAnsi="Times New Roman" w:cs="Times New Roman"/>
-          <w:sz w:val="20"/>
-          <w:szCs w:val="20"/>
-          <w:lang w:val="de-DE"/>
-        </w:rPr>
-        <w:t>Bl</w:t>
-      </w:r>
-      <w:proofErr w:type="spellEnd"/>
-      <w:r>
-        <w:rPr>
-          <w:rFonts w:ascii="Times New Roman" w:hAnsi="Times New Roman" w:cs="Times New Roman"/>
-          <w:sz w:val="20"/>
-          <w:szCs w:val="20"/>
-          <w:lang w:val="de-DE"/>
-        </w:rPr>
-        <w:t>. 1</w:t>
+        <w:t>. Bl. 1</w:t>
       </w:r>
       <w:r>
         <w:rPr>
@@ -837,47 +657,7 @@
           <w:szCs w:val="20"/>
           <w:lang w:val="de-DE"/>
         </w:rPr>
-        <w:t>, bis auf die archivalische Paginierung unbeschriftet. Rissspuren am linken (</w:t>
-      </w:r>
-      <w:proofErr w:type="spellStart"/>
-      <w:r>
-        <w:rPr>
-          <w:rFonts w:ascii="Times New Roman" w:hAnsi="Times New Roman" w:cs="Times New Roman"/>
-          <w:sz w:val="20"/>
-          <w:szCs w:val="20"/>
-          <w:lang w:val="de-DE"/>
-        </w:rPr>
-        <w:t>recto</w:t>
-      </w:r>
-      <w:proofErr w:type="spellEnd"/>
-      <w:r>
-        <w:rPr>
-          <w:rFonts w:ascii="Times New Roman" w:hAnsi="Times New Roman" w:cs="Times New Roman"/>
-          <w:sz w:val="20"/>
-          <w:szCs w:val="20"/>
-          <w:lang w:val="de-DE"/>
-        </w:rPr>
-        <w:t xml:space="preserve">) Rand von </w:t>
-      </w:r>
-      <w:proofErr w:type="spellStart"/>
-      <w:r>
-        <w:rPr>
-          <w:rFonts w:ascii="Times New Roman" w:hAnsi="Times New Roman" w:cs="Times New Roman"/>
-          <w:sz w:val="20"/>
-          <w:szCs w:val="20"/>
-          <w:lang w:val="de-DE"/>
-        </w:rPr>
-        <w:t>Bl</w:t>
-      </w:r>
-      <w:proofErr w:type="spellEnd"/>
-      <w:r>
-        <w:rPr>
-          <w:rFonts w:ascii="Times New Roman" w:hAnsi="Times New Roman" w:cs="Times New Roman"/>
-          <w:sz w:val="20"/>
-          <w:szCs w:val="20"/>
-          <w:lang w:val="de-DE"/>
-        </w:rPr>
-        <w:t>. 1</w:t>
+        <w:t>, bis auf die archivalische Paginierung unbeschriftet. Rissspuren am linken (recto) Rand von Bl. 1</w:t>
       </w:r>
       <w:r>
         <w:rPr>
@@ -1009,7 +789,6 @@
         </w:rPr>
         <w:t xml:space="preserve"> mm, Firmenzeichen: [JE] | </w:t>
       </w:r>
-      <w:proofErr w:type="spellStart"/>
       <w:r>
         <w:rPr>
           <w:rFonts w:ascii="Times New Roman" w:hAnsi="Times New Roman" w:cs="Times New Roman"/>
@@ -1018,9 +797,8 @@
           <w:szCs w:val="20"/>
           <w:lang w:val="de-DE"/>
         </w:rPr>
-        <w:t>No</w:t>
-      </w:r>
-      <w:proofErr w:type="spellEnd"/>
+        <w:t xml:space="preserve">No. </w:t>
+      </w:r>
       <w:r>
         <w:rPr>
           <w:rFonts w:ascii="Times New Roman" w:hAnsi="Times New Roman" w:cs="Times New Roman"/>
@@ -1029,7 +807,7 @@
           <w:szCs w:val="20"/>
           <w:lang w:val="de-DE"/>
         </w:rPr>
-        <w:t xml:space="preserve">. </w:t>
+        <w:t>8</w:t>
       </w:r>
       <w:r>
         <w:rPr>
@@ -1039,7 +817,7 @@
           <w:szCs w:val="20"/>
           <w:lang w:val="de-DE"/>
         </w:rPr>
-        <w:t>8</w:t>
+        <w:t xml:space="preserve"> | 2</w:t>
       </w:r>
       <w:r>
         <w:rPr>
@@ -1049,7 +827,7 @@
           <w:szCs w:val="20"/>
           <w:lang w:val="de-DE"/>
         </w:rPr>
-        <w:t xml:space="preserve"> | 2</w:t>
+        <w:t>4</w:t>
       </w:r>
       <w:r>
         <w:rPr>
@@ -1059,88 +837,16 @@
           <w:szCs w:val="20"/>
           <w:lang w:val="de-DE"/>
         </w:rPr>
-        <w:t>4</w:t>
-      </w:r>
-      <w:r>
-        <w:rPr>
-          <w:rFonts w:ascii="Times New Roman" w:hAnsi="Times New Roman" w:cs="Times New Roman"/>
-          <w:i/>
-          <w:sz w:val="20"/>
-          <w:szCs w:val="20"/>
-          <w:lang w:val="de-DE"/>
-        </w:rPr>
-        <w:t xml:space="preserve"> </w:t>
-      </w:r>
-      <w:proofErr w:type="spellStart"/>
-      <w:r>
-        <w:rPr>
-          <w:rFonts w:ascii="Times New Roman" w:hAnsi="Times New Roman" w:cs="Times New Roman"/>
-          <w:i/>
-          <w:sz w:val="20"/>
-          <w:szCs w:val="20"/>
-          <w:lang w:val="de-DE"/>
-        </w:rPr>
-        <w:t>linig</w:t>
-      </w:r>
-      <w:proofErr w:type="spellEnd"/>
-      <w:r>
-        <w:rPr>
-          <w:rFonts w:ascii="Times New Roman" w:hAnsi="Times New Roman" w:cs="Times New Roman"/>
-          <w:i/>
-          <w:sz w:val="20"/>
-          <w:szCs w:val="20"/>
-          <w:lang w:val="de-DE"/>
-        </w:rPr>
-        <w:t>.</w:t>
-      </w:r>
-      <w:r>
-        <w:rPr>
-          <w:rFonts w:ascii="Times New Roman" w:hAnsi="Times New Roman" w:cs="Times New Roman"/>
-          <w:sz w:val="20"/>
-          <w:szCs w:val="20"/>
-          <w:lang w:val="de-DE"/>
-        </w:rPr>
-        <w:t xml:space="preserve"> </w:t>
-      </w:r>
-      <w:proofErr w:type="spellStart"/>
-      <w:r>
-        <w:rPr>
-          <w:rFonts w:ascii="Times New Roman" w:hAnsi="Times New Roman" w:cs="Times New Roman"/>
-          <w:sz w:val="20"/>
-          <w:szCs w:val="20"/>
-          <w:lang w:val="de-DE"/>
-        </w:rPr>
-        <w:t>recto</w:t>
-      </w:r>
-      <w:proofErr w:type="spellEnd"/>
-      <w:r>
-        <w:rPr>
-          <w:rFonts w:ascii="Times New Roman" w:hAnsi="Times New Roman" w:cs="Times New Roman"/>
-          <w:sz w:val="20"/>
-          <w:szCs w:val="20"/>
-          <w:lang w:val="de-DE"/>
-        </w:rPr>
-        <w:t xml:space="preserve"> unten links (</w:t>
-      </w:r>
-      <w:proofErr w:type="spellStart"/>
-      <w:r>
-        <w:rPr>
-          <w:rFonts w:ascii="Times New Roman" w:hAnsi="Times New Roman" w:cs="Times New Roman"/>
-          <w:sz w:val="20"/>
-          <w:szCs w:val="20"/>
-          <w:lang w:val="de-DE"/>
-        </w:rPr>
-        <w:t>Bl</w:t>
-      </w:r>
-      <w:proofErr w:type="spellEnd"/>
-      <w:r>
-        <w:rPr>
-          <w:rFonts w:ascii="Times New Roman" w:hAnsi="Times New Roman" w:cs="Times New Roman"/>
-          <w:sz w:val="20"/>
-          <w:szCs w:val="20"/>
-          <w:lang w:val="de-DE"/>
-        </w:rPr>
-        <w:t>. 1</w:t>
+        <w:t xml:space="preserve"> linig.</w:t>
+      </w:r>
+      <w:r>
+        <w:rPr>
+          <w:rFonts w:ascii="Times New Roman" w:hAnsi="Times New Roman" w:cs="Times New Roman"/>
+          <w:sz w:val="20"/>
+          <w:szCs w:val="20"/>
+          <w:lang w:val="de-DE"/>
+        </w:rPr>
+        <w:t xml:space="preserve"> recto unten links (Bl. 1</w:t>
       </w:r>
       <w:r>
         <w:rPr>
@@ -1226,7 +932,6 @@
         </w:rPr>
         <w:t xml:space="preserve"> × 265 mm, Firmenzeichen: [JE] | </w:t>
       </w:r>
-      <w:proofErr w:type="spellStart"/>
       <w:r>
         <w:rPr>
           <w:rFonts w:ascii="Times New Roman" w:hAnsi="Times New Roman" w:cs="Times New Roman"/>
@@ -1235,9 +940,8 @@
           <w:szCs w:val="20"/>
           <w:lang w:val="de-DE"/>
         </w:rPr>
-        <w:t>No</w:t>
-      </w:r>
-      <w:proofErr w:type="spellEnd"/>
+        <w:t xml:space="preserve">No. </w:t>
+      </w:r>
       <w:r>
         <w:rPr>
           <w:rFonts w:ascii="Times New Roman" w:hAnsi="Times New Roman" w:cs="Times New Roman"/>
@@ -1246,7 +950,7 @@
           <w:szCs w:val="20"/>
           <w:lang w:val="de-DE"/>
         </w:rPr>
-        <w:t xml:space="preserve">. </w:t>
+        <w:t>1</w:t>
       </w:r>
       <w:r>
         <w:rPr>
@@ -1256,7 +960,7 @@
           <w:szCs w:val="20"/>
           <w:lang w:val="de-DE"/>
         </w:rPr>
-        <w:t>1</w:t>
+        <w:t xml:space="preserve"> | </w:t>
       </w:r>
       <w:r>
         <w:rPr>
@@ -1266,7 +970,7 @@
           <w:szCs w:val="20"/>
           <w:lang w:val="de-DE"/>
         </w:rPr>
-        <w:t xml:space="preserve"> | </w:t>
+        <w:t>10</w:t>
       </w:r>
       <w:r>
         <w:rPr>
@@ -1276,88 +980,16 @@
           <w:szCs w:val="20"/>
           <w:lang w:val="de-DE"/>
         </w:rPr>
-        <w:t>10</w:t>
-      </w:r>
-      <w:r>
-        <w:rPr>
-          <w:rFonts w:ascii="Times New Roman" w:hAnsi="Times New Roman" w:cs="Times New Roman"/>
-          <w:i/>
-          <w:sz w:val="20"/>
-          <w:szCs w:val="20"/>
-          <w:lang w:val="de-DE"/>
-        </w:rPr>
-        <w:t xml:space="preserve"> </w:t>
-      </w:r>
-      <w:proofErr w:type="spellStart"/>
-      <w:r>
-        <w:rPr>
-          <w:rFonts w:ascii="Times New Roman" w:hAnsi="Times New Roman" w:cs="Times New Roman"/>
-          <w:i/>
-          <w:sz w:val="20"/>
-          <w:szCs w:val="20"/>
-          <w:lang w:val="de-DE"/>
-        </w:rPr>
-        <w:t>linig</w:t>
-      </w:r>
-      <w:proofErr w:type="spellEnd"/>
-      <w:r>
-        <w:rPr>
-          <w:rFonts w:ascii="Times New Roman" w:hAnsi="Times New Roman" w:cs="Times New Roman"/>
-          <w:i/>
-          <w:sz w:val="20"/>
-          <w:szCs w:val="20"/>
-          <w:lang w:val="de-DE"/>
-        </w:rPr>
-        <w:t>.</w:t>
-      </w:r>
-      <w:r>
-        <w:rPr>
-          <w:rFonts w:ascii="Times New Roman" w:hAnsi="Times New Roman" w:cs="Times New Roman"/>
-          <w:sz w:val="20"/>
-          <w:szCs w:val="20"/>
-          <w:lang w:val="de-DE"/>
-        </w:rPr>
-        <w:t xml:space="preserve"> </w:t>
-      </w:r>
-      <w:proofErr w:type="spellStart"/>
-      <w:r>
-        <w:rPr>
-          <w:rFonts w:ascii="Times New Roman" w:hAnsi="Times New Roman" w:cs="Times New Roman"/>
-          <w:sz w:val="20"/>
-          <w:szCs w:val="20"/>
-          <w:lang w:val="de-DE"/>
-        </w:rPr>
-        <w:t>recto</w:t>
-      </w:r>
-      <w:proofErr w:type="spellEnd"/>
-      <w:r>
-        <w:rPr>
-          <w:rFonts w:ascii="Times New Roman" w:hAnsi="Times New Roman" w:cs="Times New Roman"/>
-          <w:sz w:val="20"/>
-          <w:szCs w:val="20"/>
-          <w:lang w:val="de-DE"/>
-        </w:rPr>
-        <w:t xml:space="preserve"> unten links (</w:t>
-      </w:r>
-      <w:proofErr w:type="spellStart"/>
-      <w:r>
-        <w:rPr>
-          <w:rFonts w:ascii="Times New Roman" w:hAnsi="Times New Roman" w:cs="Times New Roman"/>
-          <w:sz w:val="20"/>
-          <w:szCs w:val="20"/>
-          <w:lang w:val="de-DE"/>
-        </w:rPr>
-        <w:t>Bl</w:t>
-      </w:r>
-      <w:proofErr w:type="spellEnd"/>
-      <w:r>
-        <w:rPr>
-          <w:rFonts w:ascii="Times New Roman" w:hAnsi="Times New Roman" w:cs="Times New Roman"/>
-          <w:sz w:val="20"/>
-          <w:szCs w:val="20"/>
-          <w:lang w:val="de-DE"/>
-        </w:rPr>
-        <w:t xml:space="preserve">. </w:t>
+        <w:t xml:space="preserve"> linig.</w:t>
+      </w:r>
+      <w:r>
+        <w:rPr>
+          <w:rFonts w:ascii="Times New Roman" w:hAnsi="Times New Roman" w:cs="Times New Roman"/>
+          <w:sz w:val="20"/>
+          <w:szCs w:val="20"/>
+          <w:lang w:val="de-DE"/>
+        </w:rPr>
+        <w:t xml:space="preserve"> recto unten links (Bl. </w:t>
       </w:r>
       <w:r>
         <w:rPr>
@@ -1604,18 +1236,7 @@
           <w:szCs w:val="20"/>
           <w:lang w:val="de-DE"/>
         </w:rPr>
-        <w:t xml:space="preserve"> </w:t>
-      </w:r>
-      <w:proofErr w:type="spellStart"/>
-      <w:r>
-        <w:rPr>
-          <w:rFonts w:ascii="Times New Roman" w:hAnsi="Times New Roman" w:cs="Times New Roman"/>
-          <w:i/>
-          <w:sz w:val="20"/>
-          <w:szCs w:val="20"/>
-          <w:lang w:val="de-DE"/>
-        </w:rPr>
-        <w:t>N</w:t>
+        <w:t xml:space="preserve"> N</w:t>
       </w:r>
       <w:r>
         <w:rPr>
@@ -1629,7 +1250,6 @@
         </w:rPr>
         <w:t>o</w:t>
       </w:r>
-      <w:proofErr w:type="spellEnd"/>
       <w:r>
         <w:rPr>
           <w:rFonts w:ascii="Times New Roman" w:hAnsi="Times New Roman" w:cs="Times New Roman"/>
@@ -1690,7 +1310,6 @@
         </w:rPr>
         <w:t>&lt;</w:t>
       </w:r>
-      <w:proofErr w:type="spellStart"/>
       <w:r>
         <w:rPr>
           <w:rFonts w:ascii="Times New Roman" w:hAnsi="Times New Roman" w:cs="Times New Roman"/>
@@ -1699,18 +1318,7 @@
           <w:szCs w:val="20"/>
           <w:lang w:val="de-DE"/>
         </w:rPr>
-        <w:t>op</w:t>
-      </w:r>
-      <w:proofErr w:type="spellEnd"/>
-      <w:r>
-        <w:rPr>
-          <w:rFonts w:ascii="Times New Roman" w:hAnsi="Times New Roman" w:cs="Times New Roman"/>
-          <w:i/>
-          <w:sz w:val="20"/>
-          <w:szCs w:val="20"/>
-          <w:lang w:val="de-DE"/>
-        </w:rPr>
-        <w:t xml:space="preserve">[.] </w:t>
+        <w:t xml:space="preserve">op[.] </w:t>
       </w:r>
       <w:r>
         <w:rPr>
@@ -1835,7 +1443,6 @@
         </w:rPr>
         <w:t xml:space="preserve"> | &lt;</w:t>
       </w:r>
-      <w:proofErr w:type="spellStart"/>
       <w:r>
         <w:rPr>
           <w:rFonts w:ascii="Times New Roman" w:hAnsi="Times New Roman" w:cs="Times New Roman"/>
@@ -1845,21 +1452,8 @@
           <w:u w:val="single"/>
           <w:lang w:val="de-DE"/>
         </w:rPr>
-        <w:t>endgiltige</w:t>
-      </w:r>
-      <w:proofErr w:type="spellEnd"/>
-      <w:r>
-        <w:rPr>
-          <w:rFonts w:ascii="Times New Roman" w:hAnsi="Times New Roman" w:cs="Times New Roman"/>
-          <w:i/>
-          <w:sz w:val="20"/>
-          <w:szCs w:val="20"/>
-          <w:u w:val="single"/>
-          <w:lang w:val="de-DE"/>
-        </w:rPr>
-        <w:t xml:space="preserve"> Fassung So</w:t>
-      </w:r>
-      <w:proofErr w:type="spellStart"/>
+        <w:t>endgiltige Fassung So</w:t>
+      </w:r>
       <w:r>
         <w:rPr>
           <w:rFonts w:ascii="Times New Roman" w:hAnsi="Times New Roman" w:cs="Times New Roman"/>
@@ -1882,7 +1476,6 @@
         </w:rPr>
         <w:t>e</w:t>
       </w:r>
-      <w:proofErr w:type="spellEnd"/>
       <w:r>
         <w:rPr>
           <w:rFonts w:ascii="Times New Roman" w:hAnsi="Times New Roman" w:cs="Times New Roman"/>
@@ -1929,27 +1522,7 @@
           <w:szCs w:val="20"/>
           <w:lang w:val="de-DE"/>
         </w:rPr>
-        <w:t xml:space="preserve">auf </w:t>
-      </w:r>
-      <w:proofErr w:type="spellStart"/>
-      <w:r>
-        <w:rPr>
-          <w:rFonts w:ascii="Times New Roman" w:hAnsi="Times New Roman" w:cs="Times New Roman"/>
-          <w:sz w:val="20"/>
-          <w:szCs w:val="20"/>
-          <w:lang w:val="de-DE"/>
-        </w:rPr>
-        <w:t>Bl</w:t>
-      </w:r>
-      <w:proofErr w:type="spellEnd"/>
-      <w:r>
-        <w:rPr>
-          <w:rFonts w:ascii="Times New Roman" w:hAnsi="Times New Roman" w:cs="Times New Roman"/>
-          <w:sz w:val="20"/>
-          <w:szCs w:val="20"/>
-          <w:lang w:val="de-DE"/>
-        </w:rPr>
-        <w:t>. 1</w:t>
+        <w:t>auf Bl. 1</w:t>
       </w:r>
       <w:r>
         <w:rPr>
@@ -2063,27 +1636,7 @@
           <w:szCs w:val="20"/>
           <w:lang w:val="de-DE"/>
         </w:rPr>
-        <w:t xml:space="preserve"> auf </w:t>
-      </w:r>
-      <w:proofErr w:type="spellStart"/>
-      <w:r>
-        <w:rPr>
-          <w:rFonts w:ascii="Times New Roman" w:hAnsi="Times New Roman" w:cs="Times New Roman"/>
-          <w:sz w:val="20"/>
-          <w:szCs w:val="20"/>
-          <w:lang w:val="de-DE"/>
-        </w:rPr>
-        <w:t>Bl</w:t>
-      </w:r>
-      <w:proofErr w:type="spellEnd"/>
-      <w:r>
-        <w:rPr>
-          <w:rFonts w:ascii="Times New Roman" w:hAnsi="Times New Roman" w:cs="Times New Roman"/>
-          <w:sz w:val="20"/>
-          <w:szCs w:val="20"/>
-          <w:lang w:val="de-DE"/>
-        </w:rPr>
-        <w:t xml:space="preserve">. </w:t>
+        <w:t xml:space="preserve"> auf Bl. </w:t>
       </w:r>
       <w:r>
         <w:rPr>
@@ -2183,27 +1736,7 @@
           <w:szCs w:val="20"/>
           <w:lang w:val="de-DE"/>
         </w:rPr>
-        <w:t xml:space="preserve"> auf </w:t>
-      </w:r>
-      <w:proofErr w:type="spellStart"/>
-      <w:r>
-        <w:rPr>
-          <w:rFonts w:ascii="Times New Roman" w:hAnsi="Times New Roman" w:cs="Times New Roman"/>
-          <w:sz w:val="20"/>
-          <w:szCs w:val="20"/>
-          <w:lang w:val="de-DE"/>
-        </w:rPr>
-        <w:t>Bl</w:t>
-      </w:r>
-      <w:proofErr w:type="spellEnd"/>
-      <w:r>
-        <w:rPr>
-          <w:rFonts w:ascii="Times New Roman" w:hAnsi="Times New Roman" w:cs="Times New Roman"/>
-          <w:sz w:val="20"/>
-          <w:szCs w:val="20"/>
-          <w:lang w:val="de-DE"/>
-        </w:rPr>
-        <w:t xml:space="preserve">. </w:t>
+        <w:t xml:space="preserve"> auf Bl. </w:t>
       </w:r>
       <w:r>
         <w:rPr>
@@ -2285,27 +1818,7 @@
           <w:szCs w:val="20"/>
           <w:lang w:val="de-DE"/>
         </w:rPr>
-        <w:t xml:space="preserve"> auf </w:t>
-      </w:r>
-      <w:proofErr w:type="spellStart"/>
-      <w:r>
-        <w:rPr>
-          <w:rFonts w:ascii="Times New Roman" w:hAnsi="Times New Roman" w:cs="Times New Roman"/>
-          <w:sz w:val="20"/>
-          <w:szCs w:val="20"/>
-          <w:lang w:val="de-DE"/>
-        </w:rPr>
-        <w:t>Bl</w:t>
-      </w:r>
-      <w:proofErr w:type="spellEnd"/>
-      <w:r>
-        <w:rPr>
-          <w:rFonts w:ascii="Times New Roman" w:hAnsi="Times New Roman" w:cs="Times New Roman"/>
-          <w:sz w:val="20"/>
-          <w:szCs w:val="20"/>
-          <w:lang w:val="de-DE"/>
-        </w:rPr>
-        <w:t xml:space="preserve">. </w:t>
+        <w:t xml:space="preserve"> auf Bl. </w:t>
       </w:r>
       <w:r>
         <w:rPr>
@@ -2387,27 +1900,7 @@
           <w:szCs w:val="20"/>
           <w:lang w:val="de-DE"/>
         </w:rPr>
-        <w:t xml:space="preserve"> auf </w:t>
-      </w:r>
-      <w:proofErr w:type="spellStart"/>
-      <w:r>
-        <w:rPr>
-          <w:rFonts w:ascii="Times New Roman" w:hAnsi="Times New Roman" w:cs="Times New Roman"/>
-          <w:sz w:val="20"/>
-          <w:szCs w:val="20"/>
-          <w:lang w:val="de-DE"/>
-        </w:rPr>
-        <w:t>Bl</w:t>
-      </w:r>
-      <w:proofErr w:type="spellEnd"/>
-      <w:r>
-        <w:rPr>
-          <w:rFonts w:ascii="Times New Roman" w:hAnsi="Times New Roman" w:cs="Times New Roman"/>
-          <w:sz w:val="20"/>
-          <w:szCs w:val="20"/>
-          <w:lang w:val="de-DE"/>
-        </w:rPr>
-        <w:t xml:space="preserve">. </w:t>
+        <w:t xml:space="preserve"> auf Bl. </w:t>
       </w:r>
       <w:r>
         <w:rPr>
@@ -2625,27 +2118,7 @@
           <w:szCs w:val="20"/>
           <w:lang w:val="de-DE"/>
         </w:rPr>
-        <w:t xml:space="preserve">auf </w:t>
-      </w:r>
-      <w:proofErr w:type="spellStart"/>
-      <w:r>
-        <w:rPr>
-          <w:rFonts w:ascii="Times New Roman" w:hAnsi="Times New Roman" w:cs="Times New Roman"/>
-          <w:sz w:val="20"/>
-          <w:szCs w:val="20"/>
-          <w:lang w:val="de-DE"/>
-        </w:rPr>
-        <w:t>Bl</w:t>
-      </w:r>
-      <w:proofErr w:type="spellEnd"/>
-      <w:r>
-        <w:rPr>
-          <w:rFonts w:ascii="Times New Roman" w:hAnsi="Times New Roman" w:cs="Times New Roman"/>
-          <w:sz w:val="20"/>
-          <w:szCs w:val="20"/>
-          <w:lang w:val="de-DE"/>
-        </w:rPr>
-        <w:t xml:space="preserve">. </w:t>
+        <w:t xml:space="preserve">auf Bl. </w:t>
       </w:r>
       <w:r>
         <w:rPr>
@@ -2710,27 +2183,7 @@
           <w:szCs w:val="20"/>
           <w:lang w:val="de-DE"/>
         </w:rPr>
-        <w:t xml:space="preserve">und </w:t>
-      </w:r>
-      <w:proofErr w:type="spellStart"/>
-      <w:r>
-        <w:rPr>
-          <w:rFonts w:ascii="Times New Roman" w:hAnsi="Times New Roman" w:cs="Times New Roman"/>
-          <w:sz w:val="20"/>
-          <w:szCs w:val="20"/>
-          <w:lang w:val="de-DE"/>
-        </w:rPr>
-        <w:t>Bl</w:t>
-      </w:r>
-      <w:proofErr w:type="spellEnd"/>
-      <w:r>
-        <w:rPr>
-          <w:rFonts w:ascii="Times New Roman" w:hAnsi="Times New Roman" w:cs="Times New Roman"/>
-          <w:sz w:val="20"/>
-          <w:szCs w:val="20"/>
-          <w:lang w:val="de-DE"/>
-        </w:rPr>
-        <w:t>. 7</w:t>
+        <w:t>und Bl. 7</w:t>
       </w:r>
       <w:r>
         <w:rPr>
@@ -3412,25 +2865,14 @@
           <w:lang w:val="de-DE"/>
         </w:rPr>
       </w:pPr>
-      <w:proofErr w:type="spellStart"/>
-      <w:r>
-        <w:rPr>
-          <w:rFonts w:ascii="Times New Roman" w:hAnsi="Times New Roman" w:cs="Times New Roman"/>
-          <w:sz w:val="20"/>
-          <w:szCs w:val="20"/>
-          <w:lang w:val="de-DE"/>
-        </w:rPr>
-        <w:t>Bl</w:t>
-      </w:r>
-      <w:proofErr w:type="spellEnd"/>
-      <w:r>
-        <w:rPr>
-          <w:rFonts w:ascii="Times New Roman" w:hAnsi="Times New Roman" w:cs="Times New Roman"/>
-          <w:sz w:val="20"/>
-          <w:szCs w:val="20"/>
-          <w:lang w:val="de-DE"/>
-        </w:rPr>
-        <w:t>. 1</w:t>
+      <w:r>
+        <w:rPr>
+          <w:rFonts w:ascii="Times New Roman" w:hAnsi="Times New Roman" w:cs="Times New Roman"/>
+          <w:sz w:val="20"/>
+          <w:szCs w:val="20"/>
+          <w:lang w:val="de-DE"/>
+        </w:rPr>
+        <w:t>Bl. 1</w:t>
       </w:r>
       <w:r>
         <w:rPr>
@@ -3577,7 +3019,6 @@
           <w:lang w:val="de-DE"/>
         </w:rPr>
       </w:pPr>
-      <w:proofErr w:type="spellStart"/>
       <w:r>
         <w:rPr>
           <w:rFonts w:ascii="Times New Roman" w:hAnsi="Times New Roman" w:cs="Times New Roman"/>
@@ -3586,17 +3027,7 @@
           <w:lang w:val="de-DE"/>
         </w:rPr>
         <w:lastRenderedPageBreak/>
-        <w:t>Bl</w:t>
-      </w:r>
-      <w:proofErr w:type="spellEnd"/>
-      <w:r>
-        <w:rPr>
-          <w:rFonts w:ascii="Times New Roman" w:hAnsi="Times New Roman" w:cs="Times New Roman"/>
-          <w:sz w:val="20"/>
-          <w:szCs w:val="20"/>
-          <w:lang w:val="de-DE"/>
-        </w:rPr>
-        <w:t xml:space="preserve">. </w:t>
+        <w:t xml:space="preserve">Bl. </w:t>
       </w:r>
       <w:r>
         <w:rPr>
@@ -3796,25 +3227,14 @@
           <w:lang w:val="de-DE"/>
         </w:rPr>
       </w:pPr>
-      <w:proofErr w:type="spellStart"/>
-      <w:r>
-        <w:rPr>
-          <w:rFonts w:ascii="Times New Roman" w:hAnsi="Times New Roman" w:cs="Times New Roman"/>
-          <w:sz w:val="20"/>
-          <w:szCs w:val="20"/>
-          <w:lang w:val="de-DE"/>
-        </w:rPr>
-        <w:t>Bl</w:t>
-      </w:r>
-      <w:proofErr w:type="spellEnd"/>
-      <w:r>
-        <w:rPr>
-          <w:rFonts w:ascii="Times New Roman" w:hAnsi="Times New Roman" w:cs="Times New Roman"/>
-          <w:sz w:val="20"/>
-          <w:szCs w:val="20"/>
-          <w:lang w:val="de-DE"/>
-        </w:rPr>
-        <w:t xml:space="preserve">. </w:t>
+      <w:r>
+        <w:rPr>
+          <w:rFonts w:ascii="Times New Roman" w:hAnsi="Times New Roman" w:cs="Times New Roman"/>
+          <w:sz w:val="20"/>
+          <w:szCs w:val="20"/>
+          <w:lang w:val="de-DE"/>
+        </w:rPr>
+        <w:t xml:space="preserve">Bl. </w:t>
       </w:r>
       <w:r>
         <w:rPr>
@@ -3911,25 +3331,14 @@
           <w:lang w:val="de-DE"/>
         </w:rPr>
       </w:pPr>
-      <w:proofErr w:type="gramStart"/>
-      <w:r>
-        <w:rPr>
-          <w:rFonts w:ascii="Times New Roman" w:hAnsi="Times New Roman" w:cs="Times New Roman"/>
-          <w:sz w:val="20"/>
-          <w:szCs w:val="20"/>
-          <w:lang w:val="de-DE"/>
-        </w:rPr>
-        <w:t>Autograph</w:t>
-      </w:r>
-      <w:proofErr w:type="gramEnd"/>
-      <w:r>
-        <w:rPr>
-          <w:rFonts w:ascii="Times New Roman" w:hAnsi="Times New Roman" w:cs="Times New Roman"/>
-          <w:sz w:val="20"/>
-          <w:szCs w:val="20"/>
-          <w:lang w:val="de-DE"/>
-        </w:rPr>
-        <w:t xml:space="preserve"> von </w:t>
+      <w:r>
+        <w:rPr>
+          <w:rFonts w:ascii="Times New Roman" w:hAnsi="Times New Roman" w:cs="Times New Roman"/>
+          <w:sz w:val="20"/>
+          <w:szCs w:val="20"/>
+          <w:lang w:val="de-DE"/>
+        </w:rPr>
+        <w:t xml:space="preserve">Autograph von </w:t>
       </w:r>
       <w:r>
         <w:rPr>
@@ -4006,25 +3415,14 @@
           <w:lang w:val="de-DE"/>
         </w:rPr>
       </w:pPr>
-      <w:proofErr w:type="spellStart"/>
-      <w:r>
-        <w:rPr>
-          <w:rFonts w:ascii="Times New Roman" w:hAnsi="Times New Roman" w:cs="Times New Roman"/>
-          <w:sz w:val="20"/>
-          <w:szCs w:val="20"/>
-          <w:lang w:val="de-DE"/>
-        </w:rPr>
-        <w:t>Bl</w:t>
-      </w:r>
-      <w:proofErr w:type="spellEnd"/>
-      <w:r>
-        <w:rPr>
-          <w:rFonts w:ascii="Times New Roman" w:hAnsi="Times New Roman" w:cs="Times New Roman"/>
-          <w:sz w:val="20"/>
-          <w:szCs w:val="20"/>
-          <w:lang w:val="de-DE"/>
-        </w:rPr>
-        <w:t xml:space="preserve">. </w:t>
+      <w:r>
+        <w:rPr>
+          <w:rFonts w:ascii="Times New Roman" w:hAnsi="Times New Roman" w:cs="Times New Roman"/>
+          <w:sz w:val="20"/>
+          <w:szCs w:val="20"/>
+          <w:lang w:val="de-DE"/>
+        </w:rPr>
+        <w:t xml:space="preserve">Bl. </w:t>
       </w:r>
       <w:r>
         <w:rPr>
@@ -4282,25 +3680,14 @@
           <w:lang w:val="de-DE"/>
         </w:rPr>
       </w:pPr>
-      <w:proofErr w:type="spellStart"/>
-      <w:r>
-        <w:rPr>
-          <w:rFonts w:ascii="Times New Roman" w:hAnsi="Times New Roman" w:cs="Times New Roman"/>
-          <w:sz w:val="20"/>
-          <w:szCs w:val="20"/>
-          <w:lang w:val="de-DE"/>
-        </w:rPr>
-        <w:t>Bl</w:t>
-      </w:r>
-      <w:proofErr w:type="spellEnd"/>
-      <w:r>
-        <w:rPr>
-          <w:rFonts w:ascii="Times New Roman" w:hAnsi="Times New Roman" w:cs="Times New Roman"/>
-          <w:sz w:val="20"/>
-          <w:szCs w:val="20"/>
-          <w:lang w:val="de-DE"/>
-        </w:rPr>
-        <w:t xml:space="preserve">. </w:t>
+      <w:r>
+        <w:rPr>
+          <w:rFonts w:ascii="Times New Roman" w:hAnsi="Times New Roman" w:cs="Times New Roman"/>
+          <w:sz w:val="20"/>
+          <w:szCs w:val="20"/>
+          <w:lang w:val="de-DE"/>
+        </w:rPr>
+        <w:t xml:space="preserve">Bl. </w:t>
       </w:r>
       <w:r>
         <w:rPr>
@@ -4594,25 +3981,14 @@
           <w:lang w:val="de-DE"/>
         </w:rPr>
       </w:pPr>
-      <w:proofErr w:type="spellStart"/>
-      <w:r>
-        <w:rPr>
-          <w:rFonts w:ascii="Times New Roman" w:hAnsi="Times New Roman" w:cs="Times New Roman"/>
-          <w:sz w:val="20"/>
-          <w:szCs w:val="20"/>
-          <w:lang w:val="de-DE"/>
-        </w:rPr>
-        <w:t>Bl</w:t>
-      </w:r>
-      <w:proofErr w:type="spellEnd"/>
-      <w:r>
-        <w:rPr>
-          <w:rFonts w:ascii="Times New Roman" w:hAnsi="Times New Roman" w:cs="Times New Roman"/>
-          <w:sz w:val="20"/>
-          <w:szCs w:val="20"/>
-          <w:lang w:val="de-DE"/>
-        </w:rPr>
-        <w:t xml:space="preserve">. </w:t>
+      <w:r>
+        <w:rPr>
+          <w:rFonts w:ascii="Times New Roman" w:hAnsi="Times New Roman" w:cs="Times New Roman"/>
+          <w:sz w:val="20"/>
+          <w:szCs w:val="20"/>
+          <w:lang w:val="de-DE"/>
+        </w:rPr>
+        <w:t xml:space="preserve">Bl. </w:t>
       </w:r>
       <w:r>
         <w:rPr>
@@ -4906,25 +4282,14 @@
           <w:lang w:val="de-DE"/>
         </w:rPr>
       </w:pPr>
-      <w:proofErr w:type="spellStart"/>
-      <w:r>
-        <w:rPr>
-          <w:rFonts w:ascii="Times New Roman" w:hAnsi="Times New Roman" w:cs="Times New Roman"/>
-          <w:sz w:val="20"/>
-          <w:szCs w:val="20"/>
-          <w:lang w:val="de-DE"/>
-        </w:rPr>
-        <w:t>Bl</w:t>
-      </w:r>
-      <w:proofErr w:type="spellEnd"/>
-      <w:r>
-        <w:rPr>
-          <w:rFonts w:ascii="Times New Roman" w:hAnsi="Times New Roman" w:cs="Times New Roman"/>
-          <w:sz w:val="20"/>
-          <w:szCs w:val="20"/>
-          <w:lang w:val="de-DE"/>
-        </w:rPr>
-        <w:t xml:space="preserve">. </w:t>
+      <w:r>
+        <w:rPr>
+          <w:rFonts w:ascii="Times New Roman" w:hAnsi="Times New Roman" w:cs="Times New Roman"/>
+          <w:sz w:val="20"/>
+          <w:szCs w:val="20"/>
+          <w:lang w:val="de-DE"/>
+        </w:rPr>
+        <w:t xml:space="preserve">Bl. </w:t>
       </w:r>
       <w:r>
         <w:rPr>
@@ -5133,25 +4498,14 @@
           <w:lang w:val="de-DE"/>
         </w:rPr>
       </w:pPr>
-      <w:proofErr w:type="gramStart"/>
-      <w:r>
-        <w:rPr>
-          <w:rFonts w:ascii="Times New Roman" w:hAnsi="Times New Roman" w:cs="Times New Roman"/>
-          <w:sz w:val="20"/>
-          <w:szCs w:val="20"/>
-          <w:lang w:val="de-DE"/>
-        </w:rPr>
-        <w:t>Autograph</w:t>
-      </w:r>
-      <w:proofErr w:type="gramEnd"/>
-      <w:r>
-        <w:rPr>
-          <w:rFonts w:ascii="Times New Roman" w:hAnsi="Times New Roman" w:cs="Times New Roman"/>
-          <w:sz w:val="20"/>
-          <w:szCs w:val="20"/>
-          <w:lang w:val="de-DE"/>
-        </w:rPr>
-        <w:t xml:space="preserve"> von </w:t>
+      <w:r>
+        <w:rPr>
+          <w:rFonts w:ascii="Times New Roman" w:hAnsi="Times New Roman" w:cs="Times New Roman"/>
+          <w:sz w:val="20"/>
+          <w:szCs w:val="20"/>
+          <w:lang w:val="de-DE"/>
+        </w:rPr>
+        <w:t xml:space="preserve">Autograph von </w:t>
       </w:r>
       <w:r>
         <w:rPr>
@@ -5228,25 +4582,14 @@
           <w:lang w:val="de-DE"/>
         </w:rPr>
       </w:pPr>
-      <w:proofErr w:type="spellStart"/>
-      <w:r>
-        <w:rPr>
-          <w:rFonts w:ascii="Times New Roman" w:hAnsi="Times New Roman" w:cs="Times New Roman"/>
-          <w:sz w:val="20"/>
-          <w:szCs w:val="20"/>
-          <w:lang w:val="de-DE"/>
-        </w:rPr>
-        <w:t>Bl</w:t>
-      </w:r>
-      <w:proofErr w:type="spellEnd"/>
-      <w:r>
-        <w:rPr>
-          <w:rFonts w:ascii="Times New Roman" w:hAnsi="Times New Roman" w:cs="Times New Roman"/>
-          <w:sz w:val="20"/>
-          <w:szCs w:val="20"/>
-          <w:lang w:val="de-DE"/>
-        </w:rPr>
-        <w:t xml:space="preserve">. </w:t>
+      <w:r>
+        <w:rPr>
+          <w:rFonts w:ascii="Times New Roman" w:hAnsi="Times New Roman" w:cs="Times New Roman"/>
+          <w:sz w:val="20"/>
+          <w:szCs w:val="20"/>
+          <w:lang w:val="de-DE"/>
+        </w:rPr>
+        <w:t xml:space="preserve">Bl. </w:t>
       </w:r>
       <w:r>
         <w:rPr>
@@ -5540,25 +4883,14 @@
           <w:lang w:val="de-DE"/>
         </w:rPr>
       </w:pPr>
-      <w:proofErr w:type="gramStart"/>
-      <w:r>
-        <w:rPr>
-          <w:rFonts w:ascii="Times New Roman" w:hAnsi="Times New Roman" w:cs="Times New Roman"/>
-          <w:sz w:val="20"/>
-          <w:szCs w:val="20"/>
-          <w:lang w:val="de-DE"/>
-        </w:rPr>
-        <w:t>Autograph</w:t>
-      </w:r>
-      <w:proofErr w:type="gramEnd"/>
-      <w:r>
-        <w:rPr>
-          <w:rFonts w:ascii="Times New Roman" w:hAnsi="Times New Roman" w:cs="Times New Roman"/>
-          <w:sz w:val="20"/>
-          <w:szCs w:val="20"/>
-          <w:lang w:val="de-DE"/>
-        </w:rPr>
-        <w:t xml:space="preserve"> von </w:t>
+      <w:r>
+        <w:rPr>
+          <w:rFonts w:ascii="Times New Roman" w:hAnsi="Times New Roman" w:cs="Times New Roman"/>
+          <w:sz w:val="20"/>
+          <w:szCs w:val="20"/>
+          <w:lang w:val="de-DE"/>
+        </w:rPr>
+        <w:t xml:space="preserve">Autograph von </w:t>
       </w:r>
       <w:r>
         <w:rPr>
@@ -5635,25 +4967,14 @@
           <w:lang w:val="de-DE"/>
         </w:rPr>
       </w:pPr>
-      <w:proofErr w:type="spellStart"/>
-      <w:r>
-        <w:rPr>
-          <w:rFonts w:ascii="Times New Roman" w:hAnsi="Times New Roman" w:cs="Times New Roman"/>
-          <w:sz w:val="20"/>
-          <w:szCs w:val="20"/>
-          <w:lang w:val="de-DE"/>
-        </w:rPr>
-        <w:t>Bl</w:t>
-      </w:r>
-      <w:proofErr w:type="spellEnd"/>
-      <w:r>
-        <w:rPr>
-          <w:rFonts w:ascii="Times New Roman" w:hAnsi="Times New Roman" w:cs="Times New Roman"/>
-          <w:sz w:val="20"/>
-          <w:szCs w:val="20"/>
-          <w:lang w:val="de-DE"/>
-        </w:rPr>
-        <w:t xml:space="preserve">. </w:t>
+      <w:r>
+        <w:rPr>
+          <w:rFonts w:ascii="Times New Roman" w:hAnsi="Times New Roman" w:cs="Times New Roman"/>
+          <w:sz w:val="20"/>
+          <w:szCs w:val="20"/>
+          <w:lang w:val="de-DE"/>
+        </w:rPr>
+        <w:t xml:space="preserve">Bl. </w:t>
       </w:r>
       <w:r>
         <w:rPr>
@@ -5965,25 +5286,14 @@
           <w:lang w:val="de-DE"/>
         </w:rPr>
       </w:pPr>
-      <w:proofErr w:type="spellStart"/>
-      <w:r>
-        <w:rPr>
-          <w:rFonts w:ascii="Times New Roman" w:hAnsi="Times New Roman" w:cs="Times New Roman"/>
-          <w:sz w:val="20"/>
-          <w:szCs w:val="20"/>
-          <w:lang w:val="de-DE"/>
-        </w:rPr>
-        <w:t>Bl</w:t>
-      </w:r>
-      <w:proofErr w:type="spellEnd"/>
-      <w:r>
-        <w:rPr>
-          <w:rFonts w:ascii="Times New Roman" w:hAnsi="Times New Roman" w:cs="Times New Roman"/>
-          <w:sz w:val="20"/>
-          <w:szCs w:val="20"/>
-          <w:lang w:val="de-DE"/>
-        </w:rPr>
-        <w:t xml:space="preserve">. </w:t>
+      <w:r>
+        <w:rPr>
+          <w:rFonts w:ascii="Times New Roman" w:hAnsi="Times New Roman" w:cs="Times New Roman"/>
+          <w:sz w:val="20"/>
+          <w:szCs w:val="20"/>
+          <w:lang w:val="de-DE"/>
+        </w:rPr>
+        <w:t xml:space="preserve">Bl. </w:t>
       </w:r>
       <w:r>
         <w:rPr>
@@ -6583,37 +5893,16 @@
                 <w:highlight w:val="red"/>
                 <w:lang w:val="de-DE"/>
               </w:rPr>
-              <w:t>##</w:t>
-            </w:r>
-            <w:proofErr w:type="gramStart"/>
-            <w:r>
-              <w:rPr>
-                <w:rFonts w:ascii="Times New Roman" w:hAnsi="Times New Roman" w:cs="Times New Roman"/>
-                <w:sz w:val="20"/>
-                <w:szCs w:val="20"/>
-                <w:highlight w:val="red"/>
-                <w:lang w:val="de-DE"/>
-              </w:rPr>
-              <w:t>#</w:t>
-            </w:r>
-            <w:r>
-              <w:rPr>
-                <w:rFonts w:ascii="Times New Roman" w:hAnsi="Times New Roman" w:cs="Times New Roman"/>
-                <w:sz w:val="20"/>
-                <w:szCs w:val="20"/>
-                <w:lang w:val="de-DE"/>
-              </w:rPr>
-              <w:t>(</w:t>
-            </w:r>
-            <w:proofErr w:type="gramEnd"/>
-            <w:r>
-              <w:rPr>
-                <w:rFonts w:ascii="Times New Roman" w:hAnsi="Times New Roman" w:cs="Times New Roman"/>
-                <w:sz w:val="20"/>
-                <w:szCs w:val="20"/>
-                <w:lang w:val="de-DE"/>
-              </w:rPr>
-              <w:t>M 1</w:t>
+              <w:t>###</w:t>
+            </w:r>
+            <w:r>
+              <w:rPr>
+                <w:rFonts w:ascii="Times New Roman" w:hAnsi="Times New Roman" w:cs="Times New Roman"/>
+                <w:sz w:val="20"/>
+                <w:szCs w:val="20"/>
+                <w:lang w:val="de-DE"/>
+              </w:rPr>
+              <w:t>(M 1</w:t>
             </w:r>
             <w:r>
               <w:rPr>
@@ -6764,27 +6053,7 @@
                 <w:szCs w:val="20"/>
                 <w:lang w:val="de-DE"/>
               </w:rPr>
-              <w:t>(</w:t>
-            </w:r>
-            <w:proofErr w:type="spellStart"/>
-            <w:r>
-              <w:rPr>
-                <w:rFonts w:ascii="Times New Roman" w:hAnsi="Times New Roman" w:cs="Times New Roman"/>
-                <w:sz w:val="20"/>
-                <w:szCs w:val="20"/>
-                <w:lang w:val="de-DE"/>
-              </w:rPr>
-              <w:t>Triolische</w:t>
-            </w:r>
-            <w:proofErr w:type="spellEnd"/>
-            <w:r>
-              <w:rPr>
-                <w:rFonts w:ascii="Times New Roman" w:hAnsi="Times New Roman" w:cs="Times New Roman"/>
-                <w:sz w:val="20"/>
-                <w:szCs w:val="20"/>
-                <w:lang w:val="de-DE"/>
-              </w:rPr>
-              <w:t>) Achtelpause überschreibt Viertelpause.</w:t>
+              <w:t>(Triolische) Achtelpause überschreibt Viertelpause.</w:t>
             </w:r>
           </w:p>
         </w:tc>
@@ -7430,27 +6699,7 @@
                 <w:szCs w:val="20"/>
                 <w:lang w:val="de-DE"/>
               </w:rPr>
-              <w:t xml:space="preserve">Auf Rasur. Ante </w:t>
-            </w:r>
-            <w:proofErr w:type="spellStart"/>
-            <w:r>
-              <w:rPr>
-                <w:rFonts w:ascii="Times New Roman" w:hAnsi="Times New Roman" w:cs="Times New Roman"/>
-                <w:sz w:val="20"/>
-                <w:szCs w:val="20"/>
-                <w:lang w:val="de-DE"/>
-              </w:rPr>
-              <w:t>correcturam</w:t>
-            </w:r>
-            <w:proofErr w:type="spellEnd"/>
-            <w:r>
-              <w:rPr>
-                <w:rFonts w:ascii="Times New Roman" w:hAnsi="Times New Roman" w:cs="Times New Roman"/>
-                <w:sz w:val="20"/>
-                <w:szCs w:val="20"/>
-                <w:lang w:val="de-DE"/>
-              </w:rPr>
-              <w:t xml:space="preserve">: e. </w:t>
+              <w:t xml:space="preserve">Auf Rasur. Ante correcturam: e. </w:t>
             </w:r>
           </w:p>
         </w:tc>
@@ -7635,23 +6884,13 @@
               </w:rPr>
               <w:t>1</w:t>
             </w:r>
-            <w:proofErr w:type="gramStart"/>
-            <w:r>
-              <w:rPr>
-                <w:rFonts w:ascii="Times New Roman" w:hAnsi="Times New Roman" w:cs="Times New Roman"/>
-                <w:sz w:val="20"/>
-                <w:szCs w:val="20"/>
-              </w:rPr>
-              <w:t>?]–</w:t>
-            </w:r>
-            <w:proofErr w:type="gramEnd"/>
-            <w:r>
-              <w:rPr>
-                <w:rFonts w:ascii="Times New Roman" w:hAnsi="Times New Roman" w:cs="Times New Roman"/>
-                <w:sz w:val="20"/>
-                <w:szCs w:val="20"/>
-              </w:rPr>
-              <w:t>a</w:t>
+            <w:r>
+              <w:rPr>
+                <w:rFonts w:ascii="Times New Roman" w:hAnsi="Times New Roman" w:cs="Times New Roman"/>
+                <w:sz w:val="20"/>
+                <w:szCs w:val="20"/>
+              </w:rPr>
+              <w:t>?]–a</w:t>
             </w:r>
             <w:r>
               <w:rPr>
@@ -7701,25 +6940,7 @@
                 <w:sz w:val="20"/>
                 <w:szCs w:val="20"/>
               </w:rPr>
-              <w:t xml:space="preserve"> mit </w:t>
-            </w:r>
-            <w:proofErr w:type="spellStart"/>
-            <w:r>
-              <w:rPr>
-                <w:rFonts w:ascii="Times New Roman" w:hAnsi="Times New Roman" w:cs="Times New Roman"/>
-                <w:sz w:val="20"/>
-                <w:szCs w:val="20"/>
-              </w:rPr>
-              <w:t>Ligaturbögen</w:t>
-            </w:r>
-            <w:proofErr w:type="spellEnd"/>
-            <w:r>
-              <w:rPr>
-                <w:rFonts w:ascii="Times New Roman" w:hAnsi="Times New Roman" w:cs="Times New Roman"/>
-                <w:sz w:val="20"/>
-                <w:szCs w:val="20"/>
-              </w:rPr>
-              <w:t xml:space="preserve"> zu a[?]/d</w:t>
+              <w:t xml:space="preserve"> mit Ligaturbögen zu a[?]/d</w:t>
             </w:r>
             <w:r>
               <w:rPr>
@@ -8328,37 +7549,16 @@
                 <w:highlight w:val="red"/>
                 <w:lang w:val="de-DE"/>
               </w:rPr>
-              <w:t>##</w:t>
-            </w:r>
-            <w:proofErr w:type="gramStart"/>
-            <w:r>
-              <w:rPr>
-                <w:rFonts w:ascii="Times New Roman" w:hAnsi="Times New Roman" w:cs="Times New Roman"/>
-                <w:sz w:val="20"/>
-                <w:szCs w:val="20"/>
-                <w:highlight w:val="red"/>
-                <w:lang w:val="de-DE"/>
-              </w:rPr>
-              <w:t>#</w:t>
-            </w:r>
-            <w:r>
-              <w:rPr>
-                <w:rFonts w:ascii="Times New Roman" w:hAnsi="Times New Roman" w:cs="Times New Roman"/>
-                <w:sz w:val="20"/>
-                <w:szCs w:val="20"/>
-                <w:lang w:val="de-DE"/>
-              </w:rPr>
-              <w:t>(</w:t>
-            </w:r>
-            <w:proofErr w:type="gramEnd"/>
-            <w:r>
-              <w:rPr>
-                <w:rFonts w:ascii="Times New Roman" w:hAnsi="Times New Roman" w:cs="Times New Roman"/>
-                <w:sz w:val="20"/>
-                <w:szCs w:val="20"/>
-                <w:lang w:val="de-DE"/>
-              </w:rPr>
-              <w:t>M 162: Textfassung 1)</w:t>
+              <w:t>###</w:t>
+            </w:r>
+            <w:r>
+              <w:rPr>
+                <w:rFonts w:ascii="Times New Roman" w:hAnsi="Times New Roman" w:cs="Times New Roman"/>
+                <w:sz w:val="20"/>
+                <w:szCs w:val="20"/>
+                <w:lang w:val="de-DE"/>
+              </w:rPr>
+              <w:t>(M 162: Textfassung 1)</w:t>
             </w:r>
           </w:p>
         </w:tc>
@@ -9759,25 +8959,7 @@
                 <w:sz w:val="20"/>
                 <w:szCs w:val="20"/>
               </w:rPr>
-              <w:t xml:space="preserve">Ante </w:t>
-            </w:r>
-            <w:proofErr w:type="spellStart"/>
-            <w:r>
-              <w:rPr>
-                <w:rFonts w:ascii="Times New Roman" w:hAnsi="Times New Roman" w:cs="Times New Roman"/>
-                <w:sz w:val="20"/>
-                <w:szCs w:val="20"/>
-              </w:rPr>
-              <w:t>correcturam</w:t>
-            </w:r>
-            <w:proofErr w:type="spellEnd"/>
-            <w:r>
-              <w:rPr>
-                <w:rFonts w:ascii="Times New Roman" w:hAnsi="Times New Roman" w:cs="Times New Roman"/>
-                <w:sz w:val="20"/>
-                <w:szCs w:val="20"/>
-              </w:rPr>
-              <w:t>: [b]Es/H/[a]e/[a]g oder H/[a]e/[a]g?</w:t>
+              <w:t>Ante correcturam: [b]Es/H/[a]e/[a]g oder H/[a]e/[a]g?</w:t>
             </w:r>
           </w:p>
         </w:tc>
@@ -9824,37 +9006,16 @@
                 <w:highlight w:val="red"/>
                 <w:lang w:val="de-DE"/>
               </w:rPr>
-              <w:t>##</w:t>
-            </w:r>
-            <w:proofErr w:type="gramStart"/>
-            <w:r>
-              <w:rPr>
-                <w:rFonts w:ascii="Times New Roman" w:hAnsi="Times New Roman" w:cs="Times New Roman"/>
-                <w:sz w:val="20"/>
-                <w:szCs w:val="20"/>
-                <w:highlight w:val="red"/>
-                <w:lang w:val="de-DE"/>
-              </w:rPr>
-              <w:t>#</w:t>
-            </w:r>
-            <w:r>
-              <w:rPr>
-                <w:rFonts w:ascii="Times New Roman" w:hAnsi="Times New Roman" w:cs="Times New Roman"/>
-                <w:sz w:val="20"/>
-                <w:szCs w:val="20"/>
-                <w:lang w:val="de-DE"/>
-              </w:rPr>
-              <w:t>(</w:t>
-            </w:r>
-            <w:proofErr w:type="gramEnd"/>
-            <w:r>
-              <w:rPr>
-                <w:rFonts w:ascii="Times New Roman" w:hAnsi="Times New Roman" w:cs="Times New Roman"/>
-                <w:sz w:val="20"/>
-                <w:szCs w:val="20"/>
-                <w:lang w:val="de-DE"/>
-              </w:rPr>
-              <w:t>M 163: Textfassung 1)</w:t>
+              <w:t>###</w:t>
+            </w:r>
+            <w:r>
+              <w:rPr>
+                <w:rFonts w:ascii="Times New Roman" w:hAnsi="Times New Roman" w:cs="Times New Roman"/>
+                <w:sz w:val="20"/>
+                <w:szCs w:val="20"/>
+                <w:lang w:val="de-DE"/>
+              </w:rPr>
+              <w:t>(M 163: Textfassung 1)</w:t>
             </w:r>
           </w:p>
         </w:tc>
@@ -10411,37 +9572,16 @@
                 <w:highlight w:val="red"/>
                 <w:lang w:val="de-DE"/>
               </w:rPr>
-              <w:t>##</w:t>
-            </w:r>
-            <w:proofErr w:type="gramStart"/>
-            <w:r>
-              <w:rPr>
-                <w:rFonts w:ascii="Times New Roman" w:hAnsi="Times New Roman" w:cs="Times New Roman"/>
-                <w:sz w:val="20"/>
-                <w:szCs w:val="20"/>
-                <w:highlight w:val="red"/>
-                <w:lang w:val="de-DE"/>
-              </w:rPr>
-              <w:t>#</w:t>
-            </w:r>
-            <w:r>
-              <w:rPr>
-                <w:rFonts w:ascii="Times New Roman" w:hAnsi="Times New Roman" w:cs="Times New Roman"/>
-                <w:sz w:val="20"/>
-                <w:szCs w:val="20"/>
-                <w:lang w:val="de-DE"/>
-              </w:rPr>
-              <w:t>(</w:t>
-            </w:r>
-            <w:proofErr w:type="gramEnd"/>
-            <w:r>
-              <w:rPr>
-                <w:rFonts w:ascii="Times New Roman" w:hAnsi="Times New Roman" w:cs="Times New Roman"/>
-                <w:sz w:val="20"/>
-                <w:szCs w:val="20"/>
-                <w:lang w:val="de-DE"/>
-              </w:rPr>
-              <w:t>M 164: Textfassung 1)</w:t>
+              <w:t>###</w:t>
+            </w:r>
+            <w:r>
+              <w:rPr>
+                <w:rFonts w:ascii="Times New Roman" w:hAnsi="Times New Roman" w:cs="Times New Roman"/>
+                <w:sz w:val="20"/>
+                <w:szCs w:val="20"/>
+                <w:lang w:val="de-DE"/>
+              </w:rPr>
+              <w:t>(M 164: Textfassung 1)</w:t>
             </w:r>
           </w:p>
         </w:tc>
@@ -10566,25 +9706,7 @@
                 <w:sz w:val="20"/>
                 <w:szCs w:val="20"/>
               </w:rPr>
-              <w:t xml:space="preserve">Rasur. Ante </w:t>
-            </w:r>
-            <w:proofErr w:type="spellStart"/>
-            <w:r>
-              <w:rPr>
-                <w:rFonts w:ascii="Times New Roman" w:hAnsi="Times New Roman" w:cs="Times New Roman"/>
-                <w:sz w:val="20"/>
-                <w:szCs w:val="20"/>
-              </w:rPr>
-              <w:t>correcturam</w:t>
-            </w:r>
-            <w:proofErr w:type="spellEnd"/>
-            <w:r>
-              <w:rPr>
-                <w:rFonts w:ascii="Times New Roman" w:hAnsi="Times New Roman" w:cs="Times New Roman"/>
-                <w:sz w:val="20"/>
-                <w:szCs w:val="20"/>
-              </w:rPr>
-              <w:t>: [a]F?</w:t>
+              <w:t>Rasur. Ante correcturam: [a]F?</w:t>
             </w:r>
           </w:p>
         </w:tc>
@@ -11593,37 +10715,16 @@
                 <w:highlight w:val="red"/>
                 <w:lang w:val="de-DE"/>
               </w:rPr>
-              <w:t>##</w:t>
-            </w:r>
-            <w:proofErr w:type="gramStart"/>
-            <w:r>
-              <w:rPr>
-                <w:rFonts w:ascii="Times New Roman" w:hAnsi="Times New Roman" w:cs="Times New Roman"/>
-                <w:sz w:val="20"/>
-                <w:szCs w:val="20"/>
-                <w:highlight w:val="red"/>
-                <w:lang w:val="de-DE"/>
-              </w:rPr>
-              <w:t>#</w:t>
-            </w:r>
-            <w:r>
-              <w:rPr>
-                <w:rFonts w:ascii="Times New Roman" w:hAnsi="Times New Roman" w:cs="Times New Roman"/>
-                <w:sz w:val="20"/>
-                <w:szCs w:val="20"/>
-                <w:lang w:val="de-DE"/>
-              </w:rPr>
-              <w:t>(</w:t>
-            </w:r>
-            <w:proofErr w:type="gramEnd"/>
-            <w:r>
-              <w:rPr>
-                <w:rFonts w:ascii="Times New Roman" w:hAnsi="Times New Roman" w:cs="Times New Roman"/>
-                <w:sz w:val="20"/>
-                <w:szCs w:val="20"/>
-                <w:lang w:val="de-DE"/>
-              </w:rPr>
-              <w:t>M 162: Textfassung 1)</w:t>
+              <w:t>###</w:t>
+            </w:r>
+            <w:r>
+              <w:rPr>
+                <w:rFonts w:ascii="Times New Roman" w:hAnsi="Times New Roman" w:cs="Times New Roman"/>
+                <w:sz w:val="20"/>
+                <w:szCs w:val="20"/>
+                <w:lang w:val="de-DE"/>
+              </w:rPr>
+              <w:t>(M 162: Textfassung 1)</w:t>
             </w:r>
           </w:p>
         </w:tc>
@@ -12339,25 +11440,14 @@
                 <w:lang w:val="de-DE"/>
               </w:rPr>
             </w:pPr>
-            <w:proofErr w:type="spellStart"/>
-            <w:r>
-              <w:rPr>
-                <w:rFonts w:ascii="Times New Roman" w:hAnsi="Times New Roman" w:cs="Times New Roman"/>
-                <w:sz w:val="20"/>
-                <w:szCs w:val="20"/>
-                <w:lang w:val="de-DE"/>
-              </w:rPr>
-              <w:t>Triolische</w:t>
-            </w:r>
-            <w:proofErr w:type="spellEnd"/>
-            <w:r>
-              <w:rPr>
-                <w:rFonts w:ascii="Times New Roman" w:hAnsi="Times New Roman" w:cs="Times New Roman"/>
-                <w:sz w:val="20"/>
-                <w:szCs w:val="20"/>
-                <w:lang w:val="de-DE"/>
-              </w:rPr>
-              <w:t xml:space="preserve"> Achtelpause, Achtelnote E, Achtelpause </w:t>
+            <w:r>
+              <w:rPr>
+                <w:rFonts w:ascii="Times New Roman" w:hAnsi="Times New Roman" w:cs="Times New Roman"/>
+                <w:sz w:val="20"/>
+                <w:szCs w:val="20"/>
+                <w:lang w:val="de-DE"/>
+              </w:rPr>
+              <w:t xml:space="preserve">Triolische Achtelpause, Achtelnote E, Achtelpause </w:t>
             </w:r>
             <w:r>
               <w:rPr>
@@ -12575,7 +11665,6 @@
               </w:rPr>
               <w:t xml:space="preserve">Zuerst: </w:t>
             </w:r>
-            <w:proofErr w:type="spellStart"/>
             <w:r>
               <w:rPr>
                 <w:rFonts w:ascii="Times New Roman" w:hAnsi="Times New Roman" w:cs="Times New Roman"/>
@@ -12587,7 +11676,6 @@
               </w:rPr>
               <w:t>rit</w:t>
             </w:r>
-            <w:proofErr w:type="spellEnd"/>
             <w:r>
               <w:rPr>
                 <w:rFonts w:ascii="Times New Roman" w:hAnsi="Times New Roman" w:cs="Times New Roman"/>
@@ -12787,27 +11875,7 @@
                 <w:szCs w:val="20"/>
                 <w:lang w:val="de-DE"/>
               </w:rPr>
-              <w:t>[sf] geändert zu [</w:t>
-            </w:r>
-            <w:proofErr w:type="spellStart"/>
-            <w:r>
-              <w:rPr>
-                <w:rFonts w:ascii="Times New Roman" w:hAnsi="Times New Roman" w:cs="Times New Roman"/>
-                <w:sz w:val="20"/>
-                <w:szCs w:val="20"/>
-                <w:lang w:val="de-DE"/>
-              </w:rPr>
-              <w:t>sfp</w:t>
-            </w:r>
-            <w:proofErr w:type="spellEnd"/>
-            <w:r>
-              <w:rPr>
-                <w:rFonts w:ascii="Times New Roman" w:hAnsi="Times New Roman" w:cs="Times New Roman"/>
-                <w:sz w:val="20"/>
-                <w:szCs w:val="20"/>
-                <w:lang w:val="de-DE"/>
-              </w:rPr>
-              <w:t>] (wie Textfassung 3) mit rotem Buntstift.</w:t>
+              <w:t>[sf] geändert zu [sfp] (wie Textfassung 3) mit rotem Buntstift.</w:t>
             </w:r>
           </w:p>
         </w:tc>
@@ -13106,45 +12174,14 @@
                 <w:lang w:val="de-DE"/>
               </w:rPr>
             </w:pPr>
-            <w:proofErr w:type="spellStart"/>
-            <w:r>
-              <w:rPr>
-                <w:rFonts w:ascii="Times New Roman" w:hAnsi="Times New Roman" w:cs="Times New Roman"/>
-                <w:sz w:val="20"/>
-                <w:szCs w:val="20"/>
-                <w:lang w:val="de-DE"/>
-              </w:rPr>
-              <w:t>Legatobögen</w:t>
-            </w:r>
-            <w:proofErr w:type="spellEnd"/>
-            <w:r>
-              <w:rPr>
-                <w:rFonts w:ascii="Times New Roman" w:hAnsi="Times New Roman" w:cs="Times New Roman"/>
-                <w:sz w:val="20"/>
-                <w:szCs w:val="20"/>
-                <w:lang w:val="de-DE"/>
-              </w:rPr>
-              <w:t xml:space="preserve"> geändert entweder zu Staccatopunkten oder </w:t>
-            </w:r>
-            <w:proofErr w:type="spellStart"/>
-            <w:r>
-              <w:rPr>
-                <w:rFonts w:ascii="Times New Roman" w:hAnsi="Times New Roman" w:cs="Times New Roman"/>
-                <w:sz w:val="20"/>
-                <w:szCs w:val="20"/>
-                <w:lang w:val="de-DE"/>
-              </w:rPr>
-              <w:t>Legatobögen</w:t>
-            </w:r>
-            <w:proofErr w:type="spellEnd"/>
-            <w:r>
-              <w:rPr>
-                <w:rFonts w:ascii="Times New Roman" w:hAnsi="Times New Roman" w:cs="Times New Roman"/>
-                <w:sz w:val="20"/>
-                <w:szCs w:val="20"/>
-                <w:lang w:val="de-DE"/>
-              </w:rPr>
-              <w:t xml:space="preserve"> in Klav. u. T. 4 1.–2. Note und Klav. o. T. 4 7.–8. Note (</w:t>
+            <w:r>
+              <w:rPr>
+                <w:rFonts w:ascii="Times New Roman" w:hAnsi="Times New Roman" w:cs="Times New Roman"/>
+                <w:sz w:val="20"/>
+                <w:szCs w:val="20"/>
+                <w:lang w:val="de-DE"/>
+              </w:rPr>
+              <w:t>Legatobögen geändert entweder zu Staccatopunkten oder Legatobögen in Klav. u. T. 4 1.–2. Note und Klav. o. T. 4 7.–8. Note (</w:t>
             </w:r>
             <w:r>
               <w:rPr>
@@ -13796,27 +12833,7 @@
                 <w:szCs w:val="20"/>
                 <w:lang w:val="de-DE"/>
               </w:rPr>
-              <w:t xml:space="preserve">Ausdehnung des </w:t>
-            </w:r>
-            <w:proofErr w:type="spellStart"/>
-            <w:r>
-              <w:rPr>
-                <w:rFonts w:ascii="Times New Roman" w:hAnsi="Times New Roman" w:cs="Times New Roman"/>
-                <w:sz w:val="20"/>
-                <w:szCs w:val="20"/>
-                <w:lang w:val="de-DE"/>
-              </w:rPr>
-              <w:t>Legatobogens</w:t>
-            </w:r>
-            <w:proofErr w:type="spellEnd"/>
-            <w:r>
-              <w:rPr>
-                <w:rFonts w:ascii="Times New Roman" w:hAnsi="Times New Roman" w:cs="Times New Roman"/>
-                <w:sz w:val="20"/>
-                <w:szCs w:val="20"/>
-                <w:lang w:val="de-DE"/>
-              </w:rPr>
-              <w:t xml:space="preserve"> geändert zu 1.–3. Note in Klav. u.</w:t>
+              <w:t>Ausdehnung des Legatobogens geändert zu 1.–3. Note in Klav. u.</w:t>
             </w:r>
             <w:r>
               <w:rPr>
@@ -14257,27 +13274,7 @@
                 <w:szCs w:val="20"/>
                 <w:lang w:val="de-DE"/>
               </w:rPr>
-              <w:t xml:space="preserve">Ausdehnung des </w:t>
-            </w:r>
-            <w:proofErr w:type="spellStart"/>
-            <w:r>
-              <w:rPr>
-                <w:rFonts w:ascii="Times New Roman" w:hAnsi="Times New Roman" w:cs="Times New Roman"/>
-                <w:sz w:val="20"/>
-                <w:szCs w:val="20"/>
-                <w:lang w:val="de-DE"/>
-              </w:rPr>
-              <w:t>Legatobogens</w:t>
-            </w:r>
-            <w:proofErr w:type="spellEnd"/>
-            <w:r>
-              <w:rPr>
-                <w:rFonts w:ascii="Times New Roman" w:hAnsi="Times New Roman" w:cs="Times New Roman"/>
-                <w:sz w:val="20"/>
-                <w:szCs w:val="20"/>
-                <w:lang w:val="de-DE"/>
-              </w:rPr>
-              <w:t xml:space="preserve"> geändert zu Klav. u. T. 5 8/16 bis T. 6 1</w:t>
+              <w:t>Ausdehnung des Legatobogens geändert zu Klav. u. T. 5 8/16 bis T. 6 1</w:t>
             </w:r>
             <w:r>
               <w:rPr>
@@ -15140,7 +14137,6 @@
               </w:rPr>
               <w:t xml:space="preserve"> geändert zu </w:t>
             </w:r>
-            <w:proofErr w:type="spellStart"/>
             <w:r>
               <w:rPr>
                 <w:rFonts w:ascii="Times New Roman" w:hAnsi="Times New Roman" w:cs="Times New Roman"/>
@@ -15152,7 +14148,6 @@
               </w:rPr>
               <w:t>pizz</w:t>
             </w:r>
-            <w:proofErr w:type="spellEnd"/>
             <w:r>
               <w:rPr>
                 <w:rFonts w:ascii="Times New Roman" w:hAnsi="Times New Roman" w:cs="Times New Roman"/>
@@ -15346,27 +14341,15 @@
                 <w:lang w:val="de-DE"/>
               </w:rPr>
             </w:pPr>
-            <w:proofErr w:type="spellStart"/>
-            <w:r>
-              <w:rPr>
-                <w:rFonts w:ascii="Times New Roman" w:hAnsi="Times New Roman" w:cs="Times New Roman"/>
-                <w:sz w:val="20"/>
-                <w:szCs w:val="20"/>
-                <w:lang w:val="de-DE"/>
-              </w:rPr>
-              <w:t>Legatobögen</w:t>
-            </w:r>
-            <w:proofErr w:type="spellEnd"/>
-            <w:r>
-              <w:rPr>
-                <w:rFonts w:ascii="Times New Roman" w:hAnsi="Times New Roman" w:cs="Times New Roman"/>
-                <w:sz w:val="20"/>
-                <w:szCs w:val="20"/>
-                <w:lang w:val="de-DE"/>
-              </w:rPr>
-              <w:t xml:space="preserve"> alle zwei Noten gestrichen mit rotem Buntstift. Siehe auch Korrektur zu </w:t>
-            </w:r>
-            <w:proofErr w:type="spellStart"/>
+            <w:r>
+              <w:rPr>
+                <w:rFonts w:ascii="Times New Roman" w:hAnsi="Times New Roman" w:cs="Times New Roman"/>
+                <w:sz w:val="20"/>
+                <w:szCs w:val="20"/>
+                <w:lang w:val="de-DE"/>
+              </w:rPr>
+              <w:t xml:space="preserve">Legatobögen alle zwei Noten gestrichen mit rotem Buntstift. Siehe auch Korrektur zu </w:t>
+            </w:r>
             <w:r>
               <w:rPr>
                 <w:rFonts w:ascii="Times New Roman" w:hAnsi="Times New Roman" w:cs="Times New Roman"/>
@@ -15378,7 +14361,6 @@
               </w:rPr>
               <w:t>pizz</w:t>
             </w:r>
-            <w:proofErr w:type="spellEnd"/>
             <w:r>
               <w:rPr>
                 <w:rFonts w:ascii="Times New Roman" w:hAnsi="Times New Roman" w:cs="Times New Roman"/>
@@ -15554,7 +14536,6 @@
               </w:rPr>
               <w:t xml:space="preserve">Zuerst: </w:t>
             </w:r>
-            <w:proofErr w:type="spellStart"/>
             <w:r>
               <w:rPr>
                 <w:rFonts w:ascii="Times New Roman" w:hAnsi="Times New Roman" w:cs="Times New Roman"/>
@@ -15566,7 +14547,6 @@
               </w:rPr>
               <w:t>rit</w:t>
             </w:r>
-            <w:proofErr w:type="spellEnd"/>
             <w:r>
               <w:rPr>
                 <w:rFonts w:ascii="Times New Roman" w:hAnsi="Times New Roman" w:cs="Times New Roman"/>
@@ -15632,7 +14612,6 @@
               </w:rPr>
               <w:t xml:space="preserve"> </w:t>
             </w:r>
-            <w:proofErr w:type="spellStart"/>
             <w:r>
               <w:rPr>
                 <w:rFonts w:ascii="Times New Roman" w:hAnsi="Times New Roman" w:cs="Times New Roman"/>
@@ -15643,7 +14622,6 @@
               </w:rPr>
               <w:t>rit</w:t>
             </w:r>
-            <w:proofErr w:type="spellEnd"/>
             <w:r>
               <w:rPr>
                 <w:rFonts w:ascii="Times New Roman" w:hAnsi="Times New Roman" w:cs="Times New Roman"/>
@@ -15775,7 +14753,6 @@
                 <w:lang w:val="de-DE"/>
               </w:rPr>
             </w:pPr>
-            <w:proofErr w:type="spellStart"/>
             <w:r>
               <w:rPr>
                 <w:rFonts w:ascii="Times New Roman" w:hAnsi="Times New Roman" w:cs="Times New Roman"/>
@@ -15786,7 +14763,6 @@
               </w:rPr>
               <w:t>etc</w:t>
             </w:r>
-            <w:proofErr w:type="spellEnd"/>
             <w:r>
               <w:rPr>
                 <w:rFonts w:ascii="Times New Roman" w:hAnsi="Times New Roman" w:cs="Times New Roman"/>
@@ -16053,7 +15029,6 @@
                 <w:lang w:val="de-DE"/>
               </w:rPr>
             </w:pPr>
-            <w:proofErr w:type="spellStart"/>
             <w:r>
               <w:rPr>
                 <w:rFonts w:ascii="Times New Roman" w:hAnsi="Times New Roman" w:cs="Times New Roman"/>
@@ -16064,7 +15039,6 @@
               </w:rPr>
               <w:t>rit</w:t>
             </w:r>
-            <w:proofErr w:type="spellEnd"/>
             <w:r>
               <w:rPr>
                 <w:rFonts w:ascii="Times New Roman" w:hAnsi="Times New Roman" w:cs="Times New Roman"/>
@@ -16205,27 +15179,7 @@
                 <w:szCs w:val="20"/>
                 <w:lang w:val="de-DE"/>
               </w:rPr>
-              <w:t>[</w:t>
-            </w:r>
-            <w:proofErr w:type="gramStart"/>
-            <w:r>
-              <w:rPr>
-                <w:rFonts w:ascii="Times New Roman" w:hAnsi="Times New Roman" w:cs="Times New Roman"/>
-                <w:sz w:val="20"/>
-                <w:szCs w:val="20"/>
-                <w:lang w:val="de-DE"/>
-              </w:rPr>
-              <w:t>#]fis</w:t>
-            </w:r>
-            <w:proofErr w:type="gramEnd"/>
-            <w:r>
-              <w:rPr>
-                <w:rFonts w:ascii="Times New Roman" w:hAnsi="Times New Roman" w:cs="Times New Roman"/>
-                <w:sz w:val="20"/>
-                <w:szCs w:val="20"/>
-                <w:lang w:val="de-DE"/>
-              </w:rPr>
-              <w:t>/[a]h in Klav. u., h in Klav. o. gestrichen und [a] zu d</w:t>
+              <w:t>[#]fis/[a]h in Klav. u., h in Klav. o. gestrichen und [a] zu d</w:t>
             </w:r>
             <w:r>
               <w:rPr>
@@ -16869,27 +15823,7 @@
                 <w:szCs w:val="20"/>
                 <w:lang w:val="de-DE"/>
               </w:rPr>
-              <w:t xml:space="preserve">Zuerst: </w:t>
-            </w:r>
-            <w:proofErr w:type="spellStart"/>
-            <w:r>
-              <w:rPr>
-                <w:rFonts w:ascii="Times New Roman" w:hAnsi="Times New Roman" w:cs="Times New Roman"/>
-                <w:sz w:val="20"/>
-                <w:szCs w:val="20"/>
-                <w:lang w:val="de-DE"/>
-              </w:rPr>
-              <w:t>Tonnamen</w:t>
-            </w:r>
-            <w:proofErr w:type="spellEnd"/>
-            <w:r>
-              <w:rPr>
-                <w:rFonts w:ascii="Times New Roman" w:hAnsi="Times New Roman" w:cs="Times New Roman"/>
-                <w:sz w:val="20"/>
-                <w:szCs w:val="20"/>
-                <w:lang w:val="de-DE"/>
-              </w:rPr>
-              <w:t xml:space="preserve"> </w:t>
+              <w:t xml:space="preserve">Zuerst: Tonnamen </w:t>
             </w:r>
             <w:r>
               <w:rPr>
@@ -16900,21 +15834,8 @@
                 <w:szCs w:val="20"/>
                 <w:lang w:val="de-DE"/>
               </w:rPr>
-              <w:t xml:space="preserve">b | d | </w:t>
-            </w:r>
-            <w:proofErr w:type="spellStart"/>
-            <w:r>
-              <w:rPr>
-                <w:rFonts w:ascii="Times New Roman" w:hAnsi="Times New Roman" w:cs="Times New Roman"/>
-                <w:i/>
-                <w:iCs/>
-                <w:sz w:val="20"/>
-                <w:szCs w:val="20"/>
-                <w:lang w:val="de-DE"/>
-              </w:rPr>
-              <w:t>fis</w:t>
-            </w:r>
-            <w:proofErr w:type="spellEnd"/>
+              <w:t>b | d | fis</w:t>
+            </w:r>
             <w:r>
               <w:rPr>
                 <w:rFonts w:ascii="Times New Roman" w:hAnsi="Times New Roman" w:cs="Times New Roman"/>
@@ -16943,27 +15864,7 @@
                 <w:szCs w:val="20"/>
                 <w:lang w:val="de-DE"/>
               </w:rPr>
-              <w:t xml:space="preserve">Dann: Halbe Note </w:t>
-            </w:r>
-            <w:proofErr w:type="spellStart"/>
-            <w:r>
-              <w:rPr>
-                <w:rFonts w:ascii="Times New Roman" w:hAnsi="Times New Roman" w:cs="Times New Roman"/>
-                <w:sz w:val="20"/>
-                <w:szCs w:val="20"/>
-                <w:lang w:val="de-DE"/>
-              </w:rPr>
-              <w:t>fis</w:t>
-            </w:r>
-            <w:proofErr w:type="spellEnd"/>
-            <w:r>
-              <w:rPr>
-                <w:rFonts w:ascii="Times New Roman" w:hAnsi="Times New Roman" w:cs="Times New Roman"/>
-                <w:sz w:val="20"/>
-                <w:szCs w:val="20"/>
-                <w:lang w:val="de-DE"/>
-              </w:rPr>
-              <w:t>/d</w:t>
+              <w:t>Dann: Halbe Note fis/d</w:t>
             </w:r>
             <w:r>
               <w:rPr>
@@ -17001,27 +15902,7 @@
                 <w:szCs w:val="20"/>
                 <w:lang w:val="de-DE"/>
               </w:rPr>
-              <w:t xml:space="preserve"> und </w:t>
-            </w:r>
-            <w:proofErr w:type="spellStart"/>
-            <w:r>
-              <w:rPr>
-                <w:rFonts w:ascii="Times New Roman" w:hAnsi="Times New Roman" w:cs="Times New Roman"/>
-                <w:sz w:val="20"/>
-                <w:szCs w:val="20"/>
-                <w:lang w:val="de-DE"/>
-              </w:rPr>
-              <w:t>Arpeggioschlange</w:t>
-            </w:r>
-            <w:proofErr w:type="spellEnd"/>
-            <w:r>
-              <w:rPr>
-                <w:rFonts w:ascii="Times New Roman" w:hAnsi="Times New Roman" w:cs="Times New Roman"/>
-                <w:sz w:val="20"/>
-                <w:szCs w:val="20"/>
-                <w:lang w:val="de-DE"/>
-              </w:rPr>
-              <w:t xml:space="preserve"> (wie Textfassung 3) hinzugefügt mit rotem Buntstift.</w:t>
+              <w:t xml:space="preserve"> und Arpeggioschlange (wie Textfassung 3) hinzugefügt mit rotem Buntstift.</w:t>
             </w:r>
           </w:p>
         </w:tc>
@@ -17404,7 +16285,6 @@
                 <w:lang w:val="de-DE"/>
               </w:rPr>
             </w:pPr>
-            <w:proofErr w:type="spellStart"/>
             <w:r>
               <w:rPr>
                 <w:rFonts w:ascii="Times New Roman" w:hAnsi="Times New Roman" w:cs="Times New Roman"/>
@@ -17415,7 +16295,6 @@
               </w:rPr>
               <w:t>rit</w:t>
             </w:r>
-            <w:proofErr w:type="spellEnd"/>
             <w:r>
               <w:rPr>
                 <w:rFonts w:ascii="Times New Roman" w:hAnsi="Times New Roman" w:cs="Times New Roman"/>
@@ -18027,7 +16906,6 @@
                 <w:lang w:val="de-DE"/>
               </w:rPr>
             </w:pPr>
-            <w:proofErr w:type="spellStart"/>
             <w:r>
               <w:rPr>
                 <w:rFonts w:ascii="Times New Roman" w:hAnsi="Times New Roman" w:cs="Times New Roman"/>
@@ -18039,7 +16917,6 @@
               </w:rPr>
               <w:t>rit</w:t>
             </w:r>
-            <w:proofErr w:type="spellEnd"/>
             <w:r>
               <w:rPr>
                 <w:rFonts w:ascii="Times New Roman" w:hAnsi="Times New Roman" w:cs="Times New Roman"/>
@@ -18829,27 +17706,7 @@
                 <w:szCs w:val="20"/>
                 <w:lang w:val="de-DE"/>
               </w:rPr>
-              <w:t>[pp] geändert zu [</w:t>
-            </w:r>
-            <w:proofErr w:type="spellStart"/>
-            <w:r>
-              <w:rPr>
-                <w:rFonts w:ascii="Times New Roman" w:hAnsi="Times New Roman" w:cs="Times New Roman"/>
-                <w:sz w:val="20"/>
-                <w:szCs w:val="20"/>
-                <w:lang w:val="de-DE"/>
-              </w:rPr>
-              <w:t>ppp</w:t>
-            </w:r>
-            <w:proofErr w:type="spellEnd"/>
-            <w:r>
-              <w:rPr>
-                <w:rFonts w:ascii="Times New Roman" w:hAnsi="Times New Roman" w:cs="Times New Roman"/>
-                <w:sz w:val="20"/>
-                <w:szCs w:val="20"/>
-                <w:lang w:val="de-DE"/>
-              </w:rPr>
-              <w:t>] (wie Textfassung 3) mit rotem Buntstift.</w:t>
+              <w:t>[pp] geändert zu [ppp] (wie Textfassung 3) mit rotem Buntstift.</w:t>
             </w:r>
           </w:p>
         </w:tc>
@@ -19448,27 +18305,7 @@
                 <w:szCs w:val="20"/>
                 <w:lang w:val="de-DE"/>
               </w:rPr>
-              <w:t xml:space="preserve">Unterstimmenschicht: </w:t>
-            </w:r>
-            <w:proofErr w:type="spellStart"/>
-            <w:r>
-              <w:rPr>
-                <w:rFonts w:ascii="Times New Roman" w:hAnsi="Times New Roman" w:cs="Times New Roman"/>
-                <w:sz w:val="20"/>
-                <w:szCs w:val="20"/>
-                <w:lang w:val="de-DE"/>
-              </w:rPr>
-              <w:t>Tonnamen</w:t>
-            </w:r>
-            <w:proofErr w:type="spellEnd"/>
-            <w:r>
-              <w:rPr>
-                <w:rFonts w:ascii="Times New Roman" w:hAnsi="Times New Roman" w:cs="Times New Roman"/>
-                <w:sz w:val="20"/>
-                <w:szCs w:val="20"/>
-                <w:lang w:val="de-DE"/>
-              </w:rPr>
-              <w:t xml:space="preserve"> </w:t>
+              <w:t xml:space="preserve">Unterstimmenschicht: Tonnamen </w:t>
             </w:r>
             <w:r>
               <w:rPr>
@@ -20152,7 +18989,6 @@
               </w:rPr>
               <w:t xml:space="preserve"> und </w:t>
             </w:r>
-            <w:proofErr w:type="spellStart"/>
             <w:r>
               <w:rPr>
                 <w:rFonts w:ascii="Times New Roman" w:hAnsi="Times New Roman" w:cs="Times New Roman"/>
@@ -20164,7 +19000,6 @@
               </w:rPr>
               <w:t>dis</w:t>
             </w:r>
-            <w:proofErr w:type="spellEnd"/>
             <w:r>
               <w:rPr>
                 <w:rFonts w:ascii="Times New Roman" w:hAnsi="Times New Roman" w:cs="Times New Roman"/>
@@ -20212,27 +19047,7 @@
                 <w:szCs w:val="20"/>
                 <w:lang w:val="de-DE"/>
               </w:rPr>
-              <w:t xml:space="preserve"> (wie Textfassung 3) auf handgezogenen Notenlinien am linken </w:t>
-            </w:r>
-            <w:proofErr w:type="spellStart"/>
-            <w:r>
-              <w:rPr>
-                <w:rFonts w:ascii="Times New Roman" w:hAnsi="Times New Roman" w:cs="Times New Roman"/>
-                <w:sz w:val="20"/>
-                <w:szCs w:val="20"/>
-                <w:lang w:val="de-DE"/>
-              </w:rPr>
-              <w:t>Akkoladenrand</w:t>
-            </w:r>
-            <w:proofErr w:type="spellEnd"/>
-            <w:r>
-              <w:rPr>
-                <w:rFonts w:ascii="Times New Roman" w:hAnsi="Times New Roman" w:cs="Times New Roman"/>
-                <w:sz w:val="20"/>
-                <w:szCs w:val="20"/>
-                <w:lang w:val="de-DE"/>
-              </w:rPr>
-              <w:t xml:space="preserve"> hinzugefügt mit Bleistift.</w:t>
+              <w:t xml:space="preserve"> (wie Textfassung 3) auf handgezogenen Notenlinien am linken Akkoladenrand hinzugefügt mit Bleistift.</w:t>
             </w:r>
           </w:p>
         </w:tc>
@@ -21126,7 +19941,6 @@
               </w:rPr>
               <w:t xml:space="preserve">Tonbuchstabe </w:t>
             </w:r>
-            <w:proofErr w:type="spellStart"/>
             <w:r>
               <w:rPr>
                 <w:rFonts w:ascii="Times New Roman" w:hAnsi="Times New Roman" w:cs="Times New Roman"/>
@@ -21138,24 +19952,14 @@
               </w:rPr>
               <w:t>as</w:t>
             </w:r>
-            <w:proofErr w:type="spellEnd"/>
-            <w:r>
-              <w:rPr>
-                <w:rFonts w:ascii="Times New Roman" w:hAnsi="Times New Roman" w:cs="Times New Roman"/>
-                <w:sz w:val="20"/>
-                <w:szCs w:val="20"/>
-                <w:lang w:val="de-DE"/>
-              </w:rPr>
-              <w:t xml:space="preserve"> (siehe Textfassung 3) </w:t>
-            </w:r>
-            <w:r>
-              <w:rPr>
-                <w:rFonts w:ascii="Times New Roman" w:hAnsi="Times New Roman" w:cs="Times New Roman"/>
-                <w:sz w:val="20"/>
-                <w:szCs w:val="20"/>
-                <w:lang w:val="de-DE"/>
-              </w:rPr>
-              <w:t>hinzugefügt mit rotem Buntstift.</w:t>
+            <w:r>
+              <w:rPr>
+                <w:rFonts w:ascii="Times New Roman" w:hAnsi="Times New Roman" w:cs="Times New Roman"/>
+                <w:sz w:val="20"/>
+                <w:szCs w:val="20"/>
+                <w:lang w:val="de-DE"/>
+              </w:rPr>
+              <w:t xml:space="preserve"> (siehe Textfassung 3) hinzugefügt mit rotem Buntstift.</w:t>
             </w:r>
           </w:p>
         </w:tc>
@@ -21273,7 +20077,6 @@
                 <w:lang w:val="de-DE"/>
               </w:rPr>
             </w:pPr>
-            <w:proofErr w:type="spellStart"/>
             <w:r>
               <w:rPr>
                 <w:rFonts w:ascii="Times New Roman" w:hAnsi="Times New Roman" w:cs="Times New Roman"/>
@@ -21285,42 +20088,14 @@
               </w:rPr>
               <w:t>rit</w:t>
             </w:r>
-            <w:proofErr w:type="spellEnd"/>
-            <w:r>
-              <w:rPr>
-                <w:rFonts w:ascii="Times New Roman" w:hAnsi="Times New Roman" w:cs="Times New Roman"/>
-                <w:sz w:val="20"/>
-                <w:szCs w:val="20"/>
-                <w:lang w:val="de-DE"/>
-              </w:rPr>
-              <w:t xml:space="preserve">[.] (siehe Textfassung 3) hinzugefügt mit Bleistift und </w:t>
-            </w:r>
-            <w:r>
-              <w:rPr>
-                <w:rFonts w:ascii="Times New Roman" w:hAnsi="Times New Roman" w:cs="Times New Roman"/>
-                <w:sz w:val="20"/>
-                <w:szCs w:val="20"/>
-                <w:lang w:val="de-DE"/>
-              </w:rPr>
-              <w:t>mit rotem Buntstift</w:t>
-            </w:r>
-            <w:r>
-              <w:rPr>
-                <w:rFonts w:ascii="Times New Roman" w:hAnsi="Times New Roman" w:cs="Times New Roman"/>
-                <w:sz w:val="20"/>
-                <w:szCs w:val="20"/>
-                <w:lang w:val="de-DE"/>
-              </w:rPr>
-              <w:t xml:space="preserve"> (Unterstreichung)</w:t>
-            </w:r>
-            <w:r>
-              <w:rPr>
-                <w:rFonts w:ascii="Times New Roman" w:hAnsi="Times New Roman" w:cs="Times New Roman"/>
-                <w:sz w:val="20"/>
-                <w:szCs w:val="20"/>
-                <w:lang w:val="de-DE"/>
-              </w:rPr>
-              <w:t>.</w:t>
+            <w:r>
+              <w:rPr>
+                <w:rFonts w:ascii="Times New Roman" w:hAnsi="Times New Roman" w:cs="Times New Roman"/>
+                <w:sz w:val="20"/>
+                <w:szCs w:val="20"/>
+                <w:lang w:val="de-DE"/>
+              </w:rPr>
+              <w:t>[.] (siehe Textfassung 3) hinzugefügt mit Bleistift und mit rotem Buntstift (Unterstreichung).</w:t>
             </w:r>
           </w:p>
         </w:tc>
@@ -21453,36 +20228,7 @@
                 <w:szCs w:val="20"/>
                 <w:lang w:val="de-DE"/>
               </w:rPr>
-              <w:t>[</w:t>
-            </w:r>
-            <w:proofErr w:type="spellStart"/>
-            <w:r>
-              <w:rPr>
-                <w:rFonts w:ascii="Times New Roman" w:hAnsi="Times New Roman" w:cs="Times New Roman"/>
-                <w:sz w:val="20"/>
-                <w:szCs w:val="20"/>
-                <w:lang w:val="de-DE"/>
-              </w:rPr>
-              <w:t>ppp</w:t>
-            </w:r>
-            <w:proofErr w:type="spellEnd"/>
-            <w:r>
-              <w:rPr>
-                <w:rFonts w:ascii="Times New Roman" w:hAnsi="Times New Roman" w:cs="Times New Roman"/>
-                <w:sz w:val="20"/>
-                <w:szCs w:val="20"/>
-                <w:lang w:val="de-DE"/>
-              </w:rPr>
-              <w:t xml:space="preserve">] (wie Textfassung 3) </w:t>
-            </w:r>
-            <w:r>
-              <w:rPr>
-                <w:rFonts w:ascii="Times New Roman" w:hAnsi="Times New Roman" w:cs="Times New Roman"/>
-                <w:sz w:val="20"/>
-                <w:szCs w:val="20"/>
-                <w:lang w:val="de-DE"/>
-              </w:rPr>
-              <w:t>hinzugefügt mit rotem Buntstift.</w:t>
+              <w:t>[ppp] (wie Textfassung 3) hinzugefügt mit rotem Buntstift.</w:t>
             </w:r>
           </w:p>
         </w:tc>
@@ -21641,7 +20387,6 @@
                 <w:lang w:val="de-DE"/>
               </w:rPr>
             </w:pPr>
-            <w:proofErr w:type="spellStart"/>
             <w:r>
               <w:rPr>
                 <w:rFonts w:ascii="Times New Roman" w:hAnsi="Times New Roman" w:cs="Times New Roman"/>
@@ -21653,7 +20398,6 @@
               </w:rPr>
               <w:t>accell</w:t>
             </w:r>
-            <w:proofErr w:type="spellEnd"/>
             <w:r>
               <w:rPr>
                 <w:rFonts w:ascii="Times New Roman" w:hAnsi="Times New Roman" w:cs="Times New Roman"/>
@@ -21670,16 +20414,7 @@
                 <w:szCs w:val="20"/>
                 <w:lang w:val="de-DE"/>
               </w:rPr>
-              <w:t xml:space="preserve"> </w:t>
-            </w:r>
-            <w:r>
-              <w:rPr>
-                <w:rFonts w:ascii="Times New Roman" w:hAnsi="Times New Roman" w:cs="Times New Roman"/>
-                <w:sz w:val="20"/>
-                <w:szCs w:val="20"/>
-                <w:lang w:val="de-DE"/>
-              </w:rPr>
-              <w:t>[sic; lies: accelerando]</w:t>
+              <w:t xml:space="preserve"> [sic; lies: accelerando]</w:t>
             </w:r>
             <w:r>
               <w:rPr>
@@ -21737,25 +20472,7 @@
                 <w:szCs w:val="20"/>
                 <w:lang w:val="de-DE"/>
               </w:rPr>
-              <w:t>hinzugefügt mit B</w:t>
-            </w:r>
-            <w:r>
-              <w:rPr>
-                <w:rFonts w:ascii="Times New Roman" w:hAnsi="Times New Roman" w:cs="Times New Roman"/>
-                <w:sz w:val="20"/>
-                <w:szCs w:val="20"/>
-                <w:lang w:val="de-DE"/>
-              </w:rPr>
-              <w:t>lei</w:t>
-            </w:r>
-            <w:r>
-              <w:rPr>
-                <w:rFonts w:ascii="Times New Roman" w:hAnsi="Times New Roman" w:cs="Times New Roman"/>
-                <w:sz w:val="20"/>
-                <w:szCs w:val="20"/>
-                <w:lang w:val="de-DE"/>
-              </w:rPr>
-              <w:t>stift.</w:t>
+              <w:t>hinzugefügt mit Bleistift.</w:t>
             </w:r>
           </w:p>
         </w:tc>
@@ -21888,34 +20605,7 @@
                 <w:szCs w:val="20"/>
                 <w:lang w:val="de-DE"/>
               </w:rPr>
-              <w:t xml:space="preserve">[f] geändert zu [p] (wie Textfassung 3) </w:t>
-            </w:r>
-            <w:r>
-              <w:rPr>
-                <w:rFonts w:ascii="Times New Roman" w:hAnsi="Times New Roman" w:cs="Times New Roman"/>
-                <w:sz w:val="20"/>
-                <w:szCs w:val="20"/>
-                <w:lang w:val="de-DE"/>
-              </w:rPr>
-              <w:t>mit rotem B</w:t>
-            </w:r>
-            <w:r>
-              <w:rPr>
-                <w:rFonts w:ascii="Times New Roman" w:hAnsi="Times New Roman" w:cs="Times New Roman"/>
-                <w:sz w:val="20"/>
-                <w:szCs w:val="20"/>
-                <w:lang w:val="de-DE"/>
-              </w:rPr>
-              <w:t>unt</w:t>
-            </w:r>
-            <w:r>
-              <w:rPr>
-                <w:rFonts w:ascii="Times New Roman" w:hAnsi="Times New Roman" w:cs="Times New Roman"/>
-                <w:sz w:val="20"/>
-                <w:szCs w:val="20"/>
-                <w:lang w:val="de-DE"/>
-              </w:rPr>
-              <w:t>stift.</w:t>
+              <w:t>[f] geändert zu [p] (wie Textfassung 3) mit rotem Buntstift.</w:t>
             </w:r>
           </w:p>
         </w:tc>
@@ -22069,16 +20759,7 @@
                 <w:szCs w:val="20"/>
                 <w:lang w:val="de-DE"/>
               </w:rPr>
-              <w:t xml:space="preserve">Balken (wie Textfassung 3) </w:t>
-            </w:r>
-            <w:r>
-              <w:rPr>
-                <w:rFonts w:ascii="Times New Roman" w:hAnsi="Times New Roman" w:cs="Times New Roman"/>
-                <w:sz w:val="20"/>
-                <w:szCs w:val="20"/>
-                <w:lang w:val="de-DE"/>
-              </w:rPr>
-              <w:t>hinzugefügt mit rotem Buntstift.</w:t>
+              <w:t>Balken (wie Textfassung 3) hinzugefügt mit rotem Buntstift.</w:t>
             </w:r>
           </w:p>
         </w:tc>
@@ -22211,34 +20892,7 @@
                 <w:szCs w:val="20"/>
                 <w:lang w:val="de-DE"/>
               </w:rPr>
-              <w:t xml:space="preserve">Ligatur von Viertel- und Achtelnote geändert zu punktierter Viertelnote (wie Textfassung 3) </w:t>
-            </w:r>
-            <w:r>
-              <w:rPr>
-                <w:rFonts w:ascii="Times New Roman" w:hAnsi="Times New Roman" w:cs="Times New Roman"/>
-                <w:sz w:val="20"/>
-                <w:szCs w:val="20"/>
-                <w:lang w:val="de-DE"/>
-              </w:rPr>
-              <w:t>mit rotem B</w:t>
-            </w:r>
-            <w:r>
-              <w:rPr>
-                <w:rFonts w:ascii="Times New Roman" w:hAnsi="Times New Roman" w:cs="Times New Roman"/>
-                <w:sz w:val="20"/>
-                <w:szCs w:val="20"/>
-                <w:lang w:val="de-DE"/>
-              </w:rPr>
-              <w:t>unt</w:t>
-            </w:r>
-            <w:r>
-              <w:rPr>
-                <w:rFonts w:ascii="Times New Roman" w:hAnsi="Times New Roman" w:cs="Times New Roman"/>
-                <w:sz w:val="20"/>
-                <w:szCs w:val="20"/>
-                <w:lang w:val="de-DE"/>
-              </w:rPr>
-              <w:t>stift.</w:t>
+              <w:t>Ligatur von Viertel- und Achtelnote geändert zu punktierter Viertelnote (wie Textfassung 3) mit rotem Buntstift.</w:t>
             </w:r>
           </w:p>
         </w:tc>
@@ -22371,34 +21025,7 @@
                 <w:szCs w:val="20"/>
                 <w:lang w:val="de-DE"/>
               </w:rPr>
-              <w:t xml:space="preserve">[ff] geändert zu [f] (wie Textfassung 3) </w:t>
-            </w:r>
-            <w:r>
-              <w:rPr>
-                <w:rFonts w:ascii="Times New Roman" w:hAnsi="Times New Roman" w:cs="Times New Roman"/>
-                <w:sz w:val="20"/>
-                <w:szCs w:val="20"/>
-                <w:lang w:val="de-DE"/>
-              </w:rPr>
-              <w:t>mit rotem B</w:t>
-            </w:r>
-            <w:r>
-              <w:rPr>
-                <w:rFonts w:ascii="Times New Roman" w:hAnsi="Times New Roman" w:cs="Times New Roman"/>
-                <w:sz w:val="20"/>
-                <w:szCs w:val="20"/>
-                <w:lang w:val="de-DE"/>
-              </w:rPr>
-              <w:t>unt</w:t>
-            </w:r>
-            <w:r>
-              <w:rPr>
-                <w:rFonts w:ascii="Times New Roman" w:hAnsi="Times New Roman" w:cs="Times New Roman"/>
-                <w:sz w:val="20"/>
-                <w:szCs w:val="20"/>
-                <w:lang w:val="de-DE"/>
-              </w:rPr>
-              <w:t>stift.</w:t>
+              <w:t>[ff] geändert zu [f] (wie Textfassung 3) mit rotem Buntstift.</w:t>
             </w:r>
           </w:p>
         </w:tc>
@@ -22531,16 +21158,7 @@
                 <w:szCs w:val="20"/>
                 <w:lang w:val="de-DE"/>
               </w:rPr>
-              <w:t xml:space="preserve">Crescendogabel (wie Textfassung 3) </w:t>
-            </w:r>
-            <w:r>
-              <w:rPr>
-                <w:rFonts w:ascii="Times New Roman" w:hAnsi="Times New Roman" w:cs="Times New Roman"/>
-                <w:sz w:val="20"/>
-                <w:szCs w:val="20"/>
-                <w:lang w:val="de-DE"/>
-              </w:rPr>
-              <w:t>hinzugefügt mit rotem Buntstift.</w:t>
+              <w:t>Crescendogabel (wie Textfassung 3) hinzugefügt mit rotem Buntstift.</w:t>
             </w:r>
           </w:p>
         </w:tc>
@@ -22577,16 +21195,7 @@
                 <w:szCs w:val="20"/>
                 <w:lang w:val="de-DE"/>
               </w:rPr>
-              <w:t>1</w:t>
-            </w:r>
-            <w:r>
-              <w:rPr>
-                <w:rFonts w:ascii="Times New Roman" w:hAnsi="Times New Roman" w:cs="Times New Roman"/>
-                <w:sz w:val="20"/>
-                <w:szCs w:val="20"/>
-                <w:lang w:val="de-DE"/>
-              </w:rPr>
-              <w:t>7</w:t>
+              <w:t>17</w:t>
             </w:r>
           </w:p>
         </w:tc>
@@ -22650,34 +21259,7 @@
                 <w:szCs w:val="20"/>
                 <w:lang w:val="de-DE"/>
               </w:rPr>
-              <w:t>6</w:t>
-            </w:r>
-            <w:r>
-              <w:rPr>
-                <w:rFonts w:ascii="Times New Roman" w:hAnsi="Times New Roman" w:cs="Times New Roman"/>
-                <w:sz w:val="20"/>
-                <w:szCs w:val="20"/>
-                <w:lang w:val="de-DE"/>
-              </w:rPr>
-              <w:t>–</w:t>
-            </w:r>
-            <w:r>
-              <w:rPr>
-                <w:rFonts w:ascii="Times New Roman" w:hAnsi="Times New Roman" w:cs="Times New Roman"/>
-                <w:sz w:val="20"/>
-                <w:szCs w:val="20"/>
-                <w:lang w:val="de-DE"/>
-              </w:rPr>
-              <w:t>8</w:t>
-            </w:r>
-            <w:r>
-              <w:rPr>
-                <w:rFonts w:ascii="Times New Roman" w:hAnsi="Times New Roman" w:cs="Times New Roman"/>
-                <w:sz w:val="20"/>
-                <w:szCs w:val="20"/>
-                <w:lang w:val="de-DE"/>
-              </w:rPr>
-              <w:t>/16</w:t>
+              <w:t>6–8/16</w:t>
             </w:r>
           </w:p>
         </w:tc>
@@ -22840,16 +21422,7 @@
                 <w:szCs w:val="20"/>
                 <w:lang w:val="de-DE"/>
               </w:rPr>
-              <w:t xml:space="preserve">[ff] (wie Textfassung 3) </w:t>
-            </w:r>
-            <w:r>
-              <w:rPr>
-                <w:rFonts w:ascii="Times New Roman" w:hAnsi="Times New Roman" w:cs="Times New Roman"/>
-                <w:sz w:val="20"/>
-                <w:szCs w:val="20"/>
-                <w:lang w:val="de-DE"/>
-              </w:rPr>
-              <w:t>hinzugefügt mit rotem Buntstift.</w:t>
+              <w:t>[ff] (wie Textfassung 3) hinzugefügt mit rotem Buntstift.</w:t>
             </w:r>
           </w:p>
         </w:tc>
@@ -22982,36 +21555,7 @@
                 <w:szCs w:val="20"/>
                 <w:lang w:val="de-DE"/>
               </w:rPr>
-              <w:t xml:space="preserve">Ein Legatobogen geändert zu zwei </w:t>
-            </w:r>
-            <w:proofErr w:type="spellStart"/>
-            <w:r>
-              <w:rPr>
-                <w:rFonts w:ascii="Times New Roman" w:hAnsi="Times New Roman" w:cs="Times New Roman"/>
-                <w:sz w:val="20"/>
-                <w:szCs w:val="20"/>
-                <w:lang w:val="de-DE"/>
-              </w:rPr>
-              <w:t>Legatobögen</w:t>
-            </w:r>
-            <w:proofErr w:type="spellEnd"/>
-            <w:r>
-              <w:rPr>
-                <w:rFonts w:ascii="Times New Roman" w:hAnsi="Times New Roman" w:cs="Times New Roman"/>
-                <w:sz w:val="20"/>
-                <w:szCs w:val="20"/>
-                <w:lang w:val="de-DE"/>
-              </w:rPr>
-              <w:t xml:space="preserve"> 5–8/16 und 9–12/16 (wie Textfassung 3) </w:t>
-            </w:r>
-            <w:r>
-              <w:rPr>
-                <w:rFonts w:ascii="Times New Roman" w:hAnsi="Times New Roman" w:cs="Times New Roman"/>
-                <w:sz w:val="20"/>
-                <w:szCs w:val="20"/>
-                <w:lang w:val="de-DE"/>
-              </w:rPr>
-              <w:t>mit rotem Buntstift.</w:t>
+              <w:t>Ein Legatobogen geändert zu zwei Legatobögen 5–8/16 und 9–12/16 (wie Textfassung 3) mit rotem Buntstift.</w:t>
             </w:r>
           </w:p>
         </w:tc>
@@ -23144,16 +21688,7 @@
                 <w:szCs w:val="20"/>
                 <w:lang w:val="de-DE"/>
               </w:rPr>
-              <w:t xml:space="preserve">Oberstimmenschicht: Balken (siehe Textfassung 3: auch Unterstimmenschicht) </w:t>
-            </w:r>
-            <w:r>
-              <w:rPr>
-                <w:rFonts w:ascii="Times New Roman" w:hAnsi="Times New Roman" w:cs="Times New Roman"/>
-                <w:sz w:val="20"/>
-                <w:szCs w:val="20"/>
-                <w:lang w:val="de-DE"/>
-              </w:rPr>
-              <w:t>hinzugefügt mit rotem Buntstift.</w:t>
+              <w:t>Oberstimmenschicht: Balken (siehe Textfassung 3: auch Unterstimmenschicht) hinzugefügt mit rotem Buntstift.</w:t>
             </w:r>
           </w:p>
         </w:tc>
@@ -23419,79 +21954,7 @@
                 <w:szCs w:val="20"/>
                 <w:lang w:val="de-DE"/>
               </w:rPr>
-              <w:t>Sechzehntelpause</w:t>
-            </w:r>
-            <w:r>
-              <w:rPr>
-                <w:rFonts w:ascii="Times New Roman" w:hAnsi="Times New Roman" w:cs="Times New Roman"/>
-                <w:sz w:val="20"/>
-                <w:szCs w:val="20"/>
-                <w:lang w:val="de-DE"/>
-              </w:rPr>
-              <w:t xml:space="preserve">, </w:t>
-            </w:r>
-            <w:r>
-              <w:rPr>
-                <w:rFonts w:ascii="Times New Roman" w:hAnsi="Times New Roman" w:cs="Times New Roman"/>
-                <w:sz w:val="20"/>
-                <w:szCs w:val="20"/>
-                <w:lang w:val="de-DE"/>
-              </w:rPr>
-              <w:t xml:space="preserve">Zweiunddreißigstelpause geändert zu </w:t>
-            </w:r>
-            <w:r>
-              <w:rPr>
-                <w:rFonts w:ascii="Times New Roman" w:hAnsi="Times New Roman" w:cs="Times New Roman"/>
-                <w:sz w:val="20"/>
-                <w:szCs w:val="20"/>
-                <w:lang w:val="de-DE"/>
-              </w:rPr>
-              <w:t>punktierter Sechzehntel</w:t>
-            </w:r>
-            <w:r>
-              <w:rPr>
-                <w:rFonts w:ascii="Times New Roman" w:hAnsi="Times New Roman" w:cs="Times New Roman"/>
-                <w:sz w:val="20"/>
-                <w:szCs w:val="20"/>
-                <w:lang w:val="de-DE"/>
-              </w:rPr>
-              <w:t xml:space="preserve">pause (wie Textfassung 3) mit </w:t>
-            </w:r>
-            <w:r>
-              <w:rPr>
-                <w:rFonts w:ascii="Times New Roman" w:hAnsi="Times New Roman" w:cs="Times New Roman"/>
-                <w:sz w:val="20"/>
-                <w:szCs w:val="20"/>
-                <w:lang w:val="de-DE"/>
-              </w:rPr>
-              <w:t xml:space="preserve">rotem </w:t>
-            </w:r>
-            <w:r>
-              <w:rPr>
-                <w:rFonts w:ascii="Times New Roman" w:hAnsi="Times New Roman" w:cs="Times New Roman"/>
-                <w:sz w:val="20"/>
-                <w:szCs w:val="20"/>
-                <w:lang w:val="de-DE"/>
-              </w:rPr>
-              <w:t>B</w:t>
-            </w:r>
-            <w:r>
-              <w:rPr>
-                <w:rFonts w:ascii="Times New Roman" w:hAnsi="Times New Roman" w:cs="Times New Roman"/>
-                <w:sz w:val="20"/>
-                <w:szCs w:val="20"/>
-                <w:lang w:val="de-DE"/>
-              </w:rPr>
-              <w:t>unt</w:t>
-            </w:r>
-            <w:r>
-              <w:rPr>
-                <w:rFonts w:ascii="Times New Roman" w:hAnsi="Times New Roman" w:cs="Times New Roman"/>
-                <w:sz w:val="20"/>
-                <w:szCs w:val="20"/>
-                <w:lang w:val="de-DE"/>
-              </w:rPr>
-              <w:t>stift.</w:t>
+              <w:t>Sechzehntelpause, Zweiunddreißigstelpause geändert zu punktierter Sechzehntelpause (wie Textfassung 3) mit rotem Buntstift.</w:t>
             </w:r>
           </w:p>
         </w:tc>
@@ -23666,16 +22129,7 @@
                 <w:szCs w:val="20"/>
                 <w:lang w:val="de-DE"/>
               </w:rPr>
-              <w:t xml:space="preserve">Legatobogen (wie Textfassung 3) </w:t>
-            </w:r>
-            <w:r>
-              <w:rPr>
-                <w:rFonts w:ascii="Times New Roman" w:hAnsi="Times New Roman" w:cs="Times New Roman"/>
-                <w:sz w:val="20"/>
-                <w:szCs w:val="20"/>
-                <w:lang w:val="de-DE"/>
-              </w:rPr>
-              <w:t>hinzugefügt mit rotem Buntstift.</w:t>
+              <w:t>Legatobogen (wie Textfassung 3) hinzugefügt mit rotem Buntstift.</w:t>
             </w:r>
           </w:p>
         </w:tc>
@@ -23850,34 +22304,7 @@
                 <w:szCs w:val="20"/>
                 <w:lang w:val="de-DE"/>
               </w:rPr>
-              <w:t xml:space="preserve">Crescendogabel gestrichen (wie Textfassung 3) </w:t>
-            </w:r>
-            <w:r>
-              <w:rPr>
-                <w:rFonts w:ascii="Times New Roman" w:hAnsi="Times New Roman" w:cs="Times New Roman"/>
-                <w:sz w:val="20"/>
-                <w:szCs w:val="20"/>
-                <w:lang w:val="de-DE"/>
-              </w:rPr>
-              <w:t>hinzugefügt mit B</w:t>
-            </w:r>
-            <w:r>
-              <w:rPr>
-                <w:rFonts w:ascii="Times New Roman" w:hAnsi="Times New Roman" w:cs="Times New Roman"/>
-                <w:sz w:val="20"/>
-                <w:szCs w:val="20"/>
-                <w:lang w:val="de-DE"/>
-              </w:rPr>
-              <w:t>lei</w:t>
-            </w:r>
-            <w:r>
-              <w:rPr>
-                <w:rFonts w:ascii="Times New Roman" w:hAnsi="Times New Roman" w:cs="Times New Roman"/>
-                <w:sz w:val="20"/>
-                <w:szCs w:val="20"/>
-                <w:lang w:val="de-DE"/>
-              </w:rPr>
-              <w:t>stift.</w:t>
+              <w:t>Crescendogabel gestrichen (wie Textfassung 3) hinzugefügt mit Bleistift.</w:t>
             </w:r>
           </w:p>
         </w:tc>
@@ -23993,7 +22420,6 @@
                 <w:szCs w:val="20"/>
               </w:rPr>
             </w:pPr>
-            <w:proofErr w:type="spellStart"/>
             <w:r>
               <w:rPr>
                 <w:rFonts w:ascii="Times New Roman" w:hAnsi="Times New Roman" w:cs="Times New Roman"/>
@@ -24001,17 +22427,14 @@
                 <w:iCs/>
                 <w:sz w:val="20"/>
                 <w:szCs w:val="20"/>
-                <w:lang w:val="en-US"/>
               </w:rPr>
               <w:t>accell</w:t>
             </w:r>
-            <w:proofErr w:type="spellEnd"/>
-            <w:r>
-              <w:rPr>
-                <w:rFonts w:ascii="Times New Roman" w:hAnsi="Times New Roman" w:cs="Times New Roman"/>
-                <w:sz w:val="20"/>
-                <w:szCs w:val="20"/>
-                <w:lang w:val="en-US"/>
+            <w:r>
+              <w:rPr>
+                <w:rFonts w:ascii="Times New Roman" w:hAnsi="Times New Roman" w:cs="Times New Roman"/>
+                <w:sz w:val="20"/>
+                <w:szCs w:val="20"/>
               </w:rPr>
               <w:t xml:space="preserve">[.] </w:t>
             </w:r>
@@ -24021,25 +22444,7 @@
                 <w:sz w:val="20"/>
                 <w:szCs w:val="20"/>
               </w:rPr>
-              <w:t xml:space="preserve">(sic; </w:t>
-            </w:r>
-            <w:proofErr w:type="gramStart"/>
-            <w:r>
-              <w:rPr>
-                <w:rFonts w:ascii="Times New Roman" w:hAnsi="Times New Roman" w:cs="Times New Roman"/>
-                <w:sz w:val="20"/>
-                <w:szCs w:val="20"/>
-              </w:rPr>
-              <w:t>lies:</w:t>
-            </w:r>
-            <w:proofErr w:type="gramEnd"/>
-            <w:r>
-              <w:rPr>
-                <w:rFonts w:ascii="Times New Roman" w:hAnsi="Times New Roman" w:cs="Times New Roman"/>
-                <w:sz w:val="20"/>
-                <w:szCs w:val="20"/>
-              </w:rPr>
-              <w:t xml:space="preserve"> accelerando) gestrichen mi</w:t>
+              <w:t>(sic; lies: accelerando) gestrichen mi</w:t>
             </w:r>
             <w:r>
               <w:rPr>
@@ -24315,25 +22720,7 @@
                 <w:szCs w:val="20"/>
                 <w:lang w:val="de-DE"/>
               </w:rPr>
-              <w:t xml:space="preserve">mit </w:t>
-            </w:r>
-            <w:r>
-              <w:rPr>
-                <w:rFonts w:ascii="Times New Roman" w:hAnsi="Times New Roman" w:cs="Times New Roman"/>
-                <w:sz w:val="20"/>
-                <w:szCs w:val="20"/>
-                <w:lang w:val="de-DE"/>
-              </w:rPr>
-              <w:t>Blei</w:t>
-            </w:r>
-            <w:r>
-              <w:rPr>
-                <w:rFonts w:ascii="Times New Roman" w:hAnsi="Times New Roman" w:cs="Times New Roman"/>
-                <w:sz w:val="20"/>
-                <w:szCs w:val="20"/>
-                <w:lang w:val="de-DE"/>
-              </w:rPr>
-              <w:t>stift.</w:t>
+              <w:t>mit Bleistift.</w:t>
             </w:r>
           </w:p>
         </w:tc>
@@ -24398,15 +22785,7 @@
                 <w:sz w:val="20"/>
                 <w:szCs w:val="20"/>
               </w:rPr>
-              <w:t>Gg</w:t>
-            </w:r>
-            <w:r>
-              <w:rPr>
-                <w:rFonts w:ascii="Times New Roman" w:hAnsi="Times New Roman" w:cs="Times New Roman"/>
-                <w:sz w:val="20"/>
-                <w:szCs w:val="20"/>
-              </w:rPr>
-              <w:t>.</w:t>
+              <w:t>Gg.</w:t>
             </w:r>
           </w:p>
         </w:tc>
@@ -24467,25 +22846,7 @@
                 <w:szCs w:val="20"/>
                 <w:lang w:val="de-DE"/>
               </w:rPr>
-              <w:t xml:space="preserve">mit </w:t>
-            </w:r>
-            <w:r>
-              <w:rPr>
-                <w:rFonts w:ascii="Times New Roman" w:hAnsi="Times New Roman" w:cs="Times New Roman"/>
-                <w:sz w:val="20"/>
-                <w:szCs w:val="20"/>
-                <w:lang w:val="de-DE"/>
-              </w:rPr>
-              <w:t xml:space="preserve">Bleistift und </w:t>
-            </w:r>
-            <w:r>
-              <w:rPr>
-                <w:rFonts w:ascii="Times New Roman" w:hAnsi="Times New Roman" w:cs="Times New Roman"/>
-                <w:sz w:val="20"/>
-                <w:szCs w:val="20"/>
-                <w:lang w:val="de-DE"/>
-              </w:rPr>
-              <w:t>rotem Buntstift.</w:t>
+              <w:t>mit Bleistift und rotem Buntstift.</w:t>
             </w:r>
           </w:p>
         </w:tc>
@@ -24619,16 +22980,7 @@
                 <w:szCs w:val="20"/>
                 <w:lang w:val="de-DE"/>
               </w:rPr>
-              <w:t xml:space="preserve"> </w:t>
-            </w:r>
-            <w:r>
-              <w:rPr>
-                <w:rFonts w:ascii="Times New Roman" w:hAnsi="Times New Roman" w:cs="Times New Roman"/>
-                <w:sz w:val="20"/>
-                <w:szCs w:val="20"/>
-                <w:lang w:val="de-DE"/>
-              </w:rPr>
-              <w:t>mit rotem Buntstift.</w:t>
+              <w:t xml:space="preserve"> mit rotem Buntstift.</w:t>
             </w:r>
           </w:p>
         </w:tc>
@@ -24739,7 +23091,6 @@
                 <w:szCs w:val="20"/>
               </w:rPr>
             </w:pPr>
-            <w:proofErr w:type="spellStart"/>
             <w:r>
               <w:rPr>
                 <w:rFonts w:ascii="Times New Roman" w:hAnsi="Times New Roman" w:cs="Times New Roman"/>
@@ -24750,7 +23101,6 @@
               </w:rPr>
               <w:t>rit</w:t>
             </w:r>
-            <w:proofErr w:type="spellEnd"/>
             <w:r>
               <w:rPr>
                 <w:rFonts w:ascii="Times New Roman" w:hAnsi="Times New Roman" w:cs="Times New Roman"/>
@@ -24767,20 +23117,8 @@
                 <w:sz w:val="20"/>
                 <w:szCs w:val="20"/>
               </w:rPr>
-              <w:t xml:space="preserve">molto </w:t>
-            </w:r>
-            <w:proofErr w:type="spellStart"/>
-            <w:r>
-              <w:rPr>
-                <w:rFonts w:ascii="Times New Roman" w:hAnsi="Times New Roman" w:cs="Times New Roman"/>
-                <w:i/>
-                <w:iCs/>
-                <w:sz w:val="20"/>
-                <w:szCs w:val="20"/>
-              </w:rPr>
-              <w:t>rit</w:t>
-            </w:r>
-            <w:proofErr w:type="spellEnd"/>
+              <w:t>molto rit</w:t>
+            </w:r>
             <w:r>
               <w:rPr>
                 <w:rFonts w:ascii="Times New Roman" w:hAnsi="Times New Roman" w:cs="Times New Roman"/>
@@ -24931,16 +23269,7 @@
                 <w:szCs w:val="20"/>
                 <w:lang w:val="de-DE"/>
               </w:rPr>
-              <w:t>mit rotem Buntstift.</w:t>
-            </w:r>
-            <w:r>
-              <w:rPr>
-                <w:rFonts w:ascii="Times New Roman" w:hAnsi="Times New Roman" w:cs="Times New Roman"/>
-                <w:sz w:val="20"/>
-                <w:szCs w:val="20"/>
-                <w:lang w:val="de-DE"/>
-              </w:rPr>
-              <w:t xml:space="preserve"> </w:t>
+              <w:t xml:space="preserve">mit rotem Buntstift. </w:t>
             </w:r>
           </w:p>
           <w:p>
@@ -24980,16 +23309,7 @@
                 <w:szCs w:val="20"/>
                 <w:lang w:val="de-DE"/>
               </w:rPr>
-              <w:t xml:space="preserve"> </w:t>
-            </w:r>
-            <w:r>
-              <w:rPr>
-                <w:rFonts w:ascii="Times New Roman" w:hAnsi="Times New Roman" w:cs="Times New Roman"/>
-                <w:sz w:val="20"/>
-                <w:szCs w:val="20"/>
-                <w:lang w:val="de-DE"/>
-              </w:rPr>
-              <w:t>hinzugefügt mit rotem Buntstift.</w:t>
+              <w:t xml:space="preserve"> hinzugefügt mit rotem Buntstift.</w:t>
             </w:r>
           </w:p>
         </w:tc>
@@ -25114,25 +23434,7 @@
                 <w:sz w:val="20"/>
                 <w:szCs w:val="20"/>
               </w:rPr>
-              <w:t>[</w:t>
-            </w:r>
-            <w:proofErr w:type="spellStart"/>
-            <w:r>
-              <w:rPr>
-                <w:rFonts w:ascii="Times New Roman" w:hAnsi="Times New Roman" w:cs="Times New Roman"/>
-                <w:sz w:val="20"/>
-                <w:szCs w:val="20"/>
-              </w:rPr>
-              <w:t>sfff</w:t>
-            </w:r>
-            <w:proofErr w:type="spellEnd"/>
-            <w:r>
-              <w:rPr>
-                <w:rFonts w:ascii="Times New Roman" w:hAnsi="Times New Roman" w:cs="Times New Roman"/>
-                <w:sz w:val="20"/>
-                <w:szCs w:val="20"/>
-              </w:rPr>
-              <w:t xml:space="preserve">] (wie Textfassung 3) </w:t>
+              <w:t xml:space="preserve">[sfff] (wie Textfassung 3) </w:t>
             </w:r>
             <w:r>
               <w:rPr>
@@ -25438,6 +23740,34 @@
                 <w:szCs w:val="20"/>
               </w:rPr>
             </w:pPr>
+            <w:r>
+              <w:rPr>
+                <w:rFonts w:ascii="Times New Roman" w:hAnsi="Times New Roman" w:cs="Times New Roman"/>
+                <w:sz w:val="20"/>
+                <w:szCs w:val="20"/>
+              </w:rPr>
+              <w:lastRenderedPageBreak/>
+              <w:t>22</w:t>
+            </w:r>
+          </w:p>
+          <w:p>
+            <w:pPr>
+              <w:spacing w:after="0" w:line="360" w:lineRule="auto"/>
+              <w:outlineLvl w:val="0"/>
+              <w:rPr>
+                <w:rFonts w:ascii="Times New Roman" w:hAnsi="Times New Roman" w:cs="Times New Roman"/>
+                <w:sz w:val="20"/>
+                <w:szCs w:val="20"/>
+              </w:rPr>
+            </w:pPr>
+            <w:r>
+              <w:rPr>
+                <w:rFonts w:ascii="Times New Roman" w:hAnsi="Times New Roman" w:cs="Times New Roman"/>
+                <w:sz w:val="20"/>
+                <w:szCs w:val="20"/>
+              </w:rPr>
+              <w:t>bis 23</w:t>
+            </w:r>
           </w:p>
         </w:tc>
         <w:tc>
@@ -25460,6 +23790,14 @@
                 <w:szCs w:val="20"/>
               </w:rPr>
             </w:pPr>
+            <w:r>
+              <w:rPr>
+                <w:rFonts w:ascii="Times New Roman" w:hAnsi="Times New Roman" w:cs="Times New Roman"/>
+                <w:sz w:val="20"/>
+                <w:szCs w:val="20"/>
+              </w:rPr>
+              <w:t>Klav. u.</w:t>
+            </w:r>
           </w:p>
         </w:tc>
         <w:tc>
@@ -25482,6 +23820,33 @@
                 <w:szCs w:val="20"/>
               </w:rPr>
             </w:pPr>
+            <w:r>
+              <w:rPr>
+                <w:rFonts w:ascii="Times New Roman" w:hAnsi="Times New Roman" w:cs="Times New Roman"/>
+                <w:sz w:val="20"/>
+                <w:szCs w:val="20"/>
+              </w:rPr>
+              <w:t>1. Note</w:t>
+            </w:r>
+          </w:p>
+          <w:p>
+            <w:pPr>
+              <w:spacing w:after="0" w:line="360" w:lineRule="auto"/>
+              <w:outlineLvl w:val="0"/>
+              <w:rPr>
+                <w:rFonts w:ascii="Times New Roman" w:hAnsi="Times New Roman" w:cs="Times New Roman"/>
+                <w:sz w:val="20"/>
+                <w:szCs w:val="20"/>
+              </w:rPr>
+            </w:pPr>
+            <w:r>
+              <w:rPr>
+                <w:rFonts w:ascii="Times New Roman" w:hAnsi="Times New Roman" w:cs="Times New Roman"/>
+                <w:sz w:val="20"/>
+                <w:szCs w:val="20"/>
+              </w:rPr>
+              <w:t>3/4</w:t>
+            </w:r>
           </w:p>
         </w:tc>
         <w:tc>
@@ -25504,6 +23869,1242 @@
                 <w:szCs w:val="20"/>
               </w:rPr>
             </w:pPr>
+            <w:r>
+              <w:rPr>
+                <w:rFonts w:ascii="Times New Roman" w:hAnsi="Times New Roman" w:cs="Times New Roman"/>
+                <w:sz w:val="20"/>
+                <w:szCs w:val="20"/>
+              </w:rPr>
+              <w:t>Legatobogen geändert zu Legatobögen T. 22 1. Note bis T. 23 1/4 und T. 23 2.–3. Note</w:t>
+            </w:r>
+            <w:r>
+              <w:rPr>
+                <w:rFonts w:ascii="Times New Roman" w:hAnsi="Times New Roman" w:cs="Times New Roman"/>
+                <w:sz w:val="20"/>
+                <w:szCs w:val="20"/>
+              </w:rPr>
+              <w:t xml:space="preserve"> (wie Textfassung 3) </w:t>
+            </w:r>
+            <w:r>
+              <w:rPr>
+                <w:rFonts w:ascii="Times New Roman" w:hAnsi="Times New Roman" w:cs="Times New Roman"/>
+                <w:sz w:val="20"/>
+                <w:szCs w:val="20"/>
+                <w:lang w:val="de-DE"/>
+              </w:rPr>
+              <w:t>mit rotem Buntstift.</w:t>
+            </w:r>
+            <w:r>
+              <w:rPr>
+                <w:rFonts w:ascii="Times New Roman" w:hAnsi="Times New Roman" w:cs="Times New Roman"/>
+                <w:sz w:val="20"/>
+                <w:szCs w:val="20"/>
+              </w:rPr>
+              <w:t xml:space="preserve"> (Siehe Korrektur in T. 23 3/8–3/4.)</w:t>
+            </w:r>
+          </w:p>
+        </w:tc>
+      </w:tr>
+      <w:tr>
+        <w:trPr>
+          <w:cantSplit/>
+        </w:trPr>
+        <w:tc>
+          <w:tcPr>
+            <w:tcW w:w="920" w:type="dxa"/>
+            <w:tcBorders>
+              <w:top w:val="single" w:sz="4" w:space="0" w:color="auto"/>
+              <w:left w:val="single" w:sz="4" w:space="0" w:color="auto"/>
+              <w:bottom w:val="single" w:sz="4" w:space="0" w:color="auto"/>
+              <w:right w:val="single" w:sz="4" w:space="0" w:color="auto"/>
+            </w:tcBorders>
+          </w:tcPr>
+          <w:p>
+            <w:pPr>
+              <w:spacing w:after="0" w:line="360" w:lineRule="auto"/>
+              <w:outlineLvl w:val="0"/>
+              <w:rPr>
+                <w:rFonts w:ascii="Times New Roman" w:hAnsi="Times New Roman" w:cs="Times New Roman"/>
+                <w:sz w:val="20"/>
+                <w:szCs w:val="20"/>
+              </w:rPr>
+            </w:pPr>
+            <w:r>
+              <w:rPr>
+                <w:rFonts w:ascii="Times New Roman" w:hAnsi="Times New Roman" w:cs="Times New Roman"/>
+                <w:sz w:val="20"/>
+                <w:szCs w:val="20"/>
+              </w:rPr>
+              <w:t>22</w:t>
+            </w:r>
+          </w:p>
+        </w:tc>
+        <w:tc>
+          <w:tcPr>
+            <w:tcW w:w="1134" w:type="dxa"/>
+            <w:tcBorders>
+              <w:top w:val="single" w:sz="4" w:space="0" w:color="auto"/>
+              <w:left w:val="single" w:sz="4" w:space="0" w:color="auto"/>
+              <w:bottom w:val="single" w:sz="4" w:space="0" w:color="auto"/>
+              <w:right w:val="single" w:sz="4" w:space="0" w:color="auto"/>
+            </w:tcBorders>
+          </w:tcPr>
+          <w:p>
+            <w:pPr>
+              <w:spacing w:after="0" w:line="360" w:lineRule="auto"/>
+              <w:outlineLvl w:val="0"/>
+              <w:rPr>
+                <w:rFonts w:ascii="Times New Roman" w:hAnsi="Times New Roman" w:cs="Times New Roman"/>
+                <w:sz w:val="20"/>
+                <w:szCs w:val="20"/>
+              </w:rPr>
+            </w:pPr>
+            <w:r>
+              <w:rPr>
+                <w:rFonts w:ascii="Times New Roman" w:hAnsi="Times New Roman" w:cs="Times New Roman"/>
+                <w:sz w:val="20"/>
+                <w:szCs w:val="20"/>
+              </w:rPr>
+              <w:t>Gg.</w:t>
+            </w:r>
+          </w:p>
+        </w:tc>
+        <w:tc>
+          <w:tcPr>
+            <w:tcW w:w="1278" w:type="dxa"/>
+            <w:tcBorders>
+              <w:top w:val="single" w:sz="4" w:space="0" w:color="auto"/>
+              <w:left w:val="single" w:sz="4" w:space="0" w:color="auto"/>
+              <w:bottom w:val="single" w:sz="4" w:space="0" w:color="auto"/>
+              <w:right w:val="single" w:sz="4" w:space="0" w:color="auto"/>
+            </w:tcBorders>
+          </w:tcPr>
+          <w:p>
+            <w:pPr>
+              <w:spacing w:after="0" w:line="360" w:lineRule="auto"/>
+              <w:outlineLvl w:val="0"/>
+              <w:rPr>
+                <w:rFonts w:ascii="Times New Roman" w:hAnsi="Times New Roman" w:cs="Times New Roman"/>
+                <w:sz w:val="20"/>
+                <w:szCs w:val="20"/>
+              </w:rPr>
+            </w:pPr>
+            <w:r>
+              <w:rPr>
+                <w:rFonts w:ascii="Times New Roman" w:hAnsi="Times New Roman" w:cs="Times New Roman"/>
+                <w:sz w:val="20"/>
+                <w:szCs w:val="20"/>
+              </w:rPr>
+              <w:t>2/4–5/8</w:t>
+            </w:r>
+          </w:p>
+        </w:tc>
+        <w:tc>
+          <w:tcPr>
+            <w:tcW w:w="5880" w:type="dxa"/>
+            <w:tcBorders>
+              <w:top w:val="single" w:sz="4" w:space="0" w:color="auto"/>
+              <w:left w:val="single" w:sz="4" w:space="0" w:color="auto"/>
+              <w:bottom w:val="single" w:sz="4" w:space="0" w:color="auto"/>
+              <w:right w:val="single" w:sz="4" w:space="0" w:color="auto"/>
+            </w:tcBorders>
+          </w:tcPr>
+          <w:p>
+            <w:pPr>
+              <w:spacing w:after="0" w:line="360" w:lineRule="auto"/>
+              <w:outlineLvl w:val="0"/>
+              <w:rPr>
+                <w:rFonts w:ascii="Times New Roman" w:hAnsi="Times New Roman" w:cs="Times New Roman"/>
+                <w:sz w:val="20"/>
+                <w:szCs w:val="20"/>
+              </w:rPr>
+            </w:pPr>
+            <w:r>
+              <w:rPr>
+                <w:rFonts w:ascii="Times New Roman" w:hAnsi="Times New Roman" w:cs="Times New Roman"/>
+                <w:sz w:val="20"/>
+                <w:szCs w:val="20"/>
+              </w:rPr>
+              <w:t xml:space="preserve">Ligatur von Viertel- und Achtelnote geändert zu punktierter Viertelnote (wie Textfassung 3) </w:t>
+            </w:r>
+            <w:r>
+              <w:rPr>
+                <w:rFonts w:ascii="Times New Roman" w:hAnsi="Times New Roman" w:cs="Times New Roman"/>
+                <w:sz w:val="20"/>
+                <w:szCs w:val="20"/>
+                <w:lang w:val="de-DE"/>
+              </w:rPr>
+              <w:t>mit rotem Buntstift.</w:t>
+            </w:r>
+          </w:p>
+        </w:tc>
+      </w:tr>
+      <w:tr>
+        <w:trPr>
+          <w:cantSplit/>
+        </w:trPr>
+        <w:tc>
+          <w:tcPr>
+            <w:tcW w:w="920" w:type="dxa"/>
+            <w:tcBorders>
+              <w:top w:val="single" w:sz="4" w:space="0" w:color="auto"/>
+              <w:left w:val="single" w:sz="4" w:space="0" w:color="auto"/>
+              <w:bottom w:val="single" w:sz="4" w:space="0" w:color="auto"/>
+              <w:right w:val="single" w:sz="4" w:space="0" w:color="auto"/>
+            </w:tcBorders>
+          </w:tcPr>
+          <w:p>
+            <w:pPr>
+              <w:spacing w:after="0" w:line="360" w:lineRule="auto"/>
+              <w:outlineLvl w:val="0"/>
+              <w:rPr>
+                <w:rFonts w:ascii="Times New Roman" w:hAnsi="Times New Roman" w:cs="Times New Roman"/>
+                <w:sz w:val="20"/>
+                <w:szCs w:val="20"/>
+              </w:rPr>
+            </w:pPr>
+            <w:r>
+              <w:rPr>
+                <w:rFonts w:ascii="Times New Roman" w:hAnsi="Times New Roman" w:cs="Times New Roman"/>
+                <w:sz w:val="20"/>
+                <w:szCs w:val="20"/>
+              </w:rPr>
+              <w:t>22</w:t>
+            </w:r>
+          </w:p>
+        </w:tc>
+        <w:tc>
+          <w:tcPr>
+            <w:tcW w:w="1134" w:type="dxa"/>
+            <w:tcBorders>
+              <w:top w:val="single" w:sz="4" w:space="0" w:color="auto"/>
+              <w:left w:val="single" w:sz="4" w:space="0" w:color="auto"/>
+              <w:bottom w:val="single" w:sz="4" w:space="0" w:color="auto"/>
+              <w:right w:val="single" w:sz="4" w:space="0" w:color="auto"/>
+            </w:tcBorders>
+          </w:tcPr>
+          <w:p>
+            <w:pPr>
+              <w:spacing w:after="0" w:line="360" w:lineRule="auto"/>
+              <w:outlineLvl w:val="0"/>
+              <w:rPr>
+                <w:rFonts w:ascii="Times New Roman" w:hAnsi="Times New Roman" w:cs="Times New Roman"/>
+                <w:sz w:val="20"/>
+                <w:szCs w:val="20"/>
+              </w:rPr>
+            </w:pPr>
+            <w:r>
+              <w:rPr>
+                <w:rFonts w:ascii="Times New Roman" w:hAnsi="Times New Roman" w:cs="Times New Roman"/>
+                <w:sz w:val="20"/>
+                <w:szCs w:val="20"/>
+              </w:rPr>
+              <w:t>Klav. o.</w:t>
+            </w:r>
+          </w:p>
+        </w:tc>
+        <w:tc>
+          <w:tcPr>
+            <w:tcW w:w="1278" w:type="dxa"/>
+            <w:tcBorders>
+              <w:top w:val="single" w:sz="4" w:space="0" w:color="auto"/>
+              <w:left w:val="single" w:sz="4" w:space="0" w:color="auto"/>
+              <w:bottom w:val="single" w:sz="4" w:space="0" w:color="auto"/>
+              <w:right w:val="single" w:sz="4" w:space="0" w:color="auto"/>
+            </w:tcBorders>
+          </w:tcPr>
+          <w:p>
+            <w:pPr>
+              <w:spacing w:after="0" w:line="360" w:lineRule="auto"/>
+              <w:outlineLvl w:val="0"/>
+              <w:rPr>
+                <w:rFonts w:ascii="Times New Roman" w:hAnsi="Times New Roman" w:cs="Times New Roman"/>
+                <w:sz w:val="20"/>
+                <w:szCs w:val="20"/>
+              </w:rPr>
+            </w:pPr>
+            <w:r>
+              <w:rPr>
+                <w:rFonts w:ascii="Times New Roman" w:hAnsi="Times New Roman" w:cs="Times New Roman"/>
+                <w:sz w:val="20"/>
+                <w:szCs w:val="20"/>
+              </w:rPr>
+              <w:t>5–6/8</w:t>
+            </w:r>
+          </w:p>
+        </w:tc>
+        <w:tc>
+          <w:tcPr>
+            <w:tcW w:w="5880" w:type="dxa"/>
+            <w:tcBorders>
+              <w:top w:val="single" w:sz="4" w:space="0" w:color="auto"/>
+              <w:left w:val="single" w:sz="4" w:space="0" w:color="auto"/>
+              <w:bottom w:val="single" w:sz="4" w:space="0" w:color="auto"/>
+              <w:right w:val="single" w:sz="4" w:space="0" w:color="auto"/>
+            </w:tcBorders>
+          </w:tcPr>
+          <w:p>
+            <w:pPr>
+              <w:spacing w:after="0" w:line="360" w:lineRule="auto"/>
+              <w:outlineLvl w:val="0"/>
+              <w:rPr>
+                <w:rFonts w:ascii="Times New Roman" w:hAnsi="Times New Roman" w:cs="Times New Roman"/>
+                <w:sz w:val="20"/>
+                <w:szCs w:val="20"/>
+              </w:rPr>
+            </w:pPr>
+            <w:r>
+              <w:rPr>
+                <w:rFonts w:ascii="Times New Roman" w:hAnsi="Times New Roman" w:cs="Times New Roman"/>
+                <w:sz w:val="20"/>
+                <w:szCs w:val="20"/>
+              </w:rPr>
+              <w:t xml:space="preserve">Ligatur zwei Achtelnoten b geändert zu Unterstimmenschicht mit Viertelnote b (wie Textfassung 3) </w:t>
+            </w:r>
+            <w:r>
+              <w:rPr>
+                <w:rFonts w:ascii="Times New Roman" w:hAnsi="Times New Roman" w:cs="Times New Roman"/>
+                <w:sz w:val="20"/>
+                <w:szCs w:val="20"/>
+                <w:lang w:val="de-DE"/>
+              </w:rPr>
+              <w:t>mit rotem Buntstift.</w:t>
+            </w:r>
+          </w:p>
+        </w:tc>
+      </w:tr>
+      <w:tr>
+        <w:trPr>
+          <w:cantSplit/>
+        </w:trPr>
+        <w:tc>
+          <w:tcPr>
+            <w:tcW w:w="920" w:type="dxa"/>
+            <w:tcBorders>
+              <w:top w:val="single" w:sz="4" w:space="0" w:color="auto"/>
+              <w:left w:val="single" w:sz="4" w:space="0" w:color="auto"/>
+              <w:bottom w:val="single" w:sz="4" w:space="0" w:color="auto"/>
+              <w:right w:val="single" w:sz="4" w:space="0" w:color="auto"/>
+            </w:tcBorders>
+          </w:tcPr>
+          <w:p>
+            <w:pPr>
+              <w:spacing w:after="0" w:line="360" w:lineRule="auto"/>
+              <w:outlineLvl w:val="0"/>
+              <w:rPr>
+                <w:rFonts w:ascii="Times New Roman" w:hAnsi="Times New Roman" w:cs="Times New Roman"/>
+                <w:sz w:val="20"/>
+                <w:szCs w:val="20"/>
+              </w:rPr>
+            </w:pPr>
+            <w:r>
+              <w:rPr>
+                <w:rFonts w:ascii="Times New Roman" w:hAnsi="Times New Roman" w:cs="Times New Roman"/>
+                <w:sz w:val="20"/>
+                <w:szCs w:val="20"/>
+              </w:rPr>
+              <w:t>22</w:t>
+            </w:r>
+          </w:p>
+          <w:p>
+            <w:pPr>
+              <w:spacing w:after="0" w:line="360" w:lineRule="auto"/>
+              <w:outlineLvl w:val="0"/>
+              <w:rPr>
+                <w:rFonts w:ascii="Times New Roman" w:hAnsi="Times New Roman" w:cs="Times New Roman"/>
+                <w:sz w:val="20"/>
+                <w:szCs w:val="20"/>
+              </w:rPr>
+            </w:pPr>
+            <w:r>
+              <w:rPr>
+                <w:rFonts w:ascii="Times New Roman" w:hAnsi="Times New Roman" w:cs="Times New Roman"/>
+                <w:sz w:val="20"/>
+                <w:szCs w:val="20"/>
+              </w:rPr>
+              <w:t>bis 23</w:t>
+            </w:r>
+          </w:p>
+        </w:tc>
+        <w:tc>
+          <w:tcPr>
+            <w:tcW w:w="1134" w:type="dxa"/>
+            <w:tcBorders>
+              <w:top w:val="single" w:sz="4" w:space="0" w:color="auto"/>
+              <w:left w:val="single" w:sz="4" w:space="0" w:color="auto"/>
+              <w:bottom w:val="single" w:sz="4" w:space="0" w:color="auto"/>
+              <w:right w:val="single" w:sz="4" w:space="0" w:color="auto"/>
+            </w:tcBorders>
+          </w:tcPr>
+          <w:p>
+            <w:pPr>
+              <w:spacing w:after="0" w:line="360" w:lineRule="auto"/>
+              <w:outlineLvl w:val="0"/>
+              <w:rPr>
+                <w:rFonts w:ascii="Times New Roman" w:hAnsi="Times New Roman" w:cs="Times New Roman"/>
+                <w:sz w:val="20"/>
+                <w:szCs w:val="20"/>
+              </w:rPr>
+            </w:pPr>
+            <w:r>
+              <w:rPr>
+                <w:rFonts w:ascii="Times New Roman" w:hAnsi="Times New Roman" w:cs="Times New Roman"/>
+                <w:sz w:val="20"/>
+                <w:szCs w:val="20"/>
+              </w:rPr>
+              <w:t>Klav. o.</w:t>
+            </w:r>
+          </w:p>
+        </w:tc>
+        <w:tc>
+          <w:tcPr>
+            <w:tcW w:w="1278" w:type="dxa"/>
+            <w:tcBorders>
+              <w:top w:val="single" w:sz="4" w:space="0" w:color="auto"/>
+              <w:left w:val="single" w:sz="4" w:space="0" w:color="auto"/>
+              <w:bottom w:val="single" w:sz="4" w:space="0" w:color="auto"/>
+              <w:right w:val="single" w:sz="4" w:space="0" w:color="auto"/>
+            </w:tcBorders>
+          </w:tcPr>
+          <w:p>
+            <w:pPr>
+              <w:spacing w:after="0" w:line="360" w:lineRule="auto"/>
+              <w:outlineLvl w:val="0"/>
+              <w:rPr>
+                <w:rFonts w:ascii="Times New Roman" w:hAnsi="Times New Roman" w:cs="Times New Roman"/>
+                <w:sz w:val="20"/>
+                <w:szCs w:val="20"/>
+              </w:rPr>
+            </w:pPr>
+            <w:r>
+              <w:rPr>
+                <w:rFonts w:ascii="Times New Roman" w:hAnsi="Times New Roman" w:cs="Times New Roman"/>
+                <w:sz w:val="20"/>
+                <w:szCs w:val="20"/>
+              </w:rPr>
+              <w:t>5/8</w:t>
+            </w:r>
+          </w:p>
+          <w:p>
+            <w:pPr>
+              <w:spacing w:after="0" w:line="360" w:lineRule="auto"/>
+              <w:outlineLvl w:val="0"/>
+              <w:rPr>
+                <w:rFonts w:ascii="Times New Roman" w:hAnsi="Times New Roman" w:cs="Times New Roman"/>
+                <w:sz w:val="20"/>
+                <w:szCs w:val="20"/>
+              </w:rPr>
+            </w:pPr>
+            <w:r>
+              <w:rPr>
+                <w:rFonts w:ascii="Times New Roman" w:hAnsi="Times New Roman" w:cs="Times New Roman"/>
+                <w:sz w:val="20"/>
+                <w:szCs w:val="20"/>
+              </w:rPr>
+              <w:t>3/4</w:t>
+            </w:r>
+          </w:p>
+        </w:tc>
+        <w:tc>
+          <w:tcPr>
+            <w:tcW w:w="5880" w:type="dxa"/>
+            <w:tcBorders>
+              <w:top w:val="single" w:sz="4" w:space="0" w:color="auto"/>
+              <w:left w:val="single" w:sz="4" w:space="0" w:color="auto"/>
+              <w:bottom w:val="single" w:sz="4" w:space="0" w:color="auto"/>
+              <w:right w:val="single" w:sz="4" w:space="0" w:color="auto"/>
+            </w:tcBorders>
+          </w:tcPr>
+          <w:p>
+            <w:pPr>
+              <w:spacing w:after="0" w:line="360" w:lineRule="auto"/>
+              <w:outlineLvl w:val="0"/>
+              <w:rPr>
+                <w:rFonts w:ascii="Times New Roman" w:hAnsi="Times New Roman" w:cs="Times New Roman"/>
+                <w:sz w:val="20"/>
+                <w:szCs w:val="20"/>
+              </w:rPr>
+            </w:pPr>
+            <w:r>
+              <w:rPr>
+                <w:rFonts w:ascii="Times New Roman" w:hAnsi="Times New Roman" w:cs="Times New Roman"/>
+                <w:sz w:val="20"/>
+                <w:szCs w:val="20"/>
+              </w:rPr>
+              <w:t>Legatobogen geändert zu Legatob</w:t>
+            </w:r>
+            <w:r>
+              <w:rPr>
+                <w:rFonts w:ascii="Times New Roman" w:hAnsi="Times New Roman" w:cs="Times New Roman"/>
+                <w:sz w:val="20"/>
+                <w:szCs w:val="20"/>
+              </w:rPr>
+              <w:t>o</w:t>
+            </w:r>
+            <w:r>
+              <w:rPr>
+                <w:rFonts w:ascii="Times New Roman" w:hAnsi="Times New Roman" w:cs="Times New Roman"/>
+                <w:sz w:val="20"/>
+                <w:szCs w:val="20"/>
+              </w:rPr>
+              <w:t xml:space="preserve">gen T. 22 5/8 bis T. 23 2. Note (wie Textfassung 3) </w:t>
+            </w:r>
+            <w:r>
+              <w:rPr>
+                <w:rFonts w:ascii="Times New Roman" w:hAnsi="Times New Roman" w:cs="Times New Roman"/>
+                <w:sz w:val="20"/>
+                <w:szCs w:val="20"/>
+                <w:lang w:val="de-DE"/>
+              </w:rPr>
+              <w:t>mit rotem Buntstift.</w:t>
+            </w:r>
+            <w:r>
+              <w:rPr>
+                <w:rFonts w:ascii="Times New Roman" w:hAnsi="Times New Roman" w:cs="Times New Roman"/>
+                <w:sz w:val="20"/>
+                <w:szCs w:val="20"/>
+              </w:rPr>
+              <w:t xml:space="preserve"> </w:t>
+            </w:r>
+          </w:p>
+        </w:tc>
+      </w:tr>
+      <w:tr>
+        <w:trPr>
+          <w:cantSplit/>
+        </w:trPr>
+        <w:tc>
+          <w:tcPr>
+            <w:tcW w:w="920" w:type="dxa"/>
+            <w:tcBorders>
+              <w:top w:val="single" w:sz="4" w:space="0" w:color="auto"/>
+              <w:left w:val="single" w:sz="4" w:space="0" w:color="auto"/>
+              <w:bottom w:val="single" w:sz="4" w:space="0" w:color="auto"/>
+              <w:right w:val="single" w:sz="4" w:space="0" w:color="auto"/>
+            </w:tcBorders>
+          </w:tcPr>
+          <w:p>
+            <w:pPr>
+              <w:spacing w:after="0" w:line="360" w:lineRule="auto"/>
+              <w:outlineLvl w:val="0"/>
+              <w:rPr>
+                <w:rFonts w:ascii="Times New Roman" w:hAnsi="Times New Roman" w:cs="Times New Roman"/>
+                <w:sz w:val="20"/>
+                <w:szCs w:val="20"/>
+              </w:rPr>
+            </w:pPr>
+            <w:r>
+              <w:rPr>
+                <w:rFonts w:ascii="Times New Roman" w:hAnsi="Times New Roman" w:cs="Times New Roman"/>
+                <w:sz w:val="20"/>
+                <w:szCs w:val="20"/>
+              </w:rPr>
+              <w:t>23</w:t>
+            </w:r>
+          </w:p>
+        </w:tc>
+        <w:tc>
+          <w:tcPr>
+            <w:tcW w:w="1134" w:type="dxa"/>
+            <w:tcBorders>
+              <w:top w:val="single" w:sz="4" w:space="0" w:color="auto"/>
+              <w:left w:val="single" w:sz="4" w:space="0" w:color="auto"/>
+              <w:bottom w:val="single" w:sz="4" w:space="0" w:color="auto"/>
+              <w:right w:val="single" w:sz="4" w:space="0" w:color="auto"/>
+            </w:tcBorders>
+          </w:tcPr>
+          <w:p>
+            <w:pPr>
+              <w:spacing w:after="0" w:line="360" w:lineRule="auto"/>
+              <w:outlineLvl w:val="0"/>
+              <w:rPr>
+                <w:rFonts w:ascii="Times New Roman" w:hAnsi="Times New Roman" w:cs="Times New Roman"/>
+                <w:sz w:val="20"/>
+                <w:szCs w:val="20"/>
+              </w:rPr>
+            </w:pPr>
+            <w:r>
+              <w:rPr>
+                <w:rFonts w:ascii="Times New Roman" w:hAnsi="Times New Roman" w:cs="Times New Roman"/>
+                <w:sz w:val="20"/>
+                <w:szCs w:val="20"/>
+              </w:rPr>
+              <w:t>Klav. o.</w:t>
+            </w:r>
+          </w:p>
+        </w:tc>
+        <w:tc>
+          <w:tcPr>
+            <w:tcW w:w="1278" w:type="dxa"/>
+            <w:tcBorders>
+              <w:top w:val="single" w:sz="4" w:space="0" w:color="auto"/>
+              <w:left w:val="single" w:sz="4" w:space="0" w:color="auto"/>
+              <w:bottom w:val="single" w:sz="4" w:space="0" w:color="auto"/>
+              <w:right w:val="single" w:sz="4" w:space="0" w:color="auto"/>
+            </w:tcBorders>
+          </w:tcPr>
+          <w:p>
+            <w:pPr>
+              <w:spacing w:after="0" w:line="360" w:lineRule="auto"/>
+              <w:outlineLvl w:val="0"/>
+              <w:rPr>
+                <w:rFonts w:ascii="Times New Roman" w:hAnsi="Times New Roman" w:cs="Times New Roman"/>
+                <w:sz w:val="20"/>
+                <w:szCs w:val="20"/>
+              </w:rPr>
+            </w:pPr>
+            <w:r>
+              <w:rPr>
+                <w:rFonts w:ascii="Times New Roman" w:hAnsi="Times New Roman" w:cs="Times New Roman"/>
+                <w:sz w:val="20"/>
+                <w:szCs w:val="20"/>
+              </w:rPr>
+              <w:t>1.–2. Note</w:t>
+            </w:r>
+          </w:p>
+        </w:tc>
+        <w:tc>
+          <w:tcPr>
+            <w:tcW w:w="5880" w:type="dxa"/>
+            <w:tcBorders>
+              <w:top w:val="single" w:sz="4" w:space="0" w:color="auto"/>
+              <w:left w:val="single" w:sz="4" w:space="0" w:color="auto"/>
+              <w:bottom w:val="single" w:sz="4" w:space="0" w:color="auto"/>
+              <w:right w:val="single" w:sz="4" w:space="0" w:color="auto"/>
+            </w:tcBorders>
+          </w:tcPr>
+          <w:p>
+            <w:pPr>
+              <w:spacing w:after="0" w:line="360" w:lineRule="auto"/>
+              <w:outlineLvl w:val="0"/>
+              <w:rPr>
+                <w:rFonts w:ascii="Times New Roman" w:hAnsi="Times New Roman" w:cs="Times New Roman"/>
+                <w:sz w:val="20"/>
+                <w:szCs w:val="20"/>
+              </w:rPr>
+            </w:pPr>
+            <w:r>
+              <w:rPr>
+                <w:rFonts w:ascii="Times New Roman" w:hAnsi="Times New Roman" w:cs="Times New Roman"/>
+                <w:sz w:val="20"/>
+                <w:szCs w:val="20"/>
+              </w:rPr>
+              <w:t xml:space="preserve">Decrescendogabel (wie Textfassung 3) hinzugefügt </w:t>
+            </w:r>
+            <w:r>
+              <w:rPr>
+                <w:rFonts w:ascii="Times New Roman" w:hAnsi="Times New Roman" w:cs="Times New Roman"/>
+                <w:sz w:val="20"/>
+                <w:szCs w:val="20"/>
+                <w:lang w:val="de-DE"/>
+              </w:rPr>
+              <w:t>mit rotem Buntstift.</w:t>
+            </w:r>
+          </w:p>
+        </w:tc>
+      </w:tr>
+      <w:tr>
+        <w:trPr>
+          <w:cantSplit/>
+        </w:trPr>
+        <w:tc>
+          <w:tcPr>
+            <w:tcW w:w="920" w:type="dxa"/>
+            <w:tcBorders>
+              <w:top w:val="single" w:sz="4" w:space="0" w:color="auto"/>
+              <w:left w:val="single" w:sz="4" w:space="0" w:color="auto"/>
+              <w:bottom w:val="single" w:sz="4" w:space="0" w:color="auto"/>
+              <w:right w:val="single" w:sz="4" w:space="0" w:color="auto"/>
+            </w:tcBorders>
+          </w:tcPr>
+          <w:p>
+            <w:pPr>
+              <w:spacing w:after="0" w:line="360" w:lineRule="auto"/>
+              <w:outlineLvl w:val="0"/>
+              <w:rPr>
+                <w:rFonts w:ascii="Times New Roman" w:hAnsi="Times New Roman" w:cs="Times New Roman"/>
+                <w:sz w:val="20"/>
+                <w:szCs w:val="20"/>
+              </w:rPr>
+            </w:pPr>
+            <w:r>
+              <w:rPr>
+                <w:rFonts w:ascii="Times New Roman" w:hAnsi="Times New Roman" w:cs="Times New Roman"/>
+                <w:sz w:val="20"/>
+                <w:szCs w:val="20"/>
+              </w:rPr>
+              <w:t>23</w:t>
+            </w:r>
+          </w:p>
+        </w:tc>
+        <w:tc>
+          <w:tcPr>
+            <w:tcW w:w="1134" w:type="dxa"/>
+            <w:tcBorders>
+              <w:top w:val="single" w:sz="4" w:space="0" w:color="auto"/>
+              <w:left w:val="single" w:sz="4" w:space="0" w:color="auto"/>
+              <w:bottom w:val="single" w:sz="4" w:space="0" w:color="auto"/>
+              <w:right w:val="single" w:sz="4" w:space="0" w:color="auto"/>
+            </w:tcBorders>
+          </w:tcPr>
+          <w:p>
+            <w:pPr>
+              <w:spacing w:after="0" w:line="360" w:lineRule="auto"/>
+              <w:outlineLvl w:val="0"/>
+              <w:rPr>
+                <w:rFonts w:ascii="Times New Roman" w:hAnsi="Times New Roman" w:cs="Times New Roman"/>
+                <w:sz w:val="20"/>
+                <w:szCs w:val="20"/>
+              </w:rPr>
+            </w:pPr>
+            <w:r>
+              <w:rPr>
+                <w:rFonts w:ascii="Times New Roman" w:hAnsi="Times New Roman" w:cs="Times New Roman"/>
+                <w:sz w:val="20"/>
+                <w:szCs w:val="20"/>
+              </w:rPr>
+              <w:t>Klav. o.</w:t>
+            </w:r>
+          </w:p>
+        </w:tc>
+        <w:tc>
+          <w:tcPr>
+            <w:tcW w:w="1278" w:type="dxa"/>
+            <w:tcBorders>
+              <w:top w:val="single" w:sz="4" w:space="0" w:color="auto"/>
+              <w:left w:val="single" w:sz="4" w:space="0" w:color="auto"/>
+              <w:bottom w:val="single" w:sz="4" w:space="0" w:color="auto"/>
+              <w:right w:val="single" w:sz="4" w:space="0" w:color="auto"/>
+            </w:tcBorders>
+          </w:tcPr>
+          <w:p>
+            <w:pPr>
+              <w:spacing w:after="0" w:line="360" w:lineRule="auto"/>
+              <w:outlineLvl w:val="0"/>
+              <w:rPr>
+                <w:rFonts w:ascii="Times New Roman" w:hAnsi="Times New Roman" w:cs="Times New Roman"/>
+                <w:sz w:val="20"/>
+                <w:szCs w:val="20"/>
+              </w:rPr>
+            </w:pPr>
+            <w:r>
+              <w:rPr>
+                <w:rFonts w:ascii="Times New Roman" w:hAnsi="Times New Roman" w:cs="Times New Roman"/>
+                <w:sz w:val="20"/>
+                <w:szCs w:val="20"/>
+              </w:rPr>
+              <w:t>2–3/4</w:t>
+            </w:r>
+          </w:p>
+        </w:tc>
+        <w:tc>
+          <w:tcPr>
+            <w:tcW w:w="5880" w:type="dxa"/>
+            <w:tcBorders>
+              <w:top w:val="single" w:sz="4" w:space="0" w:color="auto"/>
+              <w:left w:val="single" w:sz="4" w:space="0" w:color="auto"/>
+              <w:bottom w:val="single" w:sz="4" w:space="0" w:color="auto"/>
+              <w:right w:val="single" w:sz="4" w:space="0" w:color="auto"/>
+            </w:tcBorders>
+          </w:tcPr>
+          <w:p>
+            <w:pPr>
+              <w:spacing w:after="0" w:line="360" w:lineRule="auto"/>
+              <w:outlineLvl w:val="0"/>
+              <w:rPr>
+                <w:rFonts w:ascii="Times New Roman" w:hAnsi="Times New Roman" w:cs="Times New Roman"/>
+                <w:sz w:val="20"/>
+                <w:szCs w:val="20"/>
+                <w:lang w:val="de-DE"/>
+              </w:rPr>
+            </w:pPr>
+            <w:r>
+              <w:rPr>
+                <w:rFonts w:ascii="Times New Roman" w:hAnsi="Times New Roman" w:cs="Times New Roman"/>
+                <w:sz w:val="20"/>
+                <w:szCs w:val="20"/>
+              </w:rPr>
+              <w:t xml:space="preserve">Ligatur von zwei Viertelnoten geändert zu Halbe Note (wie Textfassung 3) </w:t>
+            </w:r>
+            <w:r>
+              <w:rPr>
+                <w:rFonts w:ascii="Times New Roman" w:hAnsi="Times New Roman" w:cs="Times New Roman"/>
+                <w:sz w:val="20"/>
+                <w:szCs w:val="20"/>
+                <w:lang w:val="de-DE"/>
+              </w:rPr>
+              <w:t xml:space="preserve">mit rotem Buntstift. </w:t>
+            </w:r>
+          </w:p>
+          <w:p>
+            <w:pPr>
+              <w:spacing w:after="0" w:line="360" w:lineRule="auto"/>
+              <w:outlineLvl w:val="0"/>
+              <w:rPr>
+                <w:rFonts w:ascii="Times New Roman" w:hAnsi="Times New Roman" w:cs="Times New Roman"/>
+                <w:sz w:val="20"/>
+                <w:szCs w:val="20"/>
+              </w:rPr>
+            </w:pPr>
+            <w:r>
+              <w:rPr>
+                <w:rFonts w:ascii="Times New Roman" w:hAnsi="Times New Roman" w:cs="Times New Roman"/>
+                <w:sz w:val="20"/>
+                <w:szCs w:val="20"/>
+                <w:lang w:val="de-DE"/>
+              </w:rPr>
+              <w:t xml:space="preserve">[pp], Decrescendogabel </w:t>
+            </w:r>
+            <w:r>
+              <w:rPr>
+                <w:rFonts w:ascii="Times New Roman" w:hAnsi="Times New Roman" w:cs="Times New Roman"/>
+                <w:sz w:val="20"/>
+                <w:szCs w:val="20"/>
+              </w:rPr>
+              <w:t xml:space="preserve">(wie Textfassung 3) hinzugefügt </w:t>
+            </w:r>
+            <w:r>
+              <w:rPr>
+                <w:rFonts w:ascii="Times New Roman" w:hAnsi="Times New Roman" w:cs="Times New Roman"/>
+                <w:sz w:val="20"/>
+                <w:szCs w:val="20"/>
+                <w:lang w:val="de-DE"/>
+              </w:rPr>
+              <w:t>mit rotem Buntstift.</w:t>
+            </w:r>
+          </w:p>
+        </w:tc>
+      </w:tr>
+      <w:tr>
+        <w:trPr>
+          <w:cantSplit/>
+        </w:trPr>
+        <w:tc>
+          <w:tcPr>
+            <w:tcW w:w="920" w:type="dxa"/>
+            <w:tcBorders>
+              <w:top w:val="single" w:sz="4" w:space="0" w:color="auto"/>
+              <w:left w:val="single" w:sz="4" w:space="0" w:color="auto"/>
+              <w:bottom w:val="single" w:sz="4" w:space="0" w:color="auto"/>
+              <w:right w:val="single" w:sz="4" w:space="0" w:color="auto"/>
+            </w:tcBorders>
+          </w:tcPr>
+          <w:p>
+            <w:pPr>
+              <w:spacing w:after="0" w:line="360" w:lineRule="auto"/>
+              <w:outlineLvl w:val="0"/>
+              <w:rPr>
+                <w:rFonts w:ascii="Times New Roman" w:hAnsi="Times New Roman" w:cs="Times New Roman"/>
+                <w:sz w:val="20"/>
+                <w:szCs w:val="20"/>
+              </w:rPr>
+            </w:pPr>
+            <w:r>
+              <w:rPr>
+                <w:rFonts w:ascii="Times New Roman" w:hAnsi="Times New Roman" w:cs="Times New Roman"/>
+                <w:sz w:val="20"/>
+                <w:szCs w:val="20"/>
+              </w:rPr>
+              <w:t>23</w:t>
+            </w:r>
+          </w:p>
+        </w:tc>
+        <w:tc>
+          <w:tcPr>
+            <w:tcW w:w="1134" w:type="dxa"/>
+            <w:tcBorders>
+              <w:top w:val="single" w:sz="4" w:space="0" w:color="auto"/>
+              <w:left w:val="single" w:sz="4" w:space="0" w:color="auto"/>
+              <w:bottom w:val="single" w:sz="4" w:space="0" w:color="auto"/>
+              <w:right w:val="single" w:sz="4" w:space="0" w:color="auto"/>
+            </w:tcBorders>
+          </w:tcPr>
+          <w:p>
+            <w:pPr>
+              <w:spacing w:after="0" w:line="360" w:lineRule="auto"/>
+              <w:outlineLvl w:val="0"/>
+              <w:rPr>
+                <w:rFonts w:ascii="Times New Roman" w:hAnsi="Times New Roman" w:cs="Times New Roman"/>
+                <w:sz w:val="20"/>
+                <w:szCs w:val="20"/>
+              </w:rPr>
+            </w:pPr>
+            <w:r>
+              <w:rPr>
+                <w:rFonts w:ascii="Times New Roman" w:hAnsi="Times New Roman" w:cs="Times New Roman"/>
+                <w:sz w:val="20"/>
+                <w:szCs w:val="20"/>
+              </w:rPr>
+              <w:t>Klav. u.</w:t>
+            </w:r>
+          </w:p>
+        </w:tc>
+        <w:tc>
+          <w:tcPr>
+            <w:tcW w:w="1278" w:type="dxa"/>
+            <w:tcBorders>
+              <w:top w:val="single" w:sz="4" w:space="0" w:color="auto"/>
+              <w:left w:val="single" w:sz="4" w:space="0" w:color="auto"/>
+              <w:bottom w:val="single" w:sz="4" w:space="0" w:color="auto"/>
+              <w:right w:val="single" w:sz="4" w:space="0" w:color="auto"/>
+            </w:tcBorders>
+          </w:tcPr>
+          <w:p>
+            <w:pPr>
+              <w:spacing w:after="0" w:line="360" w:lineRule="auto"/>
+              <w:outlineLvl w:val="0"/>
+              <w:rPr>
+                <w:rFonts w:ascii="Times New Roman" w:hAnsi="Times New Roman" w:cs="Times New Roman"/>
+                <w:sz w:val="20"/>
+                <w:szCs w:val="20"/>
+              </w:rPr>
+            </w:pPr>
+            <w:r>
+              <w:rPr>
+                <w:rFonts w:ascii="Times New Roman" w:hAnsi="Times New Roman" w:cs="Times New Roman"/>
+                <w:sz w:val="20"/>
+                <w:szCs w:val="20"/>
+              </w:rPr>
+              <w:t>3/8–3/4</w:t>
+            </w:r>
+          </w:p>
+        </w:tc>
+        <w:tc>
+          <w:tcPr>
+            <w:tcW w:w="5880" w:type="dxa"/>
+            <w:tcBorders>
+              <w:top w:val="single" w:sz="4" w:space="0" w:color="auto"/>
+              <w:left w:val="single" w:sz="4" w:space="0" w:color="auto"/>
+              <w:bottom w:val="single" w:sz="4" w:space="0" w:color="auto"/>
+              <w:right w:val="single" w:sz="4" w:space="0" w:color="auto"/>
+            </w:tcBorders>
+          </w:tcPr>
+          <w:p>
+            <w:pPr>
+              <w:spacing w:after="0" w:line="360" w:lineRule="auto"/>
+              <w:outlineLvl w:val="0"/>
+              <w:rPr>
+                <w:rFonts w:ascii="Times New Roman" w:hAnsi="Times New Roman" w:cs="Times New Roman"/>
+                <w:sz w:val="20"/>
+                <w:szCs w:val="20"/>
+              </w:rPr>
+            </w:pPr>
+            <w:r>
+              <w:rPr>
+                <w:rFonts w:ascii="Times New Roman" w:hAnsi="Times New Roman" w:cs="Times New Roman"/>
+                <w:sz w:val="20"/>
+                <w:szCs w:val="20"/>
+              </w:rPr>
+              <w:t xml:space="preserve">Notation geändert zu Achtelnote, punktierte Viertelnote (wie Textfassung 3) </w:t>
+            </w:r>
+            <w:r>
+              <w:rPr>
+                <w:rFonts w:ascii="Times New Roman" w:hAnsi="Times New Roman" w:cs="Times New Roman"/>
+                <w:sz w:val="20"/>
+                <w:szCs w:val="20"/>
+                <w:lang w:val="de-DE"/>
+              </w:rPr>
+              <w:t>mit rotem Buntstift.</w:t>
+            </w:r>
+          </w:p>
+        </w:tc>
+      </w:tr>
+      <w:tr>
+        <w:trPr>
+          <w:cantSplit/>
+        </w:trPr>
+        <w:tc>
+          <w:tcPr>
+            <w:tcW w:w="920" w:type="dxa"/>
+            <w:tcBorders>
+              <w:top w:val="single" w:sz="4" w:space="0" w:color="auto"/>
+              <w:left w:val="single" w:sz="4" w:space="0" w:color="auto"/>
+              <w:bottom w:val="single" w:sz="4" w:space="0" w:color="auto"/>
+              <w:right w:val="single" w:sz="4" w:space="0" w:color="auto"/>
+            </w:tcBorders>
+          </w:tcPr>
+          <w:p>
+            <w:pPr>
+              <w:spacing w:after="0" w:line="360" w:lineRule="auto"/>
+              <w:outlineLvl w:val="0"/>
+              <w:rPr>
+                <w:rFonts w:ascii="Times New Roman" w:hAnsi="Times New Roman" w:cs="Times New Roman"/>
+                <w:sz w:val="20"/>
+                <w:szCs w:val="20"/>
+              </w:rPr>
+            </w:pPr>
+            <w:r>
+              <w:rPr>
+                <w:rFonts w:ascii="Times New Roman" w:hAnsi="Times New Roman" w:cs="Times New Roman"/>
+                <w:sz w:val="20"/>
+                <w:szCs w:val="20"/>
+              </w:rPr>
+              <w:t>23</w:t>
+            </w:r>
+          </w:p>
+        </w:tc>
+        <w:tc>
+          <w:tcPr>
+            <w:tcW w:w="1134" w:type="dxa"/>
+            <w:tcBorders>
+              <w:top w:val="single" w:sz="4" w:space="0" w:color="auto"/>
+              <w:left w:val="single" w:sz="4" w:space="0" w:color="auto"/>
+              <w:bottom w:val="single" w:sz="4" w:space="0" w:color="auto"/>
+              <w:right w:val="single" w:sz="4" w:space="0" w:color="auto"/>
+            </w:tcBorders>
+          </w:tcPr>
+          <w:p>
+            <w:pPr>
+              <w:spacing w:after="0" w:line="360" w:lineRule="auto"/>
+              <w:outlineLvl w:val="0"/>
+              <w:rPr>
+                <w:rFonts w:ascii="Times New Roman" w:hAnsi="Times New Roman" w:cs="Times New Roman"/>
+                <w:sz w:val="20"/>
+                <w:szCs w:val="20"/>
+              </w:rPr>
+            </w:pPr>
+            <w:r>
+              <w:rPr>
+                <w:rFonts w:ascii="Times New Roman" w:hAnsi="Times New Roman" w:cs="Times New Roman"/>
+                <w:sz w:val="20"/>
+                <w:szCs w:val="20"/>
+              </w:rPr>
+              <w:t>Gg.</w:t>
+            </w:r>
+          </w:p>
+        </w:tc>
+        <w:tc>
+          <w:tcPr>
+            <w:tcW w:w="1278" w:type="dxa"/>
+            <w:tcBorders>
+              <w:top w:val="single" w:sz="4" w:space="0" w:color="auto"/>
+              <w:left w:val="single" w:sz="4" w:space="0" w:color="auto"/>
+              <w:bottom w:val="single" w:sz="4" w:space="0" w:color="auto"/>
+              <w:right w:val="single" w:sz="4" w:space="0" w:color="auto"/>
+            </w:tcBorders>
+          </w:tcPr>
+          <w:p>
+            <w:pPr>
+              <w:spacing w:after="0" w:line="360" w:lineRule="auto"/>
+              <w:outlineLvl w:val="0"/>
+              <w:rPr>
+                <w:rFonts w:ascii="Times New Roman" w:hAnsi="Times New Roman" w:cs="Times New Roman"/>
+                <w:sz w:val="20"/>
+                <w:szCs w:val="20"/>
+              </w:rPr>
+            </w:pPr>
+            <w:r>
+              <w:rPr>
+                <w:rFonts w:ascii="Times New Roman" w:hAnsi="Times New Roman" w:cs="Times New Roman"/>
+                <w:sz w:val="20"/>
+                <w:szCs w:val="20"/>
+              </w:rPr>
+              <w:t>letzte Note</w:t>
+            </w:r>
+          </w:p>
+        </w:tc>
+        <w:tc>
+          <w:tcPr>
+            <w:tcW w:w="5880" w:type="dxa"/>
+            <w:tcBorders>
+              <w:top w:val="single" w:sz="4" w:space="0" w:color="auto"/>
+              <w:left w:val="single" w:sz="4" w:space="0" w:color="auto"/>
+              <w:bottom w:val="single" w:sz="4" w:space="0" w:color="auto"/>
+              <w:right w:val="single" w:sz="4" w:space="0" w:color="auto"/>
+            </w:tcBorders>
+          </w:tcPr>
+          <w:p>
+            <w:pPr>
+              <w:spacing w:after="0" w:line="360" w:lineRule="auto"/>
+              <w:outlineLvl w:val="0"/>
+              <w:rPr>
+                <w:rFonts w:ascii="Times New Roman" w:hAnsi="Times New Roman" w:cs="Times New Roman"/>
+                <w:sz w:val="20"/>
+                <w:szCs w:val="20"/>
+              </w:rPr>
+            </w:pPr>
+            <w:r>
+              <w:rPr>
+                <w:rFonts w:ascii="Times New Roman" w:hAnsi="Times New Roman" w:cs="Times New Roman"/>
+                <w:i/>
+                <w:iCs/>
+                <w:sz w:val="20"/>
+                <w:szCs w:val="20"/>
+              </w:rPr>
+              <w:t>immer</w:t>
+            </w:r>
+            <w:r>
+              <w:rPr>
+                <w:rFonts w:ascii="Times New Roman" w:hAnsi="Times New Roman" w:cs="Times New Roman"/>
+                <w:sz w:val="20"/>
+                <w:szCs w:val="20"/>
+              </w:rPr>
+              <w:t xml:space="preserve"> [sfff] gestrichen (wie Textfassung 3) </w:t>
+            </w:r>
+            <w:r>
+              <w:rPr>
+                <w:rFonts w:ascii="Times New Roman" w:hAnsi="Times New Roman" w:cs="Times New Roman"/>
+                <w:sz w:val="20"/>
+                <w:szCs w:val="20"/>
+                <w:lang w:val="de-DE"/>
+              </w:rPr>
+              <w:t>mit rotem Buntstift.</w:t>
+            </w:r>
+          </w:p>
+        </w:tc>
+      </w:tr>
+      <w:tr>
+        <w:trPr>
+          <w:cantSplit/>
+        </w:trPr>
+        <w:tc>
+          <w:tcPr>
+            <w:tcW w:w="920" w:type="dxa"/>
+            <w:tcBorders>
+              <w:top w:val="single" w:sz="4" w:space="0" w:color="auto"/>
+              <w:left w:val="single" w:sz="4" w:space="0" w:color="auto"/>
+              <w:bottom w:val="single" w:sz="4" w:space="0" w:color="auto"/>
+              <w:right w:val="single" w:sz="4" w:space="0" w:color="auto"/>
+            </w:tcBorders>
+          </w:tcPr>
+          <w:p>
+            <w:pPr>
+              <w:spacing w:after="0" w:line="360" w:lineRule="auto"/>
+              <w:outlineLvl w:val="0"/>
+              <w:rPr>
+                <w:rFonts w:ascii="Times New Roman" w:hAnsi="Times New Roman" w:cs="Times New Roman"/>
+                <w:sz w:val="20"/>
+                <w:szCs w:val="20"/>
+              </w:rPr>
+            </w:pPr>
+            <w:r>
+              <w:rPr>
+                <w:rFonts w:ascii="Times New Roman" w:hAnsi="Times New Roman" w:cs="Times New Roman"/>
+                <w:sz w:val="20"/>
+                <w:szCs w:val="20"/>
+              </w:rPr>
+              <w:t>24</w:t>
+            </w:r>
+          </w:p>
+        </w:tc>
+        <w:tc>
+          <w:tcPr>
+            <w:tcW w:w="1134" w:type="dxa"/>
+            <w:tcBorders>
+              <w:top w:val="single" w:sz="4" w:space="0" w:color="auto"/>
+              <w:left w:val="single" w:sz="4" w:space="0" w:color="auto"/>
+              <w:bottom w:val="single" w:sz="4" w:space="0" w:color="auto"/>
+              <w:right w:val="single" w:sz="4" w:space="0" w:color="auto"/>
+            </w:tcBorders>
+          </w:tcPr>
+          <w:p>
+            <w:pPr>
+              <w:spacing w:after="0" w:line="360" w:lineRule="auto"/>
+              <w:outlineLvl w:val="0"/>
+              <w:rPr>
+                <w:rFonts w:ascii="Times New Roman" w:hAnsi="Times New Roman" w:cs="Times New Roman"/>
+                <w:sz w:val="20"/>
+                <w:szCs w:val="20"/>
+              </w:rPr>
+            </w:pPr>
+          </w:p>
+        </w:tc>
+        <w:tc>
+          <w:tcPr>
+            <w:tcW w:w="1278" w:type="dxa"/>
+            <w:tcBorders>
+              <w:top w:val="single" w:sz="4" w:space="0" w:color="auto"/>
+              <w:left w:val="single" w:sz="4" w:space="0" w:color="auto"/>
+              <w:bottom w:val="single" w:sz="4" w:space="0" w:color="auto"/>
+              <w:right w:val="single" w:sz="4" w:space="0" w:color="auto"/>
+            </w:tcBorders>
+          </w:tcPr>
+          <w:p>
+            <w:pPr>
+              <w:spacing w:after="0" w:line="360" w:lineRule="auto"/>
+              <w:outlineLvl w:val="0"/>
+              <w:rPr>
+                <w:rFonts w:ascii="Times New Roman" w:hAnsi="Times New Roman" w:cs="Times New Roman"/>
+                <w:sz w:val="20"/>
+                <w:szCs w:val="20"/>
+              </w:rPr>
+            </w:pPr>
+            <w:r>
+              <w:rPr>
+                <w:rFonts w:ascii="Times New Roman" w:hAnsi="Times New Roman" w:cs="Times New Roman"/>
+                <w:sz w:val="20"/>
+                <w:szCs w:val="20"/>
+              </w:rPr>
+              <w:t>Taktanfang</w:t>
+            </w:r>
+          </w:p>
+        </w:tc>
+        <w:tc>
+          <w:tcPr>
+            <w:tcW w:w="5880" w:type="dxa"/>
+            <w:tcBorders>
+              <w:top w:val="single" w:sz="4" w:space="0" w:color="auto"/>
+              <w:left w:val="single" w:sz="4" w:space="0" w:color="auto"/>
+              <w:bottom w:val="single" w:sz="4" w:space="0" w:color="auto"/>
+              <w:right w:val="single" w:sz="4" w:space="0" w:color="auto"/>
+            </w:tcBorders>
+          </w:tcPr>
+          <w:p>
+            <w:pPr>
+              <w:spacing w:after="0" w:line="360" w:lineRule="auto"/>
+              <w:outlineLvl w:val="0"/>
+              <w:rPr>
+                <w:rFonts w:ascii="Times New Roman" w:hAnsi="Times New Roman" w:cs="Times New Roman"/>
+                <w:sz w:val="20"/>
+                <w:szCs w:val="20"/>
+              </w:rPr>
+            </w:pPr>
+            <w:r>
+              <w:rPr>
+                <w:rFonts w:ascii="Times New Roman" w:hAnsi="Times New Roman" w:cs="Times New Roman"/>
+                <w:i/>
+                <w:iCs/>
+                <w:sz w:val="20"/>
+                <w:szCs w:val="20"/>
+              </w:rPr>
+              <w:t>schnell</w:t>
+            </w:r>
+            <w:r>
+              <w:rPr>
+                <w:rFonts w:ascii="Times New Roman" w:hAnsi="Times New Roman" w:cs="Times New Roman"/>
+                <w:sz w:val="20"/>
+                <w:szCs w:val="20"/>
+              </w:rPr>
+              <w:t xml:space="preserve"> geändert zu </w:t>
+            </w:r>
+            <w:r>
+              <w:rPr>
+                <w:rFonts w:ascii="Times New Roman" w:hAnsi="Times New Roman" w:cs="Times New Roman"/>
+                <w:i/>
+                <w:iCs/>
+                <w:sz w:val="20"/>
+                <w:szCs w:val="20"/>
+              </w:rPr>
+              <w:t>t</w:t>
+            </w:r>
+            <w:r>
+              <w:rPr>
+                <w:rFonts w:ascii="Times New Roman" w:hAnsi="Times New Roman" w:cs="Times New Roman"/>
+                <w:i/>
+                <w:iCs/>
+                <w:sz w:val="20"/>
+                <w:szCs w:val="20"/>
+              </w:rPr>
+              <w:t>empo</w:t>
+            </w:r>
+            <w:r>
+              <w:rPr>
+                <w:rFonts w:ascii="Times New Roman" w:hAnsi="Times New Roman" w:cs="Times New Roman"/>
+                <w:sz w:val="20"/>
+                <w:szCs w:val="20"/>
+              </w:rPr>
+              <w:t xml:space="preserve"> mit Bleistift und mit Pfeil versetzt zu T. 23 (6/16) (siehe Textfassung 3) mit rotem Buntstift.</w:t>
+            </w:r>
           </w:p>
         </w:tc>
       </w:tr>

--- a/convert_source_description/QB_Op7_B_conv.docx
+++ b/convert_source_description/QB_Op7_B_conv.docx
@@ -100,25 +100,14 @@
           <w:lang w:val="de-DE"/>
         </w:rPr>
       </w:pPr>
-      <w:proofErr w:type="gramStart"/>
-      <w:r>
-        <w:rPr>
-          <w:rFonts w:ascii="Times New Roman" w:hAnsi="Times New Roman" w:cs="Times New Roman"/>
-          <w:sz w:val="20"/>
-          <w:szCs w:val="20"/>
-          <w:lang w:val="de-DE"/>
-        </w:rPr>
-        <w:t>Autographe</w:t>
-      </w:r>
-      <w:proofErr w:type="gramEnd"/>
-      <w:r>
-        <w:rPr>
-          <w:rFonts w:ascii="Times New Roman" w:hAnsi="Times New Roman" w:cs="Times New Roman"/>
-          <w:sz w:val="20"/>
-          <w:szCs w:val="20"/>
-          <w:lang w:val="de-DE"/>
-        </w:rPr>
-        <w:t xml:space="preserve"> </w:t>
+      <w:r>
+        <w:rPr>
+          <w:rFonts w:ascii="Times New Roman" w:hAnsi="Times New Roman" w:cs="Times New Roman"/>
+          <w:sz w:val="20"/>
+          <w:szCs w:val="20"/>
+          <w:lang w:val="de-DE"/>
+        </w:rPr>
+        <w:t xml:space="preserve">Autographe </w:t>
       </w:r>
       <w:r>
         <w:rPr>
@@ -2915,25 +2904,14 @@
           <w:lang w:val="de-DE"/>
         </w:rPr>
       </w:pPr>
-      <w:proofErr w:type="gramStart"/>
-      <w:r>
-        <w:rPr>
-          <w:rFonts w:ascii="Times New Roman" w:hAnsi="Times New Roman" w:cs="Times New Roman"/>
-          <w:sz w:val="20"/>
-          <w:szCs w:val="20"/>
-          <w:lang w:val="de-DE"/>
-        </w:rPr>
-        <w:t>Autograph</w:t>
-      </w:r>
-      <w:proofErr w:type="gramEnd"/>
-      <w:r>
-        <w:rPr>
-          <w:rFonts w:ascii="Times New Roman" w:hAnsi="Times New Roman" w:cs="Times New Roman"/>
-          <w:sz w:val="20"/>
-          <w:szCs w:val="20"/>
-          <w:lang w:val="de-DE"/>
-        </w:rPr>
-        <w:t xml:space="preserve"> von </w:t>
+      <w:r>
+        <w:rPr>
+          <w:rFonts w:ascii="Times New Roman" w:hAnsi="Times New Roman" w:cs="Times New Roman"/>
+          <w:sz w:val="20"/>
+          <w:szCs w:val="20"/>
+          <w:lang w:val="de-DE"/>
+        </w:rPr>
+        <w:t xml:space="preserve">Autograph von </w:t>
       </w:r>
       <w:r>
         <w:rPr>
@@ -25132,6 +25110,14 @@
                 <w:szCs w:val="20"/>
               </w:rPr>
             </w:pPr>
+            <w:r>
+              <w:rPr>
+                <w:rFonts w:ascii="Times New Roman" w:hAnsi="Times New Roman" w:cs="Times New Roman"/>
+                <w:sz w:val="20"/>
+                <w:szCs w:val="20"/>
+              </w:rPr>
+              <w:t>24</w:t>
+            </w:r>
           </w:p>
         </w:tc>
         <w:tc>
@@ -25154,6 +25140,14 @@
                 <w:szCs w:val="20"/>
               </w:rPr>
             </w:pPr>
+            <w:r>
+              <w:rPr>
+                <w:rFonts w:ascii="Times New Roman" w:hAnsi="Times New Roman" w:cs="Times New Roman"/>
+                <w:sz w:val="20"/>
+                <w:szCs w:val="20"/>
+              </w:rPr>
+              <w:t>Gg.</w:t>
+            </w:r>
           </w:p>
         </w:tc>
         <w:tc>
@@ -25176,6 +25170,14 @@
                 <w:szCs w:val="20"/>
               </w:rPr>
             </w:pPr>
+            <w:r>
+              <w:rPr>
+                <w:rFonts w:ascii="Times New Roman" w:hAnsi="Times New Roman" w:cs="Times New Roman"/>
+                <w:sz w:val="20"/>
+                <w:szCs w:val="20"/>
+              </w:rPr>
+              <w:t>1–3/16</w:t>
+            </w:r>
           </w:p>
         </w:tc>
         <w:tc>
@@ -25198,6 +25200,22 @@
                 <w:szCs w:val="20"/>
               </w:rPr>
             </w:pPr>
+            <w:r>
+              <w:rPr>
+                <w:rFonts w:ascii="Times New Roman" w:hAnsi="Times New Roman" w:cs="Times New Roman"/>
+                <w:sz w:val="20"/>
+                <w:szCs w:val="20"/>
+              </w:rPr>
+              <w:t xml:space="preserve">Balken (wie Textfassung 3) hinzugefügt </w:t>
+            </w:r>
+            <w:r>
+              <w:rPr>
+                <w:rFonts w:ascii="Times New Roman" w:hAnsi="Times New Roman" w:cs="Times New Roman"/>
+                <w:sz w:val="20"/>
+                <w:szCs w:val="20"/>
+              </w:rPr>
+              <w:t>mit rotem Buntstift.</w:t>
+            </w:r>
           </w:p>
         </w:tc>
       </w:tr>
@@ -25225,6 +25243,14 @@
                 <w:szCs w:val="20"/>
               </w:rPr>
             </w:pPr>
+            <w:r>
+              <w:rPr>
+                <w:rFonts w:ascii="Times New Roman" w:hAnsi="Times New Roman" w:cs="Times New Roman"/>
+                <w:sz w:val="20"/>
+                <w:szCs w:val="20"/>
+              </w:rPr>
+              <w:t>24</w:t>
+            </w:r>
           </w:p>
         </w:tc>
         <w:tc>
@@ -25247,6 +25273,14 @@
                 <w:szCs w:val="20"/>
               </w:rPr>
             </w:pPr>
+            <w:r>
+              <w:rPr>
+                <w:rFonts w:ascii="Times New Roman" w:hAnsi="Times New Roman" w:cs="Times New Roman"/>
+                <w:sz w:val="20"/>
+                <w:szCs w:val="20"/>
+              </w:rPr>
+              <w:t>Klav. o./u.</w:t>
+            </w:r>
           </w:p>
         </w:tc>
         <w:tc>
@@ -25269,6 +25303,14 @@
                 <w:szCs w:val="20"/>
               </w:rPr>
             </w:pPr>
+            <w:r>
+              <w:rPr>
+                <w:rFonts w:ascii="Times New Roman" w:hAnsi="Times New Roman" w:cs="Times New Roman"/>
+                <w:sz w:val="20"/>
+                <w:szCs w:val="20"/>
+              </w:rPr>
+              <w:t>3–4/16</w:t>
+            </w:r>
           </w:p>
         </w:tc>
         <w:tc>
@@ -25291,6 +25333,155 @@
                 <w:szCs w:val="20"/>
               </w:rPr>
             </w:pPr>
+            <w:r>
+              <w:rPr>
+                <w:rFonts w:ascii="Times New Roman" w:hAnsi="Times New Roman" w:cs="Times New Roman"/>
+                <w:sz w:val="20"/>
+                <w:szCs w:val="20"/>
+              </w:rPr>
+              <w:t xml:space="preserve">Zwei Sechzehntelpausen geändert zu einer Achtelpause (wie Textfassung 3) </w:t>
+            </w:r>
+            <w:r>
+              <w:rPr>
+                <w:rFonts w:ascii="Times New Roman" w:hAnsi="Times New Roman" w:cs="Times New Roman"/>
+                <w:sz w:val="20"/>
+                <w:szCs w:val="20"/>
+              </w:rPr>
+              <w:t>mit rotem Buntstift.</w:t>
+            </w:r>
+          </w:p>
+        </w:tc>
+      </w:tr>
+      <w:tr>
+        <w:trPr>
+          <w:cantSplit/>
+        </w:trPr>
+        <w:tc>
+          <w:tcPr>
+            <w:tcW w:w="920" w:type="dxa"/>
+            <w:tcBorders>
+              <w:top w:val="single" w:sz="4" w:space="0" w:color="auto"/>
+              <w:left w:val="single" w:sz="4" w:space="0" w:color="auto"/>
+              <w:bottom w:val="single" w:sz="4" w:space="0" w:color="auto"/>
+              <w:right w:val="single" w:sz="4" w:space="0" w:color="auto"/>
+            </w:tcBorders>
+          </w:tcPr>
+          <w:p>
+            <w:pPr>
+              <w:spacing w:after="0" w:line="360" w:lineRule="auto"/>
+              <w:outlineLvl w:val="0"/>
+              <w:rPr>
+                <w:rFonts w:ascii="Times New Roman" w:hAnsi="Times New Roman" w:cs="Times New Roman"/>
+                <w:sz w:val="20"/>
+                <w:szCs w:val="20"/>
+              </w:rPr>
+            </w:pPr>
+            <w:r>
+              <w:rPr>
+                <w:rFonts w:ascii="Times New Roman" w:hAnsi="Times New Roman" w:cs="Times New Roman"/>
+                <w:sz w:val="20"/>
+                <w:szCs w:val="20"/>
+              </w:rPr>
+              <w:t>24</w:t>
+            </w:r>
+          </w:p>
+        </w:tc>
+        <w:tc>
+          <w:tcPr>
+            <w:tcW w:w="1134" w:type="dxa"/>
+            <w:tcBorders>
+              <w:top w:val="single" w:sz="4" w:space="0" w:color="auto"/>
+              <w:left w:val="single" w:sz="4" w:space="0" w:color="auto"/>
+              <w:bottom w:val="single" w:sz="4" w:space="0" w:color="auto"/>
+              <w:right w:val="single" w:sz="4" w:space="0" w:color="auto"/>
+            </w:tcBorders>
+          </w:tcPr>
+          <w:p>
+            <w:pPr>
+              <w:spacing w:after="0" w:line="360" w:lineRule="auto"/>
+              <w:outlineLvl w:val="0"/>
+              <w:rPr>
+                <w:rFonts w:ascii="Times New Roman" w:hAnsi="Times New Roman" w:cs="Times New Roman"/>
+                <w:sz w:val="20"/>
+                <w:szCs w:val="20"/>
+              </w:rPr>
+            </w:pPr>
+            <w:r>
+              <w:rPr>
+                <w:rFonts w:ascii="Times New Roman" w:hAnsi="Times New Roman" w:cs="Times New Roman"/>
+                <w:sz w:val="20"/>
+                <w:szCs w:val="20"/>
+              </w:rPr>
+              <w:t>Gg.</w:t>
+            </w:r>
+          </w:p>
+        </w:tc>
+        <w:tc>
+          <w:tcPr>
+            <w:tcW w:w="1278" w:type="dxa"/>
+            <w:tcBorders>
+              <w:top w:val="single" w:sz="4" w:space="0" w:color="auto"/>
+              <w:left w:val="single" w:sz="4" w:space="0" w:color="auto"/>
+              <w:bottom w:val="single" w:sz="4" w:space="0" w:color="auto"/>
+              <w:right w:val="single" w:sz="4" w:space="0" w:color="auto"/>
+            </w:tcBorders>
+          </w:tcPr>
+          <w:p>
+            <w:pPr>
+              <w:spacing w:after="0" w:line="360" w:lineRule="auto"/>
+              <w:outlineLvl w:val="0"/>
+              <w:rPr>
+                <w:rFonts w:ascii="Times New Roman" w:hAnsi="Times New Roman" w:cs="Times New Roman"/>
+                <w:sz w:val="20"/>
+                <w:szCs w:val="20"/>
+              </w:rPr>
+            </w:pPr>
+            <w:r>
+              <w:rPr>
+                <w:rFonts w:ascii="Times New Roman" w:hAnsi="Times New Roman" w:cs="Times New Roman"/>
+                <w:sz w:val="20"/>
+                <w:szCs w:val="20"/>
+              </w:rPr>
+              <w:t>6/16</w:t>
+            </w:r>
+          </w:p>
+        </w:tc>
+        <w:tc>
+          <w:tcPr>
+            <w:tcW w:w="5880" w:type="dxa"/>
+            <w:tcBorders>
+              <w:top w:val="single" w:sz="4" w:space="0" w:color="auto"/>
+              <w:left w:val="single" w:sz="4" w:space="0" w:color="auto"/>
+              <w:bottom w:val="single" w:sz="4" w:space="0" w:color="auto"/>
+              <w:right w:val="single" w:sz="4" w:space="0" w:color="auto"/>
+            </w:tcBorders>
+          </w:tcPr>
+          <w:p>
+            <w:pPr>
+              <w:spacing w:after="0" w:line="360" w:lineRule="auto"/>
+              <w:outlineLvl w:val="0"/>
+              <w:rPr>
+                <w:rFonts w:ascii="Times New Roman" w:hAnsi="Times New Roman" w:cs="Times New Roman"/>
+                <w:sz w:val="20"/>
+                <w:szCs w:val="20"/>
+              </w:rPr>
+            </w:pPr>
+            <w:r>
+              <w:rPr>
+                <w:rFonts w:ascii="Times New Roman" w:hAnsi="Times New Roman" w:cs="Times New Roman"/>
+                <w:sz w:val="20"/>
+                <w:szCs w:val="20"/>
+              </w:rPr>
+              <w:t xml:space="preserve">[fff] (wie Textfassung 3) hinzugefügt </w:t>
+            </w:r>
+            <w:r>
+              <w:rPr>
+                <w:rFonts w:ascii="Times New Roman" w:hAnsi="Times New Roman" w:cs="Times New Roman"/>
+                <w:sz w:val="20"/>
+                <w:szCs w:val="20"/>
+              </w:rPr>
+              <w:t>mit rotem Buntstift.</w:t>
+            </w:r>
           </w:p>
         </w:tc>
       </w:tr>

--- a/convert_source_description/QB_Op7_B_conv.docx
+++ b/convert_source_description/QB_Op7_B_conv.docx
@@ -3391,15 +3391,6 @@
           <w:lang w:val="de-DE"/>
         </w:rPr>
       </w:pPr>
-      <w:r>
-        <w:rPr>
-          <w:rFonts w:ascii="Times New Roman" w:hAnsi="Times New Roman" w:cs="Times New Roman"/>
-          <w:sz w:val="20"/>
-          <w:szCs w:val="20"/>
-          <w:lang w:val="de-DE"/>
-        </w:rPr>
-        <w:t xml:space="preserve">Inhalt: </w:t>
-      </w:r>
     </w:p>
     <w:p>
       <w:pPr>
@@ -3412,54 +3403,14 @@
           <w:lang w:val="de-DE"/>
         </w:rPr>
       </w:pPr>
-      <w:proofErr w:type="spellStart"/>
-      <w:r>
-        <w:rPr>
-          <w:rFonts w:ascii="Times New Roman" w:hAnsi="Times New Roman" w:cs="Times New Roman"/>
-          <w:sz w:val="20"/>
-          <w:szCs w:val="20"/>
-          <w:lang w:val="de-DE"/>
-        </w:rPr>
-        <w:t>Bl</w:t>
-      </w:r>
-      <w:proofErr w:type="spellEnd"/>
-      <w:r>
-        <w:rPr>
-          <w:rFonts w:ascii="Times New Roman" w:hAnsi="Times New Roman" w:cs="Times New Roman"/>
-          <w:sz w:val="20"/>
-          <w:szCs w:val="20"/>
-          <w:lang w:val="de-DE"/>
-        </w:rPr>
-        <w:t>. 1</w:t>
-      </w:r>
-      <w:r>
-        <w:rPr>
-          <w:rFonts w:ascii="Times New Roman" w:hAnsi="Times New Roman" w:cs="Times New Roman"/>
-          <w:sz w:val="20"/>
-          <w:szCs w:val="20"/>
-          <w:vertAlign w:val="superscript"/>
-          <w:lang w:val="de-DE"/>
-        </w:rPr>
-        <w:t>r</w:t>
-      </w:r>
-      <w:r>
-        <w:rPr>
-          <w:rFonts w:ascii="Times New Roman" w:hAnsi="Times New Roman" w:cs="Times New Roman"/>
-          <w:sz w:val="20"/>
-          <w:szCs w:val="20"/>
-          <w:lang w:val="de-DE"/>
-        </w:rPr>
-        <w:t xml:space="preserve">: </w:t>
-      </w:r>
-      <w:r>
-        <w:rPr>
-          <w:rFonts w:ascii="Times New Roman" w:hAnsi="Times New Roman" w:cs="Times New Roman"/>
-          <w:sz w:val="20"/>
-          <w:szCs w:val="20"/>
-          <w:lang w:val="de-DE"/>
-        </w:rPr>
-        <w:tab/>
-        <w:t>Titelseite.</w:t>
+      <w:r>
+        <w:rPr>
+          <w:rFonts w:ascii="Times New Roman" w:hAnsi="Times New Roman" w:cs="Times New Roman"/>
+          <w:sz w:val="20"/>
+          <w:szCs w:val="20"/>
+          <w:lang w:val="de-DE"/>
+        </w:rPr>
+        <w:t xml:space="preserve">Inhalt: </w:t>
       </w:r>
     </w:p>
     <w:p>
@@ -3473,88 +3424,35 @@
           <w:lang w:val="de-DE"/>
         </w:rPr>
       </w:pPr>
-      <w:proofErr w:type="gramStart"/>
-      <w:r>
-        <w:rPr>
-          <w:rFonts w:ascii="Times New Roman" w:hAnsi="Times New Roman" w:cs="Times New Roman"/>
-          <w:sz w:val="20"/>
-          <w:szCs w:val="20"/>
-          <w:lang w:val="de-DE"/>
-        </w:rPr>
-        <w:t>Autograph</w:t>
-      </w:r>
-      <w:proofErr w:type="gramEnd"/>
-      <w:r>
-        <w:rPr>
-          <w:rFonts w:ascii="Times New Roman" w:hAnsi="Times New Roman" w:cs="Times New Roman"/>
-          <w:sz w:val="20"/>
-          <w:szCs w:val="20"/>
-          <w:lang w:val="de-DE"/>
-        </w:rPr>
-        <w:t xml:space="preserve"> von </w:t>
-      </w:r>
-      <w:r>
-        <w:rPr>
-          <w:rFonts w:ascii="Times New Roman" w:hAnsi="Times New Roman" w:cs="Times New Roman"/>
-          <w:sz w:val="20"/>
-          <w:szCs w:val="20"/>
-          <w:lang w:val="de-DE"/>
-        </w:rPr>
-        <w:t>I</w:t>
-      </w:r>
-      <w:r>
-        <w:rPr>
-          <w:rFonts w:ascii="Times New Roman" w:hAnsi="Times New Roman" w:cs="Times New Roman"/>
-          <w:sz w:val="20"/>
-          <w:szCs w:val="20"/>
-          <w:lang w:val="de-DE"/>
-        </w:rPr>
-        <w:t xml:space="preserve"> </w:t>
-      </w:r>
-      <w:r>
-        <w:rPr>
-          <w:rFonts w:ascii="Times New Roman" w:hAnsi="Times New Roman" w:cs="Times New Roman"/>
-          <w:sz w:val="20"/>
-          <w:szCs w:val="20"/>
-          <w:lang w:val="de-DE"/>
-        </w:rPr>
-        <w:t>(</w:t>
-      </w:r>
-      <w:r>
-        <w:rPr>
-          <w:rFonts w:ascii="Times New Roman" w:hAnsi="Times New Roman" w:cs="Times New Roman"/>
-          <w:sz w:val="20"/>
-          <w:szCs w:val="20"/>
-          <w:lang w:val="de-DE"/>
-        </w:rPr>
-        <w:t>M 1</w:t>
-      </w:r>
-      <w:r>
-        <w:rPr>
-          <w:rFonts w:ascii="Times New Roman" w:hAnsi="Times New Roman" w:cs="Times New Roman"/>
-          <w:sz w:val="20"/>
-          <w:szCs w:val="20"/>
-          <w:lang w:val="de-DE"/>
-        </w:rPr>
-        <w:t>61</w:t>
-      </w:r>
-      <w:r>
-        <w:rPr>
-          <w:rFonts w:ascii="Times New Roman" w:hAnsi="Times New Roman" w:cs="Times New Roman"/>
-          <w:sz w:val="20"/>
-          <w:szCs w:val="20"/>
-          <w:lang w:val="de-DE"/>
-        </w:rPr>
-        <w:t xml:space="preserve"> Textfassung 1</w:t>
-      </w:r>
-      <w:r>
-        <w:rPr>
-          <w:rFonts w:ascii="Times New Roman" w:hAnsi="Times New Roman" w:cs="Times New Roman"/>
-          <w:sz w:val="20"/>
-          <w:szCs w:val="20"/>
-          <w:lang w:val="de-DE"/>
-        </w:rPr>
-        <w:t>)</w:t>
+      <w:proofErr w:type="spellStart"/>
+      <w:r>
+        <w:rPr>
+          <w:rFonts w:ascii="Times New Roman" w:hAnsi="Times New Roman" w:cs="Times New Roman"/>
+          <w:sz w:val="20"/>
+          <w:szCs w:val="20"/>
+          <w:lang w:val="de-DE"/>
+        </w:rPr>
+        <w:t>Bl</w:t>
+      </w:r>
+      <w:proofErr w:type="spellEnd"/>
+      <w:r>
+        <w:rPr>
+          <w:rFonts w:ascii="Times New Roman" w:hAnsi="Times New Roman" w:cs="Times New Roman"/>
+          <w:sz w:val="20"/>
+          <w:szCs w:val="20"/>
+          <w:lang w:val="de-DE"/>
+        </w:rPr>
+        <w:t>. 1</w:t>
+      </w:r>
+      <w:r>
+        <w:rPr>
+          <w:rFonts w:ascii="Times New Roman" w:hAnsi="Times New Roman" w:cs="Times New Roman"/>
+          <w:sz w:val="20"/>
+          <w:szCs w:val="20"/>
+          <w:vertAlign w:val="superscript"/>
+          <w:lang w:val="de-DE"/>
+        </w:rPr>
+        <w:t>r</w:t>
       </w:r>
       <w:r>
         <w:rPr>
@@ -3564,6 +3462,16 @@
           <w:lang w:val="de-DE"/>
         </w:rPr>
         <w:t xml:space="preserve">: </w:t>
+      </w:r>
+      <w:r>
+        <w:rPr>
+          <w:rFonts w:ascii="Times New Roman" w:hAnsi="Times New Roman" w:cs="Times New Roman"/>
+          <w:sz w:val="20"/>
+          <w:szCs w:val="20"/>
+          <w:lang w:val="de-DE"/>
+        </w:rPr>
+        <w:tab/>
+        <w:t>Titelseite.</w:t>
       </w:r>
     </w:p>
     <w:p>
@@ -3577,6 +3485,111 @@
           <w:lang w:val="de-DE"/>
         </w:rPr>
       </w:pPr>
+      <w:proofErr w:type="gramStart"/>
+      <w:r>
+        <w:rPr>
+          <w:rFonts w:ascii="Times New Roman" w:hAnsi="Times New Roman" w:cs="Times New Roman"/>
+          <w:sz w:val="20"/>
+          <w:szCs w:val="20"/>
+          <w:lang w:val="de-DE"/>
+        </w:rPr>
+        <w:lastRenderedPageBreak/>
+        <w:t>Autograph</w:t>
+      </w:r>
+      <w:proofErr w:type="gramEnd"/>
+      <w:r>
+        <w:rPr>
+          <w:rFonts w:ascii="Times New Roman" w:hAnsi="Times New Roman" w:cs="Times New Roman"/>
+          <w:sz w:val="20"/>
+          <w:szCs w:val="20"/>
+          <w:lang w:val="de-DE"/>
+        </w:rPr>
+        <w:t xml:space="preserve"> von </w:t>
+      </w:r>
+      <w:r>
+        <w:rPr>
+          <w:rFonts w:ascii="Times New Roman" w:hAnsi="Times New Roman" w:cs="Times New Roman"/>
+          <w:sz w:val="20"/>
+          <w:szCs w:val="20"/>
+          <w:lang w:val="de-DE"/>
+        </w:rPr>
+        <w:t>I</w:t>
+      </w:r>
+      <w:r>
+        <w:rPr>
+          <w:rFonts w:ascii="Times New Roman" w:hAnsi="Times New Roman" w:cs="Times New Roman"/>
+          <w:sz w:val="20"/>
+          <w:szCs w:val="20"/>
+          <w:lang w:val="de-DE"/>
+        </w:rPr>
+        <w:t xml:space="preserve"> </w:t>
+      </w:r>
+      <w:r>
+        <w:rPr>
+          <w:rFonts w:ascii="Times New Roman" w:hAnsi="Times New Roman" w:cs="Times New Roman"/>
+          <w:sz w:val="20"/>
+          <w:szCs w:val="20"/>
+          <w:lang w:val="de-DE"/>
+        </w:rPr>
+        <w:t>(</w:t>
+      </w:r>
+      <w:r>
+        <w:rPr>
+          <w:rFonts w:ascii="Times New Roman" w:hAnsi="Times New Roman" w:cs="Times New Roman"/>
+          <w:sz w:val="20"/>
+          <w:szCs w:val="20"/>
+          <w:lang w:val="de-DE"/>
+        </w:rPr>
+        <w:t>M 1</w:t>
+      </w:r>
+      <w:r>
+        <w:rPr>
+          <w:rFonts w:ascii="Times New Roman" w:hAnsi="Times New Roman" w:cs="Times New Roman"/>
+          <w:sz w:val="20"/>
+          <w:szCs w:val="20"/>
+          <w:lang w:val="de-DE"/>
+        </w:rPr>
+        <w:t>61</w:t>
+      </w:r>
+      <w:r>
+        <w:rPr>
+          <w:rFonts w:ascii="Times New Roman" w:hAnsi="Times New Roman" w:cs="Times New Roman"/>
+          <w:sz w:val="20"/>
+          <w:szCs w:val="20"/>
+          <w:lang w:val="de-DE"/>
+        </w:rPr>
+        <w:t xml:space="preserve"> Textfassung 1</w:t>
+      </w:r>
+      <w:r>
+        <w:rPr>
+          <w:rFonts w:ascii="Times New Roman" w:hAnsi="Times New Roman" w:cs="Times New Roman"/>
+          <w:sz w:val="20"/>
+          <w:szCs w:val="20"/>
+          <w:lang w:val="de-DE"/>
+        </w:rPr>
+        <w:t>)</w:t>
+      </w:r>
+      <w:r>
+        <w:rPr>
+          <w:rFonts w:ascii="Times New Roman" w:hAnsi="Times New Roman" w:cs="Times New Roman"/>
+          <w:sz w:val="20"/>
+          <w:szCs w:val="20"/>
+          <w:lang w:val="de-DE"/>
+        </w:rPr>
+        <w:t xml:space="preserve">: </w:t>
+      </w:r>
+    </w:p>
+    <w:p>
+      <w:pPr>
+        <w:spacing w:after="0" w:line="360" w:lineRule="auto"/>
+        <w:outlineLvl w:val="0"/>
+        <w:rPr>
+          <w:rFonts w:ascii="Times New Roman" w:hAnsi="Times New Roman" w:cs="Times New Roman"/>
+          <w:sz w:val="20"/>
+          <w:szCs w:val="20"/>
+          <w:lang w:val="de-DE"/>
+        </w:rPr>
+      </w:pPr>
       <w:proofErr w:type="spellStart"/>
       <w:r>
         <w:rPr>
@@ -3585,7 +3598,6 @@
           <w:szCs w:val="20"/>
           <w:lang w:val="de-DE"/>
         </w:rPr>
-        <w:lastRenderedPageBreak/>
         <w:t>Bl</w:t>
       </w:r>
       <w:proofErr w:type="spellEnd"/>
@@ -8111,6 +8123,7 @@
                 <w:sz w:val="20"/>
                 <w:szCs w:val="20"/>
               </w:rPr>
+              <w:lastRenderedPageBreak/>
               <w:t>8</w:t>
             </w:r>
           </w:p>
@@ -8312,16 +8325,7 @@
                 <w:szCs w:val="20"/>
                 <w:highlight w:val="red"/>
               </w:rPr>
-              <w:t>2</w:t>
-            </w:r>
-            <w:r>
-              <w:rPr>
-                <w:rFonts w:ascii="Times New Roman" w:hAnsi="Times New Roman" w:cs="Times New Roman"/>
-                <w:sz w:val="20"/>
-                <w:szCs w:val="20"/>
-                <w:highlight w:val="red"/>
-              </w:rPr>
-              <w:t>##</w:t>
+              <w:t>2##</w:t>
             </w:r>
             <w:r>
               <w:rPr>
@@ -8364,7 +8368,6 @@
                 <w:sz w:val="20"/>
                 <w:szCs w:val="20"/>
               </w:rPr>
-              <w:lastRenderedPageBreak/>
               <w:t>9</w:t>
             </w:r>
           </w:p>
@@ -8838,16 +8841,7 @@
                 <w:szCs w:val="20"/>
                 <w:highlight w:val="red"/>
               </w:rPr>
-              <w:t>6</w:t>
-            </w:r>
-            <w:r>
-              <w:rPr>
-                <w:rFonts w:ascii="Times New Roman" w:hAnsi="Times New Roman" w:cs="Times New Roman"/>
-                <w:sz w:val="20"/>
-                <w:szCs w:val="20"/>
-                <w:highlight w:val="red"/>
-              </w:rPr>
-              <w:t>2</w:t>
+              <w:t>62</w:t>
             </w:r>
             <w:r>
               <w:rPr>
@@ -9072,7 +9066,7 @@
                 <w:highlight w:val="red"/>
                 <w:lang w:val="de-DE"/>
               </w:rPr>
-              <w:t xml:space="preserve"> </w:t>
+              <w:t xml:space="preserve"> a</w:t>
             </w:r>
             <w:r>
               <w:rPr>
@@ -9080,9 +9074,8 @@
                 <w:sz w:val="20"/>
                 <w:szCs w:val="20"/>
                 <w:highlight w:val="red"/>
-                <w:lang w:val="de-DE"/>
-              </w:rPr>
-              <w:t>a</w:t>
+              </w:rPr>
+              <w:t>wg-kv-m1</w:t>
             </w:r>
             <w:r>
               <w:rPr>
@@ -9091,7 +9084,7 @@
                 <w:szCs w:val="20"/>
                 <w:highlight w:val="red"/>
               </w:rPr>
-              <w:t>wg-kv-m1</w:t>
+              <w:t>62</w:t>
             </w:r>
             <w:r>
               <w:rPr>
@@ -9100,7 +9093,7 @@
                 <w:szCs w:val="20"/>
                 <w:highlight w:val="red"/>
               </w:rPr>
-              <w:t>62</w:t>
+              <w:t>_</w:t>
             </w:r>
             <w:r>
               <w:rPr>
@@ -9109,7 +9102,7 @@
                 <w:szCs w:val="20"/>
                 <w:highlight w:val="red"/>
               </w:rPr>
-              <w:t>_</w:t>
+              <w:t>B</w:t>
             </w:r>
             <w:r>
               <w:rPr>
@@ -9118,7 +9111,7 @@
                 <w:szCs w:val="20"/>
                 <w:highlight w:val="red"/>
               </w:rPr>
-              <w:t>B</w:t>
+              <w:t>_corr</w:t>
             </w:r>
             <w:r>
               <w:rPr>
@@ -9127,7 +9120,7 @@
                 <w:szCs w:val="20"/>
                 <w:highlight w:val="red"/>
               </w:rPr>
-              <w:t>_corr</w:t>
+              <w:t>1</w:t>
             </w:r>
             <w:r>
               <w:rPr>
@@ -9136,7 +9129,7 @@
                 <w:szCs w:val="20"/>
                 <w:highlight w:val="red"/>
               </w:rPr>
-              <w:t>1</w:t>
+              <w:t>-00</w:t>
             </w:r>
             <w:r>
               <w:rPr>
@@ -9145,25 +9138,7 @@
                 <w:szCs w:val="20"/>
                 <w:highlight w:val="red"/>
               </w:rPr>
-              <w:t>-00</w:t>
-            </w:r>
-            <w:r>
-              <w:rPr>
-                <w:rFonts w:ascii="Times New Roman" w:hAnsi="Times New Roman" w:cs="Times New Roman"/>
-                <w:sz w:val="20"/>
-                <w:szCs w:val="20"/>
-                <w:highlight w:val="red"/>
-              </w:rPr>
-              <w:t>2</w:t>
-            </w:r>
-            <w:r>
-              <w:rPr>
-                <w:rFonts w:ascii="Times New Roman" w:hAnsi="Times New Roman" w:cs="Times New Roman"/>
-                <w:sz w:val="20"/>
-                <w:szCs w:val="20"/>
-                <w:highlight w:val="red"/>
-              </w:rPr>
-              <w:t>#</w:t>
+              <w:t>2#</w:t>
             </w:r>
             <w:r>
               <w:rPr>
@@ -9343,7 +9318,7 @@
                 <w:highlight w:val="red"/>
                 <w:lang w:val="de-DE"/>
               </w:rPr>
-              <w:t xml:space="preserve"> </w:t>
+              <w:t xml:space="preserve"> a</w:t>
             </w:r>
             <w:r>
               <w:rPr>
@@ -9351,9 +9326,8 @@
                 <w:sz w:val="20"/>
                 <w:szCs w:val="20"/>
                 <w:highlight w:val="red"/>
-                <w:lang w:val="de-DE"/>
-              </w:rPr>
-              <w:t>a</w:t>
+              </w:rPr>
+              <w:t>wg-kv-m1</w:t>
             </w:r>
             <w:r>
               <w:rPr>
@@ -9362,7 +9336,7 @@
                 <w:szCs w:val="20"/>
                 <w:highlight w:val="red"/>
               </w:rPr>
-              <w:t>wg-kv-m1</w:t>
+              <w:t>62</w:t>
             </w:r>
             <w:r>
               <w:rPr>
@@ -9371,7 +9345,7 @@
                 <w:szCs w:val="20"/>
                 <w:highlight w:val="red"/>
               </w:rPr>
-              <w:t>62</w:t>
+              <w:t>_</w:t>
             </w:r>
             <w:r>
               <w:rPr>
@@ -9380,7 +9354,7 @@
                 <w:szCs w:val="20"/>
                 <w:highlight w:val="red"/>
               </w:rPr>
-              <w:t>_</w:t>
+              <w:t>B</w:t>
             </w:r>
             <w:r>
               <w:rPr>
@@ -9389,7 +9363,7 @@
                 <w:szCs w:val="20"/>
                 <w:highlight w:val="red"/>
               </w:rPr>
-              <w:t>B</w:t>
+              <w:t>_corr</w:t>
             </w:r>
             <w:r>
               <w:rPr>
@@ -9398,7 +9372,7 @@
                 <w:szCs w:val="20"/>
                 <w:highlight w:val="red"/>
               </w:rPr>
-              <w:t>_corr</w:t>
+              <w:t>1</w:t>
             </w:r>
             <w:r>
               <w:rPr>
@@ -9407,7 +9381,7 @@
                 <w:szCs w:val="20"/>
                 <w:highlight w:val="red"/>
               </w:rPr>
-              <w:t>1</w:t>
+              <w:t>-00</w:t>
             </w:r>
             <w:r>
               <w:rPr>
@@ -9416,25 +9390,7 @@
                 <w:szCs w:val="20"/>
                 <w:highlight w:val="red"/>
               </w:rPr>
-              <w:t>-00</w:t>
-            </w:r>
-            <w:r>
-              <w:rPr>
-                <w:rFonts w:ascii="Times New Roman" w:hAnsi="Times New Roman" w:cs="Times New Roman"/>
-                <w:sz w:val="20"/>
-                <w:szCs w:val="20"/>
-                <w:highlight w:val="red"/>
-              </w:rPr>
-              <w:t>3</w:t>
-            </w:r>
-            <w:r>
-              <w:rPr>
-                <w:rFonts w:ascii="Times New Roman" w:hAnsi="Times New Roman" w:cs="Times New Roman"/>
-                <w:sz w:val="20"/>
-                <w:szCs w:val="20"/>
-                <w:highlight w:val="red"/>
-              </w:rPr>
-              <w:t>#</w:t>
+              <w:t>3#</w:t>
             </w:r>
             <w:r>
               <w:rPr>
@@ -9981,7 +9937,7 @@
                 <w:highlight w:val="red"/>
                 <w:lang w:val="de-DE"/>
               </w:rPr>
-              <w:t xml:space="preserve"> </w:t>
+              <w:t xml:space="preserve"> a</w:t>
             </w:r>
             <w:r>
               <w:rPr>
@@ -9989,9 +9945,8 @@
                 <w:sz w:val="20"/>
                 <w:szCs w:val="20"/>
                 <w:highlight w:val="red"/>
-                <w:lang w:val="de-DE"/>
-              </w:rPr>
-              <w:t>a</w:t>
+              </w:rPr>
+              <w:t>wg-kv-m1</w:t>
             </w:r>
             <w:r>
               <w:rPr>
@@ -10000,7 +9955,7 @@
                 <w:szCs w:val="20"/>
                 <w:highlight w:val="red"/>
               </w:rPr>
-              <w:t>wg-kv-m1</w:t>
+              <w:t>62</w:t>
             </w:r>
             <w:r>
               <w:rPr>
@@ -10009,7 +9964,7 @@
                 <w:szCs w:val="20"/>
                 <w:highlight w:val="red"/>
               </w:rPr>
-              <w:t>62</w:t>
+              <w:t>_</w:t>
             </w:r>
             <w:r>
               <w:rPr>
@@ -10018,7 +9973,7 @@
                 <w:szCs w:val="20"/>
                 <w:highlight w:val="red"/>
               </w:rPr>
-              <w:t>_</w:t>
+              <w:t>B</w:t>
             </w:r>
             <w:r>
               <w:rPr>
@@ -10027,7 +9982,7 @@
                 <w:szCs w:val="20"/>
                 <w:highlight w:val="red"/>
               </w:rPr>
-              <w:t>B</w:t>
+              <w:t>_corr</w:t>
             </w:r>
             <w:r>
               <w:rPr>
@@ -10036,7 +9991,7 @@
                 <w:szCs w:val="20"/>
                 <w:highlight w:val="red"/>
               </w:rPr>
-              <w:t>_corr</w:t>
+              <w:t>1</w:t>
             </w:r>
             <w:r>
               <w:rPr>
@@ -10045,7 +10000,7 @@
                 <w:szCs w:val="20"/>
                 <w:highlight w:val="red"/>
               </w:rPr>
-              <w:t>1</w:t>
+              <w:t>-00</w:t>
             </w:r>
             <w:r>
               <w:rPr>
@@ -10054,25 +10009,7 @@
                 <w:szCs w:val="20"/>
                 <w:highlight w:val="red"/>
               </w:rPr>
-              <w:t>-00</w:t>
-            </w:r>
-            <w:r>
-              <w:rPr>
-                <w:rFonts w:ascii="Times New Roman" w:hAnsi="Times New Roman" w:cs="Times New Roman"/>
-                <w:sz w:val="20"/>
-                <w:szCs w:val="20"/>
-                <w:highlight w:val="red"/>
-              </w:rPr>
-              <w:t>4</w:t>
-            </w:r>
-            <w:r>
-              <w:rPr>
-                <w:rFonts w:ascii="Times New Roman" w:hAnsi="Times New Roman" w:cs="Times New Roman"/>
-                <w:sz w:val="20"/>
-                <w:szCs w:val="20"/>
-                <w:highlight w:val="red"/>
-              </w:rPr>
-              <w:t>#</w:t>
+              <w:t>4#</w:t>
             </w:r>
             <w:r>
               <w:rPr>
@@ -10603,7 +10540,7 @@
                 <w:highlight w:val="red"/>
                 <w:lang w:val="de-DE"/>
               </w:rPr>
-              <w:t xml:space="preserve"> </w:t>
+              <w:t xml:space="preserve"> a</w:t>
             </w:r>
             <w:r>
               <w:rPr>
@@ -10611,9 +10548,8 @@
                 <w:sz w:val="20"/>
                 <w:szCs w:val="20"/>
                 <w:highlight w:val="red"/>
-                <w:lang w:val="de-DE"/>
-              </w:rPr>
-              <w:t>a</w:t>
+              </w:rPr>
+              <w:t>wg-kv-m1</w:t>
             </w:r>
             <w:r>
               <w:rPr>
@@ -10622,25 +10558,7 @@
                 <w:szCs w:val="20"/>
                 <w:highlight w:val="red"/>
               </w:rPr>
-              <w:t>wg-kv-m1</w:t>
-            </w:r>
-            <w:r>
-              <w:rPr>
-                <w:rFonts w:ascii="Times New Roman" w:hAnsi="Times New Roman" w:cs="Times New Roman"/>
-                <w:sz w:val="20"/>
-                <w:szCs w:val="20"/>
-                <w:highlight w:val="red"/>
-              </w:rPr>
-              <w:t>6</w:t>
-            </w:r>
-            <w:r>
-              <w:rPr>
-                <w:rFonts w:ascii="Times New Roman" w:hAnsi="Times New Roman" w:cs="Times New Roman"/>
-                <w:sz w:val="20"/>
-                <w:szCs w:val="20"/>
-                <w:highlight w:val="red"/>
-              </w:rPr>
-              <w:t>3</w:t>
+              <w:t>63</w:t>
             </w:r>
             <w:r>
               <w:rPr>
@@ -11081,7 +10999,7 @@
                 <w:highlight w:val="red"/>
                 <w:lang w:val="de-DE"/>
               </w:rPr>
-              <w:t xml:space="preserve"> </w:t>
+              <w:t xml:space="preserve"> a</w:t>
             </w:r>
             <w:r>
               <w:rPr>
@@ -11089,9 +11007,8 @@
                 <w:sz w:val="20"/>
                 <w:szCs w:val="20"/>
                 <w:highlight w:val="red"/>
-                <w:lang w:val="de-DE"/>
-              </w:rPr>
-              <w:t>a</w:t>
+              </w:rPr>
+              <w:t>wg-kv-m1</w:t>
             </w:r>
             <w:r>
               <w:rPr>
@@ -11100,7 +11017,7 @@
                 <w:szCs w:val="20"/>
                 <w:highlight w:val="red"/>
               </w:rPr>
-              <w:t>wg-kv-m1</w:t>
+              <w:t>63</w:t>
             </w:r>
             <w:r>
               <w:rPr>
@@ -11109,7 +11026,7 @@
                 <w:szCs w:val="20"/>
                 <w:highlight w:val="red"/>
               </w:rPr>
-              <w:t>6</w:t>
+              <w:t>_</w:t>
             </w:r>
             <w:r>
               <w:rPr>
@@ -11118,7 +11035,7 @@
                 <w:szCs w:val="20"/>
                 <w:highlight w:val="red"/>
               </w:rPr>
-              <w:t>3</w:t>
+              <w:t>B</w:t>
             </w:r>
             <w:r>
               <w:rPr>
@@ -11127,7 +11044,7 @@
                 <w:szCs w:val="20"/>
                 <w:highlight w:val="red"/>
               </w:rPr>
-              <w:t>_</w:t>
+              <w:t>_corr</w:t>
             </w:r>
             <w:r>
               <w:rPr>
@@ -11136,7 +11053,7 @@
                 <w:szCs w:val="20"/>
                 <w:highlight w:val="red"/>
               </w:rPr>
-              <w:t>B</w:t>
+              <w:t>1</w:t>
             </w:r>
             <w:r>
               <w:rPr>
@@ -11145,7 +11062,7 @@
                 <w:szCs w:val="20"/>
                 <w:highlight w:val="red"/>
               </w:rPr>
-              <w:t>_corr</w:t>
+              <w:t>-00</w:t>
             </w:r>
             <w:r>
               <w:rPr>
@@ -11154,34 +11071,7 @@
                 <w:szCs w:val="20"/>
                 <w:highlight w:val="red"/>
               </w:rPr>
-              <w:t>1</w:t>
-            </w:r>
-            <w:r>
-              <w:rPr>
-                <w:rFonts w:ascii="Times New Roman" w:hAnsi="Times New Roman" w:cs="Times New Roman"/>
-                <w:sz w:val="20"/>
-                <w:szCs w:val="20"/>
-                <w:highlight w:val="red"/>
-              </w:rPr>
-              <w:t>-00</w:t>
-            </w:r>
-            <w:r>
-              <w:rPr>
-                <w:rFonts w:ascii="Times New Roman" w:hAnsi="Times New Roman" w:cs="Times New Roman"/>
-                <w:sz w:val="20"/>
-                <w:szCs w:val="20"/>
-                <w:highlight w:val="red"/>
-              </w:rPr>
-              <w:t>2</w:t>
-            </w:r>
-            <w:r>
-              <w:rPr>
-                <w:rFonts w:ascii="Times New Roman" w:hAnsi="Times New Roman" w:cs="Times New Roman"/>
-                <w:sz w:val="20"/>
-                <w:szCs w:val="20"/>
-                <w:highlight w:val="red"/>
-              </w:rPr>
-              <w:t>#</w:t>
+              <w:t>2#</w:t>
             </w:r>
             <w:r>
               <w:rPr>
@@ -11861,7 +11751,7 @@
                 <w:highlight w:val="red"/>
                 <w:lang w:val="de-DE"/>
               </w:rPr>
-              <w:t xml:space="preserve"> </w:t>
+              <w:t xml:space="preserve"> a</w:t>
             </w:r>
             <w:r>
               <w:rPr>
@@ -11869,9 +11759,8 @@
                 <w:sz w:val="20"/>
                 <w:szCs w:val="20"/>
                 <w:highlight w:val="red"/>
-                <w:lang w:val="de-DE"/>
-              </w:rPr>
-              <w:t>a</w:t>
+              </w:rPr>
+              <w:t>wg-kv-m1</w:t>
             </w:r>
             <w:r>
               <w:rPr>
@@ -11880,25 +11769,7 @@
                 <w:szCs w:val="20"/>
                 <w:highlight w:val="red"/>
               </w:rPr>
-              <w:t>wg-kv-m1</w:t>
-            </w:r>
-            <w:r>
-              <w:rPr>
-                <w:rFonts w:ascii="Times New Roman" w:hAnsi="Times New Roman" w:cs="Times New Roman"/>
-                <w:sz w:val="20"/>
-                <w:szCs w:val="20"/>
-                <w:highlight w:val="red"/>
-              </w:rPr>
-              <w:t>6</w:t>
-            </w:r>
-            <w:r>
-              <w:rPr>
-                <w:rFonts w:ascii="Times New Roman" w:hAnsi="Times New Roman" w:cs="Times New Roman"/>
-                <w:sz w:val="20"/>
-                <w:szCs w:val="20"/>
-                <w:highlight w:val="red"/>
-              </w:rPr>
-              <w:t>4</w:t>
+              <w:t>64</w:t>
             </w:r>
             <w:r>
               <w:rPr>
@@ -12560,6 +12431,7 @@
                 <w:szCs w:val="20"/>
                 <w:lang w:val="de-DE"/>
               </w:rPr>
+              <w:lastRenderedPageBreak/>
               <w:t>1</w:t>
             </w:r>
           </w:p>
@@ -12881,7 +12753,6 @@
                 <w:szCs w:val="20"/>
                 <w:lang w:val="de-DE"/>
               </w:rPr>
-              <w:lastRenderedPageBreak/>
               <w:t>1</w:t>
             </w:r>
           </w:p>
@@ -15982,6 +15853,7 @@
                 <w:szCs w:val="20"/>
                 <w:lang w:val="de-DE"/>
               </w:rPr>
+              <w:lastRenderedPageBreak/>
               <w:t>6</w:t>
             </w:r>
           </w:p>
@@ -16167,7 +16039,6 @@
                 <w:sz w:val="20"/>
                 <w:szCs w:val="20"/>
               </w:rPr>
-              <w:lastRenderedPageBreak/>
               <w:t>6</w:t>
             </w:r>
           </w:p>
@@ -18898,6 +18769,7 @@
                 <w:szCs w:val="20"/>
                 <w:lang w:val="de-DE"/>
               </w:rPr>
+              <w:lastRenderedPageBreak/>
               <w:t>9</w:t>
             </w:r>
           </w:p>
@@ -19076,7 +18948,6 @@
                 <w:szCs w:val="20"/>
                 <w:lang w:val="de-DE"/>
               </w:rPr>
-              <w:lastRenderedPageBreak/>
               <w:t>9</w:t>
             </w:r>
           </w:p>
@@ -21844,6 +21715,7 @@
                 <w:szCs w:val="20"/>
                 <w:lang w:val="de-DE"/>
               </w:rPr>
+              <w:lastRenderedPageBreak/>
               <w:t>14</w:t>
             </w:r>
           </w:p>
@@ -22134,7 +22006,6 @@
                 <w:szCs w:val="20"/>
                 <w:lang w:val="de-DE"/>
               </w:rPr>
-              <w:lastRenderedPageBreak/>
               <w:t>14</w:t>
             </w:r>
           </w:p>
@@ -25694,6 +25565,7 @@
                 <w:sz w:val="20"/>
                 <w:szCs w:val="20"/>
               </w:rPr>
+              <w:lastRenderedPageBreak/>
               <w:t>22</w:t>
             </w:r>
           </w:p>
@@ -25962,7 +25834,6 @@
                 <w:sz w:val="20"/>
                 <w:szCs w:val="20"/>
               </w:rPr>
-              <w:lastRenderedPageBreak/>
               <w:t>22</w:t>
             </w:r>
           </w:p>
@@ -28170,6 +28041,7 @@
   <w:style w:type="character" w:default="1" w:styleId="Absatz-Standardschriftart">
     <w:name w:val="Default Paragraph Font"/>
     <w:uiPriority w:val="1"/>
+    <w:semiHidden/>
     <w:unhideWhenUsed/>
   </w:style>
   <w:style w:type="table" w:default="1" w:styleId="NormaleTabelle">

--- a/convert_source_description/QB_Op7_B_conv.docx
+++ b/convert_source_description/QB_Op7_B_conv.docx
@@ -100,25 +100,14 @@
           <w:lang w:val="de-DE"/>
         </w:rPr>
       </w:pPr>
-      <w:proofErr w:type="gramStart"/>
-      <w:r>
-        <w:rPr>
-          <w:rFonts w:ascii="Times New Roman" w:hAnsi="Times New Roman" w:cs="Times New Roman"/>
-          <w:sz w:val="20"/>
-          <w:szCs w:val="20"/>
-          <w:lang w:val="de-DE"/>
-        </w:rPr>
-        <w:t>Autographe</w:t>
-      </w:r>
-      <w:proofErr w:type="gramEnd"/>
-      <w:r>
-        <w:rPr>
-          <w:rFonts w:ascii="Times New Roman" w:hAnsi="Times New Roman" w:cs="Times New Roman"/>
-          <w:sz w:val="20"/>
-          <w:szCs w:val="20"/>
-          <w:lang w:val="de-DE"/>
-        </w:rPr>
-        <w:t xml:space="preserve"> </w:t>
+      <w:r>
+        <w:rPr>
+          <w:rFonts w:ascii="Times New Roman" w:hAnsi="Times New Roman" w:cs="Times New Roman"/>
+          <w:sz w:val="20"/>
+          <w:szCs w:val="20"/>
+          <w:lang w:val="de-DE"/>
+        </w:rPr>
+        <w:t xml:space="preserve">Autographe </w:t>
       </w:r>
       <w:r>
         <w:rPr>
@@ -192,7 +181,16 @@
           <w:szCs w:val="20"/>
           <w:lang w:val="de-DE"/>
         </w:rPr>
-        <w:t>54</w:t>
+        <w:t>6</w:t>
+      </w:r>
+      <w:r>
+        <w:rPr>
+          <w:rFonts w:ascii="Times New Roman" w:hAnsi="Times New Roman" w:cs="Times New Roman"/>
+          <w:sz w:val="20"/>
+          <w:szCs w:val="20"/>
+          <w:lang w:val="de-DE"/>
+        </w:rPr>
+        <w:t>4</w:t>
       </w:r>
       <w:r>
         <w:rPr>
@@ -294,27 +292,7 @@
           <w:szCs w:val="20"/>
           <w:lang w:val="de-DE"/>
         </w:rPr>
-        <w:t xml:space="preserve"> Blätter (</w:t>
-      </w:r>
-      <w:proofErr w:type="spellStart"/>
-      <w:r>
-        <w:rPr>
-          <w:rFonts w:ascii="Times New Roman" w:hAnsi="Times New Roman" w:cs="Times New Roman"/>
-          <w:sz w:val="20"/>
-          <w:szCs w:val="20"/>
-          <w:lang w:val="de-DE"/>
-        </w:rPr>
-        <w:t>Bl</w:t>
-      </w:r>
-      <w:proofErr w:type="spellEnd"/>
-      <w:r>
-        <w:rPr>
-          <w:rFonts w:ascii="Times New Roman" w:hAnsi="Times New Roman" w:cs="Times New Roman"/>
-          <w:sz w:val="20"/>
-          <w:szCs w:val="20"/>
-          <w:lang w:val="de-DE"/>
-        </w:rPr>
-        <w:t>. 1–</w:t>
+        <w:t xml:space="preserve"> Blätter (Bl. 1–</w:t>
       </w:r>
       <w:r>
         <w:rPr>
@@ -341,47 +319,7 @@
           <w:szCs w:val="20"/>
           <w:lang w:val="de-DE"/>
         </w:rPr>
-        <w:t xml:space="preserve"> 1 Blatt (</w:t>
-      </w:r>
-      <w:proofErr w:type="spellStart"/>
-      <w:r>
-        <w:rPr>
-          <w:rFonts w:ascii="Times New Roman" w:hAnsi="Times New Roman" w:cs="Times New Roman"/>
-          <w:sz w:val="20"/>
-          <w:szCs w:val="20"/>
-          <w:lang w:val="de-DE"/>
-        </w:rPr>
-        <w:t>Bl</w:t>
-      </w:r>
-      <w:proofErr w:type="spellEnd"/>
-      <w:r>
-        <w:rPr>
-          <w:rFonts w:ascii="Times New Roman" w:hAnsi="Times New Roman" w:cs="Times New Roman"/>
-          <w:sz w:val="20"/>
-          <w:szCs w:val="20"/>
-          <w:lang w:val="de-DE"/>
-        </w:rPr>
-        <w:t>. 1), 2 ineinander gelegte Bögen (</w:t>
-      </w:r>
-      <w:proofErr w:type="spellStart"/>
-      <w:r>
-        <w:rPr>
-          <w:rFonts w:ascii="Times New Roman" w:hAnsi="Times New Roman" w:cs="Times New Roman"/>
-          <w:sz w:val="20"/>
-          <w:szCs w:val="20"/>
-          <w:lang w:val="de-DE"/>
-        </w:rPr>
-        <w:t>Bl</w:t>
-      </w:r>
-      <w:proofErr w:type="spellEnd"/>
-      <w:r>
-        <w:rPr>
-          <w:rFonts w:ascii="Times New Roman" w:hAnsi="Times New Roman" w:cs="Times New Roman"/>
-          <w:sz w:val="20"/>
-          <w:szCs w:val="20"/>
-          <w:lang w:val="de-DE"/>
-        </w:rPr>
-        <w:t>. 2/5, 3/4</w:t>
+        <w:t xml:space="preserve"> 1 Blatt (Bl. 1), 2 ineinander gelegte Bögen (Bl. 2/5, 3/4</w:t>
       </w:r>
       <w:r>
         <w:rPr>
@@ -399,27 +337,7 @@
           <w:szCs w:val="20"/>
           <w:lang w:val="de-DE"/>
         </w:rPr>
-        <w:t>1 Bogen (</w:t>
-      </w:r>
-      <w:proofErr w:type="spellStart"/>
-      <w:r>
-        <w:rPr>
-          <w:rFonts w:ascii="Times New Roman" w:hAnsi="Times New Roman" w:cs="Times New Roman"/>
-          <w:sz w:val="20"/>
-          <w:szCs w:val="20"/>
-          <w:lang w:val="de-DE"/>
-        </w:rPr>
-        <w:t>Bl</w:t>
-      </w:r>
-      <w:proofErr w:type="spellEnd"/>
-      <w:r>
-        <w:rPr>
-          <w:rFonts w:ascii="Times New Roman" w:hAnsi="Times New Roman" w:cs="Times New Roman"/>
-          <w:sz w:val="20"/>
-          <w:szCs w:val="20"/>
-          <w:lang w:val="de-DE"/>
-        </w:rPr>
-        <w:t xml:space="preserve">. </w:t>
+        <w:t xml:space="preserve">1 Bogen (Bl. </w:t>
       </w:r>
       <w:r>
         <w:rPr>
@@ -473,27 +391,7 @@
           <w:szCs w:val="20"/>
           <w:lang w:val="de-DE"/>
         </w:rPr>
-        <w:t xml:space="preserve"> 1 Blatt (</w:t>
-      </w:r>
-      <w:proofErr w:type="spellStart"/>
-      <w:r>
-        <w:rPr>
-          <w:rFonts w:ascii="Times New Roman" w:hAnsi="Times New Roman" w:cs="Times New Roman"/>
-          <w:sz w:val="20"/>
-          <w:szCs w:val="20"/>
-          <w:lang w:val="de-DE"/>
-        </w:rPr>
-        <w:t>Bl</w:t>
-      </w:r>
-      <w:proofErr w:type="spellEnd"/>
-      <w:r>
-        <w:rPr>
-          <w:rFonts w:ascii="Times New Roman" w:hAnsi="Times New Roman" w:cs="Times New Roman"/>
-          <w:sz w:val="20"/>
-          <w:szCs w:val="20"/>
-          <w:lang w:val="de-DE"/>
-        </w:rPr>
-        <w:t xml:space="preserve">. </w:t>
+        <w:t xml:space="preserve"> 1 Blatt (Bl. </w:t>
       </w:r>
       <w:r>
         <w:rPr>
@@ -578,47 +476,7 @@
           <w:szCs w:val="20"/>
           <w:lang w:val="de-DE"/>
         </w:rPr>
-        <w:t xml:space="preserve"> unten links (</w:t>
-      </w:r>
-      <w:proofErr w:type="spellStart"/>
-      <w:r>
-        <w:rPr>
-          <w:rFonts w:ascii="Times New Roman" w:hAnsi="Times New Roman" w:cs="Times New Roman"/>
-          <w:sz w:val="20"/>
-          <w:szCs w:val="20"/>
-          <w:lang w:val="de-DE"/>
-        </w:rPr>
-        <w:t>recto</w:t>
-      </w:r>
-      <w:proofErr w:type="spellEnd"/>
-      <w:r>
-        <w:rPr>
-          <w:rFonts w:ascii="Times New Roman" w:hAnsi="Times New Roman" w:cs="Times New Roman"/>
-          <w:sz w:val="20"/>
-          <w:szCs w:val="20"/>
-          <w:lang w:val="de-DE"/>
-        </w:rPr>
-        <w:t>) oder rechts (</w:t>
-      </w:r>
-      <w:proofErr w:type="spellStart"/>
-      <w:r>
-        <w:rPr>
-          <w:rFonts w:ascii="Times New Roman" w:hAnsi="Times New Roman" w:cs="Times New Roman"/>
-          <w:sz w:val="20"/>
-          <w:szCs w:val="20"/>
-          <w:lang w:val="de-DE"/>
-        </w:rPr>
-        <w:t>verso</w:t>
-      </w:r>
-      <w:proofErr w:type="spellEnd"/>
-      <w:r>
-        <w:rPr>
-          <w:rFonts w:ascii="Times New Roman" w:hAnsi="Times New Roman" w:cs="Times New Roman"/>
-          <w:sz w:val="20"/>
-          <w:szCs w:val="20"/>
-          <w:lang w:val="de-DE"/>
-        </w:rPr>
-        <w:t>)</w:t>
+        <w:t xml:space="preserve"> unten links (recto) oder rechts (verso)</w:t>
       </w:r>
       <w:r>
         <w:rPr>
@@ -647,27 +505,7 @@
           <w:szCs w:val="20"/>
           <w:lang w:val="de-DE"/>
         </w:rPr>
-        <w:t xml:space="preserve"> auf </w:t>
-      </w:r>
-      <w:proofErr w:type="spellStart"/>
-      <w:r>
-        <w:rPr>
-          <w:rFonts w:ascii="Times New Roman" w:hAnsi="Times New Roman" w:cs="Times New Roman"/>
-          <w:sz w:val="20"/>
-          <w:szCs w:val="20"/>
-          <w:lang w:val="de-DE"/>
-        </w:rPr>
-        <w:t>Bl</w:t>
-      </w:r>
-      <w:proofErr w:type="spellEnd"/>
-      <w:r>
-        <w:rPr>
-          <w:rFonts w:ascii="Times New Roman" w:hAnsi="Times New Roman" w:cs="Times New Roman"/>
-          <w:sz w:val="20"/>
-          <w:szCs w:val="20"/>
-          <w:lang w:val="de-DE"/>
-        </w:rPr>
-        <w:t>. 4</w:t>
+        <w:t xml:space="preserve"> auf Bl. 4</w:t>
       </w:r>
       <w:r>
         <w:rPr>
@@ -695,27 +533,7 @@
           <w:szCs w:val="20"/>
           <w:lang w:val="de-DE"/>
         </w:rPr>
-        <w:t xml:space="preserve">. </w:t>
-      </w:r>
-      <w:proofErr w:type="spellStart"/>
-      <w:r>
-        <w:rPr>
-          <w:rFonts w:ascii="Times New Roman" w:hAnsi="Times New Roman" w:cs="Times New Roman"/>
-          <w:sz w:val="20"/>
-          <w:szCs w:val="20"/>
-          <w:lang w:val="de-DE"/>
-        </w:rPr>
-        <w:t>Bl</w:t>
-      </w:r>
-      <w:proofErr w:type="spellEnd"/>
-      <w:r>
-        <w:rPr>
-          <w:rFonts w:ascii="Times New Roman" w:hAnsi="Times New Roman" w:cs="Times New Roman"/>
-          <w:sz w:val="20"/>
-          <w:szCs w:val="20"/>
-          <w:lang w:val="de-DE"/>
-        </w:rPr>
-        <w:t>. 1</w:t>
+        <w:t>. Bl. 1</w:t>
       </w:r>
       <w:r>
         <w:rPr>
@@ -837,47 +655,7 @@
           <w:szCs w:val="20"/>
           <w:lang w:val="de-DE"/>
         </w:rPr>
-        <w:t>, bis auf die archivalische Paginierung unbeschriftet. Rissspuren am linken (</w:t>
-      </w:r>
-      <w:proofErr w:type="spellStart"/>
-      <w:r>
-        <w:rPr>
-          <w:rFonts w:ascii="Times New Roman" w:hAnsi="Times New Roman" w:cs="Times New Roman"/>
-          <w:sz w:val="20"/>
-          <w:szCs w:val="20"/>
-          <w:lang w:val="de-DE"/>
-        </w:rPr>
-        <w:t>recto</w:t>
-      </w:r>
-      <w:proofErr w:type="spellEnd"/>
-      <w:r>
-        <w:rPr>
-          <w:rFonts w:ascii="Times New Roman" w:hAnsi="Times New Roman" w:cs="Times New Roman"/>
-          <w:sz w:val="20"/>
-          <w:szCs w:val="20"/>
-          <w:lang w:val="de-DE"/>
-        </w:rPr>
-        <w:t xml:space="preserve">) Rand von </w:t>
-      </w:r>
-      <w:proofErr w:type="spellStart"/>
-      <w:r>
-        <w:rPr>
-          <w:rFonts w:ascii="Times New Roman" w:hAnsi="Times New Roman" w:cs="Times New Roman"/>
-          <w:sz w:val="20"/>
-          <w:szCs w:val="20"/>
-          <w:lang w:val="de-DE"/>
-        </w:rPr>
-        <w:t>Bl</w:t>
-      </w:r>
-      <w:proofErr w:type="spellEnd"/>
-      <w:r>
-        <w:rPr>
-          <w:rFonts w:ascii="Times New Roman" w:hAnsi="Times New Roman" w:cs="Times New Roman"/>
-          <w:sz w:val="20"/>
-          <w:szCs w:val="20"/>
-          <w:lang w:val="de-DE"/>
-        </w:rPr>
-        <w:t>. 1</w:t>
+        <w:t>, bis auf die archivalische Paginierung unbeschriftet. Rissspuren am linken (recto) Rand von Bl. 1</w:t>
       </w:r>
       <w:r>
         <w:rPr>
@@ -1009,7 +787,6 @@
         </w:rPr>
         <w:t xml:space="preserve"> mm, Firmenzeichen: [JE] | </w:t>
       </w:r>
-      <w:proofErr w:type="spellStart"/>
       <w:r>
         <w:rPr>
           <w:rFonts w:ascii="Times New Roman" w:hAnsi="Times New Roman" w:cs="Times New Roman"/>
@@ -1018,9 +795,8 @@
           <w:szCs w:val="20"/>
           <w:lang w:val="de-DE"/>
         </w:rPr>
-        <w:t>No</w:t>
-      </w:r>
-      <w:proofErr w:type="spellEnd"/>
+        <w:t xml:space="preserve">No. </w:t>
+      </w:r>
       <w:r>
         <w:rPr>
           <w:rFonts w:ascii="Times New Roman" w:hAnsi="Times New Roman" w:cs="Times New Roman"/>
@@ -1029,7 +805,7 @@
           <w:szCs w:val="20"/>
           <w:lang w:val="de-DE"/>
         </w:rPr>
-        <w:t xml:space="preserve">. </w:t>
+        <w:t>8</w:t>
       </w:r>
       <w:r>
         <w:rPr>
@@ -1039,7 +815,7 @@
           <w:szCs w:val="20"/>
           <w:lang w:val="de-DE"/>
         </w:rPr>
-        <w:t>8</w:t>
+        <w:t xml:space="preserve"> | 2</w:t>
       </w:r>
       <w:r>
         <w:rPr>
@@ -1049,7 +825,7 @@
           <w:szCs w:val="20"/>
           <w:lang w:val="de-DE"/>
         </w:rPr>
-        <w:t xml:space="preserve"> | 2</w:t>
+        <w:t>4</w:t>
       </w:r>
       <w:r>
         <w:rPr>
@@ -1059,88 +835,16 @@
           <w:szCs w:val="20"/>
           <w:lang w:val="de-DE"/>
         </w:rPr>
-        <w:t>4</w:t>
-      </w:r>
-      <w:r>
-        <w:rPr>
-          <w:rFonts w:ascii="Times New Roman" w:hAnsi="Times New Roman" w:cs="Times New Roman"/>
-          <w:i/>
-          <w:sz w:val="20"/>
-          <w:szCs w:val="20"/>
-          <w:lang w:val="de-DE"/>
-        </w:rPr>
-        <w:t xml:space="preserve"> </w:t>
-      </w:r>
-      <w:proofErr w:type="spellStart"/>
-      <w:r>
-        <w:rPr>
-          <w:rFonts w:ascii="Times New Roman" w:hAnsi="Times New Roman" w:cs="Times New Roman"/>
-          <w:i/>
-          <w:sz w:val="20"/>
-          <w:szCs w:val="20"/>
-          <w:lang w:val="de-DE"/>
-        </w:rPr>
-        <w:t>linig</w:t>
-      </w:r>
-      <w:proofErr w:type="spellEnd"/>
-      <w:r>
-        <w:rPr>
-          <w:rFonts w:ascii="Times New Roman" w:hAnsi="Times New Roman" w:cs="Times New Roman"/>
-          <w:i/>
-          <w:sz w:val="20"/>
-          <w:szCs w:val="20"/>
-          <w:lang w:val="de-DE"/>
-        </w:rPr>
-        <w:t>.</w:t>
-      </w:r>
-      <w:r>
-        <w:rPr>
-          <w:rFonts w:ascii="Times New Roman" w:hAnsi="Times New Roman" w:cs="Times New Roman"/>
-          <w:sz w:val="20"/>
-          <w:szCs w:val="20"/>
-          <w:lang w:val="de-DE"/>
-        </w:rPr>
-        <w:t xml:space="preserve"> </w:t>
-      </w:r>
-      <w:proofErr w:type="spellStart"/>
-      <w:r>
-        <w:rPr>
-          <w:rFonts w:ascii="Times New Roman" w:hAnsi="Times New Roman" w:cs="Times New Roman"/>
-          <w:sz w:val="20"/>
-          <w:szCs w:val="20"/>
-          <w:lang w:val="de-DE"/>
-        </w:rPr>
-        <w:t>recto</w:t>
-      </w:r>
-      <w:proofErr w:type="spellEnd"/>
-      <w:r>
-        <w:rPr>
-          <w:rFonts w:ascii="Times New Roman" w:hAnsi="Times New Roman" w:cs="Times New Roman"/>
-          <w:sz w:val="20"/>
-          <w:szCs w:val="20"/>
-          <w:lang w:val="de-DE"/>
-        </w:rPr>
-        <w:t xml:space="preserve"> unten links (</w:t>
-      </w:r>
-      <w:proofErr w:type="spellStart"/>
-      <w:r>
-        <w:rPr>
-          <w:rFonts w:ascii="Times New Roman" w:hAnsi="Times New Roman" w:cs="Times New Roman"/>
-          <w:sz w:val="20"/>
-          <w:szCs w:val="20"/>
-          <w:lang w:val="de-DE"/>
-        </w:rPr>
-        <w:t>Bl</w:t>
-      </w:r>
-      <w:proofErr w:type="spellEnd"/>
-      <w:r>
-        <w:rPr>
-          <w:rFonts w:ascii="Times New Roman" w:hAnsi="Times New Roman" w:cs="Times New Roman"/>
-          <w:sz w:val="20"/>
-          <w:szCs w:val="20"/>
-          <w:lang w:val="de-DE"/>
-        </w:rPr>
-        <w:t>. 1</w:t>
+        <w:t xml:space="preserve"> linig.</w:t>
+      </w:r>
+      <w:r>
+        <w:rPr>
+          <w:rFonts w:ascii="Times New Roman" w:hAnsi="Times New Roman" w:cs="Times New Roman"/>
+          <w:sz w:val="20"/>
+          <w:szCs w:val="20"/>
+          <w:lang w:val="de-DE"/>
+        </w:rPr>
+        <w:t xml:space="preserve"> recto unten links (Bl. 1</w:t>
       </w:r>
       <w:r>
         <w:rPr>
@@ -1226,7 +930,6 @@
         </w:rPr>
         <w:t xml:space="preserve"> × 265 mm, Firmenzeichen: [JE] | </w:t>
       </w:r>
-      <w:proofErr w:type="spellStart"/>
       <w:r>
         <w:rPr>
           <w:rFonts w:ascii="Times New Roman" w:hAnsi="Times New Roman" w:cs="Times New Roman"/>
@@ -1235,9 +938,8 @@
           <w:szCs w:val="20"/>
           <w:lang w:val="de-DE"/>
         </w:rPr>
-        <w:t>No</w:t>
-      </w:r>
-      <w:proofErr w:type="spellEnd"/>
+        <w:t xml:space="preserve">No. </w:t>
+      </w:r>
       <w:r>
         <w:rPr>
           <w:rFonts w:ascii="Times New Roman" w:hAnsi="Times New Roman" w:cs="Times New Roman"/>
@@ -1246,7 +948,7 @@
           <w:szCs w:val="20"/>
           <w:lang w:val="de-DE"/>
         </w:rPr>
-        <w:t xml:space="preserve">. </w:t>
+        <w:t>1</w:t>
       </w:r>
       <w:r>
         <w:rPr>
@@ -1256,7 +958,7 @@
           <w:szCs w:val="20"/>
           <w:lang w:val="de-DE"/>
         </w:rPr>
-        <w:t>1</w:t>
+        <w:t xml:space="preserve"> | </w:t>
       </w:r>
       <w:r>
         <w:rPr>
@@ -1266,7 +968,7 @@
           <w:szCs w:val="20"/>
           <w:lang w:val="de-DE"/>
         </w:rPr>
-        <w:t xml:space="preserve"> | </w:t>
+        <w:t>10</w:t>
       </w:r>
       <w:r>
         <w:rPr>
@@ -1276,88 +978,16 @@
           <w:szCs w:val="20"/>
           <w:lang w:val="de-DE"/>
         </w:rPr>
-        <w:t>10</w:t>
-      </w:r>
-      <w:r>
-        <w:rPr>
-          <w:rFonts w:ascii="Times New Roman" w:hAnsi="Times New Roman" w:cs="Times New Roman"/>
-          <w:i/>
-          <w:sz w:val="20"/>
-          <w:szCs w:val="20"/>
-          <w:lang w:val="de-DE"/>
-        </w:rPr>
-        <w:t xml:space="preserve"> </w:t>
-      </w:r>
-      <w:proofErr w:type="spellStart"/>
-      <w:r>
-        <w:rPr>
-          <w:rFonts w:ascii="Times New Roman" w:hAnsi="Times New Roman" w:cs="Times New Roman"/>
-          <w:i/>
-          <w:sz w:val="20"/>
-          <w:szCs w:val="20"/>
-          <w:lang w:val="de-DE"/>
-        </w:rPr>
-        <w:t>linig</w:t>
-      </w:r>
-      <w:proofErr w:type="spellEnd"/>
-      <w:r>
-        <w:rPr>
-          <w:rFonts w:ascii="Times New Roman" w:hAnsi="Times New Roman" w:cs="Times New Roman"/>
-          <w:i/>
-          <w:sz w:val="20"/>
-          <w:szCs w:val="20"/>
-          <w:lang w:val="de-DE"/>
-        </w:rPr>
-        <w:t>.</w:t>
-      </w:r>
-      <w:r>
-        <w:rPr>
-          <w:rFonts w:ascii="Times New Roman" w:hAnsi="Times New Roman" w:cs="Times New Roman"/>
-          <w:sz w:val="20"/>
-          <w:szCs w:val="20"/>
-          <w:lang w:val="de-DE"/>
-        </w:rPr>
-        <w:t xml:space="preserve"> </w:t>
-      </w:r>
-      <w:proofErr w:type="spellStart"/>
-      <w:r>
-        <w:rPr>
-          <w:rFonts w:ascii="Times New Roman" w:hAnsi="Times New Roman" w:cs="Times New Roman"/>
-          <w:sz w:val="20"/>
-          <w:szCs w:val="20"/>
-          <w:lang w:val="de-DE"/>
-        </w:rPr>
-        <w:t>recto</w:t>
-      </w:r>
-      <w:proofErr w:type="spellEnd"/>
-      <w:r>
-        <w:rPr>
-          <w:rFonts w:ascii="Times New Roman" w:hAnsi="Times New Roman" w:cs="Times New Roman"/>
-          <w:sz w:val="20"/>
-          <w:szCs w:val="20"/>
-          <w:lang w:val="de-DE"/>
-        </w:rPr>
-        <w:t xml:space="preserve"> unten links (</w:t>
-      </w:r>
-      <w:proofErr w:type="spellStart"/>
-      <w:r>
-        <w:rPr>
-          <w:rFonts w:ascii="Times New Roman" w:hAnsi="Times New Roman" w:cs="Times New Roman"/>
-          <w:sz w:val="20"/>
-          <w:szCs w:val="20"/>
-          <w:lang w:val="de-DE"/>
-        </w:rPr>
-        <w:t>Bl</w:t>
-      </w:r>
-      <w:proofErr w:type="spellEnd"/>
-      <w:r>
-        <w:rPr>
-          <w:rFonts w:ascii="Times New Roman" w:hAnsi="Times New Roman" w:cs="Times New Roman"/>
-          <w:sz w:val="20"/>
-          <w:szCs w:val="20"/>
-          <w:lang w:val="de-DE"/>
-        </w:rPr>
-        <w:t xml:space="preserve">. </w:t>
+        <w:t xml:space="preserve"> linig.</w:t>
+      </w:r>
+      <w:r>
+        <w:rPr>
+          <w:rFonts w:ascii="Times New Roman" w:hAnsi="Times New Roman" w:cs="Times New Roman"/>
+          <w:sz w:val="20"/>
+          <w:szCs w:val="20"/>
+          <w:lang w:val="de-DE"/>
+        </w:rPr>
+        <w:t xml:space="preserve"> recto unten links (Bl. </w:t>
       </w:r>
       <w:r>
         <w:rPr>
@@ -1604,18 +1234,7 @@
           <w:szCs w:val="20"/>
           <w:lang w:val="de-DE"/>
         </w:rPr>
-        <w:t xml:space="preserve"> </w:t>
-      </w:r>
-      <w:proofErr w:type="spellStart"/>
-      <w:r>
-        <w:rPr>
-          <w:rFonts w:ascii="Times New Roman" w:hAnsi="Times New Roman" w:cs="Times New Roman"/>
-          <w:i/>
-          <w:sz w:val="20"/>
-          <w:szCs w:val="20"/>
-          <w:lang w:val="de-DE"/>
-        </w:rPr>
-        <w:t>N</w:t>
+        <w:t xml:space="preserve"> N</w:t>
       </w:r>
       <w:r>
         <w:rPr>
@@ -1629,7 +1248,6 @@
         </w:rPr>
         <w:t>o</w:t>
       </w:r>
-      <w:proofErr w:type="spellEnd"/>
       <w:r>
         <w:rPr>
           <w:rFonts w:ascii="Times New Roman" w:hAnsi="Times New Roman" w:cs="Times New Roman"/>
@@ -1690,7 +1308,6 @@
         </w:rPr>
         <w:t>&lt;</w:t>
       </w:r>
-      <w:proofErr w:type="spellStart"/>
       <w:r>
         <w:rPr>
           <w:rFonts w:ascii="Times New Roman" w:hAnsi="Times New Roman" w:cs="Times New Roman"/>
@@ -1699,18 +1316,7 @@
           <w:szCs w:val="20"/>
           <w:lang w:val="de-DE"/>
         </w:rPr>
-        <w:t>op</w:t>
-      </w:r>
-      <w:proofErr w:type="spellEnd"/>
-      <w:r>
-        <w:rPr>
-          <w:rFonts w:ascii="Times New Roman" w:hAnsi="Times New Roman" w:cs="Times New Roman"/>
-          <w:i/>
-          <w:sz w:val="20"/>
-          <w:szCs w:val="20"/>
-          <w:lang w:val="de-DE"/>
-        </w:rPr>
-        <w:t xml:space="preserve">[.] </w:t>
+        <w:t xml:space="preserve">op[.] </w:t>
       </w:r>
       <w:r>
         <w:rPr>
@@ -1835,7 +1441,6 @@
         </w:rPr>
         <w:t xml:space="preserve"> | &lt;</w:t>
       </w:r>
-      <w:proofErr w:type="spellStart"/>
       <w:r>
         <w:rPr>
           <w:rFonts w:ascii="Times New Roman" w:hAnsi="Times New Roman" w:cs="Times New Roman"/>
@@ -1845,21 +1450,8 @@
           <w:u w:val="single"/>
           <w:lang w:val="de-DE"/>
         </w:rPr>
-        <w:t>endgiltige</w:t>
-      </w:r>
-      <w:proofErr w:type="spellEnd"/>
-      <w:r>
-        <w:rPr>
-          <w:rFonts w:ascii="Times New Roman" w:hAnsi="Times New Roman" w:cs="Times New Roman"/>
-          <w:i/>
-          <w:sz w:val="20"/>
-          <w:szCs w:val="20"/>
-          <w:u w:val="single"/>
-          <w:lang w:val="de-DE"/>
-        </w:rPr>
-        <w:t xml:space="preserve"> Fassung So</w:t>
-      </w:r>
-      <w:proofErr w:type="spellStart"/>
+        <w:t>endgiltige Fassung So</w:t>
+      </w:r>
       <w:r>
         <w:rPr>
           <w:rFonts w:ascii="Times New Roman" w:hAnsi="Times New Roman" w:cs="Times New Roman"/>
@@ -1882,7 +1474,6 @@
         </w:rPr>
         <w:t>e</w:t>
       </w:r>
-      <w:proofErr w:type="spellEnd"/>
       <w:r>
         <w:rPr>
           <w:rFonts w:ascii="Times New Roman" w:hAnsi="Times New Roman" w:cs="Times New Roman"/>
@@ -1929,27 +1520,7 @@
           <w:szCs w:val="20"/>
           <w:lang w:val="de-DE"/>
         </w:rPr>
-        <w:t xml:space="preserve">auf </w:t>
-      </w:r>
-      <w:proofErr w:type="spellStart"/>
-      <w:r>
-        <w:rPr>
-          <w:rFonts w:ascii="Times New Roman" w:hAnsi="Times New Roman" w:cs="Times New Roman"/>
-          <w:sz w:val="20"/>
-          <w:szCs w:val="20"/>
-          <w:lang w:val="de-DE"/>
-        </w:rPr>
-        <w:t>Bl</w:t>
-      </w:r>
-      <w:proofErr w:type="spellEnd"/>
-      <w:r>
-        <w:rPr>
-          <w:rFonts w:ascii="Times New Roman" w:hAnsi="Times New Roman" w:cs="Times New Roman"/>
-          <w:sz w:val="20"/>
-          <w:szCs w:val="20"/>
-          <w:lang w:val="de-DE"/>
-        </w:rPr>
-        <w:t>. 1</w:t>
+        <w:t>auf Bl. 1</w:t>
       </w:r>
       <w:r>
         <w:rPr>
@@ -2063,27 +1634,7 @@
           <w:szCs w:val="20"/>
           <w:lang w:val="de-DE"/>
         </w:rPr>
-        <w:t xml:space="preserve"> auf </w:t>
-      </w:r>
-      <w:proofErr w:type="spellStart"/>
-      <w:r>
-        <w:rPr>
-          <w:rFonts w:ascii="Times New Roman" w:hAnsi="Times New Roman" w:cs="Times New Roman"/>
-          <w:sz w:val="20"/>
-          <w:szCs w:val="20"/>
-          <w:lang w:val="de-DE"/>
-        </w:rPr>
-        <w:t>Bl</w:t>
-      </w:r>
-      <w:proofErr w:type="spellEnd"/>
-      <w:r>
-        <w:rPr>
-          <w:rFonts w:ascii="Times New Roman" w:hAnsi="Times New Roman" w:cs="Times New Roman"/>
-          <w:sz w:val="20"/>
-          <w:szCs w:val="20"/>
-          <w:lang w:val="de-DE"/>
-        </w:rPr>
-        <w:t xml:space="preserve">. </w:t>
+        <w:t xml:space="preserve"> auf Bl. </w:t>
       </w:r>
       <w:r>
         <w:rPr>
@@ -2183,27 +1734,7 @@
           <w:szCs w:val="20"/>
           <w:lang w:val="de-DE"/>
         </w:rPr>
-        <w:t xml:space="preserve"> auf </w:t>
-      </w:r>
-      <w:proofErr w:type="spellStart"/>
-      <w:r>
-        <w:rPr>
-          <w:rFonts w:ascii="Times New Roman" w:hAnsi="Times New Roman" w:cs="Times New Roman"/>
-          <w:sz w:val="20"/>
-          <w:szCs w:val="20"/>
-          <w:lang w:val="de-DE"/>
-        </w:rPr>
-        <w:t>Bl</w:t>
-      </w:r>
-      <w:proofErr w:type="spellEnd"/>
-      <w:r>
-        <w:rPr>
-          <w:rFonts w:ascii="Times New Roman" w:hAnsi="Times New Roman" w:cs="Times New Roman"/>
-          <w:sz w:val="20"/>
-          <w:szCs w:val="20"/>
-          <w:lang w:val="de-DE"/>
-        </w:rPr>
-        <w:t xml:space="preserve">. </w:t>
+        <w:t xml:space="preserve"> auf Bl. </w:t>
       </w:r>
       <w:r>
         <w:rPr>
@@ -2285,27 +1816,7 @@
           <w:szCs w:val="20"/>
           <w:lang w:val="de-DE"/>
         </w:rPr>
-        <w:t xml:space="preserve"> auf </w:t>
-      </w:r>
-      <w:proofErr w:type="spellStart"/>
-      <w:r>
-        <w:rPr>
-          <w:rFonts w:ascii="Times New Roman" w:hAnsi="Times New Roman" w:cs="Times New Roman"/>
-          <w:sz w:val="20"/>
-          <w:szCs w:val="20"/>
-          <w:lang w:val="de-DE"/>
-        </w:rPr>
-        <w:t>Bl</w:t>
-      </w:r>
-      <w:proofErr w:type="spellEnd"/>
-      <w:r>
-        <w:rPr>
-          <w:rFonts w:ascii="Times New Roman" w:hAnsi="Times New Roman" w:cs="Times New Roman"/>
-          <w:sz w:val="20"/>
-          <w:szCs w:val="20"/>
-          <w:lang w:val="de-DE"/>
-        </w:rPr>
-        <w:t xml:space="preserve">. </w:t>
+        <w:t xml:space="preserve"> auf Bl. </w:t>
       </w:r>
       <w:r>
         <w:rPr>
@@ -2387,27 +1898,7 @@
           <w:szCs w:val="20"/>
           <w:lang w:val="de-DE"/>
         </w:rPr>
-        <w:t xml:space="preserve"> auf </w:t>
-      </w:r>
-      <w:proofErr w:type="spellStart"/>
-      <w:r>
-        <w:rPr>
-          <w:rFonts w:ascii="Times New Roman" w:hAnsi="Times New Roman" w:cs="Times New Roman"/>
-          <w:sz w:val="20"/>
-          <w:szCs w:val="20"/>
-          <w:lang w:val="de-DE"/>
-        </w:rPr>
-        <w:t>Bl</w:t>
-      </w:r>
-      <w:proofErr w:type="spellEnd"/>
-      <w:r>
-        <w:rPr>
-          <w:rFonts w:ascii="Times New Roman" w:hAnsi="Times New Roman" w:cs="Times New Roman"/>
-          <w:sz w:val="20"/>
-          <w:szCs w:val="20"/>
-          <w:lang w:val="de-DE"/>
-        </w:rPr>
-        <w:t xml:space="preserve">. </w:t>
+        <w:t xml:space="preserve"> auf Bl. </w:t>
       </w:r>
       <w:r>
         <w:rPr>
@@ -2625,27 +2116,7 @@
           <w:szCs w:val="20"/>
           <w:lang w:val="de-DE"/>
         </w:rPr>
-        <w:t xml:space="preserve">auf </w:t>
-      </w:r>
-      <w:proofErr w:type="spellStart"/>
-      <w:r>
-        <w:rPr>
-          <w:rFonts w:ascii="Times New Roman" w:hAnsi="Times New Roman" w:cs="Times New Roman"/>
-          <w:sz w:val="20"/>
-          <w:szCs w:val="20"/>
-          <w:lang w:val="de-DE"/>
-        </w:rPr>
-        <w:t>Bl</w:t>
-      </w:r>
-      <w:proofErr w:type="spellEnd"/>
-      <w:r>
-        <w:rPr>
-          <w:rFonts w:ascii="Times New Roman" w:hAnsi="Times New Roman" w:cs="Times New Roman"/>
-          <w:sz w:val="20"/>
-          <w:szCs w:val="20"/>
-          <w:lang w:val="de-DE"/>
-        </w:rPr>
-        <w:t xml:space="preserve">. </w:t>
+        <w:t xml:space="preserve">auf Bl. </w:t>
       </w:r>
       <w:r>
         <w:rPr>
@@ -2710,27 +2181,7 @@
           <w:szCs w:val="20"/>
           <w:lang w:val="de-DE"/>
         </w:rPr>
-        <w:t xml:space="preserve">und </w:t>
-      </w:r>
-      <w:proofErr w:type="spellStart"/>
-      <w:r>
-        <w:rPr>
-          <w:rFonts w:ascii="Times New Roman" w:hAnsi="Times New Roman" w:cs="Times New Roman"/>
-          <w:sz w:val="20"/>
-          <w:szCs w:val="20"/>
-          <w:lang w:val="de-DE"/>
-        </w:rPr>
-        <w:t>Bl</w:t>
-      </w:r>
-      <w:proofErr w:type="spellEnd"/>
-      <w:r>
-        <w:rPr>
-          <w:rFonts w:ascii="Times New Roman" w:hAnsi="Times New Roman" w:cs="Times New Roman"/>
-          <w:sz w:val="20"/>
-          <w:szCs w:val="20"/>
-          <w:lang w:val="de-DE"/>
-        </w:rPr>
-        <w:t>. 7</w:t>
+        <w:t>und Bl. 7</w:t>
       </w:r>
       <w:r>
         <w:rPr>
@@ -3424,25 +2875,14 @@
           <w:lang w:val="de-DE"/>
         </w:rPr>
       </w:pPr>
-      <w:proofErr w:type="spellStart"/>
-      <w:r>
-        <w:rPr>
-          <w:rFonts w:ascii="Times New Roman" w:hAnsi="Times New Roman" w:cs="Times New Roman"/>
-          <w:sz w:val="20"/>
-          <w:szCs w:val="20"/>
-          <w:lang w:val="de-DE"/>
-        </w:rPr>
-        <w:t>Bl</w:t>
-      </w:r>
-      <w:proofErr w:type="spellEnd"/>
-      <w:r>
-        <w:rPr>
-          <w:rFonts w:ascii="Times New Roman" w:hAnsi="Times New Roman" w:cs="Times New Roman"/>
-          <w:sz w:val="20"/>
-          <w:szCs w:val="20"/>
-          <w:lang w:val="de-DE"/>
-        </w:rPr>
-        <w:t>. 1</w:t>
+      <w:r>
+        <w:rPr>
+          <w:rFonts w:ascii="Times New Roman" w:hAnsi="Times New Roman" w:cs="Times New Roman"/>
+          <w:sz w:val="20"/>
+          <w:szCs w:val="20"/>
+          <w:lang w:val="de-DE"/>
+        </w:rPr>
+        <w:t>Bl. 1</w:t>
       </w:r>
       <w:r>
         <w:rPr>
@@ -3485,7 +2925,6 @@
           <w:lang w:val="de-DE"/>
         </w:rPr>
       </w:pPr>
-      <w:proofErr w:type="gramStart"/>
       <w:r>
         <w:rPr>
           <w:rFonts w:ascii="Times New Roman" w:hAnsi="Times New Roman" w:cs="Times New Roman"/>
@@ -3494,17 +2933,7 @@
           <w:lang w:val="de-DE"/>
         </w:rPr>
         <w:lastRenderedPageBreak/>
-        <w:t>Autograph</w:t>
-      </w:r>
-      <w:proofErr w:type="gramEnd"/>
-      <w:r>
-        <w:rPr>
-          <w:rFonts w:ascii="Times New Roman" w:hAnsi="Times New Roman" w:cs="Times New Roman"/>
-          <w:sz w:val="20"/>
-          <w:szCs w:val="20"/>
-          <w:lang w:val="de-DE"/>
-        </w:rPr>
-        <w:t xml:space="preserve"> von </w:t>
+        <w:t xml:space="preserve">Autograph von </w:t>
       </w:r>
       <w:r>
         <w:rPr>
@@ -3590,25 +3019,14 @@
           <w:lang w:val="de-DE"/>
         </w:rPr>
       </w:pPr>
-      <w:proofErr w:type="spellStart"/>
-      <w:r>
-        <w:rPr>
-          <w:rFonts w:ascii="Times New Roman" w:hAnsi="Times New Roman" w:cs="Times New Roman"/>
-          <w:sz w:val="20"/>
-          <w:szCs w:val="20"/>
-          <w:lang w:val="de-DE"/>
-        </w:rPr>
-        <w:t>Bl</w:t>
-      </w:r>
-      <w:proofErr w:type="spellEnd"/>
-      <w:r>
-        <w:rPr>
-          <w:rFonts w:ascii="Times New Roman" w:hAnsi="Times New Roman" w:cs="Times New Roman"/>
-          <w:sz w:val="20"/>
-          <w:szCs w:val="20"/>
-          <w:lang w:val="de-DE"/>
-        </w:rPr>
-        <w:t xml:space="preserve">. </w:t>
+      <w:r>
+        <w:rPr>
+          <w:rFonts w:ascii="Times New Roman" w:hAnsi="Times New Roman" w:cs="Times New Roman"/>
+          <w:sz w:val="20"/>
+          <w:szCs w:val="20"/>
+          <w:lang w:val="de-DE"/>
+        </w:rPr>
+        <w:t xml:space="preserve">Bl. </w:t>
       </w:r>
       <w:r>
         <w:rPr>
@@ -3808,25 +3226,14 @@
           <w:lang w:val="de-DE"/>
         </w:rPr>
       </w:pPr>
-      <w:proofErr w:type="spellStart"/>
-      <w:r>
-        <w:rPr>
-          <w:rFonts w:ascii="Times New Roman" w:hAnsi="Times New Roman" w:cs="Times New Roman"/>
-          <w:sz w:val="20"/>
-          <w:szCs w:val="20"/>
-          <w:lang w:val="de-DE"/>
-        </w:rPr>
-        <w:t>Bl</w:t>
-      </w:r>
-      <w:proofErr w:type="spellEnd"/>
-      <w:r>
-        <w:rPr>
-          <w:rFonts w:ascii="Times New Roman" w:hAnsi="Times New Roman" w:cs="Times New Roman"/>
-          <w:sz w:val="20"/>
-          <w:szCs w:val="20"/>
-          <w:lang w:val="de-DE"/>
-        </w:rPr>
-        <w:t xml:space="preserve">. </w:t>
+      <w:r>
+        <w:rPr>
+          <w:rFonts w:ascii="Times New Roman" w:hAnsi="Times New Roman" w:cs="Times New Roman"/>
+          <w:sz w:val="20"/>
+          <w:szCs w:val="20"/>
+          <w:lang w:val="de-DE"/>
+        </w:rPr>
+        <w:t xml:space="preserve">Bl. </w:t>
       </w:r>
       <w:r>
         <w:rPr>
@@ -3923,25 +3330,14 @@
           <w:lang w:val="de-DE"/>
         </w:rPr>
       </w:pPr>
-      <w:proofErr w:type="gramStart"/>
-      <w:r>
-        <w:rPr>
-          <w:rFonts w:ascii="Times New Roman" w:hAnsi="Times New Roman" w:cs="Times New Roman"/>
-          <w:sz w:val="20"/>
-          <w:szCs w:val="20"/>
-          <w:lang w:val="de-DE"/>
-        </w:rPr>
-        <w:t>Autograph</w:t>
-      </w:r>
-      <w:proofErr w:type="gramEnd"/>
-      <w:r>
-        <w:rPr>
-          <w:rFonts w:ascii="Times New Roman" w:hAnsi="Times New Roman" w:cs="Times New Roman"/>
-          <w:sz w:val="20"/>
-          <w:szCs w:val="20"/>
-          <w:lang w:val="de-DE"/>
-        </w:rPr>
-        <w:t xml:space="preserve"> von </w:t>
+      <w:r>
+        <w:rPr>
+          <w:rFonts w:ascii="Times New Roman" w:hAnsi="Times New Roman" w:cs="Times New Roman"/>
+          <w:sz w:val="20"/>
+          <w:szCs w:val="20"/>
+          <w:lang w:val="de-DE"/>
+        </w:rPr>
+        <w:t xml:space="preserve">Autograph von </w:t>
       </w:r>
       <w:r>
         <w:rPr>
@@ -4018,25 +3414,14 @@
           <w:lang w:val="de-DE"/>
         </w:rPr>
       </w:pPr>
-      <w:proofErr w:type="spellStart"/>
-      <w:r>
-        <w:rPr>
-          <w:rFonts w:ascii="Times New Roman" w:hAnsi="Times New Roman" w:cs="Times New Roman"/>
-          <w:sz w:val="20"/>
-          <w:szCs w:val="20"/>
-          <w:lang w:val="de-DE"/>
-        </w:rPr>
-        <w:t>Bl</w:t>
-      </w:r>
-      <w:proofErr w:type="spellEnd"/>
-      <w:r>
-        <w:rPr>
-          <w:rFonts w:ascii="Times New Roman" w:hAnsi="Times New Roman" w:cs="Times New Roman"/>
-          <w:sz w:val="20"/>
-          <w:szCs w:val="20"/>
-          <w:lang w:val="de-DE"/>
-        </w:rPr>
-        <w:t xml:space="preserve">. </w:t>
+      <w:r>
+        <w:rPr>
+          <w:rFonts w:ascii="Times New Roman" w:hAnsi="Times New Roman" w:cs="Times New Roman"/>
+          <w:sz w:val="20"/>
+          <w:szCs w:val="20"/>
+          <w:lang w:val="de-DE"/>
+        </w:rPr>
+        <w:t xml:space="preserve">Bl. </w:t>
       </w:r>
       <w:r>
         <w:rPr>
@@ -4294,25 +3679,14 @@
           <w:lang w:val="de-DE"/>
         </w:rPr>
       </w:pPr>
-      <w:proofErr w:type="spellStart"/>
-      <w:r>
-        <w:rPr>
-          <w:rFonts w:ascii="Times New Roman" w:hAnsi="Times New Roman" w:cs="Times New Roman"/>
-          <w:sz w:val="20"/>
-          <w:szCs w:val="20"/>
-          <w:lang w:val="de-DE"/>
-        </w:rPr>
-        <w:t>Bl</w:t>
-      </w:r>
-      <w:proofErr w:type="spellEnd"/>
-      <w:r>
-        <w:rPr>
-          <w:rFonts w:ascii="Times New Roman" w:hAnsi="Times New Roman" w:cs="Times New Roman"/>
-          <w:sz w:val="20"/>
-          <w:szCs w:val="20"/>
-          <w:lang w:val="de-DE"/>
-        </w:rPr>
-        <w:t xml:space="preserve">. </w:t>
+      <w:r>
+        <w:rPr>
+          <w:rFonts w:ascii="Times New Roman" w:hAnsi="Times New Roman" w:cs="Times New Roman"/>
+          <w:sz w:val="20"/>
+          <w:szCs w:val="20"/>
+          <w:lang w:val="de-DE"/>
+        </w:rPr>
+        <w:t xml:space="preserve">Bl. </w:t>
       </w:r>
       <w:r>
         <w:rPr>
@@ -4606,25 +3980,14 @@
           <w:lang w:val="de-DE"/>
         </w:rPr>
       </w:pPr>
-      <w:proofErr w:type="spellStart"/>
-      <w:r>
-        <w:rPr>
-          <w:rFonts w:ascii="Times New Roman" w:hAnsi="Times New Roman" w:cs="Times New Roman"/>
-          <w:sz w:val="20"/>
-          <w:szCs w:val="20"/>
-          <w:lang w:val="de-DE"/>
-        </w:rPr>
-        <w:t>Bl</w:t>
-      </w:r>
-      <w:proofErr w:type="spellEnd"/>
-      <w:r>
-        <w:rPr>
-          <w:rFonts w:ascii="Times New Roman" w:hAnsi="Times New Roman" w:cs="Times New Roman"/>
-          <w:sz w:val="20"/>
-          <w:szCs w:val="20"/>
-          <w:lang w:val="de-DE"/>
-        </w:rPr>
-        <w:t xml:space="preserve">. </w:t>
+      <w:r>
+        <w:rPr>
+          <w:rFonts w:ascii="Times New Roman" w:hAnsi="Times New Roman" w:cs="Times New Roman"/>
+          <w:sz w:val="20"/>
+          <w:szCs w:val="20"/>
+          <w:lang w:val="de-DE"/>
+        </w:rPr>
+        <w:t xml:space="preserve">Bl. </w:t>
       </w:r>
       <w:r>
         <w:rPr>
@@ -4918,25 +4281,14 @@
           <w:lang w:val="de-DE"/>
         </w:rPr>
       </w:pPr>
-      <w:proofErr w:type="spellStart"/>
-      <w:r>
-        <w:rPr>
-          <w:rFonts w:ascii="Times New Roman" w:hAnsi="Times New Roman" w:cs="Times New Roman"/>
-          <w:sz w:val="20"/>
-          <w:szCs w:val="20"/>
-          <w:lang w:val="de-DE"/>
-        </w:rPr>
-        <w:t>Bl</w:t>
-      </w:r>
-      <w:proofErr w:type="spellEnd"/>
-      <w:r>
-        <w:rPr>
-          <w:rFonts w:ascii="Times New Roman" w:hAnsi="Times New Roman" w:cs="Times New Roman"/>
-          <w:sz w:val="20"/>
-          <w:szCs w:val="20"/>
-          <w:lang w:val="de-DE"/>
-        </w:rPr>
-        <w:t xml:space="preserve">. </w:t>
+      <w:r>
+        <w:rPr>
+          <w:rFonts w:ascii="Times New Roman" w:hAnsi="Times New Roman" w:cs="Times New Roman"/>
+          <w:sz w:val="20"/>
+          <w:szCs w:val="20"/>
+          <w:lang w:val="de-DE"/>
+        </w:rPr>
+        <w:t xml:space="preserve">Bl. </w:t>
       </w:r>
       <w:r>
         <w:rPr>
@@ -5145,25 +4497,14 @@
           <w:lang w:val="de-DE"/>
         </w:rPr>
       </w:pPr>
-      <w:proofErr w:type="gramStart"/>
-      <w:r>
-        <w:rPr>
-          <w:rFonts w:ascii="Times New Roman" w:hAnsi="Times New Roman" w:cs="Times New Roman"/>
-          <w:sz w:val="20"/>
-          <w:szCs w:val="20"/>
-          <w:lang w:val="de-DE"/>
-        </w:rPr>
-        <w:t>Autograph</w:t>
-      </w:r>
-      <w:proofErr w:type="gramEnd"/>
-      <w:r>
-        <w:rPr>
-          <w:rFonts w:ascii="Times New Roman" w:hAnsi="Times New Roman" w:cs="Times New Roman"/>
-          <w:sz w:val="20"/>
-          <w:szCs w:val="20"/>
-          <w:lang w:val="de-DE"/>
-        </w:rPr>
-        <w:t xml:space="preserve"> von </w:t>
+      <w:r>
+        <w:rPr>
+          <w:rFonts w:ascii="Times New Roman" w:hAnsi="Times New Roman" w:cs="Times New Roman"/>
+          <w:sz w:val="20"/>
+          <w:szCs w:val="20"/>
+          <w:lang w:val="de-DE"/>
+        </w:rPr>
+        <w:t xml:space="preserve">Autograph von </w:t>
       </w:r>
       <w:r>
         <w:rPr>
@@ -5240,25 +4581,14 @@
           <w:lang w:val="de-DE"/>
         </w:rPr>
       </w:pPr>
-      <w:proofErr w:type="spellStart"/>
-      <w:r>
-        <w:rPr>
-          <w:rFonts w:ascii="Times New Roman" w:hAnsi="Times New Roman" w:cs="Times New Roman"/>
-          <w:sz w:val="20"/>
-          <w:szCs w:val="20"/>
-          <w:lang w:val="de-DE"/>
-        </w:rPr>
-        <w:t>Bl</w:t>
-      </w:r>
-      <w:proofErr w:type="spellEnd"/>
-      <w:r>
-        <w:rPr>
-          <w:rFonts w:ascii="Times New Roman" w:hAnsi="Times New Roman" w:cs="Times New Roman"/>
-          <w:sz w:val="20"/>
-          <w:szCs w:val="20"/>
-          <w:lang w:val="de-DE"/>
-        </w:rPr>
-        <w:t xml:space="preserve">. </w:t>
+      <w:r>
+        <w:rPr>
+          <w:rFonts w:ascii="Times New Roman" w:hAnsi="Times New Roman" w:cs="Times New Roman"/>
+          <w:sz w:val="20"/>
+          <w:szCs w:val="20"/>
+          <w:lang w:val="de-DE"/>
+        </w:rPr>
+        <w:t xml:space="preserve">Bl. </w:t>
       </w:r>
       <w:r>
         <w:rPr>
@@ -5552,25 +4882,14 @@
           <w:lang w:val="de-DE"/>
         </w:rPr>
       </w:pPr>
-      <w:proofErr w:type="gramStart"/>
-      <w:r>
-        <w:rPr>
-          <w:rFonts w:ascii="Times New Roman" w:hAnsi="Times New Roman" w:cs="Times New Roman"/>
-          <w:sz w:val="20"/>
-          <w:szCs w:val="20"/>
-          <w:lang w:val="de-DE"/>
-        </w:rPr>
-        <w:t>Autograph</w:t>
-      </w:r>
-      <w:proofErr w:type="gramEnd"/>
-      <w:r>
-        <w:rPr>
-          <w:rFonts w:ascii="Times New Roman" w:hAnsi="Times New Roman" w:cs="Times New Roman"/>
-          <w:sz w:val="20"/>
-          <w:szCs w:val="20"/>
-          <w:lang w:val="de-DE"/>
-        </w:rPr>
-        <w:t xml:space="preserve"> von </w:t>
+      <w:r>
+        <w:rPr>
+          <w:rFonts w:ascii="Times New Roman" w:hAnsi="Times New Roman" w:cs="Times New Roman"/>
+          <w:sz w:val="20"/>
+          <w:szCs w:val="20"/>
+          <w:lang w:val="de-DE"/>
+        </w:rPr>
+        <w:t xml:space="preserve">Autograph von </w:t>
       </w:r>
       <w:r>
         <w:rPr>
@@ -5647,25 +4966,14 @@
           <w:lang w:val="de-DE"/>
         </w:rPr>
       </w:pPr>
-      <w:proofErr w:type="spellStart"/>
-      <w:r>
-        <w:rPr>
-          <w:rFonts w:ascii="Times New Roman" w:hAnsi="Times New Roman" w:cs="Times New Roman"/>
-          <w:sz w:val="20"/>
-          <w:szCs w:val="20"/>
-          <w:lang w:val="de-DE"/>
-        </w:rPr>
-        <w:t>Bl</w:t>
-      </w:r>
-      <w:proofErr w:type="spellEnd"/>
-      <w:r>
-        <w:rPr>
-          <w:rFonts w:ascii="Times New Roman" w:hAnsi="Times New Roman" w:cs="Times New Roman"/>
-          <w:sz w:val="20"/>
-          <w:szCs w:val="20"/>
-          <w:lang w:val="de-DE"/>
-        </w:rPr>
-        <w:t xml:space="preserve">. </w:t>
+      <w:r>
+        <w:rPr>
+          <w:rFonts w:ascii="Times New Roman" w:hAnsi="Times New Roman" w:cs="Times New Roman"/>
+          <w:sz w:val="20"/>
+          <w:szCs w:val="20"/>
+          <w:lang w:val="de-DE"/>
+        </w:rPr>
+        <w:t xml:space="preserve">Bl. </w:t>
       </w:r>
       <w:r>
         <w:rPr>
@@ -5977,25 +5285,14 @@
           <w:lang w:val="de-DE"/>
         </w:rPr>
       </w:pPr>
-      <w:proofErr w:type="spellStart"/>
-      <w:r>
-        <w:rPr>
-          <w:rFonts w:ascii="Times New Roman" w:hAnsi="Times New Roman" w:cs="Times New Roman"/>
-          <w:sz w:val="20"/>
-          <w:szCs w:val="20"/>
-          <w:lang w:val="de-DE"/>
-        </w:rPr>
-        <w:t>Bl</w:t>
-      </w:r>
-      <w:proofErr w:type="spellEnd"/>
-      <w:r>
-        <w:rPr>
-          <w:rFonts w:ascii="Times New Roman" w:hAnsi="Times New Roman" w:cs="Times New Roman"/>
-          <w:sz w:val="20"/>
-          <w:szCs w:val="20"/>
-          <w:lang w:val="de-DE"/>
-        </w:rPr>
-        <w:t xml:space="preserve">. </w:t>
+      <w:r>
+        <w:rPr>
+          <w:rFonts w:ascii="Times New Roman" w:hAnsi="Times New Roman" w:cs="Times New Roman"/>
+          <w:sz w:val="20"/>
+          <w:szCs w:val="20"/>
+          <w:lang w:val="de-DE"/>
+        </w:rPr>
+        <w:t xml:space="preserve">Bl. </w:t>
       </w:r>
       <w:r>
         <w:rPr>
@@ -6595,37 +5892,16 @@
                 <w:highlight w:val="red"/>
                 <w:lang w:val="de-DE"/>
               </w:rPr>
-              <w:t>##</w:t>
-            </w:r>
-            <w:proofErr w:type="gramStart"/>
-            <w:r>
-              <w:rPr>
-                <w:rFonts w:ascii="Times New Roman" w:hAnsi="Times New Roman" w:cs="Times New Roman"/>
-                <w:sz w:val="20"/>
-                <w:szCs w:val="20"/>
-                <w:highlight w:val="red"/>
-                <w:lang w:val="de-DE"/>
-              </w:rPr>
-              <w:t>#</w:t>
-            </w:r>
-            <w:r>
-              <w:rPr>
-                <w:rFonts w:ascii="Times New Roman" w:hAnsi="Times New Roman" w:cs="Times New Roman"/>
-                <w:sz w:val="20"/>
-                <w:szCs w:val="20"/>
-                <w:lang w:val="de-DE"/>
-              </w:rPr>
-              <w:t>(</w:t>
-            </w:r>
-            <w:proofErr w:type="gramEnd"/>
-            <w:r>
-              <w:rPr>
-                <w:rFonts w:ascii="Times New Roman" w:hAnsi="Times New Roman" w:cs="Times New Roman"/>
-                <w:sz w:val="20"/>
-                <w:szCs w:val="20"/>
-                <w:lang w:val="de-DE"/>
-              </w:rPr>
-              <w:t>M 1</w:t>
+              <w:t>###</w:t>
+            </w:r>
+            <w:r>
+              <w:rPr>
+                <w:rFonts w:ascii="Times New Roman" w:hAnsi="Times New Roman" w:cs="Times New Roman"/>
+                <w:sz w:val="20"/>
+                <w:szCs w:val="20"/>
+                <w:lang w:val="de-DE"/>
+              </w:rPr>
+              <w:t>(M 1</w:t>
             </w:r>
             <w:r>
               <w:rPr>
@@ -6776,27 +6052,7 @@
                 <w:szCs w:val="20"/>
                 <w:lang w:val="de-DE"/>
               </w:rPr>
-              <w:t>(</w:t>
-            </w:r>
-            <w:proofErr w:type="spellStart"/>
-            <w:r>
-              <w:rPr>
-                <w:rFonts w:ascii="Times New Roman" w:hAnsi="Times New Roman" w:cs="Times New Roman"/>
-                <w:sz w:val="20"/>
-                <w:szCs w:val="20"/>
-                <w:lang w:val="de-DE"/>
-              </w:rPr>
-              <w:t>Triolische</w:t>
-            </w:r>
-            <w:proofErr w:type="spellEnd"/>
-            <w:r>
-              <w:rPr>
-                <w:rFonts w:ascii="Times New Roman" w:hAnsi="Times New Roman" w:cs="Times New Roman"/>
-                <w:sz w:val="20"/>
-                <w:szCs w:val="20"/>
-                <w:lang w:val="de-DE"/>
-              </w:rPr>
-              <w:t>) Achtelpause überschreibt Viertelpause.</w:t>
+              <w:t>(Triolische) Achtelpause überschreibt Viertelpause.</w:t>
             </w:r>
           </w:p>
         </w:tc>
@@ -7524,27 +6780,7 @@
                 <w:szCs w:val="20"/>
                 <w:lang w:val="de-DE"/>
               </w:rPr>
-              <w:t xml:space="preserve">Auf Rasur. Ante </w:t>
-            </w:r>
-            <w:proofErr w:type="spellStart"/>
-            <w:r>
-              <w:rPr>
-                <w:rFonts w:ascii="Times New Roman" w:hAnsi="Times New Roman" w:cs="Times New Roman"/>
-                <w:sz w:val="20"/>
-                <w:szCs w:val="20"/>
-                <w:lang w:val="de-DE"/>
-              </w:rPr>
-              <w:t>correcturam</w:t>
-            </w:r>
-            <w:proofErr w:type="spellEnd"/>
-            <w:r>
-              <w:rPr>
-                <w:rFonts w:ascii="Times New Roman" w:hAnsi="Times New Roman" w:cs="Times New Roman"/>
-                <w:sz w:val="20"/>
-                <w:szCs w:val="20"/>
-                <w:lang w:val="de-DE"/>
-              </w:rPr>
-              <w:t xml:space="preserve">: e. </w:t>
+              <w:t xml:space="preserve">Auf Rasur. Ante correcturam: e. </w:t>
             </w:r>
           </w:p>
         </w:tc>
@@ -7729,23 +6965,13 @@
               </w:rPr>
               <w:t>1</w:t>
             </w:r>
-            <w:proofErr w:type="gramStart"/>
-            <w:r>
-              <w:rPr>
-                <w:rFonts w:ascii="Times New Roman" w:hAnsi="Times New Roman" w:cs="Times New Roman"/>
-                <w:sz w:val="20"/>
-                <w:szCs w:val="20"/>
-              </w:rPr>
-              <w:t>?]–</w:t>
-            </w:r>
-            <w:proofErr w:type="gramEnd"/>
-            <w:r>
-              <w:rPr>
-                <w:rFonts w:ascii="Times New Roman" w:hAnsi="Times New Roman" w:cs="Times New Roman"/>
-                <w:sz w:val="20"/>
-                <w:szCs w:val="20"/>
-              </w:rPr>
-              <w:t>a</w:t>
+            <w:r>
+              <w:rPr>
+                <w:rFonts w:ascii="Times New Roman" w:hAnsi="Times New Roman" w:cs="Times New Roman"/>
+                <w:sz w:val="20"/>
+                <w:szCs w:val="20"/>
+              </w:rPr>
+              <w:t>?]–a</w:t>
             </w:r>
             <w:r>
               <w:rPr>
@@ -7795,25 +7021,7 @@
                 <w:sz w:val="20"/>
                 <w:szCs w:val="20"/>
               </w:rPr>
-              <w:t xml:space="preserve"> mit </w:t>
-            </w:r>
-            <w:proofErr w:type="spellStart"/>
-            <w:r>
-              <w:rPr>
-                <w:rFonts w:ascii="Times New Roman" w:hAnsi="Times New Roman" w:cs="Times New Roman"/>
-                <w:sz w:val="20"/>
-                <w:szCs w:val="20"/>
-              </w:rPr>
-              <w:t>Ligaturbögen</w:t>
-            </w:r>
-            <w:proofErr w:type="spellEnd"/>
-            <w:r>
-              <w:rPr>
-                <w:rFonts w:ascii="Times New Roman" w:hAnsi="Times New Roman" w:cs="Times New Roman"/>
-                <w:sz w:val="20"/>
-                <w:szCs w:val="20"/>
-              </w:rPr>
-              <w:t xml:space="preserve"> zu a[?]/d</w:t>
+              <w:t xml:space="preserve"> mit Ligaturbögen zu a[?]/d</w:t>
             </w:r>
             <w:r>
               <w:rPr>
@@ -8505,37 +7713,16 @@
                 <w:highlight w:val="red"/>
                 <w:lang w:val="de-DE"/>
               </w:rPr>
-              <w:t>##</w:t>
-            </w:r>
-            <w:proofErr w:type="gramStart"/>
-            <w:r>
-              <w:rPr>
-                <w:rFonts w:ascii="Times New Roman" w:hAnsi="Times New Roman" w:cs="Times New Roman"/>
-                <w:sz w:val="20"/>
-                <w:szCs w:val="20"/>
-                <w:highlight w:val="red"/>
-                <w:lang w:val="de-DE"/>
-              </w:rPr>
-              <w:t>#</w:t>
-            </w:r>
-            <w:r>
-              <w:rPr>
-                <w:rFonts w:ascii="Times New Roman" w:hAnsi="Times New Roman" w:cs="Times New Roman"/>
-                <w:sz w:val="20"/>
-                <w:szCs w:val="20"/>
-                <w:lang w:val="de-DE"/>
-              </w:rPr>
-              <w:t>(</w:t>
-            </w:r>
-            <w:proofErr w:type="gramEnd"/>
-            <w:r>
-              <w:rPr>
-                <w:rFonts w:ascii="Times New Roman" w:hAnsi="Times New Roman" w:cs="Times New Roman"/>
-                <w:sz w:val="20"/>
-                <w:szCs w:val="20"/>
-                <w:lang w:val="de-DE"/>
-              </w:rPr>
-              <w:t>M 162: Textfassung 1)</w:t>
+              <w:t>###</w:t>
+            </w:r>
+            <w:r>
+              <w:rPr>
+                <w:rFonts w:ascii="Times New Roman" w:hAnsi="Times New Roman" w:cs="Times New Roman"/>
+                <w:sz w:val="20"/>
+                <w:szCs w:val="20"/>
+                <w:lang w:val="de-DE"/>
+              </w:rPr>
+              <w:t>(M 162: Textfassung 1)</w:t>
             </w:r>
           </w:p>
         </w:tc>
@@ -10301,25 +9488,7 @@
                 <w:sz w:val="20"/>
                 <w:szCs w:val="20"/>
               </w:rPr>
-              <w:t xml:space="preserve">Ante </w:t>
-            </w:r>
-            <w:proofErr w:type="spellStart"/>
-            <w:r>
-              <w:rPr>
-                <w:rFonts w:ascii="Times New Roman" w:hAnsi="Times New Roman" w:cs="Times New Roman"/>
-                <w:sz w:val="20"/>
-                <w:szCs w:val="20"/>
-              </w:rPr>
-              <w:t>correcturam</w:t>
-            </w:r>
-            <w:proofErr w:type="spellEnd"/>
-            <w:r>
-              <w:rPr>
-                <w:rFonts w:ascii="Times New Roman" w:hAnsi="Times New Roman" w:cs="Times New Roman"/>
-                <w:sz w:val="20"/>
-                <w:szCs w:val="20"/>
-              </w:rPr>
-              <w:t>: [b]Es/H/[a]e/[a]g oder H/[a]e/[a]g?</w:t>
+              <w:t>Ante correcturam: [b]Es/H/[a]e/[a]g oder H/[a]e/[a]g?</w:t>
             </w:r>
           </w:p>
         </w:tc>
@@ -10366,37 +9535,16 @@
                 <w:highlight w:val="red"/>
                 <w:lang w:val="de-DE"/>
               </w:rPr>
-              <w:t>##</w:t>
-            </w:r>
-            <w:proofErr w:type="gramStart"/>
-            <w:r>
-              <w:rPr>
-                <w:rFonts w:ascii="Times New Roman" w:hAnsi="Times New Roman" w:cs="Times New Roman"/>
-                <w:sz w:val="20"/>
-                <w:szCs w:val="20"/>
-                <w:highlight w:val="red"/>
-                <w:lang w:val="de-DE"/>
-              </w:rPr>
-              <w:t>#</w:t>
-            </w:r>
-            <w:r>
-              <w:rPr>
-                <w:rFonts w:ascii="Times New Roman" w:hAnsi="Times New Roman" w:cs="Times New Roman"/>
-                <w:sz w:val="20"/>
-                <w:szCs w:val="20"/>
-                <w:lang w:val="de-DE"/>
-              </w:rPr>
-              <w:t>(</w:t>
-            </w:r>
-            <w:proofErr w:type="gramEnd"/>
-            <w:r>
-              <w:rPr>
-                <w:rFonts w:ascii="Times New Roman" w:hAnsi="Times New Roman" w:cs="Times New Roman"/>
-                <w:sz w:val="20"/>
-                <w:szCs w:val="20"/>
-                <w:lang w:val="de-DE"/>
-              </w:rPr>
-              <w:t>M 163: Textfassung 1)</w:t>
+              <w:t>###</w:t>
+            </w:r>
+            <w:r>
+              <w:rPr>
+                <w:rFonts w:ascii="Times New Roman" w:hAnsi="Times New Roman" w:cs="Times New Roman"/>
+                <w:sz w:val="20"/>
+                <w:szCs w:val="20"/>
+                <w:lang w:val="de-DE"/>
+              </w:rPr>
+              <w:t>(M 163: Textfassung 1)</w:t>
             </w:r>
           </w:p>
         </w:tc>
@@ -11135,37 +10283,16 @@
                 <w:highlight w:val="red"/>
                 <w:lang w:val="de-DE"/>
               </w:rPr>
-              <w:t>##</w:t>
-            </w:r>
-            <w:proofErr w:type="gramStart"/>
-            <w:r>
-              <w:rPr>
-                <w:rFonts w:ascii="Times New Roman" w:hAnsi="Times New Roman" w:cs="Times New Roman"/>
-                <w:sz w:val="20"/>
-                <w:szCs w:val="20"/>
-                <w:highlight w:val="red"/>
-                <w:lang w:val="de-DE"/>
-              </w:rPr>
-              <w:t>#</w:t>
-            </w:r>
-            <w:r>
-              <w:rPr>
-                <w:rFonts w:ascii="Times New Roman" w:hAnsi="Times New Roman" w:cs="Times New Roman"/>
-                <w:sz w:val="20"/>
-                <w:szCs w:val="20"/>
-                <w:lang w:val="de-DE"/>
-              </w:rPr>
-              <w:t>(</w:t>
-            </w:r>
-            <w:proofErr w:type="gramEnd"/>
-            <w:r>
-              <w:rPr>
-                <w:rFonts w:ascii="Times New Roman" w:hAnsi="Times New Roman" w:cs="Times New Roman"/>
-                <w:sz w:val="20"/>
-                <w:szCs w:val="20"/>
-                <w:lang w:val="de-DE"/>
-              </w:rPr>
-              <w:t>M 164: Textfassung 1)</w:t>
+              <w:t>###</w:t>
+            </w:r>
+            <w:r>
+              <w:rPr>
+                <w:rFonts w:ascii="Times New Roman" w:hAnsi="Times New Roman" w:cs="Times New Roman"/>
+                <w:sz w:val="20"/>
+                <w:szCs w:val="20"/>
+                <w:lang w:val="de-DE"/>
+              </w:rPr>
+              <w:t>(M 164: Textfassung 1)</w:t>
             </w:r>
           </w:p>
         </w:tc>
@@ -11290,25 +10417,7 @@
                 <w:sz w:val="20"/>
                 <w:szCs w:val="20"/>
               </w:rPr>
-              <w:t xml:space="preserve">Rasur. Ante </w:t>
-            </w:r>
-            <w:proofErr w:type="spellStart"/>
-            <w:r>
-              <w:rPr>
-                <w:rFonts w:ascii="Times New Roman" w:hAnsi="Times New Roman" w:cs="Times New Roman"/>
-                <w:sz w:val="20"/>
-                <w:szCs w:val="20"/>
-              </w:rPr>
-              <w:t>correcturam</w:t>
-            </w:r>
-            <w:proofErr w:type="spellEnd"/>
-            <w:r>
-              <w:rPr>
-                <w:rFonts w:ascii="Times New Roman" w:hAnsi="Times New Roman" w:cs="Times New Roman"/>
-                <w:sz w:val="20"/>
-                <w:szCs w:val="20"/>
-              </w:rPr>
-              <w:t>: [a]F?</w:t>
+              <w:t>Rasur. Ante correcturam: [a]F?</w:t>
             </w:r>
           </w:p>
         </w:tc>
@@ -12228,37 +11337,16 @@
                 <w:highlight w:val="red"/>
                 <w:lang w:val="de-DE"/>
               </w:rPr>
-              <w:t>##</w:t>
-            </w:r>
-            <w:proofErr w:type="gramStart"/>
-            <w:r>
-              <w:rPr>
-                <w:rFonts w:ascii="Times New Roman" w:hAnsi="Times New Roman" w:cs="Times New Roman"/>
-                <w:sz w:val="20"/>
-                <w:szCs w:val="20"/>
-                <w:highlight w:val="red"/>
-                <w:lang w:val="de-DE"/>
-              </w:rPr>
-              <w:t>#</w:t>
-            </w:r>
-            <w:r>
-              <w:rPr>
-                <w:rFonts w:ascii="Times New Roman" w:hAnsi="Times New Roman" w:cs="Times New Roman"/>
-                <w:sz w:val="20"/>
-                <w:szCs w:val="20"/>
-                <w:lang w:val="de-DE"/>
-              </w:rPr>
-              <w:t>(</w:t>
-            </w:r>
-            <w:proofErr w:type="gramEnd"/>
-            <w:r>
-              <w:rPr>
-                <w:rFonts w:ascii="Times New Roman" w:hAnsi="Times New Roman" w:cs="Times New Roman"/>
-                <w:sz w:val="20"/>
-                <w:szCs w:val="20"/>
-                <w:lang w:val="de-DE"/>
-              </w:rPr>
-              <w:t>M 162: Textfassung 1)</w:t>
+              <w:t>###</w:t>
+            </w:r>
+            <w:r>
+              <w:rPr>
+                <w:rFonts w:ascii="Times New Roman" w:hAnsi="Times New Roman" w:cs="Times New Roman"/>
+                <w:sz w:val="20"/>
+                <w:szCs w:val="20"/>
+                <w:lang w:val="de-DE"/>
+              </w:rPr>
+              <w:t>(M 162: Textfassung 1)</w:t>
             </w:r>
           </w:p>
         </w:tc>
@@ -13161,25 +12249,14 @@
                 <w:lang w:val="de-DE"/>
               </w:rPr>
             </w:pPr>
-            <w:proofErr w:type="spellStart"/>
-            <w:r>
-              <w:rPr>
-                <w:rFonts w:ascii="Times New Roman" w:hAnsi="Times New Roman" w:cs="Times New Roman"/>
-                <w:sz w:val="20"/>
-                <w:szCs w:val="20"/>
-                <w:lang w:val="de-DE"/>
-              </w:rPr>
-              <w:t>Triolische</w:t>
-            </w:r>
-            <w:proofErr w:type="spellEnd"/>
-            <w:r>
-              <w:rPr>
-                <w:rFonts w:ascii="Times New Roman" w:hAnsi="Times New Roman" w:cs="Times New Roman"/>
-                <w:sz w:val="20"/>
-                <w:szCs w:val="20"/>
-                <w:lang w:val="de-DE"/>
-              </w:rPr>
-              <w:t xml:space="preserve"> Achtelpause, Achtelnote E, Achtelpause </w:t>
+            <w:r>
+              <w:rPr>
+                <w:rFonts w:ascii="Times New Roman" w:hAnsi="Times New Roman" w:cs="Times New Roman"/>
+                <w:sz w:val="20"/>
+                <w:szCs w:val="20"/>
+                <w:lang w:val="de-DE"/>
+              </w:rPr>
+              <w:t xml:space="preserve">Triolische Achtelpause, Achtelnote E, Achtelpause </w:t>
             </w:r>
             <w:r>
               <w:rPr>
@@ -13397,7 +12474,6 @@
               </w:rPr>
               <w:t xml:space="preserve">Zuerst: </w:t>
             </w:r>
-            <w:proofErr w:type="spellStart"/>
             <w:r>
               <w:rPr>
                 <w:rFonts w:ascii="Times New Roman" w:hAnsi="Times New Roman" w:cs="Times New Roman"/>
@@ -13409,7 +12485,6 @@
               </w:rPr>
               <w:t>rit</w:t>
             </w:r>
-            <w:proofErr w:type="spellEnd"/>
             <w:r>
               <w:rPr>
                 <w:rFonts w:ascii="Times New Roman" w:hAnsi="Times New Roman" w:cs="Times New Roman"/>
@@ -13609,27 +12684,7 @@
                 <w:szCs w:val="20"/>
                 <w:lang w:val="de-DE"/>
               </w:rPr>
-              <w:t>[sf] geändert zu [</w:t>
-            </w:r>
-            <w:proofErr w:type="spellStart"/>
-            <w:r>
-              <w:rPr>
-                <w:rFonts w:ascii="Times New Roman" w:hAnsi="Times New Roman" w:cs="Times New Roman"/>
-                <w:sz w:val="20"/>
-                <w:szCs w:val="20"/>
-                <w:lang w:val="de-DE"/>
-              </w:rPr>
-              <w:t>sfp</w:t>
-            </w:r>
-            <w:proofErr w:type="spellEnd"/>
-            <w:r>
-              <w:rPr>
-                <w:rFonts w:ascii="Times New Roman" w:hAnsi="Times New Roman" w:cs="Times New Roman"/>
-                <w:sz w:val="20"/>
-                <w:szCs w:val="20"/>
-                <w:lang w:val="de-DE"/>
-              </w:rPr>
-              <w:t>] (wie Textfassung 3) mit rotem Buntstift.</w:t>
+              <w:t>[sf] geändert zu [sfp] (wie Textfassung 3) mit rotem Buntstift.</w:t>
             </w:r>
           </w:p>
         </w:tc>
@@ -13928,45 +12983,14 @@
                 <w:lang w:val="de-DE"/>
               </w:rPr>
             </w:pPr>
-            <w:proofErr w:type="spellStart"/>
-            <w:r>
-              <w:rPr>
-                <w:rFonts w:ascii="Times New Roman" w:hAnsi="Times New Roman" w:cs="Times New Roman"/>
-                <w:sz w:val="20"/>
-                <w:szCs w:val="20"/>
-                <w:lang w:val="de-DE"/>
-              </w:rPr>
-              <w:t>Legatobögen</w:t>
-            </w:r>
-            <w:proofErr w:type="spellEnd"/>
-            <w:r>
-              <w:rPr>
-                <w:rFonts w:ascii="Times New Roman" w:hAnsi="Times New Roman" w:cs="Times New Roman"/>
-                <w:sz w:val="20"/>
-                <w:szCs w:val="20"/>
-                <w:lang w:val="de-DE"/>
-              </w:rPr>
-              <w:t xml:space="preserve"> geändert entweder zu Staccatopunkten oder </w:t>
-            </w:r>
-            <w:proofErr w:type="spellStart"/>
-            <w:r>
-              <w:rPr>
-                <w:rFonts w:ascii="Times New Roman" w:hAnsi="Times New Roman" w:cs="Times New Roman"/>
-                <w:sz w:val="20"/>
-                <w:szCs w:val="20"/>
-                <w:lang w:val="de-DE"/>
-              </w:rPr>
-              <w:t>Legatobögen</w:t>
-            </w:r>
-            <w:proofErr w:type="spellEnd"/>
-            <w:r>
-              <w:rPr>
-                <w:rFonts w:ascii="Times New Roman" w:hAnsi="Times New Roman" w:cs="Times New Roman"/>
-                <w:sz w:val="20"/>
-                <w:szCs w:val="20"/>
-                <w:lang w:val="de-DE"/>
-              </w:rPr>
-              <w:t xml:space="preserve"> in Klav. u. T. 4 1.–2. Note und Klav. o. T. 4 7.–8. Note (</w:t>
+            <w:r>
+              <w:rPr>
+                <w:rFonts w:ascii="Times New Roman" w:hAnsi="Times New Roman" w:cs="Times New Roman"/>
+                <w:sz w:val="20"/>
+                <w:szCs w:val="20"/>
+                <w:lang w:val="de-DE"/>
+              </w:rPr>
+              <w:t>Legatobögen geändert entweder zu Staccatopunkten oder Legatobögen in Klav. u. T. 4 1.–2. Note und Klav. o. T. 4 7.–8. Note (</w:t>
             </w:r>
             <w:r>
               <w:rPr>
@@ -14618,27 +13642,7 @@
                 <w:szCs w:val="20"/>
                 <w:lang w:val="de-DE"/>
               </w:rPr>
-              <w:t xml:space="preserve">Ausdehnung des </w:t>
-            </w:r>
-            <w:proofErr w:type="spellStart"/>
-            <w:r>
-              <w:rPr>
-                <w:rFonts w:ascii="Times New Roman" w:hAnsi="Times New Roman" w:cs="Times New Roman"/>
-                <w:sz w:val="20"/>
-                <w:szCs w:val="20"/>
-                <w:lang w:val="de-DE"/>
-              </w:rPr>
-              <w:t>Legatobogens</w:t>
-            </w:r>
-            <w:proofErr w:type="spellEnd"/>
-            <w:r>
-              <w:rPr>
-                <w:rFonts w:ascii="Times New Roman" w:hAnsi="Times New Roman" w:cs="Times New Roman"/>
-                <w:sz w:val="20"/>
-                <w:szCs w:val="20"/>
-                <w:lang w:val="de-DE"/>
-              </w:rPr>
-              <w:t xml:space="preserve"> geändert zu 1.–3. Note in Klav. u.</w:t>
+              <w:t>Ausdehnung des Legatobogens geändert zu 1.–3. Note in Klav. u.</w:t>
             </w:r>
             <w:r>
               <w:rPr>
@@ -15079,27 +14083,7 @@
                 <w:szCs w:val="20"/>
                 <w:lang w:val="de-DE"/>
               </w:rPr>
-              <w:t xml:space="preserve">Ausdehnung des </w:t>
-            </w:r>
-            <w:proofErr w:type="spellStart"/>
-            <w:r>
-              <w:rPr>
-                <w:rFonts w:ascii="Times New Roman" w:hAnsi="Times New Roman" w:cs="Times New Roman"/>
-                <w:sz w:val="20"/>
-                <w:szCs w:val="20"/>
-                <w:lang w:val="de-DE"/>
-              </w:rPr>
-              <w:t>Legatobogens</w:t>
-            </w:r>
-            <w:proofErr w:type="spellEnd"/>
-            <w:r>
-              <w:rPr>
-                <w:rFonts w:ascii="Times New Roman" w:hAnsi="Times New Roman" w:cs="Times New Roman"/>
-                <w:sz w:val="20"/>
-                <w:szCs w:val="20"/>
-                <w:lang w:val="de-DE"/>
-              </w:rPr>
-              <w:t xml:space="preserve"> geändert zu Klav. u. T. 5 8/16 bis T. 6 1</w:t>
+              <w:t>Ausdehnung des Legatobogens geändert zu Klav. u. T. 5 8/16 bis T. 6 1</w:t>
             </w:r>
             <w:r>
               <w:rPr>
@@ -15963,7 +14947,6 @@
               </w:rPr>
               <w:t xml:space="preserve"> geändert zu </w:t>
             </w:r>
-            <w:proofErr w:type="spellStart"/>
             <w:r>
               <w:rPr>
                 <w:rFonts w:ascii="Times New Roman" w:hAnsi="Times New Roman" w:cs="Times New Roman"/>
@@ -15975,7 +14958,6 @@
               </w:rPr>
               <w:t>pizz</w:t>
             </w:r>
-            <w:proofErr w:type="spellEnd"/>
             <w:r>
               <w:rPr>
                 <w:rFonts w:ascii="Times New Roman" w:hAnsi="Times New Roman" w:cs="Times New Roman"/>
@@ -16168,27 +15150,15 @@
                 <w:lang w:val="de-DE"/>
               </w:rPr>
             </w:pPr>
-            <w:proofErr w:type="spellStart"/>
-            <w:r>
-              <w:rPr>
-                <w:rFonts w:ascii="Times New Roman" w:hAnsi="Times New Roman" w:cs="Times New Roman"/>
-                <w:sz w:val="20"/>
-                <w:szCs w:val="20"/>
-                <w:lang w:val="de-DE"/>
-              </w:rPr>
-              <w:t>Legatobögen</w:t>
-            </w:r>
-            <w:proofErr w:type="spellEnd"/>
-            <w:r>
-              <w:rPr>
-                <w:rFonts w:ascii="Times New Roman" w:hAnsi="Times New Roman" w:cs="Times New Roman"/>
-                <w:sz w:val="20"/>
-                <w:szCs w:val="20"/>
-                <w:lang w:val="de-DE"/>
-              </w:rPr>
-              <w:t xml:space="preserve"> alle zwei Noten gestrichen mit rotem Buntstift. Siehe auch Korrektur zu </w:t>
-            </w:r>
-            <w:proofErr w:type="spellStart"/>
+            <w:r>
+              <w:rPr>
+                <w:rFonts w:ascii="Times New Roman" w:hAnsi="Times New Roman" w:cs="Times New Roman"/>
+                <w:sz w:val="20"/>
+                <w:szCs w:val="20"/>
+                <w:lang w:val="de-DE"/>
+              </w:rPr>
+              <w:t xml:space="preserve">Legatobögen alle zwei Noten gestrichen mit rotem Buntstift. Siehe auch Korrektur zu </w:t>
+            </w:r>
             <w:r>
               <w:rPr>
                 <w:rFonts w:ascii="Times New Roman" w:hAnsi="Times New Roman" w:cs="Times New Roman"/>
@@ -16200,7 +15170,6 @@
               </w:rPr>
               <w:t>pizz</w:t>
             </w:r>
-            <w:proofErr w:type="spellEnd"/>
             <w:r>
               <w:rPr>
                 <w:rFonts w:ascii="Times New Roman" w:hAnsi="Times New Roman" w:cs="Times New Roman"/>
@@ -16376,7 +15345,6 @@
               </w:rPr>
               <w:t xml:space="preserve">Zuerst: </w:t>
             </w:r>
-            <w:proofErr w:type="spellStart"/>
             <w:r>
               <w:rPr>
                 <w:rFonts w:ascii="Times New Roman" w:hAnsi="Times New Roman" w:cs="Times New Roman"/>
@@ -16388,7 +15356,6 @@
               </w:rPr>
               <w:t>rit</w:t>
             </w:r>
-            <w:proofErr w:type="spellEnd"/>
             <w:r>
               <w:rPr>
                 <w:rFonts w:ascii="Times New Roman" w:hAnsi="Times New Roman" w:cs="Times New Roman"/>
@@ -16454,7 +15421,6 @@
               </w:rPr>
               <w:t xml:space="preserve"> </w:t>
             </w:r>
-            <w:proofErr w:type="spellStart"/>
             <w:r>
               <w:rPr>
                 <w:rFonts w:ascii="Times New Roman" w:hAnsi="Times New Roman" w:cs="Times New Roman"/>
@@ -16465,7 +15431,6 @@
               </w:rPr>
               <w:t>rit</w:t>
             </w:r>
-            <w:proofErr w:type="spellEnd"/>
             <w:r>
               <w:rPr>
                 <w:rFonts w:ascii="Times New Roman" w:hAnsi="Times New Roman" w:cs="Times New Roman"/>
@@ -16597,7 +15562,6 @@
                 <w:lang w:val="de-DE"/>
               </w:rPr>
             </w:pPr>
-            <w:proofErr w:type="spellStart"/>
             <w:r>
               <w:rPr>
                 <w:rFonts w:ascii="Times New Roman" w:hAnsi="Times New Roman" w:cs="Times New Roman"/>
@@ -16608,7 +15572,6 @@
               </w:rPr>
               <w:t>etc</w:t>
             </w:r>
-            <w:proofErr w:type="spellEnd"/>
             <w:r>
               <w:rPr>
                 <w:rFonts w:ascii="Times New Roman" w:hAnsi="Times New Roman" w:cs="Times New Roman"/>
@@ -16875,7 +15838,6 @@
                 <w:lang w:val="de-DE"/>
               </w:rPr>
             </w:pPr>
-            <w:proofErr w:type="spellStart"/>
             <w:r>
               <w:rPr>
                 <w:rFonts w:ascii="Times New Roman" w:hAnsi="Times New Roman" w:cs="Times New Roman"/>
@@ -16886,7 +15848,6 @@
               </w:rPr>
               <w:t>rit</w:t>
             </w:r>
-            <w:proofErr w:type="spellEnd"/>
             <w:r>
               <w:rPr>
                 <w:rFonts w:ascii="Times New Roman" w:hAnsi="Times New Roman" w:cs="Times New Roman"/>
@@ -17027,27 +15988,7 @@
                 <w:szCs w:val="20"/>
                 <w:lang w:val="de-DE"/>
               </w:rPr>
-              <w:t>[</w:t>
-            </w:r>
-            <w:proofErr w:type="gramStart"/>
-            <w:r>
-              <w:rPr>
-                <w:rFonts w:ascii="Times New Roman" w:hAnsi="Times New Roman" w:cs="Times New Roman"/>
-                <w:sz w:val="20"/>
-                <w:szCs w:val="20"/>
-                <w:lang w:val="de-DE"/>
-              </w:rPr>
-              <w:t>#]fis</w:t>
-            </w:r>
-            <w:proofErr w:type="gramEnd"/>
-            <w:r>
-              <w:rPr>
-                <w:rFonts w:ascii="Times New Roman" w:hAnsi="Times New Roman" w:cs="Times New Roman"/>
-                <w:sz w:val="20"/>
-                <w:szCs w:val="20"/>
-                <w:lang w:val="de-DE"/>
-              </w:rPr>
-              <w:t>/[a]h in Klav. u., h in Klav. o. gestrichen und [a] zu d</w:t>
+              <w:t>[#]fis/[a]h in Klav. u., h in Klav. o. gestrichen und [a] zu d</w:t>
             </w:r>
             <w:r>
               <w:rPr>
@@ -17691,27 +16632,7 @@
                 <w:szCs w:val="20"/>
                 <w:lang w:val="de-DE"/>
               </w:rPr>
-              <w:t xml:space="preserve">Zuerst: </w:t>
-            </w:r>
-            <w:proofErr w:type="spellStart"/>
-            <w:r>
-              <w:rPr>
-                <w:rFonts w:ascii="Times New Roman" w:hAnsi="Times New Roman" w:cs="Times New Roman"/>
-                <w:sz w:val="20"/>
-                <w:szCs w:val="20"/>
-                <w:lang w:val="de-DE"/>
-              </w:rPr>
-              <w:t>Tonnamen</w:t>
-            </w:r>
-            <w:proofErr w:type="spellEnd"/>
-            <w:r>
-              <w:rPr>
-                <w:rFonts w:ascii="Times New Roman" w:hAnsi="Times New Roman" w:cs="Times New Roman"/>
-                <w:sz w:val="20"/>
-                <w:szCs w:val="20"/>
-                <w:lang w:val="de-DE"/>
-              </w:rPr>
-              <w:t xml:space="preserve"> </w:t>
+              <w:t xml:space="preserve">Zuerst: Tonnamen </w:t>
             </w:r>
             <w:r>
               <w:rPr>
@@ -17722,21 +16643,8 @@
                 <w:szCs w:val="20"/>
                 <w:lang w:val="de-DE"/>
               </w:rPr>
-              <w:t xml:space="preserve">b | d | </w:t>
-            </w:r>
-            <w:proofErr w:type="spellStart"/>
-            <w:r>
-              <w:rPr>
-                <w:rFonts w:ascii="Times New Roman" w:hAnsi="Times New Roman" w:cs="Times New Roman"/>
-                <w:i/>
-                <w:iCs/>
-                <w:sz w:val="20"/>
-                <w:szCs w:val="20"/>
-                <w:lang w:val="de-DE"/>
-              </w:rPr>
-              <w:t>fis</w:t>
-            </w:r>
-            <w:proofErr w:type="spellEnd"/>
+              <w:t>b | d | fis</w:t>
+            </w:r>
             <w:r>
               <w:rPr>
                 <w:rFonts w:ascii="Times New Roman" w:hAnsi="Times New Roman" w:cs="Times New Roman"/>
@@ -17765,27 +16673,7 @@
                 <w:szCs w:val="20"/>
                 <w:lang w:val="de-DE"/>
               </w:rPr>
-              <w:t xml:space="preserve">Dann: Halbe Note </w:t>
-            </w:r>
-            <w:proofErr w:type="spellStart"/>
-            <w:r>
-              <w:rPr>
-                <w:rFonts w:ascii="Times New Roman" w:hAnsi="Times New Roman" w:cs="Times New Roman"/>
-                <w:sz w:val="20"/>
-                <w:szCs w:val="20"/>
-                <w:lang w:val="de-DE"/>
-              </w:rPr>
-              <w:t>fis</w:t>
-            </w:r>
-            <w:proofErr w:type="spellEnd"/>
-            <w:r>
-              <w:rPr>
-                <w:rFonts w:ascii="Times New Roman" w:hAnsi="Times New Roman" w:cs="Times New Roman"/>
-                <w:sz w:val="20"/>
-                <w:szCs w:val="20"/>
-                <w:lang w:val="de-DE"/>
-              </w:rPr>
-              <w:t>/d</w:t>
+              <w:t>Dann: Halbe Note fis/d</w:t>
             </w:r>
             <w:r>
               <w:rPr>
@@ -17823,27 +16711,7 @@
                 <w:szCs w:val="20"/>
                 <w:lang w:val="de-DE"/>
               </w:rPr>
-              <w:t xml:space="preserve"> und </w:t>
-            </w:r>
-            <w:proofErr w:type="spellStart"/>
-            <w:r>
-              <w:rPr>
-                <w:rFonts w:ascii="Times New Roman" w:hAnsi="Times New Roman" w:cs="Times New Roman"/>
-                <w:sz w:val="20"/>
-                <w:szCs w:val="20"/>
-                <w:lang w:val="de-DE"/>
-              </w:rPr>
-              <w:t>Arpeggioschlange</w:t>
-            </w:r>
-            <w:proofErr w:type="spellEnd"/>
-            <w:r>
-              <w:rPr>
-                <w:rFonts w:ascii="Times New Roman" w:hAnsi="Times New Roman" w:cs="Times New Roman"/>
-                <w:sz w:val="20"/>
-                <w:szCs w:val="20"/>
-                <w:lang w:val="de-DE"/>
-              </w:rPr>
-              <w:t xml:space="preserve"> (wie Textfassung 3) hinzugefügt mit rotem Buntstift.</w:t>
+              <w:t xml:space="preserve"> und Arpeggioschlange (wie Textfassung 3) hinzugefügt mit rotem Buntstift.</w:t>
             </w:r>
           </w:p>
         </w:tc>
@@ -18226,7 +17094,6 @@
                 <w:lang w:val="de-DE"/>
               </w:rPr>
             </w:pPr>
-            <w:proofErr w:type="spellStart"/>
             <w:r>
               <w:rPr>
                 <w:rFonts w:ascii="Times New Roman" w:hAnsi="Times New Roman" w:cs="Times New Roman"/>
@@ -18237,7 +17104,6 @@
               </w:rPr>
               <w:t>rit</w:t>
             </w:r>
-            <w:proofErr w:type="spellEnd"/>
             <w:r>
               <w:rPr>
                 <w:rFonts w:ascii="Times New Roman" w:hAnsi="Times New Roman" w:cs="Times New Roman"/>
@@ -18850,7 +17716,6 @@
                 <w:lang w:val="de-DE"/>
               </w:rPr>
             </w:pPr>
-            <w:proofErr w:type="spellStart"/>
             <w:r>
               <w:rPr>
                 <w:rFonts w:ascii="Times New Roman" w:hAnsi="Times New Roman" w:cs="Times New Roman"/>
@@ -18862,7 +17727,6 @@
               </w:rPr>
               <w:t>rit</w:t>
             </w:r>
-            <w:proofErr w:type="spellEnd"/>
             <w:r>
               <w:rPr>
                 <w:rFonts w:ascii="Times New Roman" w:hAnsi="Times New Roman" w:cs="Times New Roman"/>
@@ -19651,27 +18515,7 @@
                 <w:szCs w:val="20"/>
                 <w:lang w:val="de-DE"/>
               </w:rPr>
-              <w:t>[pp] geändert zu [</w:t>
-            </w:r>
-            <w:proofErr w:type="spellStart"/>
-            <w:r>
-              <w:rPr>
-                <w:rFonts w:ascii="Times New Roman" w:hAnsi="Times New Roman" w:cs="Times New Roman"/>
-                <w:sz w:val="20"/>
-                <w:szCs w:val="20"/>
-                <w:lang w:val="de-DE"/>
-              </w:rPr>
-              <w:t>ppp</w:t>
-            </w:r>
-            <w:proofErr w:type="spellEnd"/>
-            <w:r>
-              <w:rPr>
-                <w:rFonts w:ascii="Times New Roman" w:hAnsi="Times New Roman" w:cs="Times New Roman"/>
-                <w:sz w:val="20"/>
-                <w:szCs w:val="20"/>
-                <w:lang w:val="de-DE"/>
-              </w:rPr>
-              <w:t>] (wie Textfassung 3) mit rotem Buntstift.</w:t>
+              <w:t>[pp] geändert zu [ppp] (wie Textfassung 3) mit rotem Buntstift.</w:t>
             </w:r>
           </w:p>
         </w:tc>
@@ -20270,27 +19114,7 @@
                 <w:szCs w:val="20"/>
                 <w:lang w:val="de-DE"/>
               </w:rPr>
-              <w:t xml:space="preserve">Unterstimmenschicht: </w:t>
-            </w:r>
-            <w:proofErr w:type="spellStart"/>
-            <w:r>
-              <w:rPr>
-                <w:rFonts w:ascii="Times New Roman" w:hAnsi="Times New Roman" w:cs="Times New Roman"/>
-                <w:sz w:val="20"/>
-                <w:szCs w:val="20"/>
-                <w:lang w:val="de-DE"/>
-              </w:rPr>
-              <w:t>Tonnamen</w:t>
-            </w:r>
-            <w:proofErr w:type="spellEnd"/>
-            <w:r>
-              <w:rPr>
-                <w:rFonts w:ascii="Times New Roman" w:hAnsi="Times New Roman" w:cs="Times New Roman"/>
-                <w:sz w:val="20"/>
-                <w:szCs w:val="20"/>
-                <w:lang w:val="de-DE"/>
-              </w:rPr>
-              <w:t xml:space="preserve"> </w:t>
+              <w:t xml:space="preserve">Unterstimmenschicht: Tonnamen </w:t>
             </w:r>
             <w:r>
               <w:rPr>
@@ -20974,7 +19798,6 @@
               </w:rPr>
               <w:t xml:space="preserve"> und </w:t>
             </w:r>
-            <w:proofErr w:type="spellStart"/>
             <w:r>
               <w:rPr>
                 <w:rFonts w:ascii="Times New Roman" w:hAnsi="Times New Roman" w:cs="Times New Roman"/>
@@ -20986,7 +19809,6 @@
               </w:rPr>
               <w:t>dis</w:t>
             </w:r>
-            <w:proofErr w:type="spellEnd"/>
             <w:r>
               <w:rPr>
                 <w:rFonts w:ascii="Times New Roman" w:hAnsi="Times New Roman" w:cs="Times New Roman"/>
@@ -21034,27 +19856,7 @@
                 <w:szCs w:val="20"/>
                 <w:lang w:val="de-DE"/>
               </w:rPr>
-              <w:t xml:space="preserve"> (wie Textfassung 3) auf handgezogenen Notenlinien am linken </w:t>
-            </w:r>
-            <w:proofErr w:type="spellStart"/>
-            <w:r>
-              <w:rPr>
-                <w:rFonts w:ascii="Times New Roman" w:hAnsi="Times New Roman" w:cs="Times New Roman"/>
-                <w:sz w:val="20"/>
-                <w:szCs w:val="20"/>
-                <w:lang w:val="de-DE"/>
-              </w:rPr>
-              <w:t>Akkoladenrand</w:t>
-            </w:r>
-            <w:proofErr w:type="spellEnd"/>
-            <w:r>
-              <w:rPr>
-                <w:rFonts w:ascii="Times New Roman" w:hAnsi="Times New Roman" w:cs="Times New Roman"/>
-                <w:sz w:val="20"/>
-                <w:szCs w:val="20"/>
-                <w:lang w:val="de-DE"/>
-              </w:rPr>
-              <w:t xml:space="preserve"> hinzugefügt mit Bleistift.</w:t>
+              <w:t xml:space="preserve"> (wie Textfassung 3) auf handgezogenen Notenlinien am linken Akkoladenrand hinzugefügt mit Bleistift.</w:t>
             </w:r>
           </w:p>
         </w:tc>
@@ -21949,7 +20751,6 @@
               </w:rPr>
               <w:t xml:space="preserve">Tonbuchstabe </w:t>
             </w:r>
-            <w:proofErr w:type="spellStart"/>
             <w:r>
               <w:rPr>
                 <w:rFonts w:ascii="Times New Roman" w:hAnsi="Times New Roman" w:cs="Times New Roman"/>
@@ -21961,7 +20762,6 @@
               </w:rPr>
               <w:t>as</w:t>
             </w:r>
-            <w:proofErr w:type="spellEnd"/>
             <w:r>
               <w:rPr>
                 <w:rFonts w:ascii="Times New Roman" w:hAnsi="Times New Roman" w:cs="Times New Roman"/>
@@ -22086,7 +20886,6 @@
                 <w:lang w:val="de-DE"/>
               </w:rPr>
             </w:pPr>
-            <w:proofErr w:type="spellStart"/>
             <w:r>
               <w:rPr>
                 <w:rFonts w:ascii="Times New Roman" w:hAnsi="Times New Roman" w:cs="Times New Roman"/>
@@ -22098,7 +20897,6 @@
               </w:rPr>
               <w:t>rit</w:t>
             </w:r>
-            <w:proofErr w:type="spellEnd"/>
             <w:r>
               <w:rPr>
                 <w:rFonts w:ascii="Times New Roman" w:hAnsi="Times New Roman" w:cs="Times New Roman"/>
@@ -22239,27 +21037,7 @@
                 <w:szCs w:val="20"/>
                 <w:lang w:val="de-DE"/>
               </w:rPr>
-              <w:t>[</w:t>
-            </w:r>
-            <w:proofErr w:type="spellStart"/>
-            <w:r>
-              <w:rPr>
-                <w:rFonts w:ascii="Times New Roman" w:hAnsi="Times New Roman" w:cs="Times New Roman"/>
-                <w:sz w:val="20"/>
-                <w:szCs w:val="20"/>
-                <w:lang w:val="de-DE"/>
-              </w:rPr>
-              <w:t>ppp</w:t>
-            </w:r>
-            <w:proofErr w:type="spellEnd"/>
-            <w:r>
-              <w:rPr>
-                <w:rFonts w:ascii="Times New Roman" w:hAnsi="Times New Roman" w:cs="Times New Roman"/>
-                <w:sz w:val="20"/>
-                <w:szCs w:val="20"/>
-                <w:lang w:val="de-DE"/>
-              </w:rPr>
-              <w:t>] (wie Textfassung 3) hinzugefügt mit rotem Buntstift.</w:t>
+              <w:t>[ppp] (wie Textfassung 3) hinzugefügt mit rotem Buntstift.</w:t>
             </w:r>
           </w:p>
         </w:tc>
@@ -22418,7 +21196,6 @@
                 <w:lang w:val="de-DE"/>
               </w:rPr>
             </w:pPr>
-            <w:proofErr w:type="spellStart"/>
             <w:r>
               <w:rPr>
                 <w:rFonts w:ascii="Times New Roman" w:hAnsi="Times New Roman" w:cs="Times New Roman"/>
@@ -22430,7 +21207,6 @@
               </w:rPr>
               <w:t>accell</w:t>
             </w:r>
-            <w:proofErr w:type="spellEnd"/>
             <w:r>
               <w:rPr>
                 <w:rFonts w:ascii="Times New Roman" w:hAnsi="Times New Roman" w:cs="Times New Roman"/>
@@ -23588,27 +22364,7 @@
                 <w:szCs w:val="20"/>
                 <w:lang w:val="de-DE"/>
               </w:rPr>
-              <w:t xml:space="preserve">Ein Legatobogen geändert zu zwei </w:t>
-            </w:r>
-            <w:proofErr w:type="spellStart"/>
-            <w:r>
-              <w:rPr>
-                <w:rFonts w:ascii="Times New Roman" w:hAnsi="Times New Roman" w:cs="Times New Roman"/>
-                <w:sz w:val="20"/>
-                <w:szCs w:val="20"/>
-                <w:lang w:val="de-DE"/>
-              </w:rPr>
-              <w:t>Legatobögen</w:t>
-            </w:r>
-            <w:proofErr w:type="spellEnd"/>
-            <w:r>
-              <w:rPr>
-                <w:rFonts w:ascii="Times New Roman" w:hAnsi="Times New Roman" w:cs="Times New Roman"/>
-                <w:sz w:val="20"/>
-                <w:szCs w:val="20"/>
-                <w:lang w:val="de-DE"/>
-              </w:rPr>
-              <w:t xml:space="preserve"> 5–8/16 und 9–12/16 (wie Textfassung 3) mit rotem Buntstift.</w:t>
+              <w:t>Ein Legatobogen geändert zu zwei Legatobögen 5–8/16 und 9–12/16 (wie Textfassung 3) mit rotem Buntstift.</w:t>
             </w:r>
           </w:p>
         </w:tc>
@@ -24473,7 +23229,6 @@
                 <w:szCs w:val="20"/>
               </w:rPr>
             </w:pPr>
-            <w:proofErr w:type="spellStart"/>
             <w:r>
               <w:rPr>
                 <w:rFonts w:ascii="Times New Roman" w:hAnsi="Times New Roman" w:cs="Times New Roman"/>
@@ -24484,7 +23239,6 @@
               </w:rPr>
               <w:t>accell</w:t>
             </w:r>
-            <w:proofErr w:type="spellEnd"/>
             <w:r>
               <w:rPr>
                 <w:rFonts w:ascii="Times New Roman" w:hAnsi="Times New Roman" w:cs="Times New Roman"/>
@@ -25146,7 +23900,6 @@
                 <w:szCs w:val="20"/>
               </w:rPr>
             </w:pPr>
-            <w:proofErr w:type="spellStart"/>
             <w:r>
               <w:rPr>
                 <w:rFonts w:ascii="Times New Roman" w:hAnsi="Times New Roman" w:cs="Times New Roman"/>
@@ -25157,7 +23910,6 @@
               </w:rPr>
               <w:t>rit</w:t>
             </w:r>
-            <w:proofErr w:type="spellEnd"/>
             <w:r>
               <w:rPr>
                 <w:rFonts w:ascii="Times New Roman" w:hAnsi="Times New Roman" w:cs="Times New Roman"/>
@@ -25174,20 +23926,8 @@
                 <w:sz w:val="20"/>
                 <w:szCs w:val="20"/>
               </w:rPr>
-              <w:t xml:space="preserve">molto </w:t>
-            </w:r>
-            <w:proofErr w:type="spellStart"/>
-            <w:r>
-              <w:rPr>
-                <w:rFonts w:ascii="Times New Roman" w:hAnsi="Times New Roman" w:cs="Times New Roman"/>
-                <w:i/>
-                <w:iCs/>
-                <w:sz w:val="20"/>
-                <w:szCs w:val="20"/>
-              </w:rPr>
-              <w:t>rit</w:t>
-            </w:r>
-            <w:proofErr w:type="spellEnd"/>
+              <w:t>molto rit</w:t>
+            </w:r>
             <w:r>
               <w:rPr>
                 <w:rFonts w:ascii="Times New Roman" w:hAnsi="Times New Roman" w:cs="Times New Roman"/>
@@ -25503,25 +24243,7 @@
                 <w:sz w:val="20"/>
                 <w:szCs w:val="20"/>
               </w:rPr>
-              <w:t>[</w:t>
-            </w:r>
-            <w:proofErr w:type="spellStart"/>
-            <w:r>
-              <w:rPr>
-                <w:rFonts w:ascii="Times New Roman" w:hAnsi="Times New Roman" w:cs="Times New Roman"/>
-                <w:sz w:val="20"/>
-                <w:szCs w:val="20"/>
-              </w:rPr>
-              <w:t>sfff</w:t>
-            </w:r>
-            <w:proofErr w:type="spellEnd"/>
-            <w:r>
-              <w:rPr>
-                <w:rFonts w:ascii="Times New Roman" w:hAnsi="Times New Roman" w:cs="Times New Roman"/>
-                <w:sz w:val="20"/>
-                <w:szCs w:val="20"/>
-              </w:rPr>
-              <w:t xml:space="preserve">] (wie Textfassung 3) </w:t>
+              <w:t xml:space="preserve">[sfff] (wie Textfassung 3) </w:t>
             </w:r>
             <w:r>
               <w:rPr>
@@ -25962,25 +24684,7 @@
                 <w:sz w:val="20"/>
                 <w:szCs w:val="20"/>
               </w:rPr>
-              <w:t xml:space="preserve">Legatobogen geändert zu </w:t>
-            </w:r>
-            <w:proofErr w:type="spellStart"/>
-            <w:r>
-              <w:rPr>
-                <w:rFonts w:ascii="Times New Roman" w:hAnsi="Times New Roman" w:cs="Times New Roman"/>
-                <w:sz w:val="20"/>
-                <w:szCs w:val="20"/>
-              </w:rPr>
-              <w:t>Legatobögen</w:t>
-            </w:r>
-            <w:proofErr w:type="spellEnd"/>
-            <w:r>
-              <w:rPr>
-                <w:rFonts w:ascii="Times New Roman" w:hAnsi="Times New Roman" w:cs="Times New Roman"/>
-                <w:sz w:val="20"/>
-                <w:szCs w:val="20"/>
-              </w:rPr>
-              <w:t xml:space="preserve"> T. 22 1. Note bis T. 23 1/4 und T. 23 2.–3. Note</w:t>
+              <w:t>Legatobogen geändert zu Legatobögen T. 22 1. Note bis T. 23 1/4 und T. 23 2.–3. Note</w:t>
             </w:r>
             <w:r>
               <w:rPr>
@@ -27044,25 +25748,7 @@
                 <w:sz w:val="20"/>
                 <w:szCs w:val="20"/>
               </w:rPr>
-              <w:t xml:space="preserve"> [</w:t>
-            </w:r>
-            <w:proofErr w:type="spellStart"/>
-            <w:r>
-              <w:rPr>
-                <w:rFonts w:ascii="Times New Roman" w:hAnsi="Times New Roman" w:cs="Times New Roman"/>
-                <w:sz w:val="20"/>
-                <w:szCs w:val="20"/>
-              </w:rPr>
-              <w:t>sfff</w:t>
-            </w:r>
-            <w:proofErr w:type="spellEnd"/>
-            <w:r>
-              <w:rPr>
-                <w:rFonts w:ascii="Times New Roman" w:hAnsi="Times New Roman" w:cs="Times New Roman"/>
-                <w:sz w:val="20"/>
-                <w:szCs w:val="20"/>
-              </w:rPr>
-              <w:t xml:space="preserve">] gestrichen (wie Textfassung 3) </w:t>
+              <w:t xml:space="preserve"> [sfff] gestrichen (wie Textfassung 3) </w:t>
             </w:r>
             <w:r>
               <w:rPr>
